--- a/Task1_Proposal_721242_Chukwudolue_T.docx
+++ b/Task1_Proposal_721242_Chukwudolue_T.docx
@@ -10,6 +10,7 @@
           <w:docPartUnique/>
         </w:docPartObj>
       </w:sdtPr>
+      <w:sdtEndPr/>
       <w:sdtContent>
         <w:p>
           <w:r>
@@ -357,6 +358,7 @@
                                   <w:dataBinding w:prefixMappings="xmlns:ns0='http://schemas.microsoft.com/office/2006/coverPageProps' " w:xpath="/ns0:CoverPageProperties[1]/ns0:Abstract[1]" w:storeItemID="{55AF091B-3C7A-41E3-B477-F2FDAA23CFDA}"/>
                                   <w:text w:multiLine="1"/>
                                 </w:sdtPr>
+                                <w:sdtEndPr/>
                                 <w:sdtContent>
                                   <w:p>
                                     <w:pPr>
@@ -422,6 +424,7 @@
                             <w:dataBinding w:prefixMappings="xmlns:ns0='http://schemas.microsoft.com/office/2006/coverPageProps' " w:xpath="/ns0:CoverPageProperties[1]/ns0:Abstract[1]" w:storeItemID="{55AF091B-3C7A-41E3-B477-F2FDAA23CFDA}"/>
                             <w:text w:multiLine="1"/>
                           </w:sdtPr>
+                          <w:sdtEndPr/>
                           <w:sdtContent>
                             <w:p>
                               <w:pPr>
@@ -551,7 +554,7 @@
                                         <w:sz w:val="64"/>
                                         <w:szCs w:val="64"/>
                                       </w:rPr>
-                                      <w:t xml:space="preserve">Greenfield local hub </w:t>
+                                      <w:t>Greenfield local hub</w:t>
                                     </w:r>
                                   </w:sdtContent>
                                 </w:sdt>
@@ -569,6 +572,7 @@
                                   <w:dataBinding w:prefixMappings="xmlns:ns0='http://purl.org/dc/elements/1.1/' xmlns:ns1='http://schemas.openxmlformats.org/package/2006/metadata/core-properties' " w:xpath="/ns1:coreProperties[1]/ns0:subject[1]" w:storeItemID="{6C3C8BC8-F283-45AE-878A-BAB7291924A1}"/>
                                   <w:text/>
                                 </w:sdtPr>
+                                <w:sdtEndPr/>
                                 <w:sdtContent>
                                   <w:p>
                                     <w:pPr>
@@ -586,7 +590,7 @@
                                         <w:sz w:val="36"/>
                                         <w:szCs w:val="36"/>
                                       </w:rPr>
-                                      <w:t xml:space="preserve">Proposal </w:t>
+                                      <w:t>Proposal</w:t>
                                     </w:r>
                                   </w:p>
                                 </w:sdtContent>
@@ -652,7 +656,7 @@
                                   <w:sz w:val="64"/>
                                   <w:szCs w:val="64"/>
                                 </w:rPr>
-                                <w:t xml:space="preserve">Greenfield local hub </w:t>
+                                <w:t>Greenfield local hub</w:t>
                               </w:r>
                             </w:sdtContent>
                           </w:sdt>
@@ -670,6 +674,7 @@
                             <w:dataBinding w:prefixMappings="xmlns:ns0='http://purl.org/dc/elements/1.1/' xmlns:ns1='http://schemas.openxmlformats.org/package/2006/metadata/core-properties' " w:xpath="/ns1:coreProperties[1]/ns0:subject[1]" w:storeItemID="{6C3C8BC8-F283-45AE-878A-BAB7291924A1}"/>
                             <w:text/>
                           </w:sdtPr>
+                          <w:sdtEndPr/>
                           <w:sdtContent>
                             <w:p>
                               <w:pPr>
@@ -687,7 +692,7 @@
                                   <w:sz w:val="36"/>
                                   <w:szCs w:val="36"/>
                                 </w:rPr>
-                                <w:t xml:space="preserve">Proposal </w:t>
+                                <w:t>Proposal</w:t>
                               </w:r>
                             </w:p>
                           </w:sdtContent>
@@ -769,6 +774,7 @@
                                   <w:dataBinding w:prefixMappings="xmlns:ns0='http://purl.org/dc/elements/1.1/' xmlns:ns1='http://schemas.openxmlformats.org/package/2006/metadata/core-properties' " w:xpath="/ns1:coreProperties[1]/ns0:creator[1]" w:storeItemID="{6C3C8BC8-F283-45AE-878A-BAB7291924A1}"/>
                                   <w:text/>
                                 </w:sdtPr>
+                                <w:sdtEndPr/>
                                 <w:sdtContent>
                                   <w:p>
                                     <w:pPr>
@@ -814,6 +820,7 @@
                                     <w:dataBinding w:prefixMappings="xmlns:ns0='http://schemas.microsoft.com/office/2006/coverPageProps' " w:xpath="/ns0:CoverPageProperties[1]/ns0:CompanyEmail[1]" w:storeItemID="{55AF091B-3C7A-41E3-B477-F2FDAA23CFDA}"/>
                                     <w:text/>
                                   </w:sdtPr>
+                                  <w:sdtEndPr/>
                                   <w:sdtContent>
                                     <w:r>
                                       <w:rPr>
@@ -864,6 +871,7 @@
                             <w:dataBinding w:prefixMappings="xmlns:ns0='http://purl.org/dc/elements/1.1/' xmlns:ns1='http://schemas.openxmlformats.org/package/2006/metadata/core-properties' " w:xpath="/ns1:coreProperties[1]/ns0:creator[1]" w:storeItemID="{6C3C8BC8-F283-45AE-878A-BAB7291924A1}"/>
                             <w:text/>
                           </w:sdtPr>
+                          <w:sdtEndPr/>
                           <w:sdtContent>
                             <w:p>
                               <w:pPr>
@@ -909,6 +917,7 @@
                               <w:dataBinding w:prefixMappings="xmlns:ns0='http://schemas.microsoft.com/office/2006/coverPageProps' " w:xpath="/ns0:CoverPageProperties[1]/ns0:CompanyEmail[1]" w:storeItemID="{55AF091B-3C7A-41E3-B477-F2FDAA23CFDA}"/>
                               <w:text/>
                             </w:sdtPr>
+                            <w:sdtEndPr/>
                             <w:sdtContent>
                               <w:r>
                                 <w:rPr>
@@ -937,6 +946,13 @@
     </w:sdt>
     <w:sdt>
       <w:sdtPr>
+        <w:rPr>
+          <w:rFonts w:asciiTheme="minorHAnsi" w:eastAsiaTheme="minorHAnsi" w:hAnsiTheme="minorHAnsi" w:cstheme="minorBidi"/>
+          <w:color w:val="auto"/>
+          <w:sz w:val="22"/>
+          <w:szCs w:val="22"/>
+          <w:lang w:eastAsia="en-US"/>
+        </w:rPr>
         <w:id w:val="-1540512083"/>
         <w:docPartObj>
           <w:docPartGallery w:val="Table of Contents"/>
@@ -945,13 +961,8 @@
       </w:sdtPr>
       <w:sdtEndPr>
         <w:rPr>
-          <w:rFonts w:asciiTheme="minorHAnsi" w:eastAsiaTheme="minorHAnsi" w:hAnsiTheme="minorHAnsi" w:cstheme="minorBidi"/>
           <w:b/>
           <w:bCs/>
-          <w:color w:val="auto"/>
-          <w:sz w:val="22"/>
-          <w:szCs w:val="22"/>
-          <w:lang w:eastAsia="en-US"/>
         </w:rPr>
       </w:sdtEndPr>
       <w:sdtContent>
@@ -970,7 +981,9 @@
               <w:tab w:val="right" w:leader="dot" w:pos="9016"/>
             </w:tabs>
             <w:rPr>
+              <w:rFonts w:eastAsiaTheme="minorEastAsia"/>
               <w:noProof/>
+              <w:lang w:eastAsia="en-GB"/>
             </w:rPr>
           </w:pPr>
           <w:r>
@@ -982,7 +995,7 @@
           <w:r>
             <w:fldChar w:fldCharType="separate"/>
           </w:r>
-          <w:hyperlink w:anchor="_Toc223954626" w:history="1">
+          <w:hyperlink w:anchor="_Toc223965393" w:history="1">
             <w:r>
               <w:rPr>
                 <w:rStyle w:val="Hyperlink"/>
@@ -1011,7 +1024,7 @@
                 <w:noProof/>
                 <w:webHidden/>
               </w:rPr>
-              <w:instrText xml:space="preserve"> PAGEREF _Toc223954626 \h </w:instrText>
+              <w:instrText xml:space="preserve"> PAGEREF _Toc223965393 \h </w:instrText>
             </w:r>
             <w:r>
               <w:rPr>
@@ -1049,10 +1062,12 @@
               <w:tab w:val="right" w:leader="dot" w:pos="9016"/>
             </w:tabs>
             <w:rPr>
+              <w:rFonts w:eastAsiaTheme="minorEastAsia"/>
               <w:noProof/>
+              <w:lang w:eastAsia="en-GB"/>
             </w:rPr>
           </w:pPr>
-          <w:hyperlink w:anchor="_Toc223954627" w:history="1">
+          <w:hyperlink w:anchor="_Toc223965394" w:history="1">
             <w:r>
               <w:rPr>
                 <w:rStyle w:val="Hyperlink"/>
@@ -1079,7 +1094,7 @@
                 <w:noProof/>
                 <w:webHidden/>
               </w:rPr>
-              <w:instrText xml:space="preserve"> PAGEREF _Toc223954627 \h </w:instrText>
+              <w:instrText xml:space="preserve"> PAGEREF _Toc223965394 \h </w:instrText>
             </w:r>
             <w:r>
               <w:rPr>
@@ -1117,10 +1132,12 @@
               <w:tab w:val="right" w:leader="dot" w:pos="9016"/>
             </w:tabs>
             <w:rPr>
+              <w:rFonts w:eastAsiaTheme="minorEastAsia"/>
               <w:noProof/>
+              <w:lang w:eastAsia="en-GB"/>
             </w:rPr>
           </w:pPr>
-          <w:hyperlink w:anchor="_Toc223954628" w:history="1">
+          <w:hyperlink w:anchor="_Toc223965395" w:history="1">
             <w:r>
               <w:rPr>
                 <w:rStyle w:val="Hyperlink"/>
@@ -1147,7 +1164,7 @@
                 <w:noProof/>
                 <w:webHidden/>
               </w:rPr>
-              <w:instrText xml:space="preserve"> PAGEREF _Toc223954628 \h </w:instrText>
+              <w:instrText xml:space="preserve"> PAGEREF _Toc223965395 \h </w:instrText>
             </w:r>
             <w:r>
               <w:rPr>
@@ -1185,10 +1202,12 @@
               <w:tab w:val="right" w:leader="dot" w:pos="9016"/>
             </w:tabs>
             <w:rPr>
+              <w:rFonts w:eastAsiaTheme="minorEastAsia"/>
               <w:noProof/>
+              <w:lang w:eastAsia="en-GB"/>
             </w:rPr>
           </w:pPr>
-          <w:hyperlink w:anchor="_Toc223954629" w:history="1">
+          <w:hyperlink w:anchor="_Toc223965396" w:history="1">
             <w:r>
               <w:rPr>
                 <w:rStyle w:val="Hyperlink"/>
@@ -1215,7 +1234,7 @@
                 <w:noProof/>
                 <w:webHidden/>
               </w:rPr>
-              <w:instrText xml:space="preserve"> PAGEREF _Toc223954629 \h </w:instrText>
+              <w:instrText xml:space="preserve"> PAGEREF _Toc223965396 \h </w:instrText>
             </w:r>
             <w:r>
               <w:rPr>
@@ -1253,16 +1272,18 @@
               <w:tab w:val="right" w:leader="dot" w:pos="9016"/>
             </w:tabs>
             <w:rPr>
+              <w:rFonts w:eastAsiaTheme="minorEastAsia"/>
               <w:noProof/>
+              <w:lang w:eastAsia="en-GB"/>
             </w:rPr>
           </w:pPr>
-          <w:hyperlink w:anchor="_Toc223954630" w:history="1">
+          <w:hyperlink w:anchor="_Toc223965397" w:history="1">
             <w:r>
               <w:rPr>
                 <w:rStyle w:val="Hyperlink"/>
                 <w:noProof/>
               </w:rPr>
-              <w:t>Customer Loyalty Program</w:t>
+              <w:t>Producer Dashboard</w:t>
             </w:r>
             <w:r>
               <w:rPr>
@@ -1283,7 +1304,7 @@
                 <w:noProof/>
                 <w:webHidden/>
               </w:rPr>
-              <w:instrText xml:space="preserve"> PAGEREF _Toc223954630 \h </w:instrText>
+              <w:instrText xml:space="preserve"> PAGEREF _Toc223965397 \h </w:instrText>
             </w:r>
             <w:r>
               <w:rPr>
@@ -1303,7 +1324,7 @@
                 <w:noProof/>
                 <w:webHidden/>
               </w:rPr>
-              <w:t>2</w:t>
+              <w:t>3</w:t>
             </w:r>
             <w:r>
               <w:rPr>
@@ -1321,15 +1342,87 @@
               <w:tab w:val="right" w:leader="dot" w:pos="9016"/>
             </w:tabs>
             <w:rPr>
+              <w:rFonts w:eastAsiaTheme="minorEastAsia"/>
               <w:noProof/>
+              <w:lang w:eastAsia="en-GB"/>
             </w:rPr>
           </w:pPr>
-          <w:hyperlink w:anchor="_Toc223954631" w:history="1">
+          <w:hyperlink w:anchor="_Toc223965398" w:history="1">
             <w:r>
               <w:rPr>
                 <w:rStyle w:val="Hyperlink"/>
                 <w:noProof/>
               </w:rPr>
+              <w:t>Customer Loyalty Program</w:t>
+            </w:r>
+            <w:r>
+              <w:rPr>
+                <w:noProof/>
+                <w:webHidden/>
+              </w:rPr>
+              <w:tab/>
+            </w:r>
+            <w:r>
+              <w:rPr>
+                <w:noProof/>
+                <w:webHidden/>
+              </w:rPr>
+              <w:fldChar w:fldCharType="begin"/>
+            </w:r>
+            <w:r>
+              <w:rPr>
+                <w:noProof/>
+                <w:webHidden/>
+              </w:rPr>
+              <w:instrText xml:space="preserve"> PAGEREF _Toc223965398 \h </w:instrText>
+            </w:r>
+            <w:r>
+              <w:rPr>
+                <w:noProof/>
+                <w:webHidden/>
+              </w:rPr>
+            </w:r>
+            <w:r>
+              <w:rPr>
+                <w:noProof/>
+                <w:webHidden/>
+              </w:rPr>
+              <w:fldChar w:fldCharType="separate"/>
+            </w:r>
+            <w:r>
+              <w:rPr>
+                <w:noProof/>
+                <w:webHidden/>
+              </w:rPr>
+              <w:t>3</w:t>
+            </w:r>
+            <w:r>
+              <w:rPr>
+                <w:noProof/>
+                <w:webHidden/>
+              </w:rPr>
+              <w:fldChar w:fldCharType="end"/>
+            </w:r>
+          </w:hyperlink>
+        </w:p>
+        <w:p>
+          <w:pPr>
+            <w:pStyle w:val="TOC2"/>
+            <w:tabs>
+              <w:tab w:val="right" w:leader="dot" w:pos="9016"/>
+            </w:tabs>
+            <w:rPr>
+              <w:rFonts w:eastAsiaTheme="minorEastAsia"/>
+              <w:noProof/>
+              <w:lang w:eastAsia="en-GB"/>
+            </w:rPr>
+          </w:pPr>
+          <w:hyperlink w:anchor="_Toc223965399" w:history="1">
+            <w:r>
+              <w:rPr>
+                <w:rStyle w:val="Hyperlink"/>
+                <w:noProof/>
+              </w:rPr>
               <w:t>Accessibility Features</w:t>
             </w:r>
             <w:r>
@@ -1351,7 +1444,7 @@
                 <w:noProof/>
                 <w:webHidden/>
               </w:rPr>
-              <w:instrText xml:space="preserve"> PAGEREF _Toc223954631 \h </w:instrText>
+              <w:instrText xml:space="preserve"> PAGEREF _Toc223965399 \h </w:instrText>
             </w:r>
             <w:r>
               <w:rPr>
@@ -1371,7 +1464,7 @@
                 <w:noProof/>
                 <w:webHidden/>
               </w:rPr>
-              <w:t>2</w:t>
+              <w:t>3</w:t>
             </w:r>
             <w:r>
               <w:rPr>
@@ -1389,10 +1482,12 @@
               <w:tab w:val="right" w:leader="dot" w:pos="9016"/>
             </w:tabs>
             <w:rPr>
+              <w:rFonts w:eastAsiaTheme="minorEastAsia"/>
               <w:noProof/>
+              <w:lang w:eastAsia="en-GB"/>
             </w:rPr>
           </w:pPr>
-          <w:hyperlink w:anchor="_Toc223954632" w:history="1">
+          <w:hyperlink w:anchor="_Toc223965400" w:history="1">
             <w:r>
               <w:rPr>
                 <w:rStyle w:val="Hyperlink"/>
@@ -1421,7 +1516,7 @@
                 <w:noProof/>
                 <w:webHidden/>
               </w:rPr>
-              <w:instrText xml:space="preserve"> PAGEREF _Toc223954632 \h </w:instrText>
+              <w:instrText xml:space="preserve"> PAGEREF _Toc223965400 \h </w:instrText>
             </w:r>
             <w:r>
               <w:rPr>
@@ -1441,7 +1536,7 @@
                 <w:noProof/>
                 <w:webHidden/>
               </w:rPr>
-              <w:t>2</w:t>
+              <w:t>4</w:t>
             </w:r>
             <w:r>
               <w:rPr>
@@ -1459,10 +1554,12 @@
               <w:tab w:val="right" w:leader="dot" w:pos="9016"/>
             </w:tabs>
             <w:rPr>
+              <w:rFonts w:eastAsiaTheme="minorEastAsia"/>
               <w:noProof/>
+              <w:lang w:eastAsia="en-GB"/>
             </w:rPr>
           </w:pPr>
-          <w:hyperlink w:anchor="_Toc223954633" w:history="1">
+          <w:hyperlink w:anchor="_Toc223965401" w:history="1">
             <w:r>
               <w:rPr>
                 <w:rStyle w:val="Hyperlink"/>
@@ -1491,7 +1588,7 @@
                 <w:noProof/>
                 <w:webHidden/>
               </w:rPr>
-              <w:instrText xml:space="preserve"> PAGEREF _Toc223954633 \h </w:instrText>
+              <w:instrText xml:space="preserve"> PAGEREF _Toc223965401 \h </w:instrText>
             </w:r>
             <w:r>
               <w:rPr>
@@ -1511,7 +1608,7 @@
                 <w:noProof/>
                 <w:webHidden/>
               </w:rPr>
-              <w:t>2</w:t>
+              <w:t>4</w:t>
             </w:r>
             <w:r>
               <w:rPr>
@@ -1529,10 +1626,12 @@
               <w:tab w:val="right" w:leader="dot" w:pos="9016"/>
             </w:tabs>
             <w:rPr>
+              <w:rFonts w:eastAsiaTheme="minorEastAsia"/>
               <w:noProof/>
+              <w:lang w:eastAsia="en-GB"/>
             </w:rPr>
           </w:pPr>
-          <w:hyperlink w:anchor="_Toc223954634" w:history="1">
+          <w:hyperlink w:anchor="_Toc223965402" w:history="1">
             <w:r>
               <w:rPr>
                 <w:rStyle w:val="Hyperlink"/>
@@ -1561,7 +1660,7 @@
                 <w:noProof/>
                 <w:webHidden/>
               </w:rPr>
-              <w:instrText xml:space="preserve"> PAGEREF _Toc223954634 \h </w:instrText>
+              <w:instrText xml:space="preserve"> PAGEREF _Toc223965402 \h </w:instrText>
             </w:r>
             <w:r>
               <w:rPr>
@@ -1581,7 +1680,287 @@
                 <w:noProof/>
                 <w:webHidden/>
               </w:rPr>
-              <w:t>2</w:t>
+              <w:t>4</w:t>
+            </w:r>
+            <w:r>
+              <w:rPr>
+                <w:noProof/>
+                <w:webHidden/>
+              </w:rPr>
+              <w:fldChar w:fldCharType="end"/>
+            </w:r>
+          </w:hyperlink>
+        </w:p>
+        <w:p>
+          <w:pPr>
+            <w:pStyle w:val="TOC2"/>
+            <w:tabs>
+              <w:tab w:val="right" w:leader="dot" w:pos="9016"/>
+            </w:tabs>
+            <w:rPr>
+              <w:rFonts w:eastAsiaTheme="minorEastAsia"/>
+              <w:noProof/>
+              <w:lang w:eastAsia="en-GB"/>
+            </w:rPr>
+          </w:pPr>
+          <w:hyperlink w:anchor="_Toc223965403" w:history="1">
+            <w:r>
+              <w:rPr>
+                <w:rStyle w:val="Hyperlink"/>
+                <w:noProof/>
+              </w:rPr>
+              <w:t>Functional Requirement</w:t>
+            </w:r>
+            <w:r>
+              <w:rPr>
+                <w:noProof/>
+                <w:webHidden/>
+              </w:rPr>
+              <w:tab/>
+            </w:r>
+            <w:r>
+              <w:rPr>
+                <w:noProof/>
+                <w:webHidden/>
+              </w:rPr>
+              <w:fldChar w:fldCharType="begin"/>
+            </w:r>
+            <w:r>
+              <w:rPr>
+                <w:noProof/>
+                <w:webHidden/>
+              </w:rPr>
+              <w:instrText xml:space="preserve"> PAGEREF _Toc223965403 \h </w:instrText>
+            </w:r>
+            <w:r>
+              <w:rPr>
+                <w:noProof/>
+                <w:webHidden/>
+              </w:rPr>
+            </w:r>
+            <w:r>
+              <w:rPr>
+                <w:noProof/>
+                <w:webHidden/>
+              </w:rPr>
+              <w:fldChar w:fldCharType="separate"/>
+            </w:r>
+            <w:r>
+              <w:rPr>
+                <w:noProof/>
+                <w:webHidden/>
+              </w:rPr>
+              <w:t>4</w:t>
+            </w:r>
+            <w:r>
+              <w:rPr>
+                <w:noProof/>
+                <w:webHidden/>
+              </w:rPr>
+              <w:fldChar w:fldCharType="end"/>
+            </w:r>
+          </w:hyperlink>
+        </w:p>
+        <w:p>
+          <w:pPr>
+            <w:pStyle w:val="TOC2"/>
+            <w:tabs>
+              <w:tab w:val="right" w:leader="dot" w:pos="9016"/>
+            </w:tabs>
+            <w:rPr>
+              <w:rFonts w:eastAsiaTheme="minorEastAsia"/>
+              <w:noProof/>
+              <w:lang w:eastAsia="en-GB"/>
+            </w:rPr>
+          </w:pPr>
+          <w:hyperlink w:anchor="_Toc223965404" w:history="1">
+            <w:r>
+              <w:rPr>
+                <w:rStyle w:val="Hyperlink"/>
+                <w:noProof/>
+              </w:rPr>
+              <w:t>User Story</w:t>
+            </w:r>
+            <w:r>
+              <w:rPr>
+                <w:noProof/>
+                <w:webHidden/>
+              </w:rPr>
+              <w:tab/>
+            </w:r>
+            <w:r>
+              <w:rPr>
+                <w:noProof/>
+                <w:webHidden/>
+              </w:rPr>
+              <w:fldChar w:fldCharType="begin"/>
+            </w:r>
+            <w:r>
+              <w:rPr>
+                <w:noProof/>
+                <w:webHidden/>
+              </w:rPr>
+              <w:instrText xml:space="preserve"> PAGEREF _Toc223965404 \h </w:instrText>
+            </w:r>
+            <w:r>
+              <w:rPr>
+                <w:noProof/>
+                <w:webHidden/>
+              </w:rPr>
+            </w:r>
+            <w:r>
+              <w:rPr>
+                <w:noProof/>
+                <w:webHidden/>
+              </w:rPr>
+              <w:fldChar w:fldCharType="separate"/>
+            </w:r>
+            <w:r>
+              <w:rPr>
+                <w:noProof/>
+                <w:webHidden/>
+              </w:rPr>
+              <w:t>4</w:t>
+            </w:r>
+            <w:r>
+              <w:rPr>
+                <w:noProof/>
+                <w:webHidden/>
+              </w:rPr>
+              <w:fldChar w:fldCharType="end"/>
+            </w:r>
+          </w:hyperlink>
+        </w:p>
+        <w:p>
+          <w:pPr>
+            <w:pStyle w:val="TOC2"/>
+            <w:tabs>
+              <w:tab w:val="right" w:leader="dot" w:pos="9016"/>
+            </w:tabs>
+            <w:rPr>
+              <w:rFonts w:eastAsiaTheme="minorEastAsia"/>
+              <w:noProof/>
+              <w:lang w:eastAsia="en-GB"/>
+            </w:rPr>
+          </w:pPr>
+          <w:hyperlink w:anchor="_Toc223965405" w:history="1">
+            <w:r>
+              <w:rPr>
+                <w:rStyle w:val="Hyperlink"/>
+                <w:noProof/>
+              </w:rPr>
+              <w:t>User Acceptance Criteria</w:t>
+            </w:r>
+            <w:r>
+              <w:rPr>
+                <w:noProof/>
+                <w:webHidden/>
+              </w:rPr>
+              <w:tab/>
+            </w:r>
+            <w:r>
+              <w:rPr>
+                <w:noProof/>
+                <w:webHidden/>
+              </w:rPr>
+              <w:fldChar w:fldCharType="begin"/>
+            </w:r>
+            <w:r>
+              <w:rPr>
+                <w:noProof/>
+                <w:webHidden/>
+              </w:rPr>
+              <w:instrText xml:space="preserve"> PAGEREF _Toc223965405 \h </w:instrText>
+            </w:r>
+            <w:r>
+              <w:rPr>
+                <w:noProof/>
+                <w:webHidden/>
+              </w:rPr>
+            </w:r>
+            <w:r>
+              <w:rPr>
+                <w:noProof/>
+                <w:webHidden/>
+              </w:rPr>
+              <w:fldChar w:fldCharType="separate"/>
+            </w:r>
+            <w:r>
+              <w:rPr>
+                <w:noProof/>
+                <w:webHidden/>
+              </w:rPr>
+              <w:t>4</w:t>
+            </w:r>
+            <w:r>
+              <w:rPr>
+                <w:noProof/>
+                <w:webHidden/>
+              </w:rPr>
+              <w:fldChar w:fldCharType="end"/>
+            </w:r>
+          </w:hyperlink>
+        </w:p>
+        <w:p>
+          <w:pPr>
+            <w:pStyle w:val="TOC2"/>
+            <w:tabs>
+              <w:tab w:val="right" w:leader="dot" w:pos="9016"/>
+            </w:tabs>
+            <w:rPr>
+              <w:rFonts w:eastAsiaTheme="minorEastAsia"/>
+              <w:noProof/>
+              <w:lang w:eastAsia="en-GB"/>
+            </w:rPr>
+          </w:pPr>
+          <w:hyperlink w:anchor="_Toc223965406" w:history="1">
+            <w:r>
+              <w:rPr>
+                <w:rStyle w:val="Hyperlink"/>
+                <w:noProof/>
+              </w:rPr>
+              <w:t>Justification</w:t>
+            </w:r>
+            <w:r>
+              <w:rPr>
+                <w:noProof/>
+                <w:webHidden/>
+              </w:rPr>
+              <w:tab/>
+            </w:r>
+            <w:r>
+              <w:rPr>
+                <w:noProof/>
+                <w:webHidden/>
+              </w:rPr>
+              <w:fldChar w:fldCharType="begin"/>
+            </w:r>
+            <w:r>
+              <w:rPr>
+                <w:noProof/>
+                <w:webHidden/>
+              </w:rPr>
+              <w:instrText xml:space="preserve"> PAGEREF _Toc223965406 \h </w:instrText>
+            </w:r>
+            <w:r>
+              <w:rPr>
+                <w:noProof/>
+                <w:webHidden/>
+              </w:rPr>
+            </w:r>
+            <w:r>
+              <w:rPr>
+                <w:noProof/>
+                <w:webHidden/>
+              </w:rPr>
+              <w:fldChar w:fldCharType="separate"/>
+            </w:r>
+            <w:r>
+              <w:rPr>
+                <w:noProof/>
+                <w:webHidden/>
+              </w:rPr>
+              <w:t>4</w:t>
             </w:r>
             <w:r>
               <w:rPr>
@@ -1599,10 +1978,12 @@
               <w:tab w:val="right" w:leader="dot" w:pos="9016"/>
             </w:tabs>
             <w:rPr>
+              <w:rFonts w:eastAsiaTheme="minorEastAsia"/>
               <w:noProof/>
+              <w:lang w:eastAsia="en-GB"/>
             </w:rPr>
           </w:pPr>
-          <w:hyperlink w:anchor="_Toc223954635" w:history="1">
+          <w:hyperlink w:anchor="_Toc223965407" w:history="1">
             <w:r>
               <w:rPr>
                 <w:rStyle w:val="Hyperlink"/>
@@ -1631,7 +2012,7 @@
                 <w:noProof/>
                 <w:webHidden/>
               </w:rPr>
-              <w:instrText xml:space="preserve"> PAGEREF _Toc223954635 \h </w:instrText>
+              <w:instrText xml:space="preserve"> PAGEREF _Toc223965407 \h </w:instrText>
             </w:r>
             <w:r>
               <w:rPr>
@@ -1651,7 +2032,7 @@
                 <w:noProof/>
                 <w:webHidden/>
               </w:rPr>
-              <w:t>2</w:t>
+              <w:t>6</w:t>
             </w:r>
             <w:r>
               <w:rPr>
@@ -1669,10 +2050,12 @@
               <w:tab w:val="right" w:leader="dot" w:pos="9016"/>
             </w:tabs>
             <w:rPr>
+              <w:rFonts w:eastAsiaTheme="minorEastAsia"/>
               <w:noProof/>
+              <w:lang w:eastAsia="en-GB"/>
             </w:rPr>
           </w:pPr>
-          <w:hyperlink w:anchor="_Toc223954636" w:history="1">
+          <w:hyperlink w:anchor="_Toc223965408" w:history="1">
             <w:r>
               <w:rPr>
                 <w:rStyle w:val="Hyperlink"/>
@@ -1701,7 +2084,7 @@
                 <w:noProof/>
                 <w:webHidden/>
               </w:rPr>
-              <w:instrText xml:space="preserve"> PAGEREF _Toc223954636 \h </w:instrText>
+              <w:instrText xml:space="preserve"> PAGEREF _Toc223965408 \h </w:instrText>
             </w:r>
             <w:r>
               <w:rPr>
@@ -1721,7 +2104,7 @@
                 <w:noProof/>
                 <w:webHidden/>
               </w:rPr>
-              <w:t>2</w:t>
+              <w:t>6</w:t>
             </w:r>
             <w:r>
               <w:rPr>
@@ -1739,10 +2122,12 @@
               <w:tab w:val="right" w:leader="dot" w:pos="9016"/>
             </w:tabs>
             <w:rPr>
+              <w:rFonts w:eastAsiaTheme="minorEastAsia"/>
               <w:noProof/>
+              <w:lang w:eastAsia="en-GB"/>
             </w:rPr>
           </w:pPr>
-          <w:hyperlink w:anchor="_Toc223954637" w:history="1">
+          <w:hyperlink w:anchor="_Toc223965409" w:history="1">
             <w:r>
               <w:rPr>
                 <w:rStyle w:val="Hyperlink"/>
@@ -1771,7 +2156,7 @@
                 <w:noProof/>
                 <w:webHidden/>
               </w:rPr>
-              <w:instrText xml:space="preserve"> PAGEREF _Toc223954637 \h </w:instrText>
+              <w:instrText xml:space="preserve"> PAGEREF _Toc223965409 \h </w:instrText>
             </w:r>
             <w:r>
               <w:rPr>
@@ -1791,7 +2176,7 @@
                 <w:noProof/>
                 <w:webHidden/>
               </w:rPr>
-              <w:t>2</w:t>
+              <w:t>6</w:t>
             </w:r>
             <w:r>
               <w:rPr>
@@ -1809,10 +2194,12 @@
               <w:tab w:val="right" w:leader="dot" w:pos="9016"/>
             </w:tabs>
             <w:rPr>
+              <w:rFonts w:eastAsiaTheme="minorEastAsia"/>
               <w:noProof/>
+              <w:lang w:eastAsia="en-GB"/>
             </w:rPr>
           </w:pPr>
-          <w:hyperlink w:anchor="_Toc223954638" w:history="1">
+          <w:hyperlink w:anchor="_Toc223965410" w:history="1">
             <w:r>
               <w:rPr>
                 <w:rStyle w:val="Hyperlink"/>
@@ -1841,7 +2228,7 @@
                 <w:noProof/>
                 <w:webHidden/>
               </w:rPr>
-              <w:instrText xml:space="preserve"> PAGEREF _Toc223954638 \h </w:instrText>
+              <w:instrText xml:space="preserve"> PAGEREF _Toc223965410 \h </w:instrText>
             </w:r>
             <w:r>
               <w:rPr>
@@ -1861,7 +2248,7 @@
                 <w:noProof/>
                 <w:webHidden/>
               </w:rPr>
-              <w:t>2</w:t>
+              <w:t>6</w:t>
             </w:r>
             <w:r>
               <w:rPr>
@@ -1879,10 +2266,12 @@
               <w:tab w:val="right" w:leader="dot" w:pos="9016"/>
             </w:tabs>
             <w:rPr>
+              <w:rFonts w:eastAsiaTheme="minorEastAsia"/>
               <w:noProof/>
+              <w:lang w:eastAsia="en-GB"/>
             </w:rPr>
           </w:pPr>
-          <w:hyperlink w:anchor="_Toc223954639" w:history="1">
+          <w:hyperlink w:anchor="_Toc223965411" w:history="1">
             <w:r>
               <w:rPr>
                 <w:rStyle w:val="Hyperlink"/>
@@ -1911,7 +2300,7 @@
                 <w:noProof/>
                 <w:webHidden/>
               </w:rPr>
-              <w:instrText xml:space="preserve"> PAGEREF _Toc223954639 \h </w:instrText>
+              <w:instrText xml:space="preserve"> PAGEREF _Toc223965411 \h </w:instrText>
             </w:r>
             <w:r>
               <w:rPr>
@@ -1931,7 +2320,7 @@
                 <w:noProof/>
                 <w:webHidden/>
               </w:rPr>
-              <w:t>2</w:t>
+              <w:t>6</w:t>
             </w:r>
             <w:r>
               <w:rPr>
@@ -1949,10 +2338,12 @@
               <w:tab w:val="right" w:leader="dot" w:pos="9016"/>
             </w:tabs>
             <w:rPr>
+              <w:rFonts w:eastAsiaTheme="minorEastAsia"/>
               <w:noProof/>
+              <w:lang w:eastAsia="en-GB"/>
             </w:rPr>
           </w:pPr>
-          <w:hyperlink w:anchor="_Toc223954640" w:history="1">
+          <w:hyperlink w:anchor="_Toc223965412" w:history="1">
             <w:r>
               <w:rPr>
                 <w:rStyle w:val="Hyperlink"/>
@@ -1981,7 +2372,7 @@
                 <w:noProof/>
                 <w:webHidden/>
               </w:rPr>
-              <w:instrText xml:space="preserve"> PAGEREF _Toc223954640 \h </w:instrText>
+              <w:instrText xml:space="preserve"> PAGEREF _Toc223965412 \h </w:instrText>
             </w:r>
             <w:r>
               <w:rPr>
@@ -2001,7 +2392,7 @@
                 <w:noProof/>
                 <w:webHidden/>
               </w:rPr>
-              <w:t>2</w:t>
+              <w:t>6</w:t>
             </w:r>
             <w:r>
               <w:rPr>
@@ -2019,10 +2410,12 @@
               <w:tab w:val="right" w:leader="dot" w:pos="9016"/>
             </w:tabs>
             <w:rPr>
+              <w:rFonts w:eastAsiaTheme="minorEastAsia"/>
               <w:noProof/>
+              <w:lang w:eastAsia="en-GB"/>
             </w:rPr>
           </w:pPr>
-          <w:hyperlink w:anchor="_Toc223954641" w:history="1">
+          <w:hyperlink w:anchor="_Toc223965413" w:history="1">
             <w:r>
               <w:rPr>
                 <w:rStyle w:val="Hyperlink"/>
@@ -2051,7 +2444,7 @@
                 <w:noProof/>
                 <w:webHidden/>
               </w:rPr>
-              <w:instrText xml:space="preserve"> PAGEREF _Toc223954641 \h </w:instrText>
+              <w:instrText xml:space="preserve"> PAGEREF _Toc223965413 \h </w:instrText>
             </w:r>
             <w:r>
               <w:rPr>
@@ -2071,7 +2464,7 @@
                 <w:noProof/>
                 <w:webHidden/>
               </w:rPr>
-              <w:t>2</w:t>
+              <w:t>6</w:t>
             </w:r>
             <w:r>
               <w:rPr>
@@ -2147,7 +2540,6 @@
           <w:szCs w:val="30"/>
         </w:rPr>
       </w:pPr>
-      <w:bookmarkStart w:id="0" w:name="_Toc223954626"/>
     </w:p>
     <w:p/>
     <w:p/>
@@ -2166,6 +2558,7 @@
           <w:szCs w:val="30"/>
         </w:rPr>
       </w:pPr>
+      <w:bookmarkStart w:id="0" w:name="_Toc223965393"/>
       <w:r>
         <w:rPr>
           <w:b/>
@@ -2173,7 +2566,6 @@
           <w:sz w:val="30"/>
           <w:szCs w:val="30"/>
         </w:rPr>
-        <w:lastRenderedPageBreak/>
         <w:t>BUSINESS CONTEXT</w:t>
       </w:r>
       <w:bookmarkEnd w:id="0"/>
@@ -2192,7 +2584,7 @@
       <w:pPr>
         <w:pStyle w:val="Heading2"/>
       </w:pPr>
-      <w:bookmarkStart w:id="1" w:name="_Toc223954627"/>
+      <w:bookmarkStart w:id="1" w:name="_Toc223965394"/>
       <w:r>
         <w:t>Order Management</w:t>
       </w:r>
@@ -2448,14 +2840,7 @@
           <w:sz w:val="24"/>
           <w:szCs w:val="24"/>
         </w:rPr>
-        <w:t xml:space="preserve"> </w:t>
-      </w:r>
-      <w:r>
-        <w:rPr>
-          <w:sz w:val="24"/>
-          <w:szCs w:val="24"/>
-        </w:rPr>
-        <w:t>overall</w:t>
+        <w:t xml:space="preserve"> overall</w:t>
       </w:r>
       <w:r>
         <w:rPr>
@@ -2512,7 +2897,7 @@
       <w:pPr>
         <w:pStyle w:val="Heading2"/>
       </w:pPr>
-      <w:bookmarkStart w:id="2" w:name="_Toc223954628"/>
+      <w:bookmarkStart w:id="2" w:name="_Toc223965395"/>
       <w:r>
         <w:t xml:space="preserve">Scheduling </w:t>
       </w:r>
@@ -2523,7 +2908,6 @@
       <w:r>
         <w:t xml:space="preserve"> </w:t>
       </w:r>
-      <w:bookmarkStart w:id="3" w:name="_Toc223954629"/>
     </w:p>
     <w:p>
       <w:r>
@@ -2580,6 +2964,7 @@
       <w:pPr>
         <w:pStyle w:val="Heading2"/>
       </w:pPr>
+      <w:bookmarkStart w:id="3" w:name="_Toc223965396"/>
       <w:r>
         <w:t>Tracking Features</w:t>
       </w:r>
@@ -2635,17 +3020,26 @@
           <w:sz w:val="24"/>
           <w:szCs w:val="24"/>
         </w:rPr>
-        <w:t>pinpoint bottlenecks and other issues and allow them to tackle It immediately. This prevents fewer customer enquiries and improves overall customer satisfaction as they have a means of checking their order’s status. Improvements like these boosts customer loyalty as well as the business’s reputation.</w:t>
+        <w:t xml:space="preserve">pinpoint bottlenecks and other issues and allow them to tackle It immediately. This prevents fewer customer enquiries and improves overall customer satisfaction as they have a means of checking their order’s </w:t>
+      </w:r>
+      <w:r>
+        <w:rPr>
+          <w:sz w:val="24"/>
+          <w:szCs w:val="24"/>
+        </w:rPr>
+        <w:lastRenderedPageBreak/>
+        <w:t>status. Improvements like these boosts customer loyalty as well as the business’s reputation.</w:t>
       </w:r>
     </w:p>
     <w:p>
       <w:pPr>
         <w:pStyle w:val="Heading2"/>
       </w:pPr>
-      <w:r>
-        <w:lastRenderedPageBreak/>
+      <w:bookmarkStart w:id="4" w:name="_Toc223965397"/>
+      <w:r>
         <w:t>Producer Dashboard</w:t>
       </w:r>
+      <w:bookmarkEnd w:id="4"/>
     </w:p>
     <w:p>
       <w:pPr>
@@ -2891,11 +3285,11 @@
       <w:pPr>
         <w:pStyle w:val="Heading2"/>
       </w:pPr>
-      <w:bookmarkStart w:id="4" w:name="_Toc223954630"/>
+      <w:bookmarkStart w:id="5" w:name="_Toc223965398"/>
       <w:r>
         <w:t>Customer Loyalty Program</w:t>
       </w:r>
-      <w:bookmarkEnd w:id="4"/>
+      <w:bookmarkEnd w:id="5"/>
       <w:r>
         <w:t xml:space="preserve"> </w:t>
       </w:r>
@@ -3074,11 +3468,11 @@
       <w:pPr>
         <w:pStyle w:val="Heading2"/>
       </w:pPr>
-      <w:bookmarkStart w:id="5" w:name="_Toc223954631"/>
+      <w:bookmarkStart w:id="6" w:name="_Toc223965399"/>
       <w:r>
         <w:t>Accessibility Features</w:t>
       </w:r>
-      <w:bookmarkEnd w:id="5"/>
+      <w:bookmarkEnd w:id="6"/>
     </w:p>
     <w:p>
       <w:pPr>
@@ -3143,7 +3537,6 @@
         </w:rPr>
         <w:t>for all members of the public to utilise, but also allow equal access to order management services. Not only is this feature Industry standard, but it also allows the client to expand their potential customer base. This would enhance the reputation of the business and also public approval overall.</w:t>
       </w:r>
-      <w:bookmarkStart w:id="6" w:name="_Toc223954632"/>
     </w:p>
     <w:p>
       <w:pPr>
@@ -3172,6 +3565,7 @@
           <w:szCs w:val="30"/>
         </w:rPr>
       </w:pPr>
+      <w:bookmarkStart w:id="7" w:name="_Toc223965400"/>
       <w:r>
         <w:rPr>
           <w:b/>
@@ -3182,7 +3576,7 @@
         <w:lastRenderedPageBreak/>
         <w:t>Project Aim</w:t>
       </w:r>
-      <w:bookmarkEnd w:id="6"/>
+      <w:bookmarkEnd w:id="7"/>
       <w:r>
         <w:rPr>
           <w:b/>
@@ -3404,7 +3798,7 @@
           <w:szCs w:val="30"/>
         </w:rPr>
       </w:pPr>
-      <w:bookmarkStart w:id="7" w:name="_Toc223954633"/>
+      <w:bookmarkStart w:id="8" w:name="_Toc223965401"/>
       <w:r>
         <w:rPr>
           <w:b/>
@@ -3414,7 +3808,7 @@
         </w:rPr>
         <w:t>User Personas</w:t>
       </w:r>
-      <w:bookmarkEnd w:id="7"/>
+      <w:bookmarkEnd w:id="8"/>
     </w:p>
     <w:p/>
     <w:p>
@@ -3529,7 +3923,7 @@
           <w:szCs w:val="30"/>
         </w:rPr>
       </w:pPr>
-      <w:bookmarkStart w:id="8" w:name="_Toc223954634"/>
+      <w:bookmarkStart w:id="9" w:name="_Toc223965402"/>
       <w:r>
         <w:rPr>
           <w:b/>
@@ -3539,7 +3933,7 @@
         </w:rPr>
         <w:t>Functional Requirements and User acceptance Criteria</w:t>
       </w:r>
-      <w:bookmarkEnd w:id="8"/>
+      <w:bookmarkEnd w:id="9"/>
       <w:r>
         <w:rPr>
           <w:b/>
@@ -3570,9 +3964,15 @@
           <w:p>
             <w:pPr>
               <w:pStyle w:val="Heading2"/>
+              <w:outlineLvl w:val="1"/>
             </w:pPr>
-            <w:r>
-              <w:t xml:space="preserve">Functional Requirement </w:t>
+            <w:bookmarkStart w:id="10" w:name="_Toc223965403"/>
+            <w:r>
+              <w:t>Functional Requirement</w:t>
+            </w:r>
+            <w:bookmarkEnd w:id="10"/>
+            <w:r>
+              <w:t xml:space="preserve"> </w:t>
             </w:r>
           </w:p>
         </w:tc>
@@ -3583,9 +3983,15 @@
           <w:p>
             <w:pPr>
               <w:pStyle w:val="Heading2"/>
+              <w:outlineLvl w:val="1"/>
             </w:pPr>
-            <w:r>
-              <w:t xml:space="preserve">User Story </w:t>
+            <w:bookmarkStart w:id="11" w:name="_Toc223965404"/>
+            <w:r>
+              <w:t>User Story</w:t>
+            </w:r>
+            <w:bookmarkEnd w:id="11"/>
+            <w:r>
+              <w:t xml:space="preserve"> </w:t>
             </w:r>
           </w:p>
         </w:tc>
@@ -3596,9 +4002,15 @@
           <w:p>
             <w:pPr>
               <w:pStyle w:val="Heading2"/>
+              <w:outlineLvl w:val="1"/>
             </w:pPr>
-            <w:r>
-              <w:t xml:space="preserve">User Acceptance Criteria </w:t>
+            <w:bookmarkStart w:id="12" w:name="_Toc223965405"/>
+            <w:r>
+              <w:t>User Acceptance Criteria</w:t>
+            </w:r>
+            <w:bookmarkEnd w:id="12"/>
+            <w:r>
+              <w:t xml:space="preserve"> </w:t>
             </w:r>
           </w:p>
         </w:tc>
@@ -3609,9 +4021,15 @@
           <w:p>
             <w:pPr>
               <w:pStyle w:val="Heading2"/>
+              <w:outlineLvl w:val="1"/>
             </w:pPr>
-            <w:r>
-              <w:t xml:space="preserve">Justification </w:t>
+            <w:bookmarkStart w:id="13" w:name="_Toc223965406"/>
+            <w:r>
+              <w:t>Justification</w:t>
+            </w:r>
+            <w:bookmarkEnd w:id="13"/>
+            <w:r>
+              <w:t xml:space="preserve"> </w:t>
             </w:r>
           </w:p>
         </w:tc>
@@ -3687,15 +4105,7 @@
                 <w:sz w:val="23"/>
                 <w:szCs w:val="23"/>
               </w:rPr>
-              <w:t>I</w:t>
-            </w:r>
-            <w:r>
-              <w:rPr>
-                <w:rFonts w:ascii="Calibri" w:hAnsi="Calibri" w:cs="Calibri"/>
-                <w:sz w:val="23"/>
-                <w:szCs w:val="23"/>
-              </w:rPr>
-              <w:t xml:space="preserve">t should allow the user to change the emails in the situation that they want to. </w:t>
+              <w:t xml:space="preserve">It should allow the user to change the emails in the situation that they want to. </w:t>
             </w:r>
           </w:p>
           <w:p>
@@ -3762,15 +4172,7 @@
                 <w:sz w:val="23"/>
                 <w:szCs w:val="23"/>
               </w:rPr>
-              <w:t>u</w:t>
-            </w:r>
-            <w:r>
-              <w:rPr>
-                <w:rFonts w:ascii="Calibri" w:hAnsi="Calibri" w:cs="Calibri"/>
-                <w:sz w:val="23"/>
-                <w:szCs w:val="23"/>
-              </w:rPr>
-              <w:t xml:space="preserve">ser receives clear error messages for invalid or incomplete inputs </w:t>
+              <w:t xml:space="preserve">user receives clear error messages for invalid or incomplete inputs </w:t>
             </w:r>
           </w:p>
           <w:p>
@@ -4079,7 +4481,7 @@
           <w:szCs w:val="30"/>
         </w:rPr>
       </w:pPr>
-      <w:bookmarkStart w:id="9" w:name="_Toc223954635"/>
+      <w:bookmarkStart w:id="14" w:name="_Toc223965407"/>
       <w:r>
         <w:rPr>
           <w:b/>
@@ -4089,7 +4491,7 @@
         </w:rPr>
         <w:t>Non-Functional Requirements and KPIs</w:t>
       </w:r>
-      <w:bookmarkEnd w:id="9"/>
+      <w:bookmarkEnd w:id="14"/>
     </w:p>
     <w:p>
       <w:pPr>
@@ -4101,7 +4503,7 @@
           <w:szCs w:val="30"/>
         </w:rPr>
       </w:pPr>
-      <w:bookmarkStart w:id="10" w:name="_Toc223954636"/>
+      <w:bookmarkStart w:id="15" w:name="_Toc223965408"/>
       <w:r>
         <w:rPr>
           <w:b/>
@@ -4111,7 +4513,7 @@
         </w:rPr>
         <w:t>Hierarchical Diagram</w:t>
       </w:r>
-      <w:bookmarkEnd w:id="10"/>
+      <w:bookmarkEnd w:id="15"/>
       <w:r>
         <w:rPr>
           <w:b/>
@@ -4132,7 +4534,7 @@
           <w:szCs w:val="30"/>
         </w:rPr>
       </w:pPr>
-      <w:bookmarkStart w:id="11" w:name="_Toc223954637"/>
+      <w:bookmarkStart w:id="16" w:name="_Toc223965409"/>
       <w:r>
         <w:rPr>
           <w:b/>
@@ -4142,7 +4544,7 @@
         </w:rPr>
         <w:t>Risk Management</w:t>
       </w:r>
-      <w:bookmarkEnd w:id="11"/>
+      <w:bookmarkEnd w:id="16"/>
       <w:r>
         <w:rPr>
           <w:b/>
@@ -4163,7 +4565,7 @@
           <w:szCs w:val="30"/>
         </w:rPr>
       </w:pPr>
-      <w:bookmarkStart w:id="12" w:name="_Toc223954638"/>
+      <w:bookmarkStart w:id="17" w:name="_Toc223965410"/>
       <w:r>
         <w:rPr>
           <w:b/>
@@ -4173,7 +4575,7 @@
         </w:rPr>
         <w:t>Risk Matrix</w:t>
       </w:r>
-      <w:bookmarkEnd w:id="12"/>
+      <w:bookmarkEnd w:id="17"/>
       <w:r>
         <w:rPr>
           <w:b/>
@@ -4194,7 +4596,7 @@
           <w:szCs w:val="30"/>
         </w:rPr>
       </w:pPr>
-      <w:bookmarkStart w:id="13" w:name="_Toc223954639"/>
+      <w:bookmarkStart w:id="18" w:name="_Toc223965411"/>
       <w:r>
         <w:rPr>
           <w:b/>
@@ -4204,7 +4606,7 @@
         </w:rPr>
         <w:t>Risk Mitigation Strategies</w:t>
       </w:r>
-      <w:bookmarkEnd w:id="13"/>
+      <w:bookmarkEnd w:id="18"/>
       <w:r>
         <w:rPr>
           <w:b/>
@@ -4225,7 +4627,7 @@
           <w:szCs w:val="30"/>
         </w:rPr>
       </w:pPr>
-      <w:bookmarkStart w:id="14" w:name="_Toc223954640"/>
+      <w:bookmarkStart w:id="19" w:name="_Toc223965412"/>
       <w:r>
         <w:rPr>
           <w:b/>
@@ -4235,7 +4637,7 @@
         </w:rPr>
         <w:t>Legal Considerations and Regulatory Requirements</w:t>
       </w:r>
-      <w:bookmarkEnd w:id="14"/>
+      <w:bookmarkEnd w:id="19"/>
       <w:r>
         <w:rPr>
           <w:b/>
@@ -4256,7 +4658,7 @@
           <w:szCs w:val="30"/>
         </w:rPr>
       </w:pPr>
-      <w:bookmarkStart w:id="15" w:name="_Toc223954641"/>
+      <w:bookmarkStart w:id="20" w:name="_Toc223965413"/>
       <w:r>
         <w:rPr>
           <w:b/>
@@ -4266,7 +4668,7 @@
         </w:rPr>
         <w:t>UI Considerations</w:t>
       </w:r>
-      <w:bookmarkEnd w:id="15"/>
+      <w:bookmarkEnd w:id="20"/>
       <w:r>
         <w:rPr>
           <w:b/>

--- a/Task1_Proposal_721242_Chukwudolue_T.docx
+++ b/Task1_Proposal_721242_Chukwudolue_T.docx
@@ -1709,7 +1709,21 @@
                 <w:rStyle w:val="Hyperlink"/>
                 <w:noProof/>
               </w:rPr>
-              <w:t>Functional Requirement</w:t>
+              <w:t>Functio</w:t>
+            </w:r>
+            <w:r>
+              <w:rPr>
+                <w:rStyle w:val="Hyperlink"/>
+                <w:noProof/>
+              </w:rPr>
+              <w:t>n</w:t>
+            </w:r>
+            <w:r>
+              <w:rPr>
+                <w:rStyle w:val="Hyperlink"/>
+                <w:noProof/>
+              </w:rPr>
+              <w:t>al Requirement</w:t>
             </w:r>
             <w:r>
               <w:rPr>
@@ -3915,6 +3929,54 @@
     </w:p>
     <w:p>
       <w:pPr>
+        <w:pStyle w:val="ListParagraph"/>
+        <w:numPr>
+          <w:ilvl w:val="0"/>
+          <w:numId w:val="2"/>
+        </w:numPr>
+        <w:rPr>
+          <w:sz w:val="24"/>
+          <w:szCs w:val="24"/>
+        </w:rPr>
+      </w:pPr>
+      <w:r>
+        <w:rPr>
+          <w:sz w:val="24"/>
+          <w:szCs w:val="24"/>
+        </w:rPr>
+        <w:t>Charles (Customer)- A new</w:t>
+      </w:r>
+      <w:r>
+        <w:rPr>
+          <w:sz w:val="24"/>
+          <w:szCs w:val="24"/>
+        </w:rPr>
+        <w:t xml:space="preserve"> elderly</w:t>
+      </w:r>
+      <w:r>
+        <w:rPr>
+          <w:sz w:val="24"/>
+          <w:szCs w:val="24"/>
+        </w:rPr>
+        <w:t xml:space="preserve"> user whom has never used GLH’s services before.</w:t>
+      </w:r>
+      <w:r>
+        <w:rPr>
+          <w:sz w:val="24"/>
+          <w:szCs w:val="24"/>
+        </w:rPr>
+        <w:t xml:space="preserve"> He was also diagnosed with hypermetropia (Long-sightedness). He cannot see objects that are near him easi</w:t>
+      </w:r>
+      <w:r>
+        <w:rPr>
+          <w:sz w:val="24"/>
+          <w:szCs w:val="24"/>
+        </w:rPr>
+        <w:t>ly.</w:t>
+      </w:r>
+    </w:p>
+    <w:p>
+      <w:pPr>
         <w:pStyle w:val="Heading1"/>
         <w:rPr>
           <w:b/>
@@ -3951,15 +4013,15 @@
         <w:tblLook w:val="04A0" w:firstRow="1" w:lastRow="0" w:firstColumn="1" w:lastColumn="0" w:noHBand="0" w:noVBand="1"/>
       </w:tblPr>
       <w:tblGrid>
-        <w:gridCol w:w="2254"/>
-        <w:gridCol w:w="2254"/>
-        <w:gridCol w:w="2254"/>
+        <w:gridCol w:w="1980"/>
+        <w:gridCol w:w="2268"/>
+        <w:gridCol w:w="2514"/>
         <w:gridCol w:w="2254"/>
       </w:tblGrid>
       <w:tr>
         <w:tc>
           <w:tcPr>
-            <w:tcW w:w="2254" w:type="dxa"/>
+            <w:tcW w:w="1980" w:type="dxa"/>
           </w:tcPr>
           <w:p>
             <w:pPr>
@@ -3978,7 +4040,7 @@
         </w:tc>
         <w:tc>
           <w:tcPr>
-            <w:tcW w:w="2254" w:type="dxa"/>
+            <w:tcW w:w="2268" w:type="dxa"/>
           </w:tcPr>
           <w:p>
             <w:pPr>
@@ -3997,7 +4059,7 @@
         </w:tc>
         <w:tc>
           <w:tcPr>
-            <w:tcW w:w="2254" w:type="dxa"/>
+            <w:tcW w:w="2514" w:type="dxa"/>
           </w:tcPr>
           <w:p>
             <w:pPr>
@@ -4037,7 +4099,7 @@
       <w:tr>
         <w:tc>
           <w:tcPr>
-            <w:tcW w:w="2254" w:type="dxa"/>
+            <w:tcW w:w="1980" w:type="dxa"/>
           </w:tcPr>
           <w:p>
             <w:r>
@@ -4047,13 +4109,17 @@
         </w:tc>
         <w:tc>
           <w:tcPr>
-            <w:tcW w:w="2254" w:type="dxa"/>
-          </w:tcPr>
-          <w:p/>
-        </w:tc>
-        <w:tc>
-          <w:tcPr>
-            <w:tcW w:w="2254" w:type="dxa"/>
+            <w:tcW w:w="2268" w:type="dxa"/>
+          </w:tcPr>
+          <w:p>
+            <w:r>
+              <w:t>As a new user (Charles), I want to be ale to register for an account so that I am able to create orders and manage my personal profile. It should be a redundant system which prevents me from re-entering Invalid Information.</w:t>
+            </w:r>
+          </w:p>
+        </w:tc>
+        <w:tc>
+          <w:tcPr>
+            <w:tcW w:w="2514" w:type="dxa"/>
           </w:tcPr>
           <w:p>
             <w:pPr>
@@ -4127,6 +4193,7 @@
                 <w:sz w:val="23"/>
                 <w:szCs w:val="23"/>
               </w:rPr>
+              <w:lastRenderedPageBreak/>
               <w:t xml:space="preserve">All required fields must be completed. </w:t>
             </w:r>
           </w:p>
@@ -4149,7 +4216,6 @@
                 <w:sz w:val="23"/>
                 <w:szCs w:val="23"/>
               </w:rPr>
-              <w:lastRenderedPageBreak/>
               <w:t xml:space="preserve">Password and confirm password must match. </w:t>
             </w:r>
           </w:p>
@@ -4225,13 +4291,18 @@
           <w:tcPr>
             <w:tcW w:w="2254" w:type="dxa"/>
           </w:tcPr>
-          <w:p/>
+          <w:p>
+            <w:r>
+              <w:lastRenderedPageBreak/>
+              <w:t xml:space="preserve">Account registration is the gateway to accessing all the features offered by GLH. </w:t>
+            </w:r>
+          </w:p>
         </w:tc>
       </w:tr>
       <w:tr>
         <w:tc>
           <w:tcPr>
-            <w:tcW w:w="2254" w:type="dxa"/>
+            <w:tcW w:w="1980" w:type="dxa"/>
           </w:tcPr>
           <w:p>
             <w:r>
@@ -4241,15 +4312,136 @@
         </w:tc>
         <w:tc>
           <w:tcPr>
-            <w:tcW w:w="2254" w:type="dxa"/>
-          </w:tcPr>
-          <w:p/>
-        </w:tc>
-        <w:tc>
-          <w:tcPr>
-            <w:tcW w:w="2254" w:type="dxa"/>
-          </w:tcPr>
-          <w:p/>
+            <w:tcW w:w="2268" w:type="dxa"/>
+          </w:tcPr>
+          <w:p>
+            <w:r>
+              <w:t xml:space="preserve">As a registered </w:t>
+            </w:r>
+            <w:r>
+              <w:t xml:space="preserve">Customer (James) I want to be able to log in to my account so that I can access my profile, create orders, access loyalty rewards and other services provided by the application. </w:t>
+            </w:r>
+          </w:p>
+          <w:p>
+            <w:r>
+              <w:t>As a registered producer (Daniel) I want to be able to Log in to my account and view my dashboard with which I can use to track inventory and manage orders made.</w:t>
+            </w:r>
+          </w:p>
+        </w:tc>
+        <w:tc>
+          <w:tcPr>
+            <w:tcW w:w="2514" w:type="dxa"/>
+          </w:tcPr>
+          <w:p>
+            <w:pPr>
+              <w:pStyle w:val="ListParagraph"/>
+              <w:numPr>
+                <w:ilvl w:val="0"/>
+                <w:numId w:val="5"/>
+              </w:numPr>
+              <w:ind w:right="54"/>
+            </w:pPr>
+            <w:r>
+              <w:t xml:space="preserve">The user should be able to interact with the Login button </w:t>
+            </w:r>
+          </w:p>
+          <w:p>
+            <w:pPr>
+              <w:pStyle w:val="ListParagraph"/>
+              <w:numPr>
+                <w:ilvl w:val="0"/>
+                <w:numId w:val="5"/>
+              </w:numPr>
+              <w:ind w:right="54"/>
+            </w:pPr>
+            <w:r>
+              <w:t xml:space="preserve">The system must allow registered users to log in with their email and password.  </w:t>
+            </w:r>
+          </w:p>
+          <w:p>
+            <w:pPr>
+              <w:pStyle w:val="ListParagraph"/>
+              <w:numPr>
+                <w:ilvl w:val="0"/>
+                <w:numId w:val="5"/>
+              </w:numPr>
+              <w:ind w:right="54"/>
+            </w:pPr>
+            <w:r>
+              <w:t xml:space="preserve">It must prevent access with incorrect credentials as well as display an error message.  </w:t>
+            </w:r>
+          </w:p>
+          <w:p>
+            <w:pPr>
+              <w:pStyle w:val="ListParagraph"/>
+              <w:numPr>
+                <w:ilvl w:val="0"/>
+                <w:numId w:val="5"/>
+              </w:numPr>
+              <w:ind w:right="54"/>
+            </w:pPr>
+            <w:r>
+              <w:t xml:space="preserve">There must be a forgot password function to reset credentials via email </w:t>
+            </w:r>
+          </w:p>
+          <w:p>
+            <w:pPr>
+              <w:pStyle w:val="ListParagraph"/>
+              <w:numPr>
+                <w:ilvl w:val="0"/>
+                <w:numId w:val="5"/>
+              </w:numPr>
+              <w:ind w:right="54"/>
+            </w:pPr>
+            <w:r>
+              <w:lastRenderedPageBreak/>
+              <w:t>Upon successful login, the user should be directed to the main home page.</w:t>
+            </w:r>
+          </w:p>
+          <w:p>
+            <w:pPr>
+              <w:pStyle w:val="ListParagraph"/>
+              <w:numPr>
+                <w:ilvl w:val="0"/>
+                <w:numId w:val="5"/>
+              </w:numPr>
+              <w:ind w:right="54"/>
+            </w:pPr>
+            <w:r>
+              <w:t>The page must comply with the Web</w:t>
+            </w:r>
+            <w:r>
+              <w:t xml:space="preserve"> </w:t>
+            </w:r>
+            <w:r>
+              <w:t>Accessibility</w:t>
+            </w:r>
+            <w:r>
+              <w:t xml:space="preserve"> </w:t>
+            </w:r>
+            <w:r>
+              <w:t>Guidelines</w:t>
+            </w:r>
+          </w:p>
+          <w:p>
+            <w:pPr>
+              <w:pStyle w:val="ListParagraph"/>
+              <w:numPr>
+                <w:ilvl w:val="0"/>
+                <w:numId w:val="5"/>
+              </w:numPr>
+              <w:ind w:right="54"/>
+            </w:pPr>
+            <w:r>
+              <w:t>(WCAG), e.g., Contrast, Text Size, Text-</w:t>
+            </w:r>
+            <w:r>
+              <w:t>to speech</w:t>
+            </w:r>
+            <w:r>
+              <w:t>.</w:t>
+            </w:r>
+          </w:p>
         </w:tc>
         <w:tc>
           <w:tcPr>
@@ -4261,25 +4453,97 @@
       <w:tr>
         <w:tc>
           <w:tcPr>
-            <w:tcW w:w="2254" w:type="dxa"/>
-          </w:tcPr>
-          <w:p>
-            <w:r>
-              <w:t xml:space="preserve">There should be an easily accessible order management system present </w:t>
-            </w:r>
-          </w:p>
-        </w:tc>
-        <w:tc>
-          <w:tcPr>
-            <w:tcW w:w="2254" w:type="dxa"/>
-          </w:tcPr>
-          <w:p/>
-        </w:tc>
-        <w:tc>
-          <w:tcPr>
-            <w:tcW w:w="2254" w:type="dxa"/>
-          </w:tcPr>
-          <w:p/>
+            <w:tcW w:w="1980" w:type="dxa"/>
+          </w:tcPr>
+          <w:p>
+            <w:r>
+              <w:t>There should be an easily accessible order management system present</w:t>
+            </w:r>
+            <w:r>
+              <w:t>.</w:t>
+            </w:r>
+          </w:p>
+        </w:tc>
+        <w:tc>
+          <w:tcPr>
+            <w:tcW w:w="2268" w:type="dxa"/>
+          </w:tcPr>
+          <w:p>
+            <w:r>
+              <w:t>As a customer whether new or returning (James &amp; Charles) I want to be able to create, edit or delete the orders I create</w:t>
+            </w:r>
+            <w:r>
+              <w:t xml:space="preserve"> as well as track the status of the order I created.</w:t>
+            </w:r>
+          </w:p>
+        </w:tc>
+        <w:tc>
+          <w:tcPr>
+            <w:tcW w:w="2514" w:type="dxa"/>
+          </w:tcPr>
+          <w:p>
+            <w:pPr>
+              <w:pStyle w:val="ListParagraph"/>
+              <w:numPr>
+                <w:ilvl w:val="0"/>
+                <w:numId w:val="7"/>
+              </w:numPr>
+            </w:pPr>
+            <w:r>
+              <w:t>The User should be able to create an order after clicking on the products they wish to buy</w:t>
+            </w:r>
+          </w:p>
+          <w:p>
+            <w:pPr>
+              <w:pStyle w:val="ListParagraph"/>
+              <w:numPr>
+                <w:ilvl w:val="0"/>
+                <w:numId w:val="7"/>
+              </w:numPr>
+            </w:pPr>
+            <w:r>
+              <w:t>They should be able to access their orders page within 2 clicks from any page on the website</w:t>
+            </w:r>
+          </w:p>
+          <w:p>
+            <w:pPr>
+              <w:pStyle w:val="ListParagraph"/>
+              <w:numPr>
+                <w:ilvl w:val="0"/>
+                <w:numId w:val="7"/>
+              </w:numPr>
+            </w:pPr>
+            <w:r>
+              <w:t>Clicking on an order should display a more detailed view of the order, showing more information.</w:t>
+            </w:r>
+          </w:p>
+          <w:p>
+            <w:pPr>
+              <w:pStyle w:val="ListParagraph"/>
+              <w:numPr>
+                <w:ilvl w:val="0"/>
+                <w:numId w:val="7"/>
+              </w:numPr>
+            </w:pPr>
+            <w:r>
+              <w:t>The user should be able to edit their order before it is confirmed.</w:t>
+            </w:r>
+          </w:p>
+          <w:p>
+            <w:pPr>
+              <w:pStyle w:val="ListParagraph"/>
+              <w:numPr>
+                <w:ilvl w:val="0"/>
+                <w:numId w:val="7"/>
+              </w:numPr>
+            </w:pPr>
+            <w:r>
+              <w:t>The user should be able to delete their order before it is confirmed</w:t>
+            </w:r>
+            <w:r>
+              <w:t>.</w:t>
+            </w:r>
+          </w:p>
         </w:tc>
         <w:tc>
           <w:tcPr>
@@ -4291,25 +4555,148 @@
       <w:tr>
         <w:tc>
           <w:tcPr>
-            <w:tcW w:w="2254" w:type="dxa"/>
-          </w:tcPr>
-          <w:p>
-            <w:r>
-              <w:t>There should be a section which provides information about producers, their methods and benefits of purchasing locally</w:t>
-            </w:r>
-          </w:p>
-        </w:tc>
-        <w:tc>
-          <w:tcPr>
-            <w:tcW w:w="2254" w:type="dxa"/>
-          </w:tcPr>
-          <w:p/>
-        </w:tc>
-        <w:tc>
-          <w:tcPr>
-            <w:tcW w:w="2254" w:type="dxa"/>
-          </w:tcPr>
-          <w:p/>
+            <w:tcW w:w="1980" w:type="dxa"/>
+          </w:tcPr>
+          <w:p>
+            <w:r>
+              <w:t xml:space="preserve">There should be a section which provides information about producers, their methods and </w:t>
+            </w:r>
+            <w:r>
+              <w:lastRenderedPageBreak/>
+              <w:t>benefits of purchasing locally</w:t>
+            </w:r>
+          </w:p>
+        </w:tc>
+        <w:tc>
+          <w:tcPr>
+            <w:tcW w:w="2268" w:type="dxa"/>
+          </w:tcPr>
+          <w:p>
+            <w:r>
+              <w:lastRenderedPageBreak/>
+              <w:t xml:space="preserve">As a health-conscious consumer (James) I want the application to give me information on where my food comes from and how it is processed so that I </w:t>
+            </w:r>
+            <w:r>
+              <w:lastRenderedPageBreak/>
+              <w:t>can make appropriate decisions towards my diet.</w:t>
+            </w:r>
+          </w:p>
+          <w:p>
+            <w:r>
+              <w:t>As a new customer (Charles) I want the application to give me relevant information on why it is beneficial to purchase locally made products as well as inform me on new products which I have no knowledge on.</w:t>
+            </w:r>
+          </w:p>
+        </w:tc>
+        <w:tc>
+          <w:tcPr>
+            <w:tcW w:w="2514" w:type="dxa"/>
+          </w:tcPr>
+          <w:p>
+            <w:pPr>
+              <w:pStyle w:val="ListParagraph"/>
+              <w:numPr>
+                <w:ilvl w:val="0"/>
+                <w:numId w:val="7"/>
+              </w:numPr>
+              <w:rPr>
+                <w:rFonts w:cstheme="minorHAnsi"/>
+              </w:rPr>
+            </w:pPr>
+            <w:r>
+              <w:rPr>
+                <w:rFonts w:cstheme="minorHAnsi"/>
+                <w:color w:val="0F1115"/>
+                <w:shd w:val="clear" w:color="auto" w:fill="FFFFFF"/>
+              </w:rPr>
+              <w:lastRenderedPageBreak/>
+              <w:t xml:space="preserve">The website must have a dedicated "Our Producers" or "Meet the Farmers" page accessible from </w:t>
+            </w:r>
+            <w:r>
+              <w:rPr>
+                <w:rFonts w:cstheme="minorHAnsi"/>
+                <w:color w:val="0F1115"/>
+                <w:shd w:val="clear" w:color="auto" w:fill="FFFFFF"/>
+              </w:rPr>
+              <w:lastRenderedPageBreak/>
+              <w:t>the main navigation menu.</w:t>
+            </w:r>
+          </w:p>
+          <w:p>
+            <w:pPr>
+              <w:pStyle w:val="ListParagraph"/>
+              <w:numPr>
+                <w:ilvl w:val="0"/>
+                <w:numId w:val="7"/>
+              </w:numPr>
+              <w:rPr>
+                <w:rFonts w:cstheme="minorHAnsi"/>
+              </w:rPr>
+            </w:pPr>
+            <w:r>
+              <w:rPr>
+                <w:rFonts w:cstheme="minorHAnsi"/>
+                <w:color w:val="0F1115"/>
+                <w:shd w:val="clear" w:color="auto" w:fill="FFFFFF"/>
+              </w:rPr>
+              <w:t>Each producer profile must contain a photo, and a description of their farming methods (e.g., Organic, Free-Range</w:t>
+            </w:r>
+            <w:r>
+              <w:rPr>
+                <w:rFonts w:cstheme="minorHAnsi"/>
+                <w:color w:val="0F1115"/>
+                <w:shd w:val="clear" w:color="auto" w:fill="FFFFFF"/>
+              </w:rPr>
+              <w:t xml:space="preserve"> or what part of farming they expertise in</w:t>
+            </w:r>
+            <w:r>
+              <w:rPr>
+                <w:rFonts w:cstheme="minorHAnsi"/>
+                <w:color w:val="0F1115"/>
+                <w:shd w:val="clear" w:color="auto" w:fill="FFFFFF"/>
+              </w:rPr>
+              <w:t>).</w:t>
+            </w:r>
+          </w:p>
+          <w:p>
+            <w:pPr>
+              <w:pStyle w:val="ListParagraph"/>
+              <w:numPr>
+                <w:ilvl w:val="0"/>
+                <w:numId w:val="7"/>
+              </w:numPr>
+              <w:rPr>
+                <w:rFonts w:cstheme="minorHAnsi"/>
+              </w:rPr>
+            </w:pPr>
+            <w:r>
+              <w:rPr>
+                <w:rFonts w:cstheme="minorHAnsi"/>
+                <w:color w:val="0F1115"/>
+                <w:shd w:val="clear" w:color="auto" w:fill="FFFFFF"/>
+              </w:rPr>
+              <w:t>The section must clearly list the benefits of buying locally (e.g., Lower Carbon Footprint, Fresher Produce).</w:t>
+            </w:r>
+          </w:p>
+          <w:p>
+            <w:pPr>
+              <w:pStyle w:val="ListParagraph"/>
+              <w:numPr>
+                <w:ilvl w:val="0"/>
+                <w:numId w:val="7"/>
+              </w:numPr>
+              <w:rPr>
+                <w:rFonts w:cstheme="minorHAnsi"/>
+              </w:rPr>
+            </w:pPr>
+            <w:r>
+              <w:rPr>
+                <w:rFonts w:cstheme="minorHAnsi"/>
+                <w:color w:val="0F1115"/>
+                <w:shd w:val="clear" w:color="auto" w:fill="FFFFFF"/>
+              </w:rPr>
+              <w:t>If a user clicks on a producer's name next to a product, they should be taken directly to that producer's profile page.</w:t>
+            </w:r>
+          </w:p>
         </w:tc>
         <w:tc>
           <w:tcPr>
@@ -4321,7 +4708,7 @@
       <w:tr>
         <w:tc>
           <w:tcPr>
-            <w:tcW w:w="2254" w:type="dxa"/>
+            <w:tcW w:w="1980" w:type="dxa"/>
           </w:tcPr>
           <w:p>
             <w:r>
@@ -4331,15 +4718,214 @@
         </w:tc>
         <w:tc>
           <w:tcPr>
-            <w:tcW w:w="2254" w:type="dxa"/>
-          </w:tcPr>
-          <w:p/>
-        </w:tc>
-        <w:tc>
-          <w:tcPr>
-            <w:tcW w:w="2254" w:type="dxa"/>
-          </w:tcPr>
-          <w:p/>
+            <w:tcW w:w="2268" w:type="dxa"/>
+          </w:tcPr>
+          <w:p>
+            <w:r>
+              <w:t>As a producer (Daniel), I want a private dashboard so that I can manage my inventory and see incoming order</w:t>
+            </w:r>
+            <w:r>
+              <w:t xml:space="preserve">s made by customers </w:t>
+            </w:r>
+          </w:p>
+        </w:tc>
+        <w:tc>
+          <w:tcPr>
+            <w:tcW w:w="2514" w:type="dxa"/>
+          </w:tcPr>
+          <w:p>
+            <w:pPr>
+              <w:pStyle w:val="ListParagraph"/>
+              <w:numPr>
+                <w:ilvl w:val="0"/>
+                <w:numId w:val="7"/>
+              </w:numPr>
+              <w:rPr>
+                <w:rFonts w:cstheme="minorHAnsi"/>
+              </w:rPr>
+            </w:pPr>
+            <w:r>
+              <w:rPr>
+                <w:rFonts w:cstheme="minorHAnsi"/>
+                <w:color w:val="0F1115"/>
+                <w:shd w:val="clear" w:color="auto" w:fill="FFFFFF"/>
+              </w:rPr>
+              <w:t>The login system must differentiate between 'Customer' and 'Producer' roles, redirecting producers to a specific dashboard URL that customers cannot access.</w:t>
+            </w:r>
+          </w:p>
+          <w:p>
+            <w:pPr>
+              <w:pStyle w:val="ListParagraph"/>
+              <w:numPr>
+                <w:ilvl w:val="0"/>
+                <w:numId w:val="7"/>
+              </w:numPr>
+              <w:rPr>
+                <w:rFonts w:cstheme="minorHAnsi"/>
+              </w:rPr>
+            </w:pPr>
+            <w:r>
+              <w:rPr>
+                <w:rFonts w:cstheme="minorHAnsi"/>
+                <w:color w:val="0F1115"/>
+                <w:shd w:val="clear" w:color="auto" w:fill="FFFFFF"/>
+              </w:rPr>
+              <w:t>The dashboard must display a real-time list of all incoming orders for that specific producer's products.</w:t>
+            </w:r>
+          </w:p>
+          <w:p>
+            <w:pPr>
+              <w:pStyle w:val="ListParagraph"/>
+              <w:numPr>
+                <w:ilvl w:val="0"/>
+                <w:numId w:val="7"/>
+              </w:numPr>
+              <w:rPr>
+                <w:rFonts w:cstheme="minorHAnsi"/>
+              </w:rPr>
+            </w:pPr>
+            <w:r>
+              <w:rPr>
+                <w:rFonts w:cstheme="minorHAnsi"/>
+                <w:color w:val="0F1115"/>
+                <w:shd w:val="clear" w:color="auto" w:fill="FFFFFF"/>
+              </w:rPr>
+              <w:lastRenderedPageBreak/>
+              <w:t>It must allow the producer to update stock quantities, mark items as "Out of Stock," or adjust prices which instantly update on the customer</w:t>
+            </w:r>
+            <w:r>
+              <w:rPr>
+                <w:rFonts w:cstheme="minorHAnsi"/>
+                <w:color w:val="0F1115"/>
+                <w:shd w:val="clear" w:color="auto" w:fill="FFFFFF"/>
+              </w:rPr>
+              <w:t>’s view</w:t>
+            </w:r>
+            <w:r>
+              <w:rPr>
+                <w:rFonts w:cstheme="minorHAnsi"/>
+                <w:color w:val="0F1115"/>
+                <w:shd w:val="clear" w:color="auto" w:fill="FFFFFF"/>
+              </w:rPr>
+              <w:t>.</w:t>
+            </w:r>
+          </w:p>
+          <w:p>
+            <w:pPr>
+              <w:pStyle w:val="ListParagraph"/>
+              <w:numPr>
+                <w:ilvl w:val="0"/>
+                <w:numId w:val="7"/>
+              </w:numPr>
+              <w:rPr>
+                <w:rFonts w:cstheme="minorHAnsi"/>
+              </w:rPr>
+            </w:pPr>
+            <w:r>
+              <w:rPr>
+                <w:rFonts w:cstheme="minorHAnsi"/>
+                <w:color w:val="0F1115"/>
+                <w:shd w:val="clear" w:color="auto" w:fill="FFFFFF"/>
+              </w:rPr>
+              <w:t xml:space="preserve">The dashboard must provide a simple interface to mark orders as </w:t>
+            </w:r>
+            <w:r>
+              <w:rPr>
+                <w:rFonts w:cstheme="minorHAnsi"/>
+                <w:color w:val="0F1115"/>
+                <w:shd w:val="clear" w:color="auto" w:fill="FFFFFF"/>
+              </w:rPr>
+              <w:t>“</w:t>
+            </w:r>
+            <w:r>
+              <w:rPr>
+                <w:rFonts w:cstheme="minorHAnsi"/>
+                <w:color w:val="0F1115"/>
+                <w:shd w:val="clear" w:color="auto" w:fill="FFFFFF"/>
+              </w:rPr>
+              <w:t>Confirmed,</w:t>
+            </w:r>
+            <w:r>
+              <w:rPr>
+                <w:rFonts w:cstheme="minorHAnsi"/>
+                <w:color w:val="0F1115"/>
+                <w:shd w:val="clear" w:color="auto" w:fill="FFFFFF"/>
+              </w:rPr>
+              <w:t>”</w:t>
+            </w:r>
+            <w:r>
+              <w:rPr>
+                <w:rFonts w:cstheme="minorHAnsi"/>
+                <w:color w:val="0F1115"/>
+                <w:shd w:val="clear" w:color="auto" w:fill="FFFFFF"/>
+              </w:rPr>
+              <w:t xml:space="preserve"> </w:t>
+            </w:r>
+            <w:r>
+              <w:rPr>
+                <w:rFonts w:cstheme="minorHAnsi"/>
+                <w:color w:val="0F1115"/>
+                <w:shd w:val="clear" w:color="auto" w:fill="FFFFFF"/>
+              </w:rPr>
+              <w:t>“</w:t>
+            </w:r>
+            <w:r>
+              <w:rPr>
+                <w:rFonts w:cstheme="minorHAnsi"/>
+                <w:color w:val="0F1115"/>
+                <w:shd w:val="clear" w:color="auto" w:fill="FFFFFF"/>
+              </w:rPr>
+              <w:t>Packed,</w:t>
+            </w:r>
+            <w:r>
+              <w:rPr>
+                <w:rFonts w:cstheme="minorHAnsi"/>
+                <w:color w:val="0F1115"/>
+                <w:shd w:val="clear" w:color="auto" w:fill="FFFFFF"/>
+              </w:rPr>
+              <w:t>”</w:t>
+            </w:r>
+            <w:r>
+              <w:rPr>
+                <w:rFonts w:cstheme="minorHAnsi"/>
+                <w:color w:val="0F1115"/>
+                <w:shd w:val="clear" w:color="auto" w:fill="FFFFFF"/>
+              </w:rPr>
+              <w:t xml:space="preserve"> or </w:t>
+            </w:r>
+            <w:r>
+              <w:rPr>
+                <w:rFonts w:cstheme="minorHAnsi"/>
+                <w:color w:val="0F1115"/>
+                <w:shd w:val="clear" w:color="auto" w:fill="FFFFFF"/>
+              </w:rPr>
+              <w:t>“</w:t>
+            </w:r>
+            <w:r>
+              <w:rPr>
+                <w:rFonts w:cstheme="minorHAnsi"/>
+                <w:color w:val="0F1115"/>
+                <w:shd w:val="clear" w:color="auto" w:fill="FFFFFF"/>
+              </w:rPr>
+              <w:t>Shipped,</w:t>
+            </w:r>
+            <w:r>
+              <w:rPr>
+                <w:rFonts w:cstheme="minorHAnsi"/>
+                <w:color w:val="0F1115"/>
+                <w:shd w:val="clear" w:color="auto" w:fill="FFFFFF"/>
+              </w:rPr>
+              <w:t>”</w:t>
+            </w:r>
+            <w:r>
+              <w:rPr>
+                <w:rFonts w:cstheme="minorHAnsi"/>
+                <w:color w:val="0F1115"/>
+                <w:shd w:val="clear" w:color="auto" w:fill="FFFFFF"/>
+              </w:rPr>
+              <w:t xml:space="preserve"> which updates the tracking status for the customer.</w:t>
+            </w:r>
+          </w:p>
         </w:tc>
         <w:tc>
           <w:tcPr>
@@ -4351,7 +4937,7 @@
       <w:tr>
         <w:tc>
           <w:tcPr>
-            <w:tcW w:w="2254" w:type="dxa"/>
+            <w:tcW w:w="1980" w:type="dxa"/>
           </w:tcPr>
           <w:p>
             <w:r>
@@ -4361,15 +4947,69 @@
         </w:tc>
         <w:tc>
           <w:tcPr>
-            <w:tcW w:w="2254" w:type="dxa"/>
-          </w:tcPr>
-          <w:p/>
-        </w:tc>
-        <w:tc>
-          <w:tcPr>
-            <w:tcW w:w="2254" w:type="dxa"/>
-          </w:tcPr>
-          <w:p/>
+            <w:tcW w:w="2268" w:type="dxa"/>
+          </w:tcPr>
+          <w:p>
+            <w:r>
+              <w:t>As a customer (James &amp; Charles), I want to be able to choose a delivery timeslot which is convenient to me and fits my schedule.</w:t>
+            </w:r>
+          </w:p>
+        </w:tc>
+        <w:tc>
+          <w:tcPr>
+            <w:tcW w:w="2514" w:type="dxa"/>
+          </w:tcPr>
+          <w:p>
+            <w:pPr>
+              <w:pStyle w:val="ListParagraph"/>
+              <w:numPr>
+                <w:ilvl w:val="0"/>
+                <w:numId w:val="8"/>
+              </w:numPr>
+            </w:pPr>
+            <w:r>
+              <w:t>At checkout, after selecting delivery, a mini calendar view must appear.</w:t>
+            </w:r>
+          </w:p>
+          <w:p>
+            <w:pPr>
+              <w:pStyle w:val="ListParagraph"/>
+              <w:numPr>
+                <w:ilvl w:val="0"/>
+                <w:numId w:val="8"/>
+              </w:numPr>
+            </w:pPr>
+            <w:r>
+              <w:t>The calendar must only show valid dates and reasonable times for deliveries.</w:t>
+            </w:r>
+          </w:p>
+          <w:p>
+            <w:pPr>
+              <w:pStyle w:val="ListParagraph"/>
+              <w:numPr>
+                <w:ilvl w:val="0"/>
+                <w:numId w:val="8"/>
+              </w:numPr>
+            </w:pPr>
+            <w:r>
+              <w:t>After selecting a date, the estimated delivery date must be displayed next to the order on the order page.</w:t>
+            </w:r>
+          </w:p>
+          <w:p>
+            <w:pPr>
+              <w:pStyle w:val="ListParagraph"/>
+              <w:numPr>
+                <w:ilvl w:val="0"/>
+                <w:numId w:val="8"/>
+              </w:numPr>
+            </w:pPr>
+            <w:r>
+              <w:t>The system must prevent double booking</w:t>
+            </w:r>
+            <w:r>
+              <w:t xml:space="preserve"> of delivery time slots.</w:t>
+            </w:r>
+          </w:p>
         </w:tc>
         <w:tc>
           <w:tcPr>
@@ -4381,26 +5021,95 @@
       <w:tr>
         <w:tc>
           <w:tcPr>
-            <w:tcW w:w="2254" w:type="dxa"/>
-          </w:tcPr>
-          <w:p>
+            <w:tcW w:w="1980" w:type="dxa"/>
+          </w:tcPr>
+          <w:p>
+            <w:r>
+              <w:t xml:space="preserve">The User should be able to track the status of their order </w:t>
+            </w:r>
+          </w:p>
+        </w:tc>
+        <w:tc>
+          <w:tcPr>
+            <w:tcW w:w="2268" w:type="dxa"/>
+          </w:tcPr>
+          <w:p>
+            <w:r>
+              <w:t>As a customer (James and Charles), I want to see the real time status of my order so that I may have a sound mind as well as know when to expect the order.</w:t>
+            </w:r>
+          </w:p>
+        </w:tc>
+        <w:tc>
+          <w:tcPr>
+            <w:tcW w:w="2514" w:type="dxa"/>
+          </w:tcPr>
+          <w:p>
+            <w:pPr>
+              <w:pStyle w:val="ListParagraph"/>
+              <w:numPr>
+                <w:ilvl w:val="0"/>
+                <w:numId w:val="7"/>
+              </w:numPr>
+            </w:pPr>
+            <w:r>
+              <w:t xml:space="preserve">The Orders page must display a visual status indicator in from of the purchased item </w:t>
+            </w:r>
+            <w:r>
+              <w:t>i.e., O</w:t>
+            </w:r>
+            <w:r>
+              <w:t xml:space="preserve">rder </w:t>
+            </w:r>
+            <w:r>
+              <w:t xml:space="preserve">Pending, </w:t>
+            </w:r>
             <w:r>
               <w:lastRenderedPageBreak/>
-              <w:t xml:space="preserve">The User should be able to track the status of their order </w:t>
-            </w:r>
-          </w:p>
-        </w:tc>
-        <w:tc>
-          <w:tcPr>
-            <w:tcW w:w="2254" w:type="dxa"/>
-          </w:tcPr>
-          <w:p/>
-        </w:tc>
-        <w:tc>
-          <w:tcPr>
-            <w:tcW w:w="2254" w:type="dxa"/>
-          </w:tcPr>
-          <w:p/>
+              <w:t>Delayed</w:t>
+            </w:r>
+            <w:r>
+              <w:t xml:space="preserve">, </w:t>
+            </w:r>
+            <w:r>
+              <w:t>Delivered etc.</w:t>
+            </w:r>
+          </w:p>
+          <w:p>
+            <w:pPr>
+              <w:pStyle w:val="ListParagraph"/>
+              <w:numPr>
+                <w:ilvl w:val="0"/>
+                <w:numId w:val="7"/>
+              </w:numPr>
+            </w:pPr>
+            <w:r>
+              <w:t>The user should get an email or notification when their Item has been delivered or is Out for Delivery.</w:t>
+            </w:r>
+          </w:p>
+          <w:p>
+            <w:pPr>
+              <w:pStyle w:val="ListParagraph"/>
+              <w:numPr>
+                <w:ilvl w:val="0"/>
+                <w:numId w:val="7"/>
+              </w:numPr>
+            </w:pPr>
+            <w:r>
+              <w:t>The tracking status must be consistent across the customer view, the producer dashboard and the manager view.</w:t>
+            </w:r>
+          </w:p>
+          <w:p>
+            <w:pPr>
+              <w:pStyle w:val="ListParagraph"/>
+              <w:numPr>
+                <w:ilvl w:val="0"/>
+                <w:numId w:val="7"/>
+              </w:numPr>
+            </w:pPr>
+            <w:r>
+              <w:t xml:space="preserve">If an order is delayed, there should be an updated Estimated delivery time. The customer should be notified with the reason if available  </w:t>
+            </w:r>
+          </w:p>
         </w:tc>
         <w:tc>
           <w:tcPr>
@@ -4412,7 +5121,7 @@
       <w:tr>
         <w:tc>
           <w:tcPr>
-            <w:tcW w:w="2254" w:type="dxa"/>
+            <w:tcW w:w="1980" w:type="dxa"/>
           </w:tcPr>
           <w:p>
             <w:r>
@@ -4422,15 +5131,97 @@
         </w:tc>
         <w:tc>
           <w:tcPr>
-            <w:tcW w:w="2254" w:type="dxa"/>
-          </w:tcPr>
-          <w:p/>
-        </w:tc>
-        <w:tc>
-          <w:tcPr>
-            <w:tcW w:w="2254" w:type="dxa"/>
-          </w:tcPr>
-          <w:p/>
+            <w:tcW w:w="2268" w:type="dxa"/>
+          </w:tcPr>
+          <w:p>
+            <w:r>
+              <w:t>As a regular customer (James) I want to be able to view my loyalty points or rewards since I have been a regular customer for a long period of time. I wish to feel valued for the commitment and loyalty I have shown.</w:t>
+            </w:r>
+          </w:p>
+        </w:tc>
+        <w:tc>
+          <w:tcPr>
+            <w:tcW w:w="2514" w:type="dxa"/>
+          </w:tcPr>
+          <w:p>
+            <w:pPr>
+              <w:pStyle w:val="ListParagraph"/>
+              <w:numPr>
+                <w:ilvl w:val="0"/>
+                <w:numId w:val="7"/>
+              </w:numPr>
+            </w:pPr>
+            <w:r>
+              <w:t xml:space="preserve">There must be a visible </w:t>
+            </w:r>
+            <w:r>
+              <w:t>“</w:t>
+            </w:r>
+            <w:r>
+              <w:t>Loyalty</w:t>
+            </w:r>
+            <w:r>
+              <w:t>”</w:t>
+            </w:r>
+            <w:r>
+              <w:t xml:space="preserve"> </w:t>
+            </w:r>
+            <w:r>
+              <w:t>or “Rewards”</w:t>
+            </w:r>
+          </w:p>
+          <w:p>
+            <w:pPr>
+              <w:pStyle w:val="ListParagraph"/>
+              <w:numPr>
+                <w:ilvl w:val="0"/>
+                <w:numId w:val="7"/>
+              </w:numPr>
+            </w:pPr>
+            <w:r>
+              <w:t>section in the user’s account.</w:t>
+            </w:r>
+          </w:p>
+          <w:p>
+            <w:pPr>
+              <w:pStyle w:val="ListParagraph"/>
+              <w:numPr>
+                <w:ilvl w:val="0"/>
+                <w:numId w:val="7"/>
+              </w:numPr>
+            </w:pPr>
+            <w:r>
+              <w:t xml:space="preserve">The system must display how many accumulated points they have </w:t>
+            </w:r>
+          </w:p>
+          <w:p>
+            <w:pPr>
+              <w:pStyle w:val="ListParagraph"/>
+              <w:numPr>
+                <w:ilvl w:val="0"/>
+                <w:numId w:val="7"/>
+              </w:numPr>
+            </w:pPr>
+            <w:r>
+              <w:t>The rewards / checkout page must show what applicable discount they can get with their accumulated points.</w:t>
+            </w:r>
+          </w:p>
+          <w:p>
+            <w:pPr>
+              <w:pStyle w:val="ListParagraph"/>
+              <w:numPr>
+                <w:ilvl w:val="0"/>
+                <w:numId w:val="7"/>
+              </w:numPr>
+            </w:pPr>
+            <w:r>
+              <w:t xml:space="preserve">The points balance must automatically update once an </w:t>
+            </w:r>
+            <w:r>
+              <w:lastRenderedPageBreak/>
+              <w:t xml:space="preserve">order status has been marked as “Delivered” </w:t>
+            </w:r>
+          </w:p>
         </w:tc>
         <w:tc>
           <w:tcPr>
@@ -4442,7 +5233,7 @@
       <w:tr>
         <w:tc>
           <w:tcPr>
-            <w:tcW w:w="2254" w:type="dxa"/>
+            <w:tcW w:w="1980" w:type="dxa"/>
           </w:tcPr>
           <w:p>
             <w:r>
@@ -4452,14 +5243,90 @@
         </w:tc>
         <w:tc>
           <w:tcPr>
-            <w:tcW w:w="2254" w:type="dxa"/>
-          </w:tcPr>
-          <w:p/>
-        </w:tc>
-        <w:tc>
-          <w:tcPr>
-            <w:tcW w:w="2254" w:type="dxa"/>
-          </w:tcPr>
+            <w:tcW w:w="2268" w:type="dxa"/>
+          </w:tcPr>
+          <w:p>
+            <w:r>
+              <w:t>As a user with Long-</w:t>
+            </w:r>
+            <w:r>
+              <w:t>sightedness (</w:t>
+            </w:r>
+            <w:r>
+              <w:t>Charles) I want the option for larger and bolder texts as well as a text-to-speech option so that I may be able to access and use the application independently.</w:t>
+            </w:r>
+          </w:p>
+        </w:tc>
+        <w:tc>
+          <w:tcPr>
+            <w:tcW w:w="2514" w:type="dxa"/>
+          </w:tcPr>
+          <w:p>
+            <w:pPr>
+              <w:pStyle w:val="ListParagraph"/>
+              <w:numPr>
+                <w:ilvl w:val="0"/>
+                <w:numId w:val="6"/>
+              </w:numPr>
+            </w:pPr>
+            <w:r>
+              <w:t xml:space="preserve">The app must support screen readers and keyboard navigation. </w:t>
+            </w:r>
+          </w:p>
+          <w:p>
+            <w:pPr>
+              <w:pStyle w:val="ListParagraph"/>
+              <w:numPr>
+                <w:ilvl w:val="0"/>
+                <w:numId w:val="6"/>
+              </w:numPr>
+            </w:pPr>
+            <w:r>
+              <w:t xml:space="preserve">Text must be resizable without breaking the layout. </w:t>
+            </w:r>
+          </w:p>
+          <w:p>
+            <w:pPr>
+              <w:pStyle w:val="ListParagraph"/>
+              <w:numPr>
+                <w:ilvl w:val="0"/>
+                <w:numId w:val="6"/>
+              </w:numPr>
+            </w:pPr>
+            <w:r>
+              <w:t>High contrast mode must be available.</w:t>
+            </w:r>
+          </w:p>
+          <w:p>
+            <w:pPr>
+              <w:pStyle w:val="ListParagraph"/>
+              <w:numPr>
+                <w:ilvl w:val="0"/>
+                <w:numId w:val="6"/>
+              </w:numPr>
+            </w:pPr>
+            <w:r>
+              <w:t>All images must have alt text.</w:t>
+            </w:r>
+          </w:p>
+          <w:p>
+            <w:pPr>
+              <w:pStyle w:val="ListParagraph"/>
+              <w:numPr>
+                <w:ilvl w:val="0"/>
+                <w:numId w:val="6"/>
+              </w:numPr>
+            </w:pPr>
+            <w:r>
+              <w:t xml:space="preserve"> </w:t>
+            </w:r>
+            <w:r>
+              <w:t>Voice commands should be supported where possible</w:t>
+            </w:r>
+            <w:r>
+              <w:t>.</w:t>
+            </w:r>
+          </w:p>
           <w:p/>
         </w:tc>
         <w:tc>
@@ -4493,6 +5360,2488 @@
       </w:r>
       <w:bookmarkEnd w:id="14"/>
     </w:p>
+    <w:tbl>
+      <w:tblPr>
+        <w:tblStyle w:val="TableGrid0"/>
+        <w:tblW w:w="8238" w:type="dxa"/>
+        <w:tblInd w:w="5" w:type="dxa"/>
+        <w:tblCellMar>
+          <w:top w:w="53" w:type="dxa"/>
+          <w:left w:w="108" w:type="dxa"/>
+          <w:bottom w:w="5" w:type="dxa"/>
+          <w:right w:w="68" w:type="dxa"/>
+        </w:tblCellMar>
+        <w:tblLook w:val="04A0" w:firstRow="1" w:lastRow="0" w:firstColumn="1" w:lastColumn="0" w:noHBand="0" w:noVBand="1"/>
+      </w:tblPr>
+      <w:tblGrid>
+        <w:gridCol w:w="2743"/>
+        <w:gridCol w:w="2746"/>
+        <w:gridCol w:w="2749"/>
+      </w:tblGrid>
+      <w:tr>
+        <w:trPr>
+          <w:trHeight w:val="641"/>
+        </w:trPr>
+        <w:tc>
+          <w:tcPr>
+            <w:tcW w:w="5490" w:type="dxa"/>
+            <w:gridSpan w:val="2"/>
+            <w:tcBorders>
+              <w:top w:val="single" w:sz="4" w:space="0" w:color="000000"/>
+              <w:left w:val="single" w:sz="4" w:space="0" w:color="000000"/>
+              <w:bottom w:val="single" w:sz="4" w:space="0" w:color="000000"/>
+              <w:right w:val="nil"/>
+            </w:tcBorders>
+            <w:vAlign w:val="bottom"/>
+            <w:hideMark/>
+          </w:tcPr>
+          <w:p>
+            <w:pPr>
+              <w:spacing w:line="256" w:lineRule="auto"/>
+              <w:rPr>
+                <w:sz w:val="28"/>
+                <w:szCs w:val="28"/>
+              </w:rPr>
+            </w:pPr>
+            <w:r>
+              <w:rPr>
+                <w:color w:val="0F4761"/>
+                <w:sz w:val="28"/>
+                <w:szCs w:val="28"/>
+              </w:rPr>
+              <w:t xml:space="preserve">Performance </w:t>
+            </w:r>
+          </w:p>
+        </w:tc>
+        <w:tc>
+          <w:tcPr>
+            <w:tcW w:w="2749" w:type="dxa"/>
+            <w:tcBorders>
+              <w:top w:val="single" w:sz="4" w:space="0" w:color="000000"/>
+              <w:left w:val="nil"/>
+              <w:bottom w:val="single" w:sz="4" w:space="0" w:color="000000"/>
+              <w:right w:val="single" w:sz="4" w:space="0" w:color="000000"/>
+            </w:tcBorders>
+          </w:tcPr>
+          <w:p>
+            <w:pPr>
+              <w:spacing w:after="160" w:line="256" w:lineRule="auto"/>
+            </w:pPr>
+          </w:p>
+        </w:tc>
+      </w:tr>
+      <w:tr>
+        <w:trPr>
+          <w:trHeight w:val="847"/>
+        </w:trPr>
+        <w:tc>
+          <w:tcPr>
+            <w:tcW w:w="2744" w:type="dxa"/>
+            <w:tcBorders>
+              <w:top w:val="single" w:sz="4" w:space="0" w:color="000000"/>
+              <w:left w:val="single" w:sz="4" w:space="0" w:color="000000"/>
+              <w:bottom w:val="single" w:sz="4" w:space="0" w:color="000000"/>
+              <w:right w:val="single" w:sz="4" w:space="0" w:color="000000"/>
+            </w:tcBorders>
+            <w:hideMark/>
+          </w:tcPr>
+          <w:p>
+            <w:pPr>
+              <w:spacing w:after="22" w:line="256" w:lineRule="auto"/>
+            </w:pPr>
+            <w:r>
+              <w:t xml:space="preserve">Non-Functional </w:t>
+            </w:r>
+          </w:p>
+          <w:p>
+            <w:pPr>
+              <w:spacing w:line="256" w:lineRule="auto"/>
+            </w:pPr>
+            <w:r>
+              <w:t xml:space="preserve">Requirement </w:t>
+            </w:r>
+          </w:p>
+        </w:tc>
+        <w:tc>
+          <w:tcPr>
+            <w:tcW w:w="2746" w:type="dxa"/>
+            <w:tcBorders>
+              <w:top w:val="single" w:sz="4" w:space="0" w:color="000000"/>
+              <w:left w:val="single" w:sz="4" w:space="0" w:color="000000"/>
+              <w:bottom w:val="single" w:sz="4" w:space="0" w:color="000000"/>
+              <w:right w:val="single" w:sz="4" w:space="0" w:color="000000"/>
+            </w:tcBorders>
+            <w:hideMark/>
+          </w:tcPr>
+          <w:p>
+            <w:pPr>
+              <w:spacing w:line="256" w:lineRule="auto"/>
+            </w:pPr>
+            <w:r>
+              <w:t xml:space="preserve">Justification </w:t>
+            </w:r>
+          </w:p>
+        </w:tc>
+        <w:tc>
+          <w:tcPr>
+            <w:tcW w:w="2749" w:type="dxa"/>
+            <w:tcBorders>
+              <w:top w:val="single" w:sz="4" w:space="0" w:color="000000"/>
+              <w:left w:val="single" w:sz="4" w:space="0" w:color="000000"/>
+              <w:bottom w:val="single" w:sz="4" w:space="0" w:color="000000"/>
+              <w:right w:val="single" w:sz="4" w:space="0" w:color="000000"/>
+            </w:tcBorders>
+            <w:hideMark/>
+          </w:tcPr>
+          <w:p>
+            <w:pPr>
+              <w:spacing w:line="256" w:lineRule="auto"/>
+            </w:pPr>
+            <w:r>
+              <w:t xml:space="preserve">KPI </w:t>
+            </w:r>
+          </w:p>
+        </w:tc>
+      </w:tr>
+      <w:tr>
+        <w:trPr>
+          <w:trHeight w:val="2206"/>
+        </w:trPr>
+        <w:tc>
+          <w:tcPr>
+            <w:tcW w:w="2744" w:type="dxa"/>
+            <w:tcBorders>
+              <w:top w:val="single" w:sz="4" w:space="0" w:color="000000"/>
+              <w:left w:val="single" w:sz="4" w:space="0" w:color="000000"/>
+              <w:bottom w:val="single" w:sz="4" w:space="0" w:color="000000"/>
+              <w:right w:val="single" w:sz="4" w:space="0" w:color="000000"/>
+            </w:tcBorders>
+            <w:hideMark/>
+          </w:tcPr>
+          <w:p>
+            <w:pPr>
+              <w:spacing w:line="256" w:lineRule="auto"/>
+              <w:ind w:right="10"/>
+            </w:pPr>
+            <w:r>
+              <w:t xml:space="preserve">The system should load all primary pages within 3 seconds under normal operating conditions  </w:t>
+            </w:r>
+          </w:p>
+        </w:tc>
+        <w:tc>
+          <w:tcPr>
+            <w:tcW w:w="2746" w:type="dxa"/>
+            <w:tcBorders>
+              <w:top w:val="single" w:sz="4" w:space="0" w:color="000000"/>
+              <w:left w:val="single" w:sz="4" w:space="0" w:color="000000"/>
+              <w:bottom w:val="single" w:sz="4" w:space="0" w:color="000000"/>
+              <w:right w:val="single" w:sz="4" w:space="0" w:color="000000"/>
+            </w:tcBorders>
+            <w:hideMark/>
+          </w:tcPr>
+          <w:p>
+            <w:pPr>
+              <w:spacing w:line="256" w:lineRule="auto"/>
+            </w:pPr>
+            <w:r>
+              <w:t xml:space="preserve">Slow load times negatively impact user experience, which may lead to some users abandoning the booking process </w:t>
+            </w:r>
+          </w:p>
+        </w:tc>
+        <w:tc>
+          <w:tcPr>
+            <w:tcW w:w="2749" w:type="dxa"/>
+            <w:tcBorders>
+              <w:top w:val="single" w:sz="4" w:space="0" w:color="000000"/>
+              <w:left w:val="single" w:sz="4" w:space="0" w:color="000000"/>
+              <w:bottom w:val="single" w:sz="4" w:space="0" w:color="000000"/>
+              <w:right w:val="single" w:sz="4" w:space="0" w:color="000000"/>
+            </w:tcBorders>
+            <w:hideMark/>
+          </w:tcPr>
+          <w:p>
+            <w:pPr>
+              <w:spacing w:after="24" w:line="256" w:lineRule="auto"/>
+            </w:pPr>
+            <w:r>
+              <w:t xml:space="preserve">95% of pages load within </w:t>
+            </w:r>
+          </w:p>
+          <w:p>
+            <w:pPr>
+              <w:spacing w:line="256" w:lineRule="auto"/>
+            </w:pPr>
+            <w:r>
+              <w:t xml:space="preserve">3 seconds  </w:t>
+            </w:r>
+          </w:p>
+        </w:tc>
+      </w:tr>
+      <w:tr>
+        <w:trPr>
+          <w:trHeight w:val="1769"/>
+        </w:trPr>
+        <w:tc>
+          <w:tcPr>
+            <w:tcW w:w="2744" w:type="dxa"/>
+            <w:tcBorders>
+              <w:top w:val="single" w:sz="4" w:space="0" w:color="000000"/>
+              <w:left w:val="single" w:sz="4" w:space="0" w:color="000000"/>
+              <w:bottom w:val="single" w:sz="4" w:space="0" w:color="000000"/>
+              <w:right w:val="single" w:sz="4" w:space="0" w:color="000000"/>
+            </w:tcBorders>
+            <w:hideMark/>
+          </w:tcPr>
+          <w:p>
+            <w:pPr>
+              <w:spacing w:line="256" w:lineRule="auto"/>
+            </w:pPr>
+            <w:r>
+              <w:t xml:space="preserve">Booking availability updates should be processed in real time without delay. </w:t>
+            </w:r>
+          </w:p>
+        </w:tc>
+        <w:tc>
+          <w:tcPr>
+            <w:tcW w:w="2746" w:type="dxa"/>
+            <w:tcBorders>
+              <w:top w:val="single" w:sz="4" w:space="0" w:color="000000"/>
+              <w:left w:val="single" w:sz="4" w:space="0" w:color="000000"/>
+              <w:bottom w:val="single" w:sz="4" w:space="0" w:color="000000"/>
+              <w:right w:val="single" w:sz="4" w:space="0" w:color="000000"/>
+            </w:tcBorders>
+            <w:hideMark/>
+          </w:tcPr>
+          <w:p>
+            <w:pPr>
+              <w:spacing w:line="256" w:lineRule="auto"/>
+              <w:ind w:right="23"/>
+            </w:pPr>
+            <w:r>
+              <w:t xml:space="preserve">This prevents double bookings and ensures users have accurate availability information anytime they are booking. </w:t>
+            </w:r>
+          </w:p>
+        </w:tc>
+        <w:tc>
+          <w:tcPr>
+            <w:tcW w:w="2749" w:type="dxa"/>
+            <w:tcBorders>
+              <w:top w:val="single" w:sz="4" w:space="0" w:color="000000"/>
+              <w:left w:val="single" w:sz="4" w:space="0" w:color="000000"/>
+              <w:bottom w:val="single" w:sz="4" w:space="0" w:color="000000"/>
+              <w:right w:val="single" w:sz="4" w:space="0" w:color="000000"/>
+            </w:tcBorders>
+            <w:hideMark/>
+          </w:tcPr>
+          <w:p>
+            <w:pPr>
+              <w:spacing w:line="256" w:lineRule="auto"/>
+            </w:pPr>
+            <w:r>
+              <w:t xml:space="preserve">Availability updates happen within 2 seconds after a booking action is made. </w:t>
+            </w:r>
+          </w:p>
+        </w:tc>
+      </w:tr>
+      <w:tr>
+        <w:trPr>
+          <w:trHeight w:val="1476"/>
+        </w:trPr>
+        <w:tc>
+          <w:tcPr>
+            <w:tcW w:w="2744" w:type="dxa"/>
+            <w:tcBorders>
+              <w:top w:val="single" w:sz="4" w:space="0" w:color="000000"/>
+              <w:left w:val="single" w:sz="4" w:space="0" w:color="000000"/>
+              <w:bottom w:val="single" w:sz="4" w:space="0" w:color="000000"/>
+              <w:right w:val="single" w:sz="4" w:space="0" w:color="000000"/>
+            </w:tcBorders>
+            <w:hideMark/>
+          </w:tcPr>
+          <w:p>
+            <w:pPr>
+              <w:spacing w:line="256" w:lineRule="auto"/>
+            </w:pPr>
+            <w:r>
+              <w:lastRenderedPageBreak/>
+              <w:t xml:space="preserve">The system should be able to withstand a high frequency of users simultaneously. </w:t>
+            </w:r>
+          </w:p>
+        </w:tc>
+        <w:tc>
+          <w:tcPr>
+            <w:tcW w:w="2746" w:type="dxa"/>
+            <w:tcBorders>
+              <w:top w:val="single" w:sz="4" w:space="0" w:color="000000"/>
+              <w:left w:val="single" w:sz="4" w:space="0" w:color="000000"/>
+              <w:bottom w:val="single" w:sz="4" w:space="0" w:color="000000"/>
+              <w:right w:val="single" w:sz="4" w:space="0" w:color="000000"/>
+            </w:tcBorders>
+            <w:hideMark/>
+          </w:tcPr>
+          <w:p>
+            <w:pPr>
+              <w:spacing w:line="256" w:lineRule="auto"/>
+            </w:pPr>
+            <w:r>
+              <w:t xml:space="preserve">This ensures that the system remains usable during peak periods such as weekends or promotional campaigns. </w:t>
+            </w:r>
+          </w:p>
+        </w:tc>
+        <w:tc>
+          <w:tcPr>
+            <w:tcW w:w="2749" w:type="dxa"/>
+            <w:tcBorders>
+              <w:top w:val="single" w:sz="4" w:space="0" w:color="000000"/>
+              <w:left w:val="single" w:sz="4" w:space="0" w:color="000000"/>
+              <w:bottom w:val="single" w:sz="4" w:space="0" w:color="000000"/>
+              <w:right w:val="single" w:sz="4" w:space="0" w:color="000000"/>
+            </w:tcBorders>
+            <w:hideMark/>
+          </w:tcPr>
+          <w:p>
+            <w:pPr>
+              <w:spacing w:line="256" w:lineRule="auto"/>
+            </w:pPr>
+            <w:r>
+              <w:t xml:space="preserve">Under load testing with 90+ virtual users, the average response time must stay below 2 seconds. </w:t>
+            </w:r>
+          </w:p>
+        </w:tc>
+      </w:tr>
+      <w:tr>
+        <w:trPr>
+          <w:trHeight w:val="638"/>
+        </w:trPr>
+        <w:tc>
+          <w:tcPr>
+            <w:tcW w:w="5490" w:type="dxa"/>
+            <w:gridSpan w:val="2"/>
+            <w:tcBorders>
+              <w:top w:val="single" w:sz="4" w:space="0" w:color="000000"/>
+              <w:left w:val="single" w:sz="4" w:space="0" w:color="000000"/>
+              <w:bottom w:val="single" w:sz="4" w:space="0" w:color="000000"/>
+              <w:right w:val="nil"/>
+            </w:tcBorders>
+            <w:vAlign w:val="bottom"/>
+            <w:hideMark/>
+          </w:tcPr>
+          <w:p>
+            <w:pPr>
+              <w:spacing w:line="256" w:lineRule="auto"/>
+              <w:rPr>
+                <w:sz w:val="28"/>
+                <w:szCs w:val="28"/>
+              </w:rPr>
+            </w:pPr>
+            <w:r>
+              <w:rPr>
+                <w:color w:val="0F4761"/>
+                <w:sz w:val="28"/>
+                <w:szCs w:val="28"/>
+              </w:rPr>
+              <w:t xml:space="preserve">Security </w:t>
+            </w:r>
+          </w:p>
+        </w:tc>
+        <w:tc>
+          <w:tcPr>
+            <w:tcW w:w="2749" w:type="dxa"/>
+            <w:tcBorders>
+              <w:top w:val="single" w:sz="4" w:space="0" w:color="000000"/>
+              <w:left w:val="nil"/>
+              <w:bottom w:val="single" w:sz="4" w:space="0" w:color="000000"/>
+              <w:right w:val="single" w:sz="4" w:space="0" w:color="000000"/>
+            </w:tcBorders>
+          </w:tcPr>
+          <w:p>
+            <w:pPr>
+              <w:spacing w:after="160" w:line="256" w:lineRule="auto"/>
+            </w:pPr>
+          </w:p>
+        </w:tc>
+      </w:tr>
+      <w:tr>
+        <w:trPr>
+          <w:trHeight w:val="850"/>
+        </w:trPr>
+        <w:tc>
+          <w:tcPr>
+            <w:tcW w:w="2744" w:type="dxa"/>
+            <w:tcBorders>
+              <w:top w:val="single" w:sz="4" w:space="0" w:color="000000"/>
+              <w:left w:val="single" w:sz="4" w:space="0" w:color="000000"/>
+              <w:bottom w:val="single" w:sz="4" w:space="0" w:color="000000"/>
+              <w:right w:val="single" w:sz="4" w:space="0" w:color="000000"/>
+            </w:tcBorders>
+            <w:hideMark/>
+          </w:tcPr>
+          <w:p>
+            <w:pPr>
+              <w:spacing w:after="22" w:line="256" w:lineRule="auto"/>
+            </w:pPr>
+            <w:r>
+              <w:t xml:space="preserve">Non-Functional </w:t>
+            </w:r>
+          </w:p>
+          <w:p>
+            <w:pPr>
+              <w:spacing w:line="256" w:lineRule="auto"/>
+            </w:pPr>
+            <w:r>
+              <w:t xml:space="preserve">Requirement </w:t>
+            </w:r>
+          </w:p>
+        </w:tc>
+        <w:tc>
+          <w:tcPr>
+            <w:tcW w:w="2746" w:type="dxa"/>
+            <w:tcBorders>
+              <w:top w:val="single" w:sz="4" w:space="0" w:color="000000"/>
+              <w:left w:val="single" w:sz="4" w:space="0" w:color="000000"/>
+              <w:bottom w:val="single" w:sz="4" w:space="0" w:color="000000"/>
+              <w:right w:val="single" w:sz="4" w:space="0" w:color="000000"/>
+            </w:tcBorders>
+            <w:hideMark/>
+          </w:tcPr>
+          <w:p>
+            <w:pPr>
+              <w:spacing w:line="256" w:lineRule="auto"/>
+            </w:pPr>
+            <w:r>
+              <w:t xml:space="preserve">Justification </w:t>
+            </w:r>
+          </w:p>
+        </w:tc>
+        <w:tc>
+          <w:tcPr>
+            <w:tcW w:w="2749" w:type="dxa"/>
+            <w:tcBorders>
+              <w:top w:val="single" w:sz="4" w:space="0" w:color="000000"/>
+              <w:left w:val="single" w:sz="4" w:space="0" w:color="000000"/>
+              <w:bottom w:val="single" w:sz="4" w:space="0" w:color="000000"/>
+              <w:right w:val="single" w:sz="4" w:space="0" w:color="000000"/>
+            </w:tcBorders>
+            <w:hideMark/>
+          </w:tcPr>
+          <w:p>
+            <w:pPr>
+              <w:spacing w:line="256" w:lineRule="auto"/>
+            </w:pPr>
+            <w:r>
+              <w:t xml:space="preserve">KPI </w:t>
+            </w:r>
+          </w:p>
+        </w:tc>
+      </w:tr>
+      <w:tr>
+        <w:trPr>
+          <w:trHeight w:val="1868"/>
+        </w:trPr>
+        <w:tc>
+          <w:tcPr>
+            <w:tcW w:w="2744" w:type="dxa"/>
+            <w:tcBorders>
+              <w:top w:val="single" w:sz="4" w:space="0" w:color="000000"/>
+              <w:left w:val="single" w:sz="4" w:space="0" w:color="000000"/>
+              <w:bottom w:val="single" w:sz="4" w:space="0" w:color="000000"/>
+              <w:right w:val="single" w:sz="4" w:space="0" w:color="000000"/>
+            </w:tcBorders>
+            <w:hideMark/>
+          </w:tcPr>
+          <w:p>
+            <w:pPr>
+              <w:spacing w:line="256" w:lineRule="auto"/>
+            </w:pPr>
+            <w:r>
+              <w:t xml:space="preserve">All passwords must be stored using a strong hashing or other forms of encryption </w:t>
+            </w:r>
+          </w:p>
+        </w:tc>
+        <w:tc>
+          <w:tcPr>
+            <w:tcW w:w="2746" w:type="dxa"/>
+            <w:tcBorders>
+              <w:top w:val="single" w:sz="4" w:space="0" w:color="000000"/>
+              <w:left w:val="single" w:sz="4" w:space="0" w:color="000000"/>
+              <w:bottom w:val="single" w:sz="4" w:space="0" w:color="000000"/>
+              <w:right w:val="single" w:sz="4" w:space="0" w:color="000000"/>
+            </w:tcBorders>
+            <w:hideMark/>
+          </w:tcPr>
+          <w:p>
+            <w:pPr>
+              <w:spacing w:line="256" w:lineRule="auto"/>
+              <w:ind w:right="20"/>
+            </w:pPr>
+            <w:r>
+              <w:t xml:space="preserve">In case of a data breach, hashed passwords protect user accounts from being compromised  </w:t>
+            </w:r>
+          </w:p>
+        </w:tc>
+        <w:tc>
+          <w:tcPr>
+            <w:tcW w:w="2749" w:type="dxa"/>
+            <w:tcBorders>
+              <w:top w:val="single" w:sz="4" w:space="0" w:color="000000"/>
+              <w:left w:val="single" w:sz="4" w:space="0" w:color="000000"/>
+              <w:bottom w:val="single" w:sz="4" w:space="0" w:color="000000"/>
+              <w:right w:val="single" w:sz="4" w:space="0" w:color="000000"/>
+            </w:tcBorders>
+            <w:hideMark/>
+          </w:tcPr>
+          <w:p>
+            <w:pPr>
+              <w:spacing w:after="1" w:line="276" w:lineRule="auto"/>
+            </w:pPr>
+            <w:r>
+              <w:t xml:space="preserve">100% of passwords in the database are hashed using </w:t>
+            </w:r>
+            <w:proofErr w:type="spellStart"/>
+            <w:r>
+              <w:t>bcrypt</w:t>
+            </w:r>
+            <w:proofErr w:type="spellEnd"/>
+            <w:r>
+              <w:t xml:space="preserve"> with a minimum cost factor of </w:t>
+            </w:r>
+          </w:p>
+          <w:p>
+            <w:pPr>
+              <w:spacing w:line="256" w:lineRule="auto"/>
+            </w:pPr>
+            <w:r>
+              <w:t xml:space="preserve">12 </w:t>
+            </w:r>
+          </w:p>
+        </w:tc>
+      </w:tr>
+      <w:tr>
+        <w:trPr>
+          <w:trHeight w:val="1474"/>
+        </w:trPr>
+        <w:tc>
+          <w:tcPr>
+            <w:tcW w:w="2744" w:type="dxa"/>
+            <w:tcBorders>
+              <w:top w:val="single" w:sz="4" w:space="0" w:color="000000"/>
+              <w:left w:val="single" w:sz="4" w:space="0" w:color="000000"/>
+              <w:bottom w:val="single" w:sz="4" w:space="0" w:color="000000"/>
+              <w:right w:val="single" w:sz="4" w:space="0" w:color="000000"/>
+            </w:tcBorders>
+            <w:hideMark/>
+          </w:tcPr>
+          <w:p>
+            <w:pPr>
+              <w:spacing w:line="256" w:lineRule="auto"/>
+            </w:pPr>
+            <w:r>
+              <w:t xml:space="preserve">The website must enforce HTTPS across all pages.  </w:t>
+            </w:r>
+          </w:p>
+        </w:tc>
+        <w:tc>
+          <w:tcPr>
+            <w:tcW w:w="2746" w:type="dxa"/>
+            <w:tcBorders>
+              <w:top w:val="single" w:sz="4" w:space="0" w:color="000000"/>
+              <w:left w:val="single" w:sz="4" w:space="0" w:color="000000"/>
+              <w:bottom w:val="single" w:sz="4" w:space="0" w:color="000000"/>
+              <w:right w:val="single" w:sz="4" w:space="0" w:color="000000"/>
+            </w:tcBorders>
+            <w:hideMark/>
+          </w:tcPr>
+          <w:p>
+            <w:pPr>
+              <w:spacing w:line="256" w:lineRule="auto"/>
+            </w:pPr>
+            <w:r>
+              <w:t xml:space="preserve">HTTPS encrypts data between the user and the server, preventing interception of personal or payment details  </w:t>
+            </w:r>
+          </w:p>
+        </w:tc>
+        <w:tc>
+          <w:tcPr>
+            <w:tcW w:w="2749" w:type="dxa"/>
+            <w:tcBorders>
+              <w:top w:val="single" w:sz="4" w:space="0" w:color="000000"/>
+              <w:left w:val="single" w:sz="4" w:space="0" w:color="000000"/>
+              <w:bottom w:val="single" w:sz="4" w:space="0" w:color="000000"/>
+              <w:right w:val="single" w:sz="4" w:space="0" w:color="000000"/>
+            </w:tcBorders>
+            <w:hideMark/>
+          </w:tcPr>
+          <w:p>
+            <w:pPr>
+              <w:spacing w:line="256" w:lineRule="auto"/>
+            </w:pPr>
+            <w:r>
+              <w:t xml:space="preserve">All pages load over </w:t>
+            </w:r>
+          </w:p>
+          <w:p>
+            <w:pPr>
+              <w:spacing w:line="256" w:lineRule="auto"/>
+            </w:pPr>
+            <w:r>
+              <w:t xml:space="preserve">HTTPS, with HSTS (HTTP Strict Transport Security) enabled. </w:t>
+            </w:r>
+          </w:p>
+        </w:tc>
+      </w:tr>
+      <w:tr>
+        <w:trPr>
+          <w:trHeight w:val="1476"/>
+        </w:trPr>
+        <w:tc>
+          <w:tcPr>
+            <w:tcW w:w="2744" w:type="dxa"/>
+            <w:tcBorders>
+              <w:top w:val="single" w:sz="4" w:space="0" w:color="000000"/>
+              <w:left w:val="single" w:sz="4" w:space="0" w:color="000000"/>
+              <w:bottom w:val="single" w:sz="4" w:space="0" w:color="000000"/>
+              <w:right w:val="single" w:sz="4" w:space="0" w:color="000000"/>
+            </w:tcBorders>
+            <w:hideMark/>
+          </w:tcPr>
+          <w:p>
+            <w:pPr>
+              <w:spacing w:line="256" w:lineRule="auto"/>
+              <w:jc w:val="both"/>
+            </w:pPr>
+            <w:r>
+              <w:t xml:space="preserve">Sessions timeout after 15 minutes of inactivity  </w:t>
+            </w:r>
+          </w:p>
+        </w:tc>
+        <w:tc>
+          <w:tcPr>
+            <w:tcW w:w="2746" w:type="dxa"/>
+            <w:tcBorders>
+              <w:top w:val="single" w:sz="4" w:space="0" w:color="000000"/>
+              <w:left w:val="single" w:sz="4" w:space="0" w:color="000000"/>
+              <w:bottom w:val="single" w:sz="4" w:space="0" w:color="000000"/>
+              <w:right w:val="single" w:sz="4" w:space="0" w:color="000000"/>
+            </w:tcBorders>
+            <w:hideMark/>
+          </w:tcPr>
+          <w:p>
+            <w:pPr>
+              <w:spacing w:line="256" w:lineRule="auto"/>
+              <w:ind w:right="6"/>
+            </w:pPr>
+            <w:r>
+              <w:t xml:space="preserve">This reduces the risk of someone accessing a customer’s account if they leave their device unattended. </w:t>
+            </w:r>
+          </w:p>
+        </w:tc>
+        <w:tc>
+          <w:tcPr>
+            <w:tcW w:w="2749" w:type="dxa"/>
+            <w:tcBorders>
+              <w:top w:val="single" w:sz="4" w:space="0" w:color="000000"/>
+              <w:left w:val="single" w:sz="4" w:space="0" w:color="000000"/>
+              <w:bottom w:val="single" w:sz="4" w:space="0" w:color="000000"/>
+              <w:right w:val="single" w:sz="4" w:space="0" w:color="000000"/>
+            </w:tcBorders>
+            <w:hideMark/>
+          </w:tcPr>
+          <w:p>
+            <w:pPr>
+              <w:spacing w:line="256" w:lineRule="auto"/>
+            </w:pPr>
+            <w:r>
+              <w:t xml:space="preserve">User sessions automatically expire after 15 mins of no activity, requiring re-login </w:t>
+            </w:r>
+          </w:p>
+        </w:tc>
+      </w:tr>
+    </w:tbl>
+    <w:p>
+      <w:pPr>
+        <w:spacing w:after="0" w:line="256" w:lineRule="auto"/>
+        <w:ind w:left="-1440" w:right="781"/>
+        <w:rPr>
+          <w:rFonts w:ascii="Calibri" w:eastAsia="Calibri" w:hAnsi="Calibri" w:cs="Calibri"/>
+          <w:color w:val="000000"/>
+        </w:rPr>
+      </w:pPr>
+    </w:p>
+    <w:tbl>
+      <w:tblPr>
+        <w:tblStyle w:val="TableGrid0"/>
+        <w:tblW w:w="8238" w:type="dxa"/>
+        <w:tblInd w:w="5" w:type="dxa"/>
+        <w:tblCellMar>
+          <w:top w:w="53" w:type="dxa"/>
+          <w:left w:w="108" w:type="dxa"/>
+          <w:bottom w:w="5" w:type="dxa"/>
+          <w:right w:w="59" w:type="dxa"/>
+        </w:tblCellMar>
+        <w:tblLook w:val="04A0" w:firstRow="1" w:lastRow="0" w:firstColumn="1" w:lastColumn="0" w:noHBand="0" w:noVBand="1"/>
+      </w:tblPr>
+      <w:tblGrid>
+        <w:gridCol w:w="2743"/>
+        <w:gridCol w:w="2746"/>
+        <w:gridCol w:w="2749"/>
+      </w:tblGrid>
+      <w:tr>
+        <w:trPr>
+          <w:trHeight w:val="1769"/>
+        </w:trPr>
+        <w:tc>
+          <w:tcPr>
+            <w:tcW w:w="2744" w:type="dxa"/>
+            <w:tcBorders>
+              <w:top w:val="single" w:sz="4" w:space="0" w:color="000000"/>
+              <w:left w:val="single" w:sz="4" w:space="0" w:color="000000"/>
+              <w:bottom w:val="single" w:sz="4" w:space="0" w:color="000000"/>
+              <w:right w:val="single" w:sz="4" w:space="0" w:color="000000"/>
+            </w:tcBorders>
+            <w:hideMark/>
+          </w:tcPr>
+          <w:p>
+            <w:pPr>
+              <w:spacing w:line="256" w:lineRule="auto"/>
+            </w:pPr>
+            <w:r>
+              <w:t xml:space="preserve">There should be explicit user consent for the use of cookies. </w:t>
+            </w:r>
+          </w:p>
+        </w:tc>
+        <w:tc>
+          <w:tcPr>
+            <w:tcW w:w="2746" w:type="dxa"/>
+            <w:tcBorders>
+              <w:top w:val="single" w:sz="4" w:space="0" w:color="000000"/>
+              <w:left w:val="single" w:sz="4" w:space="0" w:color="000000"/>
+              <w:bottom w:val="single" w:sz="4" w:space="0" w:color="000000"/>
+              <w:right w:val="single" w:sz="4" w:space="0" w:color="000000"/>
+            </w:tcBorders>
+            <w:hideMark/>
+          </w:tcPr>
+          <w:p>
+            <w:pPr>
+              <w:spacing w:line="256" w:lineRule="auto"/>
+              <w:ind w:right="29"/>
+            </w:pPr>
+            <w:r>
+              <w:t xml:space="preserve">This will enable the client to comply with GDPR laws and protect themselves from potential fines related to cookies. </w:t>
+            </w:r>
+          </w:p>
+        </w:tc>
+        <w:tc>
+          <w:tcPr>
+            <w:tcW w:w="2749" w:type="dxa"/>
+            <w:tcBorders>
+              <w:top w:val="single" w:sz="4" w:space="0" w:color="000000"/>
+              <w:left w:val="single" w:sz="4" w:space="0" w:color="000000"/>
+              <w:bottom w:val="single" w:sz="4" w:space="0" w:color="000000"/>
+              <w:right w:val="single" w:sz="4" w:space="0" w:color="000000"/>
+            </w:tcBorders>
+            <w:hideMark/>
+          </w:tcPr>
+          <w:p>
+            <w:pPr>
+              <w:spacing w:line="256" w:lineRule="auto"/>
+            </w:pPr>
+            <w:r>
+              <w:t xml:space="preserve">Cookies should be visible on any page of the website with a clear way to accept or deny the cookies. </w:t>
+            </w:r>
+          </w:p>
+        </w:tc>
+      </w:tr>
+      <w:tr>
+        <w:trPr>
+          <w:trHeight w:val="641"/>
+        </w:trPr>
+        <w:tc>
+          <w:tcPr>
+            <w:tcW w:w="8238" w:type="dxa"/>
+            <w:gridSpan w:val="3"/>
+            <w:tcBorders>
+              <w:top w:val="single" w:sz="4" w:space="0" w:color="000000"/>
+              <w:left w:val="single" w:sz="4" w:space="0" w:color="000000"/>
+              <w:bottom w:val="single" w:sz="4" w:space="0" w:color="000000"/>
+              <w:right w:val="single" w:sz="4" w:space="0" w:color="000000"/>
+            </w:tcBorders>
+            <w:vAlign w:val="bottom"/>
+            <w:hideMark/>
+          </w:tcPr>
+          <w:p>
+            <w:pPr>
+              <w:spacing w:line="256" w:lineRule="auto"/>
+              <w:rPr>
+                <w:sz w:val="28"/>
+                <w:szCs w:val="28"/>
+              </w:rPr>
+            </w:pPr>
+            <w:r>
+              <w:rPr>
+                <w:color w:val="0F4761"/>
+                <w:sz w:val="28"/>
+                <w:szCs w:val="28"/>
+              </w:rPr>
+              <w:t xml:space="preserve">Scalability </w:t>
+            </w:r>
+          </w:p>
+        </w:tc>
+      </w:tr>
+      <w:tr>
+        <w:trPr>
+          <w:trHeight w:val="848"/>
+        </w:trPr>
+        <w:tc>
+          <w:tcPr>
+            <w:tcW w:w="2744" w:type="dxa"/>
+            <w:tcBorders>
+              <w:top w:val="single" w:sz="4" w:space="0" w:color="000000"/>
+              <w:left w:val="single" w:sz="4" w:space="0" w:color="000000"/>
+              <w:bottom w:val="single" w:sz="4" w:space="0" w:color="000000"/>
+              <w:right w:val="single" w:sz="4" w:space="0" w:color="000000"/>
+            </w:tcBorders>
+            <w:hideMark/>
+          </w:tcPr>
+          <w:p>
+            <w:pPr>
+              <w:spacing w:after="22" w:line="256" w:lineRule="auto"/>
+            </w:pPr>
+            <w:r>
+              <w:t xml:space="preserve">Non-Functional </w:t>
+            </w:r>
+          </w:p>
+          <w:p>
+            <w:pPr>
+              <w:spacing w:line="256" w:lineRule="auto"/>
+            </w:pPr>
+            <w:r>
+              <w:t xml:space="preserve">Requirement </w:t>
+            </w:r>
+          </w:p>
+        </w:tc>
+        <w:tc>
+          <w:tcPr>
+            <w:tcW w:w="2746" w:type="dxa"/>
+            <w:tcBorders>
+              <w:top w:val="single" w:sz="4" w:space="0" w:color="000000"/>
+              <w:left w:val="single" w:sz="4" w:space="0" w:color="000000"/>
+              <w:bottom w:val="single" w:sz="4" w:space="0" w:color="000000"/>
+              <w:right w:val="single" w:sz="4" w:space="0" w:color="000000"/>
+            </w:tcBorders>
+            <w:hideMark/>
+          </w:tcPr>
+          <w:p>
+            <w:pPr>
+              <w:spacing w:line="256" w:lineRule="auto"/>
+            </w:pPr>
+            <w:r>
+              <w:t xml:space="preserve">Justification </w:t>
+            </w:r>
+          </w:p>
+        </w:tc>
+        <w:tc>
+          <w:tcPr>
+            <w:tcW w:w="2749" w:type="dxa"/>
+            <w:tcBorders>
+              <w:top w:val="single" w:sz="4" w:space="0" w:color="000000"/>
+              <w:left w:val="single" w:sz="4" w:space="0" w:color="000000"/>
+              <w:bottom w:val="single" w:sz="4" w:space="0" w:color="000000"/>
+              <w:right w:val="single" w:sz="4" w:space="0" w:color="000000"/>
+            </w:tcBorders>
+            <w:hideMark/>
+          </w:tcPr>
+          <w:p>
+            <w:pPr>
+              <w:spacing w:line="256" w:lineRule="auto"/>
+            </w:pPr>
+            <w:r>
+              <w:t xml:space="preserve">KPI </w:t>
+            </w:r>
+          </w:p>
+        </w:tc>
+      </w:tr>
+      <w:tr>
+        <w:trPr>
+          <w:trHeight w:val="1867"/>
+        </w:trPr>
+        <w:tc>
+          <w:tcPr>
+            <w:tcW w:w="2744" w:type="dxa"/>
+            <w:tcBorders>
+              <w:top w:val="single" w:sz="4" w:space="0" w:color="000000"/>
+              <w:left w:val="single" w:sz="4" w:space="0" w:color="000000"/>
+              <w:bottom w:val="single" w:sz="4" w:space="0" w:color="000000"/>
+              <w:right w:val="single" w:sz="4" w:space="0" w:color="000000"/>
+            </w:tcBorders>
+            <w:hideMark/>
+          </w:tcPr>
+          <w:p>
+            <w:pPr>
+              <w:spacing w:line="256" w:lineRule="auto"/>
+              <w:ind w:right="5"/>
+            </w:pPr>
+            <w:r>
+              <w:t xml:space="preserve">The system should support an increasing number of rooms and uses without performance loss. </w:t>
+            </w:r>
+          </w:p>
+        </w:tc>
+        <w:tc>
+          <w:tcPr>
+            <w:tcW w:w="2746" w:type="dxa"/>
+            <w:tcBorders>
+              <w:top w:val="single" w:sz="4" w:space="0" w:color="000000"/>
+              <w:left w:val="single" w:sz="4" w:space="0" w:color="000000"/>
+              <w:bottom w:val="single" w:sz="4" w:space="0" w:color="000000"/>
+              <w:right w:val="single" w:sz="4" w:space="0" w:color="000000"/>
+            </w:tcBorders>
+            <w:hideMark/>
+          </w:tcPr>
+          <w:p>
+            <w:pPr>
+              <w:spacing w:line="256" w:lineRule="auto"/>
+            </w:pPr>
+            <w:r>
+              <w:t xml:space="preserve">As </w:t>
+            </w:r>
+            <w:proofErr w:type="spellStart"/>
+            <w:r>
+              <w:t>CityPoint</w:t>
+            </w:r>
+            <w:proofErr w:type="spellEnd"/>
+            <w:r>
+              <w:t xml:space="preserve"> grows, the system must accommodate more rooms, bookings, and customers.  </w:t>
+            </w:r>
+          </w:p>
+        </w:tc>
+        <w:tc>
+          <w:tcPr>
+            <w:tcW w:w="2749" w:type="dxa"/>
+            <w:tcBorders>
+              <w:top w:val="single" w:sz="4" w:space="0" w:color="000000"/>
+              <w:left w:val="single" w:sz="4" w:space="0" w:color="000000"/>
+              <w:bottom w:val="single" w:sz="4" w:space="0" w:color="000000"/>
+              <w:right w:val="single" w:sz="4" w:space="0" w:color="000000"/>
+            </w:tcBorders>
+            <w:hideMark/>
+          </w:tcPr>
+          <w:p>
+            <w:pPr>
+              <w:spacing w:line="256" w:lineRule="auto"/>
+            </w:pPr>
+            <w:r>
+              <w:t xml:space="preserve">The system can handle a 50% increase in rooms and users without response time degradation. </w:t>
+            </w:r>
+          </w:p>
+        </w:tc>
+      </w:tr>
+      <w:tr>
+        <w:trPr>
+          <w:trHeight w:val="1474"/>
+        </w:trPr>
+        <w:tc>
+          <w:tcPr>
+            <w:tcW w:w="2744" w:type="dxa"/>
+            <w:tcBorders>
+              <w:top w:val="single" w:sz="4" w:space="0" w:color="000000"/>
+              <w:left w:val="single" w:sz="4" w:space="0" w:color="000000"/>
+              <w:bottom w:val="single" w:sz="4" w:space="0" w:color="000000"/>
+              <w:right w:val="single" w:sz="4" w:space="0" w:color="000000"/>
+            </w:tcBorders>
+            <w:hideMark/>
+          </w:tcPr>
+          <w:p>
+            <w:pPr>
+              <w:spacing w:line="256" w:lineRule="auto"/>
+            </w:pPr>
+            <w:r>
+              <w:lastRenderedPageBreak/>
+              <w:t xml:space="preserve">Database design must allow for easy addition of new features, e.g., new room types, payment methods, etc. </w:t>
+            </w:r>
+          </w:p>
+        </w:tc>
+        <w:tc>
+          <w:tcPr>
+            <w:tcW w:w="2746" w:type="dxa"/>
+            <w:tcBorders>
+              <w:top w:val="single" w:sz="4" w:space="0" w:color="000000"/>
+              <w:left w:val="single" w:sz="4" w:space="0" w:color="000000"/>
+              <w:bottom w:val="single" w:sz="4" w:space="0" w:color="000000"/>
+              <w:right w:val="single" w:sz="4" w:space="0" w:color="000000"/>
+            </w:tcBorders>
+            <w:hideMark/>
+          </w:tcPr>
+          <w:p>
+            <w:pPr>
+              <w:spacing w:line="256" w:lineRule="auto"/>
+            </w:pPr>
+            <w:r>
+              <w:t xml:space="preserve">Future expansions should not require major reconstruction </w:t>
+            </w:r>
+          </w:p>
+        </w:tc>
+        <w:tc>
+          <w:tcPr>
+            <w:tcW w:w="2749" w:type="dxa"/>
+            <w:tcBorders>
+              <w:top w:val="single" w:sz="4" w:space="0" w:color="000000"/>
+              <w:left w:val="single" w:sz="4" w:space="0" w:color="000000"/>
+              <w:bottom w:val="single" w:sz="4" w:space="0" w:color="000000"/>
+              <w:right w:val="single" w:sz="4" w:space="0" w:color="000000"/>
+            </w:tcBorders>
+            <w:hideMark/>
+          </w:tcPr>
+          <w:p>
+            <w:pPr>
+              <w:spacing w:line="256" w:lineRule="auto"/>
+            </w:pPr>
+            <w:r>
+              <w:t xml:space="preserve">New room types or payment methods can be added with less than 20% changes to the existing database design. </w:t>
+            </w:r>
+          </w:p>
+        </w:tc>
+      </w:tr>
+      <w:tr>
+        <w:trPr>
+          <w:trHeight w:val="1769"/>
+        </w:trPr>
+        <w:tc>
+          <w:tcPr>
+            <w:tcW w:w="2744" w:type="dxa"/>
+            <w:tcBorders>
+              <w:top w:val="single" w:sz="4" w:space="0" w:color="000000"/>
+              <w:left w:val="single" w:sz="4" w:space="0" w:color="000000"/>
+              <w:bottom w:val="single" w:sz="4" w:space="0" w:color="000000"/>
+              <w:right w:val="single" w:sz="4" w:space="0" w:color="000000"/>
+            </w:tcBorders>
+            <w:vAlign w:val="center"/>
+            <w:hideMark/>
+          </w:tcPr>
+          <w:p>
+            <w:r>
+              <w:t xml:space="preserve">The system should be deployable on cloud infrastructure (e.g., AWS, </w:t>
+            </w:r>
+          </w:p>
+          <w:p>
+            <w:pPr>
+              <w:spacing w:line="256" w:lineRule="auto"/>
+            </w:pPr>
+            <w:r>
+              <w:t xml:space="preserve">Azure) </w:t>
+            </w:r>
+          </w:p>
+        </w:tc>
+        <w:tc>
+          <w:tcPr>
+            <w:tcW w:w="2746" w:type="dxa"/>
+            <w:tcBorders>
+              <w:top w:val="single" w:sz="4" w:space="0" w:color="000000"/>
+              <w:left w:val="single" w:sz="4" w:space="0" w:color="000000"/>
+              <w:bottom w:val="single" w:sz="4" w:space="0" w:color="000000"/>
+              <w:right w:val="single" w:sz="4" w:space="0" w:color="000000"/>
+            </w:tcBorders>
+            <w:hideMark/>
+          </w:tcPr>
+          <w:p>
+            <w:pPr>
+              <w:spacing w:line="256" w:lineRule="auto"/>
+            </w:pPr>
+            <w:r>
+              <w:t xml:space="preserve">Cloud hosting makes it easier to scale up server resources during busy periods and scale down during quiet times to save costs. </w:t>
+            </w:r>
+          </w:p>
+        </w:tc>
+        <w:tc>
+          <w:tcPr>
+            <w:tcW w:w="2749" w:type="dxa"/>
+            <w:tcBorders>
+              <w:top w:val="single" w:sz="4" w:space="0" w:color="000000"/>
+              <w:left w:val="single" w:sz="4" w:space="0" w:color="000000"/>
+              <w:bottom w:val="single" w:sz="4" w:space="0" w:color="000000"/>
+              <w:right w:val="single" w:sz="4" w:space="0" w:color="000000"/>
+            </w:tcBorders>
+            <w:vAlign w:val="center"/>
+            <w:hideMark/>
+          </w:tcPr>
+          <w:p>
+            <w:pPr>
+              <w:spacing w:line="256" w:lineRule="auto"/>
+            </w:pPr>
+            <w:r>
+              <w:t xml:space="preserve">The application can be deployed and run on at least one major cloud platform (AWS, Azure, or Google Cloud). </w:t>
+            </w:r>
+          </w:p>
+        </w:tc>
+      </w:tr>
+      <w:tr>
+        <w:trPr>
+          <w:trHeight w:val="641"/>
+        </w:trPr>
+        <w:tc>
+          <w:tcPr>
+            <w:tcW w:w="8238" w:type="dxa"/>
+            <w:gridSpan w:val="3"/>
+            <w:tcBorders>
+              <w:top w:val="single" w:sz="4" w:space="0" w:color="000000"/>
+              <w:left w:val="single" w:sz="4" w:space="0" w:color="000000"/>
+              <w:bottom w:val="single" w:sz="4" w:space="0" w:color="000000"/>
+              <w:right w:val="single" w:sz="4" w:space="0" w:color="000000"/>
+            </w:tcBorders>
+            <w:vAlign w:val="bottom"/>
+            <w:hideMark/>
+          </w:tcPr>
+          <w:p>
+            <w:pPr>
+              <w:spacing w:line="256" w:lineRule="auto"/>
+              <w:rPr>
+                <w:sz w:val="28"/>
+                <w:szCs w:val="28"/>
+              </w:rPr>
+            </w:pPr>
+            <w:r>
+              <w:rPr>
+                <w:color w:val="0F4761"/>
+                <w:sz w:val="28"/>
+                <w:szCs w:val="28"/>
+              </w:rPr>
+              <w:t xml:space="preserve">Capacity </w:t>
+            </w:r>
+          </w:p>
+        </w:tc>
+      </w:tr>
+      <w:tr>
+        <w:trPr>
+          <w:trHeight w:val="850"/>
+        </w:trPr>
+        <w:tc>
+          <w:tcPr>
+            <w:tcW w:w="2744" w:type="dxa"/>
+            <w:tcBorders>
+              <w:top w:val="single" w:sz="4" w:space="0" w:color="000000"/>
+              <w:left w:val="single" w:sz="4" w:space="0" w:color="000000"/>
+              <w:bottom w:val="single" w:sz="4" w:space="0" w:color="000000"/>
+              <w:right w:val="single" w:sz="4" w:space="0" w:color="000000"/>
+            </w:tcBorders>
+            <w:hideMark/>
+          </w:tcPr>
+          <w:p>
+            <w:pPr>
+              <w:spacing w:after="24" w:line="256" w:lineRule="auto"/>
+            </w:pPr>
+            <w:r>
+              <w:t xml:space="preserve">Non-Functional </w:t>
+            </w:r>
+          </w:p>
+          <w:p>
+            <w:pPr>
+              <w:spacing w:line="256" w:lineRule="auto"/>
+            </w:pPr>
+            <w:r>
+              <w:t xml:space="preserve">Requirement </w:t>
+            </w:r>
+          </w:p>
+        </w:tc>
+        <w:tc>
+          <w:tcPr>
+            <w:tcW w:w="2746" w:type="dxa"/>
+            <w:tcBorders>
+              <w:top w:val="single" w:sz="4" w:space="0" w:color="000000"/>
+              <w:left w:val="single" w:sz="4" w:space="0" w:color="000000"/>
+              <w:bottom w:val="single" w:sz="4" w:space="0" w:color="000000"/>
+              <w:right w:val="single" w:sz="4" w:space="0" w:color="000000"/>
+            </w:tcBorders>
+            <w:hideMark/>
+          </w:tcPr>
+          <w:p>
+            <w:pPr>
+              <w:spacing w:line="256" w:lineRule="auto"/>
+            </w:pPr>
+            <w:r>
+              <w:t xml:space="preserve">Justification </w:t>
+            </w:r>
+          </w:p>
+        </w:tc>
+        <w:tc>
+          <w:tcPr>
+            <w:tcW w:w="2749" w:type="dxa"/>
+            <w:tcBorders>
+              <w:top w:val="single" w:sz="4" w:space="0" w:color="000000"/>
+              <w:left w:val="single" w:sz="4" w:space="0" w:color="000000"/>
+              <w:bottom w:val="single" w:sz="4" w:space="0" w:color="000000"/>
+              <w:right w:val="single" w:sz="4" w:space="0" w:color="000000"/>
+            </w:tcBorders>
+            <w:hideMark/>
+          </w:tcPr>
+          <w:p>
+            <w:pPr>
+              <w:spacing w:line="256" w:lineRule="auto"/>
+            </w:pPr>
+            <w:r>
+              <w:t xml:space="preserve">KPI </w:t>
+            </w:r>
+          </w:p>
+        </w:tc>
+      </w:tr>
+      <w:tr>
+        <w:trPr>
+          <w:trHeight w:val="1526"/>
+        </w:trPr>
+        <w:tc>
+          <w:tcPr>
+            <w:tcW w:w="2744" w:type="dxa"/>
+            <w:tcBorders>
+              <w:top w:val="single" w:sz="4" w:space="0" w:color="000000"/>
+              <w:left w:val="single" w:sz="4" w:space="0" w:color="000000"/>
+              <w:bottom w:val="single" w:sz="4" w:space="0" w:color="000000"/>
+              <w:right w:val="single" w:sz="4" w:space="0" w:color="000000"/>
+            </w:tcBorders>
+            <w:hideMark/>
+          </w:tcPr>
+          <w:p>
+            <w:pPr>
+              <w:spacing w:line="256" w:lineRule="auto"/>
+            </w:pPr>
+            <w:r>
+              <w:t xml:space="preserve">The system must support at least 500 concurrent users </w:t>
+            </w:r>
+          </w:p>
+        </w:tc>
+        <w:tc>
+          <w:tcPr>
+            <w:tcW w:w="2746" w:type="dxa"/>
+            <w:tcBorders>
+              <w:top w:val="single" w:sz="4" w:space="0" w:color="000000"/>
+              <w:left w:val="single" w:sz="4" w:space="0" w:color="000000"/>
+              <w:bottom w:val="single" w:sz="4" w:space="0" w:color="000000"/>
+              <w:right w:val="single" w:sz="4" w:space="0" w:color="000000"/>
+            </w:tcBorders>
+            <w:hideMark/>
+          </w:tcPr>
+          <w:p>
+            <w:pPr>
+              <w:spacing w:line="256" w:lineRule="auto"/>
+            </w:pPr>
+            <w:r>
+              <w:t xml:space="preserve">During peak booking times, many users may be accessing the system simultaneously. </w:t>
+            </w:r>
+          </w:p>
+        </w:tc>
+        <w:tc>
+          <w:tcPr>
+            <w:tcW w:w="2749" w:type="dxa"/>
+            <w:tcBorders>
+              <w:top w:val="single" w:sz="4" w:space="0" w:color="000000"/>
+              <w:left w:val="single" w:sz="4" w:space="0" w:color="000000"/>
+              <w:bottom w:val="single" w:sz="4" w:space="0" w:color="000000"/>
+              <w:right w:val="single" w:sz="4" w:space="0" w:color="000000"/>
+            </w:tcBorders>
+            <w:hideMark/>
+          </w:tcPr>
+          <w:p>
+            <w:pPr>
+              <w:spacing w:line="256" w:lineRule="auto"/>
+            </w:pPr>
+            <w:r>
+              <w:t xml:space="preserve">System remains responsive with 500+ concurrent users during simulated peak load. </w:t>
+            </w:r>
+          </w:p>
+        </w:tc>
+      </w:tr>
+      <w:tr>
+        <w:trPr>
+          <w:trHeight w:val="1184"/>
+        </w:trPr>
+        <w:tc>
+          <w:tcPr>
+            <w:tcW w:w="2744" w:type="dxa"/>
+            <w:tcBorders>
+              <w:top w:val="single" w:sz="4" w:space="0" w:color="000000"/>
+              <w:left w:val="single" w:sz="4" w:space="0" w:color="000000"/>
+              <w:bottom w:val="single" w:sz="4" w:space="0" w:color="000000"/>
+              <w:right w:val="single" w:sz="4" w:space="0" w:color="000000"/>
+            </w:tcBorders>
+            <w:hideMark/>
+          </w:tcPr>
+          <w:p>
+            <w:r>
+              <w:t xml:space="preserve">The database must store booking history for at </w:t>
+            </w:r>
+          </w:p>
+          <w:p>
+            <w:pPr>
+              <w:spacing w:line="256" w:lineRule="auto"/>
+            </w:pPr>
+            <w:r>
+              <w:t xml:space="preserve">least 2 years  </w:t>
+            </w:r>
+          </w:p>
+        </w:tc>
+        <w:tc>
+          <w:tcPr>
+            <w:tcW w:w="2746" w:type="dxa"/>
+            <w:tcBorders>
+              <w:top w:val="single" w:sz="4" w:space="0" w:color="000000"/>
+              <w:left w:val="single" w:sz="4" w:space="0" w:color="000000"/>
+              <w:bottom w:val="single" w:sz="4" w:space="0" w:color="000000"/>
+              <w:right w:val="single" w:sz="4" w:space="0" w:color="000000"/>
+            </w:tcBorders>
+            <w:hideMark/>
+          </w:tcPr>
+          <w:p>
+            <w:pPr>
+              <w:spacing w:line="256" w:lineRule="auto"/>
+            </w:pPr>
+            <w:r>
+              <w:t xml:space="preserve">Required for recordkeeping, customer service, and business analytics. </w:t>
+            </w:r>
+          </w:p>
+        </w:tc>
+        <w:tc>
+          <w:tcPr>
+            <w:tcW w:w="2749" w:type="dxa"/>
+            <w:tcBorders>
+              <w:top w:val="single" w:sz="4" w:space="0" w:color="000000"/>
+              <w:left w:val="single" w:sz="4" w:space="0" w:color="000000"/>
+              <w:bottom w:val="single" w:sz="4" w:space="0" w:color="000000"/>
+              <w:right w:val="single" w:sz="4" w:space="0" w:color="000000"/>
+            </w:tcBorders>
+            <w:hideMark/>
+          </w:tcPr>
+          <w:p>
+            <w:pPr>
+              <w:spacing w:line="256" w:lineRule="auto"/>
+            </w:pPr>
+            <w:r>
+              <w:t xml:space="preserve">All booking data is retained and accessible for 24 months from the date of booking. </w:t>
+            </w:r>
+          </w:p>
+        </w:tc>
+      </w:tr>
+      <w:tr>
+        <w:trPr>
+          <w:trHeight w:val="1181"/>
+        </w:trPr>
+        <w:tc>
+          <w:tcPr>
+            <w:tcW w:w="2744" w:type="dxa"/>
+            <w:tcBorders>
+              <w:top w:val="single" w:sz="4" w:space="0" w:color="000000"/>
+              <w:left w:val="single" w:sz="4" w:space="0" w:color="000000"/>
+              <w:bottom w:val="single" w:sz="4" w:space="0" w:color="000000"/>
+              <w:right w:val="single" w:sz="4" w:space="0" w:color="000000"/>
+            </w:tcBorders>
+            <w:hideMark/>
+          </w:tcPr>
+          <w:p>
+            <w:pPr>
+              <w:spacing w:line="256" w:lineRule="auto"/>
+            </w:pPr>
+            <w:r>
+              <w:t xml:space="preserve">The system must handle at least 10,000 customer accounts </w:t>
+            </w:r>
+          </w:p>
+        </w:tc>
+        <w:tc>
+          <w:tcPr>
+            <w:tcW w:w="2746" w:type="dxa"/>
+            <w:tcBorders>
+              <w:top w:val="single" w:sz="4" w:space="0" w:color="000000"/>
+              <w:left w:val="single" w:sz="4" w:space="0" w:color="000000"/>
+              <w:bottom w:val="single" w:sz="4" w:space="0" w:color="000000"/>
+              <w:right w:val="single" w:sz="4" w:space="0" w:color="000000"/>
+            </w:tcBorders>
+            <w:hideMark/>
+          </w:tcPr>
+          <w:p>
+            <w:pPr>
+              <w:spacing w:line="256" w:lineRule="auto"/>
+              <w:ind w:right="2"/>
+            </w:pPr>
+            <w:r>
+              <w:t xml:space="preserve">As the business grows, the user base will increase. </w:t>
+            </w:r>
+          </w:p>
+        </w:tc>
+        <w:tc>
+          <w:tcPr>
+            <w:tcW w:w="2749" w:type="dxa"/>
+            <w:tcBorders>
+              <w:top w:val="single" w:sz="4" w:space="0" w:color="000000"/>
+              <w:left w:val="single" w:sz="4" w:space="0" w:color="000000"/>
+              <w:bottom w:val="single" w:sz="4" w:space="0" w:color="000000"/>
+              <w:right w:val="single" w:sz="4" w:space="0" w:color="000000"/>
+            </w:tcBorders>
+            <w:hideMark/>
+          </w:tcPr>
+          <w:p>
+            <w:pPr>
+              <w:spacing w:line="256" w:lineRule="auto"/>
+            </w:pPr>
+            <w:r>
+              <w:t xml:space="preserve">The database can handle over 10,000 user records with query response times under 100ms </w:t>
+            </w:r>
+          </w:p>
+        </w:tc>
+      </w:tr>
+    </w:tbl>
+    <w:p>
+      <w:pPr>
+        <w:spacing w:after="0" w:line="256" w:lineRule="auto"/>
+        <w:ind w:left="-1440" w:right="781"/>
+        <w:rPr>
+          <w:rFonts w:ascii="Calibri" w:eastAsia="Calibri" w:hAnsi="Calibri" w:cs="Calibri"/>
+          <w:color w:val="000000"/>
+        </w:rPr>
+      </w:pPr>
+    </w:p>
+    <w:tbl>
+      <w:tblPr>
+        <w:tblStyle w:val="TableGrid0"/>
+        <w:tblW w:w="8238" w:type="dxa"/>
+        <w:tblInd w:w="5" w:type="dxa"/>
+        <w:tblCellMar>
+          <w:top w:w="53" w:type="dxa"/>
+          <w:left w:w="108" w:type="dxa"/>
+          <w:right w:w="58" w:type="dxa"/>
+        </w:tblCellMar>
+        <w:tblLook w:val="04A0" w:firstRow="1" w:lastRow="0" w:firstColumn="1" w:lastColumn="0" w:noHBand="0" w:noVBand="1"/>
+      </w:tblPr>
+      <w:tblGrid>
+        <w:gridCol w:w="2743"/>
+        <w:gridCol w:w="2746"/>
+        <w:gridCol w:w="2749"/>
+      </w:tblGrid>
+      <w:tr>
+        <w:trPr>
+          <w:trHeight w:val="509"/>
+        </w:trPr>
+        <w:tc>
+          <w:tcPr>
+            <w:tcW w:w="2744" w:type="dxa"/>
+            <w:tcBorders>
+              <w:top w:val="single" w:sz="4" w:space="0" w:color="000000"/>
+              <w:left w:val="single" w:sz="4" w:space="0" w:color="000000"/>
+              <w:bottom w:val="single" w:sz="4" w:space="0" w:color="000000"/>
+              <w:right w:val="nil"/>
+            </w:tcBorders>
+            <w:hideMark/>
+          </w:tcPr>
+          <w:p>
+            <w:pPr>
+              <w:pStyle w:val="Heading2"/>
+            </w:pPr>
+            <w:r>
+              <w:rPr>
+                <w:rFonts w:asciiTheme="minorHAnsi" w:hAnsiTheme="minorHAnsi" w:cstheme="minorHAnsi"/>
+                <w:sz w:val="28"/>
+                <w:szCs w:val="28"/>
+              </w:rPr>
+              <w:t>Reliability</w:t>
+            </w:r>
+            <w:r>
+              <w:t xml:space="preserve"> </w:t>
+            </w:r>
+          </w:p>
+        </w:tc>
+        <w:tc>
+          <w:tcPr>
+            <w:tcW w:w="2746" w:type="dxa"/>
+            <w:tcBorders>
+              <w:top w:val="single" w:sz="4" w:space="0" w:color="000000"/>
+              <w:left w:val="nil"/>
+              <w:bottom w:val="single" w:sz="4" w:space="0" w:color="000000"/>
+              <w:right w:val="nil"/>
+            </w:tcBorders>
+          </w:tcPr>
+          <w:p>
+            <w:pPr>
+              <w:spacing w:after="160" w:line="256" w:lineRule="auto"/>
+            </w:pPr>
+          </w:p>
+        </w:tc>
+        <w:tc>
+          <w:tcPr>
+            <w:tcW w:w="2749" w:type="dxa"/>
+            <w:tcBorders>
+              <w:top w:val="single" w:sz="4" w:space="0" w:color="000000"/>
+              <w:left w:val="nil"/>
+              <w:bottom w:val="single" w:sz="4" w:space="0" w:color="000000"/>
+              <w:right w:val="single" w:sz="4" w:space="0" w:color="000000"/>
+            </w:tcBorders>
+          </w:tcPr>
+          <w:p>
+            <w:pPr>
+              <w:spacing w:after="160" w:line="256" w:lineRule="auto"/>
+            </w:pPr>
+          </w:p>
+        </w:tc>
+      </w:tr>
+      <w:tr>
+        <w:trPr>
+          <w:trHeight w:val="850"/>
+        </w:trPr>
+        <w:tc>
+          <w:tcPr>
+            <w:tcW w:w="2744" w:type="dxa"/>
+            <w:tcBorders>
+              <w:top w:val="single" w:sz="4" w:space="0" w:color="000000"/>
+              <w:left w:val="single" w:sz="4" w:space="0" w:color="000000"/>
+              <w:bottom w:val="single" w:sz="4" w:space="0" w:color="000000"/>
+              <w:right w:val="single" w:sz="4" w:space="0" w:color="000000"/>
+            </w:tcBorders>
+            <w:hideMark/>
+          </w:tcPr>
+          <w:p>
+            <w:pPr>
+              <w:spacing w:after="24" w:line="256" w:lineRule="auto"/>
+            </w:pPr>
+            <w:r>
+              <w:t xml:space="preserve">Non-Functional </w:t>
+            </w:r>
+          </w:p>
+          <w:p>
+            <w:pPr>
+              <w:spacing w:line="256" w:lineRule="auto"/>
+            </w:pPr>
+            <w:r>
+              <w:t xml:space="preserve">Requirement </w:t>
+            </w:r>
+          </w:p>
+        </w:tc>
+        <w:tc>
+          <w:tcPr>
+            <w:tcW w:w="2746" w:type="dxa"/>
+            <w:tcBorders>
+              <w:top w:val="single" w:sz="4" w:space="0" w:color="000000"/>
+              <w:left w:val="single" w:sz="4" w:space="0" w:color="000000"/>
+              <w:bottom w:val="single" w:sz="4" w:space="0" w:color="000000"/>
+              <w:right w:val="single" w:sz="4" w:space="0" w:color="000000"/>
+            </w:tcBorders>
+            <w:hideMark/>
+          </w:tcPr>
+          <w:p>
+            <w:pPr>
+              <w:spacing w:line="256" w:lineRule="auto"/>
+            </w:pPr>
+            <w:r>
+              <w:t xml:space="preserve">Justification </w:t>
+            </w:r>
+          </w:p>
+        </w:tc>
+        <w:tc>
+          <w:tcPr>
+            <w:tcW w:w="2749" w:type="dxa"/>
+            <w:tcBorders>
+              <w:top w:val="single" w:sz="4" w:space="0" w:color="000000"/>
+              <w:left w:val="single" w:sz="4" w:space="0" w:color="000000"/>
+              <w:bottom w:val="single" w:sz="4" w:space="0" w:color="000000"/>
+              <w:right w:val="single" w:sz="4" w:space="0" w:color="000000"/>
+            </w:tcBorders>
+            <w:hideMark/>
+          </w:tcPr>
+          <w:p>
+            <w:pPr>
+              <w:spacing w:line="256" w:lineRule="auto"/>
+            </w:pPr>
+            <w:r>
+              <w:t xml:space="preserve">KPI </w:t>
+            </w:r>
+          </w:p>
+        </w:tc>
+      </w:tr>
+      <w:tr>
+        <w:trPr>
+          <w:trHeight w:val="2545"/>
+        </w:trPr>
+        <w:tc>
+          <w:tcPr>
+            <w:tcW w:w="2744" w:type="dxa"/>
+            <w:tcBorders>
+              <w:top w:val="single" w:sz="4" w:space="0" w:color="000000"/>
+              <w:left w:val="single" w:sz="4" w:space="0" w:color="000000"/>
+              <w:bottom w:val="single" w:sz="4" w:space="0" w:color="000000"/>
+              <w:right w:val="single" w:sz="4" w:space="0" w:color="000000"/>
+            </w:tcBorders>
+            <w:hideMark/>
+          </w:tcPr>
+          <w:p>
+            <w:pPr>
+              <w:spacing w:line="256" w:lineRule="auto"/>
+            </w:pPr>
+            <w:r>
+              <w:t xml:space="preserve">The system must be available(up-time) 99.9% of the time, excluding scheduled maintenance </w:t>
+            </w:r>
+          </w:p>
+        </w:tc>
+        <w:tc>
+          <w:tcPr>
+            <w:tcW w:w="2746" w:type="dxa"/>
+            <w:tcBorders>
+              <w:top w:val="single" w:sz="4" w:space="0" w:color="000000"/>
+              <w:left w:val="single" w:sz="4" w:space="0" w:color="000000"/>
+              <w:bottom w:val="single" w:sz="4" w:space="0" w:color="000000"/>
+              <w:right w:val="single" w:sz="4" w:space="0" w:color="000000"/>
+            </w:tcBorders>
+            <w:hideMark/>
+          </w:tcPr>
+          <w:p>
+            <w:pPr>
+              <w:spacing w:line="256" w:lineRule="auto"/>
+            </w:pPr>
+            <w:r>
+              <w:t xml:space="preserve">The platform must be consistently accessible to customers for ordering and reservations. Downtime directly impacts revenue and customer trust. </w:t>
+            </w:r>
+          </w:p>
+        </w:tc>
+        <w:tc>
+          <w:tcPr>
+            <w:tcW w:w="2749" w:type="dxa"/>
+            <w:tcBorders>
+              <w:top w:val="single" w:sz="4" w:space="0" w:color="000000"/>
+              <w:left w:val="single" w:sz="4" w:space="0" w:color="000000"/>
+              <w:bottom w:val="single" w:sz="4" w:space="0" w:color="000000"/>
+              <w:right w:val="single" w:sz="4" w:space="0" w:color="000000"/>
+            </w:tcBorders>
+            <w:hideMark/>
+          </w:tcPr>
+          <w:p>
+            <w:pPr>
+              <w:spacing w:line="256" w:lineRule="auto"/>
+            </w:pPr>
+            <w:r>
+              <w:t xml:space="preserve">99.9% uptime measured monthly; scheduled maintenance communicated ≥ 24 hours in advance. </w:t>
+            </w:r>
+          </w:p>
+        </w:tc>
+      </w:tr>
+      <w:tr>
+        <w:trPr>
+          <w:trHeight w:val="1769"/>
+        </w:trPr>
+        <w:tc>
+          <w:tcPr>
+            <w:tcW w:w="2744" w:type="dxa"/>
+            <w:tcBorders>
+              <w:top w:val="single" w:sz="4" w:space="0" w:color="000000"/>
+              <w:left w:val="single" w:sz="4" w:space="0" w:color="000000"/>
+              <w:bottom w:val="single" w:sz="4" w:space="0" w:color="000000"/>
+              <w:right w:val="single" w:sz="4" w:space="0" w:color="000000"/>
+            </w:tcBorders>
+            <w:hideMark/>
+          </w:tcPr>
+          <w:p>
+            <w:pPr>
+              <w:spacing w:line="256" w:lineRule="auto"/>
+            </w:pPr>
+            <w:r>
+              <w:lastRenderedPageBreak/>
+              <w:t xml:space="preserve">Daily automatic backups with the ability to restore data if needed </w:t>
+            </w:r>
+          </w:p>
+        </w:tc>
+        <w:tc>
+          <w:tcPr>
+            <w:tcW w:w="2746" w:type="dxa"/>
+            <w:tcBorders>
+              <w:top w:val="single" w:sz="4" w:space="0" w:color="000000"/>
+              <w:left w:val="single" w:sz="4" w:space="0" w:color="000000"/>
+              <w:bottom w:val="single" w:sz="4" w:space="0" w:color="000000"/>
+              <w:right w:val="single" w:sz="4" w:space="0" w:color="000000"/>
+            </w:tcBorders>
+            <w:hideMark/>
+          </w:tcPr>
+          <w:p>
+            <w:pPr>
+              <w:spacing w:line="256" w:lineRule="auto"/>
+            </w:pPr>
+            <w:r>
+              <w:t xml:space="preserve">Backups protect against data loss from system failures, mistakes, or security issues, keeping the business running smoothly. </w:t>
+            </w:r>
+          </w:p>
+        </w:tc>
+        <w:tc>
+          <w:tcPr>
+            <w:tcW w:w="2749" w:type="dxa"/>
+            <w:tcBorders>
+              <w:top w:val="single" w:sz="4" w:space="0" w:color="000000"/>
+              <w:left w:val="single" w:sz="4" w:space="0" w:color="000000"/>
+              <w:bottom w:val="single" w:sz="4" w:space="0" w:color="000000"/>
+              <w:right w:val="single" w:sz="4" w:space="0" w:color="000000"/>
+            </w:tcBorders>
+            <w:hideMark/>
+          </w:tcPr>
+          <w:p>
+            <w:pPr>
+              <w:spacing w:line="256" w:lineRule="auto"/>
+              <w:ind w:right="33"/>
+            </w:pPr>
+            <w:r>
+              <w:t xml:space="preserve">Backups are verified every day; recovery can be completed within 4 hours if needed. </w:t>
+            </w:r>
+          </w:p>
+        </w:tc>
+      </w:tr>
+      <w:tr>
+        <w:trPr>
+          <w:trHeight w:val="641"/>
+        </w:trPr>
+        <w:tc>
+          <w:tcPr>
+            <w:tcW w:w="2744" w:type="dxa"/>
+            <w:tcBorders>
+              <w:top w:val="single" w:sz="4" w:space="0" w:color="000000"/>
+              <w:left w:val="single" w:sz="4" w:space="0" w:color="000000"/>
+              <w:bottom w:val="single" w:sz="4" w:space="0" w:color="000000"/>
+              <w:right w:val="nil"/>
+            </w:tcBorders>
+            <w:vAlign w:val="bottom"/>
+            <w:hideMark/>
+          </w:tcPr>
+          <w:p>
+            <w:pPr>
+              <w:spacing w:line="256" w:lineRule="auto"/>
+              <w:rPr>
+                <w:sz w:val="28"/>
+                <w:szCs w:val="28"/>
+              </w:rPr>
+            </w:pPr>
+            <w:r>
+              <w:rPr>
+                <w:color w:val="0F4761"/>
+                <w:sz w:val="28"/>
+                <w:szCs w:val="28"/>
+              </w:rPr>
+              <w:t xml:space="preserve">Usability </w:t>
+            </w:r>
+          </w:p>
+        </w:tc>
+        <w:tc>
+          <w:tcPr>
+            <w:tcW w:w="2746" w:type="dxa"/>
+            <w:tcBorders>
+              <w:top w:val="single" w:sz="4" w:space="0" w:color="000000"/>
+              <w:left w:val="nil"/>
+              <w:bottom w:val="single" w:sz="4" w:space="0" w:color="000000"/>
+              <w:right w:val="nil"/>
+            </w:tcBorders>
+          </w:tcPr>
+          <w:p>
+            <w:pPr>
+              <w:spacing w:after="160" w:line="256" w:lineRule="auto"/>
+            </w:pPr>
+          </w:p>
+        </w:tc>
+        <w:tc>
+          <w:tcPr>
+            <w:tcW w:w="2749" w:type="dxa"/>
+            <w:tcBorders>
+              <w:top w:val="single" w:sz="4" w:space="0" w:color="000000"/>
+              <w:left w:val="nil"/>
+              <w:bottom w:val="single" w:sz="4" w:space="0" w:color="000000"/>
+              <w:right w:val="single" w:sz="4" w:space="0" w:color="000000"/>
+            </w:tcBorders>
+          </w:tcPr>
+          <w:p>
+            <w:pPr>
+              <w:spacing w:after="160" w:line="256" w:lineRule="auto"/>
+            </w:pPr>
+          </w:p>
+        </w:tc>
+      </w:tr>
+      <w:tr>
+        <w:trPr>
+          <w:trHeight w:val="850"/>
+        </w:trPr>
+        <w:tc>
+          <w:tcPr>
+            <w:tcW w:w="2744" w:type="dxa"/>
+            <w:tcBorders>
+              <w:top w:val="single" w:sz="4" w:space="0" w:color="000000"/>
+              <w:left w:val="single" w:sz="4" w:space="0" w:color="000000"/>
+              <w:bottom w:val="single" w:sz="4" w:space="0" w:color="000000"/>
+              <w:right w:val="single" w:sz="4" w:space="0" w:color="000000"/>
+            </w:tcBorders>
+            <w:hideMark/>
+          </w:tcPr>
+          <w:p>
+            <w:pPr>
+              <w:spacing w:after="24" w:line="256" w:lineRule="auto"/>
+            </w:pPr>
+            <w:r>
+              <w:t xml:space="preserve">Non-Functional </w:t>
+            </w:r>
+          </w:p>
+          <w:p>
+            <w:pPr>
+              <w:spacing w:line="256" w:lineRule="auto"/>
+            </w:pPr>
+            <w:r>
+              <w:t xml:space="preserve">Requirement </w:t>
+            </w:r>
+          </w:p>
+        </w:tc>
+        <w:tc>
+          <w:tcPr>
+            <w:tcW w:w="2746" w:type="dxa"/>
+            <w:tcBorders>
+              <w:top w:val="single" w:sz="4" w:space="0" w:color="000000"/>
+              <w:left w:val="single" w:sz="4" w:space="0" w:color="000000"/>
+              <w:bottom w:val="single" w:sz="4" w:space="0" w:color="000000"/>
+              <w:right w:val="single" w:sz="4" w:space="0" w:color="000000"/>
+            </w:tcBorders>
+            <w:hideMark/>
+          </w:tcPr>
+          <w:p>
+            <w:pPr>
+              <w:spacing w:line="256" w:lineRule="auto"/>
+            </w:pPr>
+            <w:r>
+              <w:t xml:space="preserve">Justification </w:t>
+            </w:r>
+          </w:p>
+        </w:tc>
+        <w:tc>
+          <w:tcPr>
+            <w:tcW w:w="2749" w:type="dxa"/>
+            <w:tcBorders>
+              <w:top w:val="single" w:sz="4" w:space="0" w:color="000000"/>
+              <w:left w:val="single" w:sz="4" w:space="0" w:color="000000"/>
+              <w:bottom w:val="single" w:sz="4" w:space="0" w:color="000000"/>
+              <w:right w:val="single" w:sz="4" w:space="0" w:color="000000"/>
+            </w:tcBorders>
+            <w:hideMark/>
+          </w:tcPr>
+          <w:p>
+            <w:pPr>
+              <w:spacing w:line="256" w:lineRule="auto"/>
+            </w:pPr>
+            <w:r>
+              <w:t xml:space="preserve">KPI </w:t>
+            </w:r>
+          </w:p>
+        </w:tc>
+      </w:tr>
+      <w:tr>
+        <w:trPr>
+          <w:trHeight w:val="1526"/>
+        </w:trPr>
+        <w:tc>
+          <w:tcPr>
+            <w:tcW w:w="2744" w:type="dxa"/>
+            <w:tcBorders>
+              <w:top w:val="single" w:sz="4" w:space="0" w:color="000000"/>
+              <w:left w:val="single" w:sz="4" w:space="0" w:color="000000"/>
+              <w:bottom w:val="single" w:sz="4" w:space="0" w:color="000000"/>
+              <w:right w:val="single" w:sz="4" w:space="0" w:color="000000"/>
+            </w:tcBorders>
+            <w:hideMark/>
+          </w:tcPr>
+          <w:p>
+            <w:pPr>
+              <w:spacing w:line="256" w:lineRule="auto"/>
+              <w:ind w:right="44"/>
+            </w:pPr>
+            <w:r>
+              <w:t xml:space="preserve">First-time users should be able to complete a booking within 5 minutes. </w:t>
+            </w:r>
+          </w:p>
+        </w:tc>
+        <w:tc>
+          <w:tcPr>
+            <w:tcW w:w="2746" w:type="dxa"/>
+            <w:tcBorders>
+              <w:top w:val="single" w:sz="4" w:space="0" w:color="000000"/>
+              <w:left w:val="single" w:sz="4" w:space="0" w:color="000000"/>
+              <w:bottom w:val="single" w:sz="4" w:space="0" w:color="000000"/>
+              <w:right w:val="single" w:sz="4" w:space="0" w:color="000000"/>
+            </w:tcBorders>
+            <w:hideMark/>
+          </w:tcPr>
+          <w:p>
+            <w:pPr>
+              <w:spacing w:line="256" w:lineRule="auto"/>
+            </w:pPr>
+            <w:r>
+              <w:t xml:space="preserve">A simple and intuitive booking process encourages adoption and reduces drop-offs </w:t>
+            </w:r>
+          </w:p>
+        </w:tc>
+        <w:tc>
+          <w:tcPr>
+            <w:tcW w:w="2749" w:type="dxa"/>
+            <w:tcBorders>
+              <w:top w:val="single" w:sz="4" w:space="0" w:color="000000"/>
+              <w:left w:val="single" w:sz="4" w:space="0" w:color="000000"/>
+              <w:bottom w:val="single" w:sz="4" w:space="0" w:color="000000"/>
+              <w:right w:val="single" w:sz="4" w:space="0" w:color="000000"/>
+            </w:tcBorders>
+            <w:hideMark/>
+          </w:tcPr>
+          <w:p>
+            <w:pPr>
+              <w:spacing w:line="256" w:lineRule="auto"/>
+            </w:pPr>
+            <w:r>
+              <w:t xml:space="preserve">90% of new users complete a booking in under 5 minutes during usability testing. </w:t>
+            </w:r>
+          </w:p>
+        </w:tc>
+      </w:tr>
+      <w:tr>
+        <w:trPr>
+          <w:trHeight w:val="1184"/>
+        </w:trPr>
+        <w:tc>
+          <w:tcPr>
+            <w:tcW w:w="2744" w:type="dxa"/>
+            <w:tcBorders>
+              <w:top w:val="single" w:sz="4" w:space="0" w:color="000000"/>
+              <w:left w:val="single" w:sz="4" w:space="0" w:color="000000"/>
+              <w:bottom w:val="single" w:sz="4" w:space="0" w:color="000000"/>
+              <w:right w:val="single" w:sz="4" w:space="0" w:color="000000"/>
+            </w:tcBorders>
+            <w:hideMark/>
+          </w:tcPr>
+          <w:p>
+            <w:pPr>
+              <w:spacing w:line="256" w:lineRule="auto"/>
+              <w:ind w:right="47"/>
+            </w:pPr>
+            <w:r>
+              <w:t xml:space="preserve">Returning users should be able to re-book a previous room type in under 2 minutes. </w:t>
+            </w:r>
+          </w:p>
+        </w:tc>
+        <w:tc>
+          <w:tcPr>
+            <w:tcW w:w="2746" w:type="dxa"/>
+            <w:tcBorders>
+              <w:top w:val="single" w:sz="4" w:space="0" w:color="000000"/>
+              <w:left w:val="single" w:sz="4" w:space="0" w:color="000000"/>
+              <w:bottom w:val="single" w:sz="4" w:space="0" w:color="000000"/>
+              <w:right w:val="single" w:sz="4" w:space="0" w:color="000000"/>
+            </w:tcBorders>
+            <w:hideMark/>
+          </w:tcPr>
+          <w:p>
+            <w:pPr>
+              <w:spacing w:line="256" w:lineRule="auto"/>
+            </w:pPr>
+            <w:r>
+              <w:t xml:space="preserve">Speed and convenience for loyal customers improve satisfaction and retention. </w:t>
+            </w:r>
+          </w:p>
+        </w:tc>
+        <w:tc>
+          <w:tcPr>
+            <w:tcW w:w="2749" w:type="dxa"/>
+            <w:tcBorders>
+              <w:top w:val="single" w:sz="4" w:space="0" w:color="000000"/>
+              <w:left w:val="single" w:sz="4" w:space="0" w:color="000000"/>
+              <w:bottom w:val="single" w:sz="4" w:space="0" w:color="000000"/>
+              <w:right w:val="single" w:sz="4" w:space="0" w:color="000000"/>
+            </w:tcBorders>
+            <w:hideMark/>
+          </w:tcPr>
+          <w:p>
+            <w:pPr>
+              <w:spacing w:line="256" w:lineRule="auto"/>
+            </w:pPr>
+            <w:r>
+              <w:t xml:space="preserve">Users with past bookings can re-book in under 2 minutes on average. </w:t>
+            </w:r>
+          </w:p>
+        </w:tc>
+      </w:tr>
+      <w:tr>
+        <w:trPr>
+          <w:trHeight w:val="1181"/>
+        </w:trPr>
+        <w:tc>
+          <w:tcPr>
+            <w:tcW w:w="2744" w:type="dxa"/>
+            <w:tcBorders>
+              <w:top w:val="single" w:sz="4" w:space="0" w:color="000000"/>
+              <w:left w:val="single" w:sz="4" w:space="0" w:color="000000"/>
+              <w:bottom w:val="single" w:sz="4" w:space="0" w:color="000000"/>
+              <w:right w:val="single" w:sz="4" w:space="0" w:color="000000"/>
+            </w:tcBorders>
+            <w:hideMark/>
+          </w:tcPr>
+          <w:p>
+            <w:pPr>
+              <w:spacing w:line="256" w:lineRule="auto"/>
+            </w:pPr>
+            <w:r>
+              <w:t xml:space="preserve">Error rates for critical tasks (booking, cancellation) should be below 2%. </w:t>
+            </w:r>
+          </w:p>
+        </w:tc>
+        <w:tc>
+          <w:tcPr>
+            <w:tcW w:w="2746" w:type="dxa"/>
+            <w:tcBorders>
+              <w:top w:val="single" w:sz="4" w:space="0" w:color="000000"/>
+              <w:left w:val="single" w:sz="4" w:space="0" w:color="000000"/>
+              <w:bottom w:val="single" w:sz="4" w:space="0" w:color="000000"/>
+              <w:right w:val="single" w:sz="4" w:space="0" w:color="000000"/>
+            </w:tcBorders>
+            <w:hideMark/>
+          </w:tcPr>
+          <w:p>
+            <w:pPr>
+              <w:spacing w:line="256" w:lineRule="auto"/>
+            </w:pPr>
+            <w:r>
+              <w:t xml:space="preserve">A well-designed system minimises user mistakes and frustration. </w:t>
+            </w:r>
+          </w:p>
+        </w:tc>
+        <w:tc>
+          <w:tcPr>
+            <w:tcW w:w="2749" w:type="dxa"/>
+            <w:tcBorders>
+              <w:top w:val="single" w:sz="4" w:space="0" w:color="000000"/>
+              <w:left w:val="single" w:sz="4" w:space="0" w:color="000000"/>
+              <w:bottom w:val="single" w:sz="4" w:space="0" w:color="000000"/>
+              <w:right w:val="single" w:sz="4" w:space="0" w:color="000000"/>
+            </w:tcBorders>
+            <w:hideMark/>
+          </w:tcPr>
+          <w:p>
+            <w:pPr>
+              <w:spacing w:line="256" w:lineRule="auto"/>
+            </w:pPr>
+            <w:r>
+              <w:t xml:space="preserve">Less than 2% of booking or cancellation attempts result in user error requiring correction. </w:t>
+            </w:r>
+          </w:p>
+        </w:tc>
+      </w:tr>
+      <w:tr>
+        <w:trPr>
+          <w:trHeight w:val="641"/>
+        </w:trPr>
+        <w:tc>
+          <w:tcPr>
+            <w:tcW w:w="2744" w:type="dxa"/>
+            <w:tcBorders>
+              <w:top w:val="single" w:sz="4" w:space="0" w:color="000000"/>
+              <w:left w:val="single" w:sz="4" w:space="0" w:color="000000"/>
+              <w:bottom w:val="single" w:sz="4" w:space="0" w:color="000000"/>
+              <w:right w:val="nil"/>
+            </w:tcBorders>
+            <w:vAlign w:val="bottom"/>
+            <w:hideMark/>
+          </w:tcPr>
+          <w:p>
+            <w:pPr>
+              <w:spacing w:line="256" w:lineRule="auto"/>
+              <w:rPr>
+                <w:sz w:val="28"/>
+                <w:szCs w:val="28"/>
+              </w:rPr>
+            </w:pPr>
+            <w:r>
+              <w:rPr>
+                <w:color w:val="0F4761"/>
+                <w:sz w:val="28"/>
+                <w:szCs w:val="28"/>
+              </w:rPr>
+              <w:t xml:space="preserve">Accessibility </w:t>
+            </w:r>
+          </w:p>
+        </w:tc>
+        <w:tc>
+          <w:tcPr>
+            <w:tcW w:w="2746" w:type="dxa"/>
+            <w:tcBorders>
+              <w:top w:val="single" w:sz="4" w:space="0" w:color="000000"/>
+              <w:left w:val="nil"/>
+              <w:bottom w:val="single" w:sz="4" w:space="0" w:color="000000"/>
+              <w:right w:val="nil"/>
+            </w:tcBorders>
+          </w:tcPr>
+          <w:p>
+            <w:pPr>
+              <w:spacing w:after="160" w:line="256" w:lineRule="auto"/>
+            </w:pPr>
+          </w:p>
+        </w:tc>
+        <w:tc>
+          <w:tcPr>
+            <w:tcW w:w="2749" w:type="dxa"/>
+            <w:tcBorders>
+              <w:top w:val="single" w:sz="4" w:space="0" w:color="000000"/>
+              <w:left w:val="nil"/>
+              <w:bottom w:val="single" w:sz="4" w:space="0" w:color="000000"/>
+              <w:right w:val="single" w:sz="4" w:space="0" w:color="000000"/>
+            </w:tcBorders>
+          </w:tcPr>
+          <w:p>
+            <w:pPr>
+              <w:spacing w:after="160" w:line="256" w:lineRule="auto"/>
+            </w:pPr>
+          </w:p>
+        </w:tc>
+      </w:tr>
+      <w:tr>
+        <w:trPr>
+          <w:trHeight w:val="850"/>
+        </w:trPr>
+        <w:tc>
+          <w:tcPr>
+            <w:tcW w:w="2744" w:type="dxa"/>
+            <w:tcBorders>
+              <w:top w:val="single" w:sz="4" w:space="0" w:color="000000"/>
+              <w:left w:val="single" w:sz="4" w:space="0" w:color="000000"/>
+              <w:bottom w:val="single" w:sz="4" w:space="0" w:color="000000"/>
+              <w:right w:val="single" w:sz="4" w:space="0" w:color="000000"/>
+            </w:tcBorders>
+            <w:hideMark/>
+          </w:tcPr>
+          <w:p>
+            <w:pPr>
+              <w:spacing w:after="22" w:line="256" w:lineRule="auto"/>
+            </w:pPr>
+            <w:r>
+              <w:t xml:space="preserve">Non-Functional </w:t>
+            </w:r>
+          </w:p>
+          <w:p>
+            <w:pPr>
+              <w:spacing w:line="256" w:lineRule="auto"/>
+            </w:pPr>
+            <w:r>
+              <w:t xml:space="preserve">Requirement </w:t>
+            </w:r>
+          </w:p>
+        </w:tc>
+        <w:tc>
+          <w:tcPr>
+            <w:tcW w:w="2746" w:type="dxa"/>
+            <w:tcBorders>
+              <w:top w:val="single" w:sz="4" w:space="0" w:color="000000"/>
+              <w:left w:val="single" w:sz="4" w:space="0" w:color="000000"/>
+              <w:bottom w:val="single" w:sz="4" w:space="0" w:color="000000"/>
+              <w:right w:val="single" w:sz="4" w:space="0" w:color="000000"/>
+            </w:tcBorders>
+            <w:hideMark/>
+          </w:tcPr>
+          <w:p>
+            <w:pPr>
+              <w:spacing w:line="256" w:lineRule="auto"/>
+            </w:pPr>
+            <w:r>
+              <w:t xml:space="preserve">Justification </w:t>
+            </w:r>
+          </w:p>
+        </w:tc>
+        <w:tc>
+          <w:tcPr>
+            <w:tcW w:w="2749" w:type="dxa"/>
+            <w:tcBorders>
+              <w:top w:val="single" w:sz="4" w:space="0" w:color="000000"/>
+              <w:left w:val="single" w:sz="4" w:space="0" w:color="000000"/>
+              <w:bottom w:val="single" w:sz="4" w:space="0" w:color="000000"/>
+              <w:right w:val="single" w:sz="4" w:space="0" w:color="000000"/>
+            </w:tcBorders>
+            <w:hideMark/>
+          </w:tcPr>
+          <w:p>
+            <w:pPr>
+              <w:spacing w:line="256" w:lineRule="auto"/>
+            </w:pPr>
+            <w:r>
+              <w:t xml:space="preserve">KPI </w:t>
+            </w:r>
+          </w:p>
+        </w:tc>
+      </w:tr>
+      <w:tr>
+        <w:trPr>
+          <w:trHeight w:val="1366"/>
+        </w:trPr>
+        <w:tc>
+          <w:tcPr>
+            <w:tcW w:w="2744" w:type="dxa"/>
+            <w:tcBorders>
+              <w:top w:val="single" w:sz="4" w:space="0" w:color="000000"/>
+              <w:left w:val="single" w:sz="4" w:space="0" w:color="000000"/>
+              <w:bottom w:val="single" w:sz="4" w:space="0" w:color="000000"/>
+              <w:right w:val="single" w:sz="4" w:space="0" w:color="000000"/>
+            </w:tcBorders>
+            <w:hideMark/>
+          </w:tcPr>
+          <w:p>
+            <w:pPr>
+              <w:spacing w:line="276" w:lineRule="auto"/>
+            </w:pPr>
+            <w:r>
+              <w:t xml:space="preserve">Full compliance with WCAG 2.1 Level AA </w:t>
+            </w:r>
+          </w:p>
+          <w:p>
+            <w:pPr>
+              <w:spacing w:line="256" w:lineRule="auto"/>
+            </w:pPr>
+            <w:r>
+              <w:t xml:space="preserve">standards </w:t>
+            </w:r>
+          </w:p>
+        </w:tc>
+        <w:tc>
+          <w:tcPr>
+            <w:tcW w:w="2746" w:type="dxa"/>
+            <w:tcBorders>
+              <w:top w:val="single" w:sz="4" w:space="0" w:color="000000"/>
+              <w:left w:val="single" w:sz="4" w:space="0" w:color="000000"/>
+              <w:bottom w:val="single" w:sz="4" w:space="0" w:color="000000"/>
+              <w:right w:val="single" w:sz="4" w:space="0" w:color="000000"/>
+            </w:tcBorders>
+            <w:hideMark/>
+          </w:tcPr>
+          <w:p>
+            <w:pPr>
+              <w:spacing w:line="256" w:lineRule="auto"/>
+            </w:pPr>
+            <w:r>
+              <w:t xml:space="preserve">This ensures legal compliance, social responsibility, and access for users with disabilities, </w:t>
+            </w:r>
+          </w:p>
+        </w:tc>
+        <w:tc>
+          <w:tcPr>
+            <w:tcW w:w="2749" w:type="dxa"/>
+            <w:tcBorders>
+              <w:top w:val="single" w:sz="4" w:space="0" w:color="000000"/>
+              <w:left w:val="single" w:sz="4" w:space="0" w:color="000000"/>
+              <w:bottom w:val="single" w:sz="4" w:space="0" w:color="000000"/>
+              <w:right w:val="single" w:sz="4" w:space="0" w:color="000000"/>
+            </w:tcBorders>
+            <w:hideMark/>
+          </w:tcPr>
+          <w:p>
+            <w:pPr>
+              <w:spacing w:line="256" w:lineRule="auto"/>
+            </w:pPr>
+            <w:r>
+              <w:t>Zero Level A or AA violations reported via automated testing (</w:t>
+            </w:r>
+            <w:proofErr w:type="spellStart"/>
+            <w:r>
+              <w:t>axecore</w:t>
+            </w:r>
+            <w:proofErr w:type="spellEnd"/>
+            <w:r>
+              <w:t xml:space="preserve">) and manual screen </w:t>
+            </w:r>
+          </w:p>
+        </w:tc>
+      </w:tr>
+      <w:tr>
+        <w:trPr>
+          <w:trHeight w:val="850"/>
+        </w:trPr>
+        <w:tc>
+          <w:tcPr>
+            <w:tcW w:w="2744" w:type="dxa"/>
+            <w:tcBorders>
+              <w:top w:val="single" w:sz="4" w:space="0" w:color="000000"/>
+              <w:left w:val="single" w:sz="4" w:space="0" w:color="000000"/>
+              <w:bottom w:val="single" w:sz="4" w:space="0" w:color="000000"/>
+              <w:right w:val="single" w:sz="4" w:space="0" w:color="000000"/>
+            </w:tcBorders>
+          </w:tcPr>
+          <w:p>
+            <w:pPr>
+              <w:spacing w:after="160" w:line="256" w:lineRule="auto"/>
+            </w:pPr>
+          </w:p>
+        </w:tc>
+        <w:tc>
+          <w:tcPr>
+            <w:tcW w:w="2746" w:type="dxa"/>
+            <w:tcBorders>
+              <w:top w:val="single" w:sz="4" w:space="0" w:color="000000"/>
+              <w:left w:val="single" w:sz="4" w:space="0" w:color="000000"/>
+              <w:bottom w:val="single" w:sz="4" w:space="0" w:color="000000"/>
+              <w:right w:val="single" w:sz="4" w:space="0" w:color="000000"/>
+            </w:tcBorders>
+            <w:hideMark/>
+          </w:tcPr>
+          <w:p>
+            <w:pPr>
+              <w:spacing w:line="256" w:lineRule="auto"/>
+              <w:jc w:val="both"/>
+            </w:pPr>
+            <w:r>
+              <w:t xml:space="preserve">which in turn expands customer reach. </w:t>
+            </w:r>
+          </w:p>
+        </w:tc>
+        <w:tc>
+          <w:tcPr>
+            <w:tcW w:w="2749" w:type="dxa"/>
+            <w:tcBorders>
+              <w:top w:val="single" w:sz="4" w:space="0" w:color="000000"/>
+              <w:left w:val="single" w:sz="4" w:space="0" w:color="000000"/>
+              <w:bottom w:val="single" w:sz="4" w:space="0" w:color="000000"/>
+              <w:right w:val="single" w:sz="4" w:space="0" w:color="000000"/>
+            </w:tcBorders>
+            <w:hideMark/>
+          </w:tcPr>
+          <w:p>
+            <w:pPr>
+              <w:spacing w:line="256" w:lineRule="auto"/>
+            </w:pPr>
+            <w:r>
+              <w:t xml:space="preserve">reader (NVDA/JAWS) testing. </w:t>
+            </w:r>
+          </w:p>
+        </w:tc>
+      </w:tr>
+      <w:tr>
+        <w:trPr>
+          <w:trHeight w:val="1865"/>
+        </w:trPr>
+        <w:tc>
+          <w:tcPr>
+            <w:tcW w:w="2744" w:type="dxa"/>
+            <w:tcBorders>
+              <w:top w:val="single" w:sz="4" w:space="0" w:color="000000"/>
+              <w:left w:val="single" w:sz="4" w:space="0" w:color="000000"/>
+              <w:bottom w:val="single" w:sz="4" w:space="0" w:color="000000"/>
+              <w:right w:val="single" w:sz="4" w:space="0" w:color="000000"/>
+            </w:tcBorders>
+            <w:hideMark/>
+          </w:tcPr>
+          <w:p>
+            <w:pPr>
+              <w:spacing w:line="256" w:lineRule="auto"/>
+            </w:pPr>
+            <w:r>
+              <w:t xml:space="preserve">All application functionality is operable and accessible via keyboard navigation alone. </w:t>
+            </w:r>
+          </w:p>
+        </w:tc>
+        <w:tc>
+          <w:tcPr>
+            <w:tcW w:w="2746" w:type="dxa"/>
+            <w:tcBorders>
+              <w:top w:val="single" w:sz="4" w:space="0" w:color="000000"/>
+              <w:left w:val="single" w:sz="4" w:space="0" w:color="000000"/>
+              <w:bottom w:val="single" w:sz="4" w:space="0" w:color="000000"/>
+              <w:right w:val="single" w:sz="4" w:space="0" w:color="000000"/>
+            </w:tcBorders>
+            <w:hideMark/>
+          </w:tcPr>
+          <w:p>
+            <w:pPr>
+              <w:spacing w:line="256" w:lineRule="auto"/>
+            </w:pPr>
+            <w:r>
+              <w:t xml:space="preserve">Users with motor impairments or who cannot use a mouse must be able to access all features. </w:t>
+            </w:r>
+          </w:p>
+        </w:tc>
+        <w:tc>
+          <w:tcPr>
+            <w:tcW w:w="2749" w:type="dxa"/>
+            <w:tcBorders>
+              <w:top w:val="single" w:sz="4" w:space="0" w:color="000000"/>
+              <w:left w:val="single" w:sz="4" w:space="0" w:color="000000"/>
+              <w:bottom w:val="single" w:sz="4" w:space="0" w:color="000000"/>
+              <w:right w:val="single" w:sz="4" w:space="0" w:color="000000"/>
+            </w:tcBorders>
+            <w:hideMark/>
+          </w:tcPr>
+          <w:p>
+            <w:pPr>
+              <w:spacing w:line="276" w:lineRule="auto"/>
+            </w:pPr>
+            <w:r>
+              <w:t xml:space="preserve">100% of interactive elements are focusable, navigable, and actionable using only a keyboard </w:t>
+            </w:r>
+          </w:p>
+          <w:p>
+            <w:pPr>
+              <w:spacing w:line="256" w:lineRule="auto"/>
+            </w:pPr>
+            <w:r>
+              <w:t xml:space="preserve">(Tab, Enter, Arrow keys). </w:t>
+            </w:r>
+          </w:p>
+        </w:tc>
+      </w:tr>
+      <w:tr>
+        <w:trPr>
+          <w:trHeight w:val="1477"/>
+        </w:trPr>
+        <w:tc>
+          <w:tcPr>
+            <w:tcW w:w="2744" w:type="dxa"/>
+            <w:tcBorders>
+              <w:top w:val="single" w:sz="4" w:space="0" w:color="000000"/>
+              <w:left w:val="single" w:sz="4" w:space="0" w:color="000000"/>
+              <w:bottom w:val="single" w:sz="4" w:space="0" w:color="000000"/>
+              <w:right w:val="single" w:sz="4" w:space="0" w:color="000000"/>
+            </w:tcBorders>
+            <w:hideMark/>
+          </w:tcPr>
+          <w:p>
+            <w:pPr>
+              <w:spacing w:line="256" w:lineRule="auto"/>
+            </w:pPr>
+            <w:r>
+              <w:lastRenderedPageBreak/>
+              <w:t xml:space="preserve">Text alternatives (alt text) are provided for all nondecorative images and media. </w:t>
+            </w:r>
+          </w:p>
+        </w:tc>
+        <w:tc>
+          <w:tcPr>
+            <w:tcW w:w="2746" w:type="dxa"/>
+            <w:tcBorders>
+              <w:top w:val="single" w:sz="4" w:space="0" w:color="000000"/>
+              <w:left w:val="single" w:sz="4" w:space="0" w:color="000000"/>
+              <w:bottom w:val="single" w:sz="4" w:space="0" w:color="000000"/>
+              <w:right w:val="single" w:sz="4" w:space="0" w:color="000000"/>
+            </w:tcBorders>
+            <w:hideMark/>
+          </w:tcPr>
+          <w:p>
+            <w:pPr>
+              <w:spacing w:line="256" w:lineRule="auto"/>
+              <w:ind w:right="7"/>
+            </w:pPr>
+            <w:r>
+              <w:t xml:space="preserve">Supports users with visual impairments who rely on screen readers to understand visual content. </w:t>
+            </w:r>
+          </w:p>
+        </w:tc>
+        <w:tc>
+          <w:tcPr>
+            <w:tcW w:w="2749" w:type="dxa"/>
+            <w:tcBorders>
+              <w:top w:val="single" w:sz="4" w:space="0" w:color="000000"/>
+              <w:left w:val="single" w:sz="4" w:space="0" w:color="000000"/>
+              <w:bottom w:val="single" w:sz="4" w:space="0" w:color="000000"/>
+              <w:right w:val="single" w:sz="4" w:space="0" w:color="000000"/>
+            </w:tcBorders>
+            <w:hideMark/>
+          </w:tcPr>
+          <w:p>
+            <w:pPr>
+              <w:spacing w:line="256" w:lineRule="auto"/>
+            </w:pPr>
+            <w:r>
+              <w:t xml:space="preserve">All meaningful images have descriptive alt text; decorative images have null alt attributes. </w:t>
+            </w:r>
+          </w:p>
+        </w:tc>
+      </w:tr>
+    </w:tbl>
+    <w:p/>
     <w:p>
       <w:pPr>
         <w:pStyle w:val="Heading1"/>
@@ -4745,9 +8094,9 @@
     </w:lvl>
   </w:abstractNum>
   <w:abstractNum w:abstractNumId="1" w15:restartNumberingAfterBreak="0">
-    <w:nsid w:val="34027ACD"/>
+    <w:nsid w:val="185C4023"/>
     <w:multiLevelType w:val="hybridMultilevel"/>
-    <w:tmpl w:val="445E50A8"/>
+    <w:tmpl w:val="7B32A0B2"/>
     <w:lvl w:ilvl="0" w:tplc="08090001">
       <w:start w:val="1"/>
       <w:numFmt w:val="bullet"/>
@@ -4858,9 +8207,9 @@
     </w:lvl>
   </w:abstractNum>
   <w:abstractNum w:abstractNumId="2" w15:restartNumberingAfterBreak="0">
-    <w:nsid w:val="524C716A"/>
+    <w:nsid w:val="34027ACD"/>
     <w:multiLevelType w:val="hybridMultilevel"/>
-    <w:tmpl w:val="83445056"/>
+    <w:tmpl w:val="445E50A8"/>
     <w:lvl w:ilvl="0" w:tplc="08090001">
       <w:start w:val="1"/>
       <w:numFmt w:val="bullet"/>
@@ -4971,6 +8320,345 @@
     </w:lvl>
   </w:abstractNum>
   <w:abstractNum w:abstractNumId="3" w15:restartNumberingAfterBreak="0">
+    <w:nsid w:val="3F710BBE"/>
+    <w:multiLevelType w:val="hybridMultilevel"/>
+    <w:tmpl w:val="6AB28A3E"/>
+    <w:lvl w:ilvl="0" w:tplc="08090001">
+      <w:start w:val="1"/>
+      <w:numFmt w:val="bullet"/>
+      <w:lvlText w:val=""/>
+      <w:lvlJc w:val="left"/>
+      <w:pPr>
+        <w:ind w:left="720" w:hanging="360"/>
+      </w:pPr>
+      <w:rPr>
+        <w:rFonts w:ascii="Symbol" w:hAnsi="Symbol" w:hint="default"/>
+      </w:rPr>
+    </w:lvl>
+    <w:lvl w:ilvl="1" w:tplc="08090003" w:tentative="1">
+      <w:start w:val="1"/>
+      <w:numFmt w:val="bullet"/>
+      <w:lvlText w:val="o"/>
+      <w:lvlJc w:val="left"/>
+      <w:pPr>
+        <w:ind w:left="1440" w:hanging="360"/>
+      </w:pPr>
+      <w:rPr>
+        <w:rFonts w:ascii="Courier New" w:hAnsi="Courier New" w:cs="Courier New" w:hint="default"/>
+      </w:rPr>
+    </w:lvl>
+    <w:lvl w:ilvl="2" w:tplc="08090005" w:tentative="1">
+      <w:start w:val="1"/>
+      <w:numFmt w:val="bullet"/>
+      <w:lvlText w:val=""/>
+      <w:lvlJc w:val="left"/>
+      <w:pPr>
+        <w:ind w:left="2160" w:hanging="360"/>
+      </w:pPr>
+      <w:rPr>
+        <w:rFonts w:ascii="Wingdings" w:hAnsi="Wingdings" w:hint="default"/>
+      </w:rPr>
+    </w:lvl>
+    <w:lvl w:ilvl="3" w:tplc="08090001" w:tentative="1">
+      <w:start w:val="1"/>
+      <w:numFmt w:val="bullet"/>
+      <w:lvlText w:val=""/>
+      <w:lvlJc w:val="left"/>
+      <w:pPr>
+        <w:ind w:left="2880" w:hanging="360"/>
+      </w:pPr>
+      <w:rPr>
+        <w:rFonts w:ascii="Symbol" w:hAnsi="Symbol" w:hint="default"/>
+      </w:rPr>
+    </w:lvl>
+    <w:lvl w:ilvl="4" w:tplc="08090003" w:tentative="1">
+      <w:start w:val="1"/>
+      <w:numFmt w:val="bullet"/>
+      <w:lvlText w:val="o"/>
+      <w:lvlJc w:val="left"/>
+      <w:pPr>
+        <w:ind w:left="3600" w:hanging="360"/>
+      </w:pPr>
+      <w:rPr>
+        <w:rFonts w:ascii="Courier New" w:hAnsi="Courier New" w:cs="Courier New" w:hint="default"/>
+      </w:rPr>
+    </w:lvl>
+    <w:lvl w:ilvl="5" w:tplc="08090005" w:tentative="1">
+      <w:start w:val="1"/>
+      <w:numFmt w:val="bullet"/>
+      <w:lvlText w:val=""/>
+      <w:lvlJc w:val="left"/>
+      <w:pPr>
+        <w:ind w:left="4320" w:hanging="360"/>
+      </w:pPr>
+      <w:rPr>
+        <w:rFonts w:ascii="Wingdings" w:hAnsi="Wingdings" w:hint="default"/>
+      </w:rPr>
+    </w:lvl>
+    <w:lvl w:ilvl="6" w:tplc="08090001" w:tentative="1">
+      <w:start w:val="1"/>
+      <w:numFmt w:val="bullet"/>
+      <w:lvlText w:val=""/>
+      <w:lvlJc w:val="left"/>
+      <w:pPr>
+        <w:ind w:left="5040" w:hanging="360"/>
+      </w:pPr>
+      <w:rPr>
+        <w:rFonts w:ascii="Symbol" w:hAnsi="Symbol" w:hint="default"/>
+      </w:rPr>
+    </w:lvl>
+    <w:lvl w:ilvl="7" w:tplc="08090003" w:tentative="1">
+      <w:start w:val="1"/>
+      <w:numFmt w:val="bullet"/>
+      <w:lvlText w:val="o"/>
+      <w:lvlJc w:val="left"/>
+      <w:pPr>
+        <w:ind w:left="5760" w:hanging="360"/>
+      </w:pPr>
+      <w:rPr>
+        <w:rFonts w:ascii="Courier New" w:hAnsi="Courier New" w:cs="Courier New" w:hint="default"/>
+      </w:rPr>
+    </w:lvl>
+    <w:lvl w:ilvl="8" w:tplc="08090005" w:tentative="1">
+      <w:start w:val="1"/>
+      <w:numFmt w:val="bullet"/>
+      <w:lvlText w:val=""/>
+      <w:lvlJc w:val="left"/>
+      <w:pPr>
+        <w:ind w:left="6480" w:hanging="360"/>
+      </w:pPr>
+      <w:rPr>
+        <w:rFonts w:ascii="Wingdings" w:hAnsi="Wingdings" w:hint="default"/>
+      </w:rPr>
+    </w:lvl>
+  </w:abstractNum>
+  <w:abstractNum w:abstractNumId="4" w15:restartNumberingAfterBreak="0">
+    <w:nsid w:val="49201253"/>
+    <w:multiLevelType w:val="hybridMultilevel"/>
+    <w:tmpl w:val="70F4CF34"/>
+    <w:lvl w:ilvl="0" w:tplc="08090001">
+      <w:start w:val="1"/>
+      <w:numFmt w:val="bullet"/>
+      <w:lvlText w:val=""/>
+      <w:lvlJc w:val="left"/>
+      <w:pPr>
+        <w:ind w:left="720" w:hanging="360"/>
+      </w:pPr>
+      <w:rPr>
+        <w:rFonts w:ascii="Symbol" w:hAnsi="Symbol" w:hint="default"/>
+      </w:rPr>
+    </w:lvl>
+    <w:lvl w:ilvl="1" w:tplc="08090003" w:tentative="1">
+      <w:start w:val="1"/>
+      <w:numFmt w:val="bullet"/>
+      <w:lvlText w:val="o"/>
+      <w:lvlJc w:val="left"/>
+      <w:pPr>
+        <w:ind w:left="1440" w:hanging="360"/>
+      </w:pPr>
+      <w:rPr>
+        <w:rFonts w:ascii="Courier New" w:hAnsi="Courier New" w:cs="Courier New" w:hint="default"/>
+      </w:rPr>
+    </w:lvl>
+    <w:lvl w:ilvl="2" w:tplc="08090005" w:tentative="1">
+      <w:start w:val="1"/>
+      <w:numFmt w:val="bullet"/>
+      <w:lvlText w:val=""/>
+      <w:lvlJc w:val="left"/>
+      <w:pPr>
+        <w:ind w:left="2160" w:hanging="360"/>
+      </w:pPr>
+      <w:rPr>
+        <w:rFonts w:ascii="Wingdings" w:hAnsi="Wingdings" w:hint="default"/>
+      </w:rPr>
+    </w:lvl>
+    <w:lvl w:ilvl="3" w:tplc="08090001" w:tentative="1">
+      <w:start w:val="1"/>
+      <w:numFmt w:val="bullet"/>
+      <w:lvlText w:val=""/>
+      <w:lvlJc w:val="left"/>
+      <w:pPr>
+        <w:ind w:left="2880" w:hanging="360"/>
+      </w:pPr>
+      <w:rPr>
+        <w:rFonts w:ascii="Symbol" w:hAnsi="Symbol" w:hint="default"/>
+      </w:rPr>
+    </w:lvl>
+    <w:lvl w:ilvl="4" w:tplc="08090003" w:tentative="1">
+      <w:start w:val="1"/>
+      <w:numFmt w:val="bullet"/>
+      <w:lvlText w:val="o"/>
+      <w:lvlJc w:val="left"/>
+      <w:pPr>
+        <w:ind w:left="3600" w:hanging="360"/>
+      </w:pPr>
+      <w:rPr>
+        <w:rFonts w:ascii="Courier New" w:hAnsi="Courier New" w:cs="Courier New" w:hint="default"/>
+      </w:rPr>
+    </w:lvl>
+    <w:lvl w:ilvl="5" w:tplc="08090005" w:tentative="1">
+      <w:start w:val="1"/>
+      <w:numFmt w:val="bullet"/>
+      <w:lvlText w:val=""/>
+      <w:lvlJc w:val="left"/>
+      <w:pPr>
+        <w:ind w:left="4320" w:hanging="360"/>
+      </w:pPr>
+      <w:rPr>
+        <w:rFonts w:ascii="Wingdings" w:hAnsi="Wingdings" w:hint="default"/>
+      </w:rPr>
+    </w:lvl>
+    <w:lvl w:ilvl="6" w:tplc="08090001" w:tentative="1">
+      <w:start w:val="1"/>
+      <w:numFmt w:val="bullet"/>
+      <w:lvlText w:val=""/>
+      <w:lvlJc w:val="left"/>
+      <w:pPr>
+        <w:ind w:left="5040" w:hanging="360"/>
+      </w:pPr>
+      <w:rPr>
+        <w:rFonts w:ascii="Symbol" w:hAnsi="Symbol" w:hint="default"/>
+      </w:rPr>
+    </w:lvl>
+    <w:lvl w:ilvl="7" w:tplc="08090003" w:tentative="1">
+      <w:start w:val="1"/>
+      <w:numFmt w:val="bullet"/>
+      <w:lvlText w:val="o"/>
+      <w:lvlJc w:val="left"/>
+      <w:pPr>
+        <w:ind w:left="5760" w:hanging="360"/>
+      </w:pPr>
+      <w:rPr>
+        <w:rFonts w:ascii="Courier New" w:hAnsi="Courier New" w:cs="Courier New" w:hint="default"/>
+      </w:rPr>
+    </w:lvl>
+    <w:lvl w:ilvl="8" w:tplc="08090005" w:tentative="1">
+      <w:start w:val="1"/>
+      <w:numFmt w:val="bullet"/>
+      <w:lvlText w:val=""/>
+      <w:lvlJc w:val="left"/>
+      <w:pPr>
+        <w:ind w:left="6480" w:hanging="360"/>
+      </w:pPr>
+      <w:rPr>
+        <w:rFonts w:ascii="Wingdings" w:hAnsi="Wingdings" w:hint="default"/>
+      </w:rPr>
+    </w:lvl>
+  </w:abstractNum>
+  <w:abstractNum w:abstractNumId="5" w15:restartNumberingAfterBreak="0">
+    <w:nsid w:val="524C716A"/>
+    <w:multiLevelType w:val="hybridMultilevel"/>
+    <w:tmpl w:val="83445056"/>
+    <w:lvl w:ilvl="0" w:tplc="08090001">
+      <w:start w:val="1"/>
+      <w:numFmt w:val="bullet"/>
+      <w:lvlText w:val=""/>
+      <w:lvlJc w:val="left"/>
+      <w:pPr>
+        <w:ind w:left="720" w:hanging="360"/>
+      </w:pPr>
+      <w:rPr>
+        <w:rFonts w:ascii="Symbol" w:hAnsi="Symbol" w:hint="default"/>
+      </w:rPr>
+    </w:lvl>
+    <w:lvl w:ilvl="1" w:tplc="08090003" w:tentative="1">
+      <w:start w:val="1"/>
+      <w:numFmt w:val="bullet"/>
+      <w:lvlText w:val="o"/>
+      <w:lvlJc w:val="left"/>
+      <w:pPr>
+        <w:ind w:left="1440" w:hanging="360"/>
+      </w:pPr>
+      <w:rPr>
+        <w:rFonts w:ascii="Courier New" w:hAnsi="Courier New" w:cs="Courier New" w:hint="default"/>
+      </w:rPr>
+    </w:lvl>
+    <w:lvl w:ilvl="2" w:tplc="08090005" w:tentative="1">
+      <w:start w:val="1"/>
+      <w:numFmt w:val="bullet"/>
+      <w:lvlText w:val=""/>
+      <w:lvlJc w:val="left"/>
+      <w:pPr>
+        <w:ind w:left="2160" w:hanging="360"/>
+      </w:pPr>
+      <w:rPr>
+        <w:rFonts w:ascii="Wingdings" w:hAnsi="Wingdings" w:hint="default"/>
+      </w:rPr>
+    </w:lvl>
+    <w:lvl w:ilvl="3" w:tplc="08090001" w:tentative="1">
+      <w:start w:val="1"/>
+      <w:numFmt w:val="bullet"/>
+      <w:lvlText w:val=""/>
+      <w:lvlJc w:val="left"/>
+      <w:pPr>
+        <w:ind w:left="2880" w:hanging="360"/>
+      </w:pPr>
+      <w:rPr>
+        <w:rFonts w:ascii="Symbol" w:hAnsi="Symbol" w:hint="default"/>
+      </w:rPr>
+    </w:lvl>
+    <w:lvl w:ilvl="4" w:tplc="08090003" w:tentative="1">
+      <w:start w:val="1"/>
+      <w:numFmt w:val="bullet"/>
+      <w:lvlText w:val="o"/>
+      <w:lvlJc w:val="left"/>
+      <w:pPr>
+        <w:ind w:left="3600" w:hanging="360"/>
+      </w:pPr>
+      <w:rPr>
+        <w:rFonts w:ascii="Courier New" w:hAnsi="Courier New" w:cs="Courier New" w:hint="default"/>
+      </w:rPr>
+    </w:lvl>
+    <w:lvl w:ilvl="5" w:tplc="08090005" w:tentative="1">
+      <w:start w:val="1"/>
+      <w:numFmt w:val="bullet"/>
+      <w:lvlText w:val=""/>
+      <w:lvlJc w:val="left"/>
+      <w:pPr>
+        <w:ind w:left="4320" w:hanging="360"/>
+      </w:pPr>
+      <w:rPr>
+        <w:rFonts w:ascii="Wingdings" w:hAnsi="Wingdings" w:hint="default"/>
+      </w:rPr>
+    </w:lvl>
+    <w:lvl w:ilvl="6" w:tplc="08090001" w:tentative="1">
+      <w:start w:val="1"/>
+      <w:numFmt w:val="bullet"/>
+      <w:lvlText w:val=""/>
+      <w:lvlJc w:val="left"/>
+      <w:pPr>
+        <w:ind w:left="5040" w:hanging="360"/>
+      </w:pPr>
+      <w:rPr>
+        <w:rFonts w:ascii="Symbol" w:hAnsi="Symbol" w:hint="default"/>
+      </w:rPr>
+    </w:lvl>
+    <w:lvl w:ilvl="7" w:tplc="08090003" w:tentative="1">
+      <w:start w:val="1"/>
+      <w:numFmt w:val="bullet"/>
+      <w:lvlText w:val="o"/>
+      <w:lvlJc w:val="left"/>
+      <w:pPr>
+        <w:ind w:left="5760" w:hanging="360"/>
+      </w:pPr>
+      <w:rPr>
+        <w:rFonts w:ascii="Courier New" w:hAnsi="Courier New" w:cs="Courier New" w:hint="default"/>
+      </w:rPr>
+    </w:lvl>
+    <w:lvl w:ilvl="8" w:tplc="08090005" w:tentative="1">
+      <w:start w:val="1"/>
+      <w:numFmt w:val="bullet"/>
+      <w:lvlText w:val=""/>
+      <w:lvlJc w:val="left"/>
+      <w:pPr>
+        <w:ind w:left="6480" w:hanging="360"/>
+      </w:pPr>
+      <w:rPr>
+        <w:rFonts w:ascii="Wingdings" w:hAnsi="Wingdings" w:hint="default"/>
+      </w:rPr>
+    </w:lvl>
+  </w:abstractNum>
+  <w:abstractNum w:abstractNumId="6" w15:restartNumberingAfterBreak="0">
     <w:nsid w:val="773030F4"/>
     <w:multiLevelType w:val="hybridMultilevel"/>
     <w:tmpl w:val="7116F88E"/>
@@ -5083,17 +8771,142 @@
       </w:rPr>
     </w:lvl>
   </w:abstractNum>
+  <w:abstractNum w:abstractNumId="7" w15:restartNumberingAfterBreak="0">
+    <w:nsid w:val="787F6086"/>
+    <w:multiLevelType w:val="hybridMultilevel"/>
+    <w:tmpl w:val="82928676"/>
+    <w:lvl w:ilvl="0" w:tplc="08090001">
+      <w:start w:val="1"/>
+      <w:numFmt w:val="bullet"/>
+      <w:lvlText w:val=""/>
+      <w:lvlJc w:val="left"/>
+      <w:pPr>
+        <w:ind w:left="720" w:hanging="360"/>
+      </w:pPr>
+      <w:rPr>
+        <w:rFonts w:ascii="Symbol" w:hAnsi="Symbol" w:hint="default"/>
+      </w:rPr>
+    </w:lvl>
+    <w:lvl w:ilvl="1" w:tplc="08090003" w:tentative="1">
+      <w:start w:val="1"/>
+      <w:numFmt w:val="bullet"/>
+      <w:lvlText w:val="o"/>
+      <w:lvlJc w:val="left"/>
+      <w:pPr>
+        <w:ind w:left="1440" w:hanging="360"/>
+      </w:pPr>
+      <w:rPr>
+        <w:rFonts w:ascii="Courier New" w:hAnsi="Courier New" w:cs="Courier New" w:hint="default"/>
+      </w:rPr>
+    </w:lvl>
+    <w:lvl w:ilvl="2" w:tplc="08090005" w:tentative="1">
+      <w:start w:val="1"/>
+      <w:numFmt w:val="bullet"/>
+      <w:lvlText w:val=""/>
+      <w:lvlJc w:val="left"/>
+      <w:pPr>
+        <w:ind w:left="2160" w:hanging="360"/>
+      </w:pPr>
+      <w:rPr>
+        <w:rFonts w:ascii="Wingdings" w:hAnsi="Wingdings" w:hint="default"/>
+      </w:rPr>
+    </w:lvl>
+    <w:lvl w:ilvl="3" w:tplc="08090001" w:tentative="1">
+      <w:start w:val="1"/>
+      <w:numFmt w:val="bullet"/>
+      <w:lvlText w:val=""/>
+      <w:lvlJc w:val="left"/>
+      <w:pPr>
+        <w:ind w:left="2880" w:hanging="360"/>
+      </w:pPr>
+      <w:rPr>
+        <w:rFonts w:ascii="Symbol" w:hAnsi="Symbol" w:hint="default"/>
+      </w:rPr>
+    </w:lvl>
+    <w:lvl w:ilvl="4" w:tplc="08090003" w:tentative="1">
+      <w:start w:val="1"/>
+      <w:numFmt w:val="bullet"/>
+      <w:lvlText w:val="o"/>
+      <w:lvlJc w:val="left"/>
+      <w:pPr>
+        <w:ind w:left="3600" w:hanging="360"/>
+      </w:pPr>
+      <w:rPr>
+        <w:rFonts w:ascii="Courier New" w:hAnsi="Courier New" w:cs="Courier New" w:hint="default"/>
+      </w:rPr>
+    </w:lvl>
+    <w:lvl w:ilvl="5" w:tplc="08090005" w:tentative="1">
+      <w:start w:val="1"/>
+      <w:numFmt w:val="bullet"/>
+      <w:lvlText w:val=""/>
+      <w:lvlJc w:val="left"/>
+      <w:pPr>
+        <w:ind w:left="4320" w:hanging="360"/>
+      </w:pPr>
+      <w:rPr>
+        <w:rFonts w:ascii="Wingdings" w:hAnsi="Wingdings" w:hint="default"/>
+      </w:rPr>
+    </w:lvl>
+    <w:lvl w:ilvl="6" w:tplc="08090001" w:tentative="1">
+      <w:start w:val="1"/>
+      <w:numFmt w:val="bullet"/>
+      <w:lvlText w:val=""/>
+      <w:lvlJc w:val="left"/>
+      <w:pPr>
+        <w:ind w:left="5040" w:hanging="360"/>
+      </w:pPr>
+      <w:rPr>
+        <w:rFonts w:ascii="Symbol" w:hAnsi="Symbol" w:hint="default"/>
+      </w:rPr>
+    </w:lvl>
+    <w:lvl w:ilvl="7" w:tplc="08090003" w:tentative="1">
+      <w:start w:val="1"/>
+      <w:numFmt w:val="bullet"/>
+      <w:lvlText w:val="o"/>
+      <w:lvlJc w:val="left"/>
+      <w:pPr>
+        <w:ind w:left="5760" w:hanging="360"/>
+      </w:pPr>
+      <w:rPr>
+        <w:rFonts w:ascii="Courier New" w:hAnsi="Courier New" w:cs="Courier New" w:hint="default"/>
+      </w:rPr>
+    </w:lvl>
+    <w:lvl w:ilvl="8" w:tplc="08090005" w:tentative="1">
+      <w:start w:val="1"/>
+      <w:numFmt w:val="bullet"/>
+      <w:lvlText w:val=""/>
+      <w:lvlJc w:val="left"/>
+      <w:pPr>
+        <w:ind w:left="6480" w:hanging="360"/>
+      </w:pPr>
+      <w:rPr>
+        <w:rFonts w:ascii="Wingdings" w:hAnsi="Wingdings" w:hint="default"/>
+      </w:rPr>
+    </w:lvl>
+  </w:abstractNum>
   <w:num w:numId="1">
-    <w:abstractNumId w:val="2"/>
+    <w:abstractNumId w:val="5"/>
   </w:num>
   <w:num w:numId="2">
-    <w:abstractNumId w:val="3"/>
+    <w:abstractNumId w:val="6"/>
   </w:num>
   <w:num w:numId="3">
     <w:abstractNumId w:val="0"/>
   </w:num>
   <w:num w:numId="4">
+    <w:abstractNumId w:val="2"/>
+  </w:num>
+  <w:num w:numId="5">
+    <w:abstractNumId w:val="3"/>
+  </w:num>
+  <w:num w:numId="6">
+    <w:abstractNumId w:val="4"/>
+  </w:num>
+  <w:num w:numId="7">
     <w:abstractNumId w:val="1"/>
+  </w:num>
+  <w:num w:numId="8">
+    <w:abstractNumId w:val="7"/>
   </w:num>
 </w:numbering>
 </file>
@@ -5715,6 +9528,25 @@
       <w:szCs w:val="24"/>
     </w:rPr>
   </w:style>
+  <w:style w:type="table" w:customStyle="1" w:styleId="TableGrid0">
+    <w:name w:val="TableGrid"/>
+    <w:rsid w:val="00CE4738"/>
+    <w:pPr>
+      <w:spacing w:after="0" w:line="240" w:lineRule="auto"/>
+    </w:pPr>
+    <w:rPr>
+      <w:rFonts w:eastAsiaTheme="minorEastAsia"/>
+      <w:lang w:eastAsia="en-GB"/>
+    </w:rPr>
+    <w:tblPr>
+      <w:tblCellMar>
+        <w:top w:w="0" w:type="dxa"/>
+        <w:left w:w="0" w:type="dxa"/>
+        <w:bottom w:w="0" w:type="dxa"/>
+        <w:right w:w="0" w:type="dxa"/>
+      </w:tblCellMar>
+    </w:tblPr>
+  </w:style>
 </w:styles>
 </file>
 

--- a/Task1_Proposal_721242_Chukwudolue_T.docx
+++ b/Task1_Proposal_721242_Chukwudolue_T.docx
@@ -221,7 +221,7 @@
                                 <a:avLst/>
                               </a:prstGeom>
                               <a:blipFill>
-                                <a:blip r:embed="rId6"/>
+                                <a:blip r:embed="rId7"/>
                                 <a:stretch>
                                   <a:fillRect r="-7574"/>
                                 </a:stretch>
@@ -273,7 +273,7 @@
                       <v:path arrowok="t" o:connecttype="custom" o:connectlocs="0,0;7315200,0;7315200,1130373;3620757,733885;0,1092249;0,0" o:connectangles="0,0,0,0,0,0"/>
                     </v:shape>
                     <v:rect id="Rectangle 151" o:spid="_x0000_s1028" style="position:absolute;width:73152;height:12161;visibility:visible;mso-wrap-style:square;v-text-anchor:middle" o:gfxdata="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" stroked="f" strokeweight="1pt">
-                      <v:fill r:id="rId7" o:title="" recolor="t" rotate="t" type="frame"/>
+                      <v:fill r:id="rId8" o:title="" recolor="t" rotate="t" type="frame"/>
                     </v:rect>
                     <w10:wrap anchorx="page" anchory="page"/>
                   </v:group>
@@ -995,7 +995,7 @@
           <w:r>
             <w:fldChar w:fldCharType="separate"/>
           </w:r>
-          <w:hyperlink w:anchor="_Toc223965393" w:history="1">
+          <w:hyperlink w:anchor="_Toc224032086" w:history="1">
             <w:r>
               <w:rPr>
                 <w:rStyle w:val="Hyperlink"/>
@@ -1024,7 +1024,7 @@
                 <w:noProof/>
                 <w:webHidden/>
               </w:rPr>
-              <w:instrText xml:space="preserve"> PAGEREF _Toc223965393 \h </w:instrText>
+              <w:instrText xml:space="preserve"> PAGEREF _Toc224032086 \h </w:instrText>
             </w:r>
             <w:r>
               <w:rPr>
@@ -1067,7 +1067,7 @@
               <w:lang w:eastAsia="en-GB"/>
             </w:rPr>
           </w:pPr>
-          <w:hyperlink w:anchor="_Toc223965394" w:history="1">
+          <w:hyperlink w:anchor="_Toc224032087" w:history="1">
             <w:r>
               <w:rPr>
                 <w:rStyle w:val="Hyperlink"/>
@@ -1094,7 +1094,7 @@
                 <w:noProof/>
                 <w:webHidden/>
               </w:rPr>
-              <w:instrText xml:space="preserve"> PAGEREF _Toc223965394 \h </w:instrText>
+              <w:instrText xml:space="preserve"> PAGEREF _Toc224032087 \h </w:instrText>
             </w:r>
             <w:r>
               <w:rPr>
@@ -1137,7 +1137,7 @@
               <w:lang w:eastAsia="en-GB"/>
             </w:rPr>
           </w:pPr>
-          <w:hyperlink w:anchor="_Toc223965395" w:history="1">
+          <w:hyperlink w:anchor="_Toc224032088" w:history="1">
             <w:r>
               <w:rPr>
                 <w:rStyle w:val="Hyperlink"/>
@@ -1164,7 +1164,7 @@
                 <w:noProof/>
                 <w:webHidden/>
               </w:rPr>
-              <w:instrText xml:space="preserve"> PAGEREF _Toc223965395 \h </w:instrText>
+              <w:instrText xml:space="preserve"> PAGEREF _Toc224032088 \h </w:instrText>
             </w:r>
             <w:r>
               <w:rPr>
@@ -1207,7 +1207,7 @@
               <w:lang w:eastAsia="en-GB"/>
             </w:rPr>
           </w:pPr>
-          <w:hyperlink w:anchor="_Toc223965396" w:history="1">
+          <w:hyperlink w:anchor="_Toc224032089" w:history="1">
             <w:r>
               <w:rPr>
                 <w:rStyle w:val="Hyperlink"/>
@@ -1234,7 +1234,7 @@
                 <w:noProof/>
                 <w:webHidden/>
               </w:rPr>
-              <w:instrText xml:space="preserve"> PAGEREF _Toc223965396 \h </w:instrText>
+              <w:instrText xml:space="preserve"> PAGEREF _Toc224032089 \h </w:instrText>
             </w:r>
             <w:r>
               <w:rPr>
@@ -1254,7 +1254,7 @@
                 <w:noProof/>
                 <w:webHidden/>
               </w:rPr>
-              <w:t>2</w:t>
+              <w:t>3</w:t>
             </w:r>
             <w:r>
               <w:rPr>
@@ -1277,7 +1277,7 @@
               <w:lang w:eastAsia="en-GB"/>
             </w:rPr>
           </w:pPr>
-          <w:hyperlink w:anchor="_Toc223965397" w:history="1">
+          <w:hyperlink w:anchor="_Toc224032090" w:history="1">
             <w:r>
               <w:rPr>
                 <w:rStyle w:val="Hyperlink"/>
@@ -1304,7 +1304,7 @@
                 <w:noProof/>
                 <w:webHidden/>
               </w:rPr>
-              <w:instrText xml:space="preserve"> PAGEREF _Toc223965397 \h </w:instrText>
+              <w:instrText xml:space="preserve"> PAGEREF _Toc224032090 \h </w:instrText>
             </w:r>
             <w:r>
               <w:rPr>
@@ -1347,7 +1347,7 @@
               <w:lang w:eastAsia="en-GB"/>
             </w:rPr>
           </w:pPr>
-          <w:hyperlink w:anchor="_Toc223965398" w:history="1">
+          <w:hyperlink w:anchor="_Toc224032091" w:history="1">
             <w:r>
               <w:rPr>
                 <w:rStyle w:val="Hyperlink"/>
@@ -1374,7 +1374,7 @@
                 <w:noProof/>
                 <w:webHidden/>
               </w:rPr>
-              <w:instrText xml:space="preserve"> PAGEREF _Toc223965398 \h </w:instrText>
+              <w:instrText xml:space="preserve"> PAGEREF _Toc224032091 \h </w:instrText>
             </w:r>
             <w:r>
               <w:rPr>
@@ -1417,7 +1417,7 @@
               <w:lang w:eastAsia="en-GB"/>
             </w:rPr>
           </w:pPr>
-          <w:hyperlink w:anchor="_Toc223965399" w:history="1">
+          <w:hyperlink w:anchor="_Toc224032092" w:history="1">
             <w:r>
               <w:rPr>
                 <w:rStyle w:val="Hyperlink"/>
@@ -1444,7 +1444,7 @@
                 <w:noProof/>
                 <w:webHidden/>
               </w:rPr>
-              <w:instrText xml:space="preserve"> PAGEREF _Toc223965399 \h </w:instrText>
+              <w:instrText xml:space="preserve"> PAGEREF _Toc224032092 \h </w:instrText>
             </w:r>
             <w:r>
               <w:rPr>
@@ -1464,7 +1464,7 @@
                 <w:noProof/>
                 <w:webHidden/>
               </w:rPr>
-              <w:t>3</w:t>
+              <w:t>4</w:t>
             </w:r>
             <w:r>
               <w:rPr>
@@ -1487,7 +1487,7 @@
               <w:lang w:eastAsia="en-GB"/>
             </w:rPr>
           </w:pPr>
-          <w:hyperlink w:anchor="_Toc223965400" w:history="1">
+          <w:hyperlink w:anchor="_Toc224032093" w:history="1">
             <w:r>
               <w:rPr>
                 <w:rStyle w:val="Hyperlink"/>
@@ -1516,7 +1516,7 @@
                 <w:noProof/>
                 <w:webHidden/>
               </w:rPr>
-              <w:instrText xml:space="preserve"> PAGEREF _Toc223965400 \h </w:instrText>
+              <w:instrText xml:space="preserve"> PAGEREF _Toc224032093 \h </w:instrText>
             </w:r>
             <w:r>
               <w:rPr>
@@ -1559,7 +1559,7 @@
               <w:lang w:eastAsia="en-GB"/>
             </w:rPr>
           </w:pPr>
-          <w:hyperlink w:anchor="_Toc223965401" w:history="1">
+          <w:hyperlink w:anchor="_Toc224032094" w:history="1">
             <w:r>
               <w:rPr>
                 <w:rStyle w:val="Hyperlink"/>
@@ -1588,7 +1588,7 @@
                 <w:noProof/>
                 <w:webHidden/>
               </w:rPr>
-              <w:instrText xml:space="preserve"> PAGEREF _Toc223965401 \h </w:instrText>
+              <w:instrText xml:space="preserve"> PAGEREF _Toc224032094 \h </w:instrText>
             </w:r>
             <w:r>
               <w:rPr>
@@ -1631,7 +1631,7 @@
               <w:lang w:eastAsia="en-GB"/>
             </w:rPr>
           </w:pPr>
-          <w:hyperlink w:anchor="_Toc223965402" w:history="1">
+          <w:hyperlink w:anchor="_Toc224032095" w:history="1">
             <w:r>
               <w:rPr>
                 <w:rStyle w:val="Hyperlink"/>
@@ -1660,7 +1660,7 @@
                 <w:noProof/>
                 <w:webHidden/>
               </w:rPr>
-              <w:instrText xml:space="preserve"> PAGEREF _Toc223965402 \h </w:instrText>
+              <w:instrText xml:space="preserve"> PAGEREF _Toc224032095 \h </w:instrText>
             </w:r>
             <w:r>
               <w:rPr>
@@ -1680,7 +1680,7 @@
                 <w:noProof/>
                 <w:webHidden/>
               </w:rPr>
-              <w:t>4</w:t>
+              <w:t>5</w:t>
             </w:r>
             <w:r>
               <w:rPr>
@@ -1703,27 +1703,13 @@
               <w:lang w:eastAsia="en-GB"/>
             </w:rPr>
           </w:pPr>
-          <w:hyperlink w:anchor="_Toc223965403" w:history="1">
+          <w:hyperlink w:anchor="_Toc224032096" w:history="1">
             <w:r>
               <w:rPr>
                 <w:rStyle w:val="Hyperlink"/>
                 <w:noProof/>
               </w:rPr>
-              <w:t>Functio</w:t>
-            </w:r>
-            <w:r>
-              <w:rPr>
-                <w:rStyle w:val="Hyperlink"/>
-                <w:noProof/>
-              </w:rPr>
-              <w:t>n</w:t>
-            </w:r>
-            <w:r>
-              <w:rPr>
-                <w:rStyle w:val="Hyperlink"/>
-                <w:noProof/>
-              </w:rPr>
-              <w:t>al Requirement</w:t>
+              <w:t>Functional Requirement</w:t>
             </w:r>
             <w:r>
               <w:rPr>
@@ -1744,7 +1730,7 @@
                 <w:noProof/>
                 <w:webHidden/>
               </w:rPr>
-              <w:instrText xml:space="preserve"> PAGEREF _Toc223965403 \h </w:instrText>
+              <w:instrText xml:space="preserve"> PAGEREF _Toc224032096 \h </w:instrText>
             </w:r>
             <w:r>
               <w:rPr>
@@ -1764,7 +1750,7 @@
                 <w:noProof/>
                 <w:webHidden/>
               </w:rPr>
-              <w:t>4</w:t>
+              <w:t>5</w:t>
             </w:r>
             <w:r>
               <w:rPr>
@@ -1787,7 +1773,7 @@
               <w:lang w:eastAsia="en-GB"/>
             </w:rPr>
           </w:pPr>
-          <w:hyperlink w:anchor="_Toc223965404" w:history="1">
+          <w:hyperlink w:anchor="_Toc224032097" w:history="1">
             <w:r>
               <w:rPr>
                 <w:rStyle w:val="Hyperlink"/>
@@ -1814,7 +1800,7 @@
                 <w:noProof/>
                 <w:webHidden/>
               </w:rPr>
-              <w:instrText xml:space="preserve"> PAGEREF _Toc223965404 \h </w:instrText>
+              <w:instrText xml:space="preserve"> PAGEREF _Toc224032097 \h </w:instrText>
             </w:r>
             <w:r>
               <w:rPr>
@@ -1834,7 +1820,7 @@
                 <w:noProof/>
                 <w:webHidden/>
               </w:rPr>
-              <w:t>4</w:t>
+              <w:t>5</w:t>
             </w:r>
             <w:r>
               <w:rPr>
@@ -1857,7 +1843,7 @@
               <w:lang w:eastAsia="en-GB"/>
             </w:rPr>
           </w:pPr>
-          <w:hyperlink w:anchor="_Toc223965405" w:history="1">
+          <w:hyperlink w:anchor="_Toc224032098" w:history="1">
             <w:r>
               <w:rPr>
                 <w:rStyle w:val="Hyperlink"/>
@@ -1884,7 +1870,7 @@
                 <w:noProof/>
                 <w:webHidden/>
               </w:rPr>
-              <w:instrText xml:space="preserve"> PAGEREF _Toc223965405 \h </w:instrText>
+              <w:instrText xml:space="preserve"> PAGEREF _Toc224032098 \h </w:instrText>
             </w:r>
             <w:r>
               <w:rPr>
@@ -1904,7 +1890,7 @@
                 <w:noProof/>
                 <w:webHidden/>
               </w:rPr>
-              <w:t>4</w:t>
+              <w:t>5</w:t>
             </w:r>
             <w:r>
               <w:rPr>
@@ -1927,7 +1913,7 @@
               <w:lang w:eastAsia="en-GB"/>
             </w:rPr>
           </w:pPr>
-          <w:hyperlink w:anchor="_Toc223965406" w:history="1">
+          <w:hyperlink w:anchor="_Toc224032099" w:history="1">
             <w:r>
               <w:rPr>
                 <w:rStyle w:val="Hyperlink"/>
@@ -1954,7 +1940,7 @@
                 <w:noProof/>
                 <w:webHidden/>
               </w:rPr>
-              <w:instrText xml:space="preserve"> PAGEREF _Toc223965406 \h </w:instrText>
+              <w:instrText xml:space="preserve"> PAGEREF _Toc224032099 \h </w:instrText>
             </w:r>
             <w:r>
               <w:rPr>
@@ -1974,7 +1960,7 @@
                 <w:noProof/>
                 <w:webHidden/>
               </w:rPr>
-              <w:t>4</w:t>
+              <w:t>5</w:t>
             </w:r>
             <w:r>
               <w:rPr>
@@ -1997,7 +1983,7 @@
               <w:lang w:eastAsia="en-GB"/>
             </w:rPr>
           </w:pPr>
-          <w:hyperlink w:anchor="_Toc223965407" w:history="1">
+          <w:hyperlink w:anchor="_Toc224032100" w:history="1">
             <w:r>
               <w:rPr>
                 <w:rStyle w:val="Hyperlink"/>
@@ -2026,7 +2012,7 @@
                 <w:noProof/>
                 <w:webHidden/>
               </w:rPr>
-              <w:instrText xml:space="preserve"> PAGEREF _Toc223965407 \h </w:instrText>
+              <w:instrText xml:space="preserve"> PAGEREF _Toc224032100 \h </w:instrText>
             </w:r>
             <w:r>
               <w:rPr>
@@ -2046,7 +2032,497 @@
                 <w:noProof/>
                 <w:webHidden/>
               </w:rPr>
-              <w:t>6</w:t>
+              <w:t>11</w:t>
+            </w:r>
+            <w:r>
+              <w:rPr>
+                <w:noProof/>
+                <w:webHidden/>
+              </w:rPr>
+              <w:fldChar w:fldCharType="end"/>
+            </w:r>
+          </w:hyperlink>
+        </w:p>
+        <w:p>
+          <w:pPr>
+            <w:pStyle w:val="TOC2"/>
+            <w:tabs>
+              <w:tab w:val="right" w:leader="dot" w:pos="9016"/>
+            </w:tabs>
+            <w:rPr>
+              <w:rFonts w:eastAsiaTheme="minorEastAsia"/>
+              <w:noProof/>
+              <w:lang w:eastAsia="en-GB"/>
+            </w:rPr>
+          </w:pPr>
+          <w:hyperlink w:anchor="_Toc224032101" w:history="1">
+            <w:r>
+              <w:rPr>
+                <w:rStyle w:val="Hyperlink"/>
+                <w:noProof/>
+              </w:rPr>
+              <w:t>Performance</w:t>
+            </w:r>
+            <w:r>
+              <w:rPr>
+                <w:noProof/>
+                <w:webHidden/>
+              </w:rPr>
+              <w:tab/>
+            </w:r>
+            <w:r>
+              <w:rPr>
+                <w:noProof/>
+                <w:webHidden/>
+              </w:rPr>
+              <w:fldChar w:fldCharType="begin"/>
+            </w:r>
+            <w:r>
+              <w:rPr>
+                <w:noProof/>
+                <w:webHidden/>
+              </w:rPr>
+              <w:instrText xml:space="preserve"> PAGEREF _Toc224032101 \h </w:instrText>
+            </w:r>
+            <w:r>
+              <w:rPr>
+                <w:noProof/>
+                <w:webHidden/>
+              </w:rPr>
+            </w:r>
+            <w:r>
+              <w:rPr>
+                <w:noProof/>
+                <w:webHidden/>
+              </w:rPr>
+              <w:fldChar w:fldCharType="separate"/>
+            </w:r>
+            <w:r>
+              <w:rPr>
+                <w:noProof/>
+                <w:webHidden/>
+              </w:rPr>
+              <w:t>11</w:t>
+            </w:r>
+            <w:r>
+              <w:rPr>
+                <w:noProof/>
+                <w:webHidden/>
+              </w:rPr>
+              <w:fldChar w:fldCharType="end"/>
+            </w:r>
+          </w:hyperlink>
+        </w:p>
+        <w:p>
+          <w:pPr>
+            <w:pStyle w:val="TOC2"/>
+            <w:tabs>
+              <w:tab w:val="right" w:leader="dot" w:pos="9016"/>
+            </w:tabs>
+            <w:rPr>
+              <w:rFonts w:eastAsiaTheme="minorEastAsia"/>
+              <w:noProof/>
+              <w:lang w:eastAsia="en-GB"/>
+            </w:rPr>
+          </w:pPr>
+          <w:hyperlink w:anchor="_Toc224032102" w:history="1">
+            <w:r>
+              <w:rPr>
+                <w:rStyle w:val="Hyperlink"/>
+                <w:noProof/>
+              </w:rPr>
+              <w:t>Security</w:t>
+            </w:r>
+            <w:r>
+              <w:rPr>
+                <w:noProof/>
+                <w:webHidden/>
+              </w:rPr>
+              <w:tab/>
+            </w:r>
+            <w:r>
+              <w:rPr>
+                <w:noProof/>
+                <w:webHidden/>
+              </w:rPr>
+              <w:fldChar w:fldCharType="begin"/>
+            </w:r>
+            <w:r>
+              <w:rPr>
+                <w:noProof/>
+                <w:webHidden/>
+              </w:rPr>
+              <w:instrText xml:space="preserve"> PAGEREF _Toc224032102 \h </w:instrText>
+            </w:r>
+            <w:r>
+              <w:rPr>
+                <w:noProof/>
+                <w:webHidden/>
+              </w:rPr>
+            </w:r>
+            <w:r>
+              <w:rPr>
+                <w:noProof/>
+                <w:webHidden/>
+              </w:rPr>
+              <w:fldChar w:fldCharType="separate"/>
+            </w:r>
+            <w:r>
+              <w:rPr>
+                <w:noProof/>
+                <w:webHidden/>
+              </w:rPr>
+              <w:t>12</w:t>
+            </w:r>
+            <w:r>
+              <w:rPr>
+                <w:noProof/>
+                <w:webHidden/>
+              </w:rPr>
+              <w:fldChar w:fldCharType="end"/>
+            </w:r>
+          </w:hyperlink>
+        </w:p>
+        <w:p>
+          <w:pPr>
+            <w:pStyle w:val="TOC2"/>
+            <w:tabs>
+              <w:tab w:val="right" w:leader="dot" w:pos="9016"/>
+            </w:tabs>
+            <w:rPr>
+              <w:rFonts w:eastAsiaTheme="minorEastAsia"/>
+              <w:noProof/>
+              <w:lang w:eastAsia="en-GB"/>
+            </w:rPr>
+          </w:pPr>
+          <w:hyperlink w:anchor="_Toc224032103" w:history="1">
+            <w:r>
+              <w:rPr>
+                <w:rStyle w:val="Hyperlink"/>
+                <w:noProof/>
+              </w:rPr>
+              <w:t>Scalability</w:t>
+            </w:r>
+            <w:r>
+              <w:rPr>
+                <w:noProof/>
+                <w:webHidden/>
+              </w:rPr>
+              <w:tab/>
+            </w:r>
+            <w:r>
+              <w:rPr>
+                <w:noProof/>
+                <w:webHidden/>
+              </w:rPr>
+              <w:fldChar w:fldCharType="begin"/>
+            </w:r>
+            <w:r>
+              <w:rPr>
+                <w:noProof/>
+                <w:webHidden/>
+              </w:rPr>
+              <w:instrText xml:space="preserve"> PAGEREF _Toc224032103 \h </w:instrText>
+            </w:r>
+            <w:r>
+              <w:rPr>
+                <w:noProof/>
+                <w:webHidden/>
+              </w:rPr>
+            </w:r>
+            <w:r>
+              <w:rPr>
+                <w:noProof/>
+                <w:webHidden/>
+              </w:rPr>
+              <w:fldChar w:fldCharType="separate"/>
+            </w:r>
+            <w:r>
+              <w:rPr>
+                <w:noProof/>
+                <w:webHidden/>
+              </w:rPr>
+              <w:t>12</w:t>
+            </w:r>
+            <w:r>
+              <w:rPr>
+                <w:noProof/>
+                <w:webHidden/>
+              </w:rPr>
+              <w:fldChar w:fldCharType="end"/>
+            </w:r>
+          </w:hyperlink>
+        </w:p>
+        <w:p>
+          <w:pPr>
+            <w:pStyle w:val="TOC2"/>
+            <w:tabs>
+              <w:tab w:val="right" w:leader="dot" w:pos="9016"/>
+            </w:tabs>
+            <w:rPr>
+              <w:rFonts w:eastAsiaTheme="minorEastAsia"/>
+              <w:noProof/>
+              <w:lang w:eastAsia="en-GB"/>
+            </w:rPr>
+          </w:pPr>
+          <w:hyperlink w:anchor="_Toc224032104" w:history="1">
+            <w:r>
+              <w:rPr>
+                <w:rStyle w:val="Hyperlink"/>
+                <w:noProof/>
+              </w:rPr>
+              <w:t>Capacity</w:t>
+            </w:r>
+            <w:r>
+              <w:rPr>
+                <w:noProof/>
+                <w:webHidden/>
+              </w:rPr>
+              <w:tab/>
+            </w:r>
+            <w:r>
+              <w:rPr>
+                <w:noProof/>
+                <w:webHidden/>
+              </w:rPr>
+              <w:fldChar w:fldCharType="begin"/>
+            </w:r>
+            <w:r>
+              <w:rPr>
+                <w:noProof/>
+                <w:webHidden/>
+              </w:rPr>
+              <w:instrText xml:space="preserve"> PAGEREF _Toc224032104 \h </w:instrText>
+            </w:r>
+            <w:r>
+              <w:rPr>
+                <w:noProof/>
+                <w:webHidden/>
+              </w:rPr>
+            </w:r>
+            <w:r>
+              <w:rPr>
+                <w:noProof/>
+                <w:webHidden/>
+              </w:rPr>
+              <w:fldChar w:fldCharType="separate"/>
+            </w:r>
+            <w:r>
+              <w:rPr>
+                <w:noProof/>
+                <w:webHidden/>
+              </w:rPr>
+              <w:t>13</w:t>
+            </w:r>
+            <w:r>
+              <w:rPr>
+                <w:noProof/>
+                <w:webHidden/>
+              </w:rPr>
+              <w:fldChar w:fldCharType="end"/>
+            </w:r>
+          </w:hyperlink>
+        </w:p>
+        <w:p>
+          <w:pPr>
+            <w:pStyle w:val="TOC2"/>
+            <w:tabs>
+              <w:tab w:val="right" w:leader="dot" w:pos="9016"/>
+            </w:tabs>
+            <w:rPr>
+              <w:rFonts w:eastAsiaTheme="minorEastAsia"/>
+              <w:noProof/>
+              <w:lang w:eastAsia="en-GB"/>
+            </w:rPr>
+          </w:pPr>
+          <w:hyperlink w:anchor="_Toc224032105" w:history="1">
+            <w:r>
+              <w:rPr>
+                <w:rStyle w:val="Hyperlink"/>
+                <w:noProof/>
+              </w:rPr>
+              <w:t>Reliability</w:t>
+            </w:r>
+            <w:r>
+              <w:rPr>
+                <w:noProof/>
+                <w:webHidden/>
+              </w:rPr>
+              <w:tab/>
+            </w:r>
+            <w:r>
+              <w:rPr>
+                <w:noProof/>
+                <w:webHidden/>
+              </w:rPr>
+              <w:fldChar w:fldCharType="begin"/>
+            </w:r>
+            <w:r>
+              <w:rPr>
+                <w:noProof/>
+                <w:webHidden/>
+              </w:rPr>
+              <w:instrText xml:space="preserve"> PAGEREF _Toc224032105 \h </w:instrText>
+            </w:r>
+            <w:r>
+              <w:rPr>
+                <w:noProof/>
+                <w:webHidden/>
+              </w:rPr>
+            </w:r>
+            <w:r>
+              <w:rPr>
+                <w:noProof/>
+                <w:webHidden/>
+              </w:rPr>
+              <w:fldChar w:fldCharType="separate"/>
+            </w:r>
+            <w:r>
+              <w:rPr>
+                <w:noProof/>
+                <w:webHidden/>
+              </w:rPr>
+              <w:t>13</w:t>
+            </w:r>
+            <w:r>
+              <w:rPr>
+                <w:noProof/>
+                <w:webHidden/>
+              </w:rPr>
+              <w:fldChar w:fldCharType="end"/>
+            </w:r>
+          </w:hyperlink>
+        </w:p>
+        <w:p>
+          <w:pPr>
+            <w:pStyle w:val="TOC2"/>
+            <w:tabs>
+              <w:tab w:val="right" w:leader="dot" w:pos="9016"/>
+            </w:tabs>
+            <w:rPr>
+              <w:rFonts w:eastAsiaTheme="minorEastAsia"/>
+              <w:noProof/>
+              <w:lang w:eastAsia="en-GB"/>
+            </w:rPr>
+          </w:pPr>
+          <w:hyperlink w:anchor="_Toc224032106" w:history="1">
+            <w:r>
+              <w:rPr>
+                <w:rStyle w:val="Hyperlink"/>
+                <w:noProof/>
+              </w:rPr>
+              <w:t>Usability</w:t>
+            </w:r>
+            <w:r>
+              <w:rPr>
+                <w:noProof/>
+                <w:webHidden/>
+              </w:rPr>
+              <w:tab/>
+            </w:r>
+            <w:r>
+              <w:rPr>
+                <w:noProof/>
+                <w:webHidden/>
+              </w:rPr>
+              <w:fldChar w:fldCharType="begin"/>
+            </w:r>
+            <w:r>
+              <w:rPr>
+                <w:noProof/>
+                <w:webHidden/>
+              </w:rPr>
+              <w:instrText xml:space="preserve"> PAGEREF _Toc224032106 \h </w:instrText>
+            </w:r>
+            <w:r>
+              <w:rPr>
+                <w:noProof/>
+                <w:webHidden/>
+              </w:rPr>
+            </w:r>
+            <w:r>
+              <w:rPr>
+                <w:noProof/>
+                <w:webHidden/>
+              </w:rPr>
+              <w:fldChar w:fldCharType="separate"/>
+            </w:r>
+            <w:r>
+              <w:rPr>
+                <w:noProof/>
+                <w:webHidden/>
+              </w:rPr>
+              <w:t>14</w:t>
+            </w:r>
+            <w:r>
+              <w:rPr>
+                <w:noProof/>
+                <w:webHidden/>
+              </w:rPr>
+              <w:fldChar w:fldCharType="end"/>
+            </w:r>
+          </w:hyperlink>
+        </w:p>
+        <w:p>
+          <w:pPr>
+            <w:pStyle w:val="TOC2"/>
+            <w:tabs>
+              <w:tab w:val="right" w:leader="dot" w:pos="9016"/>
+            </w:tabs>
+            <w:rPr>
+              <w:rFonts w:eastAsiaTheme="minorEastAsia"/>
+              <w:noProof/>
+              <w:lang w:eastAsia="en-GB"/>
+            </w:rPr>
+          </w:pPr>
+          <w:hyperlink w:anchor="_Toc224032107" w:history="1">
+            <w:r>
+              <w:rPr>
+                <w:rStyle w:val="Hyperlink"/>
+                <w:noProof/>
+              </w:rPr>
+              <w:t>Accessibility</w:t>
+            </w:r>
+            <w:r>
+              <w:rPr>
+                <w:noProof/>
+                <w:webHidden/>
+              </w:rPr>
+              <w:tab/>
+            </w:r>
+            <w:r>
+              <w:rPr>
+                <w:noProof/>
+                <w:webHidden/>
+              </w:rPr>
+              <w:fldChar w:fldCharType="begin"/>
+            </w:r>
+            <w:r>
+              <w:rPr>
+                <w:noProof/>
+                <w:webHidden/>
+              </w:rPr>
+              <w:instrText xml:space="preserve"> PAGEREF _Toc224032107 \h </w:instrText>
+            </w:r>
+            <w:r>
+              <w:rPr>
+                <w:noProof/>
+                <w:webHidden/>
+              </w:rPr>
+            </w:r>
+            <w:r>
+              <w:rPr>
+                <w:noProof/>
+                <w:webHidden/>
+              </w:rPr>
+              <w:fldChar w:fldCharType="separate"/>
+            </w:r>
+            <w:r>
+              <w:rPr>
+                <w:noProof/>
+                <w:webHidden/>
+              </w:rPr>
+              <w:t>14</w:t>
             </w:r>
             <w:r>
               <w:rPr>
@@ -2069,7 +2545,7 @@
               <w:lang w:eastAsia="en-GB"/>
             </w:rPr>
           </w:pPr>
-          <w:hyperlink w:anchor="_Toc223965408" w:history="1">
+          <w:hyperlink w:anchor="_Toc224032108" w:history="1">
             <w:r>
               <w:rPr>
                 <w:rStyle w:val="Hyperlink"/>
@@ -2098,7 +2574,7 @@
                 <w:noProof/>
                 <w:webHidden/>
               </w:rPr>
-              <w:instrText xml:space="preserve"> PAGEREF _Toc223965408 \h </w:instrText>
+              <w:instrText xml:space="preserve"> PAGEREF _Toc224032108 \h </w:instrText>
             </w:r>
             <w:r>
               <w:rPr>
@@ -2118,7 +2594,7 @@
                 <w:noProof/>
                 <w:webHidden/>
               </w:rPr>
-              <w:t>6</w:t>
+              <w:t>14</w:t>
             </w:r>
             <w:r>
               <w:rPr>
@@ -2141,7 +2617,7 @@
               <w:lang w:eastAsia="en-GB"/>
             </w:rPr>
           </w:pPr>
-          <w:hyperlink w:anchor="_Toc223965409" w:history="1">
+          <w:hyperlink w:anchor="_Toc224032109" w:history="1">
             <w:r>
               <w:rPr>
                 <w:rStyle w:val="Hyperlink"/>
@@ -2170,7 +2646,7 @@
                 <w:noProof/>
                 <w:webHidden/>
               </w:rPr>
-              <w:instrText xml:space="preserve"> PAGEREF _Toc223965409 \h </w:instrText>
+              <w:instrText xml:space="preserve"> PAGEREF _Toc224032109 \h </w:instrText>
             </w:r>
             <w:r>
               <w:rPr>
@@ -2190,7 +2666,7 @@
                 <w:noProof/>
                 <w:webHidden/>
               </w:rPr>
-              <w:t>6</w:t>
+              <w:t>15</w:t>
             </w:r>
             <w:r>
               <w:rPr>
@@ -2213,7 +2689,7 @@
               <w:lang w:eastAsia="en-GB"/>
             </w:rPr>
           </w:pPr>
-          <w:hyperlink w:anchor="_Toc223965410" w:history="1">
+          <w:hyperlink w:anchor="_Toc224032110" w:history="1">
             <w:r>
               <w:rPr>
                 <w:rStyle w:val="Hyperlink"/>
@@ -2242,7 +2718,7 @@
                 <w:noProof/>
                 <w:webHidden/>
               </w:rPr>
-              <w:instrText xml:space="preserve"> PAGEREF _Toc223965410 \h </w:instrText>
+              <w:instrText xml:space="preserve"> PAGEREF _Toc224032110 \h </w:instrText>
             </w:r>
             <w:r>
               <w:rPr>
@@ -2262,7 +2738,7 @@
                 <w:noProof/>
                 <w:webHidden/>
               </w:rPr>
-              <w:t>6</w:t>
+              <w:t>15</w:t>
             </w:r>
             <w:r>
               <w:rPr>
@@ -2285,7 +2761,7 @@
               <w:lang w:eastAsia="en-GB"/>
             </w:rPr>
           </w:pPr>
-          <w:hyperlink w:anchor="_Toc223965411" w:history="1">
+          <w:hyperlink w:anchor="_Toc224032111" w:history="1">
             <w:r>
               <w:rPr>
                 <w:rStyle w:val="Hyperlink"/>
@@ -2314,7 +2790,7 @@
                 <w:noProof/>
                 <w:webHidden/>
               </w:rPr>
-              <w:instrText xml:space="preserve"> PAGEREF _Toc223965411 \h </w:instrText>
+              <w:instrText xml:space="preserve"> PAGEREF _Toc224032111 \h </w:instrText>
             </w:r>
             <w:r>
               <w:rPr>
@@ -2334,7 +2810,7 @@
                 <w:noProof/>
                 <w:webHidden/>
               </w:rPr>
-              <w:t>6</w:t>
+              <w:t>15</w:t>
             </w:r>
             <w:r>
               <w:rPr>
@@ -2357,7 +2833,7 @@
               <w:lang w:eastAsia="en-GB"/>
             </w:rPr>
           </w:pPr>
-          <w:hyperlink w:anchor="_Toc223965412" w:history="1">
+          <w:hyperlink w:anchor="_Toc224032112" w:history="1">
             <w:r>
               <w:rPr>
                 <w:rStyle w:val="Hyperlink"/>
@@ -2386,7 +2862,7 @@
                 <w:noProof/>
                 <w:webHidden/>
               </w:rPr>
-              <w:instrText xml:space="preserve"> PAGEREF _Toc223965412 \h </w:instrText>
+              <w:instrText xml:space="preserve"> PAGEREF _Toc224032112 \h </w:instrText>
             </w:r>
             <w:r>
               <w:rPr>
@@ -2406,7 +2882,7 @@
                 <w:noProof/>
                 <w:webHidden/>
               </w:rPr>
-              <w:t>6</w:t>
+              <w:t>15</w:t>
             </w:r>
             <w:r>
               <w:rPr>
@@ -2429,7 +2905,7 @@
               <w:lang w:eastAsia="en-GB"/>
             </w:rPr>
           </w:pPr>
-          <w:hyperlink w:anchor="_Toc223965413" w:history="1">
+          <w:hyperlink w:anchor="_Toc224032113" w:history="1">
             <w:r>
               <w:rPr>
                 <w:rStyle w:val="Hyperlink"/>
@@ -2458,7 +2934,7 @@
                 <w:noProof/>
                 <w:webHidden/>
               </w:rPr>
-              <w:instrText xml:space="preserve"> PAGEREF _Toc223965413 \h </w:instrText>
+              <w:instrText xml:space="preserve"> PAGEREF _Toc224032113 \h </w:instrText>
             </w:r>
             <w:r>
               <w:rPr>
@@ -2478,7 +2954,7 @@
                 <w:noProof/>
                 <w:webHidden/>
               </w:rPr>
-              <w:t>6</w:t>
+              <w:t>15</w:t>
             </w:r>
             <w:r>
               <w:rPr>
@@ -2572,7 +3048,7 @@
           <w:szCs w:val="30"/>
         </w:rPr>
       </w:pPr>
-      <w:bookmarkStart w:id="0" w:name="_Toc223965393"/>
+      <w:bookmarkStart w:id="0" w:name="_Toc224032086"/>
       <w:r>
         <w:rPr>
           <w:b/>
@@ -2598,7 +3074,7 @@
       <w:pPr>
         <w:pStyle w:val="Heading2"/>
       </w:pPr>
-      <w:bookmarkStart w:id="1" w:name="_Toc223965394"/>
+      <w:bookmarkStart w:id="1" w:name="_Toc224032087"/>
       <w:r>
         <w:t>Order Management</w:t>
       </w:r>
@@ -2911,7 +3387,7 @@
       <w:pPr>
         <w:pStyle w:val="Heading2"/>
       </w:pPr>
-      <w:bookmarkStart w:id="2" w:name="_Toc223965395"/>
+      <w:bookmarkStart w:id="2" w:name="_Toc224032088"/>
       <w:r>
         <w:t xml:space="preserve">Scheduling </w:t>
       </w:r>
@@ -2961,7 +3437,11 @@
         <w:t>date</w:t>
       </w:r>
       <w:r>
-        <w:t>. Creating this system prevents customer inconvenience and dissatisfaction. It reduces uncertainty and improves customer services as they would know when and where to expect their order. Equally, this allows the business to manage and plan orders since they know when the orders are to be shipped. This prevents potential</w:t>
+        <w:t xml:space="preserve">. Creating this system prevents customer inconvenience and dissatisfaction. It reduces </w:t>
+      </w:r>
+      <w:r>
+        <w:lastRenderedPageBreak/>
+        <w:t>uncertainty and improves customer services as they would know when and where to expect their order. Equally, this allows the business to manage and plan orders since they know when the orders are to be shipped. This prevents potential</w:t>
       </w:r>
       <w:r>
         <w:t xml:space="preserve"> product wastage and</w:t>
@@ -2978,7 +3458,7 @@
       <w:pPr>
         <w:pStyle w:val="Heading2"/>
       </w:pPr>
-      <w:bookmarkStart w:id="3" w:name="_Toc223965396"/>
+      <w:bookmarkStart w:id="3" w:name="_Toc224032089"/>
       <w:r>
         <w:t>Tracking Features</w:t>
       </w:r>
@@ -3034,22 +3514,14 @@
           <w:sz w:val="24"/>
           <w:szCs w:val="24"/>
         </w:rPr>
-        <w:t xml:space="preserve">pinpoint bottlenecks and other issues and allow them to tackle It immediately. This prevents fewer customer enquiries and improves overall customer satisfaction as they have a means of checking their order’s </w:t>
-      </w:r>
-      <w:r>
-        <w:rPr>
-          <w:sz w:val="24"/>
-          <w:szCs w:val="24"/>
-        </w:rPr>
-        <w:lastRenderedPageBreak/>
-        <w:t>status. Improvements like these boosts customer loyalty as well as the business’s reputation.</w:t>
+        <w:t>pinpoint bottlenecks and other issues and allow them to tackle It immediately. This prevents fewer customer enquiries and improves overall customer satisfaction as they have a means of checking their order’s status. Improvements like these boosts customer loyalty as well as the business’s reputation.</w:t>
       </w:r>
     </w:p>
     <w:p>
       <w:pPr>
         <w:pStyle w:val="Heading2"/>
       </w:pPr>
-      <w:bookmarkStart w:id="4" w:name="_Toc223965397"/>
+      <w:bookmarkStart w:id="4" w:name="_Toc224032090"/>
       <w:r>
         <w:t>Producer Dashboard</w:t>
       </w:r>
@@ -3299,7 +3771,7 @@
       <w:pPr>
         <w:pStyle w:val="Heading2"/>
       </w:pPr>
-      <w:bookmarkStart w:id="5" w:name="_Toc223965398"/>
+      <w:bookmarkStart w:id="5" w:name="_Toc224032091"/>
       <w:r>
         <w:t>Customer Loyalty Program</w:t>
       </w:r>
@@ -3453,7 +3925,15 @@
           <w:sz w:val="24"/>
           <w:szCs w:val="24"/>
         </w:rPr>
-        <w:t xml:space="preserve"> strengthening customer loyalty and overall customer service. It also serves as a window of opportunity to gain new customers as the Loyalty system present entices them and increases the likelihood of them becoming regulars. The overall loyal customer base increases the reputation of the business by word of the mouth as well as </w:t>
+        <w:t xml:space="preserve"> strengthening customer loyalty and overall customer service. It also serves as a window of opportunity to gain new customers as the Loyalty system present entices them and increases the likelihood of them becoming regulars. The overall loyal customer base increases the reputation of the business by word of the mouth as well </w:t>
+      </w:r>
+      <w:r>
+        <w:rPr>
+          <w:sz w:val="24"/>
+          <w:szCs w:val="24"/>
+        </w:rPr>
+        <w:lastRenderedPageBreak/>
+        <w:t xml:space="preserve">as </w:t>
       </w:r>
       <w:r>
         <w:rPr>
@@ -3482,7 +3962,7 @@
       <w:pPr>
         <w:pStyle w:val="Heading2"/>
       </w:pPr>
-      <w:bookmarkStart w:id="6" w:name="_Toc223965399"/>
+      <w:bookmarkStart w:id="6" w:name="_Toc224032092"/>
       <w:r>
         <w:t>Accessibility Features</w:t>
       </w:r>
@@ -3579,7 +4059,7 @@
           <w:szCs w:val="30"/>
         </w:rPr>
       </w:pPr>
-      <w:bookmarkStart w:id="7" w:name="_Toc223965400"/>
+      <w:bookmarkStart w:id="7" w:name="_Toc224032093"/>
       <w:r>
         <w:rPr>
           <w:b/>
@@ -3587,7 +4067,6 @@
           <w:sz w:val="30"/>
           <w:szCs w:val="30"/>
         </w:rPr>
-        <w:lastRenderedPageBreak/>
         <w:t>Project Aim</w:t>
       </w:r>
       <w:bookmarkEnd w:id="7"/>
@@ -3812,7 +4291,7 @@
           <w:szCs w:val="30"/>
         </w:rPr>
       </w:pPr>
-      <w:bookmarkStart w:id="8" w:name="_Toc223965401"/>
+      <w:bookmarkStart w:id="8" w:name="_Toc224032094"/>
       <w:r>
         <w:rPr>
           <w:b/>
@@ -3944,6 +4423,7 @@
           <w:sz w:val="24"/>
           <w:szCs w:val="24"/>
         </w:rPr>
+        <w:lastRenderedPageBreak/>
         <w:t>Charles (Customer)- A new</w:t>
       </w:r>
       <w:r>
@@ -3985,7 +4465,7 @@
           <w:szCs w:val="30"/>
         </w:rPr>
       </w:pPr>
-      <w:bookmarkStart w:id="9" w:name="_Toc223965402"/>
+      <w:bookmarkStart w:id="9" w:name="_Toc224032095"/>
       <w:r>
         <w:rPr>
           <w:b/>
@@ -4009,26 +4489,27 @@
     <w:tbl>
       <w:tblPr>
         <w:tblStyle w:val="TableGrid"/>
-        <w:tblW w:w="0" w:type="auto"/>
+        <w:tblW w:w="11058" w:type="dxa"/>
+        <w:tblInd w:w="-998" w:type="dxa"/>
         <w:tblLook w:val="04A0" w:firstRow="1" w:lastRow="0" w:firstColumn="1" w:lastColumn="0" w:noHBand="0" w:noVBand="1"/>
       </w:tblPr>
       <w:tblGrid>
-        <w:gridCol w:w="1980"/>
-        <w:gridCol w:w="2268"/>
-        <w:gridCol w:w="2514"/>
-        <w:gridCol w:w="2254"/>
+        <w:gridCol w:w="2269"/>
+        <w:gridCol w:w="2552"/>
+        <w:gridCol w:w="3260"/>
+        <w:gridCol w:w="2977"/>
       </w:tblGrid>
       <w:tr>
         <w:tc>
           <w:tcPr>
-            <w:tcW w:w="1980" w:type="dxa"/>
+            <w:tcW w:w="2269" w:type="dxa"/>
           </w:tcPr>
           <w:p>
             <w:pPr>
               <w:pStyle w:val="Heading2"/>
               <w:outlineLvl w:val="1"/>
             </w:pPr>
-            <w:bookmarkStart w:id="10" w:name="_Toc223965403"/>
+            <w:bookmarkStart w:id="10" w:name="_Toc224032096"/>
             <w:r>
               <w:t>Functional Requirement</w:t>
             </w:r>
@@ -4040,14 +4521,14 @@
         </w:tc>
         <w:tc>
           <w:tcPr>
-            <w:tcW w:w="2268" w:type="dxa"/>
+            <w:tcW w:w="2552" w:type="dxa"/>
           </w:tcPr>
           <w:p>
             <w:pPr>
               <w:pStyle w:val="Heading2"/>
               <w:outlineLvl w:val="1"/>
             </w:pPr>
-            <w:bookmarkStart w:id="11" w:name="_Toc223965404"/>
+            <w:bookmarkStart w:id="11" w:name="_Toc224032097"/>
             <w:r>
               <w:t>User Story</w:t>
             </w:r>
@@ -4059,14 +4540,14 @@
         </w:tc>
         <w:tc>
           <w:tcPr>
-            <w:tcW w:w="2514" w:type="dxa"/>
+            <w:tcW w:w="3260" w:type="dxa"/>
           </w:tcPr>
           <w:p>
             <w:pPr>
               <w:pStyle w:val="Heading2"/>
               <w:outlineLvl w:val="1"/>
             </w:pPr>
-            <w:bookmarkStart w:id="12" w:name="_Toc223965405"/>
+            <w:bookmarkStart w:id="12" w:name="_Toc224032098"/>
             <w:r>
               <w:t>User Acceptance Criteria</w:t>
             </w:r>
@@ -4078,14 +4559,14 @@
         </w:tc>
         <w:tc>
           <w:tcPr>
-            <w:tcW w:w="2254" w:type="dxa"/>
+            <w:tcW w:w="2977" w:type="dxa"/>
           </w:tcPr>
           <w:p>
             <w:pPr>
               <w:pStyle w:val="Heading2"/>
               <w:outlineLvl w:val="1"/>
             </w:pPr>
-            <w:bookmarkStart w:id="13" w:name="_Toc223965406"/>
+            <w:bookmarkStart w:id="13" w:name="_Toc224032099"/>
             <w:r>
               <w:t>Justification</w:t>
             </w:r>
@@ -4099,7 +4580,7 @@
       <w:tr>
         <w:tc>
           <w:tcPr>
-            <w:tcW w:w="1980" w:type="dxa"/>
+            <w:tcW w:w="2269" w:type="dxa"/>
           </w:tcPr>
           <w:p>
             <w:r>
@@ -4109,17 +4590,23 @@
         </w:tc>
         <w:tc>
           <w:tcPr>
-            <w:tcW w:w="2268" w:type="dxa"/>
-          </w:tcPr>
-          <w:p>
-            <w:r>
-              <w:t>As a new user (Charles), I want to be ale to register for an account so that I am able to create orders and manage my personal profile. It should be a redundant system which prevents me from re-entering Invalid Information.</w:t>
-            </w:r>
-          </w:p>
-        </w:tc>
-        <w:tc>
-          <w:tcPr>
-            <w:tcW w:w="2514" w:type="dxa"/>
+            <w:tcW w:w="2552" w:type="dxa"/>
+          </w:tcPr>
+          <w:p>
+            <w:r>
+              <w:t xml:space="preserve">As a new user (Charles), I want to be </w:t>
+            </w:r>
+            <w:r>
+              <w:t>able</w:t>
+            </w:r>
+            <w:r>
+              <w:t xml:space="preserve"> to register for an account so that I am able to create orders and manage my personal profile. It should be a redundant system which prevents me from re-entering Invalid Information.</w:t>
+            </w:r>
+          </w:p>
+        </w:tc>
+        <w:tc>
+          <w:tcPr>
+            <w:tcW w:w="3260" w:type="dxa"/>
           </w:tcPr>
           <w:p>
             <w:pPr>
@@ -4193,7 +4680,6 @@
                 <w:sz w:val="23"/>
                 <w:szCs w:val="23"/>
               </w:rPr>
-              <w:lastRenderedPageBreak/>
               <w:t xml:space="preserve">All required fields must be completed. </w:t>
             </w:r>
           </w:p>
@@ -4289,12 +4775,14 @@
         </w:tc>
         <w:tc>
           <w:tcPr>
-            <w:tcW w:w="2254" w:type="dxa"/>
-          </w:tcPr>
-          <w:p>
-            <w:r>
-              <w:lastRenderedPageBreak/>
+            <w:tcW w:w="2977" w:type="dxa"/>
+          </w:tcPr>
+          <w:p>
+            <w:r>
               <w:t xml:space="preserve">Account registration is the gateway to accessing all the features offered by GLH. </w:t>
+            </w:r>
+            <w:r>
+              <w:t>This feature allows a user to access the application, with which their data would allow for a personalised, tailor-made experience. A smooth, secure and error-free process reduces their frustration and the rate at which they give up trying to register.</w:t>
             </w:r>
           </w:p>
         </w:tc>
@@ -4302,7 +4790,7 @@
       <w:tr>
         <w:tc>
           <w:tcPr>
-            <w:tcW w:w="1980" w:type="dxa"/>
+            <w:tcW w:w="2269" w:type="dxa"/>
           </w:tcPr>
           <w:p>
             <w:r>
@@ -4312,7 +4800,7 @@
         </w:tc>
         <w:tc>
           <w:tcPr>
-            <w:tcW w:w="2268" w:type="dxa"/>
+            <w:tcW w:w="2552" w:type="dxa"/>
           </w:tcPr>
           <w:p>
             <w:r>
@@ -4324,13 +4812,17 @@
           </w:p>
           <w:p>
             <w:r>
-              <w:t>As a registered producer (Daniel) I want to be able to Log in to my account and view my dashboard with which I can use to track inventory and manage orders made.</w:t>
-            </w:r>
-          </w:p>
-        </w:tc>
-        <w:tc>
-          <w:tcPr>
-            <w:tcW w:w="2514" w:type="dxa"/>
+              <w:t xml:space="preserve">As a registered producer (Daniel) I want to be able to Log in to my account and view my dashboard with which I can use to </w:t>
+            </w:r>
+            <w:r>
+              <w:lastRenderedPageBreak/>
+              <w:t>track inventory and manage orders made.</w:t>
+            </w:r>
+          </w:p>
+        </w:tc>
+        <w:tc>
+          <w:tcPr>
+            <w:tcW w:w="3260" w:type="dxa"/>
           </w:tcPr>
           <w:p>
             <w:pPr>
@@ -4342,6 +4834,7 @@
               <w:ind w:right="54"/>
             </w:pPr>
             <w:r>
+              <w:lastRenderedPageBreak/>
               <w:t xml:space="preserve">The user should be able to interact with the Login button </w:t>
             </w:r>
           </w:p>
@@ -4381,7 +4874,11 @@
               <w:ind w:right="54"/>
             </w:pPr>
             <w:r>
-              <w:t xml:space="preserve">There must be a forgot password function to reset credentials via email </w:t>
+              <w:t xml:space="preserve">There must be a forgot password function to </w:t>
+            </w:r>
+            <w:r>
+              <w:lastRenderedPageBreak/>
+              <w:t xml:space="preserve">reset credentials via email </w:t>
             </w:r>
           </w:p>
           <w:p>
@@ -4394,7 +4891,6 @@
               <w:ind w:right="54"/>
             </w:pPr>
             <w:r>
-              <w:lastRenderedPageBreak/>
               <w:t>Upon successful login, the user should be directed to the main home page.</w:t>
             </w:r>
           </w:p>
@@ -4445,15 +4941,20 @@
         </w:tc>
         <w:tc>
           <w:tcPr>
-            <w:tcW w:w="2254" w:type="dxa"/>
-          </w:tcPr>
-          <w:p/>
+            <w:tcW w:w="2977" w:type="dxa"/>
+          </w:tcPr>
+          <w:p>
+            <w:r>
+              <w:lastRenderedPageBreak/>
+              <w:t>A secure and reliable login system is essential in creating that uniqueness between the profiles of different customers. It grants them access to a system with personalised features which are tailor made just for them.</w:t>
+            </w:r>
+          </w:p>
         </w:tc>
       </w:tr>
       <w:tr>
         <w:tc>
           <w:tcPr>
-            <w:tcW w:w="1980" w:type="dxa"/>
+            <w:tcW w:w="2269" w:type="dxa"/>
           </w:tcPr>
           <w:p>
             <w:r>
@@ -4466,7 +4967,7 @@
         </w:tc>
         <w:tc>
           <w:tcPr>
-            <w:tcW w:w="2268" w:type="dxa"/>
+            <w:tcW w:w="2552" w:type="dxa"/>
           </w:tcPr>
           <w:p>
             <w:r>
@@ -4479,7 +4980,7 @@
         </w:tc>
         <w:tc>
           <w:tcPr>
-            <w:tcW w:w="2514" w:type="dxa"/>
+            <w:tcW w:w="3260" w:type="dxa"/>
           </w:tcPr>
           <w:p>
             <w:pPr>
@@ -4547,38 +5048,33 @@
         </w:tc>
         <w:tc>
           <w:tcPr>
-            <w:tcW w:w="2254" w:type="dxa"/>
-          </w:tcPr>
-          <w:p/>
+            <w:tcW w:w="2977" w:type="dxa"/>
+          </w:tcPr>
+          <w:p>
+            <w:r>
+              <w:t>An easily navigable order history empowers customers by giving them control and transparency over their purchases. It reduces the need for them to contact support for simple inquiries like "What did I order last month?" or "Has my order shipped yet?". This self-service capability improves customer satisfaction and reduces operational overhead for the business.</w:t>
+            </w:r>
+          </w:p>
         </w:tc>
       </w:tr>
       <w:tr>
         <w:tc>
           <w:tcPr>
-            <w:tcW w:w="1980" w:type="dxa"/>
-          </w:tcPr>
-          <w:p>
-            <w:r>
-              <w:t xml:space="preserve">There should be a section which provides information about producers, their methods and </w:t>
-            </w:r>
-            <w:r>
-              <w:lastRenderedPageBreak/>
-              <w:t>benefits of purchasing locally</w:t>
-            </w:r>
-          </w:p>
-        </w:tc>
-        <w:tc>
-          <w:tcPr>
-            <w:tcW w:w="2268" w:type="dxa"/>
-          </w:tcPr>
-          <w:p>
-            <w:r>
-              <w:lastRenderedPageBreak/>
-              <w:t xml:space="preserve">As a health-conscious consumer (James) I want the application to give me information on where my food comes from and how it is processed so that I </w:t>
-            </w:r>
-            <w:r>
-              <w:lastRenderedPageBreak/>
-              <w:t>can make appropriate decisions towards my diet.</w:t>
+            <w:tcW w:w="2269" w:type="dxa"/>
+          </w:tcPr>
+          <w:p>
+            <w:r>
+              <w:t>There should be a section which provides information about producers, their methods and benefits of purchasing locally</w:t>
+            </w:r>
+          </w:p>
+        </w:tc>
+        <w:tc>
+          <w:tcPr>
+            <w:tcW w:w="2552" w:type="dxa"/>
+          </w:tcPr>
+          <w:p>
+            <w:r>
+              <w:t>As a health-conscious consumer (James) I want the application to give me information on where my food comes from and how it is processed so that I can make appropriate decisions towards my diet.</w:t>
             </w:r>
           </w:p>
           <w:p>
@@ -4589,7 +5085,7 @@
         </w:tc>
         <w:tc>
           <w:tcPr>
-            <w:tcW w:w="2514" w:type="dxa"/>
+            <w:tcW w:w="3260" w:type="dxa"/>
           </w:tcPr>
           <w:p>
             <w:pPr>
@@ -4608,17 +5104,7 @@
                 <w:color w:val="0F1115"/>
                 <w:shd w:val="clear" w:color="auto" w:fill="FFFFFF"/>
               </w:rPr>
-              <w:lastRenderedPageBreak/>
-              <w:t xml:space="preserve">The website must have a dedicated "Our Producers" or "Meet the Farmers" page accessible from </w:t>
-            </w:r>
-            <w:r>
-              <w:rPr>
-                <w:rFonts w:cstheme="minorHAnsi"/>
-                <w:color w:val="0F1115"/>
-                <w:shd w:val="clear" w:color="auto" w:fill="FFFFFF"/>
-              </w:rPr>
-              <w:lastRenderedPageBreak/>
-              <w:t>the main navigation menu.</w:t>
+              <w:t>The website must have a dedicated "Our Producers" or "Meet the Farmers" page accessible from the main navigation menu.</w:t>
             </w:r>
           </w:p>
           <w:p>
@@ -4694,21 +5180,65 @@
                 <w:color w:val="0F1115"/>
                 <w:shd w:val="clear" w:color="auto" w:fill="FFFFFF"/>
               </w:rPr>
-              <w:t>If a user clicks on a producer's name next to a product, they should be taken directly to that producer's profile page.</w:t>
-            </w:r>
-          </w:p>
-        </w:tc>
-        <w:tc>
-          <w:tcPr>
-            <w:tcW w:w="2254" w:type="dxa"/>
-          </w:tcPr>
-          <w:p/>
+              <w:t xml:space="preserve">If a user clicks on a producer's name next to a product, they should be </w:t>
+            </w:r>
+            <w:r>
+              <w:rPr>
+                <w:rFonts w:cstheme="minorHAnsi"/>
+                <w:color w:val="0F1115"/>
+                <w:shd w:val="clear" w:color="auto" w:fill="FFFFFF"/>
+              </w:rPr>
+              <w:lastRenderedPageBreak/>
+              <w:t>taken directly to that producer's profile page.</w:t>
+            </w:r>
+          </w:p>
+          <w:p>
+            <w:pPr>
+              <w:pStyle w:val="Default"/>
+              <w:numPr>
+                <w:ilvl w:val="0"/>
+                <w:numId w:val="7"/>
+              </w:numPr>
+              <w:rPr>
+                <w:rFonts w:ascii="Calibri" w:hAnsi="Calibri" w:cs="Calibri"/>
+                <w:sz w:val="23"/>
+                <w:szCs w:val="23"/>
+              </w:rPr>
+            </w:pPr>
+            <w:r>
+              <w:rPr>
+                <w:rFonts w:ascii="Calibri" w:hAnsi="Calibri" w:cs="Calibri"/>
+                <w:sz w:val="23"/>
+                <w:szCs w:val="23"/>
+              </w:rPr>
+              <w:t>The page must comply with the Web Accessibility Guidelines (WCAG), e.g., Contrast, Text Size, Text-to-</w:t>
+            </w:r>
+            <w:r>
+              <w:rPr>
+                <w:rFonts w:ascii="Calibri" w:hAnsi="Calibri" w:cs="Calibri"/>
+                <w:sz w:val="23"/>
+                <w:szCs w:val="23"/>
+              </w:rPr>
+              <w:t>speech.</w:t>
+            </w:r>
+          </w:p>
+        </w:tc>
+        <w:tc>
+          <w:tcPr>
+            <w:tcW w:w="2977" w:type="dxa"/>
+          </w:tcPr>
+          <w:p>
+            <w:r>
+              <w:lastRenderedPageBreak/>
+              <w:t>In the local food market, the story and trust behind the product are key selling points. This transparency differentiates Greenfield Local Hub from supermarket giants. By highlighting producers and their methods, the platform builds an emotional connection and trust with the customer, justifying price points and reinforcing the value of supporting the local economy.</w:t>
+            </w:r>
+          </w:p>
         </w:tc>
       </w:tr>
       <w:tr>
         <w:tc>
           <w:tcPr>
-            <w:tcW w:w="1980" w:type="dxa"/>
+            <w:tcW w:w="2269" w:type="dxa"/>
           </w:tcPr>
           <w:p>
             <w:r>
@@ -4718,7 +5248,7 @@
         </w:tc>
         <w:tc>
           <w:tcPr>
-            <w:tcW w:w="2268" w:type="dxa"/>
+            <w:tcW w:w="2552" w:type="dxa"/>
           </w:tcPr>
           <w:p>
             <w:r>
@@ -4731,7 +5261,7 @@
         </w:tc>
         <w:tc>
           <w:tcPr>
-            <w:tcW w:w="2514" w:type="dxa"/>
+            <w:tcW w:w="3260" w:type="dxa"/>
           </w:tcPr>
           <w:p>
             <w:pPr>
@@ -4790,7 +5320,6 @@
                 <w:color w:val="0F1115"/>
                 <w:shd w:val="clear" w:color="auto" w:fill="FFFFFF"/>
               </w:rPr>
-              <w:lastRenderedPageBreak/>
               <w:t>It must allow the producer to update stock quantities, mark items as "Out of Stock," or adjust prices which instantly update on the customer</w:t>
             </w:r>
             <w:r>
@@ -4926,18 +5455,52 @@
               <w:t xml:space="preserve"> which updates the tracking status for the customer.</w:t>
             </w:r>
           </w:p>
-        </w:tc>
-        <w:tc>
-          <w:tcPr>
-            <w:tcW w:w="2254" w:type="dxa"/>
-          </w:tcPr>
-          <w:p/>
+          <w:p>
+            <w:pPr>
+              <w:pStyle w:val="Default"/>
+              <w:numPr>
+                <w:ilvl w:val="0"/>
+                <w:numId w:val="7"/>
+              </w:numPr>
+              <w:rPr>
+                <w:rFonts w:ascii="Calibri" w:hAnsi="Calibri" w:cs="Calibri"/>
+                <w:sz w:val="23"/>
+                <w:szCs w:val="23"/>
+              </w:rPr>
+            </w:pPr>
+            <w:r>
+              <w:rPr>
+                <w:rFonts w:ascii="Calibri" w:hAnsi="Calibri" w:cs="Calibri"/>
+                <w:sz w:val="23"/>
+                <w:szCs w:val="23"/>
+              </w:rPr>
+              <w:t>The page must comply with the Web Accessibility Guidelines (WCAG), e.g., Contrast, Text Size, Text-to-</w:t>
+            </w:r>
+            <w:r>
+              <w:rPr>
+                <w:rFonts w:ascii="Calibri" w:hAnsi="Calibri" w:cs="Calibri"/>
+                <w:sz w:val="23"/>
+                <w:szCs w:val="23"/>
+              </w:rPr>
+              <w:t>speech.</w:t>
+            </w:r>
+          </w:p>
+        </w:tc>
+        <w:tc>
+          <w:tcPr>
+            <w:tcW w:w="2977" w:type="dxa"/>
+          </w:tcPr>
+          <w:p>
+            <w:r>
+              <w:t>A dedicated producer dashboard streamlines the process at which producers supply their products to customers. It gives producers the ability to manage their own inventory. This real time synchronisation prevents overselling and ensures that the customer has accurate information, improving operational efficiency.</w:t>
+            </w:r>
+          </w:p>
         </w:tc>
       </w:tr>
       <w:tr>
         <w:tc>
           <w:tcPr>
-            <w:tcW w:w="1980" w:type="dxa"/>
+            <w:tcW w:w="2269" w:type="dxa"/>
           </w:tcPr>
           <w:p>
             <w:r>
@@ -4947,7 +5510,7 @@
         </w:tc>
         <w:tc>
           <w:tcPr>
-            <w:tcW w:w="2268" w:type="dxa"/>
+            <w:tcW w:w="2552" w:type="dxa"/>
           </w:tcPr>
           <w:p>
             <w:r>
@@ -4957,7 +5520,7 @@
         </w:tc>
         <w:tc>
           <w:tcPr>
-            <w:tcW w:w="2514" w:type="dxa"/>
+            <w:tcW w:w="3260" w:type="dxa"/>
           </w:tcPr>
           <w:p>
             <w:pPr>
@@ -4992,6 +5555,7 @@
               </w:numPr>
             </w:pPr>
             <w:r>
+              <w:lastRenderedPageBreak/>
               <w:t>After selecting a date, the estimated delivery date must be displayed next to the order on the order page.</w:t>
             </w:r>
           </w:p>
@@ -5010,18 +5574,68 @@
               <w:t xml:space="preserve"> of delivery time slots.</w:t>
             </w:r>
           </w:p>
-        </w:tc>
-        <w:tc>
-          <w:tcPr>
-            <w:tcW w:w="2254" w:type="dxa"/>
-          </w:tcPr>
-          <w:p/>
+          <w:p>
+            <w:pPr>
+              <w:pStyle w:val="Default"/>
+              <w:numPr>
+                <w:ilvl w:val="0"/>
+                <w:numId w:val="8"/>
+              </w:numPr>
+              <w:rPr>
+                <w:rFonts w:ascii="Calibri" w:hAnsi="Calibri" w:cs="Calibri"/>
+                <w:sz w:val="23"/>
+                <w:szCs w:val="23"/>
+              </w:rPr>
+            </w:pPr>
+            <w:r>
+              <w:rPr>
+                <w:rFonts w:ascii="Calibri" w:hAnsi="Calibri" w:cs="Calibri"/>
+                <w:sz w:val="23"/>
+                <w:szCs w:val="23"/>
+              </w:rPr>
+              <w:t>The page must comply with the Web Accessibility Guidelines (WCAG), e.g., Contrast, Text Size, Text-to-speech</w:t>
+            </w:r>
+            <w:r>
+              <w:rPr>
+                <w:rFonts w:ascii="Calibri" w:hAnsi="Calibri" w:cs="Calibri"/>
+                <w:sz w:val="23"/>
+                <w:szCs w:val="23"/>
+              </w:rPr>
+              <w:t>.</w:t>
+            </w:r>
+          </w:p>
+        </w:tc>
+        <w:tc>
+          <w:tcPr>
+            <w:tcW w:w="2977" w:type="dxa"/>
+          </w:tcPr>
+          <w:p>
+            <w:r>
+              <w:lastRenderedPageBreak/>
+              <w:t xml:space="preserve">Flexibility in scheduling and delivery is what transforms a browsing customer into a regular customer. This feature ensures that users are at home and are convenient in receiving their products. This is key especially for perishable items. It is also crucial for producers as </w:t>
+            </w:r>
+            <w:proofErr w:type="gramStart"/>
+            <w:r>
+              <w:t>it</w:t>
+            </w:r>
+            <w:proofErr w:type="gramEnd"/>
+            <w:r>
+              <w:t xml:space="preserve"> ca help them </w:t>
+            </w:r>
+            <w:r>
+              <w:lastRenderedPageBreak/>
+              <w:t>manage logistics and prevent them from over shipping</w:t>
+            </w:r>
+            <w:r>
+              <w:t>. They can plan, manage and prioritize which order gets shipped out or not.</w:t>
+            </w:r>
+          </w:p>
         </w:tc>
       </w:tr>
       <w:tr>
         <w:tc>
           <w:tcPr>
-            <w:tcW w:w="1980" w:type="dxa"/>
+            <w:tcW w:w="2269" w:type="dxa"/>
           </w:tcPr>
           <w:p>
             <w:r>
@@ -5031,7 +5645,7 @@
         </w:tc>
         <w:tc>
           <w:tcPr>
-            <w:tcW w:w="2268" w:type="dxa"/>
+            <w:tcW w:w="2552" w:type="dxa"/>
           </w:tcPr>
           <w:p>
             <w:r>
@@ -5041,7 +5655,7 @@
         </w:tc>
         <w:tc>
           <w:tcPr>
-            <w:tcW w:w="2514" w:type="dxa"/>
+            <w:tcW w:w="3260" w:type="dxa"/>
           </w:tcPr>
           <w:p>
             <w:pPr>
@@ -5061,11 +5675,7 @@
               <w:t xml:space="preserve">rder </w:t>
             </w:r>
             <w:r>
-              <w:t xml:space="preserve">Pending, </w:t>
-            </w:r>
-            <w:r>
-              <w:lastRenderedPageBreak/>
-              <w:t>Delayed</w:t>
+              <w:t>Pending, Delayed</w:t>
             </w:r>
             <w:r>
               <w:t xml:space="preserve">, </w:t>
@@ -5113,15 +5723,19 @@
         </w:tc>
         <w:tc>
           <w:tcPr>
-            <w:tcW w:w="2254" w:type="dxa"/>
-          </w:tcPr>
-          <w:p/>
+            <w:tcW w:w="2977" w:type="dxa"/>
+          </w:tcPr>
+          <w:p>
+            <w:r>
+              <w:t xml:space="preserve">Transparency during the delivery process builds trust and reduces customer anxiety. This reduces the rate of pointless enquiries made at customer support services. Sending in notifications about their order demonstrates a form of communication between the business and the customer which is crucial as well as commonly practiced in the industry  </w:t>
+            </w:r>
+          </w:p>
         </w:tc>
       </w:tr>
       <w:tr>
         <w:tc>
           <w:tcPr>
-            <w:tcW w:w="1980" w:type="dxa"/>
+            <w:tcW w:w="2269" w:type="dxa"/>
           </w:tcPr>
           <w:p>
             <w:r>
@@ -5131,7 +5745,7 @@
         </w:tc>
         <w:tc>
           <w:tcPr>
-            <w:tcW w:w="2268" w:type="dxa"/>
+            <w:tcW w:w="2552" w:type="dxa"/>
           </w:tcPr>
           <w:p>
             <w:r>
@@ -5141,7 +5755,7 @@
         </w:tc>
         <w:tc>
           <w:tcPr>
-            <w:tcW w:w="2514" w:type="dxa"/>
+            <w:tcW w:w="3260" w:type="dxa"/>
           </w:tcPr>
           <w:p>
             <w:pPr>
@@ -5215,25 +5829,33 @@
               </w:numPr>
             </w:pPr>
             <w:r>
-              <w:t xml:space="preserve">The points balance must automatically update once an </w:t>
+              <w:t xml:space="preserve">The points balance must automatically update </w:t>
             </w:r>
             <w:r>
               <w:lastRenderedPageBreak/>
-              <w:t xml:space="preserve">order status has been marked as “Delivered” </w:t>
-            </w:r>
-          </w:p>
-        </w:tc>
-        <w:tc>
-          <w:tcPr>
-            <w:tcW w:w="2254" w:type="dxa"/>
-          </w:tcPr>
-          <w:p/>
+              <w:t xml:space="preserve">once an order status has been marked as “Delivered” </w:t>
+            </w:r>
+          </w:p>
+        </w:tc>
+        <w:tc>
+          <w:tcPr>
+            <w:tcW w:w="2977" w:type="dxa"/>
+          </w:tcPr>
+          <w:p>
+            <w:r>
+              <w:lastRenderedPageBreak/>
+              <w:t xml:space="preserve">Customer Loyalty programs are proven to increase a customer’s overall purchasing value over time, meaning they’re more likely to become loyal customers from regular customers just by </w:t>
+            </w:r>
+            <w:r>
+              <w:t>showing them rewards. This encourages repeat purchases and at the same time foster an emotional bond between GLH and their customers.</w:t>
+            </w:r>
+          </w:p>
         </w:tc>
       </w:tr>
       <w:tr>
         <w:tc>
           <w:tcPr>
-            <w:tcW w:w="1980" w:type="dxa"/>
+            <w:tcW w:w="2269" w:type="dxa"/>
           </w:tcPr>
           <w:p>
             <w:r>
@@ -5243,7 +5865,7 @@
         </w:tc>
         <w:tc>
           <w:tcPr>
-            <w:tcW w:w="2268" w:type="dxa"/>
+            <w:tcW w:w="2552" w:type="dxa"/>
           </w:tcPr>
           <w:p>
             <w:r>
@@ -5259,7 +5881,7 @@
         </w:tc>
         <w:tc>
           <w:tcPr>
-            <w:tcW w:w="2514" w:type="dxa"/>
+            <w:tcW w:w="3260" w:type="dxa"/>
           </w:tcPr>
           <w:p>
             <w:pPr>
@@ -5327,17 +5949,77 @@
               <w:t>.</w:t>
             </w:r>
           </w:p>
-          <w:p/>
-        </w:tc>
-        <w:tc>
-          <w:tcPr>
-            <w:tcW w:w="2254" w:type="dxa"/>
-          </w:tcPr>
-          <w:p/>
+          <w:p>
+            <w:pPr>
+              <w:pStyle w:val="ListParagraph"/>
+              <w:numPr>
+                <w:ilvl w:val="0"/>
+                <w:numId w:val="6"/>
+              </w:numPr>
+            </w:pPr>
+            <w:r>
+              <w:t>User should be able to adjust the font size of the screen.</w:t>
+            </w:r>
+          </w:p>
+          <w:p>
+            <w:pPr>
+              <w:pStyle w:val="ListParagraph"/>
+              <w:numPr>
+                <w:ilvl w:val="0"/>
+                <w:numId w:val="6"/>
+              </w:numPr>
+            </w:pPr>
+            <w:r>
+              <w:t>All images used my include alt text</w:t>
+            </w:r>
+          </w:p>
+          <w:p>
+            <w:pPr>
+              <w:pStyle w:val="ListParagraph"/>
+              <w:numPr>
+                <w:ilvl w:val="0"/>
+                <w:numId w:val="6"/>
+              </w:numPr>
+            </w:pPr>
+            <w:r>
+              <w:rPr>
+                <w:rFonts w:ascii="Calibri" w:hAnsi="Calibri" w:cs="Calibri"/>
+                <w:sz w:val="23"/>
+                <w:szCs w:val="23"/>
+              </w:rPr>
+              <w:t>The page must comply with the Web Accessibility Guidelines (WCAG</w:t>
+            </w:r>
+            <w:r>
+              <w:rPr>
+                <w:rFonts w:ascii="Calibri" w:hAnsi="Calibri" w:cs="Calibri"/>
+                <w:sz w:val="23"/>
+                <w:szCs w:val="23"/>
+              </w:rPr>
+              <w:t>)</w:t>
+            </w:r>
+          </w:p>
+        </w:tc>
+        <w:tc>
+          <w:tcPr>
+            <w:tcW w:w="2977" w:type="dxa"/>
+          </w:tcPr>
+          <w:p>
+            <w:r>
+              <w:t>By Including accessibility features</w:t>
+            </w:r>
+            <w:r>
+              <w:t xml:space="preserve">, the site gives physically challenged users the ability to enhance and change their experience in multiple ways to fit their needs. This complies with the WCAG guidelines meaning lawsuits can be avoided. </w:t>
+            </w:r>
+            <w:r>
+              <w:t>Additionally,</w:t>
+            </w:r>
+            <w:r>
+              <w:t xml:space="preserve"> this brings in a whole new customer base with purchasing power which is untapped and often overlooked.</w:t>
+            </w:r>
+          </w:p>
         </w:tc>
       </w:tr>
     </w:tbl>
-    <w:p/>
     <w:p>
       <w:pPr>
         <w:pStyle w:val="Heading1"/>
@@ -5348,7 +6030,18 @@
           <w:szCs w:val="30"/>
         </w:rPr>
       </w:pPr>
-      <w:bookmarkStart w:id="14" w:name="_Toc223965407"/>
+      <w:bookmarkStart w:id="14" w:name="_Toc224032100"/>
+    </w:p>
+    <w:p>
+      <w:pPr>
+        <w:pStyle w:val="Heading1"/>
+        <w:rPr>
+          <w:b/>
+          <w:bCs/>
+          <w:sz w:val="30"/>
+          <w:szCs w:val="30"/>
+        </w:rPr>
+      </w:pPr>
       <w:r>
         <w:rPr>
           <w:b/>
@@ -5363,8 +6056,8 @@
     <w:tbl>
       <w:tblPr>
         <w:tblStyle w:val="TableGrid0"/>
-        <w:tblW w:w="8238" w:type="dxa"/>
-        <w:tblInd w:w="5" w:type="dxa"/>
+        <w:tblW w:w="10916" w:type="dxa"/>
+        <w:tblInd w:w="-998" w:type="dxa"/>
         <w:tblCellMar>
           <w:top w:w="53" w:type="dxa"/>
           <w:left w:w="108" w:type="dxa"/>
@@ -5374,9 +6067,9 @@
         <w:tblLook w:val="04A0" w:firstRow="1" w:lastRow="0" w:firstColumn="1" w:lastColumn="0" w:noHBand="0" w:noVBand="1"/>
       </w:tblPr>
       <w:tblGrid>
-        <w:gridCol w:w="2743"/>
-        <w:gridCol w:w="2746"/>
-        <w:gridCol w:w="2749"/>
+        <w:gridCol w:w="3120"/>
+        <w:gridCol w:w="4110"/>
+        <w:gridCol w:w="3686"/>
       </w:tblGrid>
       <w:tr>
         <w:trPr>
@@ -5384,7 +6077,7 @@
         </w:trPr>
         <w:tc>
           <w:tcPr>
-            <w:tcW w:w="5490" w:type="dxa"/>
+            <w:tcW w:w="7230" w:type="dxa"/>
             <w:gridSpan w:val="2"/>
             <w:tcBorders>
               <w:top w:val="single" w:sz="4" w:space="0" w:color="000000"/>
@@ -5397,25 +6090,21 @@
           </w:tcPr>
           <w:p>
             <w:pPr>
-              <w:spacing w:line="256" w:lineRule="auto"/>
-              <w:rPr>
-                <w:sz w:val="28"/>
-                <w:szCs w:val="28"/>
-              </w:rPr>
-            </w:pPr>
-            <w:r>
-              <w:rPr>
-                <w:color w:val="0F4761"/>
-                <w:sz w:val="28"/>
-                <w:szCs w:val="28"/>
-              </w:rPr>
-              <w:t xml:space="preserve">Performance </w:t>
-            </w:r>
-          </w:p>
-        </w:tc>
-        <w:tc>
-          <w:tcPr>
-            <w:tcW w:w="2749" w:type="dxa"/>
+              <w:pStyle w:val="Heading2"/>
+            </w:pPr>
+            <w:bookmarkStart w:id="15" w:name="_Toc224032101"/>
+            <w:r>
+              <w:t>Performance</w:t>
+            </w:r>
+            <w:bookmarkEnd w:id="15"/>
+            <w:r>
+              <w:t xml:space="preserve"> </w:t>
+            </w:r>
+          </w:p>
+        </w:tc>
+        <w:tc>
+          <w:tcPr>
+            <w:tcW w:w="3686" w:type="dxa"/>
             <w:tcBorders>
               <w:top w:val="single" w:sz="4" w:space="0" w:color="000000"/>
               <w:left w:val="nil"/>
@@ -5436,7 +6125,7 @@
         </w:trPr>
         <w:tc>
           <w:tcPr>
-            <w:tcW w:w="2744" w:type="dxa"/>
+            <w:tcW w:w="3120" w:type="dxa"/>
             <w:tcBorders>
               <w:top w:val="single" w:sz="4" w:space="0" w:color="000000"/>
               <w:left w:val="single" w:sz="4" w:space="0" w:color="000000"/>
@@ -5464,7 +6153,7 @@
         </w:tc>
         <w:tc>
           <w:tcPr>
-            <w:tcW w:w="2746" w:type="dxa"/>
+            <w:tcW w:w="4110" w:type="dxa"/>
             <w:tcBorders>
               <w:top w:val="single" w:sz="4" w:space="0" w:color="000000"/>
               <w:left w:val="single" w:sz="4" w:space="0" w:color="000000"/>
@@ -5484,7 +6173,7 @@
         </w:tc>
         <w:tc>
           <w:tcPr>
-            <w:tcW w:w="2749" w:type="dxa"/>
+            <w:tcW w:w="3686" w:type="dxa"/>
             <w:tcBorders>
               <w:top w:val="single" w:sz="4" w:space="0" w:color="000000"/>
               <w:left w:val="single" w:sz="4" w:space="0" w:color="000000"/>
@@ -5509,7 +6198,7 @@
         </w:trPr>
         <w:tc>
           <w:tcPr>
-            <w:tcW w:w="2744" w:type="dxa"/>
+            <w:tcW w:w="3120" w:type="dxa"/>
             <w:tcBorders>
               <w:top w:val="single" w:sz="4" w:space="0" w:color="000000"/>
               <w:left w:val="single" w:sz="4" w:space="0" w:color="000000"/>
@@ -5530,7 +6219,7 @@
         </w:tc>
         <w:tc>
           <w:tcPr>
-            <w:tcW w:w="2746" w:type="dxa"/>
+            <w:tcW w:w="4110" w:type="dxa"/>
             <w:tcBorders>
               <w:top w:val="single" w:sz="4" w:space="0" w:color="000000"/>
               <w:left w:val="single" w:sz="4" w:space="0" w:color="000000"/>
@@ -5550,7 +6239,7 @@
         </w:tc>
         <w:tc>
           <w:tcPr>
-            <w:tcW w:w="2749" w:type="dxa"/>
+            <w:tcW w:w="3686" w:type="dxa"/>
             <w:tcBorders>
               <w:top w:val="single" w:sz="4" w:space="0" w:color="000000"/>
               <w:left w:val="single" w:sz="4" w:space="0" w:color="000000"/>
@@ -5573,72 +6262,6 @@
             </w:pPr>
             <w:r>
               <w:t xml:space="preserve">3 seconds  </w:t>
-            </w:r>
-          </w:p>
-        </w:tc>
-      </w:tr>
-      <w:tr>
-        <w:trPr>
-          <w:trHeight w:val="1769"/>
-        </w:trPr>
-        <w:tc>
-          <w:tcPr>
-            <w:tcW w:w="2744" w:type="dxa"/>
-            <w:tcBorders>
-              <w:top w:val="single" w:sz="4" w:space="0" w:color="000000"/>
-              <w:left w:val="single" w:sz="4" w:space="0" w:color="000000"/>
-              <w:bottom w:val="single" w:sz="4" w:space="0" w:color="000000"/>
-              <w:right w:val="single" w:sz="4" w:space="0" w:color="000000"/>
-            </w:tcBorders>
-            <w:hideMark/>
-          </w:tcPr>
-          <w:p>
-            <w:pPr>
-              <w:spacing w:line="256" w:lineRule="auto"/>
-            </w:pPr>
-            <w:r>
-              <w:t xml:space="preserve">Booking availability updates should be processed in real time without delay. </w:t>
-            </w:r>
-          </w:p>
-        </w:tc>
-        <w:tc>
-          <w:tcPr>
-            <w:tcW w:w="2746" w:type="dxa"/>
-            <w:tcBorders>
-              <w:top w:val="single" w:sz="4" w:space="0" w:color="000000"/>
-              <w:left w:val="single" w:sz="4" w:space="0" w:color="000000"/>
-              <w:bottom w:val="single" w:sz="4" w:space="0" w:color="000000"/>
-              <w:right w:val="single" w:sz="4" w:space="0" w:color="000000"/>
-            </w:tcBorders>
-            <w:hideMark/>
-          </w:tcPr>
-          <w:p>
-            <w:pPr>
-              <w:spacing w:line="256" w:lineRule="auto"/>
-              <w:ind w:right="23"/>
-            </w:pPr>
-            <w:r>
-              <w:t xml:space="preserve">This prevents double bookings and ensures users have accurate availability information anytime they are booking. </w:t>
-            </w:r>
-          </w:p>
-        </w:tc>
-        <w:tc>
-          <w:tcPr>
-            <w:tcW w:w="2749" w:type="dxa"/>
-            <w:tcBorders>
-              <w:top w:val="single" w:sz="4" w:space="0" w:color="000000"/>
-              <w:left w:val="single" w:sz="4" w:space="0" w:color="000000"/>
-              <w:bottom w:val="single" w:sz="4" w:space="0" w:color="000000"/>
-              <w:right w:val="single" w:sz="4" w:space="0" w:color="000000"/>
-            </w:tcBorders>
-            <w:hideMark/>
-          </w:tcPr>
-          <w:p>
-            <w:pPr>
-              <w:spacing w:line="256" w:lineRule="auto"/>
-            </w:pPr>
-            <w:r>
-              <w:t xml:space="preserve">Availability updates happen within 2 seconds after a booking action is made. </w:t>
             </w:r>
           </w:p>
         </w:tc>
@@ -5649,28 +6272,27 @@
         </w:trPr>
         <w:tc>
           <w:tcPr>
-            <w:tcW w:w="2744" w:type="dxa"/>
-            <w:tcBorders>
-              <w:top w:val="single" w:sz="4" w:space="0" w:color="000000"/>
-              <w:left w:val="single" w:sz="4" w:space="0" w:color="000000"/>
-              <w:bottom w:val="single" w:sz="4" w:space="0" w:color="000000"/>
-              <w:right w:val="single" w:sz="4" w:space="0" w:color="000000"/>
-            </w:tcBorders>
-            <w:hideMark/>
-          </w:tcPr>
-          <w:p>
-            <w:pPr>
-              <w:spacing w:line="256" w:lineRule="auto"/>
-            </w:pPr>
-            <w:r>
-              <w:lastRenderedPageBreak/>
+            <w:tcW w:w="3120" w:type="dxa"/>
+            <w:tcBorders>
+              <w:top w:val="single" w:sz="4" w:space="0" w:color="000000"/>
+              <w:left w:val="single" w:sz="4" w:space="0" w:color="000000"/>
+              <w:bottom w:val="single" w:sz="4" w:space="0" w:color="000000"/>
+              <w:right w:val="single" w:sz="4" w:space="0" w:color="000000"/>
+            </w:tcBorders>
+            <w:hideMark/>
+          </w:tcPr>
+          <w:p>
+            <w:pPr>
+              <w:spacing w:line="256" w:lineRule="auto"/>
+            </w:pPr>
+            <w:r>
               <w:t xml:space="preserve">The system should be able to withstand a high frequency of users simultaneously. </w:t>
             </w:r>
           </w:p>
         </w:tc>
         <w:tc>
           <w:tcPr>
-            <w:tcW w:w="2746" w:type="dxa"/>
+            <w:tcW w:w="4110" w:type="dxa"/>
             <w:tcBorders>
               <w:top w:val="single" w:sz="4" w:space="0" w:color="000000"/>
               <w:left w:val="single" w:sz="4" w:space="0" w:color="000000"/>
@@ -5690,7 +6312,7 @@
         </w:tc>
         <w:tc>
           <w:tcPr>
-            <w:tcW w:w="2749" w:type="dxa"/>
+            <w:tcW w:w="3686" w:type="dxa"/>
             <w:tcBorders>
               <w:top w:val="single" w:sz="4" w:space="0" w:color="000000"/>
               <w:left w:val="single" w:sz="4" w:space="0" w:color="000000"/>
@@ -5715,7 +6337,7 @@
         </w:trPr>
         <w:tc>
           <w:tcPr>
-            <w:tcW w:w="5490" w:type="dxa"/>
+            <w:tcW w:w="7230" w:type="dxa"/>
             <w:gridSpan w:val="2"/>
             <w:tcBorders>
               <w:top w:val="single" w:sz="4" w:space="0" w:color="000000"/>
@@ -5728,25 +6350,22 @@
           </w:tcPr>
           <w:p>
             <w:pPr>
-              <w:spacing w:line="256" w:lineRule="auto"/>
-              <w:rPr>
-                <w:sz w:val="28"/>
-                <w:szCs w:val="28"/>
-              </w:rPr>
-            </w:pPr>
-            <w:r>
-              <w:rPr>
-                <w:color w:val="0F4761"/>
-                <w:sz w:val="28"/>
-                <w:szCs w:val="28"/>
-              </w:rPr>
-              <w:t xml:space="preserve">Security </w:t>
-            </w:r>
-          </w:p>
-        </w:tc>
-        <w:tc>
-          <w:tcPr>
-            <w:tcW w:w="2749" w:type="dxa"/>
+              <w:pStyle w:val="Heading2"/>
+            </w:pPr>
+            <w:bookmarkStart w:id="16" w:name="_Toc224032102"/>
+            <w:r>
+              <w:lastRenderedPageBreak/>
+              <w:t>Security</w:t>
+            </w:r>
+            <w:bookmarkEnd w:id="16"/>
+            <w:r>
+              <w:t xml:space="preserve"> </w:t>
+            </w:r>
+          </w:p>
+        </w:tc>
+        <w:tc>
+          <w:tcPr>
+            <w:tcW w:w="3686" w:type="dxa"/>
             <w:tcBorders>
               <w:top w:val="single" w:sz="4" w:space="0" w:color="000000"/>
               <w:left w:val="nil"/>
@@ -5767,7 +6386,7 @@
         </w:trPr>
         <w:tc>
           <w:tcPr>
-            <w:tcW w:w="2744" w:type="dxa"/>
+            <w:tcW w:w="3120" w:type="dxa"/>
             <w:tcBorders>
               <w:top w:val="single" w:sz="4" w:space="0" w:color="000000"/>
               <w:left w:val="single" w:sz="4" w:space="0" w:color="000000"/>
@@ -5795,7 +6414,7 @@
         </w:tc>
         <w:tc>
           <w:tcPr>
-            <w:tcW w:w="2746" w:type="dxa"/>
+            <w:tcW w:w="4110" w:type="dxa"/>
             <w:tcBorders>
               <w:top w:val="single" w:sz="4" w:space="0" w:color="000000"/>
               <w:left w:val="single" w:sz="4" w:space="0" w:color="000000"/>
@@ -5815,7 +6434,7 @@
         </w:tc>
         <w:tc>
           <w:tcPr>
-            <w:tcW w:w="2749" w:type="dxa"/>
+            <w:tcW w:w="3686" w:type="dxa"/>
             <w:tcBorders>
               <w:top w:val="single" w:sz="4" w:space="0" w:color="000000"/>
               <w:left w:val="single" w:sz="4" w:space="0" w:color="000000"/>
@@ -5840,7 +6459,7 @@
         </w:trPr>
         <w:tc>
           <w:tcPr>
-            <w:tcW w:w="2744" w:type="dxa"/>
+            <w:tcW w:w="3120" w:type="dxa"/>
             <w:tcBorders>
               <w:top w:val="single" w:sz="4" w:space="0" w:color="000000"/>
               <w:left w:val="single" w:sz="4" w:space="0" w:color="000000"/>
@@ -5860,7 +6479,7 @@
         </w:tc>
         <w:tc>
           <w:tcPr>
-            <w:tcW w:w="2746" w:type="dxa"/>
+            <w:tcW w:w="4110" w:type="dxa"/>
             <w:tcBorders>
               <w:top w:val="single" w:sz="4" w:space="0" w:color="000000"/>
               <w:left w:val="single" w:sz="4" w:space="0" w:color="000000"/>
@@ -5881,7 +6500,7 @@
         </w:tc>
         <w:tc>
           <w:tcPr>
-            <w:tcW w:w="2749" w:type="dxa"/>
+            <w:tcW w:w="3686" w:type="dxa"/>
             <w:tcBorders>
               <w:top w:val="single" w:sz="4" w:space="0" w:color="000000"/>
               <w:left w:val="single" w:sz="4" w:space="0" w:color="000000"/>
@@ -5922,7 +6541,7 @@
         </w:trPr>
         <w:tc>
           <w:tcPr>
-            <w:tcW w:w="2744" w:type="dxa"/>
+            <w:tcW w:w="3120" w:type="dxa"/>
             <w:tcBorders>
               <w:top w:val="single" w:sz="4" w:space="0" w:color="000000"/>
               <w:left w:val="single" w:sz="4" w:space="0" w:color="000000"/>
@@ -5942,7 +6561,7 @@
         </w:tc>
         <w:tc>
           <w:tcPr>
-            <w:tcW w:w="2746" w:type="dxa"/>
+            <w:tcW w:w="4110" w:type="dxa"/>
             <w:tcBorders>
               <w:top w:val="single" w:sz="4" w:space="0" w:color="000000"/>
               <w:left w:val="single" w:sz="4" w:space="0" w:color="000000"/>
@@ -5962,7 +6581,7 @@
         </w:tc>
         <w:tc>
           <w:tcPr>
-            <w:tcW w:w="2749" w:type="dxa"/>
+            <w:tcW w:w="3686" w:type="dxa"/>
             <w:tcBorders>
               <w:top w:val="single" w:sz="4" w:space="0" w:color="000000"/>
               <w:left w:val="single" w:sz="4" w:space="0" w:color="000000"/>
@@ -5995,7 +6614,7 @@
         </w:trPr>
         <w:tc>
           <w:tcPr>
-            <w:tcW w:w="2744" w:type="dxa"/>
+            <w:tcW w:w="3120" w:type="dxa"/>
             <w:tcBorders>
               <w:top w:val="single" w:sz="4" w:space="0" w:color="000000"/>
               <w:left w:val="single" w:sz="4" w:space="0" w:color="000000"/>
@@ -6010,13 +6629,13 @@
               <w:jc w:val="both"/>
             </w:pPr>
             <w:r>
-              <w:t xml:space="preserve">Sessions timeout after 15 minutes of inactivity  </w:t>
-            </w:r>
-          </w:p>
-        </w:tc>
-        <w:tc>
-          <w:tcPr>
-            <w:tcW w:w="2746" w:type="dxa"/>
+              <w:t>Sessions time out after 15 mins of inactivity.</w:t>
+            </w:r>
+          </w:p>
+        </w:tc>
+        <w:tc>
+          <w:tcPr>
+            <w:tcW w:w="4110" w:type="dxa"/>
             <w:tcBorders>
               <w:top w:val="single" w:sz="4" w:space="0" w:color="000000"/>
               <w:left w:val="single" w:sz="4" w:space="0" w:color="000000"/>
@@ -6037,7 +6656,7 @@
         </w:tc>
         <w:tc>
           <w:tcPr>
-            <w:tcW w:w="2749" w:type="dxa"/>
+            <w:tcW w:w="3686" w:type="dxa"/>
             <w:tcBorders>
               <w:top w:val="single" w:sz="4" w:space="0" w:color="000000"/>
               <w:left w:val="single" w:sz="4" w:space="0" w:color="000000"/>
@@ -6052,6 +6671,77 @@
             </w:pPr>
             <w:r>
               <w:t xml:space="preserve">User sessions automatically expire after 15 mins of no activity, requiring re-login </w:t>
+            </w:r>
+          </w:p>
+        </w:tc>
+      </w:tr>
+      <w:tr>
+        <w:tblPrEx>
+          <w:tblCellMar>
+            <w:right w:w="59" w:type="dxa"/>
+          </w:tblCellMar>
+        </w:tblPrEx>
+        <w:trPr>
+          <w:trHeight w:val="1769"/>
+        </w:trPr>
+        <w:tc>
+          <w:tcPr>
+            <w:tcW w:w="3120" w:type="dxa"/>
+            <w:tcBorders>
+              <w:top w:val="single" w:sz="4" w:space="0" w:color="000000"/>
+              <w:left w:val="single" w:sz="4" w:space="0" w:color="000000"/>
+              <w:bottom w:val="single" w:sz="4" w:space="0" w:color="000000"/>
+              <w:right w:val="single" w:sz="4" w:space="0" w:color="000000"/>
+            </w:tcBorders>
+            <w:hideMark/>
+          </w:tcPr>
+          <w:p>
+            <w:pPr>
+              <w:spacing w:line="256" w:lineRule="auto"/>
+            </w:pPr>
+            <w:r>
+              <w:t xml:space="preserve">There should be explicit user consent for the use of cookies. </w:t>
+            </w:r>
+          </w:p>
+        </w:tc>
+        <w:tc>
+          <w:tcPr>
+            <w:tcW w:w="4110" w:type="dxa"/>
+            <w:tcBorders>
+              <w:top w:val="single" w:sz="4" w:space="0" w:color="000000"/>
+              <w:left w:val="single" w:sz="4" w:space="0" w:color="000000"/>
+              <w:bottom w:val="single" w:sz="4" w:space="0" w:color="000000"/>
+              <w:right w:val="single" w:sz="4" w:space="0" w:color="000000"/>
+            </w:tcBorders>
+            <w:hideMark/>
+          </w:tcPr>
+          <w:p>
+            <w:pPr>
+              <w:spacing w:line="256" w:lineRule="auto"/>
+              <w:ind w:right="29"/>
+            </w:pPr>
+            <w:r>
+              <w:t xml:space="preserve">This will enable the client to comply with GDPR laws and protect themselves from potential fines related to cookies. </w:t>
+            </w:r>
+          </w:p>
+        </w:tc>
+        <w:tc>
+          <w:tcPr>
+            <w:tcW w:w="3686" w:type="dxa"/>
+            <w:tcBorders>
+              <w:top w:val="single" w:sz="4" w:space="0" w:color="000000"/>
+              <w:left w:val="single" w:sz="4" w:space="0" w:color="000000"/>
+              <w:bottom w:val="single" w:sz="4" w:space="0" w:color="000000"/>
+              <w:right w:val="single" w:sz="4" w:space="0" w:color="000000"/>
+            </w:tcBorders>
+            <w:hideMark/>
+          </w:tcPr>
+          <w:p>
+            <w:pPr>
+              <w:spacing w:line="256" w:lineRule="auto"/>
+            </w:pPr>
+            <w:r>
+              <w:t xml:space="preserve">Cookies should be visible on any page of the website with a clear way to accept or deny the cookies. </w:t>
             </w:r>
           </w:p>
         </w:tc>
@@ -6070,8 +6760,8 @@
     <w:tbl>
       <w:tblPr>
         <w:tblStyle w:val="TableGrid0"/>
-        <w:tblW w:w="8238" w:type="dxa"/>
-        <w:tblInd w:w="5" w:type="dxa"/>
+        <w:tblW w:w="10916" w:type="dxa"/>
+        <w:tblInd w:w="-998" w:type="dxa"/>
         <w:tblCellMar>
           <w:top w:w="53" w:type="dxa"/>
           <w:left w:w="108" w:type="dxa"/>
@@ -6081,72 +6771,351 @@
         <w:tblLook w:val="04A0" w:firstRow="1" w:lastRow="0" w:firstColumn="1" w:lastColumn="0" w:noHBand="0" w:noVBand="1"/>
       </w:tblPr>
       <w:tblGrid>
-        <w:gridCol w:w="2743"/>
-        <w:gridCol w:w="2746"/>
-        <w:gridCol w:w="2749"/>
+        <w:gridCol w:w="3120"/>
+        <w:gridCol w:w="4110"/>
+        <w:gridCol w:w="3686"/>
       </w:tblGrid>
       <w:tr>
         <w:trPr>
-          <w:trHeight w:val="1769"/>
+          <w:trHeight w:val="641"/>
         </w:trPr>
         <w:tc>
           <w:tcPr>
-            <w:tcW w:w="2744" w:type="dxa"/>
-            <w:tcBorders>
-              <w:top w:val="single" w:sz="4" w:space="0" w:color="000000"/>
-              <w:left w:val="single" w:sz="4" w:space="0" w:color="000000"/>
-              <w:bottom w:val="single" w:sz="4" w:space="0" w:color="000000"/>
-              <w:right w:val="single" w:sz="4" w:space="0" w:color="000000"/>
-            </w:tcBorders>
-            <w:hideMark/>
-          </w:tcPr>
-          <w:p>
-            <w:pPr>
-              <w:spacing w:line="256" w:lineRule="auto"/>
-            </w:pPr>
-            <w:r>
-              <w:t xml:space="preserve">There should be explicit user consent for the use of cookies. </w:t>
-            </w:r>
-          </w:p>
-        </w:tc>
-        <w:tc>
-          <w:tcPr>
-            <w:tcW w:w="2746" w:type="dxa"/>
-            <w:tcBorders>
-              <w:top w:val="single" w:sz="4" w:space="0" w:color="000000"/>
-              <w:left w:val="single" w:sz="4" w:space="0" w:color="000000"/>
-              <w:bottom w:val="single" w:sz="4" w:space="0" w:color="000000"/>
-              <w:right w:val="single" w:sz="4" w:space="0" w:color="000000"/>
-            </w:tcBorders>
-            <w:hideMark/>
-          </w:tcPr>
-          <w:p>
-            <w:pPr>
-              <w:spacing w:line="256" w:lineRule="auto"/>
-              <w:ind w:right="29"/>
-            </w:pPr>
-            <w:r>
-              <w:t xml:space="preserve">This will enable the client to comply with GDPR laws and protect themselves from potential fines related to cookies. </w:t>
-            </w:r>
-          </w:p>
-        </w:tc>
-        <w:tc>
-          <w:tcPr>
-            <w:tcW w:w="2749" w:type="dxa"/>
-            <w:tcBorders>
-              <w:top w:val="single" w:sz="4" w:space="0" w:color="000000"/>
-              <w:left w:val="single" w:sz="4" w:space="0" w:color="000000"/>
-              <w:bottom w:val="single" w:sz="4" w:space="0" w:color="000000"/>
-              <w:right w:val="single" w:sz="4" w:space="0" w:color="000000"/>
-            </w:tcBorders>
-            <w:hideMark/>
-          </w:tcPr>
-          <w:p>
-            <w:pPr>
-              <w:spacing w:line="256" w:lineRule="auto"/>
-            </w:pPr>
-            <w:r>
-              <w:t xml:space="preserve">Cookies should be visible on any page of the website with a clear way to accept or deny the cookies. </w:t>
+            <w:tcW w:w="10916" w:type="dxa"/>
+            <w:gridSpan w:val="3"/>
+            <w:tcBorders>
+              <w:top w:val="single" w:sz="4" w:space="0" w:color="000000"/>
+              <w:left w:val="single" w:sz="4" w:space="0" w:color="000000"/>
+              <w:bottom w:val="single" w:sz="4" w:space="0" w:color="000000"/>
+              <w:right w:val="single" w:sz="4" w:space="0" w:color="000000"/>
+            </w:tcBorders>
+            <w:vAlign w:val="bottom"/>
+            <w:hideMark/>
+          </w:tcPr>
+          <w:p>
+            <w:pPr>
+              <w:pStyle w:val="Heading2"/>
+            </w:pPr>
+            <w:bookmarkStart w:id="17" w:name="_Toc224032103"/>
+            <w:r>
+              <w:t>Scalability</w:t>
+            </w:r>
+            <w:bookmarkEnd w:id="17"/>
+            <w:r>
+              <w:t xml:space="preserve"> </w:t>
+            </w:r>
+          </w:p>
+        </w:tc>
+      </w:tr>
+      <w:tr>
+        <w:trPr>
+          <w:trHeight w:val="848"/>
+        </w:trPr>
+        <w:tc>
+          <w:tcPr>
+            <w:tcW w:w="3120" w:type="dxa"/>
+            <w:tcBorders>
+              <w:top w:val="single" w:sz="4" w:space="0" w:color="000000"/>
+              <w:left w:val="single" w:sz="4" w:space="0" w:color="000000"/>
+              <w:bottom w:val="single" w:sz="4" w:space="0" w:color="000000"/>
+              <w:right w:val="single" w:sz="4" w:space="0" w:color="000000"/>
+            </w:tcBorders>
+            <w:hideMark/>
+          </w:tcPr>
+          <w:p>
+            <w:pPr>
+              <w:spacing w:after="22" w:line="256" w:lineRule="auto"/>
+            </w:pPr>
+            <w:r>
+              <w:t xml:space="preserve">Non-Functional </w:t>
+            </w:r>
+          </w:p>
+          <w:p>
+            <w:pPr>
+              <w:spacing w:line="256" w:lineRule="auto"/>
+            </w:pPr>
+            <w:r>
+              <w:t xml:space="preserve">Requirement </w:t>
+            </w:r>
+          </w:p>
+        </w:tc>
+        <w:tc>
+          <w:tcPr>
+            <w:tcW w:w="4110" w:type="dxa"/>
+            <w:tcBorders>
+              <w:top w:val="single" w:sz="4" w:space="0" w:color="000000"/>
+              <w:left w:val="single" w:sz="4" w:space="0" w:color="000000"/>
+              <w:bottom w:val="single" w:sz="4" w:space="0" w:color="000000"/>
+              <w:right w:val="single" w:sz="4" w:space="0" w:color="000000"/>
+            </w:tcBorders>
+            <w:hideMark/>
+          </w:tcPr>
+          <w:p>
+            <w:pPr>
+              <w:spacing w:line="256" w:lineRule="auto"/>
+            </w:pPr>
+            <w:r>
+              <w:t xml:space="preserve">Justification </w:t>
+            </w:r>
+          </w:p>
+        </w:tc>
+        <w:tc>
+          <w:tcPr>
+            <w:tcW w:w="3686" w:type="dxa"/>
+            <w:tcBorders>
+              <w:top w:val="single" w:sz="4" w:space="0" w:color="000000"/>
+              <w:left w:val="single" w:sz="4" w:space="0" w:color="000000"/>
+              <w:bottom w:val="single" w:sz="4" w:space="0" w:color="000000"/>
+              <w:right w:val="single" w:sz="4" w:space="0" w:color="000000"/>
+            </w:tcBorders>
+            <w:hideMark/>
+          </w:tcPr>
+          <w:p>
+            <w:pPr>
+              <w:spacing w:line="256" w:lineRule="auto"/>
+            </w:pPr>
+            <w:r>
+              <w:t xml:space="preserve">KPI </w:t>
+            </w:r>
+          </w:p>
+        </w:tc>
+      </w:tr>
+      <w:tr>
+        <w:trPr>
+          <w:trHeight w:val="1304"/>
+        </w:trPr>
+        <w:tc>
+          <w:tcPr>
+            <w:tcW w:w="3120" w:type="dxa"/>
+            <w:tcBorders>
+              <w:top w:val="single" w:sz="4" w:space="0" w:color="000000"/>
+              <w:left w:val="single" w:sz="4" w:space="0" w:color="000000"/>
+              <w:bottom w:val="single" w:sz="4" w:space="0" w:color="000000"/>
+              <w:right w:val="single" w:sz="4" w:space="0" w:color="000000"/>
+            </w:tcBorders>
+            <w:hideMark/>
+          </w:tcPr>
+          <w:p>
+            <w:pPr>
+              <w:spacing w:line="256" w:lineRule="auto"/>
+              <w:ind w:right="5"/>
+            </w:pPr>
+            <w:r>
+              <w:t xml:space="preserve">The system should support an increasing number of </w:t>
+            </w:r>
+            <w:r>
+              <w:t>orders</w:t>
+            </w:r>
+            <w:r>
+              <w:t xml:space="preserve"> and uses without performance loss. </w:t>
+            </w:r>
+          </w:p>
+        </w:tc>
+        <w:tc>
+          <w:tcPr>
+            <w:tcW w:w="4110" w:type="dxa"/>
+            <w:tcBorders>
+              <w:top w:val="single" w:sz="4" w:space="0" w:color="000000"/>
+              <w:left w:val="single" w:sz="4" w:space="0" w:color="000000"/>
+              <w:bottom w:val="single" w:sz="4" w:space="0" w:color="000000"/>
+              <w:right w:val="single" w:sz="4" w:space="0" w:color="000000"/>
+            </w:tcBorders>
+            <w:hideMark/>
+          </w:tcPr>
+          <w:p>
+            <w:pPr>
+              <w:spacing w:line="256" w:lineRule="auto"/>
+            </w:pPr>
+            <w:r>
+              <w:t xml:space="preserve">As </w:t>
+            </w:r>
+            <w:r>
+              <w:t>Greenfield Local Hub</w:t>
+            </w:r>
+            <w:r>
+              <w:t xml:space="preserve"> grows, the system must accommodate more </w:t>
+            </w:r>
+            <w:r>
+              <w:t>orders</w:t>
+            </w:r>
+            <w:r>
+              <w:t xml:space="preserve">, </w:t>
+            </w:r>
+            <w:r>
+              <w:t>stock management</w:t>
+            </w:r>
+            <w:r>
+              <w:t xml:space="preserve">, and customers.  </w:t>
+            </w:r>
+          </w:p>
+        </w:tc>
+        <w:tc>
+          <w:tcPr>
+            <w:tcW w:w="3686" w:type="dxa"/>
+            <w:tcBorders>
+              <w:top w:val="single" w:sz="4" w:space="0" w:color="000000"/>
+              <w:left w:val="single" w:sz="4" w:space="0" w:color="000000"/>
+              <w:bottom w:val="single" w:sz="4" w:space="0" w:color="000000"/>
+              <w:right w:val="single" w:sz="4" w:space="0" w:color="000000"/>
+            </w:tcBorders>
+            <w:hideMark/>
+          </w:tcPr>
+          <w:p>
+            <w:pPr>
+              <w:spacing w:line="256" w:lineRule="auto"/>
+            </w:pPr>
+            <w:r>
+              <w:t xml:space="preserve">The system can handle a 50% increase in </w:t>
+            </w:r>
+            <w:r>
+              <w:t>orders</w:t>
+            </w:r>
+            <w:r>
+              <w:t xml:space="preserve"> without </w:t>
+            </w:r>
+            <w:r>
+              <w:t xml:space="preserve">a </w:t>
+            </w:r>
+            <w:r>
+              <w:t xml:space="preserve">response time degradation. </w:t>
+            </w:r>
+          </w:p>
+        </w:tc>
+      </w:tr>
+      <w:tr>
+        <w:trPr>
+          <w:trHeight w:val="1474"/>
+        </w:trPr>
+        <w:tc>
+          <w:tcPr>
+            <w:tcW w:w="3120" w:type="dxa"/>
+            <w:tcBorders>
+              <w:top w:val="single" w:sz="4" w:space="0" w:color="000000"/>
+              <w:left w:val="single" w:sz="4" w:space="0" w:color="000000"/>
+              <w:bottom w:val="single" w:sz="4" w:space="0" w:color="000000"/>
+              <w:right w:val="single" w:sz="4" w:space="0" w:color="000000"/>
+            </w:tcBorders>
+            <w:hideMark/>
+          </w:tcPr>
+          <w:p>
+            <w:pPr>
+              <w:spacing w:line="256" w:lineRule="auto"/>
+            </w:pPr>
+            <w:r>
+              <w:t xml:space="preserve">Database design must allow for easy addition of new features, e.g., new room types, payment methods, etc. </w:t>
+            </w:r>
+          </w:p>
+        </w:tc>
+        <w:tc>
+          <w:tcPr>
+            <w:tcW w:w="4110" w:type="dxa"/>
+            <w:tcBorders>
+              <w:top w:val="single" w:sz="4" w:space="0" w:color="000000"/>
+              <w:left w:val="single" w:sz="4" w:space="0" w:color="000000"/>
+              <w:bottom w:val="single" w:sz="4" w:space="0" w:color="000000"/>
+              <w:right w:val="single" w:sz="4" w:space="0" w:color="000000"/>
+            </w:tcBorders>
+            <w:hideMark/>
+          </w:tcPr>
+          <w:p>
+            <w:pPr>
+              <w:spacing w:line="256" w:lineRule="auto"/>
+            </w:pPr>
+            <w:r>
+              <w:t xml:space="preserve">Future expansions should not require major reconstruction </w:t>
+            </w:r>
+          </w:p>
+        </w:tc>
+        <w:tc>
+          <w:tcPr>
+            <w:tcW w:w="3686" w:type="dxa"/>
+            <w:tcBorders>
+              <w:top w:val="single" w:sz="4" w:space="0" w:color="000000"/>
+              <w:left w:val="single" w:sz="4" w:space="0" w:color="000000"/>
+              <w:bottom w:val="single" w:sz="4" w:space="0" w:color="000000"/>
+              <w:right w:val="single" w:sz="4" w:space="0" w:color="000000"/>
+            </w:tcBorders>
+            <w:hideMark/>
+          </w:tcPr>
+          <w:p>
+            <w:pPr>
+              <w:spacing w:line="256" w:lineRule="auto"/>
+            </w:pPr>
+            <w:r>
+              <w:t xml:space="preserve">New room types or payment methods can be added with less than 20% changes to the existing database design. </w:t>
+            </w:r>
+          </w:p>
+        </w:tc>
+      </w:tr>
+      <w:tr>
+        <w:trPr>
+          <w:trHeight w:val="930"/>
+        </w:trPr>
+        <w:tc>
+          <w:tcPr>
+            <w:tcW w:w="3120" w:type="dxa"/>
+            <w:tcBorders>
+              <w:top w:val="single" w:sz="4" w:space="0" w:color="000000"/>
+              <w:left w:val="single" w:sz="4" w:space="0" w:color="000000"/>
+              <w:bottom w:val="single" w:sz="4" w:space="0" w:color="000000"/>
+              <w:right w:val="single" w:sz="4" w:space="0" w:color="000000"/>
+            </w:tcBorders>
+            <w:vAlign w:val="center"/>
+            <w:hideMark/>
+          </w:tcPr>
+          <w:p>
+            <w:r>
+              <w:lastRenderedPageBreak/>
+              <w:t xml:space="preserve">The system should be deployable on cloud infrastructure (e.g., AWS, </w:t>
+            </w:r>
+          </w:p>
+          <w:p>
+            <w:pPr>
+              <w:spacing w:line="256" w:lineRule="auto"/>
+            </w:pPr>
+            <w:r>
+              <w:t xml:space="preserve">Azure) </w:t>
+            </w:r>
+          </w:p>
+        </w:tc>
+        <w:tc>
+          <w:tcPr>
+            <w:tcW w:w="4110" w:type="dxa"/>
+            <w:tcBorders>
+              <w:top w:val="single" w:sz="4" w:space="0" w:color="000000"/>
+              <w:left w:val="single" w:sz="4" w:space="0" w:color="000000"/>
+              <w:bottom w:val="single" w:sz="4" w:space="0" w:color="000000"/>
+              <w:right w:val="single" w:sz="4" w:space="0" w:color="000000"/>
+            </w:tcBorders>
+            <w:hideMark/>
+          </w:tcPr>
+          <w:p>
+            <w:pPr>
+              <w:spacing w:line="256" w:lineRule="auto"/>
+            </w:pPr>
+            <w:r>
+              <w:t xml:space="preserve">Cloud hosting makes it easier to scale up server resources during busy periods and scale down during quiet times to save costs. </w:t>
+            </w:r>
+          </w:p>
+        </w:tc>
+        <w:tc>
+          <w:tcPr>
+            <w:tcW w:w="3686" w:type="dxa"/>
+            <w:tcBorders>
+              <w:top w:val="single" w:sz="4" w:space="0" w:color="000000"/>
+              <w:left w:val="single" w:sz="4" w:space="0" w:color="000000"/>
+              <w:bottom w:val="single" w:sz="4" w:space="0" w:color="000000"/>
+              <w:right w:val="single" w:sz="4" w:space="0" w:color="000000"/>
+            </w:tcBorders>
+            <w:vAlign w:val="center"/>
+            <w:hideMark/>
+          </w:tcPr>
+          <w:p>
+            <w:pPr>
+              <w:spacing w:line="256" w:lineRule="auto"/>
+            </w:pPr>
+            <w:r>
+              <w:t xml:space="preserve">The application can be deployed and run on at least one major cloud platform (AWS, Azure, or Google Cloud). </w:t>
             </w:r>
           </w:p>
         </w:tc>
@@ -6157,7 +7126,7 @@
         </w:trPr>
         <w:tc>
           <w:tcPr>
-            <w:tcW w:w="8238" w:type="dxa"/>
+            <w:tcW w:w="10916" w:type="dxa"/>
             <w:gridSpan w:val="3"/>
             <w:tcBorders>
               <w:top w:val="single" w:sz="4" w:space="0" w:color="000000"/>
@@ -6170,340 +7139,15 @@
           </w:tcPr>
           <w:p>
             <w:pPr>
-              <w:spacing w:line="256" w:lineRule="auto"/>
-              <w:rPr>
-                <w:sz w:val="28"/>
-                <w:szCs w:val="28"/>
-              </w:rPr>
-            </w:pPr>
-            <w:r>
-              <w:rPr>
-                <w:color w:val="0F4761"/>
-                <w:sz w:val="28"/>
-                <w:szCs w:val="28"/>
-              </w:rPr>
-              <w:t xml:space="preserve">Scalability </w:t>
-            </w:r>
-          </w:p>
-        </w:tc>
-      </w:tr>
-      <w:tr>
-        <w:trPr>
-          <w:trHeight w:val="848"/>
-        </w:trPr>
-        <w:tc>
-          <w:tcPr>
-            <w:tcW w:w="2744" w:type="dxa"/>
-            <w:tcBorders>
-              <w:top w:val="single" w:sz="4" w:space="0" w:color="000000"/>
-              <w:left w:val="single" w:sz="4" w:space="0" w:color="000000"/>
-              <w:bottom w:val="single" w:sz="4" w:space="0" w:color="000000"/>
-              <w:right w:val="single" w:sz="4" w:space="0" w:color="000000"/>
-            </w:tcBorders>
-            <w:hideMark/>
-          </w:tcPr>
-          <w:p>
-            <w:pPr>
-              <w:spacing w:after="22" w:line="256" w:lineRule="auto"/>
-            </w:pPr>
-            <w:r>
-              <w:t xml:space="preserve">Non-Functional </w:t>
-            </w:r>
-          </w:p>
-          <w:p>
-            <w:pPr>
-              <w:spacing w:line="256" w:lineRule="auto"/>
-            </w:pPr>
-            <w:r>
-              <w:t xml:space="preserve">Requirement </w:t>
-            </w:r>
-          </w:p>
-        </w:tc>
-        <w:tc>
-          <w:tcPr>
-            <w:tcW w:w="2746" w:type="dxa"/>
-            <w:tcBorders>
-              <w:top w:val="single" w:sz="4" w:space="0" w:color="000000"/>
-              <w:left w:val="single" w:sz="4" w:space="0" w:color="000000"/>
-              <w:bottom w:val="single" w:sz="4" w:space="0" w:color="000000"/>
-              <w:right w:val="single" w:sz="4" w:space="0" w:color="000000"/>
-            </w:tcBorders>
-            <w:hideMark/>
-          </w:tcPr>
-          <w:p>
-            <w:pPr>
-              <w:spacing w:line="256" w:lineRule="auto"/>
-            </w:pPr>
-            <w:r>
-              <w:t xml:space="preserve">Justification </w:t>
-            </w:r>
-          </w:p>
-        </w:tc>
-        <w:tc>
-          <w:tcPr>
-            <w:tcW w:w="2749" w:type="dxa"/>
-            <w:tcBorders>
-              <w:top w:val="single" w:sz="4" w:space="0" w:color="000000"/>
-              <w:left w:val="single" w:sz="4" w:space="0" w:color="000000"/>
-              <w:bottom w:val="single" w:sz="4" w:space="0" w:color="000000"/>
-              <w:right w:val="single" w:sz="4" w:space="0" w:color="000000"/>
-            </w:tcBorders>
-            <w:hideMark/>
-          </w:tcPr>
-          <w:p>
-            <w:pPr>
-              <w:spacing w:line="256" w:lineRule="auto"/>
-            </w:pPr>
-            <w:r>
-              <w:t xml:space="preserve">KPI </w:t>
-            </w:r>
-          </w:p>
-        </w:tc>
-      </w:tr>
-      <w:tr>
-        <w:trPr>
-          <w:trHeight w:val="1867"/>
-        </w:trPr>
-        <w:tc>
-          <w:tcPr>
-            <w:tcW w:w="2744" w:type="dxa"/>
-            <w:tcBorders>
-              <w:top w:val="single" w:sz="4" w:space="0" w:color="000000"/>
-              <w:left w:val="single" w:sz="4" w:space="0" w:color="000000"/>
-              <w:bottom w:val="single" w:sz="4" w:space="0" w:color="000000"/>
-              <w:right w:val="single" w:sz="4" w:space="0" w:color="000000"/>
-            </w:tcBorders>
-            <w:hideMark/>
-          </w:tcPr>
-          <w:p>
-            <w:pPr>
-              <w:spacing w:line="256" w:lineRule="auto"/>
-              <w:ind w:right="5"/>
-            </w:pPr>
-            <w:r>
-              <w:t xml:space="preserve">The system should support an increasing number of rooms and uses without performance loss. </w:t>
-            </w:r>
-          </w:p>
-        </w:tc>
-        <w:tc>
-          <w:tcPr>
-            <w:tcW w:w="2746" w:type="dxa"/>
-            <w:tcBorders>
-              <w:top w:val="single" w:sz="4" w:space="0" w:color="000000"/>
-              <w:left w:val="single" w:sz="4" w:space="0" w:color="000000"/>
-              <w:bottom w:val="single" w:sz="4" w:space="0" w:color="000000"/>
-              <w:right w:val="single" w:sz="4" w:space="0" w:color="000000"/>
-            </w:tcBorders>
-            <w:hideMark/>
-          </w:tcPr>
-          <w:p>
-            <w:pPr>
-              <w:spacing w:line="256" w:lineRule="auto"/>
-            </w:pPr>
-            <w:r>
-              <w:t xml:space="preserve">As </w:t>
-            </w:r>
-            <w:proofErr w:type="spellStart"/>
-            <w:r>
-              <w:t>CityPoint</w:t>
-            </w:r>
-            <w:proofErr w:type="spellEnd"/>
-            <w:r>
-              <w:t xml:space="preserve"> grows, the system must accommodate more rooms, bookings, and customers.  </w:t>
-            </w:r>
-          </w:p>
-        </w:tc>
-        <w:tc>
-          <w:tcPr>
-            <w:tcW w:w="2749" w:type="dxa"/>
-            <w:tcBorders>
-              <w:top w:val="single" w:sz="4" w:space="0" w:color="000000"/>
-              <w:left w:val="single" w:sz="4" w:space="0" w:color="000000"/>
-              <w:bottom w:val="single" w:sz="4" w:space="0" w:color="000000"/>
-              <w:right w:val="single" w:sz="4" w:space="0" w:color="000000"/>
-            </w:tcBorders>
-            <w:hideMark/>
-          </w:tcPr>
-          <w:p>
-            <w:pPr>
-              <w:spacing w:line="256" w:lineRule="auto"/>
-            </w:pPr>
-            <w:r>
-              <w:t xml:space="preserve">The system can handle a 50% increase in rooms and users without response time degradation. </w:t>
-            </w:r>
-          </w:p>
-        </w:tc>
-      </w:tr>
-      <w:tr>
-        <w:trPr>
-          <w:trHeight w:val="1474"/>
-        </w:trPr>
-        <w:tc>
-          <w:tcPr>
-            <w:tcW w:w="2744" w:type="dxa"/>
-            <w:tcBorders>
-              <w:top w:val="single" w:sz="4" w:space="0" w:color="000000"/>
-              <w:left w:val="single" w:sz="4" w:space="0" w:color="000000"/>
-              <w:bottom w:val="single" w:sz="4" w:space="0" w:color="000000"/>
-              <w:right w:val="single" w:sz="4" w:space="0" w:color="000000"/>
-            </w:tcBorders>
-            <w:hideMark/>
-          </w:tcPr>
-          <w:p>
-            <w:pPr>
-              <w:spacing w:line="256" w:lineRule="auto"/>
-            </w:pPr>
-            <w:r>
-              <w:lastRenderedPageBreak/>
-              <w:t xml:space="preserve">Database design must allow for easy addition of new features, e.g., new room types, payment methods, etc. </w:t>
-            </w:r>
-          </w:p>
-        </w:tc>
-        <w:tc>
-          <w:tcPr>
-            <w:tcW w:w="2746" w:type="dxa"/>
-            <w:tcBorders>
-              <w:top w:val="single" w:sz="4" w:space="0" w:color="000000"/>
-              <w:left w:val="single" w:sz="4" w:space="0" w:color="000000"/>
-              <w:bottom w:val="single" w:sz="4" w:space="0" w:color="000000"/>
-              <w:right w:val="single" w:sz="4" w:space="0" w:color="000000"/>
-            </w:tcBorders>
-            <w:hideMark/>
-          </w:tcPr>
-          <w:p>
-            <w:pPr>
-              <w:spacing w:line="256" w:lineRule="auto"/>
-            </w:pPr>
-            <w:r>
-              <w:t xml:space="preserve">Future expansions should not require major reconstruction </w:t>
-            </w:r>
-          </w:p>
-        </w:tc>
-        <w:tc>
-          <w:tcPr>
-            <w:tcW w:w="2749" w:type="dxa"/>
-            <w:tcBorders>
-              <w:top w:val="single" w:sz="4" w:space="0" w:color="000000"/>
-              <w:left w:val="single" w:sz="4" w:space="0" w:color="000000"/>
-              <w:bottom w:val="single" w:sz="4" w:space="0" w:color="000000"/>
-              <w:right w:val="single" w:sz="4" w:space="0" w:color="000000"/>
-            </w:tcBorders>
-            <w:hideMark/>
-          </w:tcPr>
-          <w:p>
-            <w:pPr>
-              <w:spacing w:line="256" w:lineRule="auto"/>
-            </w:pPr>
-            <w:r>
-              <w:t xml:space="preserve">New room types or payment methods can be added with less than 20% changes to the existing database design. </w:t>
-            </w:r>
-          </w:p>
-        </w:tc>
-      </w:tr>
-      <w:tr>
-        <w:trPr>
-          <w:trHeight w:val="1769"/>
-        </w:trPr>
-        <w:tc>
-          <w:tcPr>
-            <w:tcW w:w="2744" w:type="dxa"/>
-            <w:tcBorders>
-              <w:top w:val="single" w:sz="4" w:space="0" w:color="000000"/>
-              <w:left w:val="single" w:sz="4" w:space="0" w:color="000000"/>
-              <w:bottom w:val="single" w:sz="4" w:space="0" w:color="000000"/>
-              <w:right w:val="single" w:sz="4" w:space="0" w:color="000000"/>
-            </w:tcBorders>
-            <w:vAlign w:val="center"/>
-            <w:hideMark/>
-          </w:tcPr>
-          <w:p>
-            <w:r>
-              <w:t xml:space="preserve">The system should be deployable on cloud infrastructure (e.g., AWS, </w:t>
-            </w:r>
-          </w:p>
-          <w:p>
-            <w:pPr>
-              <w:spacing w:line="256" w:lineRule="auto"/>
-            </w:pPr>
-            <w:r>
-              <w:t xml:space="preserve">Azure) </w:t>
-            </w:r>
-          </w:p>
-        </w:tc>
-        <w:tc>
-          <w:tcPr>
-            <w:tcW w:w="2746" w:type="dxa"/>
-            <w:tcBorders>
-              <w:top w:val="single" w:sz="4" w:space="0" w:color="000000"/>
-              <w:left w:val="single" w:sz="4" w:space="0" w:color="000000"/>
-              <w:bottom w:val="single" w:sz="4" w:space="0" w:color="000000"/>
-              <w:right w:val="single" w:sz="4" w:space="0" w:color="000000"/>
-            </w:tcBorders>
-            <w:hideMark/>
-          </w:tcPr>
-          <w:p>
-            <w:pPr>
-              <w:spacing w:line="256" w:lineRule="auto"/>
-            </w:pPr>
-            <w:r>
-              <w:t xml:space="preserve">Cloud hosting makes it easier to scale up server resources during busy periods and scale down during quiet times to save costs. </w:t>
-            </w:r>
-          </w:p>
-        </w:tc>
-        <w:tc>
-          <w:tcPr>
-            <w:tcW w:w="2749" w:type="dxa"/>
-            <w:tcBorders>
-              <w:top w:val="single" w:sz="4" w:space="0" w:color="000000"/>
-              <w:left w:val="single" w:sz="4" w:space="0" w:color="000000"/>
-              <w:bottom w:val="single" w:sz="4" w:space="0" w:color="000000"/>
-              <w:right w:val="single" w:sz="4" w:space="0" w:color="000000"/>
-            </w:tcBorders>
-            <w:vAlign w:val="center"/>
-            <w:hideMark/>
-          </w:tcPr>
-          <w:p>
-            <w:pPr>
-              <w:spacing w:line="256" w:lineRule="auto"/>
-            </w:pPr>
-            <w:r>
-              <w:t xml:space="preserve">The application can be deployed and run on at least one major cloud platform (AWS, Azure, or Google Cloud). </w:t>
-            </w:r>
-          </w:p>
-        </w:tc>
-      </w:tr>
-      <w:tr>
-        <w:trPr>
-          <w:trHeight w:val="641"/>
-        </w:trPr>
-        <w:tc>
-          <w:tcPr>
-            <w:tcW w:w="8238" w:type="dxa"/>
-            <w:gridSpan w:val="3"/>
-            <w:tcBorders>
-              <w:top w:val="single" w:sz="4" w:space="0" w:color="000000"/>
-              <w:left w:val="single" w:sz="4" w:space="0" w:color="000000"/>
-              <w:bottom w:val="single" w:sz="4" w:space="0" w:color="000000"/>
-              <w:right w:val="single" w:sz="4" w:space="0" w:color="000000"/>
-            </w:tcBorders>
-            <w:vAlign w:val="bottom"/>
-            <w:hideMark/>
-          </w:tcPr>
-          <w:p>
-            <w:pPr>
-              <w:spacing w:line="256" w:lineRule="auto"/>
-              <w:rPr>
-                <w:sz w:val="28"/>
-                <w:szCs w:val="28"/>
-              </w:rPr>
-            </w:pPr>
-            <w:r>
-              <w:rPr>
-                <w:color w:val="0F4761"/>
-                <w:sz w:val="28"/>
-                <w:szCs w:val="28"/>
-              </w:rPr>
-              <w:t xml:space="preserve">Capacity </w:t>
+              <w:pStyle w:val="Heading2"/>
+            </w:pPr>
+            <w:bookmarkStart w:id="18" w:name="_Toc224032104"/>
+            <w:r>
+              <w:t>Capacity</w:t>
+            </w:r>
+            <w:bookmarkEnd w:id="18"/>
+            <w:r>
+              <w:t xml:space="preserve"> </w:t>
             </w:r>
           </w:p>
         </w:tc>
@@ -6514,7 +7158,7 @@
         </w:trPr>
         <w:tc>
           <w:tcPr>
-            <w:tcW w:w="2744" w:type="dxa"/>
+            <w:tcW w:w="3120" w:type="dxa"/>
             <w:tcBorders>
               <w:top w:val="single" w:sz="4" w:space="0" w:color="000000"/>
               <w:left w:val="single" w:sz="4" w:space="0" w:color="000000"/>
@@ -6542,7 +7186,7 @@
         </w:tc>
         <w:tc>
           <w:tcPr>
-            <w:tcW w:w="2746" w:type="dxa"/>
+            <w:tcW w:w="4110" w:type="dxa"/>
             <w:tcBorders>
               <w:top w:val="single" w:sz="4" w:space="0" w:color="000000"/>
               <w:left w:val="single" w:sz="4" w:space="0" w:color="000000"/>
@@ -6562,7 +7206,7 @@
         </w:tc>
         <w:tc>
           <w:tcPr>
-            <w:tcW w:w="2749" w:type="dxa"/>
+            <w:tcW w:w="3686" w:type="dxa"/>
             <w:tcBorders>
               <w:top w:val="single" w:sz="4" w:space="0" w:color="000000"/>
               <w:left w:val="single" w:sz="4" w:space="0" w:color="000000"/>
@@ -6587,7 +7231,7 @@
         </w:trPr>
         <w:tc>
           <w:tcPr>
-            <w:tcW w:w="2744" w:type="dxa"/>
+            <w:tcW w:w="3120" w:type="dxa"/>
             <w:tcBorders>
               <w:top w:val="single" w:sz="4" w:space="0" w:color="000000"/>
               <w:left w:val="single" w:sz="4" w:space="0" w:color="000000"/>
@@ -6607,7 +7251,7 @@
         </w:tc>
         <w:tc>
           <w:tcPr>
-            <w:tcW w:w="2746" w:type="dxa"/>
+            <w:tcW w:w="4110" w:type="dxa"/>
             <w:tcBorders>
               <w:top w:val="single" w:sz="4" w:space="0" w:color="000000"/>
               <w:left w:val="single" w:sz="4" w:space="0" w:color="000000"/>
@@ -6627,7 +7271,7 @@
         </w:tc>
         <w:tc>
           <w:tcPr>
-            <w:tcW w:w="2749" w:type="dxa"/>
+            <w:tcW w:w="3686" w:type="dxa"/>
             <w:tcBorders>
               <w:top w:val="single" w:sz="4" w:space="0" w:color="000000"/>
               <w:left w:val="single" w:sz="4" w:space="0" w:color="000000"/>
@@ -6652,7 +7296,7 @@
         </w:trPr>
         <w:tc>
           <w:tcPr>
-            <w:tcW w:w="2744" w:type="dxa"/>
+            <w:tcW w:w="3120" w:type="dxa"/>
             <w:tcBorders>
               <w:top w:val="single" w:sz="4" w:space="0" w:color="000000"/>
               <w:left w:val="single" w:sz="4" w:space="0" w:color="000000"/>
@@ -6677,7 +7321,7 @@
         </w:tc>
         <w:tc>
           <w:tcPr>
-            <w:tcW w:w="2746" w:type="dxa"/>
+            <w:tcW w:w="4110" w:type="dxa"/>
             <w:tcBorders>
               <w:top w:val="single" w:sz="4" w:space="0" w:color="000000"/>
               <w:left w:val="single" w:sz="4" w:space="0" w:color="000000"/>
@@ -6697,7 +7341,7 @@
         </w:tc>
         <w:tc>
           <w:tcPr>
-            <w:tcW w:w="2749" w:type="dxa"/>
+            <w:tcW w:w="3686" w:type="dxa"/>
             <w:tcBorders>
               <w:top w:val="single" w:sz="4" w:space="0" w:color="000000"/>
               <w:left w:val="single" w:sz="4" w:space="0" w:color="000000"/>
@@ -6722,7 +7366,7 @@
         </w:trPr>
         <w:tc>
           <w:tcPr>
-            <w:tcW w:w="2744" w:type="dxa"/>
+            <w:tcW w:w="3120" w:type="dxa"/>
             <w:tcBorders>
               <w:top w:val="single" w:sz="4" w:space="0" w:color="000000"/>
               <w:left w:val="single" w:sz="4" w:space="0" w:color="000000"/>
@@ -6742,7 +7386,7 @@
         </w:tc>
         <w:tc>
           <w:tcPr>
-            <w:tcW w:w="2746" w:type="dxa"/>
+            <w:tcW w:w="4110" w:type="dxa"/>
             <w:tcBorders>
               <w:top w:val="single" w:sz="4" w:space="0" w:color="000000"/>
               <w:left w:val="single" w:sz="4" w:space="0" w:color="000000"/>
@@ -6763,7 +7407,7 @@
         </w:tc>
         <w:tc>
           <w:tcPr>
-            <w:tcW w:w="2749" w:type="dxa"/>
+            <w:tcW w:w="3686" w:type="dxa"/>
             <w:tcBorders>
               <w:top w:val="single" w:sz="4" w:space="0" w:color="000000"/>
               <w:left w:val="single" w:sz="4" w:space="0" w:color="000000"/>
@@ -6796,8 +7440,8 @@
     <w:tbl>
       <w:tblPr>
         <w:tblStyle w:val="TableGrid0"/>
-        <w:tblW w:w="8238" w:type="dxa"/>
-        <w:tblInd w:w="5" w:type="dxa"/>
+        <w:tblW w:w="10916" w:type="dxa"/>
+        <w:tblInd w:w="-998" w:type="dxa"/>
         <w:tblCellMar>
           <w:top w:w="53" w:type="dxa"/>
           <w:left w:w="108" w:type="dxa"/>
@@ -6806,9 +7450,9 @@
         <w:tblLook w:val="04A0" w:firstRow="1" w:lastRow="0" w:firstColumn="1" w:lastColumn="0" w:noHBand="0" w:noVBand="1"/>
       </w:tblPr>
       <w:tblGrid>
-        <w:gridCol w:w="2743"/>
-        <w:gridCol w:w="2746"/>
-        <w:gridCol w:w="2749"/>
+        <w:gridCol w:w="3120"/>
+        <w:gridCol w:w="4110"/>
+        <w:gridCol w:w="3686"/>
       </w:tblGrid>
       <w:tr>
         <w:trPr>
@@ -6816,7 +7460,7 @@
         </w:trPr>
         <w:tc>
           <w:tcPr>
-            <w:tcW w:w="2744" w:type="dxa"/>
+            <w:tcW w:w="3120" w:type="dxa"/>
             <w:tcBorders>
               <w:top w:val="single" w:sz="4" w:space="0" w:color="000000"/>
               <w:left w:val="single" w:sz="4" w:space="0" w:color="000000"/>
@@ -6829,14 +7473,11 @@
             <w:pPr>
               <w:pStyle w:val="Heading2"/>
             </w:pPr>
-            <w:r>
-              <w:rPr>
-                <w:rFonts w:asciiTheme="minorHAnsi" w:hAnsiTheme="minorHAnsi" w:cstheme="minorHAnsi"/>
-                <w:sz w:val="28"/>
-                <w:szCs w:val="28"/>
-              </w:rPr>
+            <w:bookmarkStart w:id="19" w:name="_Toc224032105"/>
+            <w:r>
               <w:t>Reliability</w:t>
             </w:r>
+            <w:bookmarkEnd w:id="19"/>
             <w:r>
               <w:t xml:space="preserve"> </w:t>
             </w:r>
@@ -6844,7 +7485,7 @@
         </w:tc>
         <w:tc>
           <w:tcPr>
-            <w:tcW w:w="2746" w:type="dxa"/>
+            <w:tcW w:w="4110" w:type="dxa"/>
             <w:tcBorders>
               <w:top w:val="single" w:sz="4" w:space="0" w:color="000000"/>
               <w:left w:val="nil"/>
@@ -6860,7 +7501,7 @@
         </w:tc>
         <w:tc>
           <w:tcPr>
-            <w:tcW w:w="2749" w:type="dxa"/>
+            <w:tcW w:w="3686" w:type="dxa"/>
             <w:tcBorders>
               <w:top w:val="single" w:sz="4" w:space="0" w:color="000000"/>
               <w:left w:val="nil"/>
@@ -6881,7 +7522,7 @@
         </w:trPr>
         <w:tc>
           <w:tcPr>
-            <w:tcW w:w="2744" w:type="dxa"/>
+            <w:tcW w:w="3120" w:type="dxa"/>
             <w:tcBorders>
               <w:top w:val="single" w:sz="4" w:space="0" w:color="000000"/>
               <w:left w:val="single" w:sz="4" w:space="0" w:color="000000"/>
@@ -6909,7 +7550,7 @@
         </w:tc>
         <w:tc>
           <w:tcPr>
-            <w:tcW w:w="2746" w:type="dxa"/>
+            <w:tcW w:w="4110" w:type="dxa"/>
             <w:tcBorders>
               <w:top w:val="single" w:sz="4" w:space="0" w:color="000000"/>
               <w:left w:val="single" w:sz="4" w:space="0" w:color="000000"/>
@@ -6929,7 +7570,7 @@
         </w:tc>
         <w:tc>
           <w:tcPr>
-            <w:tcW w:w="2749" w:type="dxa"/>
+            <w:tcW w:w="3686" w:type="dxa"/>
             <w:tcBorders>
               <w:top w:val="single" w:sz="4" w:space="0" w:color="000000"/>
               <w:left w:val="single" w:sz="4" w:space="0" w:color="000000"/>
@@ -6954,7 +7595,7 @@
         </w:trPr>
         <w:tc>
           <w:tcPr>
-            <w:tcW w:w="2744" w:type="dxa"/>
+            <w:tcW w:w="3120" w:type="dxa"/>
             <w:tcBorders>
               <w:top w:val="single" w:sz="4" w:space="0" w:color="000000"/>
               <w:left w:val="single" w:sz="4" w:space="0" w:color="000000"/>
@@ -6974,7 +7615,7 @@
         </w:tc>
         <w:tc>
           <w:tcPr>
-            <w:tcW w:w="2746" w:type="dxa"/>
+            <w:tcW w:w="4110" w:type="dxa"/>
             <w:tcBorders>
               <w:top w:val="single" w:sz="4" w:space="0" w:color="000000"/>
               <w:left w:val="single" w:sz="4" w:space="0" w:color="000000"/>
@@ -6994,7 +7635,7 @@
         </w:tc>
         <w:tc>
           <w:tcPr>
-            <w:tcW w:w="2749" w:type="dxa"/>
+            <w:tcW w:w="3686" w:type="dxa"/>
             <w:tcBorders>
               <w:top w:val="single" w:sz="4" w:space="0" w:color="000000"/>
               <w:left w:val="single" w:sz="4" w:space="0" w:color="000000"/>
@@ -7019,28 +7660,27 @@
         </w:trPr>
         <w:tc>
           <w:tcPr>
-            <w:tcW w:w="2744" w:type="dxa"/>
-            <w:tcBorders>
-              <w:top w:val="single" w:sz="4" w:space="0" w:color="000000"/>
-              <w:left w:val="single" w:sz="4" w:space="0" w:color="000000"/>
-              <w:bottom w:val="single" w:sz="4" w:space="0" w:color="000000"/>
-              <w:right w:val="single" w:sz="4" w:space="0" w:color="000000"/>
-            </w:tcBorders>
-            <w:hideMark/>
-          </w:tcPr>
-          <w:p>
-            <w:pPr>
-              <w:spacing w:line="256" w:lineRule="auto"/>
-            </w:pPr>
-            <w:r>
-              <w:lastRenderedPageBreak/>
+            <w:tcW w:w="3120" w:type="dxa"/>
+            <w:tcBorders>
+              <w:top w:val="single" w:sz="4" w:space="0" w:color="000000"/>
+              <w:left w:val="single" w:sz="4" w:space="0" w:color="000000"/>
+              <w:bottom w:val="single" w:sz="4" w:space="0" w:color="000000"/>
+              <w:right w:val="single" w:sz="4" w:space="0" w:color="000000"/>
+            </w:tcBorders>
+            <w:hideMark/>
+          </w:tcPr>
+          <w:p>
+            <w:pPr>
+              <w:spacing w:line="256" w:lineRule="auto"/>
+            </w:pPr>
+            <w:r>
               <w:t xml:space="preserve">Daily automatic backups with the ability to restore data if needed </w:t>
             </w:r>
           </w:p>
         </w:tc>
         <w:tc>
           <w:tcPr>
-            <w:tcW w:w="2746" w:type="dxa"/>
+            <w:tcW w:w="4110" w:type="dxa"/>
             <w:tcBorders>
               <w:top w:val="single" w:sz="4" w:space="0" w:color="000000"/>
               <w:left w:val="single" w:sz="4" w:space="0" w:color="000000"/>
@@ -7060,7 +7700,7 @@
         </w:tc>
         <w:tc>
           <w:tcPr>
-            <w:tcW w:w="2749" w:type="dxa"/>
+            <w:tcW w:w="3686" w:type="dxa"/>
             <w:tcBorders>
               <w:top w:val="single" w:sz="4" w:space="0" w:color="000000"/>
               <w:left w:val="single" w:sz="4" w:space="0" w:color="000000"/>
@@ -7086,7 +7726,7 @@
         </w:trPr>
         <w:tc>
           <w:tcPr>
-            <w:tcW w:w="2744" w:type="dxa"/>
+            <w:tcW w:w="3120" w:type="dxa"/>
             <w:tcBorders>
               <w:top w:val="single" w:sz="4" w:space="0" w:color="000000"/>
               <w:left w:val="single" w:sz="4" w:space="0" w:color="000000"/>
@@ -7098,25 +7738,22 @@
           </w:tcPr>
           <w:p>
             <w:pPr>
-              <w:spacing w:line="256" w:lineRule="auto"/>
-              <w:rPr>
-                <w:sz w:val="28"/>
-                <w:szCs w:val="28"/>
-              </w:rPr>
-            </w:pPr>
-            <w:r>
-              <w:rPr>
-                <w:color w:val="0F4761"/>
-                <w:sz w:val="28"/>
-                <w:szCs w:val="28"/>
-              </w:rPr>
-              <w:t xml:space="preserve">Usability </w:t>
-            </w:r>
-          </w:p>
-        </w:tc>
-        <w:tc>
-          <w:tcPr>
-            <w:tcW w:w="2746" w:type="dxa"/>
+              <w:pStyle w:val="Heading2"/>
+            </w:pPr>
+            <w:bookmarkStart w:id="20" w:name="_Toc224032106"/>
+            <w:r>
+              <w:lastRenderedPageBreak/>
+              <w:t>Usability</w:t>
+            </w:r>
+            <w:bookmarkEnd w:id="20"/>
+            <w:r>
+              <w:t xml:space="preserve"> </w:t>
+            </w:r>
+          </w:p>
+        </w:tc>
+        <w:tc>
+          <w:tcPr>
+            <w:tcW w:w="4110" w:type="dxa"/>
             <w:tcBorders>
               <w:top w:val="single" w:sz="4" w:space="0" w:color="000000"/>
               <w:left w:val="nil"/>
@@ -7132,7 +7769,7 @@
         </w:tc>
         <w:tc>
           <w:tcPr>
-            <w:tcW w:w="2749" w:type="dxa"/>
+            <w:tcW w:w="3686" w:type="dxa"/>
             <w:tcBorders>
               <w:top w:val="single" w:sz="4" w:space="0" w:color="000000"/>
               <w:left w:val="nil"/>
@@ -7153,7 +7790,7 @@
         </w:trPr>
         <w:tc>
           <w:tcPr>
-            <w:tcW w:w="2744" w:type="dxa"/>
+            <w:tcW w:w="3120" w:type="dxa"/>
             <w:tcBorders>
               <w:top w:val="single" w:sz="4" w:space="0" w:color="000000"/>
               <w:left w:val="single" w:sz="4" w:space="0" w:color="000000"/>
@@ -7181,7 +7818,7 @@
         </w:tc>
         <w:tc>
           <w:tcPr>
-            <w:tcW w:w="2746" w:type="dxa"/>
+            <w:tcW w:w="4110" w:type="dxa"/>
             <w:tcBorders>
               <w:top w:val="single" w:sz="4" w:space="0" w:color="000000"/>
               <w:left w:val="single" w:sz="4" w:space="0" w:color="000000"/>
@@ -7201,7 +7838,7 @@
         </w:tc>
         <w:tc>
           <w:tcPr>
-            <w:tcW w:w="2749" w:type="dxa"/>
+            <w:tcW w:w="3686" w:type="dxa"/>
             <w:tcBorders>
               <w:top w:val="single" w:sz="4" w:space="0" w:color="000000"/>
               <w:left w:val="single" w:sz="4" w:space="0" w:color="000000"/>
@@ -7226,7 +7863,7 @@
         </w:trPr>
         <w:tc>
           <w:tcPr>
-            <w:tcW w:w="2744" w:type="dxa"/>
+            <w:tcW w:w="3120" w:type="dxa"/>
             <w:tcBorders>
               <w:top w:val="single" w:sz="4" w:space="0" w:color="000000"/>
               <w:left w:val="single" w:sz="4" w:space="0" w:color="000000"/>
@@ -7247,7 +7884,7 @@
         </w:tc>
         <w:tc>
           <w:tcPr>
-            <w:tcW w:w="2746" w:type="dxa"/>
+            <w:tcW w:w="4110" w:type="dxa"/>
             <w:tcBorders>
               <w:top w:val="single" w:sz="4" w:space="0" w:color="000000"/>
               <w:left w:val="single" w:sz="4" w:space="0" w:color="000000"/>
@@ -7267,7 +7904,7 @@
         </w:tc>
         <w:tc>
           <w:tcPr>
-            <w:tcW w:w="2749" w:type="dxa"/>
+            <w:tcW w:w="3686" w:type="dxa"/>
             <w:tcBorders>
               <w:top w:val="single" w:sz="4" w:space="0" w:color="000000"/>
               <w:left w:val="single" w:sz="4" w:space="0" w:color="000000"/>
@@ -7292,7 +7929,7 @@
         </w:trPr>
         <w:tc>
           <w:tcPr>
-            <w:tcW w:w="2744" w:type="dxa"/>
+            <w:tcW w:w="3120" w:type="dxa"/>
             <w:tcBorders>
               <w:top w:val="single" w:sz="4" w:space="0" w:color="000000"/>
               <w:left w:val="single" w:sz="4" w:space="0" w:color="000000"/>
@@ -7313,7 +7950,7 @@
         </w:tc>
         <w:tc>
           <w:tcPr>
-            <w:tcW w:w="2746" w:type="dxa"/>
+            <w:tcW w:w="4110" w:type="dxa"/>
             <w:tcBorders>
               <w:top w:val="single" w:sz="4" w:space="0" w:color="000000"/>
               <w:left w:val="single" w:sz="4" w:space="0" w:color="000000"/>
@@ -7333,7 +7970,7 @@
         </w:tc>
         <w:tc>
           <w:tcPr>
-            <w:tcW w:w="2749" w:type="dxa"/>
+            <w:tcW w:w="3686" w:type="dxa"/>
             <w:tcBorders>
               <w:top w:val="single" w:sz="4" w:space="0" w:color="000000"/>
               <w:left w:val="single" w:sz="4" w:space="0" w:color="000000"/>
@@ -7358,7 +7995,7 @@
         </w:trPr>
         <w:tc>
           <w:tcPr>
-            <w:tcW w:w="2744" w:type="dxa"/>
+            <w:tcW w:w="3120" w:type="dxa"/>
             <w:tcBorders>
               <w:top w:val="single" w:sz="4" w:space="0" w:color="000000"/>
               <w:left w:val="single" w:sz="4" w:space="0" w:color="000000"/>
@@ -7378,7 +8015,7 @@
         </w:tc>
         <w:tc>
           <w:tcPr>
-            <w:tcW w:w="2746" w:type="dxa"/>
+            <w:tcW w:w="4110" w:type="dxa"/>
             <w:tcBorders>
               <w:top w:val="single" w:sz="4" w:space="0" w:color="000000"/>
               <w:left w:val="single" w:sz="4" w:space="0" w:color="000000"/>
@@ -7398,7 +8035,7 @@
         </w:tc>
         <w:tc>
           <w:tcPr>
-            <w:tcW w:w="2749" w:type="dxa"/>
+            <w:tcW w:w="3686" w:type="dxa"/>
             <w:tcBorders>
               <w:top w:val="single" w:sz="4" w:space="0" w:color="000000"/>
               <w:left w:val="single" w:sz="4" w:space="0" w:color="000000"/>
@@ -7423,7 +8060,7 @@
         </w:trPr>
         <w:tc>
           <w:tcPr>
-            <w:tcW w:w="2744" w:type="dxa"/>
+            <w:tcW w:w="3120" w:type="dxa"/>
             <w:tcBorders>
               <w:top w:val="single" w:sz="4" w:space="0" w:color="000000"/>
               <w:left w:val="single" w:sz="4" w:space="0" w:color="000000"/>
@@ -7435,25 +8072,21 @@
           </w:tcPr>
           <w:p>
             <w:pPr>
-              <w:spacing w:line="256" w:lineRule="auto"/>
-              <w:rPr>
-                <w:sz w:val="28"/>
-                <w:szCs w:val="28"/>
-              </w:rPr>
-            </w:pPr>
-            <w:r>
-              <w:rPr>
-                <w:color w:val="0F4761"/>
-                <w:sz w:val="28"/>
-                <w:szCs w:val="28"/>
-              </w:rPr>
-              <w:t xml:space="preserve">Accessibility </w:t>
-            </w:r>
-          </w:p>
-        </w:tc>
-        <w:tc>
-          <w:tcPr>
-            <w:tcW w:w="2746" w:type="dxa"/>
+              <w:pStyle w:val="Heading2"/>
+            </w:pPr>
+            <w:bookmarkStart w:id="21" w:name="_Toc224032107"/>
+            <w:r>
+              <w:t>Accessibility</w:t>
+            </w:r>
+            <w:bookmarkEnd w:id="21"/>
+            <w:r>
+              <w:t xml:space="preserve"> </w:t>
+            </w:r>
+          </w:p>
+        </w:tc>
+        <w:tc>
+          <w:tcPr>
+            <w:tcW w:w="4110" w:type="dxa"/>
             <w:tcBorders>
               <w:top w:val="single" w:sz="4" w:space="0" w:color="000000"/>
               <w:left w:val="nil"/>
@@ -7469,7 +8102,7 @@
         </w:tc>
         <w:tc>
           <w:tcPr>
-            <w:tcW w:w="2749" w:type="dxa"/>
+            <w:tcW w:w="3686" w:type="dxa"/>
             <w:tcBorders>
               <w:top w:val="single" w:sz="4" w:space="0" w:color="000000"/>
               <w:left w:val="nil"/>
@@ -7490,7 +8123,7 @@
         </w:trPr>
         <w:tc>
           <w:tcPr>
-            <w:tcW w:w="2744" w:type="dxa"/>
+            <w:tcW w:w="3120" w:type="dxa"/>
             <w:tcBorders>
               <w:top w:val="single" w:sz="4" w:space="0" w:color="000000"/>
               <w:left w:val="single" w:sz="4" w:space="0" w:color="000000"/>
@@ -7518,7 +8151,7 @@
         </w:tc>
         <w:tc>
           <w:tcPr>
-            <w:tcW w:w="2746" w:type="dxa"/>
+            <w:tcW w:w="4110" w:type="dxa"/>
             <w:tcBorders>
               <w:top w:val="single" w:sz="4" w:space="0" w:color="000000"/>
               <w:left w:val="single" w:sz="4" w:space="0" w:color="000000"/>
@@ -7538,7 +8171,7 @@
         </w:tc>
         <w:tc>
           <w:tcPr>
-            <w:tcW w:w="2749" w:type="dxa"/>
+            <w:tcW w:w="3686" w:type="dxa"/>
             <w:tcBorders>
               <w:top w:val="single" w:sz="4" w:space="0" w:color="000000"/>
               <w:left w:val="single" w:sz="4" w:space="0" w:color="000000"/>
@@ -7563,7 +8196,7 @@
         </w:trPr>
         <w:tc>
           <w:tcPr>
-            <w:tcW w:w="2744" w:type="dxa"/>
+            <w:tcW w:w="3120" w:type="dxa"/>
             <w:tcBorders>
               <w:top w:val="single" w:sz="4" w:space="0" w:color="000000"/>
               <w:left w:val="single" w:sz="4" w:space="0" w:color="000000"/>
@@ -7591,7 +8224,7 @@
         </w:tc>
         <w:tc>
           <w:tcPr>
-            <w:tcW w:w="2746" w:type="dxa"/>
+            <w:tcW w:w="4110" w:type="dxa"/>
             <w:tcBorders>
               <w:top w:val="single" w:sz="4" w:space="0" w:color="000000"/>
               <w:left w:val="single" w:sz="4" w:space="0" w:color="000000"/>
@@ -7607,95 +8240,31 @@
             <w:r>
               <w:t xml:space="preserve">This ensures legal compliance, social responsibility, and access for users with disabilities, </w:t>
             </w:r>
-          </w:p>
-        </w:tc>
-        <w:tc>
-          <w:tcPr>
-            <w:tcW w:w="2749" w:type="dxa"/>
-            <w:tcBorders>
-              <w:top w:val="single" w:sz="4" w:space="0" w:color="000000"/>
-              <w:left w:val="single" w:sz="4" w:space="0" w:color="000000"/>
-              <w:bottom w:val="single" w:sz="4" w:space="0" w:color="000000"/>
-              <w:right w:val="single" w:sz="4" w:space="0" w:color="000000"/>
-            </w:tcBorders>
-            <w:hideMark/>
-          </w:tcPr>
-          <w:p>
-            <w:pPr>
-              <w:spacing w:line="256" w:lineRule="auto"/>
-            </w:pPr>
-            <w:r>
-              <w:t>Zero Level A or AA violations reported via automated testing (</w:t>
-            </w:r>
-            <w:proofErr w:type="spellStart"/>
-            <w:r>
-              <w:t>axecore</w:t>
-            </w:r>
-            <w:proofErr w:type="spellEnd"/>
-            <w:r>
-              <w:t xml:space="preserve">) and manual screen </w:t>
-            </w:r>
-          </w:p>
-        </w:tc>
-      </w:tr>
-      <w:tr>
-        <w:trPr>
-          <w:trHeight w:val="850"/>
-        </w:trPr>
-        <w:tc>
-          <w:tcPr>
-            <w:tcW w:w="2744" w:type="dxa"/>
-            <w:tcBorders>
-              <w:top w:val="single" w:sz="4" w:space="0" w:color="000000"/>
-              <w:left w:val="single" w:sz="4" w:space="0" w:color="000000"/>
-              <w:bottom w:val="single" w:sz="4" w:space="0" w:color="000000"/>
-              <w:right w:val="single" w:sz="4" w:space="0" w:color="000000"/>
-            </w:tcBorders>
-          </w:tcPr>
-          <w:p>
-            <w:pPr>
-              <w:spacing w:after="160" w:line="256" w:lineRule="auto"/>
-            </w:pPr>
-          </w:p>
-        </w:tc>
-        <w:tc>
-          <w:tcPr>
-            <w:tcW w:w="2746" w:type="dxa"/>
-            <w:tcBorders>
-              <w:top w:val="single" w:sz="4" w:space="0" w:color="000000"/>
-              <w:left w:val="single" w:sz="4" w:space="0" w:color="000000"/>
-              <w:bottom w:val="single" w:sz="4" w:space="0" w:color="000000"/>
-              <w:right w:val="single" w:sz="4" w:space="0" w:color="000000"/>
-            </w:tcBorders>
-            <w:hideMark/>
-          </w:tcPr>
-          <w:p>
-            <w:pPr>
-              <w:spacing w:line="256" w:lineRule="auto"/>
-              <w:jc w:val="both"/>
-            </w:pPr>
-            <w:r>
-              <w:t xml:space="preserve">which in turn expands customer reach. </w:t>
-            </w:r>
-          </w:p>
-        </w:tc>
-        <w:tc>
-          <w:tcPr>
-            <w:tcW w:w="2749" w:type="dxa"/>
-            <w:tcBorders>
-              <w:top w:val="single" w:sz="4" w:space="0" w:color="000000"/>
-              <w:left w:val="single" w:sz="4" w:space="0" w:color="000000"/>
-              <w:bottom w:val="single" w:sz="4" w:space="0" w:color="000000"/>
-              <w:right w:val="single" w:sz="4" w:space="0" w:color="000000"/>
-            </w:tcBorders>
-            <w:hideMark/>
-          </w:tcPr>
-          <w:p>
-            <w:pPr>
-              <w:spacing w:line="256" w:lineRule="auto"/>
-            </w:pPr>
-            <w:r>
-              <w:t xml:space="preserve">reader (NVDA/JAWS) testing. </w:t>
+            <w:r>
+              <w:t>which in turn expands customer reach.</w:t>
+            </w:r>
+          </w:p>
+        </w:tc>
+        <w:tc>
+          <w:tcPr>
+            <w:tcW w:w="3686" w:type="dxa"/>
+            <w:tcBorders>
+              <w:top w:val="single" w:sz="4" w:space="0" w:color="000000"/>
+              <w:left w:val="single" w:sz="4" w:space="0" w:color="000000"/>
+              <w:bottom w:val="single" w:sz="4" w:space="0" w:color="000000"/>
+              <w:right w:val="single" w:sz="4" w:space="0" w:color="000000"/>
+            </w:tcBorders>
+            <w:hideMark/>
+          </w:tcPr>
+          <w:p>
+            <w:pPr>
+              <w:spacing w:line="256" w:lineRule="auto"/>
+            </w:pPr>
+            <w:r>
+              <w:t xml:space="preserve">Zero Level A or AA violations reported via automated testing (axecore) and manual screen </w:t>
+            </w:r>
+            <w:r>
+              <w:t>reader (NVDA/JAWS) testing</w:t>
             </w:r>
           </w:p>
         </w:tc>
@@ -7706,7 +8275,7 @@
         </w:trPr>
         <w:tc>
           <w:tcPr>
-            <w:tcW w:w="2744" w:type="dxa"/>
+            <w:tcW w:w="3120" w:type="dxa"/>
             <w:tcBorders>
               <w:top w:val="single" w:sz="4" w:space="0" w:color="000000"/>
               <w:left w:val="single" w:sz="4" w:space="0" w:color="000000"/>
@@ -7726,7 +8295,7 @@
         </w:tc>
         <w:tc>
           <w:tcPr>
-            <w:tcW w:w="2746" w:type="dxa"/>
+            <w:tcW w:w="4110" w:type="dxa"/>
             <w:tcBorders>
               <w:top w:val="single" w:sz="4" w:space="0" w:color="000000"/>
               <w:left w:val="single" w:sz="4" w:space="0" w:color="000000"/>
@@ -7746,7 +8315,7 @@
         </w:tc>
         <w:tc>
           <w:tcPr>
-            <w:tcW w:w="2749" w:type="dxa"/>
+            <w:tcW w:w="3686" w:type="dxa"/>
             <w:tcBorders>
               <w:top w:val="single" w:sz="4" w:space="0" w:color="000000"/>
               <w:left w:val="single" w:sz="4" w:space="0" w:color="000000"/>
@@ -7779,28 +8348,27 @@
         </w:trPr>
         <w:tc>
           <w:tcPr>
-            <w:tcW w:w="2744" w:type="dxa"/>
-            <w:tcBorders>
-              <w:top w:val="single" w:sz="4" w:space="0" w:color="000000"/>
-              <w:left w:val="single" w:sz="4" w:space="0" w:color="000000"/>
-              <w:bottom w:val="single" w:sz="4" w:space="0" w:color="000000"/>
-              <w:right w:val="single" w:sz="4" w:space="0" w:color="000000"/>
-            </w:tcBorders>
-            <w:hideMark/>
-          </w:tcPr>
-          <w:p>
-            <w:pPr>
-              <w:spacing w:line="256" w:lineRule="auto"/>
-            </w:pPr>
-            <w:r>
-              <w:lastRenderedPageBreak/>
+            <w:tcW w:w="3120" w:type="dxa"/>
+            <w:tcBorders>
+              <w:top w:val="single" w:sz="4" w:space="0" w:color="000000"/>
+              <w:left w:val="single" w:sz="4" w:space="0" w:color="000000"/>
+              <w:bottom w:val="single" w:sz="4" w:space="0" w:color="000000"/>
+              <w:right w:val="single" w:sz="4" w:space="0" w:color="000000"/>
+            </w:tcBorders>
+            <w:hideMark/>
+          </w:tcPr>
+          <w:p>
+            <w:pPr>
+              <w:spacing w:line="256" w:lineRule="auto"/>
+            </w:pPr>
+            <w:r>
               <w:t xml:space="preserve">Text alternatives (alt text) are provided for all nondecorative images and media. </w:t>
             </w:r>
           </w:p>
         </w:tc>
         <w:tc>
           <w:tcPr>
-            <w:tcW w:w="2746" w:type="dxa"/>
+            <w:tcW w:w="4110" w:type="dxa"/>
             <w:tcBorders>
               <w:top w:val="single" w:sz="4" w:space="0" w:color="000000"/>
               <w:left w:val="single" w:sz="4" w:space="0" w:color="000000"/>
@@ -7821,7 +8389,7 @@
         </w:tc>
         <w:tc>
           <w:tcPr>
-            <w:tcW w:w="2749" w:type="dxa"/>
+            <w:tcW w:w="3686" w:type="dxa"/>
             <w:tcBorders>
               <w:top w:val="single" w:sz="4" w:space="0" w:color="000000"/>
               <w:left w:val="single" w:sz="4" w:space="0" w:color="000000"/>
@@ -7852,7 +8420,7 @@
           <w:szCs w:val="30"/>
         </w:rPr>
       </w:pPr>
-      <w:bookmarkStart w:id="15" w:name="_Toc223965408"/>
+      <w:bookmarkStart w:id="22" w:name="_Toc224032108"/>
       <w:r>
         <w:rPr>
           <w:b/>
@@ -7862,7 +8430,7 @@
         </w:rPr>
         <w:t>Hierarchical Diagram</w:t>
       </w:r>
-      <w:bookmarkEnd w:id="15"/>
+      <w:bookmarkEnd w:id="22"/>
       <w:r>
         <w:rPr>
           <w:b/>
@@ -7873,6 +8441,7 @@
         <w:t xml:space="preserve"> </w:t>
       </w:r>
     </w:p>
+    <w:p/>
     <w:p>
       <w:pPr>
         <w:pStyle w:val="Heading1"/>
@@ -7883,7 +8452,7 @@
           <w:szCs w:val="30"/>
         </w:rPr>
       </w:pPr>
-      <w:bookmarkStart w:id="16" w:name="_Toc223965409"/>
+      <w:bookmarkStart w:id="23" w:name="_Toc224032109"/>
       <w:r>
         <w:rPr>
           <w:b/>
@@ -7891,9 +8460,10 @@
           <w:sz w:val="30"/>
           <w:szCs w:val="30"/>
         </w:rPr>
+        <w:lastRenderedPageBreak/>
         <w:t>Risk Management</w:t>
       </w:r>
-      <w:bookmarkEnd w:id="16"/>
+      <w:bookmarkEnd w:id="23"/>
       <w:r>
         <w:rPr>
           <w:b/>
@@ -7906,6 +8476,152 @@
     </w:p>
     <w:p>
       <w:pPr>
+        <w:pStyle w:val="Heading3"/>
+        <w:spacing w:after="102"/>
+        <w:ind w:left="-5"/>
+      </w:pPr>
+      <w:r>
+        <w:t xml:space="preserve">Project Risks (PR) </w:t>
+      </w:r>
+    </w:p>
+    <w:p>
+      <w:pPr>
+        <w:numPr>
+          <w:ilvl w:val="0"/>
+          <w:numId w:val="9"/>
+        </w:numPr>
+        <w:spacing w:after="48" w:line="268" w:lineRule="auto"/>
+        <w:ind w:hanging="360"/>
+      </w:pPr>
+      <w:r>
+        <w:t xml:space="preserve">Scope Creep </w:t>
+      </w:r>
+    </w:p>
+    <w:p>
+      <w:pPr>
+        <w:numPr>
+          <w:ilvl w:val="0"/>
+          <w:numId w:val="9"/>
+        </w:numPr>
+        <w:spacing w:after="48" w:line="268" w:lineRule="auto"/>
+        <w:ind w:hanging="360"/>
+      </w:pPr>
+      <w:r>
+        <w:t xml:space="preserve">Schedule Delays </w:t>
+      </w:r>
+    </w:p>
+    <w:p>
+      <w:pPr>
+        <w:numPr>
+          <w:ilvl w:val="0"/>
+          <w:numId w:val="9"/>
+        </w:numPr>
+        <w:spacing w:after="48" w:line="268" w:lineRule="auto"/>
+        <w:ind w:hanging="360"/>
+      </w:pPr>
+      <w:r>
+        <w:t xml:space="preserve">Technical Compatibility Issues </w:t>
+      </w:r>
+    </w:p>
+    <w:p>
+      <w:pPr>
+        <w:numPr>
+          <w:ilvl w:val="0"/>
+          <w:numId w:val="9"/>
+        </w:numPr>
+        <w:spacing w:after="211" w:line="268" w:lineRule="auto"/>
+        <w:ind w:hanging="360"/>
+      </w:pPr>
+      <w:r>
+        <w:t xml:space="preserve">Budget Overruns </w:t>
+      </w:r>
+    </w:p>
+    <w:p>
+      <w:pPr>
+        <w:pStyle w:val="Heading3"/>
+        <w:spacing w:after="103"/>
+        <w:ind w:left="-5"/>
+      </w:pPr>
+      <w:r>
+        <w:t xml:space="preserve">Technical Risks (TR) </w:t>
+      </w:r>
+    </w:p>
+    <w:p>
+      <w:pPr>
+        <w:numPr>
+          <w:ilvl w:val="0"/>
+          <w:numId w:val="10"/>
+        </w:numPr>
+        <w:spacing w:after="48" w:line="268" w:lineRule="auto"/>
+        <w:ind w:hanging="360"/>
+      </w:pPr>
+      <w:r>
+        <w:t xml:space="preserve">System Integration Failures </w:t>
+      </w:r>
+    </w:p>
+    <w:p>
+      <w:pPr>
+        <w:numPr>
+          <w:ilvl w:val="0"/>
+          <w:numId w:val="10"/>
+        </w:numPr>
+        <w:spacing w:after="48" w:line="268" w:lineRule="auto"/>
+        <w:ind w:hanging="360"/>
+      </w:pPr>
+      <w:r>
+        <w:t xml:space="preserve">Server Downtime </w:t>
+      </w:r>
+    </w:p>
+    <w:p>
+      <w:pPr>
+        <w:numPr>
+          <w:ilvl w:val="0"/>
+          <w:numId w:val="10"/>
+        </w:numPr>
+        <w:spacing w:after="48" w:line="268" w:lineRule="auto"/>
+        <w:ind w:hanging="360"/>
+      </w:pPr>
+      <w:r>
+        <w:t xml:space="preserve">Data Loss or Corruption </w:t>
+      </w:r>
+    </w:p>
+    <w:p>
+      <w:pPr>
+        <w:numPr>
+          <w:ilvl w:val="0"/>
+          <w:numId w:val="10"/>
+        </w:numPr>
+        <w:spacing w:after="48" w:line="268" w:lineRule="auto"/>
+        <w:ind w:hanging="360"/>
+      </w:pPr>
+      <w:r>
+        <w:t xml:space="preserve">Security Breach </w:t>
+      </w:r>
+    </w:p>
+    <w:p>
+      <w:pPr>
+        <w:numPr>
+          <w:ilvl w:val="0"/>
+          <w:numId w:val="10"/>
+        </w:numPr>
+        <w:spacing w:after="211" w:line="268" w:lineRule="auto"/>
+        <w:ind w:hanging="360"/>
+      </w:pPr>
+      <w:r>
+        <w:t xml:space="preserve">High Traffic causing application delay or sluggishness </w:t>
+      </w:r>
+    </w:p>
+    <w:p>
+      <w:pPr>
+        <w:spacing w:after="211" w:line="268" w:lineRule="auto"/>
+      </w:pPr>
+      <w:r>
+        <w:t>Business Risks (BR)</w:t>
+      </w:r>
+    </w:p>
+    <w:p/>
+    <w:p>
+      <w:pPr>
         <w:pStyle w:val="Heading1"/>
         <w:rPr>
           <w:b/>
@@ -7914,7 +8630,7 @@
           <w:szCs w:val="30"/>
         </w:rPr>
       </w:pPr>
-      <w:bookmarkStart w:id="17" w:name="_Toc223965410"/>
+      <w:bookmarkStart w:id="24" w:name="_Toc224032110"/>
       <w:r>
         <w:rPr>
           <w:b/>
@@ -7924,7 +8640,7 @@
         </w:rPr>
         <w:t>Risk Matrix</w:t>
       </w:r>
-      <w:bookmarkEnd w:id="17"/>
+      <w:bookmarkEnd w:id="24"/>
       <w:r>
         <w:rPr>
           <w:b/>
@@ -7937,6 +8653,1509 @@
     </w:p>
     <w:p>
       <w:pPr>
+        <w:spacing w:after="172" w:line="268" w:lineRule="auto"/>
+      </w:pPr>
+      <w:r>
+        <w:t xml:space="preserve">KEY – Red Cells = High priority  </w:t>
+      </w:r>
+    </w:p>
+    <w:p>
+      <w:pPr>
+        <w:spacing w:after="0" w:line="256" w:lineRule="auto"/>
+        <w:ind w:left="360"/>
+      </w:pPr>
+      <w:r>
+        <w:t xml:space="preserve"> </w:t>
+      </w:r>
+    </w:p>
+    <w:tbl>
+      <w:tblPr>
+        <w:tblStyle w:val="TableGrid0"/>
+        <w:tblW w:w="7225" w:type="dxa"/>
+        <w:tblInd w:w="-5" w:type="dxa"/>
+        <w:tblCellMar>
+          <w:top w:w="4" w:type="dxa"/>
+        </w:tblCellMar>
+        <w:tblLook w:val="04A0" w:firstRow="1" w:lastRow="0" w:firstColumn="1" w:lastColumn="0" w:noHBand="0" w:noVBand="1"/>
+      </w:tblPr>
+      <w:tblGrid>
+        <w:gridCol w:w="1448"/>
+        <w:gridCol w:w="1161"/>
+        <w:gridCol w:w="966"/>
+        <w:gridCol w:w="1289"/>
+        <w:gridCol w:w="1209"/>
+        <w:gridCol w:w="66"/>
+        <w:gridCol w:w="382"/>
+        <w:gridCol w:w="541"/>
+        <w:gridCol w:w="163"/>
+      </w:tblGrid>
+      <w:tr>
+        <w:trPr>
+          <w:trHeight w:val="297"/>
+        </w:trPr>
+        <w:tc>
+          <w:tcPr>
+            <w:tcW w:w="623" w:type="dxa"/>
+            <w:vMerge w:val="restart"/>
+            <w:tcBorders>
+              <w:top w:val="single" w:sz="4" w:space="0" w:color="000000"/>
+              <w:left w:val="single" w:sz="4" w:space="0" w:color="000000"/>
+              <w:bottom w:val="single" w:sz="4" w:space="0" w:color="000000"/>
+              <w:right w:val="single" w:sz="4" w:space="0" w:color="000000"/>
+            </w:tcBorders>
+            <w:hideMark/>
+          </w:tcPr>
+          <w:p>
+            <w:pPr>
+              <w:spacing w:line="256" w:lineRule="auto"/>
+              <w:ind w:left="178"/>
+            </w:pPr>
+            <w:r>
+              <w:rPr>
+                <w:noProof/>
+              </w:rPr>
+              <mc:AlternateContent>
+                <mc:Choice Requires="wpg">
+                  <w:drawing>
+                    <wp:inline distT="0" distB="0" distL="0" distR="0" wp14:anchorId="6E7B48C9" wp14:editId="5E1EB1F9">
+                      <wp:extent cx="274467" cy="775692"/>
+                      <wp:effectExtent l="16192" t="40958" r="8573" b="27622"/>
+                      <wp:docPr id="55" name="Group 55"/>
+                      <wp:cNvGraphicFramePr>
+                        <a:graphicFrameLocks xmlns:a="http://schemas.openxmlformats.org/drawingml/2006/main"/>
+                      </wp:cNvGraphicFramePr>
+                      <a:graphic xmlns:a="http://schemas.openxmlformats.org/drawingml/2006/main">
+                        <a:graphicData uri="http://schemas.microsoft.com/office/word/2010/wordprocessingGroup">
+                          <wpg:wgp>
+                            <wpg:cNvGrpSpPr>
+                              <a:grpSpLocks/>
+                            </wpg:cNvGrpSpPr>
+                            <wpg:grpSpPr bwMode="auto">
+                              <a:xfrm rot="16200000">
+                                <a:off x="0" y="0"/>
+                                <a:ext cx="274467" cy="775692"/>
+                                <a:chOff x="0" y="-1579"/>
+                                <a:chExt cx="2745" cy="7760"/>
+                              </a:xfrm>
+                            </wpg:grpSpPr>
+                            <wps:wsp>
+                              <wps:cNvPr id="56" name="Rectangle 2445"/>
+                              <wps:cNvSpPr>
+                                <a:spLocks noChangeArrowheads="1"/>
+                              </wps:cNvSpPr>
+                              <wps:spPr bwMode="auto">
+                                <a:xfrm rot="16407365">
+                                  <a:off x="-2507" y="928"/>
+                                  <a:ext cx="7760" cy="2745"/>
+                                </a:xfrm>
+                                <a:prstGeom prst="rect">
+                                  <a:avLst/>
+                                </a:prstGeom>
+                                <a:noFill/>
+                                <a:ln>
+                                  <a:noFill/>
+                                </a:ln>
+                                <a:extLst>
+                                  <a:ext uri="{909E8E84-426E-40DD-AFC4-6F175D3DCCD1}">
+                                    <a14:hiddenFill xmlns:a14="http://schemas.microsoft.com/office/drawing/2010/main">
+                                      <a:solidFill>
+                                        <a:srgbClr val="FFFFFF"/>
+                                      </a:solidFill>
+                                    </a14:hiddenFill>
+                                  </a:ext>
+                                  <a:ext uri="{91240B29-F687-4F45-9708-019B960494DF}">
+                                    <a14:hiddenLine xmlns:a14="http://schemas.microsoft.com/office/drawing/2010/main" w="9525">
+                                      <a:solidFill>
+                                        <a:srgbClr val="000000"/>
+                                      </a:solidFill>
+                                      <a:miter lim="800000"/>
+                                      <a:headEnd/>
+                                      <a:tailEnd/>
+                                    </a14:hiddenLine>
+                                  </a:ext>
+                                </a:extLst>
+                              </wps:spPr>
+                              <wps:txbx>
+                                <w:txbxContent>
+                                  <w:p>
+                                    <w:pPr>
+                                      <w:spacing w:line="256" w:lineRule="auto"/>
+                                    </w:pPr>
+                                    <w:r>
+                                      <w:rPr>
+                                        <w:b/>
+                                        <w:sz w:val="32"/>
+                                      </w:rPr>
+                                      <w:t>Impact</w:t>
+                                    </w:r>
+                                  </w:p>
+                                </w:txbxContent>
+                              </wps:txbx>
+                              <wps:bodyPr rot="0" vert="horz" wrap="square" lIns="0" tIns="0" rIns="0" bIns="0" anchor="t" anchorCtr="0" upright="1">
+                                <a:noAutofit/>
+                              </wps:bodyPr>
+                            </wps:wsp>
+                            <wps:wsp>
+                              <wps:cNvPr id="57" name="Rectangle 2446"/>
+                              <wps:cNvSpPr>
+                                <a:spLocks noChangeArrowheads="1"/>
+                              </wps:cNvSpPr>
+                              <wps:spPr bwMode="auto">
+                                <a:xfrm rot="-5399999">
+                                  <a:off x="1180" y="-916"/>
+                                  <a:ext cx="457" cy="2064"/>
+                                </a:xfrm>
+                                <a:prstGeom prst="rect">
+                                  <a:avLst/>
+                                </a:prstGeom>
+                                <a:noFill/>
+                                <a:ln>
+                                  <a:noFill/>
+                                </a:ln>
+                                <a:extLst>
+                                  <a:ext uri="{909E8E84-426E-40DD-AFC4-6F175D3DCCD1}">
+                                    <a14:hiddenFill xmlns:a14="http://schemas.microsoft.com/office/drawing/2010/main">
+                                      <a:solidFill>
+                                        <a:srgbClr val="FFFFFF"/>
+                                      </a:solidFill>
+                                    </a14:hiddenFill>
+                                  </a:ext>
+                                  <a:ext uri="{91240B29-F687-4F45-9708-019B960494DF}">
+                                    <a14:hiddenLine xmlns:a14="http://schemas.microsoft.com/office/drawing/2010/main" w="9525">
+                                      <a:solidFill>
+                                        <a:srgbClr val="000000"/>
+                                      </a:solidFill>
+                                      <a:miter lim="800000"/>
+                                      <a:headEnd/>
+                                      <a:tailEnd/>
+                                    </a14:hiddenLine>
+                                  </a:ext>
+                                </a:extLst>
+                              </wps:spPr>
+                              <wps:txbx>
+                                <w:txbxContent>
+                                  <w:p>
+                                    <w:pPr>
+                                      <w:spacing w:line="256" w:lineRule="auto"/>
+                                    </w:pPr>
+                                    <w:r>
+                                      <w:rPr>
+                                        <w:b/>
+                                      </w:rPr>
+                                      <w:t xml:space="preserve"> </w:t>
+                                    </w:r>
+                                  </w:p>
+                                </w:txbxContent>
+                              </wps:txbx>
+                              <wps:bodyPr rot="0" vert="horz" wrap="square" lIns="0" tIns="0" rIns="0" bIns="0" anchor="t" anchorCtr="0" upright="1">
+                                <a:noAutofit/>
+                              </wps:bodyPr>
+                            </wps:wsp>
+                          </wpg:wgp>
+                        </a:graphicData>
+                      </a:graphic>
+                    </wp:inline>
+                  </w:drawing>
+                </mc:Choice>
+                <mc:Fallback>
+                  <w:pict>
+                    <v:group w14:anchorId="6E7B48C9" id="Group 55" o:spid="_x0000_s1029" style="width:21.6pt;height:61.1pt;rotation:-90;mso-position-horizontal-relative:char;mso-position-vertical-relative:line" coordorigin=",-1579" coordsize="2745,7760" o:gfxdata="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">
+                      <v:rect id="Rectangle 2445" o:spid="_x0000_s1030" style="position:absolute;left:-2507;top:928;width:7760;height:2745;rotation:-5671742fd;visibility:visible;mso-wrap-style:square;v-text-anchor:top" o:gfxdata="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" filled="f" stroked="f">
+                        <v:textbox inset="0,0,0,0">
+                          <w:txbxContent>
+                            <w:p>
+                              <w:pPr>
+                                <w:spacing w:line="256" w:lineRule="auto"/>
+                              </w:pPr>
+                              <w:r>
+                                <w:rPr>
+                                  <w:b/>
+                                  <w:sz w:val="32"/>
+                                </w:rPr>
+                                <w:t>Impact</w:t>
+                              </w:r>
+                            </w:p>
+                          </w:txbxContent>
+                        </v:textbox>
+                      </v:rect>
+                      <v:rect id="Rectangle 2446" o:spid="_x0000_s1031" style="position:absolute;left:1180;top:-916;width:457;height:2064;rotation:-5898239fd;visibility:visible;mso-wrap-style:square;v-text-anchor:top" o:gfxdata="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" filled="f" stroked="f">
+                        <v:textbox inset="0,0,0,0">
+                          <w:txbxContent>
+                            <w:p>
+                              <w:pPr>
+                                <w:spacing w:line="256" w:lineRule="auto"/>
+                              </w:pPr>
+                              <w:r>
+                                <w:rPr>
+                                  <w:b/>
+                                </w:rPr>
+                                <w:t xml:space="preserve"> </w:t>
+                              </w:r>
+                            </w:p>
+                          </w:txbxContent>
+                        </v:textbox>
+                      </v:rect>
+                      <w10:anchorlock/>
+                    </v:group>
+                  </w:pict>
+                </mc:Fallback>
+              </mc:AlternateContent>
+            </w:r>
+          </w:p>
+        </w:tc>
+        <w:tc>
+          <w:tcPr>
+            <w:tcW w:w="1242" w:type="dxa"/>
+            <w:vMerge w:val="restart"/>
+            <w:tcBorders>
+              <w:top w:val="single" w:sz="4" w:space="0" w:color="000000"/>
+              <w:left w:val="single" w:sz="4" w:space="0" w:color="000000"/>
+              <w:bottom w:val="single" w:sz="4" w:space="0" w:color="000000"/>
+              <w:right w:val="single" w:sz="4" w:space="0" w:color="000000"/>
+            </w:tcBorders>
+            <w:hideMark/>
+          </w:tcPr>
+          <w:p>
+            <w:pPr>
+              <w:spacing w:line="256" w:lineRule="auto"/>
+              <w:ind w:left="108"/>
+            </w:pPr>
+            <w:r>
+              <w:t xml:space="preserve">High </w:t>
+            </w:r>
+          </w:p>
+        </w:tc>
+        <w:tc>
+          <w:tcPr>
+            <w:tcW w:w="1306" w:type="dxa"/>
+            <w:vMerge w:val="restart"/>
+            <w:tcBorders>
+              <w:top w:val="single" w:sz="4" w:space="0" w:color="000000"/>
+              <w:left w:val="single" w:sz="4" w:space="0" w:color="000000"/>
+              <w:bottom w:val="single" w:sz="4" w:space="0" w:color="000000"/>
+              <w:right w:val="single" w:sz="4" w:space="0" w:color="000000"/>
+            </w:tcBorders>
+            <w:hideMark/>
+          </w:tcPr>
+          <w:p>
+            <w:pPr>
+              <w:spacing w:line="256" w:lineRule="auto"/>
+              <w:ind w:left="109"/>
+            </w:pPr>
+            <w:r>
+              <w:t xml:space="preserve"> </w:t>
+            </w:r>
+          </w:p>
+        </w:tc>
+        <w:tc>
+          <w:tcPr>
+            <w:tcW w:w="1400" w:type="dxa"/>
+            <w:vMerge w:val="restart"/>
+            <w:tcBorders>
+              <w:top w:val="single" w:sz="4" w:space="0" w:color="000000"/>
+              <w:left w:val="single" w:sz="4" w:space="0" w:color="000000"/>
+              <w:bottom w:val="single" w:sz="4" w:space="0" w:color="000000"/>
+              <w:right w:val="single" w:sz="4" w:space="0" w:color="000000"/>
+            </w:tcBorders>
+            <w:shd w:val="clear" w:color="auto" w:fill="FA0000"/>
+            <w:hideMark/>
+          </w:tcPr>
+          <w:p>
+            <w:pPr>
+              <w:spacing w:line="256" w:lineRule="auto"/>
+              <w:ind w:left="107"/>
+            </w:pPr>
+            <w:r>
+              <w:t xml:space="preserve"> </w:t>
+            </w:r>
+          </w:p>
+        </w:tc>
+        <w:tc>
+          <w:tcPr>
+            <w:tcW w:w="1394" w:type="dxa"/>
+            <w:vMerge w:val="restart"/>
+            <w:tcBorders>
+              <w:top w:val="single" w:sz="4" w:space="0" w:color="000000"/>
+              <w:left w:val="single" w:sz="4" w:space="0" w:color="000000"/>
+              <w:bottom w:val="single" w:sz="4" w:space="0" w:color="000000"/>
+              <w:right w:val="single" w:sz="4" w:space="0" w:color="000000"/>
+            </w:tcBorders>
+            <w:shd w:val="clear" w:color="auto" w:fill="FA0000"/>
+            <w:hideMark/>
+          </w:tcPr>
+          <w:p>
+            <w:pPr>
+              <w:spacing w:line="256" w:lineRule="auto"/>
+              <w:ind w:left="108"/>
+            </w:pPr>
+            <w:r>
+              <w:t xml:space="preserve"> </w:t>
+            </w:r>
+          </w:p>
+        </w:tc>
+        <w:tc>
+          <w:tcPr>
+            <w:tcW w:w="103" w:type="dxa"/>
+            <w:vMerge w:val="restart"/>
+            <w:tcBorders>
+              <w:top w:val="single" w:sz="4" w:space="0" w:color="000000"/>
+              <w:left w:val="single" w:sz="4" w:space="0" w:color="000000"/>
+              <w:bottom w:val="single" w:sz="4" w:space="0" w:color="000000"/>
+              <w:right w:val="nil"/>
+            </w:tcBorders>
+            <w:shd w:val="clear" w:color="auto" w:fill="FA0000"/>
+          </w:tcPr>
+          <w:p>
+            <w:pPr>
+              <w:spacing w:after="160" w:line="256" w:lineRule="auto"/>
+            </w:pPr>
+          </w:p>
+        </w:tc>
+        <w:tc>
+          <w:tcPr>
+            <w:tcW w:w="924" w:type="dxa"/>
+            <w:gridSpan w:val="2"/>
+            <w:tcBorders>
+              <w:top w:val="single" w:sz="4" w:space="0" w:color="000000"/>
+              <w:left w:val="nil"/>
+              <w:bottom w:val="nil"/>
+              <w:right w:val="nil"/>
+            </w:tcBorders>
+            <w:shd w:val="clear" w:color="auto" w:fill="FA0000"/>
+          </w:tcPr>
+          <w:p>
+            <w:pPr>
+              <w:spacing w:line="256" w:lineRule="auto"/>
+              <w:ind w:left="-7504" w:right="2"/>
+            </w:pPr>
+          </w:p>
+          <w:tbl>
+            <w:tblPr>
+              <w:tblStyle w:val="TableGrid0"/>
+              <w:tblW w:w="922" w:type="dxa"/>
+              <w:tblInd w:w="0" w:type="dxa"/>
+              <w:tblCellMar>
+                <w:top w:w="48" w:type="dxa"/>
+                <w:right w:w="1" w:type="dxa"/>
+              </w:tblCellMar>
+              <w:tblLook w:val="04A0" w:firstRow="1" w:lastRow="0" w:firstColumn="1" w:lastColumn="0" w:noHBand="0" w:noVBand="1"/>
+            </w:tblPr>
+            <w:tblGrid>
+              <w:gridCol w:w="922"/>
+            </w:tblGrid>
+            <w:tr>
+              <w:trPr>
+                <w:trHeight w:val="293"/>
+              </w:trPr>
+              <w:tc>
+                <w:tcPr>
+                  <w:tcW w:w="922" w:type="dxa"/>
+                  <w:shd w:val="clear" w:color="auto" w:fill="FF0000"/>
+                  <w:hideMark/>
+                </w:tcPr>
+                <w:p>
+                  <w:pPr>
+                    <w:spacing w:line="256" w:lineRule="auto"/>
+                    <w:jc w:val="both"/>
+                  </w:pPr>
+                  <w:r>
+                    <w:t>PR4, TR4,</w:t>
+                  </w:r>
+                </w:p>
+              </w:tc>
+            </w:tr>
+          </w:tbl>
+          <w:p>
+            <w:pPr>
+              <w:spacing w:after="160" w:line="256" w:lineRule="auto"/>
+              <w:rPr>
+                <w:rFonts w:ascii="Calibri" w:eastAsia="Calibri" w:hAnsi="Calibri"/>
+                <w:color w:val="000000"/>
+                <w:sz w:val="24"/>
+              </w:rPr>
+            </w:pPr>
+          </w:p>
+        </w:tc>
+        <w:tc>
+          <w:tcPr>
+            <w:tcW w:w="233" w:type="dxa"/>
+            <w:vMerge w:val="restart"/>
+            <w:tcBorders>
+              <w:top w:val="single" w:sz="4" w:space="0" w:color="000000"/>
+              <w:left w:val="nil"/>
+              <w:bottom w:val="single" w:sz="4" w:space="0" w:color="000000"/>
+              <w:right w:val="single" w:sz="4" w:space="0" w:color="000000"/>
+            </w:tcBorders>
+            <w:shd w:val="clear" w:color="auto" w:fill="FA0000"/>
+            <w:hideMark/>
+          </w:tcPr>
+          <w:p>
+            <w:pPr>
+              <w:spacing w:line="256" w:lineRule="auto"/>
+              <w:ind w:left="-4"/>
+            </w:pPr>
+            <w:r>
+              <w:t xml:space="preserve"> </w:t>
+            </w:r>
+          </w:p>
+        </w:tc>
+      </w:tr>
+      <w:tr>
+        <w:trPr>
+          <w:trHeight w:val="298"/>
+        </w:trPr>
+        <w:tc>
+          <w:tcPr>
+            <w:tcW w:w="0" w:type="auto"/>
+            <w:vMerge/>
+            <w:tcBorders>
+              <w:top w:val="single" w:sz="4" w:space="0" w:color="000000"/>
+              <w:left w:val="single" w:sz="4" w:space="0" w:color="000000"/>
+              <w:bottom w:val="single" w:sz="4" w:space="0" w:color="000000"/>
+              <w:right w:val="single" w:sz="4" w:space="0" w:color="000000"/>
+            </w:tcBorders>
+            <w:vAlign w:val="center"/>
+            <w:hideMark/>
+          </w:tcPr>
+          <w:p>
+            <w:pPr>
+              <w:rPr>
+                <w:rFonts w:ascii="Calibri" w:eastAsia="Calibri" w:hAnsi="Calibri"/>
+                <w:color w:val="000000"/>
+                <w:sz w:val="24"/>
+              </w:rPr>
+            </w:pPr>
+          </w:p>
+        </w:tc>
+        <w:tc>
+          <w:tcPr>
+            <w:tcW w:w="0" w:type="auto"/>
+            <w:vMerge/>
+            <w:tcBorders>
+              <w:top w:val="single" w:sz="4" w:space="0" w:color="000000"/>
+              <w:left w:val="single" w:sz="4" w:space="0" w:color="000000"/>
+              <w:bottom w:val="single" w:sz="4" w:space="0" w:color="000000"/>
+              <w:right w:val="single" w:sz="4" w:space="0" w:color="000000"/>
+            </w:tcBorders>
+            <w:vAlign w:val="center"/>
+            <w:hideMark/>
+          </w:tcPr>
+          <w:p>
+            <w:pPr>
+              <w:rPr>
+                <w:rFonts w:ascii="Calibri" w:eastAsia="Calibri" w:hAnsi="Calibri"/>
+                <w:color w:val="000000"/>
+                <w:sz w:val="24"/>
+              </w:rPr>
+            </w:pPr>
+          </w:p>
+        </w:tc>
+        <w:tc>
+          <w:tcPr>
+            <w:tcW w:w="0" w:type="auto"/>
+            <w:vMerge/>
+            <w:tcBorders>
+              <w:top w:val="single" w:sz="4" w:space="0" w:color="000000"/>
+              <w:left w:val="single" w:sz="4" w:space="0" w:color="000000"/>
+              <w:bottom w:val="single" w:sz="4" w:space="0" w:color="000000"/>
+              <w:right w:val="single" w:sz="4" w:space="0" w:color="000000"/>
+            </w:tcBorders>
+            <w:vAlign w:val="center"/>
+            <w:hideMark/>
+          </w:tcPr>
+          <w:p>
+            <w:pPr>
+              <w:rPr>
+                <w:rFonts w:ascii="Calibri" w:eastAsia="Calibri" w:hAnsi="Calibri"/>
+                <w:color w:val="000000"/>
+                <w:sz w:val="24"/>
+              </w:rPr>
+            </w:pPr>
+          </w:p>
+        </w:tc>
+        <w:tc>
+          <w:tcPr>
+            <w:tcW w:w="0" w:type="auto"/>
+            <w:vMerge/>
+            <w:tcBorders>
+              <w:top w:val="single" w:sz="4" w:space="0" w:color="000000"/>
+              <w:left w:val="single" w:sz="4" w:space="0" w:color="000000"/>
+              <w:bottom w:val="single" w:sz="4" w:space="0" w:color="000000"/>
+              <w:right w:val="single" w:sz="4" w:space="0" w:color="000000"/>
+            </w:tcBorders>
+            <w:vAlign w:val="center"/>
+            <w:hideMark/>
+          </w:tcPr>
+          <w:p>
+            <w:pPr>
+              <w:rPr>
+                <w:rFonts w:ascii="Calibri" w:eastAsia="Calibri" w:hAnsi="Calibri"/>
+                <w:color w:val="000000"/>
+                <w:sz w:val="24"/>
+              </w:rPr>
+            </w:pPr>
+          </w:p>
+        </w:tc>
+        <w:tc>
+          <w:tcPr>
+            <w:tcW w:w="0" w:type="auto"/>
+            <w:vMerge/>
+            <w:tcBorders>
+              <w:top w:val="single" w:sz="4" w:space="0" w:color="000000"/>
+              <w:left w:val="single" w:sz="4" w:space="0" w:color="000000"/>
+              <w:bottom w:val="single" w:sz="4" w:space="0" w:color="000000"/>
+              <w:right w:val="single" w:sz="4" w:space="0" w:color="000000"/>
+            </w:tcBorders>
+            <w:vAlign w:val="center"/>
+            <w:hideMark/>
+          </w:tcPr>
+          <w:p>
+            <w:pPr>
+              <w:rPr>
+                <w:rFonts w:ascii="Calibri" w:eastAsia="Calibri" w:hAnsi="Calibri"/>
+                <w:color w:val="000000"/>
+                <w:sz w:val="24"/>
+              </w:rPr>
+            </w:pPr>
+          </w:p>
+        </w:tc>
+        <w:tc>
+          <w:tcPr>
+            <w:tcW w:w="0" w:type="auto"/>
+            <w:vMerge/>
+            <w:tcBorders>
+              <w:top w:val="single" w:sz="4" w:space="0" w:color="000000"/>
+              <w:left w:val="single" w:sz="4" w:space="0" w:color="000000"/>
+              <w:bottom w:val="single" w:sz="4" w:space="0" w:color="000000"/>
+              <w:right w:val="nil"/>
+            </w:tcBorders>
+            <w:vAlign w:val="center"/>
+            <w:hideMark/>
+          </w:tcPr>
+          <w:p>
+            <w:pPr>
+              <w:rPr>
+                <w:rFonts w:ascii="Calibri" w:eastAsia="Calibri" w:hAnsi="Calibri"/>
+                <w:color w:val="000000"/>
+                <w:sz w:val="24"/>
+              </w:rPr>
+            </w:pPr>
+          </w:p>
+        </w:tc>
+        <w:tc>
+          <w:tcPr>
+            <w:tcW w:w="382" w:type="dxa"/>
+            <w:tcBorders>
+              <w:top w:val="nil"/>
+              <w:left w:val="nil"/>
+              <w:bottom w:val="single" w:sz="4" w:space="0" w:color="000000"/>
+              <w:right w:val="nil"/>
+            </w:tcBorders>
+            <w:shd w:val="clear" w:color="auto" w:fill="FF0000"/>
+            <w:hideMark/>
+          </w:tcPr>
+          <w:p>
+            <w:pPr>
+              <w:spacing w:line="256" w:lineRule="auto"/>
+              <w:jc w:val="both"/>
+            </w:pPr>
+            <w:r>
+              <w:t>BR3</w:t>
+            </w:r>
+          </w:p>
+        </w:tc>
+        <w:tc>
+          <w:tcPr>
+            <w:tcW w:w="542" w:type="dxa"/>
+            <w:tcBorders>
+              <w:top w:val="nil"/>
+              <w:left w:val="nil"/>
+              <w:bottom w:val="single" w:sz="4" w:space="0" w:color="000000"/>
+              <w:right w:val="nil"/>
+            </w:tcBorders>
+            <w:shd w:val="clear" w:color="auto" w:fill="FA0000"/>
+            <w:hideMark/>
+          </w:tcPr>
+          <w:p>
+            <w:pPr>
+              <w:spacing w:line="256" w:lineRule="auto"/>
+            </w:pPr>
+            <w:r>
+              <w:t xml:space="preserve"> </w:t>
+            </w:r>
+          </w:p>
+        </w:tc>
+        <w:tc>
+          <w:tcPr>
+            <w:tcW w:w="0" w:type="auto"/>
+            <w:vMerge/>
+            <w:tcBorders>
+              <w:top w:val="single" w:sz="4" w:space="0" w:color="000000"/>
+              <w:left w:val="nil"/>
+              <w:bottom w:val="single" w:sz="4" w:space="0" w:color="000000"/>
+              <w:right w:val="single" w:sz="4" w:space="0" w:color="000000"/>
+            </w:tcBorders>
+            <w:vAlign w:val="center"/>
+            <w:hideMark/>
+          </w:tcPr>
+          <w:p>
+            <w:pPr>
+              <w:rPr>
+                <w:rFonts w:ascii="Calibri" w:eastAsia="Calibri" w:hAnsi="Calibri"/>
+                <w:color w:val="000000"/>
+                <w:sz w:val="24"/>
+              </w:rPr>
+            </w:pPr>
+          </w:p>
+        </w:tc>
+      </w:tr>
+      <w:tr>
+        <w:trPr>
+          <w:trHeight w:val="298"/>
+        </w:trPr>
+        <w:tc>
+          <w:tcPr>
+            <w:tcW w:w="0" w:type="auto"/>
+            <w:vMerge/>
+            <w:tcBorders>
+              <w:top w:val="single" w:sz="4" w:space="0" w:color="000000"/>
+              <w:left w:val="single" w:sz="4" w:space="0" w:color="000000"/>
+              <w:bottom w:val="single" w:sz="4" w:space="0" w:color="000000"/>
+              <w:right w:val="single" w:sz="4" w:space="0" w:color="000000"/>
+            </w:tcBorders>
+            <w:vAlign w:val="center"/>
+            <w:hideMark/>
+          </w:tcPr>
+          <w:p>
+            <w:pPr>
+              <w:rPr>
+                <w:rFonts w:ascii="Calibri" w:eastAsia="Calibri" w:hAnsi="Calibri"/>
+                <w:color w:val="000000"/>
+                <w:sz w:val="24"/>
+              </w:rPr>
+            </w:pPr>
+          </w:p>
+        </w:tc>
+        <w:tc>
+          <w:tcPr>
+            <w:tcW w:w="1242" w:type="dxa"/>
+            <w:vMerge w:val="restart"/>
+            <w:tcBorders>
+              <w:top w:val="single" w:sz="4" w:space="0" w:color="000000"/>
+              <w:left w:val="single" w:sz="4" w:space="0" w:color="000000"/>
+              <w:bottom w:val="single" w:sz="4" w:space="0" w:color="000000"/>
+              <w:right w:val="single" w:sz="4" w:space="0" w:color="000000"/>
+            </w:tcBorders>
+            <w:hideMark/>
+          </w:tcPr>
+          <w:p>
+            <w:pPr>
+              <w:spacing w:line="256" w:lineRule="auto"/>
+              <w:ind w:left="108"/>
+            </w:pPr>
+            <w:r>
+              <w:t xml:space="preserve">Significant </w:t>
+            </w:r>
+          </w:p>
+        </w:tc>
+        <w:tc>
+          <w:tcPr>
+            <w:tcW w:w="1306" w:type="dxa"/>
+            <w:vMerge w:val="restart"/>
+            <w:tcBorders>
+              <w:top w:val="single" w:sz="4" w:space="0" w:color="000000"/>
+              <w:left w:val="single" w:sz="4" w:space="0" w:color="000000"/>
+              <w:bottom w:val="single" w:sz="4" w:space="0" w:color="000000"/>
+              <w:right w:val="single" w:sz="4" w:space="0" w:color="000000"/>
+            </w:tcBorders>
+            <w:hideMark/>
+          </w:tcPr>
+          <w:p>
+            <w:pPr>
+              <w:spacing w:line="256" w:lineRule="auto"/>
+              <w:ind w:left="109"/>
+            </w:pPr>
+            <w:r>
+              <w:t xml:space="preserve">BR2 </w:t>
+            </w:r>
+          </w:p>
+        </w:tc>
+        <w:tc>
+          <w:tcPr>
+            <w:tcW w:w="1400" w:type="dxa"/>
+            <w:vMerge w:val="restart"/>
+            <w:tcBorders>
+              <w:top w:val="single" w:sz="4" w:space="0" w:color="000000"/>
+              <w:left w:val="single" w:sz="4" w:space="0" w:color="000000"/>
+              <w:bottom w:val="single" w:sz="4" w:space="0" w:color="000000"/>
+              <w:right w:val="single" w:sz="4" w:space="0" w:color="000000"/>
+            </w:tcBorders>
+            <w:hideMark/>
+          </w:tcPr>
+          <w:p>
+            <w:pPr>
+              <w:spacing w:line="256" w:lineRule="auto"/>
+              <w:ind w:left="107"/>
+            </w:pPr>
+            <w:r>
+              <w:t xml:space="preserve">TR1, TR2, BR4 </w:t>
+            </w:r>
+          </w:p>
+        </w:tc>
+        <w:tc>
+          <w:tcPr>
+            <w:tcW w:w="1394" w:type="dxa"/>
+            <w:vMerge w:val="restart"/>
+            <w:tcBorders>
+              <w:top w:val="single" w:sz="4" w:space="0" w:color="000000"/>
+              <w:left w:val="single" w:sz="4" w:space="0" w:color="000000"/>
+              <w:bottom w:val="single" w:sz="4" w:space="0" w:color="000000"/>
+              <w:right w:val="single" w:sz="4" w:space="0" w:color="000000"/>
+            </w:tcBorders>
+            <w:hideMark/>
+          </w:tcPr>
+          <w:p>
+            <w:pPr>
+              <w:spacing w:line="256" w:lineRule="auto"/>
+              <w:ind w:left="108"/>
+            </w:pPr>
+            <w:r>
+              <w:t xml:space="preserve">PR3, TR5, TR3, BR1 </w:t>
+            </w:r>
+          </w:p>
+        </w:tc>
+        <w:tc>
+          <w:tcPr>
+            <w:tcW w:w="103" w:type="dxa"/>
+            <w:vMerge w:val="restart"/>
+            <w:tcBorders>
+              <w:top w:val="single" w:sz="4" w:space="0" w:color="000000"/>
+              <w:left w:val="single" w:sz="4" w:space="0" w:color="000000"/>
+              <w:bottom w:val="single" w:sz="4" w:space="0" w:color="000000"/>
+              <w:right w:val="nil"/>
+            </w:tcBorders>
+            <w:shd w:val="clear" w:color="auto" w:fill="FA0000"/>
+          </w:tcPr>
+          <w:p>
+            <w:pPr>
+              <w:spacing w:after="160" w:line="256" w:lineRule="auto"/>
+            </w:pPr>
+          </w:p>
+        </w:tc>
+        <w:tc>
+          <w:tcPr>
+            <w:tcW w:w="924" w:type="dxa"/>
+            <w:gridSpan w:val="2"/>
+            <w:tcBorders>
+              <w:top w:val="single" w:sz="4" w:space="0" w:color="000000"/>
+              <w:left w:val="nil"/>
+              <w:bottom w:val="nil"/>
+              <w:right w:val="nil"/>
+            </w:tcBorders>
+            <w:shd w:val="clear" w:color="auto" w:fill="FF0000"/>
+            <w:hideMark/>
+          </w:tcPr>
+          <w:p>
+            <w:pPr>
+              <w:spacing w:line="256" w:lineRule="auto"/>
+              <w:ind w:right="-4"/>
+              <w:jc w:val="both"/>
+            </w:pPr>
+            <w:r>
+              <w:t xml:space="preserve">PR1, PR2, </w:t>
+            </w:r>
+          </w:p>
+        </w:tc>
+        <w:tc>
+          <w:tcPr>
+            <w:tcW w:w="233" w:type="dxa"/>
+            <w:vMerge w:val="restart"/>
+            <w:tcBorders>
+              <w:top w:val="single" w:sz="4" w:space="0" w:color="000000"/>
+              <w:left w:val="nil"/>
+              <w:bottom w:val="single" w:sz="4" w:space="0" w:color="000000"/>
+              <w:right w:val="single" w:sz="4" w:space="0" w:color="000000"/>
+            </w:tcBorders>
+            <w:shd w:val="clear" w:color="auto" w:fill="FA0000"/>
+            <w:hideMark/>
+          </w:tcPr>
+          <w:p>
+            <w:pPr>
+              <w:spacing w:line="256" w:lineRule="auto"/>
+              <w:ind w:left="55"/>
+            </w:pPr>
+            <w:r>
+              <w:t xml:space="preserve"> </w:t>
+            </w:r>
+          </w:p>
+        </w:tc>
+      </w:tr>
+      <w:tr>
+        <w:trPr>
+          <w:trHeight w:val="296"/>
+        </w:trPr>
+        <w:tc>
+          <w:tcPr>
+            <w:tcW w:w="0" w:type="auto"/>
+            <w:vMerge/>
+            <w:tcBorders>
+              <w:top w:val="single" w:sz="4" w:space="0" w:color="000000"/>
+              <w:left w:val="single" w:sz="4" w:space="0" w:color="000000"/>
+              <w:bottom w:val="single" w:sz="4" w:space="0" w:color="000000"/>
+              <w:right w:val="single" w:sz="4" w:space="0" w:color="000000"/>
+            </w:tcBorders>
+            <w:vAlign w:val="center"/>
+            <w:hideMark/>
+          </w:tcPr>
+          <w:p>
+            <w:pPr>
+              <w:rPr>
+                <w:rFonts w:ascii="Calibri" w:eastAsia="Calibri" w:hAnsi="Calibri"/>
+                <w:color w:val="000000"/>
+                <w:sz w:val="24"/>
+              </w:rPr>
+            </w:pPr>
+          </w:p>
+        </w:tc>
+        <w:tc>
+          <w:tcPr>
+            <w:tcW w:w="0" w:type="auto"/>
+            <w:vMerge/>
+            <w:tcBorders>
+              <w:top w:val="single" w:sz="4" w:space="0" w:color="000000"/>
+              <w:left w:val="single" w:sz="4" w:space="0" w:color="000000"/>
+              <w:bottom w:val="single" w:sz="4" w:space="0" w:color="000000"/>
+              <w:right w:val="single" w:sz="4" w:space="0" w:color="000000"/>
+            </w:tcBorders>
+            <w:vAlign w:val="center"/>
+            <w:hideMark/>
+          </w:tcPr>
+          <w:p>
+            <w:pPr>
+              <w:rPr>
+                <w:rFonts w:ascii="Calibri" w:eastAsia="Calibri" w:hAnsi="Calibri"/>
+                <w:color w:val="000000"/>
+                <w:sz w:val="24"/>
+              </w:rPr>
+            </w:pPr>
+          </w:p>
+        </w:tc>
+        <w:tc>
+          <w:tcPr>
+            <w:tcW w:w="0" w:type="auto"/>
+            <w:vMerge/>
+            <w:tcBorders>
+              <w:top w:val="single" w:sz="4" w:space="0" w:color="000000"/>
+              <w:left w:val="single" w:sz="4" w:space="0" w:color="000000"/>
+              <w:bottom w:val="single" w:sz="4" w:space="0" w:color="000000"/>
+              <w:right w:val="single" w:sz="4" w:space="0" w:color="000000"/>
+            </w:tcBorders>
+            <w:vAlign w:val="center"/>
+            <w:hideMark/>
+          </w:tcPr>
+          <w:p>
+            <w:pPr>
+              <w:rPr>
+                <w:rFonts w:ascii="Calibri" w:eastAsia="Calibri" w:hAnsi="Calibri"/>
+                <w:color w:val="000000"/>
+                <w:sz w:val="24"/>
+              </w:rPr>
+            </w:pPr>
+          </w:p>
+        </w:tc>
+        <w:tc>
+          <w:tcPr>
+            <w:tcW w:w="0" w:type="auto"/>
+            <w:vMerge/>
+            <w:tcBorders>
+              <w:top w:val="single" w:sz="4" w:space="0" w:color="000000"/>
+              <w:left w:val="single" w:sz="4" w:space="0" w:color="000000"/>
+              <w:bottom w:val="single" w:sz="4" w:space="0" w:color="000000"/>
+              <w:right w:val="single" w:sz="4" w:space="0" w:color="000000"/>
+            </w:tcBorders>
+            <w:vAlign w:val="center"/>
+            <w:hideMark/>
+          </w:tcPr>
+          <w:p>
+            <w:pPr>
+              <w:rPr>
+                <w:rFonts w:ascii="Calibri" w:eastAsia="Calibri" w:hAnsi="Calibri"/>
+                <w:color w:val="000000"/>
+                <w:sz w:val="24"/>
+              </w:rPr>
+            </w:pPr>
+          </w:p>
+        </w:tc>
+        <w:tc>
+          <w:tcPr>
+            <w:tcW w:w="0" w:type="auto"/>
+            <w:vMerge/>
+            <w:tcBorders>
+              <w:top w:val="single" w:sz="4" w:space="0" w:color="000000"/>
+              <w:left w:val="single" w:sz="4" w:space="0" w:color="000000"/>
+              <w:bottom w:val="single" w:sz="4" w:space="0" w:color="000000"/>
+              <w:right w:val="single" w:sz="4" w:space="0" w:color="000000"/>
+            </w:tcBorders>
+            <w:vAlign w:val="center"/>
+            <w:hideMark/>
+          </w:tcPr>
+          <w:p>
+            <w:pPr>
+              <w:rPr>
+                <w:rFonts w:ascii="Calibri" w:eastAsia="Calibri" w:hAnsi="Calibri"/>
+                <w:color w:val="000000"/>
+                <w:sz w:val="24"/>
+              </w:rPr>
+            </w:pPr>
+          </w:p>
+        </w:tc>
+        <w:tc>
+          <w:tcPr>
+            <w:tcW w:w="0" w:type="auto"/>
+            <w:vMerge/>
+            <w:tcBorders>
+              <w:top w:val="single" w:sz="4" w:space="0" w:color="000000"/>
+              <w:left w:val="single" w:sz="4" w:space="0" w:color="000000"/>
+              <w:bottom w:val="single" w:sz="4" w:space="0" w:color="000000"/>
+              <w:right w:val="nil"/>
+            </w:tcBorders>
+            <w:vAlign w:val="center"/>
+            <w:hideMark/>
+          </w:tcPr>
+          <w:p>
+            <w:pPr>
+              <w:rPr>
+                <w:rFonts w:ascii="Calibri" w:eastAsia="Calibri" w:hAnsi="Calibri"/>
+                <w:color w:val="000000"/>
+                <w:sz w:val="24"/>
+              </w:rPr>
+            </w:pPr>
+          </w:p>
+        </w:tc>
+        <w:tc>
+          <w:tcPr>
+            <w:tcW w:w="924" w:type="dxa"/>
+            <w:gridSpan w:val="2"/>
+            <w:tcBorders>
+              <w:top w:val="nil"/>
+              <w:left w:val="nil"/>
+              <w:bottom w:val="single" w:sz="4" w:space="0" w:color="000000"/>
+              <w:right w:val="nil"/>
+            </w:tcBorders>
+            <w:shd w:val="clear" w:color="auto" w:fill="FA0000"/>
+          </w:tcPr>
+          <w:p>
+            <w:pPr>
+              <w:spacing w:after="160" w:line="256" w:lineRule="auto"/>
+            </w:pPr>
+          </w:p>
+        </w:tc>
+        <w:tc>
+          <w:tcPr>
+            <w:tcW w:w="0" w:type="auto"/>
+            <w:vMerge/>
+            <w:tcBorders>
+              <w:top w:val="single" w:sz="4" w:space="0" w:color="000000"/>
+              <w:left w:val="nil"/>
+              <w:bottom w:val="single" w:sz="4" w:space="0" w:color="000000"/>
+              <w:right w:val="single" w:sz="4" w:space="0" w:color="000000"/>
+            </w:tcBorders>
+            <w:vAlign w:val="center"/>
+            <w:hideMark/>
+          </w:tcPr>
+          <w:p>
+            <w:pPr>
+              <w:rPr>
+                <w:rFonts w:ascii="Calibri" w:eastAsia="Calibri" w:hAnsi="Calibri"/>
+                <w:color w:val="000000"/>
+                <w:sz w:val="24"/>
+              </w:rPr>
+            </w:pPr>
+          </w:p>
+        </w:tc>
+      </w:tr>
+      <w:tr>
+        <w:trPr>
+          <w:trHeight w:val="306"/>
+        </w:trPr>
+        <w:tc>
+          <w:tcPr>
+            <w:tcW w:w="0" w:type="auto"/>
+            <w:vMerge/>
+            <w:tcBorders>
+              <w:top w:val="single" w:sz="4" w:space="0" w:color="000000"/>
+              <w:left w:val="single" w:sz="4" w:space="0" w:color="000000"/>
+              <w:bottom w:val="single" w:sz="4" w:space="0" w:color="000000"/>
+              <w:right w:val="single" w:sz="4" w:space="0" w:color="000000"/>
+            </w:tcBorders>
+            <w:vAlign w:val="center"/>
+            <w:hideMark/>
+          </w:tcPr>
+          <w:p>
+            <w:pPr>
+              <w:rPr>
+                <w:rFonts w:ascii="Calibri" w:eastAsia="Calibri" w:hAnsi="Calibri"/>
+                <w:color w:val="000000"/>
+                <w:sz w:val="24"/>
+              </w:rPr>
+            </w:pPr>
+          </w:p>
+        </w:tc>
+        <w:tc>
+          <w:tcPr>
+            <w:tcW w:w="1242" w:type="dxa"/>
+            <w:tcBorders>
+              <w:top w:val="single" w:sz="4" w:space="0" w:color="000000"/>
+              <w:left w:val="single" w:sz="4" w:space="0" w:color="000000"/>
+              <w:bottom w:val="single" w:sz="4" w:space="0" w:color="000000"/>
+              <w:right w:val="single" w:sz="4" w:space="0" w:color="000000"/>
+            </w:tcBorders>
+            <w:hideMark/>
+          </w:tcPr>
+          <w:p>
+            <w:pPr>
+              <w:spacing w:line="256" w:lineRule="auto"/>
+              <w:ind w:left="108"/>
+            </w:pPr>
+            <w:r>
+              <w:t xml:space="preserve">Moderate </w:t>
+            </w:r>
+          </w:p>
+        </w:tc>
+        <w:tc>
+          <w:tcPr>
+            <w:tcW w:w="1306" w:type="dxa"/>
+            <w:tcBorders>
+              <w:top w:val="single" w:sz="4" w:space="0" w:color="000000"/>
+              <w:left w:val="single" w:sz="4" w:space="0" w:color="000000"/>
+              <w:bottom w:val="single" w:sz="4" w:space="0" w:color="000000"/>
+              <w:right w:val="single" w:sz="4" w:space="0" w:color="000000"/>
+            </w:tcBorders>
+            <w:hideMark/>
+          </w:tcPr>
+          <w:p>
+            <w:pPr>
+              <w:spacing w:line="256" w:lineRule="auto"/>
+              <w:ind w:left="109"/>
+            </w:pPr>
+            <w:r>
+              <w:t xml:space="preserve"> </w:t>
+            </w:r>
+          </w:p>
+        </w:tc>
+        <w:tc>
+          <w:tcPr>
+            <w:tcW w:w="1400" w:type="dxa"/>
+            <w:tcBorders>
+              <w:top w:val="single" w:sz="4" w:space="0" w:color="000000"/>
+              <w:left w:val="single" w:sz="4" w:space="0" w:color="000000"/>
+              <w:bottom w:val="single" w:sz="4" w:space="0" w:color="000000"/>
+              <w:right w:val="single" w:sz="4" w:space="0" w:color="000000"/>
+            </w:tcBorders>
+            <w:hideMark/>
+          </w:tcPr>
+          <w:p>
+            <w:pPr>
+              <w:spacing w:line="256" w:lineRule="auto"/>
+              <w:ind w:left="107"/>
+            </w:pPr>
+            <w:r>
+              <w:t xml:space="preserve"> </w:t>
+            </w:r>
+          </w:p>
+        </w:tc>
+        <w:tc>
+          <w:tcPr>
+            <w:tcW w:w="1394" w:type="dxa"/>
+            <w:tcBorders>
+              <w:top w:val="single" w:sz="4" w:space="0" w:color="000000"/>
+              <w:left w:val="single" w:sz="4" w:space="0" w:color="000000"/>
+              <w:bottom w:val="single" w:sz="4" w:space="0" w:color="000000"/>
+              <w:right w:val="single" w:sz="4" w:space="0" w:color="000000"/>
+            </w:tcBorders>
+            <w:hideMark/>
+          </w:tcPr>
+          <w:p>
+            <w:pPr>
+              <w:spacing w:line="256" w:lineRule="auto"/>
+              <w:ind w:left="108"/>
+            </w:pPr>
+            <w:r>
+              <w:t xml:space="preserve"> </w:t>
+            </w:r>
+          </w:p>
+        </w:tc>
+        <w:tc>
+          <w:tcPr>
+            <w:tcW w:w="1260" w:type="dxa"/>
+            <w:gridSpan w:val="4"/>
+            <w:tcBorders>
+              <w:top w:val="single" w:sz="4" w:space="0" w:color="000000"/>
+              <w:left w:val="single" w:sz="4" w:space="0" w:color="000000"/>
+              <w:bottom w:val="single" w:sz="4" w:space="0" w:color="000000"/>
+              <w:right w:val="single" w:sz="4" w:space="0" w:color="000000"/>
+            </w:tcBorders>
+            <w:hideMark/>
+          </w:tcPr>
+          <w:p>
+            <w:pPr>
+              <w:spacing w:line="256" w:lineRule="auto"/>
+              <w:ind w:left="108"/>
+            </w:pPr>
+            <w:r>
+              <w:t xml:space="preserve"> </w:t>
+            </w:r>
+          </w:p>
+        </w:tc>
+      </w:tr>
+      <w:tr>
+        <w:trPr>
+          <w:trHeight w:val="302"/>
+        </w:trPr>
+        <w:tc>
+          <w:tcPr>
+            <w:tcW w:w="0" w:type="auto"/>
+            <w:vMerge/>
+            <w:tcBorders>
+              <w:top w:val="single" w:sz="4" w:space="0" w:color="000000"/>
+              <w:left w:val="single" w:sz="4" w:space="0" w:color="000000"/>
+              <w:bottom w:val="single" w:sz="4" w:space="0" w:color="000000"/>
+              <w:right w:val="single" w:sz="4" w:space="0" w:color="000000"/>
+            </w:tcBorders>
+            <w:vAlign w:val="center"/>
+            <w:hideMark/>
+          </w:tcPr>
+          <w:p>
+            <w:pPr>
+              <w:rPr>
+                <w:rFonts w:ascii="Calibri" w:eastAsia="Calibri" w:hAnsi="Calibri"/>
+                <w:color w:val="000000"/>
+                <w:sz w:val="24"/>
+              </w:rPr>
+            </w:pPr>
+          </w:p>
+        </w:tc>
+        <w:tc>
+          <w:tcPr>
+            <w:tcW w:w="1242" w:type="dxa"/>
+            <w:tcBorders>
+              <w:top w:val="single" w:sz="4" w:space="0" w:color="000000"/>
+              <w:left w:val="single" w:sz="4" w:space="0" w:color="000000"/>
+              <w:bottom w:val="single" w:sz="4" w:space="0" w:color="000000"/>
+              <w:right w:val="single" w:sz="4" w:space="0" w:color="000000"/>
+            </w:tcBorders>
+            <w:hideMark/>
+          </w:tcPr>
+          <w:p>
+            <w:pPr>
+              <w:spacing w:line="256" w:lineRule="auto"/>
+              <w:ind w:left="108"/>
+            </w:pPr>
+            <w:r>
+              <w:t xml:space="preserve">Low </w:t>
+            </w:r>
+          </w:p>
+        </w:tc>
+        <w:tc>
+          <w:tcPr>
+            <w:tcW w:w="1306" w:type="dxa"/>
+            <w:tcBorders>
+              <w:top w:val="single" w:sz="4" w:space="0" w:color="000000"/>
+              <w:left w:val="single" w:sz="4" w:space="0" w:color="000000"/>
+              <w:bottom w:val="single" w:sz="4" w:space="0" w:color="000000"/>
+              <w:right w:val="single" w:sz="4" w:space="0" w:color="000000"/>
+            </w:tcBorders>
+            <w:hideMark/>
+          </w:tcPr>
+          <w:p>
+            <w:pPr>
+              <w:spacing w:line="256" w:lineRule="auto"/>
+              <w:ind w:left="109"/>
+            </w:pPr>
+            <w:r>
+              <w:t xml:space="preserve"> </w:t>
+            </w:r>
+          </w:p>
+        </w:tc>
+        <w:tc>
+          <w:tcPr>
+            <w:tcW w:w="1400" w:type="dxa"/>
+            <w:tcBorders>
+              <w:top w:val="single" w:sz="4" w:space="0" w:color="000000"/>
+              <w:left w:val="single" w:sz="4" w:space="0" w:color="000000"/>
+              <w:bottom w:val="single" w:sz="4" w:space="0" w:color="000000"/>
+              <w:right w:val="single" w:sz="4" w:space="0" w:color="000000"/>
+            </w:tcBorders>
+            <w:hideMark/>
+          </w:tcPr>
+          <w:p>
+            <w:pPr>
+              <w:spacing w:line="256" w:lineRule="auto"/>
+              <w:ind w:left="107"/>
+            </w:pPr>
+            <w:r>
+              <w:t xml:space="preserve"> </w:t>
+            </w:r>
+          </w:p>
+        </w:tc>
+        <w:tc>
+          <w:tcPr>
+            <w:tcW w:w="1394" w:type="dxa"/>
+            <w:tcBorders>
+              <w:top w:val="single" w:sz="4" w:space="0" w:color="000000"/>
+              <w:left w:val="single" w:sz="4" w:space="0" w:color="000000"/>
+              <w:bottom w:val="single" w:sz="4" w:space="0" w:color="000000"/>
+              <w:right w:val="single" w:sz="4" w:space="0" w:color="000000"/>
+            </w:tcBorders>
+            <w:hideMark/>
+          </w:tcPr>
+          <w:p>
+            <w:pPr>
+              <w:spacing w:line="256" w:lineRule="auto"/>
+              <w:ind w:left="108"/>
+            </w:pPr>
+            <w:r>
+              <w:t xml:space="preserve"> </w:t>
+            </w:r>
+          </w:p>
+        </w:tc>
+        <w:tc>
+          <w:tcPr>
+            <w:tcW w:w="1260" w:type="dxa"/>
+            <w:gridSpan w:val="4"/>
+            <w:tcBorders>
+              <w:top w:val="single" w:sz="4" w:space="0" w:color="000000"/>
+              <w:left w:val="single" w:sz="4" w:space="0" w:color="000000"/>
+              <w:bottom w:val="single" w:sz="4" w:space="0" w:color="000000"/>
+              <w:right w:val="single" w:sz="4" w:space="0" w:color="000000"/>
+            </w:tcBorders>
+            <w:hideMark/>
+          </w:tcPr>
+          <w:p>
+            <w:pPr>
+              <w:spacing w:line="256" w:lineRule="auto"/>
+              <w:ind w:left="108"/>
+            </w:pPr>
+            <w:r>
+              <w:t xml:space="preserve"> </w:t>
+            </w:r>
+          </w:p>
+        </w:tc>
+      </w:tr>
+      <w:tr>
+        <w:trPr>
+          <w:trHeight w:val="302"/>
+        </w:trPr>
+        <w:tc>
+          <w:tcPr>
+            <w:tcW w:w="1865" w:type="dxa"/>
+            <w:gridSpan w:val="2"/>
+            <w:vMerge w:val="restart"/>
+            <w:tcBorders>
+              <w:top w:val="single" w:sz="4" w:space="0" w:color="000000"/>
+              <w:left w:val="single" w:sz="4" w:space="0" w:color="000000"/>
+              <w:bottom w:val="single" w:sz="4" w:space="0" w:color="000000"/>
+              <w:right w:val="single" w:sz="4" w:space="0" w:color="000000"/>
+            </w:tcBorders>
+            <w:hideMark/>
+          </w:tcPr>
+          <w:p>
+            <w:pPr>
+              <w:spacing w:line="256" w:lineRule="auto"/>
+              <w:ind w:left="108"/>
+            </w:pPr>
+            <w:r>
+              <w:t xml:space="preserve"> </w:t>
+            </w:r>
+          </w:p>
+        </w:tc>
+        <w:tc>
+          <w:tcPr>
+            <w:tcW w:w="1306" w:type="dxa"/>
+            <w:tcBorders>
+              <w:top w:val="single" w:sz="4" w:space="0" w:color="000000"/>
+              <w:left w:val="single" w:sz="4" w:space="0" w:color="000000"/>
+              <w:bottom w:val="single" w:sz="4" w:space="0" w:color="000000"/>
+              <w:right w:val="single" w:sz="4" w:space="0" w:color="000000"/>
+            </w:tcBorders>
+            <w:hideMark/>
+          </w:tcPr>
+          <w:p>
+            <w:pPr>
+              <w:spacing w:line="256" w:lineRule="auto"/>
+              <w:ind w:right="4"/>
+              <w:jc w:val="center"/>
+            </w:pPr>
+            <w:r>
+              <w:t xml:space="preserve">Low </w:t>
+            </w:r>
+          </w:p>
+        </w:tc>
+        <w:tc>
+          <w:tcPr>
+            <w:tcW w:w="1400" w:type="dxa"/>
+            <w:tcBorders>
+              <w:top w:val="single" w:sz="4" w:space="0" w:color="000000"/>
+              <w:left w:val="single" w:sz="4" w:space="0" w:color="000000"/>
+              <w:bottom w:val="single" w:sz="4" w:space="0" w:color="000000"/>
+              <w:right w:val="single" w:sz="4" w:space="0" w:color="000000"/>
+            </w:tcBorders>
+            <w:hideMark/>
+          </w:tcPr>
+          <w:p>
+            <w:pPr>
+              <w:spacing w:line="256" w:lineRule="auto"/>
+              <w:ind w:left="222"/>
+            </w:pPr>
+            <w:r>
+              <w:t xml:space="preserve">Moderate </w:t>
+            </w:r>
+          </w:p>
+        </w:tc>
+        <w:tc>
+          <w:tcPr>
+            <w:tcW w:w="1394" w:type="dxa"/>
+            <w:tcBorders>
+              <w:top w:val="single" w:sz="4" w:space="0" w:color="000000"/>
+              <w:left w:val="single" w:sz="4" w:space="0" w:color="000000"/>
+              <w:bottom w:val="single" w:sz="4" w:space="0" w:color="000000"/>
+              <w:right w:val="single" w:sz="4" w:space="0" w:color="000000"/>
+            </w:tcBorders>
+            <w:hideMark/>
+          </w:tcPr>
+          <w:p>
+            <w:pPr>
+              <w:spacing w:line="256" w:lineRule="auto"/>
+              <w:ind w:left="1"/>
+              <w:jc w:val="center"/>
+            </w:pPr>
+            <w:r>
+              <w:t xml:space="preserve">Significant </w:t>
+            </w:r>
+          </w:p>
+        </w:tc>
+        <w:tc>
+          <w:tcPr>
+            <w:tcW w:w="1260" w:type="dxa"/>
+            <w:gridSpan w:val="4"/>
+            <w:tcBorders>
+              <w:top w:val="single" w:sz="4" w:space="0" w:color="000000"/>
+              <w:left w:val="single" w:sz="4" w:space="0" w:color="000000"/>
+              <w:bottom w:val="single" w:sz="4" w:space="0" w:color="000000"/>
+              <w:right w:val="single" w:sz="4" w:space="0" w:color="000000"/>
+            </w:tcBorders>
+            <w:hideMark/>
+          </w:tcPr>
+          <w:p>
+            <w:pPr>
+              <w:spacing w:line="256" w:lineRule="auto"/>
+              <w:jc w:val="center"/>
+            </w:pPr>
+            <w:r>
+              <w:t xml:space="preserve">High </w:t>
+            </w:r>
+          </w:p>
+        </w:tc>
+      </w:tr>
+      <w:tr>
+        <w:trPr>
+          <w:trHeight w:val="401"/>
+        </w:trPr>
+        <w:tc>
+          <w:tcPr>
+            <w:tcW w:w="0" w:type="auto"/>
+            <w:gridSpan w:val="2"/>
+            <w:vMerge/>
+            <w:tcBorders>
+              <w:top w:val="single" w:sz="4" w:space="0" w:color="000000"/>
+              <w:left w:val="single" w:sz="4" w:space="0" w:color="000000"/>
+              <w:bottom w:val="single" w:sz="4" w:space="0" w:color="000000"/>
+              <w:right w:val="single" w:sz="4" w:space="0" w:color="000000"/>
+            </w:tcBorders>
+            <w:vAlign w:val="center"/>
+            <w:hideMark/>
+          </w:tcPr>
+          <w:p>
+            <w:pPr>
+              <w:rPr>
+                <w:rFonts w:ascii="Calibri" w:eastAsia="Calibri" w:hAnsi="Calibri"/>
+                <w:color w:val="000000"/>
+                <w:sz w:val="24"/>
+              </w:rPr>
+            </w:pPr>
+          </w:p>
+        </w:tc>
+        <w:tc>
+          <w:tcPr>
+            <w:tcW w:w="1306" w:type="dxa"/>
+            <w:tcBorders>
+              <w:top w:val="single" w:sz="4" w:space="0" w:color="000000"/>
+              <w:left w:val="single" w:sz="4" w:space="0" w:color="000000"/>
+              <w:bottom w:val="single" w:sz="4" w:space="0" w:color="000000"/>
+              <w:right w:val="nil"/>
+            </w:tcBorders>
+          </w:tcPr>
+          <w:p>
+            <w:pPr>
+              <w:spacing w:after="160" w:line="256" w:lineRule="auto"/>
+            </w:pPr>
+          </w:p>
+        </w:tc>
+        <w:tc>
+          <w:tcPr>
+            <w:tcW w:w="2794" w:type="dxa"/>
+            <w:gridSpan w:val="2"/>
+            <w:tcBorders>
+              <w:top w:val="single" w:sz="4" w:space="0" w:color="000000"/>
+              <w:left w:val="nil"/>
+              <w:bottom w:val="single" w:sz="4" w:space="0" w:color="000000"/>
+              <w:right w:val="nil"/>
+            </w:tcBorders>
+            <w:hideMark/>
+          </w:tcPr>
+          <w:p>
+            <w:pPr>
+              <w:spacing w:line="256" w:lineRule="auto"/>
+              <w:ind w:right="79"/>
+              <w:jc w:val="center"/>
+            </w:pPr>
+            <w:r>
+              <w:rPr>
+                <w:b/>
+                <w:sz w:val="32"/>
+              </w:rPr>
+              <w:t>Probability</w:t>
+            </w:r>
+            <w:r>
+              <w:rPr>
+                <w:b/>
+              </w:rPr>
+              <w:t xml:space="preserve"> </w:t>
+            </w:r>
+          </w:p>
+        </w:tc>
+        <w:tc>
+          <w:tcPr>
+            <w:tcW w:w="1260" w:type="dxa"/>
+            <w:gridSpan w:val="4"/>
+            <w:tcBorders>
+              <w:top w:val="single" w:sz="4" w:space="0" w:color="000000"/>
+              <w:left w:val="nil"/>
+              <w:bottom w:val="single" w:sz="4" w:space="0" w:color="000000"/>
+              <w:right w:val="single" w:sz="4" w:space="0" w:color="000000"/>
+            </w:tcBorders>
+          </w:tcPr>
+          <w:p>
+            <w:pPr>
+              <w:spacing w:after="160" w:line="256" w:lineRule="auto"/>
+            </w:pPr>
+          </w:p>
+        </w:tc>
+      </w:tr>
+    </w:tbl>
+    <w:p/>
+    <w:p>
+      <w:pPr>
         <w:pStyle w:val="Heading1"/>
         <w:rPr>
           <w:b/>
@@ -7945,7 +10164,7 @@
           <w:szCs w:val="30"/>
         </w:rPr>
       </w:pPr>
-      <w:bookmarkStart w:id="18" w:name="_Toc223965411"/>
+      <w:bookmarkStart w:id="25" w:name="_Toc224032111"/>
       <w:r>
         <w:rPr>
           <w:b/>
@@ -7955,7 +10174,7 @@
         </w:rPr>
         <w:t>Risk Mitigation Strategies</w:t>
       </w:r>
-      <w:bookmarkEnd w:id="18"/>
+      <w:bookmarkEnd w:id="25"/>
       <w:r>
         <w:rPr>
           <w:b/>
@@ -7966,6 +10185,1446 @@
         <w:t xml:space="preserve"> </w:t>
       </w:r>
     </w:p>
+    <w:tbl>
+      <w:tblPr>
+        <w:tblStyle w:val="TableGrid0"/>
+        <w:tblW w:w="9019" w:type="dxa"/>
+        <w:tblInd w:w="5" w:type="dxa"/>
+        <w:tblCellMar>
+          <w:top w:w="53" w:type="dxa"/>
+          <w:left w:w="108" w:type="dxa"/>
+          <w:right w:w="67" w:type="dxa"/>
+        </w:tblCellMar>
+        <w:tblLook w:val="04A0" w:firstRow="1" w:lastRow="0" w:firstColumn="1" w:lastColumn="0" w:noHBand="0" w:noVBand="1"/>
+      </w:tblPr>
+      <w:tblGrid>
+        <w:gridCol w:w="2830"/>
+        <w:gridCol w:w="1678"/>
+        <w:gridCol w:w="1301"/>
+        <w:gridCol w:w="3210"/>
+      </w:tblGrid>
+      <w:tr>
+        <w:trPr>
+          <w:trHeight w:val="302"/>
+        </w:trPr>
+        <w:tc>
+          <w:tcPr>
+            <w:tcW w:w="2830" w:type="dxa"/>
+            <w:tcBorders>
+              <w:top w:val="single" w:sz="4" w:space="0" w:color="000000"/>
+              <w:left w:val="single" w:sz="4" w:space="0" w:color="000000"/>
+              <w:bottom w:val="single" w:sz="4" w:space="0" w:color="000000"/>
+              <w:right w:val="single" w:sz="4" w:space="0" w:color="000000"/>
+            </w:tcBorders>
+            <w:hideMark/>
+          </w:tcPr>
+          <w:p>
+            <w:pPr>
+              <w:spacing w:line="256" w:lineRule="auto"/>
+            </w:pPr>
+            <w:r>
+              <w:rPr>
+                <w:b/>
+              </w:rPr>
+              <w:t xml:space="preserve">Risk Description </w:t>
+            </w:r>
+          </w:p>
+        </w:tc>
+        <w:tc>
+          <w:tcPr>
+            <w:tcW w:w="1678" w:type="dxa"/>
+            <w:tcBorders>
+              <w:top w:val="single" w:sz="4" w:space="0" w:color="000000"/>
+              <w:left w:val="single" w:sz="4" w:space="0" w:color="000000"/>
+              <w:bottom w:val="single" w:sz="4" w:space="0" w:color="000000"/>
+              <w:right w:val="single" w:sz="4" w:space="0" w:color="000000"/>
+            </w:tcBorders>
+            <w:hideMark/>
+          </w:tcPr>
+          <w:p>
+            <w:pPr>
+              <w:spacing w:line="256" w:lineRule="auto"/>
+            </w:pPr>
+            <w:r>
+              <w:rPr>
+                <w:b/>
+              </w:rPr>
+              <w:t xml:space="preserve">Probability </w:t>
+            </w:r>
+          </w:p>
+        </w:tc>
+        <w:tc>
+          <w:tcPr>
+            <w:tcW w:w="1301" w:type="dxa"/>
+            <w:tcBorders>
+              <w:top w:val="single" w:sz="4" w:space="0" w:color="000000"/>
+              <w:left w:val="single" w:sz="4" w:space="0" w:color="000000"/>
+              <w:bottom w:val="single" w:sz="4" w:space="0" w:color="000000"/>
+              <w:right w:val="single" w:sz="4" w:space="0" w:color="000000"/>
+            </w:tcBorders>
+            <w:hideMark/>
+          </w:tcPr>
+          <w:p>
+            <w:pPr>
+              <w:spacing w:line="256" w:lineRule="auto"/>
+            </w:pPr>
+            <w:r>
+              <w:rPr>
+                <w:b/>
+              </w:rPr>
+              <w:t xml:space="preserve">Impact </w:t>
+            </w:r>
+          </w:p>
+        </w:tc>
+        <w:tc>
+          <w:tcPr>
+            <w:tcW w:w="3210" w:type="dxa"/>
+            <w:tcBorders>
+              <w:top w:val="single" w:sz="4" w:space="0" w:color="000000"/>
+              <w:left w:val="single" w:sz="4" w:space="0" w:color="000000"/>
+              <w:bottom w:val="single" w:sz="4" w:space="0" w:color="000000"/>
+              <w:right w:val="single" w:sz="4" w:space="0" w:color="000000"/>
+            </w:tcBorders>
+            <w:hideMark/>
+          </w:tcPr>
+          <w:p>
+            <w:pPr>
+              <w:spacing w:line="256" w:lineRule="auto"/>
+            </w:pPr>
+            <w:r>
+              <w:rPr>
+                <w:b/>
+              </w:rPr>
+              <w:t xml:space="preserve">Mitigation Strategy </w:t>
+            </w:r>
+          </w:p>
+        </w:tc>
+      </w:tr>
+      <w:tr>
+        <w:trPr>
+          <w:trHeight w:val="2355"/>
+        </w:trPr>
+        <w:tc>
+          <w:tcPr>
+            <w:tcW w:w="2830" w:type="dxa"/>
+            <w:tcBorders>
+              <w:top w:val="single" w:sz="4" w:space="0" w:color="000000"/>
+              <w:left w:val="single" w:sz="4" w:space="0" w:color="000000"/>
+              <w:bottom w:val="single" w:sz="4" w:space="0" w:color="000000"/>
+              <w:right w:val="single" w:sz="4" w:space="0" w:color="000000"/>
+            </w:tcBorders>
+            <w:hideMark/>
+          </w:tcPr>
+          <w:p>
+            <w:pPr>
+              <w:spacing w:line="256" w:lineRule="auto"/>
+            </w:pPr>
+            <w:r>
+              <w:lastRenderedPageBreak/>
+              <w:t xml:space="preserve">Scope Creep </w:t>
+            </w:r>
+          </w:p>
+        </w:tc>
+        <w:tc>
+          <w:tcPr>
+            <w:tcW w:w="1678" w:type="dxa"/>
+            <w:tcBorders>
+              <w:top w:val="single" w:sz="4" w:space="0" w:color="000000"/>
+              <w:left w:val="single" w:sz="4" w:space="0" w:color="000000"/>
+              <w:bottom w:val="single" w:sz="4" w:space="0" w:color="000000"/>
+              <w:right w:val="single" w:sz="4" w:space="0" w:color="000000"/>
+            </w:tcBorders>
+            <w:hideMark/>
+          </w:tcPr>
+          <w:p>
+            <w:pPr>
+              <w:spacing w:line="256" w:lineRule="auto"/>
+            </w:pPr>
+            <w:r>
+              <w:t xml:space="preserve">High </w:t>
+            </w:r>
+          </w:p>
+        </w:tc>
+        <w:tc>
+          <w:tcPr>
+            <w:tcW w:w="1301" w:type="dxa"/>
+            <w:tcBorders>
+              <w:top w:val="single" w:sz="4" w:space="0" w:color="000000"/>
+              <w:left w:val="single" w:sz="4" w:space="0" w:color="000000"/>
+              <w:bottom w:val="single" w:sz="4" w:space="0" w:color="000000"/>
+              <w:right w:val="single" w:sz="4" w:space="0" w:color="000000"/>
+            </w:tcBorders>
+            <w:hideMark/>
+          </w:tcPr>
+          <w:p>
+            <w:pPr>
+              <w:spacing w:line="256" w:lineRule="auto"/>
+            </w:pPr>
+            <w:r>
+              <w:t xml:space="preserve">Significant </w:t>
+            </w:r>
+          </w:p>
+        </w:tc>
+        <w:tc>
+          <w:tcPr>
+            <w:tcW w:w="3210" w:type="dxa"/>
+            <w:tcBorders>
+              <w:top w:val="single" w:sz="4" w:space="0" w:color="000000"/>
+              <w:left w:val="single" w:sz="4" w:space="0" w:color="000000"/>
+              <w:bottom w:val="single" w:sz="4" w:space="0" w:color="000000"/>
+              <w:right w:val="single" w:sz="4" w:space="0" w:color="000000"/>
+            </w:tcBorders>
+            <w:hideMark/>
+          </w:tcPr>
+          <w:p>
+            <w:pPr>
+              <w:spacing w:line="256" w:lineRule="auto"/>
+              <w:ind w:right="18"/>
+            </w:pPr>
+            <w:r>
+              <w:t xml:space="preserve">Project must be clearly defined at the beginning of the project setting forth a clear plan of structure. Any other additional features after this point must be assessed on how much it would impact the project as a whole.  </w:t>
+            </w:r>
+          </w:p>
+        </w:tc>
+      </w:tr>
+      <w:tr>
+        <w:trPr>
+          <w:trHeight w:val="1476"/>
+        </w:trPr>
+        <w:tc>
+          <w:tcPr>
+            <w:tcW w:w="2830" w:type="dxa"/>
+            <w:tcBorders>
+              <w:top w:val="single" w:sz="4" w:space="0" w:color="000000"/>
+              <w:left w:val="single" w:sz="4" w:space="0" w:color="000000"/>
+              <w:bottom w:val="single" w:sz="4" w:space="0" w:color="000000"/>
+              <w:right w:val="single" w:sz="4" w:space="0" w:color="000000"/>
+            </w:tcBorders>
+            <w:hideMark/>
+          </w:tcPr>
+          <w:p>
+            <w:pPr>
+              <w:spacing w:line="256" w:lineRule="auto"/>
+            </w:pPr>
+            <w:r>
+              <w:t xml:space="preserve">Schedule Delays </w:t>
+            </w:r>
+          </w:p>
+        </w:tc>
+        <w:tc>
+          <w:tcPr>
+            <w:tcW w:w="1678" w:type="dxa"/>
+            <w:tcBorders>
+              <w:top w:val="single" w:sz="4" w:space="0" w:color="000000"/>
+              <w:left w:val="single" w:sz="4" w:space="0" w:color="000000"/>
+              <w:bottom w:val="single" w:sz="4" w:space="0" w:color="000000"/>
+              <w:right w:val="single" w:sz="4" w:space="0" w:color="000000"/>
+            </w:tcBorders>
+            <w:hideMark/>
+          </w:tcPr>
+          <w:p>
+            <w:pPr>
+              <w:spacing w:line="256" w:lineRule="auto"/>
+            </w:pPr>
+            <w:r>
+              <w:t xml:space="preserve">High </w:t>
+            </w:r>
+          </w:p>
+        </w:tc>
+        <w:tc>
+          <w:tcPr>
+            <w:tcW w:w="1301" w:type="dxa"/>
+            <w:tcBorders>
+              <w:top w:val="single" w:sz="4" w:space="0" w:color="000000"/>
+              <w:left w:val="single" w:sz="4" w:space="0" w:color="000000"/>
+              <w:bottom w:val="single" w:sz="4" w:space="0" w:color="000000"/>
+              <w:right w:val="single" w:sz="4" w:space="0" w:color="000000"/>
+            </w:tcBorders>
+            <w:hideMark/>
+          </w:tcPr>
+          <w:p>
+            <w:pPr>
+              <w:spacing w:line="256" w:lineRule="auto"/>
+            </w:pPr>
+            <w:r>
+              <w:t xml:space="preserve">Significant </w:t>
+            </w:r>
+          </w:p>
+        </w:tc>
+        <w:tc>
+          <w:tcPr>
+            <w:tcW w:w="3210" w:type="dxa"/>
+            <w:tcBorders>
+              <w:top w:val="single" w:sz="4" w:space="0" w:color="000000"/>
+              <w:left w:val="single" w:sz="4" w:space="0" w:color="000000"/>
+              <w:bottom w:val="single" w:sz="4" w:space="0" w:color="000000"/>
+              <w:right w:val="single" w:sz="4" w:space="0" w:color="000000"/>
+            </w:tcBorders>
+            <w:hideMark/>
+          </w:tcPr>
+          <w:p>
+            <w:pPr>
+              <w:spacing w:line="256" w:lineRule="auto"/>
+            </w:pPr>
+            <w:r>
+              <w:t>A project timeline must be created so as to establish milestones and targets, buffer time would equally be added for significant or high-risk tasks so as to account for future delays and re-allocate resources if needed.</w:t>
+            </w:r>
+          </w:p>
+        </w:tc>
+      </w:tr>
+    </w:tbl>
+    <w:p>
+      <w:pPr>
+        <w:spacing w:after="0" w:line="256" w:lineRule="auto"/>
+        <w:ind w:left="-1440" w:right="1"/>
+        <w:rPr>
+          <w:rFonts w:ascii="Calibri" w:eastAsia="Calibri" w:hAnsi="Calibri" w:cs="Times New Roman"/>
+          <w:color w:val="000000"/>
+        </w:rPr>
+      </w:pPr>
+    </w:p>
+    <w:tbl>
+      <w:tblPr>
+        <w:tblStyle w:val="TableGrid0"/>
+        <w:tblW w:w="9019" w:type="dxa"/>
+        <w:tblInd w:w="5" w:type="dxa"/>
+        <w:tblCellMar>
+          <w:top w:w="53" w:type="dxa"/>
+          <w:left w:w="108" w:type="dxa"/>
+          <w:right w:w="69" w:type="dxa"/>
+        </w:tblCellMar>
+        <w:tblLook w:val="04A0" w:firstRow="1" w:lastRow="0" w:firstColumn="1" w:lastColumn="0" w:noHBand="0" w:noVBand="1"/>
+      </w:tblPr>
+      <w:tblGrid>
+        <w:gridCol w:w="2830"/>
+        <w:gridCol w:w="1678"/>
+        <w:gridCol w:w="1301"/>
+        <w:gridCol w:w="3210"/>
+      </w:tblGrid>
+      <w:tr>
+        <w:trPr>
+          <w:trHeight w:val="3819"/>
+        </w:trPr>
+        <w:tc>
+          <w:tcPr>
+            <w:tcW w:w="2830" w:type="dxa"/>
+            <w:tcBorders>
+              <w:top w:val="single" w:sz="4" w:space="0" w:color="000000"/>
+              <w:left w:val="single" w:sz="4" w:space="0" w:color="000000"/>
+              <w:bottom w:val="single" w:sz="4" w:space="0" w:color="000000"/>
+              <w:right w:val="single" w:sz="4" w:space="0" w:color="000000"/>
+            </w:tcBorders>
+            <w:hideMark/>
+          </w:tcPr>
+          <w:p>
+            <w:pPr>
+              <w:spacing w:line="256" w:lineRule="auto"/>
+            </w:pPr>
+            <w:r>
+              <w:t xml:space="preserve">Technical compatibility issues  </w:t>
+            </w:r>
+          </w:p>
+        </w:tc>
+        <w:tc>
+          <w:tcPr>
+            <w:tcW w:w="1678" w:type="dxa"/>
+            <w:tcBorders>
+              <w:top w:val="single" w:sz="4" w:space="0" w:color="000000"/>
+              <w:left w:val="single" w:sz="4" w:space="0" w:color="000000"/>
+              <w:bottom w:val="single" w:sz="4" w:space="0" w:color="000000"/>
+              <w:right w:val="single" w:sz="4" w:space="0" w:color="000000"/>
+            </w:tcBorders>
+            <w:hideMark/>
+          </w:tcPr>
+          <w:p>
+            <w:pPr>
+              <w:spacing w:line="256" w:lineRule="auto"/>
+            </w:pPr>
+            <w:r>
+              <w:t xml:space="preserve">Significant </w:t>
+            </w:r>
+          </w:p>
+        </w:tc>
+        <w:tc>
+          <w:tcPr>
+            <w:tcW w:w="1301" w:type="dxa"/>
+            <w:tcBorders>
+              <w:top w:val="single" w:sz="4" w:space="0" w:color="000000"/>
+              <w:left w:val="single" w:sz="4" w:space="0" w:color="000000"/>
+              <w:bottom w:val="single" w:sz="4" w:space="0" w:color="000000"/>
+              <w:right w:val="single" w:sz="4" w:space="0" w:color="000000"/>
+            </w:tcBorders>
+            <w:hideMark/>
+          </w:tcPr>
+          <w:p>
+            <w:pPr>
+              <w:spacing w:line="256" w:lineRule="auto"/>
+            </w:pPr>
+            <w:r>
+              <w:t xml:space="preserve">Significant </w:t>
+            </w:r>
+          </w:p>
+        </w:tc>
+        <w:tc>
+          <w:tcPr>
+            <w:tcW w:w="3210" w:type="dxa"/>
+            <w:tcBorders>
+              <w:top w:val="single" w:sz="4" w:space="0" w:color="000000"/>
+              <w:left w:val="single" w:sz="4" w:space="0" w:color="000000"/>
+              <w:bottom w:val="single" w:sz="4" w:space="0" w:color="000000"/>
+              <w:right w:val="single" w:sz="4" w:space="0" w:color="000000"/>
+            </w:tcBorders>
+            <w:hideMark/>
+          </w:tcPr>
+          <w:p>
+            <w:pPr>
+              <w:ind w:right="37"/>
+            </w:pPr>
+            <w:r>
+              <w:t xml:space="preserve">Widely used frameworks should be utilised from early stages of production creating a stable foundation on which the application is built. Along the lines of development, compatibility testing should be conducted at every </w:t>
+            </w:r>
+          </w:p>
+          <w:p>
+            <w:pPr>
+              <w:spacing w:line="256" w:lineRule="auto"/>
+              <w:ind w:right="24"/>
+            </w:pPr>
+            <w:r>
+              <w:t xml:space="preserve">significant point. Equally, modular code should be used so that components or features can be updated easily. </w:t>
+            </w:r>
+          </w:p>
+        </w:tc>
+      </w:tr>
+      <w:tr>
+        <w:trPr>
+          <w:trHeight w:val="2355"/>
+        </w:trPr>
+        <w:tc>
+          <w:tcPr>
+            <w:tcW w:w="2830" w:type="dxa"/>
+            <w:tcBorders>
+              <w:top w:val="single" w:sz="4" w:space="0" w:color="000000"/>
+              <w:left w:val="single" w:sz="4" w:space="0" w:color="000000"/>
+              <w:bottom w:val="single" w:sz="4" w:space="0" w:color="000000"/>
+              <w:right w:val="single" w:sz="4" w:space="0" w:color="000000"/>
+            </w:tcBorders>
+            <w:hideMark/>
+          </w:tcPr>
+          <w:p>
+            <w:pPr>
+              <w:spacing w:line="256" w:lineRule="auto"/>
+            </w:pPr>
+            <w:r>
+              <w:t xml:space="preserve">Budget Overruns </w:t>
+            </w:r>
+          </w:p>
+        </w:tc>
+        <w:tc>
+          <w:tcPr>
+            <w:tcW w:w="1678" w:type="dxa"/>
+            <w:tcBorders>
+              <w:top w:val="single" w:sz="4" w:space="0" w:color="000000"/>
+              <w:left w:val="single" w:sz="4" w:space="0" w:color="000000"/>
+              <w:bottom w:val="single" w:sz="4" w:space="0" w:color="000000"/>
+              <w:right w:val="single" w:sz="4" w:space="0" w:color="000000"/>
+            </w:tcBorders>
+            <w:hideMark/>
+          </w:tcPr>
+          <w:p>
+            <w:pPr>
+              <w:spacing w:line="256" w:lineRule="auto"/>
+            </w:pPr>
+            <w:r>
+              <w:t xml:space="preserve">High  </w:t>
+            </w:r>
+          </w:p>
+        </w:tc>
+        <w:tc>
+          <w:tcPr>
+            <w:tcW w:w="1301" w:type="dxa"/>
+            <w:tcBorders>
+              <w:top w:val="single" w:sz="4" w:space="0" w:color="000000"/>
+              <w:left w:val="single" w:sz="4" w:space="0" w:color="000000"/>
+              <w:bottom w:val="single" w:sz="4" w:space="0" w:color="000000"/>
+              <w:right w:val="single" w:sz="4" w:space="0" w:color="000000"/>
+            </w:tcBorders>
+            <w:hideMark/>
+          </w:tcPr>
+          <w:p>
+            <w:pPr>
+              <w:spacing w:line="256" w:lineRule="auto"/>
+            </w:pPr>
+            <w:r>
+              <w:t xml:space="preserve">High </w:t>
+            </w:r>
+          </w:p>
+        </w:tc>
+        <w:tc>
+          <w:tcPr>
+            <w:tcW w:w="3210" w:type="dxa"/>
+            <w:tcBorders>
+              <w:top w:val="single" w:sz="4" w:space="0" w:color="000000"/>
+              <w:left w:val="single" w:sz="4" w:space="0" w:color="000000"/>
+              <w:bottom w:val="single" w:sz="4" w:space="0" w:color="000000"/>
+              <w:right w:val="single" w:sz="4" w:space="0" w:color="000000"/>
+            </w:tcBorders>
+            <w:hideMark/>
+          </w:tcPr>
+          <w:p>
+            <w:pPr>
+              <w:spacing w:line="256" w:lineRule="auto"/>
+            </w:pPr>
+            <w:r>
+              <w:t xml:space="preserve">Core system features should be prioritised and at the same time, emergency funds should be kept for unexpected situations. If the budget is over-run, non-essential features can be sacrificed or postponed. </w:t>
+            </w:r>
+          </w:p>
+        </w:tc>
+      </w:tr>
+      <w:tr>
+        <w:trPr>
+          <w:trHeight w:val="302"/>
+        </w:trPr>
+        <w:tc>
+          <w:tcPr>
+            <w:tcW w:w="9019" w:type="dxa"/>
+            <w:gridSpan w:val="4"/>
+            <w:tcBorders>
+              <w:top w:val="single" w:sz="4" w:space="0" w:color="000000"/>
+              <w:left w:val="single" w:sz="4" w:space="0" w:color="000000"/>
+              <w:bottom w:val="single" w:sz="4" w:space="0" w:color="000000"/>
+              <w:right w:val="single" w:sz="4" w:space="0" w:color="000000"/>
+            </w:tcBorders>
+            <w:hideMark/>
+          </w:tcPr>
+          <w:p>
+            <w:pPr>
+              <w:spacing w:line="256" w:lineRule="auto"/>
+            </w:pPr>
+            <w:r>
+              <w:rPr>
+                <w:b/>
+              </w:rPr>
+              <w:t xml:space="preserve"> </w:t>
+            </w:r>
+            <w:r>
+              <w:rPr>
+                <w:b/>
+              </w:rPr>
+              <w:tab/>
+            </w:r>
+            <w:r>
+              <w:t xml:space="preserve"> </w:t>
+            </w:r>
+            <w:r>
+              <w:tab/>
+              <w:t xml:space="preserve"> </w:t>
+            </w:r>
+            <w:r>
+              <w:tab/>
+              <w:t xml:space="preserve"> </w:t>
+            </w:r>
+          </w:p>
+        </w:tc>
+      </w:tr>
+      <w:tr>
+        <w:trPr>
+          <w:trHeight w:val="2355"/>
+        </w:trPr>
+        <w:tc>
+          <w:tcPr>
+            <w:tcW w:w="2830" w:type="dxa"/>
+            <w:tcBorders>
+              <w:top w:val="single" w:sz="4" w:space="0" w:color="000000"/>
+              <w:left w:val="single" w:sz="4" w:space="0" w:color="000000"/>
+              <w:bottom w:val="single" w:sz="4" w:space="0" w:color="000000"/>
+              <w:right w:val="single" w:sz="4" w:space="0" w:color="000000"/>
+            </w:tcBorders>
+            <w:hideMark/>
+          </w:tcPr>
+          <w:p>
+            <w:pPr>
+              <w:spacing w:line="256" w:lineRule="auto"/>
+            </w:pPr>
+            <w:r>
+              <w:t xml:space="preserve">System Integration failure  </w:t>
+            </w:r>
+          </w:p>
+        </w:tc>
+        <w:tc>
+          <w:tcPr>
+            <w:tcW w:w="1678" w:type="dxa"/>
+            <w:tcBorders>
+              <w:top w:val="single" w:sz="4" w:space="0" w:color="000000"/>
+              <w:left w:val="single" w:sz="4" w:space="0" w:color="000000"/>
+              <w:bottom w:val="single" w:sz="4" w:space="0" w:color="000000"/>
+              <w:right w:val="single" w:sz="4" w:space="0" w:color="000000"/>
+            </w:tcBorders>
+            <w:hideMark/>
+          </w:tcPr>
+          <w:p>
+            <w:pPr>
+              <w:spacing w:line="256" w:lineRule="auto"/>
+            </w:pPr>
+            <w:r>
+              <w:t xml:space="preserve">Moderate </w:t>
+            </w:r>
+          </w:p>
+        </w:tc>
+        <w:tc>
+          <w:tcPr>
+            <w:tcW w:w="1301" w:type="dxa"/>
+            <w:tcBorders>
+              <w:top w:val="single" w:sz="4" w:space="0" w:color="000000"/>
+              <w:left w:val="single" w:sz="4" w:space="0" w:color="000000"/>
+              <w:bottom w:val="single" w:sz="4" w:space="0" w:color="000000"/>
+              <w:right w:val="single" w:sz="4" w:space="0" w:color="000000"/>
+            </w:tcBorders>
+            <w:hideMark/>
+          </w:tcPr>
+          <w:p>
+            <w:pPr>
+              <w:spacing w:line="256" w:lineRule="auto"/>
+            </w:pPr>
+            <w:r>
+              <w:t xml:space="preserve">Significant </w:t>
+            </w:r>
+          </w:p>
+        </w:tc>
+        <w:tc>
+          <w:tcPr>
+            <w:tcW w:w="3210" w:type="dxa"/>
+            <w:tcBorders>
+              <w:top w:val="single" w:sz="4" w:space="0" w:color="000000"/>
+              <w:left w:val="single" w:sz="4" w:space="0" w:color="000000"/>
+              <w:bottom w:val="single" w:sz="4" w:space="0" w:color="000000"/>
+              <w:right w:val="single" w:sz="4" w:space="0" w:color="000000"/>
+            </w:tcBorders>
+            <w:hideMark/>
+          </w:tcPr>
+          <w:p>
+            <w:r>
+              <w:t xml:space="preserve">This failure can be prevented by utilising standard APIs so as to establish a relatively smooth relationship between system components. </w:t>
+            </w:r>
+          </w:p>
+          <w:p>
+            <w:pPr>
+              <w:spacing w:line="256" w:lineRule="auto"/>
+            </w:pPr>
+            <w:r>
+              <w:t xml:space="preserve">Integration testing must be carried out regularly through stages of development. </w:t>
+            </w:r>
+          </w:p>
+        </w:tc>
+      </w:tr>
+      <w:tr>
+        <w:trPr>
+          <w:trHeight w:val="1476"/>
+        </w:trPr>
+        <w:tc>
+          <w:tcPr>
+            <w:tcW w:w="2830" w:type="dxa"/>
+            <w:tcBorders>
+              <w:top w:val="single" w:sz="4" w:space="0" w:color="000000"/>
+              <w:left w:val="single" w:sz="4" w:space="0" w:color="000000"/>
+              <w:bottom w:val="single" w:sz="4" w:space="0" w:color="000000"/>
+              <w:right w:val="single" w:sz="4" w:space="0" w:color="000000"/>
+            </w:tcBorders>
+            <w:hideMark/>
+          </w:tcPr>
+          <w:p>
+            <w:pPr>
+              <w:spacing w:line="256" w:lineRule="auto"/>
+            </w:pPr>
+            <w:r>
+              <w:lastRenderedPageBreak/>
+              <w:t xml:space="preserve">Server Downtime </w:t>
+            </w:r>
+          </w:p>
+        </w:tc>
+        <w:tc>
+          <w:tcPr>
+            <w:tcW w:w="1678" w:type="dxa"/>
+            <w:tcBorders>
+              <w:top w:val="single" w:sz="4" w:space="0" w:color="000000"/>
+              <w:left w:val="single" w:sz="4" w:space="0" w:color="000000"/>
+              <w:bottom w:val="single" w:sz="4" w:space="0" w:color="000000"/>
+              <w:right w:val="single" w:sz="4" w:space="0" w:color="000000"/>
+            </w:tcBorders>
+            <w:hideMark/>
+          </w:tcPr>
+          <w:p>
+            <w:pPr>
+              <w:spacing w:line="256" w:lineRule="auto"/>
+            </w:pPr>
+            <w:r>
+              <w:t xml:space="preserve">Moderate </w:t>
+            </w:r>
+          </w:p>
+        </w:tc>
+        <w:tc>
+          <w:tcPr>
+            <w:tcW w:w="1301" w:type="dxa"/>
+            <w:tcBorders>
+              <w:top w:val="single" w:sz="4" w:space="0" w:color="000000"/>
+              <w:left w:val="single" w:sz="4" w:space="0" w:color="000000"/>
+              <w:bottom w:val="single" w:sz="4" w:space="0" w:color="000000"/>
+              <w:right w:val="single" w:sz="4" w:space="0" w:color="000000"/>
+            </w:tcBorders>
+            <w:hideMark/>
+          </w:tcPr>
+          <w:p>
+            <w:pPr>
+              <w:spacing w:line="256" w:lineRule="auto"/>
+            </w:pPr>
+            <w:r>
+              <w:t xml:space="preserve">Significant </w:t>
+            </w:r>
+          </w:p>
+        </w:tc>
+        <w:tc>
+          <w:tcPr>
+            <w:tcW w:w="3210" w:type="dxa"/>
+            <w:tcBorders>
+              <w:top w:val="single" w:sz="4" w:space="0" w:color="000000"/>
+              <w:left w:val="single" w:sz="4" w:space="0" w:color="000000"/>
+              <w:bottom w:val="single" w:sz="4" w:space="0" w:color="000000"/>
+              <w:right w:val="single" w:sz="4" w:space="0" w:color="000000"/>
+            </w:tcBorders>
+            <w:hideMark/>
+          </w:tcPr>
+          <w:p>
+            <w:pPr>
+              <w:spacing w:line="256" w:lineRule="auto"/>
+            </w:pPr>
+            <w:r>
+              <w:t xml:space="preserve">Host the system on reliable cloud infrastructure with inbuilt redundancy as well as tools which would help in monitoring the system. </w:t>
+            </w:r>
+          </w:p>
+        </w:tc>
+      </w:tr>
+      <w:tr>
+        <w:trPr>
+          <w:trHeight w:val="1767"/>
+        </w:trPr>
+        <w:tc>
+          <w:tcPr>
+            <w:tcW w:w="2830" w:type="dxa"/>
+            <w:tcBorders>
+              <w:top w:val="single" w:sz="4" w:space="0" w:color="000000"/>
+              <w:left w:val="single" w:sz="4" w:space="0" w:color="000000"/>
+              <w:bottom w:val="single" w:sz="4" w:space="0" w:color="000000"/>
+              <w:right w:val="single" w:sz="4" w:space="0" w:color="000000"/>
+            </w:tcBorders>
+            <w:hideMark/>
+          </w:tcPr>
+          <w:p>
+            <w:pPr>
+              <w:spacing w:line="256" w:lineRule="auto"/>
+            </w:pPr>
+            <w:r>
+              <w:t xml:space="preserve">Data Loss or corruption </w:t>
+            </w:r>
+          </w:p>
+        </w:tc>
+        <w:tc>
+          <w:tcPr>
+            <w:tcW w:w="1678" w:type="dxa"/>
+            <w:tcBorders>
+              <w:top w:val="single" w:sz="4" w:space="0" w:color="000000"/>
+              <w:left w:val="single" w:sz="4" w:space="0" w:color="000000"/>
+              <w:bottom w:val="single" w:sz="4" w:space="0" w:color="000000"/>
+              <w:right w:val="single" w:sz="4" w:space="0" w:color="000000"/>
+            </w:tcBorders>
+            <w:hideMark/>
+          </w:tcPr>
+          <w:p>
+            <w:pPr>
+              <w:spacing w:line="256" w:lineRule="auto"/>
+            </w:pPr>
+            <w:r>
+              <w:t xml:space="preserve">Significant </w:t>
+            </w:r>
+          </w:p>
+        </w:tc>
+        <w:tc>
+          <w:tcPr>
+            <w:tcW w:w="1301" w:type="dxa"/>
+            <w:tcBorders>
+              <w:top w:val="single" w:sz="4" w:space="0" w:color="000000"/>
+              <w:left w:val="single" w:sz="4" w:space="0" w:color="000000"/>
+              <w:bottom w:val="single" w:sz="4" w:space="0" w:color="000000"/>
+              <w:right w:val="single" w:sz="4" w:space="0" w:color="000000"/>
+            </w:tcBorders>
+            <w:hideMark/>
+          </w:tcPr>
+          <w:p>
+            <w:pPr>
+              <w:spacing w:line="256" w:lineRule="auto"/>
+            </w:pPr>
+            <w:r>
+              <w:t xml:space="preserve">Significant </w:t>
+            </w:r>
+          </w:p>
+        </w:tc>
+        <w:tc>
+          <w:tcPr>
+            <w:tcW w:w="3210" w:type="dxa"/>
+            <w:tcBorders>
+              <w:top w:val="single" w:sz="4" w:space="0" w:color="000000"/>
+              <w:left w:val="single" w:sz="4" w:space="0" w:color="000000"/>
+              <w:bottom w:val="single" w:sz="4" w:space="0" w:color="000000"/>
+              <w:right w:val="single" w:sz="4" w:space="0" w:color="000000"/>
+            </w:tcBorders>
+            <w:hideMark/>
+          </w:tcPr>
+          <w:p>
+            <w:pPr>
+              <w:spacing w:line="256" w:lineRule="auto"/>
+            </w:pPr>
+            <w:r>
+              <w:t xml:space="preserve">Implementation of regular backups so as to prevent damage in the situation of data loss. Database restriction to unauthorised personnel will also be put in place. </w:t>
+            </w:r>
+          </w:p>
+        </w:tc>
+      </w:tr>
+      <w:tr>
+        <w:trPr>
+          <w:trHeight w:val="890"/>
+        </w:trPr>
+        <w:tc>
+          <w:tcPr>
+            <w:tcW w:w="2830" w:type="dxa"/>
+            <w:tcBorders>
+              <w:top w:val="single" w:sz="4" w:space="0" w:color="000000"/>
+              <w:left w:val="single" w:sz="4" w:space="0" w:color="000000"/>
+              <w:bottom w:val="single" w:sz="4" w:space="0" w:color="000000"/>
+              <w:right w:val="single" w:sz="4" w:space="0" w:color="000000"/>
+            </w:tcBorders>
+            <w:hideMark/>
+          </w:tcPr>
+          <w:p>
+            <w:pPr>
+              <w:spacing w:line="256" w:lineRule="auto"/>
+            </w:pPr>
+            <w:r>
+              <w:t xml:space="preserve">Security breach  </w:t>
+            </w:r>
+          </w:p>
+        </w:tc>
+        <w:tc>
+          <w:tcPr>
+            <w:tcW w:w="1678" w:type="dxa"/>
+            <w:tcBorders>
+              <w:top w:val="single" w:sz="4" w:space="0" w:color="000000"/>
+              <w:left w:val="single" w:sz="4" w:space="0" w:color="000000"/>
+              <w:bottom w:val="single" w:sz="4" w:space="0" w:color="000000"/>
+              <w:right w:val="single" w:sz="4" w:space="0" w:color="000000"/>
+            </w:tcBorders>
+            <w:hideMark/>
+          </w:tcPr>
+          <w:p>
+            <w:pPr>
+              <w:spacing w:line="256" w:lineRule="auto"/>
+            </w:pPr>
+            <w:r>
+              <w:t xml:space="preserve">High </w:t>
+            </w:r>
+          </w:p>
+        </w:tc>
+        <w:tc>
+          <w:tcPr>
+            <w:tcW w:w="1301" w:type="dxa"/>
+            <w:tcBorders>
+              <w:top w:val="single" w:sz="4" w:space="0" w:color="000000"/>
+              <w:left w:val="single" w:sz="4" w:space="0" w:color="000000"/>
+              <w:bottom w:val="single" w:sz="4" w:space="0" w:color="000000"/>
+              <w:right w:val="single" w:sz="4" w:space="0" w:color="000000"/>
+            </w:tcBorders>
+            <w:hideMark/>
+          </w:tcPr>
+          <w:p>
+            <w:pPr>
+              <w:spacing w:line="256" w:lineRule="auto"/>
+            </w:pPr>
+            <w:r>
+              <w:t xml:space="preserve">High </w:t>
+            </w:r>
+          </w:p>
+        </w:tc>
+        <w:tc>
+          <w:tcPr>
+            <w:tcW w:w="3210" w:type="dxa"/>
+            <w:tcBorders>
+              <w:top w:val="single" w:sz="4" w:space="0" w:color="000000"/>
+              <w:left w:val="single" w:sz="4" w:space="0" w:color="000000"/>
+              <w:bottom w:val="single" w:sz="4" w:space="0" w:color="000000"/>
+              <w:right w:val="single" w:sz="4" w:space="0" w:color="000000"/>
+            </w:tcBorders>
+            <w:hideMark/>
+          </w:tcPr>
+          <w:p>
+            <w:pPr>
+              <w:spacing w:line="256" w:lineRule="auto"/>
+            </w:pPr>
+            <w:r>
+              <w:t xml:space="preserve">Enforce HTTPS across all pages of the application, Role based access would also be </w:t>
+            </w:r>
+          </w:p>
+        </w:tc>
+      </w:tr>
+      <w:tr>
+        <w:trPr>
+          <w:trHeight w:val="888"/>
+        </w:trPr>
+        <w:tc>
+          <w:tcPr>
+            <w:tcW w:w="2830" w:type="dxa"/>
+            <w:tcBorders>
+              <w:top w:val="single" w:sz="4" w:space="0" w:color="000000"/>
+              <w:left w:val="single" w:sz="4" w:space="0" w:color="000000"/>
+              <w:bottom w:val="single" w:sz="4" w:space="0" w:color="000000"/>
+              <w:right w:val="single" w:sz="4" w:space="0" w:color="000000"/>
+            </w:tcBorders>
+          </w:tcPr>
+          <w:p>
+            <w:pPr>
+              <w:spacing w:after="160" w:line="256" w:lineRule="auto"/>
+            </w:pPr>
+          </w:p>
+        </w:tc>
+        <w:tc>
+          <w:tcPr>
+            <w:tcW w:w="1678" w:type="dxa"/>
+            <w:tcBorders>
+              <w:top w:val="single" w:sz="4" w:space="0" w:color="000000"/>
+              <w:left w:val="single" w:sz="4" w:space="0" w:color="000000"/>
+              <w:bottom w:val="single" w:sz="4" w:space="0" w:color="000000"/>
+              <w:right w:val="single" w:sz="4" w:space="0" w:color="000000"/>
+            </w:tcBorders>
+          </w:tcPr>
+          <w:p>
+            <w:pPr>
+              <w:spacing w:after="160" w:line="256" w:lineRule="auto"/>
+            </w:pPr>
+          </w:p>
+        </w:tc>
+        <w:tc>
+          <w:tcPr>
+            <w:tcW w:w="1301" w:type="dxa"/>
+            <w:tcBorders>
+              <w:top w:val="single" w:sz="4" w:space="0" w:color="000000"/>
+              <w:left w:val="single" w:sz="4" w:space="0" w:color="000000"/>
+              <w:bottom w:val="single" w:sz="4" w:space="0" w:color="000000"/>
+              <w:right w:val="single" w:sz="4" w:space="0" w:color="000000"/>
+            </w:tcBorders>
+          </w:tcPr>
+          <w:p>
+            <w:pPr>
+              <w:spacing w:after="160" w:line="256" w:lineRule="auto"/>
+            </w:pPr>
+          </w:p>
+        </w:tc>
+        <w:tc>
+          <w:tcPr>
+            <w:tcW w:w="3210" w:type="dxa"/>
+            <w:tcBorders>
+              <w:top w:val="single" w:sz="4" w:space="0" w:color="000000"/>
+              <w:left w:val="single" w:sz="4" w:space="0" w:color="000000"/>
+              <w:bottom w:val="single" w:sz="4" w:space="0" w:color="000000"/>
+              <w:right w:val="single" w:sz="4" w:space="0" w:color="000000"/>
+            </w:tcBorders>
+            <w:hideMark/>
+          </w:tcPr>
+          <w:p>
+            <w:pPr>
+              <w:spacing w:line="256" w:lineRule="auto"/>
+            </w:pPr>
+            <w:r>
+              <w:t xml:space="preserve">implemented so as to limit the access of staff only features to members of staff. </w:t>
+            </w:r>
+          </w:p>
+        </w:tc>
+      </w:tr>
+      <w:tr>
+        <w:trPr>
+          <w:trHeight w:val="2941"/>
+        </w:trPr>
+        <w:tc>
+          <w:tcPr>
+            <w:tcW w:w="2830" w:type="dxa"/>
+            <w:tcBorders>
+              <w:top w:val="single" w:sz="4" w:space="0" w:color="000000"/>
+              <w:left w:val="single" w:sz="4" w:space="0" w:color="000000"/>
+              <w:bottom w:val="single" w:sz="4" w:space="0" w:color="000000"/>
+              <w:right w:val="single" w:sz="4" w:space="0" w:color="000000"/>
+            </w:tcBorders>
+            <w:hideMark/>
+          </w:tcPr>
+          <w:p>
+            <w:pPr>
+              <w:spacing w:line="256" w:lineRule="auto"/>
+            </w:pPr>
+            <w:r>
+              <w:t xml:space="preserve">High traffic resulting in slowdowns </w:t>
+            </w:r>
+          </w:p>
+        </w:tc>
+        <w:tc>
+          <w:tcPr>
+            <w:tcW w:w="1678" w:type="dxa"/>
+            <w:tcBorders>
+              <w:top w:val="single" w:sz="4" w:space="0" w:color="000000"/>
+              <w:left w:val="single" w:sz="4" w:space="0" w:color="000000"/>
+              <w:bottom w:val="single" w:sz="4" w:space="0" w:color="000000"/>
+              <w:right w:val="single" w:sz="4" w:space="0" w:color="000000"/>
+            </w:tcBorders>
+            <w:hideMark/>
+          </w:tcPr>
+          <w:p>
+            <w:pPr>
+              <w:spacing w:line="256" w:lineRule="auto"/>
+            </w:pPr>
+            <w:r>
+              <w:t xml:space="preserve">Significant </w:t>
+            </w:r>
+          </w:p>
+        </w:tc>
+        <w:tc>
+          <w:tcPr>
+            <w:tcW w:w="1301" w:type="dxa"/>
+            <w:tcBorders>
+              <w:top w:val="single" w:sz="4" w:space="0" w:color="000000"/>
+              <w:left w:val="single" w:sz="4" w:space="0" w:color="000000"/>
+              <w:bottom w:val="single" w:sz="4" w:space="0" w:color="000000"/>
+              <w:right w:val="single" w:sz="4" w:space="0" w:color="000000"/>
+            </w:tcBorders>
+            <w:hideMark/>
+          </w:tcPr>
+          <w:p>
+            <w:pPr>
+              <w:spacing w:line="256" w:lineRule="auto"/>
+            </w:pPr>
+            <w:r>
+              <w:t xml:space="preserve">Significant  </w:t>
+            </w:r>
+          </w:p>
+        </w:tc>
+        <w:tc>
+          <w:tcPr>
+            <w:tcW w:w="3210" w:type="dxa"/>
+            <w:tcBorders>
+              <w:top w:val="single" w:sz="4" w:space="0" w:color="000000"/>
+              <w:left w:val="single" w:sz="4" w:space="0" w:color="000000"/>
+              <w:bottom w:val="single" w:sz="4" w:space="0" w:color="000000"/>
+              <w:right w:val="single" w:sz="4" w:space="0" w:color="000000"/>
+            </w:tcBorders>
+            <w:hideMark/>
+          </w:tcPr>
+          <w:p>
+            <w:pPr>
+              <w:spacing w:line="256" w:lineRule="auto"/>
+            </w:pPr>
+            <w:r>
+              <w:t xml:space="preserve">scalable cloud Infrastructure will be used so as to accommodate for increasing web traffic, system optimisation should be carried out regularly so as to account for updating technology, Load testing should also be carried out before deployment so as to Identify bottle necks  </w:t>
+            </w:r>
+          </w:p>
+        </w:tc>
+      </w:tr>
+      <w:tr>
+        <w:trPr>
+          <w:trHeight w:val="302"/>
+        </w:trPr>
+        <w:tc>
+          <w:tcPr>
+            <w:tcW w:w="9019" w:type="dxa"/>
+            <w:gridSpan w:val="4"/>
+            <w:tcBorders>
+              <w:top w:val="single" w:sz="4" w:space="0" w:color="000000"/>
+              <w:left w:val="single" w:sz="4" w:space="0" w:color="000000"/>
+              <w:bottom w:val="single" w:sz="4" w:space="0" w:color="000000"/>
+              <w:right w:val="single" w:sz="4" w:space="0" w:color="000000"/>
+            </w:tcBorders>
+            <w:hideMark/>
+          </w:tcPr>
+          <w:p>
+            <w:pPr>
+              <w:spacing w:line="256" w:lineRule="auto"/>
+            </w:pPr>
+            <w:r>
+              <w:rPr>
+                <w:b/>
+              </w:rPr>
+              <w:t xml:space="preserve"> </w:t>
+            </w:r>
+            <w:r>
+              <w:rPr>
+                <w:b/>
+              </w:rPr>
+              <w:tab/>
+            </w:r>
+            <w:r>
+              <w:t xml:space="preserve"> </w:t>
+            </w:r>
+            <w:r>
+              <w:tab/>
+              <w:t xml:space="preserve"> </w:t>
+            </w:r>
+            <w:r>
+              <w:tab/>
+              <w:t xml:space="preserve"> </w:t>
+            </w:r>
+          </w:p>
+        </w:tc>
+      </w:tr>
+      <w:tr>
+        <w:trPr>
+          <w:trHeight w:val="2940"/>
+        </w:trPr>
+        <w:tc>
+          <w:tcPr>
+            <w:tcW w:w="2830" w:type="dxa"/>
+            <w:tcBorders>
+              <w:top w:val="single" w:sz="4" w:space="0" w:color="000000"/>
+              <w:left w:val="single" w:sz="4" w:space="0" w:color="000000"/>
+              <w:bottom w:val="single" w:sz="4" w:space="0" w:color="000000"/>
+              <w:right w:val="single" w:sz="4" w:space="0" w:color="000000"/>
+            </w:tcBorders>
+            <w:hideMark/>
+          </w:tcPr>
+          <w:p>
+            <w:pPr>
+              <w:spacing w:line="256" w:lineRule="auto"/>
+            </w:pPr>
+            <w:r>
+              <w:t xml:space="preserve">Low User Adaptation </w:t>
+            </w:r>
+          </w:p>
+        </w:tc>
+        <w:tc>
+          <w:tcPr>
+            <w:tcW w:w="1678" w:type="dxa"/>
+            <w:tcBorders>
+              <w:top w:val="single" w:sz="4" w:space="0" w:color="000000"/>
+              <w:left w:val="single" w:sz="4" w:space="0" w:color="000000"/>
+              <w:bottom w:val="single" w:sz="4" w:space="0" w:color="000000"/>
+              <w:right w:val="single" w:sz="4" w:space="0" w:color="000000"/>
+            </w:tcBorders>
+            <w:hideMark/>
+          </w:tcPr>
+          <w:p>
+            <w:pPr>
+              <w:spacing w:line="256" w:lineRule="auto"/>
+            </w:pPr>
+            <w:r>
+              <w:t xml:space="preserve">Significant </w:t>
+            </w:r>
+          </w:p>
+        </w:tc>
+        <w:tc>
+          <w:tcPr>
+            <w:tcW w:w="1301" w:type="dxa"/>
+            <w:tcBorders>
+              <w:top w:val="single" w:sz="4" w:space="0" w:color="000000"/>
+              <w:left w:val="single" w:sz="4" w:space="0" w:color="000000"/>
+              <w:bottom w:val="single" w:sz="4" w:space="0" w:color="000000"/>
+              <w:right w:val="single" w:sz="4" w:space="0" w:color="000000"/>
+            </w:tcBorders>
+            <w:hideMark/>
+          </w:tcPr>
+          <w:p>
+            <w:pPr>
+              <w:spacing w:line="256" w:lineRule="auto"/>
+            </w:pPr>
+            <w:r>
+              <w:t xml:space="preserve">Significant </w:t>
+            </w:r>
+          </w:p>
+        </w:tc>
+        <w:tc>
+          <w:tcPr>
+            <w:tcW w:w="3210" w:type="dxa"/>
+            <w:tcBorders>
+              <w:top w:val="single" w:sz="4" w:space="0" w:color="000000"/>
+              <w:left w:val="single" w:sz="4" w:space="0" w:color="000000"/>
+              <w:bottom w:val="single" w:sz="4" w:space="0" w:color="000000"/>
+              <w:right w:val="single" w:sz="4" w:space="0" w:color="000000"/>
+            </w:tcBorders>
+            <w:hideMark/>
+          </w:tcPr>
+          <w:p>
+            <w:pPr>
+              <w:spacing w:line="256" w:lineRule="auto"/>
+            </w:pPr>
+            <w:r>
+              <w:t xml:space="preserve">A simple UI with clear buttons and navigation tools should be implemented so as to ensure good User experience, FAQ sections should be updated with more commonly asked questions based on data analysis, Accessibility features should be implemented so as to ensure inclusivity. </w:t>
+            </w:r>
+          </w:p>
+        </w:tc>
+      </w:tr>
+      <w:tr>
+        <w:trPr>
+          <w:trHeight w:val="2062"/>
+        </w:trPr>
+        <w:tc>
+          <w:tcPr>
+            <w:tcW w:w="2830" w:type="dxa"/>
+            <w:tcBorders>
+              <w:top w:val="single" w:sz="4" w:space="0" w:color="000000"/>
+              <w:left w:val="single" w:sz="4" w:space="0" w:color="000000"/>
+              <w:bottom w:val="single" w:sz="4" w:space="0" w:color="000000"/>
+              <w:right w:val="single" w:sz="4" w:space="0" w:color="000000"/>
+            </w:tcBorders>
+            <w:hideMark/>
+          </w:tcPr>
+          <w:p>
+            <w:pPr>
+              <w:spacing w:line="256" w:lineRule="auto"/>
+            </w:pPr>
+            <w:r>
+              <w:t xml:space="preserve">Double booking system failures </w:t>
+            </w:r>
+          </w:p>
+        </w:tc>
+        <w:tc>
+          <w:tcPr>
+            <w:tcW w:w="1678" w:type="dxa"/>
+            <w:tcBorders>
+              <w:top w:val="single" w:sz="4" w:space="0" w:color="000000"/>
+              <w:left w:val="single" w:sz="4" w:space="0" w:color="000000"/>
+              <w:bottom w:val="single" w:sz="4" w:space="0" w:color="000000"/>
+              <w:right w:val="single" w:sz="4" w:space="0" w:color="000000"/>
+            </w:tcBorders>
+            <w:hideMark/>
+          </w:tcPr>
+          <w:p>
+            <w:pPr>
+              <w:spacing w:line="256" w:lineRule="auto"/>
+            </w:pPr>
+            <w:r>
+              <w:t xml:space="preserve">Low  </w:t>
+            </w:r>
+          </w:p>
+        </w:tc>
+        <w:tc>
+          <w:tcPr>
+            <w:tcW w:w="1301" w:type="dxa"/>
+            <w:tcBorders>
+              <w:top w:val="single" w:sz="4" w:space="0" w:color="000000"/>
+              <w:left w:val="single" w:sz="4" w:space="0" w:color="000000"/>
+              <w:bottom w:val="single" w:sz="4" w:space="0" w:color="000000"/>
+              <w:right w:val="single" w:sz="4" w:space="0" w:color="000000"/>
+            </w:tcBorders>
+            <w:hideMark/>
+          </w:tcPr>
+          <w:p>
+            <w:pPr>
+              <w:spacing w:line="256" w:lineRule="auto"/>
+            </w:pPr>
+            <w:r>
+              <w:t xml:space="preserve">Significant </w:t>
+            </w:r>
+          </w:p>
+        </w:tc>
+        <w:tc>
+          <w:tcPr>
+            <w:tcW w:w="3210" w:type="dxa"/>
+            <w:tcBorders>
+              <w:top w:val="single" w:sz="4" w:space="0" w:color="000000"/>
+              <w:left w:val="single" w:sz="4" w:space="0" w:color="000000"/>
+              <w:bottom w:val="single" w:sz="4" w:space="0" w:color="000000"/>
+              <w:right w:val="single" w:sz="4" w:space="0" w:color="000000"/>
+            </w:tcBorders>
+            <w:hideMark/>
+          </w:tcPr>
+          <w:p>
+            <w:pPr>
+              <w:spacing w:line="256" w:lineRule="auto"/>
+            </w:pPr>
+            <w:r>
+              <w:t xml:space="preserve">Real-time availability updates, additionally, features preventing rooms from being booked simultaneously should be put in place which would reduce the risk of double bookings. </w:t>
+            </w:r>
+          </w:p>
+        </w:tc>
+      </w:tr>
+      <w:tr>
+        <w:trPr>
+          <w:trHeight w:val="1769"/>
+        </w:trPr>
+        <w:tc>
+          <w:tcPr>
+            <w:tcW w:w="2830" w:type="dxa"/>
+            <w:tcBorders>
+              <w:top w:val="single" w:sz="4" w:space="0" w:color="000000"/>
+              <w:left w:val="single" w:sz="4" w:space="0" w:color="000000"/>
+              <w:bottom w:val="single" w:sz="4" w:space="0" w:color="000000"/>
+              <w:right w:val="single" w:sz="4" w:space="0" w:color="000000"/>
+            </w:tcBorders>
+            <w:hideMark/>
+          </w:tcPr>
+          <w:p>
+            <w:pPr>
+              <w:spacing w:line="256" w:lineRule="auto"/>
+            </w:pPr>
+            <w:r>
+              <w:lastRenderedPageBreak/>
+              <w:t xml:space="preserve">Customer Data Privacy Concerns </w:t>
+            </w:r>
+          </w:p>
+        </w:tc>
+        <w:tc>
+          <w:tcPr>
+            <w:tcW w:w="1678" w:type="dxa"/>
+            <w:tcBorders>
+              <w:top w:val="single" w:sz="4" w:space="0" w:color="000000"/>
+              <w:left w:val="single" w:sz="4" w:space="0" w:color="000000"/>
+              <w:bottom w:val="single" w:sz="4" w:space="0" w:color="000000"/>
+              <w:right w:val="single" w:sz="4" w:space="0" w:color="000000"/>
+            </w:tcBorders>
+            <w:hideMark/>
+          </w:tcPr>
+          <w:p>
+            <w:pPr>
+              <w:spacing w:line="256" w:lineRule="auto"/>
+            </w:pPr>
+            <w:r>
+              <w:t xml:space="preserve">High </w:t>
+            </w:r>
+          </w:p>
+        </w:tc>
+        <w:tc>
+          <w:tcPr>
+            <w:tcW w:w="1301" w:type="dxa"/>
+            <w:tcBorders>
+              <w:top w:val="single" w:sz="4" w:space="0" w:color="000000"/>
+              <w:left w:val="single" w:sz="4" w:space="0" w:color="000000"/>
+              <w:bottom w:val="single" w:sz="4" w:space="0" w:color="000000"/>
+              <w:right w:val="single" w:sz="4" w:space="0" w:color="000000"/>
+            </w:tcBorders>
+            <w:hideMark/>
+          </w:tcPr>
+          <w:p>
+            <w:pPr>
+              <w:spacing w:line="256" w:lineRule="auto"/>
+            </w:pPr>
+            <w:r>
+              <w:t xml:space="preserve">High </w:t>
+            </w:r>
+          </w:p>
+        </w:tc>
+        <w:tc>
+          <w:tcPr>
+            <w:tcW w:w="3210" w:type="dxa"/>
+            <w:tcBorders>
+              <w:top w:val="single" w:sz="4" w:space="0" w:color="000000"/>
+              <w:left w:val="single" w:sz="4" w:space="0" w:color="000000"/>
+              <w:bottom w:val="single" w:sz="4" w:space="0" w:color="000000"/>
+              <w:right w:val="single" w:sz="4" w:space="0" w:color="000000"/>
+            </w:tcBorders>
+            <w:hideMark/>
+          </w:tcPr>
+          <w:p>
+            <w:pPr>
+              <w:spacing w:line="256" w:lineRule="auto"/>
+              <w:ind w:right="1"/>
+            </w:pPr>
+            <w:r>
+              <w:t xml:space="preserve">To mitigate this, I will ensure full GDPR compliance by implementing cookies consent, secure data storage and transparent privacy policies. </w:t>
+            </w:r>
+          </w:p>
+        </w:tc>
+      </w:tr>
+      <w:tr>
+        <w:trPr>
+          <w:trHeight w:val="2060"/>
+        </w:trPr>
+        <w:tc>
+          <w:tcPr>
+            <w:tcW w:w="2830" w:type="dxa"/>
+            <w:tcBorders>
+              <w:top w:val="single" w:sz="4" w:space="0" w:color="000000"/>
+              <w:left w:val="single" w:sz="4" w:space="0" w:color="000000"/>
+              <w:bottom w:val="single" w:sz="4" w:space="0" w:color="000000"/>
+              <w:right w:val="single" w:sz="4" w:space="0" w:color="000000"/>
+            </w:tcBorders>
+            <w:hideMark/>
+          </w:tcPr>
+          <w:p>
+            <w:pPr>
+              <w:spacing w:line="256" w:lineRule="auto"/>
+            </w:pPr>
+            <w:r>
+              <w:t xml:space="preserve">Negative feedback due to useability Issues  </w:t>
+            </w:r>
+          </w:p>
+        </w:tc>
+        <w:tc>
+          <w:tcPr>
+            <w:tcW w:w="1678" w:type="dxa"/>
+            <w:tcBorders>
+              <w:top w:val="single" w:sz="4" w:space="0" w:color="000000"/>
+              <w:left w:val="single" w:sz="4" w:space="0" w:color="000000"/>
+              <w:bottom w:val="single" w:sz="4" w:space="0" w:color="000000"/>
+              <w:right w:val="single" w:sz="4" w:space="0" w:color="000000"/>
+            </w:tcBorders>
+            <w:hideMark/>
+          </w:tcPr>
+          <w:p>
+            <w:pPr>
+              <w:spacing w:line="256" w:lineRule="auto"/>
+            </w:pPr>
+            <w:r>
+              <w:t xml:space="preserve">Moderate </w:t>
+            </w:r>
+          </w:p>
+        </w:tc>
+        <w:tc>
+          <w:tcPr>
+            <w:tcW w:w="1301" w:type="dxa"/>
+            <w:tcBorders>
+              <w:top w:val="single" w:sz="4" w:space="0" w:color="000000"/>
+              <w:left w:val="single" w:sz="4" w:space="0" w:color="000000"/>
+              <w:bottom w:val="single" w:sz="4" w:space="0" w:color="000000"/>
+              <w:right w:val="single" w:sz="4" w:space="0" w:color="000000"/>
+            </w:tcBorders>
+            <w:hideMark/>
+          </w:tcPr>
+          <w:p>
+            <w:pPr>
+              <w:spacing w:line="256" w:lineRule="auto"/>
+            </w:pPr>
+            <w:r>
+              <w:t xml:space="preserve">Significant </w:t>
+            </w:r>
+          </w:p>
+        </w:tc>
+        <w:tc>
+          <w:tcPr>
+            <w:tcW w:w="3210" w:type="dxa"/>
+            <w:tcBorders>
+              <w:top w:val="single" w:sz="4" w:space="0" w:color="000000"/>
+              <w:left w:val="single" w:sz="4" w:space="0" w:color="000000"/>
+              <w:bottom w:val="single" w:sz="4" w:space="0" w:color="000000"/>
+              <w:right w:val="single" w:sz="4" w:space="0" w:color="000000"/>
+            </w:tcBorders>
+            <w:hideMark/>
+          </w:tcPr>
+          <w:p>
+            <w:r>
+              <w:t xml:space="preserve">Useability and accessibility testing before release so as to Identify potential issues early, </w:t>
+            </w:r>
+          </w:p>
+          <w:p>
+            <w:pPr>
+              <w:spacing w:line="256" w:lineRule="auto"/>
+            </w:pPr>
+            <w:r>
+              <w:t xml:space="preserve">Compliance with the WCAG 2.1 AA standards will ensure the system is accessible to all users. </w:t>
+            </w:r>
+          </w:p>
+        </w:tc>
+      </w:tr>
+    </w:tbl>
+    <w:p/>
     <w:p>
       <w:pPr>
         <w:pStyle w:val="Heading1"/>
@@ -7976,7 +11635,7 @@
           <w:szCs w:val="30"/>
         </w:rPr>
       </w:pPr>
-      <w:bookmarkStart w:id="19" w:name="_Toc223965412"/>
+      <w:bookmarkStart w:id="26" w:name="_Toc224032112"/>
       <w:r>
         <w:rPr>
           <w:b/>
@@ -7986,7 +11645,7 @@
         </w:rPr>
         <w:t>Legal Considerations and Regulatory Requirements</w:t>
       </w:r>
-      <w:bookmarkEnd w:id="19"/>
+      <w:bookmarkEnd w:id="26"/>
       <w:r>
         <w:rPr>
           <w:b/>
@@ -8007,7 +11666,7 @@
           <w:szCs w:val="30"/>
         </w:rPr>
       </w:pPr>
-      <w:bookmarkStart w:id="20" w:name="_Toc223965413"/>
+      <w:bookmarkStart w:id="27" w:name="_Toc224032113"/>
       <w:r>
         <w:rPr>
           <w:b/>
@@ -8017,7 +11676,7 @@
         </w:rPr>
         <w:t>UI Considerations</w:t>
       </w:r>
-      <w:bookmarkEnd w:id="20"/>
+      <w:bookmarkEnd w:id="27"/>
       <w:r>
         <w:rPr>
           <w:b/>
@@ -8207,6 +11866,92 @@
     </w:lvl>
   </w:abstractNum>
   <w:abstractNum w:abstractNumId="2" w15:restartNumberingAfterBreak="0">
+    <w:nsid w:val="28B44433"/>
+    <w:multiLevelType w:val="hybridMultilevel"/>
+    <w:tmpl w:val="321E2B6C"/>
+    <w:lvl w:ilvl="0" w:tplc="0809000F">
+      <w:start w:val="1"/>
+      <w:numFmt w:val="decimal"/>
+      <w:lvlText w:val="%1."/>
+      <w:lvlJc w:val="left"/>
+      <w:pPr>
+        <w:ind w:left="720" w:hanging="360"/>
+      </w:pPr>
+    </w:lvl>
+    <w:lvl w:ilvl="1" w:tplc="08090019" w:tentative="1">
+      <w:start w:val="1"/>
+      <w:numFmt w:val="lowerLetter"/>
+      <w:lvlText w:val="%2."/>
+      <w:lvlJc w:val="left"/>
+      <w:pPr>
+        <w:ind w:left="1440" w:hanging="360"/>
+      </w:pPr>
+    </w:lvl>
+    <w:lvl w:ilvl="2" w:tplc="0809001B" w:tentative="1">
+      <w:start w:val="1"/>
+      <w:numFmt w:val="lowerRoman"/>
+      <w:lvlText w:val="%3."/>
+      <w:lvlJc w:val="right"/>
+      <w:pPr>
+        <w:ind w:left="2160" w:hanging="180"/>
+      </w:pPr>
+    </w:lvl>
+    <w:lvl w:ilvl="3" w:tplc="0809000F" w:tentative="1">
+      <w:start w:val="1"/>
+      <w:numFmt w:val="decimal"/>
+      <w:lvlText w:val="%4."/>
+      <w:lvlJc w:val="left"/>
+      <w:pPr>
+        <w:ind w:left="2880" w:hanging="360"/>
+      </w:pPr>
+    </w:lvl>
+    <w:lvl w:ilvl="4" w:tplc="08090019" w:tentative="1">
+      <w:start w:val="1"/>
+      <w:numFmt w:val="lowerLetter"/>
+      <w:lvlText w:val="%5."/>
+      <w:lvlJc w:val="left"/>
+      <w:pPr>
+        <w:ind w:left="3600" w:hanging="360"/>
+      </w:pPr>
+    </w:lvl>
+    <w:lvl w:ilvl="5" w:tplc="0809001B" w:tentative="1">
+      <w:start w:val="1"/>
+      <w:numFmt w:val="lowerRoman"/>
+      <w:lvlText w:val="%6."/>
+      <w:lvlJc w:val="right"/>
+      <w:pPr>
+        <w:ind w:left="4320" w:hanging="180"/>
+      </w:pPr>
+    </w:lvl>
+    <w:lvl w:ilvl="6" w:tplc="0809000F" w:tentative="1">
+      <w:start w:val="1"/>
+      <w:numFmt w:val="decimal"/>
+      <w:lvlText w:val="%7."/>
+      <w:lvlJc w:val="left"/>
+      <w:pPr>
+        <w:ind w:left="5040" w:hanging="360"/>
+      </w:pPr>
+    </w:lvl>
+    <w:lvl w:ilvl="7" w:tplc="08090019" w:tentative="1">
+      <w:start w:val="1"/>
+      <w:numFmt w:val="lowerLetter"/>
+      <w:lvlText w:val="%8."/>
+      <w:lvlJc w:val="left"/>
+      <w:pPr>
+        <w:ind w:left="5760" w:hanging="360"/>
+      </w:pPr>
+    </w:lvl>
+    <w:lvl w:ilvl="8" w:tplc="0809001B" w:tentative="1">
+      <w:start w:val="1"/>
+      <w:numFmt w:val="lowerRoman"/>
+      <w:lvlText w:val="%9."/>
+      <w:lvlJc w:val="right"/>
+      <w:pPr>
+        <w:ind w:left="6480" w:hanging="180"/>
+      </w:pPr>
+    </w:lvl>
+  </w:abstractNum>
+  <w:abstractNum w:abstractNumId="3" w15:restartNumberingAfterBreak="0">
     <w:nsid w:val="34027ACD"/>
     <w:multiLevelType w:val="hybridMultilevel"/>
     <w:tmpl w:val="445E50A8"/>
@@ -8319,7 +12064,7 @@
       </w:rPr>
     </w:lvl>
   </w:abstractNum>
-  <w:abstractNum w:abstractNumId="3" w15:restartNumberingAfterBreak="0">
+  <w:abstractNum w:abstractNumId="4" w15:restartNumberingAfterBreak="0">
     <w:nsid w:val="3F710BBE"/>
     <w:multiLevelType w:val="hybridMultilevel"/>
     <w:tmpl w:val="6AB28A3E"/>
@@ -8432,7 +12177,219 @@
       </w:rPr>
     </w:lvl>
   </w:abstractNum>
-  <w:abstractNum w:abstractNumId="4" w15:restartNumberingAfterBreak="0">
+  <w:abstractNum w:abstractNumId="5" w15:restartNumberingAfterBreak="0">
+    <w:nsid w:val="471B0E96"/>
+    <w:multiLevelType w:val="hybridMultilevel"/>
+    <w:tmpl w:val="839A423C"/>
+    <w:lvl w:ilvl="0" w:tplc="50D2FD54">
+      <w:start w:val="1"/>
+      <w:numFmt w:val="decimal"/>
+      <w:lvlText w:val="%1."/>
+      <w:lvlJc w:val="left"/>
+      <w:pPr>
+        <w:ind w:left="705" w:firstLine="0"/>
+      </w:pPr>
+      <w:rPr>
+        <w:rFonts w:ascii="Calibri" w:eastAsia="Calibri" w:hAnsi="Calibri" w:cs="Calibri"/>
+        <w:b w:val="0"/>
+        <w:i w:val="0"/>
+        <w:strike w:val="0"/>
+        <w:dstrike w:val="0"/>
+        <w:color w:val="000000"/>
+        <w:sz w:val="24"/>
+        <w:szCs w:val="24"/>
+        <w:u w:val="none" w:color="000000"/>
+        <w:effect w:val="none"/>
+        <w:bdr w:val="none" w:sz="0" w:space="0" w:color="auto" w:frame="1"/>
+        <w:vertAlign w:val="baseline"/>
+      </w:rPr>
+    </w:lvl>
+    <w:lvl w:ilvl="1" w:tplc="28884882">
+      <w:start w:val="1"/>
+      <w:numFmt w:val="lowerLetter"/>
+      <w:lvlText w:val="%2"/>
+      <w:lvlJc w:val="left"/>
+      <w:pPr>
+        <w:ind w:left="1440" w:firstLine="0"/>
+      </w:pPr>
+      <w:rPr>
+        <w:rFonts w:ascii="Calibri" w:eastAsia="Calibri" w:hAnsi="Calibri" w:cs="Calibri"/>
+        <w:b w:val="0"/>
+        <w:i w:val="0"/>
+        <w:strike w:val="0"/>
+        <w:dstrike w:val="0"/>
+        <w:color w:val="000000"/>
+        <w:sz w:val="24"/>
+        <w:szCs w:val="24"/>
+        <w:u w:val="none" w:color="000000"/>
+        <w:effect w:val="none"/>
+        <w:bdr w:val="none" w:sz="0" w:space="0" w:color="auto" w:frame="1"/>
+        <w:vertAlign w:val="baseline"/>
+      </w:rPr>
+    </w:lvl>
+    <w:lvl w:ilvl="2" w:tplc="3B302DD8">
+      <w:start w:val="1"/>
+      <w:numFmt w:val="lowerRoman"/>
+      <w:lvlText w:val="%3"/>
+      <w:lvlJc w:val="left"/>
+      <w:pPr>
+        <w:ind w:left="2160" w:firstLine="0"/>
+      </w:pPr>
+      <w:rPr>
+        <w:rFonts w:ascii="Calibri" w:eastAsia="Calibri" w:hAnsi="Calibri" w:cs="Calibri"/>
+        <w:b w:val="0"/>
+        <w:i w:val="0"/>
+        <w:strike w:val="0"/>
+        <w:dstrike w:val="0"/>
+        <w:color w:val="000000"/>
+        <w:sz w:val="24"/>
+        <w:szCs w:val="24"/>
+        <w:u w:val="none" w:color="000000"/>
+        <w:effect w:val="none"/>
+        <w:bdr w:val="none" w:sz="0" w:space="0" w:color="auto" w:frame="1"/>
+        <w:vertAlign w:val="baseline"/>
+      </w:rPr>
+    </w:lvl>
+    <w:lvl w:ilvl="3" w:tplc="FD683BD0">
+      <w:start w:val="1"/>
+      <w:numFmt w:val="decimal"/>
+      <w:lvlText w:val="%4"/>
+      <w:lvlJc w:val="left"/>
+      <w:pPr>
+        <w:ind w:left="2880" w:firstLine="0"/>
+      </w:pPr>
+      <w:rPr>
+        <w:rFonts w:ascii="Calibri" w:eastAsia="Calibri" w:hAnsi="Calibri" w:cs="Calibri"/>
+        <w:b w:val="0"/>
+        <w:i w:val="0"/>
+        <w:strike w:val="0"/>
+        <w:dstrike w:val="0"/>
+        <w:color w:val="000000"/>
+        <w:sz w:val="24"/>
+        <w:szCs w:val="24"/>
+        <w:u w:val="none" w:color="000000"/>
+        <w:effect w:val="none"/>
+        <w:bdr w:val="none" w:sz="0" w:space="0" w:color="auto" w:frame="1"/>
+        <w:vertAlign w:val="baseline"/>
+      </w:rPr>
+    </w:lvl>
+    <w:lvl w:ilvl="4" w:tplc="25D2350E">
+      <w:start w:val="1"/>
+      <w:numFmt w:val="lowerLetter"/>
+      <w:lvlText w:val="%5"/>
+      <w:lvlJc w:val="left"/>
+      <w:pPr>
+        <w:ind w:left="3600" w:firstLine="0"/>
+      </w:pPr>
+      <w:rPr>
+        <w:rFonts w:ascii="Calibri" w:eastAsia="Calibri" w:hAnsi="Calibri" w:cs="Calibri"/>
+        <w:b w:val="0"/>
+        <w:i w:val="0"/>
+        <w:strike w:val="0"/>
+        <w:dstrike w:val="0"/>
+        <w:color w:val="000000"/>
+        <w:sz w:val="24"/>
+        <w:szCs w:val="24"/>
+        <w:u w:val="none" w:color="000000"/>
+        <w:effect w:val="none"/>
+        <w:bdr w:val="none" w:sz="0" w:space="0" w:color="auto" w:frame="1"/>
+        <w:vertAlign w:val="baseline"/>
+      </w:rPr>
+    </w:lvl>
+    <w:lvl w:ilvl="5" w:tplc="B8948076">
+      <w:start w:val="1"/>
+      <w:numFmt w:val="lowerRoman"/>
+      <w:lvlText w:val="%6"/>
+      <w:lvlJc w:val="left"/>
+      <w:pPr>
+        <w:ind w:left="4320" w:firstLine="0"/>
+      </w:pPr>
+      <w:rPr>
+        <w:rFonts w:ascii="Calibri" w:eastAsia="Calibri" w:hAnsi="Calibri" w:cs="Calibri"/>
+        <w:b w:val="0"/>
+        <w:i w:val="0"/>
+        <w:strike w:val="0"/>
+        <w:dstrike w:val="0"/>
+        <w:color w:val="000000"/>
+        <w:sz w:val="24"/>
+        <w:szCs w:val="24"/>
+        <w:u w:val="none" w:color="000000"/>
+        <w:effect w:val="none"/>
+        <w:bdr w:val="none" w:sz="0" w:space="0" w:color="auto" w:frame="1"/>
+        <w:vertAlign w:val="baseline"/>
+      </w:rPr>
+    </w:lvl>
+    <w:lvl w:ilvl="6" w:tplc="BF06F048">
+      <w:start w:val="1"/>
+      <w:numFmt w:val="decimal"/>
+      <w:lvlText w:val="%7"/>
+      <w:lvlJc w:val="left"/>
+      <w:pPr>
+        <w:ind w:left="5040" w:firstLine="0"/>
+      </w:pPr>
+      <w:rPr>
+        <w:rFonts w:ascii="Calibri" w:eastAsia="Calibri" w:hAnsi="Calibri" w:cs="Calibri"/>
+        <w:b w:val="0"/>
+        <w:i w:val="0"/>
+        <w:strike w:val="0"/>
+        <w:dstrike w:val="0"/>
+        <w:color w:val="000000"/>
+        <w:sz w:val="24"/>
+        <w:szCs w:val="24"/>
+        <w:u w:val="none" w:color="000000"/>
+        <w:effect w:val="none"/>
+        <w:bdr w:val="none" w:sz="0" w:space="0" w:color="auto" w:frame="1"/>
+        <w:vertAlign w:val="baseline"/>
+      </w:rPr>
+    </w:lvl>
+    <w:lvl w:ilvl="7" w:tplc="B8402294">
+      <w:start w:val="1"/>
+      <w:numFmt w:val="lowerLetter"/>
+      <w:lvlText w:val="%8"/>
+      <w:lvlJc w:val="left"/>
+      <w:pPr>
+        <w:ind w:left="5760" w:firstLine="0"/>
+      </w:pPr>
+      <w:rPr>
+        <w:rFonts w:ascii="Calibri" w:eastAsia="Calibri" w:hAnsi="Calibri" w:cs="Calibri"/>
+        <w:b w:val="0"/>
+        <w:i w:val="0"/>
+        <w:strike w:val="0"/>
+        <w:dstrike w:val="0"/>
+        <w:color w:val="000000"/>
+        <w:sz w:val="24"/>
+        <w:szCs w:val="24"/>
+        <w:u w:val="none" w:color="000000"/>
+        <w:effect w:val="none"/>
+        <w:bdr w:val="none" w:sz="0" w:space="0" w:color="auto" w:frame="1"/>
+        <w:vertAlign w:val="baseline"/>
+      </w:rPr>
+    </w:lvl>
+    <w:lvl w:ilvl="8" w:tplc="DC36A90C">
+      <w:start w:val="1"/>
+      <w:numFmt w:val="lowerRoman"/>
+      <w:lvlText w:val="%9"/>
+      <w:lvlJc w:val="left"/>
+      <w:pPr>
+        <w:ind w:left="6480" w:firstLine="0"/>
+      </w:pPr>
+      <w:rPr>
+        <w:rFonts w:ascii="Calibri" w:eastAsia="Calibri" w:hAnsi="Calibri" w:cs="Calibri"/>
+        <w:b w:val="0"/>
+        <w:i w:val="0"/>
+        <w:strike w:val="0"/>
+        <w:dstrike w:val="0"/>
+        <w:color w:val="000000"/>
+        <w:sz w:val="24"/>
+        <w:szCs w:val="24"/>
+        <w:u w:val="none" w:color="000000"/>
+        <w:effect w:val="none"/>
+        <w:bdr w:val="none" w:sz="0" w:space="0" w:color="auto" w:frame="1"/>
+        <w:vertAlign w:val="baseline"/>
+      </w:rPr>
+    </w:lvl>
+  </w:abstractNum>
+  <w:abstractNum w:abstractNumId="6" w15:restartNumberingAfterBreak="0">
     <w:nsid w:val="49201253"/>
     <w:multiLevelType w:val="hybridMultilevel"/>
     <w:tmpl w:val="70F4CF34"/>
@@ -8545,7 +12502,7 @@
       </w:rPr>
     </w:lvl>
   </w:abstractNum>
-  <w:abstractNum w:abstractNumId="5" w15:restartNumberingAfterBreak="0">
+  <w:abstractNum w:abstractNumId="7" w15:restartNumberingAfterBreak="0">
     <w:nsid w:val="524C716A"/>
     <w:multiLevelType w:val="hybridMultilevel"/>
     <w:tmpl w:val="83445056"/>
@@ -8658,7 +12615,7 @@
       </w:rPr>
     </w:lvl>
   </w:abstractNum>
-  <w:abstractNum w:abstractNumId="6" w15:restartNumberingAfterBreak="0">
+  <w:abstractNum w:abstractNumId="8" w15:restartNumberingAfterBreak="0">
     <w:nsid w:val="773030F4"/>
     <w:multiLevelType w:val="hybridMultilevel"/>
     <w:tmpl w:val="7116F88E"/>
@@ -8771,7 +12728,7 @@
       </w:rPr>
     </w:lvl>
   </w:abstractNum>
-  <w:abstractNum w:abstractNumId="7" w15:restartNumberingAfterBreak="0">
+  <w:abstractNum w:abstractNumId="9" w15:restartNumberingAfterBreak="0">
     <w:nsid w:val="787F6086"/>
     <w:multiLevelType w:val="hybridMultilevel"/>
     <w:tmpl w:val="82928676"/>
@@ -8884,29 +12841,304 @@
       </w:rPr>
     </w:lvl>
   </w:abstractNum>
+  <w:abstractNum w:abstractNumId="10" w15:restartNumberingAfterBreak="0">
+    <w:nsid w:val="7DE22A87"/>
+    <w:multiLevelType w:val="hybridMultilevel"/>
+    <w:tmpl w:val="92262EC8"/>
+    <w:lvl w:ilvl="0" w:tplc="0A34EB18">
+      <w:start w:val="1"/>
+      <w:numFmt w:val="decimal"/>
+      <w:lvlText w:val="%1."/>
+      <w:lvlJc w:val="left"/>
+      <w:pPr>
+        <w:ind w:left="705" w:firstLine="0"/>
+      </w:pPr>
+      <w:rPr>
+        <w:rFonts w:ascii="Calibri" w:eastAsia="Calibri" w:hAnsi="Calibri" w:cs="Calibri"/>
+        <w:b w:val="0"/>
+        <w:i w:val="0"/>
+        <w:strike w:val="0"/>
+        <w:dstrike w:val="0"/>
+        <w:color w:val="000000"/>
+        <w:sz w:val="24"/>
+        <w:szCs w:val="24"/>
+        <w:u w:val="none" w:color="000000"/>
+        <w:effect w:val="none"/>
+        <w:bdr w:val="none" w:sz="0" w:space="0" w:color="auto" w:frame="1"/>
+        <w:vertAlign w:val="baseline"/>
+      </w:rPr>
+    </w:lvl>
+    <w:lvl w:ilvl="1" w:tplc="A45C0F12">
+      <w:start w:val="1"/>
+      <w:numFmt w:val="lowerLetter"/>
+      <w:lvlText w:val="%2"/>
+      <w:lvlJc w:val="left"/>
+      <w:pPr>
+        <w:ind w:left="1440" w:firstLine="0"/>
+      </w:pPr>
+      <w:rPr>
+        <w:rFonts w:ascii="Calibri" w:eastAsia="Calibri" w:hAnsi="Calibri" w:cs="Calibri"/>
+        <w:b w:val="0"/>
+        <w:i w:val="0"/>
+        <w:strike w:val="0"/>
+        <w:dstrike w:val="0"/>
+        <w:color w:val="000000"/>
+        <w:sz w:val="24"/>
+        <w:szCs w:val="24"/>
+        <w:u w:val="none" w:color="000000"/>
+        <w:effect w:val="none"/>
+        <w:bdr w:val="none" w:sz="0" w:space="0" w:color="auto" w:frame="1"/>
+        <w:vertAlign w:val="baseline"/>
+      </w:rPr>
+    </w:lvl>
+    <w:lvl w:ilvl="2" w:tplc="733063B8">
+      <w:start w:val="1"/>
+      <w:numFmt w:val="lowerRoman"/>
+      <w:lvlText w:val="%3"/>
+      <w:lvlJc w:val="left"/>
+      <w:pPr>
+        <w:ind w:left="2160" w:firstLine="0"/>
+      </w:pPr>
+      <w:rPr>
+        <w:rFonts w:ascii="Calibri" w:eastAsia="Calibri" w:hAnsi="Calibri" w:cs="Calibri"/>
+        <w:b w:val="0"/>
+        <w:i w:val="0"/>
+        <w:strike w:val="0"/>
+        <w:dstrike w:val="0"/>
+        <w:color w:val="000000"/>
+        <w:sz w:val="24"/>
+        <w:szCs w:val="24"/>
+        <w:u w:val="none" w:color="000000"/>
+        <w:effect w:val="none"/>
+        <w:bdr w:val="none" w:sz="0" w:space="0" w:color="auto" w:frame="1"/>
+        <w:vertAlign w:val="baseline"/>
+      </w:rPr>
+    </w:lvl>
+    <w:lvl w:ilvl="3" w:tplc="DDFCA936">
+      <w:start w:val="1"/>
+      <w:numFmt w:val="decimal"/>
+      <w:lvlText w:val="%4"/>
+      <w:lvlJc w:val="left"/>
+      <w:pPr>
+        <w:ind w:left="2880" w:firstLine="0"/>
+      </w:pPr>
+      <w:rPr>
+        <w:rFonts w:ascii="Calibri" w:eastAsia="Calibri" w:hAnsi="Calibri" w:cs="Calibri"/>
+        <w:b w:val="0"/>
+        <w:i w:val="0"/>
+        <w:strike w:val="0"/>
+        <w:dstrike w:val="0"/>
+        <w:color w:val="000000"/>
+        <w:sz w:val="24"/>
+        <w:szCs w:val="24"/>
+        <w:u w:val="none" w:color="000000"/>
+        <w:effect w:val="none"/>
+        <w:bdr w:val="none" w:sz="0" w:space="0" w:color="auto" w:frame="1"/>
+        <w:vertAlign w:val="baseline"/>
+      </w:rPr>
+    </w:lvl>
+    <w:lvl w:ilvl="4" w:tplc="EA9C0B06">
+      <w:start w:val="1"/>
+      <w:numFmt w:val="lowerLetter"/>
+      <w:lvlText w:val="%5"/>
+      <w:lvlJc w:val="left"/>
+      <w:pPr>
+        <w:ind w:left="3600" w:firstLine="0"/>
+      </w:pPr>
+      <w:rPr>
+        <w:rFonts w:ascii="Calibri" w:eastAsia="Calibri" w:hAnsi="Calibri" w:cs="Calibri"/>
+        <w:b w:val="0"/>
+        <w:i w:val="0"/>
+        <w:strike w:val="0"/>
+        <w:dstrike w:val="0"/>
+        <w:color w:val="000000"/>
+        <w:sz w:val="24"/>
+        <w:szCs w:val="24"/>
+        <w:u w:val="none" w:color="000000"/>
+        <w:effect w:val="none"/>
+        <w:bdr w:val="none" w:sz="0" w:space="0" w:color="auto" w:frame="1"/>
+        <w:vertAlign w:val="baseline"/>
+      </w:rPr>
+    </w:lvl>
+    <w:lvl w:ilvl="5" w:tplc="5686AB50">
+      <w:start w:val="1"/>
+      <w:numFmt w:val="lowerRoman"/>
+      <w:lvlText w:val="%6"/>
+      <w:lvlJc w:val="left"/>
+      <w:pPr>
+        <w:ind w:left="4320" w:firstLine="0"/>
+      </w:pPr>
+      <w:rPr>
+        <w:rFonts w:ascii="Calibri" w:eastAsia="Calibri" w:hAnsi="Calibri" w:cs="Calibri"/>
+        <w:b w:val="0"/>
+        <w:i w:val="0"/>
+        <w:strike w:val="0"/>
+        <w:dstrike w:val="0"/>
+        <w:color w:val="000000"/>
+        <w:sz w:val="24"/>
+        <w:szCs w:val="24"/>
+        <w:u w:val="none" w:color="000000"/>
+        <w:effect w:val="none"/>
+        <w:bdr w:val="none" w:sz="0" w:space="0" w:color="auto" w:frame="1"/>
+        <w:vertAlign w:val="baseline"/>
+      </w:rPr>
+    </w:lvl>
+    <w:lvl w:ilvl="6" w:tplc="CDF01D84">
+      <w:start w:val="1"/>
+      <w:numFmt w:val="decimal"/>
+      <w:lvlText w:val="%7"/>
+      <w:lvlJc w:val="left"/>
+      <w:pPr>
+        <w:ind w:left="5040" w:firstLine="0"/>
+      </w:pPr>
+      <w:rPr>
+        <w:rFonts w:ascii="Calibri" w:eastAsia="Calibri" w:hAnsi="Calibri" w:cs="Calibri"/>
+        <w:b w:val="0"/>
+        <w:i w:val="0"/>
+        <w:strike w:val="0"/>
+        <w:dstrike w:val="0"/>
+        <w:color w:val="000000"/>
+        <w:sz w:val="24"/>
+        <w:szCs w:val="24"/>
+        <w:u w:val="none" w:color="000000"/>
+        <w:effect w:val="none"/>
+        <w:bdr w:val="none" w:sz="0" w:space="0" w:color="auto" w:frame="1"/>
+        <w:vertAlign w:val="baseline"/>
+      </w:rPr>
+    </w:lvl>
+    <w:lvl w:ilvl="7" w:tplc="BF967772">
+      <w:start w:val="1"/>
+      <w:numFmt w:val="lowerLetter"/>
+      <w:lvlText w:val="%8"/>
+      <w:lvlJc w:val="left"/>
+      <w:pPr>
+        <w:ind w:left="5760" w:firstLine="0"/>
+      </w:pPr>
+      <w:rPr>
+        <w:rFonts w:ascii="Calibri" w:eastAsia="Calibri" w:hAnsi="Calibri" w:cs="Calibri"/>
+        <w:b w:val="0"/>
+        <w:i w:val="0"/>
+        <w:strike w:val="0"/>
+        <w:dstrike w:val="0"/>
+        <w:color w:val="000000"/>
+        <w:sz w:val="24"/>
+        <w:szCs w:val="24"/>
+        <w:u w:val="none" w:color="000000"/>
+        <w:effect w:val="none"/>
+        <w:bdr w:val="none" w:sz="0" w:space="0" w:color="auto" w:frame="1"/>
+        <w:vertAlign w:val="baseline"/>
+      </w:rPr>
+    </w:lvl>
+    <w:lvl w:ilvl="8" w:tplc="B1D23A1C">
+      <w:start w:val="1"/>
+      <w:numFmt w:val="lowerRoman"/>
+      <w:lvlText w:val="%9"/>
+      <w:lvlJc w:val="left"/>
+      <w:pPr>
+        <w:ind w:left="6480" w:firstLine="0"/>
+      </w:pPr>
+      <w:rPr>
+        <w:rFonts w:ascii="Calibri" w:eastAsia="Calibri" w:hAnsi="Calibri" w:cs="Calibri"/>
+        <w:b w:val="0"/>
+        <w:i w:val="0"/>
+        <w:strike w:val="0"/>
+        <w:dstrike w:val="0"/>
+        <w:color w:val="000000"/>
+        <w:sz w:val="24"/>
+        <w:szCs w:val="24"/>
+        <w:u w:val="none" w:color="000000"/>
+        <w:effect w:val="none"/>
+        <w:bdr w:val="none" w:sz="0" w:space="0" w:color="auto" w:frame="1"/>
+        <w:vertAlign w:val="baseline"/>
+      </w:rPr>
+    </w:lvl>
+  </w:abstractNum>
   <w:num w:numId="1">
-    <w:abstractNumId w:val="5"/>
+    <w:abstractNumId w:val="7"/>
   </w:num>
   <w:num w:numId="2">
-    <w:abstractNumId w:val="6"/>
+    <w:abstractNumId w:val="8"/>
   </w:num>
   <w:num w:numId="3">
     <w:abstractNumId w:val="0"/>
   </w:num>
   <w:num w:numId="4">
-    <w:abstractNumId w:val="2"/>
+    <w:abstractNumId w:val="3"/>
   </w:num>
   <w:num w:numId="5">
-    <w:abstractNumId w:val="3"/>
+    <w:abstractNumId w:val="4"/>
   </w:num>
   <w:num w:numId="6">
-    <w:abstractNumId w:val="4"/>
+    <w:abstractNumId w:val="6"/>
   </w:num>
   <w:num w:numId="7">
     <w:abstractNumId w:val="1"/>
   </w:num>
   <w:num w:numId="8">
-    <w:abstractNumId w:val="7"/>
+    <w:abstractNumId w:val="9"/>
+  </w:num>
+  <w:num w:numId="9">
+    <w:abstractNumId w:val="10"/>
+    <w:lvlOverride w:ilvl="0">
+      <w:startOverride w:val="1"/>
+    </w:lvlOverride>
+    <w:lvlOverride w:ilvl="1">
+      <w:startOverride w:val="1"/>
+    </w:lvlOverride>
+    <w:lvlOverride w:ilvl="2">
+      <w:startOverride w:val="1"/>
+    </w:lvlOverride>
+    <w:lvlOverride w:ilvl="3">
+      <w:startOverride w:val="1"/>
+    </w:lvlOverride>
+    <w:lvlOverride w:ilvl="4">
+      <w:startOverride w:val="1"/>
+    </w:lvlOverride>
+    <w:lvlOverride w:ilvl="5">
+      <w:startOverride w:val="1"/>
+    </w:lvlOverride>
+    <w:lvlOverride w:ilvl="6">
+      <w:startOverride w:val="1"/>
+    </w:lvlOverride>
+    <w:lvlOverride w:ilvl="7">
+      <w:startOverride w:val="1"/>
+    </w:lvlOverride>
+    <w:lvlOverride w:ilvl="8">
+      <w:startOverride w:val="1"/>
+    </w:lvlOverride>
+  </w:num>
+  <w:num w:numId="10">
+    <w:abstractNumId w:val="5"/>
+    <w:lvlOverride w:ilvl="0">
+      <w:startOverride w:val="1"/>
+    </w:lvlOverride>
+    <w:lvlOverride w:ilvl="1">
+      <w:startOverride w:val="1"/>
+    </w:lvlOverride>
+    <w:lvlOverride w:ilvl="2">
+      <w:startOverride w:val="1"/>
+    </w:lvlOverride>
+    <w:lvlOverride w:ilvl="3">
+      <w:startOverride w:val="1"/>
+    </w:lvlOverride>
+    <w:lvlOverride w:ilvl="4">
+      <w:startOverride w:val="1"/>
+    </w:lvlOverride>
+    <w:lvlOverride w:ilvl="5">
+      <w:startOverride w:val="1"/>
+    </w:lvlOverride>
+    <w:lvlOverride w:ilvl="6">
+      <w:startOverride w:val="1"/>
+    </w:lvlOverride>
+    <w:lvlOverride w:ilvl="7">
+      <w:startOverride w:val="1"/>
+    </w:lvlOverride>
+    <w:lvlOverride w:ilvl="8">
+      <w:startOverride w:val="1"/>
+    </w:lvlOverride>
+  </w:num>
+  <w:num w:numId="11">
+    <w:abstractNumId w:val="2"/>
   </w:num>
 </w:numbering>
 </file>
@@ -9353,6 +13585,29 @@
       <w:szCs w:val="26"/>
     </w:rPr>
   </w:style>
+  <w:style w:type="paragraph" w:styleId="Heading3">
+    <w:name w:val="heading 3"/>
+    <w:basedOn w:val="Normal"/>
+    <w:next w:val="Normal"/>
+    <w:link w:val="Heading3Char"/>
+    <w:uiPriority w:val="9"/>
+    <w:semiHidden/>
+    <w:unhideWhenUsed/>
+    <w:qFormat/>
+    <w:rsid w:val="00EE092B"/>
+    <w:pPr>
+      <w:keepNext/>
+      <w:keepLines/>
+      <w:spacing w:before="40" w:after="0"/>
+      <w:outlineLvl w:val="2"/>
+    </w:pPr>
+    <w:rPr>
+      <w:rFonts w:asciiTheme="majorHAnsi" w:eastAsiaTheme="majorEastAsia" w:hAnsiTheme="majorHAnsi" w:cstheme="majorBidi"/>
+      <w:color w:val="1F3763" w:themeColor="accent1" w:themeShade="7F"/>
+      <w:sz w:val="24"/>
+      <w:szCs w:val="24"/>
+    </w:rPr>
+  </w:style>
   <w:style w:type="character" w:default="1" w:styleId="DefaultParagraphFont">
     <w:name w:val="Default Paragraph Font"/>
     <w:uiPriority w:val="1"/>
@@ -9546,6 +13801,31 @@
         <w:right w:w="0" w:type="dxa"/>
       </w:tblCellMar>
     </w:tblPr>
+  </w:style>
+  <w:style w:type="character" w:styleId="Strong">
+    <w:name w:val="Strong"/>
+    <w:basedOn w:val="DefaultParagraphFont"/>
+    <w:uiPriority w:val="22"/>
+    <w:qFormat/>
+    <w:rsid w:val="007C0C91"/>
+    <w:rPr>
+      <w:b/>
+      <w:bCs/>
+    </w:rPr>
+  </w:style>
+  <w:style w:type="character" w:customStyle="1" w:styleId="Heading3Char">
+    <w:name w:val="Heading 3 Char"/>
+    <w:basedOn w:val="DefaultParagraphFont"/>
+    <w:link w:val="Heading3"/>
+    <w:uiPriority w:val="9"/>
+    <w:semiHidden/>
+    <w:rsid w:val="00EE092B"/>
+    <w:rPr>
+      <w:rFonts w:asciiTheme="majorHAnsi" w:eastAsiaTheme="majorEastAsia" w:hAnsiTheme="majorHAnsi" w:cstheme="majorBidi"/>
+      <w:color w:val="1F3763" w:themeColor="accent1" w:themeShade="7F"/>
+      <w:sz w:val="24"/>
+      <w:szCs w:val="24"/>
+    </w:rPr>
   </w:style>
 </w:styles>
 </file>
@@ -9856,10 +14136,22 @@
 </CoverPageProperties>
 </file>
 
+<file path=customXml/item2.xml><?xml version="1.0" encoding="utf-8"?>
+<b:Sources xmlns:b="http://schemas.openxmlformats.org/officeDocument/2006/bibliography" xmlns="http://schemas.openxmlformats.org/officeDocument/2006/bibliography" SelectedStyle="\APASixthEditionOfficeOnline.xsl" StyleName="APA" Version="6"/>
+</file>
+
 <file path=customXml/itemProps1.xml><?xml version="1.0" encoding="utf-8"?>
 <ds:datastoreItem xmlns:ds="http://schemas.openxmlformats.org/officeDocument/2006/customXml" ds:itemID="{55AF091B-3C7A-41E3-B477-F2FDAA23CFDA}">
   <ds:schemaRefs>
     <ds:schemaRef ds:uri="http://schemas.microsoft.com/office/2006/coverPageProps"/>
   </ds:schemaRefs>
 </ds:datastoreItem>
+</file>
+
+<file path=customXml/itemProps2.xml><?xml version="1.0" encoding="utf-8"?>
+<ds:datastoreItem xmlns:ds="http://schemas.openxmlformats.org/officeDocument/2006/customXml" ds:itemID="{4ED97EEC-48DC-4362-9D54-0F740A7FC5C5}">
+  <ds:schemaRefs>
+    <ds:schemaRef ds:uri="http://schemas.openxmlformats.org/officeDocument/2006/bibliography"/>
+  </ds:schemaRefs>
+</ds:datastoreItem>
 </file>
--- a/Task1_Proposal_721242_Chukwudolue_T.docx
+++ b/Task1_Proposal_721242_Chukwudolue_T.docx
@@ -4904,19 +4904,7 @@
               <w:ind w:right="54"/>
             </w:pPr>
             <w:r>
-              <w:t>The page must comply with the Web</w:t>
-            </w:r>
-            <w:r>
-              <w:t xml:space="preserve"> </w:t>
-            </w:r>
-            <w:r>
-              <w:t>Accessibility</w:t>
-            </w:r>
-            <w:r>
-              <w:t xml:space="preserve"> </w:t>
-            </w:r>
-            <w:r>
-              <w:t>Guidelines</w:t>
+              <w:t>The page must comply with the Web Accessibility Guidelines</w:t>
             </w:r>
           </w:p>
           <w:p>
@@ -4929,13 +4917,7 @@
               <w:ind w:right="54"/>
             </w:pPr>
             <w:r>
-              <w:t>(WCAG), e.g., Contrast, Text Size, Text-</w:t>
-            </w:r>
-            <w:r>
-              <w:t>to speech</w:t>
-            </w:r>
-            <w:r>
-              <w:t>.</w:t>
+              <w:t>(WCAG), e.g., Contrast, Text Size, Text-to speech.</w:t>
             </w:r>
           </w:p>
         </w:tc>
@@ -5211,15 +5193,7 @@
                 <w:sz w:val="23"/>
                 <w:szCs w:val="23"/>
               </w:rPr>
-              <w:t>The page must comply with the Web Accessibility Guidelines (WCAG), e.g., Contrast, Text Size, Text-to-</w:t>
-            </w:r>
-            <w:r>
-              <w:rPr>
-                <w:rFonts w:ascii="Calibri" w:hAnsi="Calibri" w:cs="Calibri"/>
-                <w:sz w:val="23"/>
-                <w:szCs w:val="23"/>
-              </w:rPr>
-              <w:t>speech.</w:t>
+              <w:t>The page must comply with the Web Accessibility Guidelines (WCAG), e.g., Contrast, Text Size, Text-to-speech.</w:t>
             </w:r>
           </w:p>
         </w:tc>
@@ -5474,15 +5448,7 @@
                 <w:sz w:val="23"/>
                 <w:szCs w:val="23"/>
               </w:rPr>
-              <w:t>The page must comply with the Web Accessibility Guidelines (WCAG), e.g., Contrast, Text Size, Text-to-</w:t>
-            </w:r>
-            <w:r>
-              <w:rPr>
-                <w:rFonts w:ascii="Calibri" w:hAnsi="Calibri" w:cs="Calibri"/>
-                <w:sz w:val="23"/>
-                <w:szCs w:val="23"/>
-              </w:rPr>
-              <w:t>speech.</w:t>
+              <w:t>The page must comply with the Web Accessibility Guidelines (WCAG), e.g., Contrast, Text Size, Text-to-speech.</w:t>
             </w:r>
           </w:p>
         </w:tc>
@@ -5593,15 +5559,7 @@
                 <w:sz w:val="23"/>
                 <w:szCs w:val="23"/>
               </w:rPr>
-              <w:t>The page must comply with the Web Accessibility Guidelines (WCAG), e.g., Contrast, Text Size, Text-to-speech</w:t>
-            </w:r>
-            <w:r>
-              <w:rPr>
-                <w:rFonts w:ascii="Calibri" w:hAnsi="Calibri" w:cs="Calibri"/>
-                <w:sz w:val="23"/>
-                <w:szCs w:val="23"/>
-              </w:rPr>
-              <w:t>.</w:t>
+              <w:t>The page must comply with the Web Accessibility Guidelines (WCAG), e.g., Contrast, Text Size, Text-to-speech.</w:t>
             </w:r>
           </w:p>
         </w:tc>
@@ -5639,6 +5597,7 @@
           </w:tcPr>
           <w:p>
             <w:r>
+              <w:lastRenderedPageBreak/>
               <w:t xml:space="preserve">The User should be able to track the status of their order </w:t>
             </w:r>
           </w:p>
@@ -5940,13 +5899,7 @@
               </w:numPr>
             </w:pPr>
             <w:r>
-              <w:t xml:space="preserve"> </w:t>
-            </w:r>
-            <w:r>
-              <w:t>Voice commands should be supported where possible</w:t>
-            </w:r>
-            <w:r>
-              <w:t>.</w:t>
+              <w:t xml:space="preserve"> Voice commands should be supported where possible.</w:t>
             </w:r>
           </w:p>
           <w:p>
@@ -6091,6 +6044,7 @@
           <w:p>
             <w:pPr>
               <w:pStyle w:val="Heading2"/>
+              <w:outlineLvl w:val="1"/>
             </w:pPr>
             <w:bookmarkStart w:id="15" w:name="_Toc224032101"/>
             <w:r>
@@ -6351,6 +6305,7 @@
           <w:p>
             <w:pPr>
               <w:pStyle w:val="Heading2"/>
+              <w:outlineLvl w:val="1"/>
             </w:pPr>
             <w:bookmarkStart w:id="16" w:name="_Toc224032102"/>
             <w:r>
@@ -6795,6 +6750,7 @@
           <w:p>
             <w:pPr>
               <w:pStyle w:val="Heading2"/>
+              <w:outlineLvl w:val="1"/>
             </w:pPr>
             <w:bookmarkStart w:id="17" w:name="_Toc224032103"/>
             <w:r>
@@ -7140,6 +7096,7 @@
           <w:p>
             <w:pPr>
               <w:pStyle w:val="Heading2"/>
+              <w:outlineLvl w:val="1"/>
             </w:pPr>
             <w:bookmarkStart w:id="18" w:name="_Toc224032104"/>
             <w:r>
@@ -7472,6 +7429,7 @@
           <w:p>
             <w:pPr>
               <w:pStyle w:val="Heading2"/>
+              <w:outlineLvl w:val="1"/>
             </w:pPr>
             <w:bookmarkStart w:id="19" w:name="_Toc224032105"/>
             <w:r>
@@ -7739,6 +7697,7 @@
           <w:p>
             <w:pPr>
               <w:pStyle w:val="Heading2"/>
+              <w:outlineLvl w:val="1"/>
             </w:pPr>
             <w:bookmarkStart w:id="20" w:name="_Toc224032106"/>
             <w:r>
@@ -8073,6 +8032,7 @@
           <w:p>
             <w:pPr>
               <w:pStyle w:val="Heading2"/>
+              <w:outlineLvl w:val="1"/>
             </w:pPr>
             <w:bookmarkStart w:id="21" w:name="_Toc224032107"/>
             <w:r>
@@ -8428,6 +8388,7 @@
           <w:sz w:val="30"/>
           <w:szCs w:val="30"/>
         </w:rPr>
+        <w:lastRenderedPageBreak/>
         <w:t>Hierarchical Diagram</w:t>
       </w:r>
       <w:bookmarkEnd w:id="22"/>
@@ -8441,7 +8402,26 @@
         <w:t xml:space="preserve"> </w:t>
       </w:r>
     </w:p>
-    <w:p/>
+    <w:p>
+      <w:r>
+        <w:rPr>
+          <w:noProof/>
+        </w:rPr>
+        <w:drawing>
+          <wp:inline distT="0" distB="0" distL="0" distR="0" wp14:anchorId="6D4C5750" wp14:editId="35AE7675">
+            <wp:extent cx="5486400" cy="3200400"/>
+            <wp:effectExtent l="38100" t="0" r="38100" b="0"/>
+            <wp:docPr id="1" name="Diagram 1"/>
+            <wp:cNvGraphicFramePr/>
+            <a:graphic xmlns:a="http://schemas.openxmlformats.org/drawingml/2006/main">
+              <a:graphicData uri="http://schemas.openxmlformats.org/drawingml/2006/diagram">
+                <dgm:relIds xmlns:dgm="http://schemas.openxmlformats.org/drawingml/2006/diagram" xmlns:r="http://schemas.openxmlformats.org/officeDocument/2006/relationships" r:dm="rId9" r:lo="rId10" r:qs="rId11" r:cs="rId12"/>
+              </a:graphicData>
+            </a:graphic>
+          </wp:inline>
+        </w:drawing>
+      </w:r>
+    </w:p>
     <w:p>
       <w:pPr>
         <w:pStyle w:val="Heading1"/>
@@ -8460,7 +8440,6 @@
           <w:sz w:val="30"/>
           <w:szCs w:val="30"/>
         </w:rPr>
-        <w:lastRenderedPageBreak/>
         <w:t>Risk Management</w:t>
       </w:r>
       <w:bookmarkEnd w:id="23"/>
@@ -10320,7 +10299,6 @@
               <w:spacing w:line="256" w:lineRule="auto"/>
             </w:pPr>
             <w:r>
-              <w:lastRenderedPageBreak/>
               <w:t xml:space="preserve">Scope Creep </w:t>
             </w:r>
           </w:p>
@@ -10615,6 +10593,7 @@
               <w:spacing w:line="256" w:lineRule="auto"/>
             </w:pPr>
             <w:r>
+              <w:lastRenderedPageBreak/>
               <w:t xml:space="preserve">Budget Overruns </w:t>
             </w:r>
           </w:p>
@@ -10836,7 +10815,6 @@
               <w:spacing w:line="256" w:lineRule="auto"/>
             </w:pPr>
             <w:r>
-              <w:lastRenderedPageBreak/>
               <w:t xml:space="preserve">Server Downtime </w:t>
             </w:r>
           </w:p>
@@ -11296,6 +11274,7 @@
               <w:spacing w:line="256" w:lineRule="auto"/>
             </w:pPr>
             <w:r>
+              <w:lastRenderedPageBreak/>
               <w:t xml:space="preserve">Low User Adaptation </w:t>
             </w:r>
           </w:p>
@@ -11466,7 +11445,6 @@
               <w:spacing w:line="256" w:lineRule="auto"/>
             </w:pPr>
             <w:r>
-              <w:lastRenderedPageBreak/>
               <w:t xml:space="preserve">Customer Data Privacy Concerns </w:t>
             </w:r>
           </w:p>
@@ -13830,6 +13808,4706 @@
 </w:styles>
 </file>
 
+<file path=word/diagrams/colors1.xml><?xml version="1.0" encoding="utf-8"?>
+<dgm:colorsDef xmlns:dgm="http://schemas.openxmlformats.org/drawingml/2006/diagram" xmlns:a="http://schemas.openxmlformats.org/drawingml/2006/main" uniqueId="urn:microsoft.com/office/officeart/2005/8/colors/accent1_2">
+  <dgm:title val=""/>
+  <dgm:desc val=""/>
+  <dgm:catLst>
+    <dgm:cat type="accent1" pri="11200"/>
+  </dgm:catLst>
+  <dgm:styleLbl name="node0">
+    <dgm:fillClrLst meth="repeat">
+      <a:schemeClr val="accent1"/>
+    </dgm:fillClrLst>
+    <dgm:linClrLst meth="repeat">
+      <a:schemeClr val="lt1"/>
+    </dgm:linClrLst>
+    <dgm:effectClrLst/>
+    <dgm:txLinClrLst/>
+    <dgm:txFillClrLst/>
+    <dgm:txEffectClrLst/>
+  </dgm:styleLbl>
+  <dgm:styleLbl name="alignNode1">
+    <dgm:fillClrLst meth="repeat">
+      <a:schemeClr val="accent1"/>
+    </dgm:fillClrLst>
+    <dgm:linClrLst meth="repeat">
+      <a:schemeClr val="accent1"/>
+    </dgm:linClrLst>
+    <dgm:effectClrLst/>
+    <dgm:txLinClrLst/>
+    <dgm:txFillClrLst/>
+    <dgm:txEffectClrLst/>
+  </dgm:styleLbl>
+  <dgm:styleLbl name="node1">
+    <dgm:fillClrLst meth="repeat">
+      <a:schemeClr val="accent1"/>
+    </dgm:fillClrLst>
+    <dgm:linClrLst meth="repeat">
+      <a:schemeClr val="lt1"/>
+    </dgm:linClrLst>
+    <dgm:effectClrLst/>
+    <dgm:txLinClrLst/>
+    <dgm:txFillClrLst/>
+    <dgm:txEffectClrLst/>
+  </dgm:styleLbl>
+  <dgm:styleLbl name="lnNode1">
+    <dgm:fillClrLst meth="repeat">
+      <a:schemeClr val="accent1"/>
+    </dgm:fillClrLst>
+    <dgm:linClrLst meth="repeat">
+      <a:schemeClr val="lt1"/>
+    </dgm:linClrLst>
+    <dgm:effectClrLst/>
+    <dgm:txLinClrLst/>
+    <dgm:txFillClrLst/>
+    <dgm:txEffectClrLst/>
+  </dgm:styleLbl>
+  <dgm:styleLbl name="vennNode1">
+    <dgm:fillClrLst meth="repeat">
+      <a:schemeClr val="accent1">
+        <a:alpha val="50000"/>
+      </a:schemeClr>
+    </dgm:fillClrLst>
+    <dgm:linClrLst meth="repeat">
+      <a:schemeClr val="lt1"/>
+    </dgm:linClrLst>
+    <dgm:effectClrLst/>
+    <dgm:txLinClrLst/>
+    <dgm:txFillClrLst/>
+    <dgm:txEffectClrLst/>
+  </dgm:styleLbl>
+  <dgm:styleLbl name="node2">
+    <dgm:fillClrLst meth="repeat">
+      <a:schemeClr val="accent1"/>
+    </dgm:fillClrLst>
+    <dgm:linClrLst meth="repeat">
+      <a:schemeClr val="lt1"/>
+    </dgm:linClrLst>
+    <dgm:effectClrLst/>
+    <dgm:txLinClrLst/>
+    <dgm:txFillClrLst/>
+    <dgm:txEffectClrLst/>
+  </dgm:styleLbl>
+  <dgm:styleLbl name="node3">
+    <dgm:fillClrLst meth="repeat">
+      <a:schemeClr val="accent1"/>
+    </dgm:fillClrLst>
+    <dgm:linClrLst meth="repeat">
+      <a:schemeClr val="lt1"/>
+    </dgm:linClrLst>
+    <dgm:effectClrLst/>
+    <dgm:txLinClrLst/>
+    <dgm:txFillClrLst/>
+    <dgm:txEffectClrLst/>
+  </dgm:styleLbl>
+  <dgm:styleLbl name="node4">
+    <dgm:fillClrLst meth="repeat">
+      <a:schemeClr val="accent1"/>
+    </dgm:fillClrLst>
+    <dgm:linClrLst meth="repeat">
+      <a:schemeClr val="lt1"/>
+    </dgm:linClrLst>
+    <dgm:effectClrLst/>
+    <dgm:txLinClrLst/>
+    <dgm:txFillClrLst/>
+    <dgm:txEffectClrLst/>
+  </dgm:styleLbl>
+  <dgm:styleLbl name="fgImgPlace1">
+    <dgm:fillClrLst meth="repeat">
+      <a:schemeClr val="accent1">
+        <a:tint val="50000"/>
+      </a:schemeClr>
+    </dgm:fillClrLst>
+    <dgm:linClrLst meth="repeat">
+      <a:schemeClr val="lt1"/>
+    </dgm:linClrLst>
+    <dgm:effectClrLst/>
+    <dgm:txLinClrLst/>
+    <dgm:txFillClrLst meth="repeat">
+      <a:schemeClr val="lt1"/>
+    </dgm:txFillClrLst>
+    <dgm:txEffectClrLst/>
+  </dgm:styleLbl>
+  <dgm:styleLbl name="alignImgPlace1">
+    <dgm:fillClrLst meth="repeat">
+      <a:schemeClr val="accent1">
+        <a:tint val="50000"/>
+      </a:schemeClr>
+    </dgm:fillClrLst>
+    <dgm:linClrLst meth="repeat">
+      <a:schemeClr val="lt1"/>
+    </dgm:linClrLst>
+    <dgm:effectClrLst/>
+    <dgm:txLinClrLst/>
+    <dgm:txFillClrLst meth="repeat">
+      <a:schemeClr val="lt1"/>
+    </dgm:txFillClrLst>
+    <dgm:txEffectClrLst/>
+  </dgm:styleLbl>
+  <dgm:styleLbl name="bgImgPlace1">
+    <dgm:fillClrLst meth="repeat">
+      <a:schemeClr val="accent1">
+        <a:tint val="50000"/>
+      </a:schemeClr>
+    </dgm:fillClrLst>
+    <dgm:linClrLst meth="repeat">
+      <a:schemeClr val="lt1"/>
+    </dgm:linClrLst>
+    <dgm:effectClrLst/>
+    <dgm:txLinClrLst/>
+    <dgm:txFillClrLst meth="repeat">
+      <a:schemeClr val="lt1"/>
+    </dgm:txFillClrLst>
+    <dgm:txEffectClrLst/>
+  </dgm:styleLbl>
+  <dgm:styleLbl name="sibTrans2D1">
+    <dgm:fillClrLst meth="repeat">
+      <a:schemeClr val="accent1">
+        <a:tint val="60000"/>
+      </a:schemeClr>
+    </dgm:fillClrLst>
+    <dgm:linClrLst meth="repeat">
+      <a:schemeClr val="accent1">
+        <a:tint val="60000"/>
+      </a:schemeClr>
+    </dgm:linClrLst>
+    <dgm:effectClrLst/>
+    <dgm:txLinClrLst/>
+    <dgm:txFillClrLst/>
+    <dgm:txEffectClrLst/>
+  </dgm:styleLbl>
+  <dgm:styleLbl name="fgSibTrans2D1">
+    <dgm:fillClrLst meth="repeat">
+      <a:schemeClr val="accent1">
+        <a:tint val="60000"/>
+      </a:schemeClr>
+    </dgm:fillClrLst>
+    <dgm:linClrLst meth="repeat">
+      <a:schemeClr val="accent1">
+        <a:tint val="60000"/>
+      </a:schemeClr>
+    </dgm:linClrLst>
+    <dgm:effectClrLst/>
+    <dgm:txLinClrLst/>
+    <dgm:txFillClrLst/>
+    <dgm:txEffectClrLst/>
+  </dgm:styleLbl>
+  <dgm:styleLbl name="bgSibTrans2D1">
+    <dgm:fillClrLst meth="repeat">
+      <a:schemeClr val="accent1">
+        <a:tint val="60000"/>
+      </a:schemeClr>
+    </dgm:fillClrLst>
+    <dgm:linClrLst meth="repeat">
+      <a:schemeClr val="accent1">
+        <a:tint val="60000"/>
+      </a:schemeClr>
+    </dgm:linClrLst>
+    <dgm:effectClrLst/>
+    <dgm:txLinClrLst/>
+    <dgm:txFillClrLst/>
+    <dgm:txEffectClrLst/>
+  </dgm:styleLbl>
+  <dgm:styleLbl name="sibTrans1D1">
+    <dgm:fillClrLst meth="repeat">
+      <a:schemeClr val="accent1"/>
+    </dgm:fillClrLst>
+    <dgm:linClrLst meth="repeat">
+      <a:schemeClr val="accent1"/>
+    </dgm:linClrLst>
+    <dgm:effectClrLst/>
+    <dgm:txLinClrLst/>
+    <dgm:txFillClrLst meth="repeat">
+      <a:schemeClr val="tx1"/>
+    </dgm:txFillClrLst>
+    <dgm:txEffectClrLst/>
+  </dgm:styleLbl>
+  <dgm:styleLbl name="callout">
+    <dgm:fillClrLst meth="repeat">
+      <a:schemeClr val="accent1"/>
+    </dgm:fillClrLst>
+    <dgm:linClrLst meth="repeat">
+      <a:schemeClr val="accent1">
+        <a:tint val="50000"/>
+      </a:schemeClr>
+    </dgm:linClrLst>
+    <dgm:effectClrLst/>
+    <dgm:txLinClrLst/>
+    <dgm:txFillClrLst meth="repeat">
+      <a:schemeClr val="tx1"/>
+    </dgm:txFillClrLst>
+    <dgm:txEffectClrLst/>
+  </dgm:styleLbl>
+  <dgm:styleLbl name="asst0">
+    <dgm:fillClrLst meth="repeat">
+      <a:schemeClr val="accent1"/>
+    </dgm:fillClrLst>
+    <dgm:linClrLst meth="repeat">
+      <a:schemeClr val="lt1"/>
+    </dgm:linClrLst>
+    <dgm:effectClrLst/>
+    <dgm:txLinClrLst/>
+    <dgm:txFillClrLst/>
+    <dgm:txEffectClrLst/>
+  </dgm:styleLbl>
+  <dgm:styleLbl name="asst1">
+    <dgm:fillClrLst meth="repeat">
+      <a:schemeClr val="accent1"/>
+    </dgm:fillClrLst>
+    <dgm:linClrLst meth="repeat">
+      <a:schemeClr val="lt1"/>
+    </dgm:linClrLst>
+    <dgm:effectClrLst/>
+    <dgm:txLinClrLst/>
+    <dgm:txFillClrLst/>
+    <dgm:txEffectClrLst/>
+  </dgm:styleLbl>
+  <dgm:styleLbl name="asst2">
+    <dgm:fillClrLst meth="repeat">
+      <a:schemeClr val="accent1"/>
+    </dgm:fillClrLst>
+    <dgm:linClrLst meth="repeat">
+      <a:schemeClr val="lt1"/>
+    </dgm:linClrLst>
+    <dgm:effectClrLst/>
+    <dgm:txLinClrLst/>
+    <dgm:txFillClrLst/>
+    <dgm:txEffectClrLst/>
+  </dgm:styleLbl>
+  <dgm:styleLbl name="asst3">
+    <dgm:fillClrLst meth="repeat">
+      <a:schemeClr val="accent1"/>
+    </dgm:fillClrLst>
+    <dgm:linClrLst meth="repeat">
+      <a:schemeClr val="lt1"/>
+    </dgm:linClrLst>
+    <dgm:effectClrLst/>
+    <dgm:txLinClrLst/>
+    <dgm:txFillClrLst/>
+    <dgm:txEffectClrLst/>
+  </dgm:styleLbl>
+  <dgm:styleLbl name="asst4">
+    <dgm:fillClrLst meth="repeat">
+      <a:schemeClr val="accent1"/>
+    </dgm:fillClrLst>
+    <dgm:linClrLst meth="repeat">
+      <a:schemeClr val="lt1"/>
+    </dgm:linClrLst>
+    <dgm:effectClrLst/>
+    <dgm:txLinClrLst/>
+    <dgm:txFillClrLst/>
+    <dgm:txEffectClrLst/>
+  </dgm:styleLbl>
+  <dgm:styleLbl name="parChTrans2D1">
+    <dgm:fillClrLst meth="repeat">
+      <a:schemeClr val="accent1">
+        <a:tint val="60000"/>
+      </a:schemeClr>
+    </dgm:fillClrLst>
+    <dgm:linClrLst meth="repeat">
+      <a:schemeClr val="accent1">
+        <a:tint val="60000"/>
+      </a:schemeClr>
+    </dgm:linClrLst>
+    <dgm:effectClrLst/>
+    <dgm:txLinClrLst/>
+    <dgm:txFillClrLst meth="repeat">
+      <a:schemeClr val="lt1"/>
+    </dgm:txFillClrLst>
+    <dgm:txEffectClrLst/>
+  </dgm:styleLbl>
+  <dgm:styleLbl name="parChTrans2D2">
+    <dgm:fillClrLst meth="repeat">
+      <a:schemeClr val="accent1"/>
+    </dgm:fillClrLst>
+    <dgm:linClrLst meth="repeat">
+      <a:schemeClr val="accent1"/>
+    </dgm:linClrLst>
+    <dgm:effectClrLst/>
+    <dgm:txLinClrLst/>
+    <dgm:txFillClrLst meth="repeat">
+      <a:schemeClr val="lt1"/>
+    </dgm:txFillClrLst>
+    <dgm:txEffectClrLst/>
+  </dgm:styleLbl>
+  <dgm:styleLbl name="parChTrans2D3">
+    <dgm:fillClrLst meth="repeat">
+      <a:schemeClr val="accent1"/>
+    </dgm:fillClrLst>
+    <dgm:linClrLst meth="repeat">
+      <a:schemeClr val="accent1"/>
+    </dgm:linClrLst>
+    <dgm:effectClrLst/>
+    <dgm:txLinClrLst/>
+    <dgm:txFillClrLst meth="repeat">
+      <a:schemeClr val="lt1"/>
+    </dgm:txFillClrLst>
+    <dgm:txEffectClrLst/>
+  </dgm:styleLbl>
+  <dgm:styleLbl name="parChTrans2D4">
+    <dgm:fillClrLst meth="repeat">
+      <a:schemeClr val="accent1"/>
+    </dgm:fillClrLst>
+    <dgm:linClrLst meth="repeat">
+      <a:schemeClr val="accent1"/>
+    </dgm:linClrLst>
+    <dgm:effectClrLst/>
+    <dgm:txLinClrLst/>
+    <dgm:txFillClrLst meth="repeat">
+      <a:schemeClr val="lt1"/>
+    </dgm:txFillClrLst>
+    <dgm:txEffectClrLst/>
+  </dgm:styleLbl>
+  <dgm:styleLbl name="parChTrans1D1">
+    <dgm:fillClrLst meth="repeat">
+      <a:schemeClr val="accent1"/>
+    </dgm:fillClrLst>
+    <dgm:linClrLst meth="repeat">
+      <a:schemeClr val="accent1">
+        <a:shade val="60000"/>
+      </a:schemeClr>
+    </dgm:linClrLst>
+    <dgm:effectClrLst/>
+    <dgm:txLinClrLst/>
+    <dgm:txFillClrLst meth="repeat">
+      <a:schemeClr val="tx1"/>
+    </dgm:txFillClrLst>
+    <dgm:txEffectClrLst/>
+  </dgm:styleLbl>
+  <dgm:styleLbl name="parChTrans1D2">
+    <dgm:fillClrLst meth="repeat">
+      <a:schemeClr val="accent1"/>
+    </dgm:fillClrLst>
+    <dgm:linClrLst meth="repeat">
+      <a:schemeClr val="accent1">
+        <a:shade val="60000"/>
+      </a:schemeClr>
+    </dgm:linClrLst>
+    <dgm:effectClrLst/>
+    <dgm:txLinClrLst/>
+    <dgm:txFillClrLst meth="repeat">
+      <a:schemeClr val="tx1"/>
+    </dgm:txFillClrLst>
+    <dgm:txEffectClrLst/>
+  </dgm:styleLbl>
+  <dgm:styleLbl name="parChTrans1D3">
+    <dgm:fillClrLst meth="repeat">
+      <a:schemeClr val="accent1"/>
+    </dgm:fillClrLst>
+    <dgm:linClrLst meth="repeat">
+      <a:schemeClr val="accent1">
+        <a:shade val="80000"/>
+      </a:schemeClr>
+    </dgm:linClrLst>
+    <dgm:effectClrLst/>
+    <dgm:txLinClrLst/>
+    <dgm:txFillClrLst meth="repeat">
+      <a:schemeClr val="tx1"/>
+    </dgm:txFillClrLst>
+    <dgm:txEffectClrLst/>
+  </dgm:styleLbl>
+  <dgm:styleLbl name="parChTrans1D4">
+    <dgm:fillClrLst meth="repeat">
+      <a:schemeClr val="accent1"/>
+    </dgm:fillClrLst>
+    <dgm:linClrLst meth="repeat">
+      <a:schemeClr val="accent1">
+        <a:shade val="80000"/>
+      </a:schemeClr>
+    </dgm:linClrLst>
+    <dgm:effectClrLst/>
+    <dgm:txLinClrLst/>
+    <dgm:txFillClrLst meth="repeat">
+      <a:schemeClr val="tx1"/>
+    </dgm:txFillClrLst>
+    <dgm:txEffectClrLst/>
+  </dgm:styleLbl>
+  <dgm:styleLbl name="fgAcc1">
+    <dgm:fillClrLst meth="repeat">
+      <a:schemeClr val="lt1">
+        <a:alpha val="90000"/>
+      </a:schemeClr>
+    </dgm:fillClrLst>
+    <dgm:linClrLst meth="repeat">
+      <a:schemeClr val="accent1"/>
+    </dgm:linClrLst>
+    <dgm:effectClrLst/>
+    <dgm:txLinClrLst/>
+    <dgm:txFillClrLst meth="repeat">
+      <a:schemeClr val="dk1"/>
+    </dgm:txFillClrLst>
+    <dgm:txEffectClrLst/>
+  </dgm:styleLbl>
+  <dgm:styleLbl name="conFgAcc1">
+    <dgm:fillClrLst meth="repeat">
+      <a:schemeClr val="lt1">
+        <a:alpha val="90000"/>
+      </a:schemeClr>
+    </dgm:fillClrLst>
+    <dgm:linClrLst meth="repeat">
+      <a:schemeClr val="accent1"/>
+    </dgm:linClrLst>
+    <dgm:effectClrLst/>
+    <dgm:txLinClrLst/>
+    <dgm:txFillClrLst meth="repeat">
+      <a:schemeClr val="dk1"/>
+    </dgm:txFillClrLst>
+    <dgm:txEffectClrLst/>
+  </dgm:styleLbl>
+  <dgm:styleLbl name="alignAcc1">
+    <dgm:fillClrLst meth="repeat">
+      <a:schemeClr val="lt1">
+        <a:alpha val="90000"/>
+      </a:schemeClr>
+    </dgm:fillClrLst>
+    <dgm:linClrLst meth="repeat">
+      <a:schemeClr val="accent1"/>
+    </dgm:linClrLst>
+    <dgm:effectClrLst/>
+    <dgm:txLinClrLst/>
+    <dgm:txFillClrLst meth="repeat">
+      <a:schemeClr val="dk1"/>
+    </dgm:txFillClrLst>
+    <dgm:txEffectClrLst/>
+  </dgm:styleLbl>
+  <dgm:styleLbl name="trAlignAcc1">
+    <dgm:fillClrLst meth="repeat">
+      <a:schemeClr val="lt1">
+        <a:alpha val="40000"/>
+      </a:schemeClr>
+    </dgm:fillClrLst>
+    <dgm:linClrLst meth="repeat">
+      <a:schemeClr val="accent1"/>
+    </dgm:linClrLst>
+    <dgm:effectClrLst/>
+    <dgm:txLinClrLst/>
+    <dgm:txFillClrLst meth="repeat">
+      <a:schemeClr val="dk1"/>
+    </dgm:txFillClrLst>
+    <dgm:txEffectClrLst/>
+  </dgm:styleLbl>
+  <dgm:styleLbl name="bgAcc1">
+    <dgm:fillClrLst meth="repeat">
+      <a:schemeClr val="lt1">
+        <a:alpha val="90000"/>
+      </a:schemeClr>
+    </dgm:fillClrLst>
+    <dgm:linClrLst meth="repeat">
+      <a:schemeClr val="accent1"/>
+    </dgm:linClrLst>
+    <dgm:effectClrLst/>
+    <dgm:txLinClrLst/>
+    <dgm:txFillClrLst meth="repeat">
+      <a:schemeClr val="dk1"/>
+    </dgm:txFillClrLst>
+    <dgm:txEffectClrLst/>
+  </dgm:styleLbl>
+  <dgm:styleLbl name="solidFgAcc1">
+    <dgm:fillClrLst meth="repeat">
+      <a:schemeClr val="lt1"/>
+    </dgm:fillClrLst>
+    <dgm:linClrLst meth="repeat">
+      <a:schemeClr val="accent1"/>
+    </dgm:linClrLst>
+    <dgm:effectClrLst/>
+    <dgm:txLinClrLst/>
+    <dgm:txFillClrLst meth="repeat">
+      <a:schemeClr val="dk1"/>
+    </dgm:txFillClrLst>
+    <dgm:txEffectClrLst/>
+  </dgm:styleLbl>
+  <dgm:styleLbl name="solidAlignAcc1">
+    <dgm:fillClrLst meth="repeat">
+      <a:schemeClr val="lt1"/>
+    </dgm:fillClrLst>
+    <dgm:linClrLst meth="repeat">
+      <a:schemeClr val="accent1"/>
+    </dgm:linClrLst>
+    <dgm:effectClrLst/>
+    <dgm:txLinClrLst/>
+    <dgm:txFillClrLst meth="repeat">
+      <a:schemeClr val="dk1"/>
+    </dgm:txFillClrLst>
+    <dgm:txEffectClrLst/>
+  </dgm:styleLbl>
+  <dgm:styleLbl name="solidBgAcc1">
+    <dgm:fillClrLst meth="repeat">
+      <a:schemeClr val="lt1"/>
+    </dgm:fillClrLst>
+    <dgm:linClrLst meth="repeat">
+      <a:schemeClr val="accent1"/>
+    </dgm:linClrLst>
+    <dgm:effectClrLst/>
+    <dgm:txLinClrLst/>
+    <dgm:txFillClrLst meth="repeat">
+      <a:schemeClr val="dk1"/>
+    </dgm:txFillClrLst>
+    <dgm:txEffectClrLst/>
+  </dgm:styleLbl>
+  <dgm:styleLbl name="fgAccFollowNode1">
+    <dgm:fillClrLst meth="repeat">
+      <a:schemeClr val="accent1">
+        <a:alpha val="90000"/>
+        <a:tint val="40000"/>
+      </a:schemeClr>
+    </dgm:fillClrLst>
+    <dgm:linClrLst meth="repeat">
+      <a:schemeClr val="accent1">
+        <a:alpha val="90000"/>
+        <a:tint val="40000"/>
+      </a:schemeClr>
+    </dgm:linClrLst>
+    <dgm:effectClrLst/>
+    <dgm:txLinClrLst/>
+    <dgm:txFillClrLst meth="repeat">
+      <a:schemeClr val="dk1"/>
+    </dgm:txFillClrLst>
+    <dgm:txEffectClrLst/>
+  </dgm:styleLbl>
+  <dgm:styleLbl name="alignAccFollowNode1">
+    <dgm:fillClrLst meth="repeat">
+      <a:schemeClr val="accent1">
+        <a:alpha val="90000"/>
+        <a:tint val="40000"/>
+      </a:schemeClr>
+    </dgm:fillClrLst>
+    <dgm:linClrLst meth="repeat">
+      <a:schemeClr val="accent1">
+        <a:alpha val="90000"/>
+        <a:tint val="40000"/>
+      </a:schemeClr>
+    </dgm:linClrLst>
+    <dgm:effectClrLst/>
+    <dgm:txLinClrLst/>
+    <dgm:txFillClrLst meth="repeat">
+      <a:schemeClr val="dk1"/>
+    </dgm:txFillClrLst>
+    <dgm:txEffectClrLst/>
+  </dgm:styleLbl>
+  <dgm:styleLbl name="bgAccFollowNode1">
+    <dgm:fillClrLst meth="repeat">
+      <a:schemeClr val="accent1">
+        <a:alpha val="90000"/>
+        <a:tint val="40000"/>
+      </a:schemeClr>
+    </dgm:fillClrLst>
+    <dgm:linClrLst meth="repeat">
+      <a:schemeClr val="accent1">
+        <a:alpha val="90000"/>
+        <a:tint val="40000"/>
+      </a:schemeClr>
+    </dgm:linClrLst>
+    <dgm:effectClrLst/>
+    <dgm:txLinClrLst/>
+    <dgm:txFillClrLst meth="repeat">
+      <a:schemeClr val="dk1"/>
+    </dgm:txFillClrLst>
+    <dgm:txEffectClrLst/>
+  </dgm:styleLbl>
+  <dgm:styleLbl name="fgAcc0">
+    <dgm:fillClrLst meth="repeat">
+      <a:schemeClr val="lt1">
+        <a:alpha val="90000"/>
+      </a:schemeClr>
+    </dgm:fillClrLst>
+    <dgm:linClrLst meth="repeat">
+      <a:schemeClr val="accent1"/>
+    </dgm:linClrLst>
+    <dgm:effectClrLst/>
+    <dgm:txLinClrLst/>
+    <dgm:txFillClrLst meth="repeat">
+      <a:schemeClr val="dk1"/>
+    </dgm:txFillClrLst>
+    <dgm:txEffectClrLst/>
+  </dgm:styleLbl>
+  <dgm:styleLbl name="fgAcc2">
+    <dgm:fillClrLst meth="repeat">
+      <a:schemeClr val="lt1">
+        <a:alpha val="90000"/>
+      </a:schemeClr>
+    </dgm:fillClrLst>
+    <dgm:linClrLst meth="repeat">
+      <a:schemeClr val="accent1"/>
+    </dgm:linClrLst>
+    <dgm:effectClrLst/>
+    <dgm:txLinClrLst/>
+    <dgm:txFillClrLst meth="repeat">
+      <a:schemeClr val="dk1"/>
+    </dgm:txFillClrLst>
+    <dgm:txEffectClrLst/>
+  </dgm:styleLbl>
+  <dgm:styleLbl name="fgAcc3">
+    <dgm:fillClrLst meth="repeat">
+      <a:schemeClr val="lt1">
+        <a:alpha val="90000"/>
+      </a:schemeClr>
+    </dgm:fillClrLst>
+    <dgm:linClrLst meth="repeat">
+      <a:schemeClr val="accent1"/>
+    </dgm:linClrLst>
+    <dgm:effectClrLst/>
+    <dgm:txLinClrLst/>
+    <dgm:txFillClrLst meth="repeat">
+      <a:schemeClr val="dk1"/>
+    </dgm:txFillClrLst>
+    <dgm:txEffectClrLst/>
+  </dgm:styleLbl>
+  <dgm:styleLbl name="fgAcc4">
+    <dgm:fillClrLst meth="repeat">
+      <a:schemeClr val="lt1">
+        <a:alpha val="90000"/>
+      </a:schemeClr>
+    </dgm:fillClrLst>
+    <dgm:linClrLst meth="repeat">
+      <a:schemeClr val="accent1"/>
+    </dgm:linClrLst>
+    <dgm:effectClrLst/>
+    <dgm:txLinClrLst/>
+    <dgm:txFillClrLst meth="repeat">
+      <a:schemeClr val="dk1"/>
+    </dgm:txFillClrLst>
+    <dgm:txEffectClrLst/>
+  </dgm:styleLbl>
+  <dgm:styleLbl name="bgShp">
+    <dgm:fillClrLst meth="repeat">
+      <a:schemeClr val="accent1">
+        <a:tint val="40000"/>
+      </a:schemeClr>
+    </dgm:fillClrLst>
+    <dgm:linClrLst meth="repeat">
+      <a:schemeClr val="accent1"/>
+    </dgm:linClrLst>
+    <dgm:effectClrLst/>
+    <dgm:txLinClrLst/>
+    <dgm:txFillClrLst meth="repeat">
+      <a:schemeClr val="dk1"/>
+    </dgm:txFillClrLst>
+    <dgm:txEffectClrLst/>
+  </dgm:styleLbl>
+  <dgm:styleLbl name="dkBgShp">
+    <dgm:fillClrLst meth="repeat">
+      <a:schemeClr val="accent1">
+        <a:shade val="80000"/>
+      </a:schemeClr>
+    </dgm:fillClrLst>
+    <dgm:linClrLst meth="repeat">
+      <a:schemeClr val="accent1"/>
+    </dgm:linClrLst>
+    <dgm:effectClrLst/>
+    <dgm:txLinClrLst/>
+    <dgm:txFillClrLst meth="repeat">
+      <a:schemeClr val="lt1"/>
+    </dgm:txFillClrLst>
+    <dgm:txEffectClrLst/>
+  </dgm:styleLbl>
+  <dgm:styleLbl name="trBgShp">
+    <dgm:fillClrLst meth="repeat">
+      <a:schemeClr val="accent1">
+        <a:tint val="50000"/>
+        <a:alpha val="40000"/>
+      </a:schemeClr>
+    </dgm:fillClrLst>
+    <dgm:linClrLst meth="repeat">
+      <a:schemeClr val="accent1"/>
+    </dgm:linClrLst>
+    <dgm:effectClrLst/>
+    <dgm:txLinClrLst/>
+    <dgm:txFillClrLst meth="repeat">
+      <a:schemeClr val="lt1"/>
+    </dgm:txFillClrLst>
+    <dgm:txEffectClrLst/>
+  </dgm:styleLbl>
+  <dgm:styleLbl name="fgShp">
+    <dgm:fillClrLst meth="repeat">
+      <a:schemeClr val="accent1">
+        <a:tint val="60000"/>
+      </a:schemeClr>
+    </dgm:fillClrLst>
+    <dgm:linClrLst meth="repeat">
+      <a:schemeClr val="lt1"/>
+    </dgm:linClrLst>
+    <dgm:effectClrLst/>
+    <dgm:txLinClrLst/>
+    <dgm:txFillClrLst meth="repeat">
+      <a:schemeClr val="dk1"/>
+    </dgm:txFillClrLst>
+    <dgm:txEffectClrLst/>
+  </dgm:styleLbl>
+  <dgm:styleLbl name="revTx">
+    <dgm:fillClrLst meth="repeat">
+      <a:schemeClr val="lt1">
+        <a:alpha val="0"/>
+      </a:schemeClr>
+    </dgm:fillClrLst>
+    <dgm:linClrLst meth="repeat">
+      <a:schemeClr val="dk1">
+        <a:alpha val="0"/>
+      </a:schemeClr>
+    </dgm:linClrLst>
+    <dgm:effectClrLst/>
+    <dgm:txLinClrLst/>
+    <dgm:txFillClrLst meth="repeat">
+      <a:schemeClr val="tx1"/>
+    </dgm:txFillClrLst>
+    <dgm:txEffectClrLst/>
+  </dgm:styleLbl>
+</dgm:colorsDef>
+</file>
+
+<file path=word/diagrams/data1.xml><?xml version="1.0" encoding="utf-8"?>
+<dgm:dataModel xmlns:dgm="http://schemas.openxmlformats.org/drawingml/2006/diagram" xmlns:a="http://schemas.openxmlformats.org/drawingml/2006/main">
+  <dgm:ptLst>
+    <dgm:pt modelId="{CDE1D6A0-5FF3-4EB8-B040-F3725364E375}" type="doc">
+      <dgm:prSet loTypeId="urn:microsoft.com/office/officeart/2005/8/layout/hierarchy1" loCatId="hierarchy" qsTypeId="urn:microsoft.com/office/officeart/2005/8/quickstyle/simple3" qsCatId="simple" csTypeId="urn:microsoft.com/office/officeart/2005/8/colors/accent1_2" csCatId="accent1" phldr="1"/>
+      <dgm:spPr/>
+      <dgm:t>
+        <a:bodyPr/>
+        <a:lstStyle/>
+        <a:p>
+          <a:endParaRPr lang="en-GB"/>
+        </a:p>
+      </dgm:t>
+    </dgm:pt>
+    <dgm:pt modelId="{6CA994F3-1AEA-4458-9CAB-CB3BB895BE58}">
+      <dgm:prSet phldrT="[Text]"/>
+      <dgm:spPr/>
+      <dgm:t>
+        <a:bodyPr/>
+        <a:lstStyle/>
+        <a:p>
+          <a:r>
+            <a:rPr lang="en-GB"/>
+            <a:t>User is a ble to register </a:t>
+          </a:r>
+        </a:p>
+      </dgm:t>
+    </dgm:pt>
+    <dgm:pt modelId="{970EF9E1-C944-4520-A1B6-298C04C1C45B}" type="parTrans" cxnId="{E408851E-3F0C-4184-87AE-1998FFA4D6A2}">
+      <dgm:prSet/>
+      <dgm:spPr/>
+      <dgm:t>
+        <a:bodyPr/>
+        <a:lstStyle/>
+        <a:p>
+          <a:endParaRPr lang="en-GB"/>
+        </a:p>
+      </dgm:t>
+    </dgm:pt>
+    <dgm:pt modelId="{F6DF2270-8143-49FF-8F06-8DF1956D790F}" type="sibTrans" cxnId="{E408851E-3F0C-4184-87AE-1998FFA4D6A2}">
+      <dgm:prSet/>
+      <dgm:spPr/>
+      <dgm:t>
+        <a:bodyPr/>
+        <a:lstStyle/>
+        <a:p>
+          <a:endParaRPr lang="en-GB"/>
+        </a:p>
+      </dgm:t>
+    </dgm:pt>
+    <dgm:pt modelId="{D74D416E-891B-4876-8204-11B44D0A6D18}">
+      <dgm:prSet phldrT="[Text]"/>
+      <dgm:spPr/>
+      <dgm:t>
+        <a:bodyPr/>
+        <a:lstStyle/>
+        <a:p>
+          <a:r>
+            <a:rPr lang="en-GB"/>
+            <a:t>User is able to log in </a:t>
+          </a:r>
+        </a:p>
+      </dgm:t>
+    </dgm:pt>
+    <dgm:pt modelId="{0EFF29BE-A4D9-448F-AC71-6EC0ABF8D97B}" type="parTrans" cxnId="{E5B7E873-FDBD-470F-90F2-040F05423979}">
+      <dgm:prSet/>
+      <dgm:spPr/>
+      <dgm:t>
+        <a:bodyPr/>
+        <a:lstStyle/>
+        <a:p>
+          <a:endParaRPr lang="en-GB"/>
+        </a:p>
+      </dgm:t>
+    </dgm:pt>
+    <dgm:pt modelId="{1DB4F43F-D746-4F96-8445-68587372D262}" type="sibTrans" cxnId="{E5B7E873-FDBD-470F-90F2-040F05423979}">
+      <dgm:prSet/>
+      <dgm:spPr/>
+      <dgm:t>
+        <a:bodyPr/>
+        <a:lstStyle/>
+        <a:p>
+          <a:endParaRPr lang="en-GB"/>
+        </a:p>
+      </dgm:t>
+    </dgm:pt>
+    <dgm:pt modelId="{58B8E2FC-E756-4751-BDDD-DBABFC2FA687}">
+      <dgm:prSet phldrT="[Text]"/>
+      <dgm:spPr/>
+      <dgm:t>
+        <a:bodyPr/>
+        <a:lstStyle/>
+        <a:p>
+          <a:r>
+            <a:rPr lang="en-GB"/>
+            <a:t>User is able to view information about produers and their methods </a:t>
+          </a:r>
+        </a:p>
+      </dgm:t>
+    </dgm:pt>
+    <dgm:pt modelId="{F3339163-A593-4154-B044-101D8CE9E00C}" type="parTrans" cxnId="{B79FB546-423A-4D50-B2F8-88E7E55D1C40}">
+      <dgm:prSet/>
+      <dgm:spPr/>
+      <dgm:t>
+        <a:bodyPr/>
+        <a:lstStyle/>
+        <a:p>
+          <a:endParaRPr lang="en-GB"/>
+        </a:p>
+      </dgm:t>
+    </dgm:pt>
+    <dgm:pt modelId="{95336760-F86B-42EE-8726-1212F699C4F5}" type="sibTrans" cxnId="{B79FB546-423A-4D50-B2F8-88E7E55D1C40}">
+      <dgm:prSet/>
+      <dgm:spPr/>
+      <dgm:t>
+        <a:bodyPr/>
+        <a:lstStyle/>
+        <a:p>
+          <a:endParaRPr lang="en-GB"/>
+        </a:p>
+      </dgm:t>
+    </dgm:pt>
+    <dgm:pt modelId="{DED0C25E-FCD9-4977-B46F-408E6BD7227D}">
+      <dgm:prSet phldrT="[Text]"/>
+      <dgm:spPr/>
+      <dgm:t>
+        <a:bodyPr/>
+        <a:lstStyle/>
+        <a:p>
+          <a:r>
+            <a:rPr lang="en-GB"/>
+            <a:t>User is able to edit and change log in details</a:t>
+          </a:r>
+        </a:p>
+      </dgm:t>
+    </dgm:pt>
+    <dgm:pt modelId="{0591B7A1-2E09-414C-9AA2-5837DB9A5525}" type="parTrans" cxnId="{0B7E2D68-ACCE-4630-85B4-CE0AA7FE79C7}">
+      <dgm:prSet/>
+      <dgm:spPr/>
+      <dgm:t>
+        <a:bodyPr/>
+        <a:lstStyle/>
+        <a:p>
+          <a:endParaRPr lang="en-GB"/>
+        </a:p>
+      </dgm:t>
+    </dgm:pt>
+    <dgm:pt modelId="{1D743831-34FB-4F63-9C1A-469BB0D101C8}" type="sibTrans" cxnId="{0B7E2D68-ACCE-4630-85B4-CE0AA7FE79C7}">
+      <dgm:prSet/>
+      <dgm:spPr/>
+      <dgm:t>
+        <a:bodyPr/>
+        <a:lstStyle/>
+        <a:p>
+          <a:endParaRPr lang="en-GB"/>
+        </a:p>
+      </dgm:t>
+    </dgm:pt>
+    <dgm:pt modelId="{9AC53278-800D-4F8F-BCAB-8610288570A5}">
+      <dgm:prSet/>
+      <dgm:spPr/>
+      <dgm:t>
+        <a:bodyPr/>
+        <a:lstStyle/>
+        <a:p>
+          <a:r>
+            <a:rPr lang="en-GB"/>
+            <a:t>User is able to view available products from farmers </a:t>
+          </a:r>
+        </a:p>
+      </dgm:t>
+    </dgm:pt>
+    <dgm:pt modelId="{70558829-1DF3-40DD-8A35-453F3CCB36B2}" type="parTrans" cxnId="{D5A4BB4F-FC91-418B-8449-F75F1B704BA7}">
+      <dgm:prSet/>
+      <dgm:spPr/>
+      <dgm:t>
+        <a:bodyPr/>
+        <a:lstStyle/>
+        <a:p>
+          <a:endParaRPr lang="en-GB"/>
+        </a:p>
+      </dgm:t>
+    </dgm:pt>
+    <dgm:pt modelId="{DA05072B-36DA-4044-B8C1-6ED23294A2BF}" type="sibTrans" cxnId="{D5A4BB4F-FC91-418B-8449-F75F1B704BA7}">
+      <dgm:prSet/>
+      <dgm:spPr/>
+      <dgm:t>
+        <a:bodyPr/>
+        <a:lstStyle/>
+        <a:p>
+          <a:endParaRPr lang="en-GB"/>
+        </a:p>
+      </dgm:t>
+    </dgm:pt>
+    <dgm:pt modelId="{4DB756BD-8D32-40F9-A8B6-F1BB6940E38E}">
+      <dgm:prSet/>
+      <dgm:spPr/>
+      <dgm:t>
+        <a:bodyPr/>
+        <a:lstStyle/>
+        <a:p>
+          <a:r>
+            <a:rPr lang="en-GB"/>
+            <a:t>User is able to create, edit or delete an order </a:t>
+          </a:r>
+        </a:p>
+      </dgm:t>
+    </dgm:pt>
+    <dgm:pt modelId="{51C0D6B6-AA29-48AF-8CDF-3C9F288AACB8}" type="parTrans" cxnId="{336E2C08-16A1-4A7C-AABF-C9074996C88F}">
+      <dgm:prSet/>
+      <dgm:spPr/>
+      <dgm:t>
+        <a:bodyPr/>
+        <a:lstStyle/>
+        <a:p>
+          <a:endParaRPr lang="en-GB"/>
+        </a:p>
+      </dgm:t>
+    </dgm:pt>
+    <dgm:pt modelId="{42BB5577-0F57-421F-B4DF-FFC27EA37154}" type="sibTrans" cxnId="{336E2C08-16A1-4A7C-AABF-C9074996C88F}">
+      <dgm:prSet/>
+      <dgm:spPr/>
+      <dgm:t>
+        <a:bodyPr/>
+        <a:lstStyle/>
+        <a:p>
+          <a:endParaRPr lang="en-GB"/>
+        </a:p>
+      </dgm:t>
+    </dgm:pt>
+    <dgm:pt modelId="{FD56133F-A187-40C2-B544-C79174F56312}">
+      <dgm:prSet/>
+      <dgm:spPr/>
+      <dgm:t>
+        <a:bodyPr/>
+        <a:lstStyle/>
+        <a:p>
+          <a:r>
+            <a:rPr lang="en-GB"/>
+            <a:t>User is able to view loyalty rewards </a:t>
+          </a:r>
+        </a:p>
+      </dgm:t>
+    </dgm:pt>
+    <dgm:pt modelId="{6A7FEF70-36B3-4159-BE1D-A790EC6C0C9B}" type="parTrans" cxnId="{882D1FBD-3D4F-445F-A894-33379A614FE3}">
+      <dgm:prSet/>
+      <dgm:spPr/>
+      <dgm:t>
+        <a:bodyPr/>
+        <a:lstStyle/>
+        <a:p>
+          <a:endParaRPr lang="en-GB"/>
+        </a:p>
+      </dgm:t>
+    </dgm:pt>
+    <dgm:pt modelId="{FED53112-70C9-43EC-8E41-19187BCF9755}" type="sibTrans" cxnId="{882D1FBD-3D4F-445F-A894-33379A614FE3}">
+      <dgm:prSet/>
+      <dgm:spPr/>
+      <dgm:t>
+        <a:bodyPr/>
+        <a:lstStyle/>
+        <a:p>
+          <a:endParaRPr lang="en-GB"/>
+        </a:p>
+      </dgm:t>
+    </dgm:pt>
+    <dgm:pt modelId="{07BC2649-3C39-4462-A782-C2520F59558B}">
+      <dgm:prSet/>
+      <dgm:spPr/>
+      <dgm:t>
+        <a:bodyPr/>
+        <a:lstStyle/>
+        <a:p>
+          <a:r>
+            <a:rPr lang="en-GB"/>
+            <a:t>User is able to view and track their order status </a:t>
+          </a:r>
+        </a:p>
+      </dgm:t>
+    </dgm:pt>
+    <dgm:pt modelId="{AE298288-2BB9-4802-BBBF-5D872073BBD1}" type="parTrans" cxnId="{686033A0-CBF2-4059-A270-ADF24D6DD073}">
+      <dgm:prSet/>
+      <dgm:spPr/>
+      <dgm:t>
+        <a:bodyPr/>
+        <a:lstStyle/>
+        <a:p>
+          <a:endParaRPr lang="en-GB"/>
+        </a:p>
+      </dgm:t>
+    </dgm:pt>
+    <dgm:pt modelId="{E3DEB8A0-58C2-4F15-B4AE-2596B12D2BBF}" type="sibTrans" cxnId="{686033A0-CBF2-4059-A270-ADF24D6DD073}">
+      <dgm:prSet/>
+      <dgm:spPr/>
+      <dgm:t>
+        <a:bodyPr/>
+        <a:lstStyle/>
+        <a:p>
+          <a:endParaRPr lang="en-GB"/>
+        </a:p>
+      </dgm:t>
+    </dgm:pt>
+    <dgm:pt modelId="{082BC1C1-A3A9-4B8B-BCD6-084B6EABDE17}" type="pres">
+      <dgm:prSet presAssocID="{CDE1D6A0-5FF3-4EB8-B040-F3725364E375}" presName="hierChild1" presStyleCnt="0">
+        <dgm:presLayoutVars>
+          <dgm:chPref val="1"/>
+          <dgm:dir/>
+          <dgm:animOne val="branch"/>
+          <dgm:animLvl val="lvl"/>
+          <dgm:resizeHandles/>
+        </dgm:presLayoutVars>
+      </dgm:prSet>
+      <dgm:spPr/>
+    </dgm:pt>
+    <dgm:pt modelId="{A46DBCAF-DE2F-4E9F-BFC7-095B6222BAA1}" type="pres">
+      <dgm:prSet presAssocID="{6CA994F3-1AEA-4458-9CAB-CB3BB895BE58}" presName="hierRoot1" presStyleCnt="0"/>
+      <dgm:spPr/>
+    </dgm:pt>
+    <dgm:pt modelId="{F407023A-9BE2-4A30-816F-AB12F6317441}" type="pres">
+      <dgm:prSet presAssocID="{6CA994F3-1AEA-4458-9CAB-CB3BB895BE58}" presName="composite" presStyleCnt="0"/>
+      <dgm:spPr/>
+    </dgm:pt>
+    <dgm:pt modelId="{FB6A38C3-AD12-4A69-B4BF-8E045F8B1950}" type="pres">
+      <dgm:prSet presAssocID="{6CA994F3-1AEA-4458-9CAB-CB3BB895BE58}" presName="background" presStyleLbl="node0" presStyleIdx="0" presStyleCnt="1"/>
+      <dgm:spPr/>
+    </dgm:pt>
+    <dgm:pt modelId="{518A9257-0F11-4EC3-9430-9E7709D07B1A}" type="pres">
+      <dgm:prSet presAssocID="{6CA994F3-1AEA-4458-9CAB-CB3BB895BE58}" presName="text" presStyleLbl="fgAcc0" presStyleIdx="0" presStyleCnt="1">
+        <dgm:presLayoutVars>
+          <dgm:chPref val="3"/>
+        </dgm:presLayoutVars>
+      </dgm:prSet>
+      <dgm:spPr/>
+    </dgm:pt>
+    <dgm:pt modelId="{F9143A54-AA88-4025-90F9-3846B09A6DDF}" type="pres">
+      <dgm:prSet presAssocID="{6CA994F3-1AEA-4458-9CAB-CB3BB895BE58}" presName="hierChild2" presStyleCnt="0"/>
+      <dgm:spPr/>
+    </dgm:pt>
+    <dgm:pt modelId="{2F04E42F-A709-4C9B-9015-0AF15147D212}" type="pres">
+      <dgm:prSet presAssocID="{0EFF29BE-A4D9-448F-AC71-6EC0ABF8D97B}" presName="Name10" presStyleLbl="parChTrans1D2" presStyleIdx="0" presStyleCnt="2"/>
+      <dgm:spPr/>
+    </dgm:pt>
+    <dgm:pt modelId="{EF530577-D696-482A-8347-1C200107FADF}" type="pres">
+      <dgm:prSet presAssocID="{D74D416E-891B-4876-8204-11B44D0A6D18}" presName="hierRoot2" presStyleCnt="0"/>
+      <dgm:spPr/>
+    </dgm:pt>
+    <dgm:pt modelId="{8FD527B3-4EC7-4E34-BEDE-A48956F1C9F4}" type="pres">
+      <dgm:prSet presAssocID="{D74D416E-891B-4876-8204-11B44D0A6D18}" presName="composite2" presStyleCnt="0"/>
+      <dgm:spPr/>
+    </dgm:pt>
+    <dgm:pt modelId="{813B3B05-798B-45CB-A1A9-4BBE799FD646}" type="pres">
+      <dgm:prSet presAssocID="{D74D416E-891B-4876-8204-11B44D0A6D18}" presName="background2" presStyleLbl="node2" presStyleIdx="0" presStyleCnt="2"/>
+      <dgm:spPr/>
+    </dgm:pt>
+    <dgm:pt modelId="{1C385B79-48CE-4EE1-A56E-0FB75A726B7B}" type="pres">
+      <dgm:prSet presAssocID="{D74D416E-891B-4876-8204-11B44D0A6D18}" presName="text2" presStyleLbl="fgAcc2" presStyleIdx="0" presStyleCnt="2">
+        <dgm:presLayoutVars>
+          <dgm:chPref val="3"/>
+        </dgm:presLayoutVars>
+      </dgm:prSet>
+      <dgm:spPr/>
+    </dgm:pt>
+    <dgm:pt modelId="{02E315F3-6DB1-47DE-82BB-8F5479AE4B9C}" type="pres">
+      <dgm:prSet presAssocID="{D74D416E-891B-4876-8204-11B44D0A6D18}" presName="hierChild3" presStyleCnt="0"/>
+      <dgm:spPr/>
+    </dgm:pt>
+    <dgm:pt modelId="{4D12234D-B276-4B1F-BED4-F47BD70CBF00}" type="pres">
+      <dgm:prSet presAssocID="{F3339163-A593-4154-B044-101D8CE9E00C}" presName="Name17" presStyleLbl="parChTrans1D3" presStyleIdx="0" presStyleCnt="5"/>
+      <dgm:spPr/>
+    </dgm:pt>
+    <dgm:pt modelId="{1A5E5334-177E-4F38-A93F-14F709F164BA}" type="pres">
+      <dgm:prSet presAssocID="{58B8E2FC-E756-4751-BDDD-DBABFC2FA687}" presName="hierRoot3" presStyleCnt="0"/>
+      <dgm:spPr/>
+    </dgm:pt>
+    <dgm:pt modelId="{D4C20120-1843-40D5-977F-F956D683126D}" type="pres">
+      <dgm:prSet presAssocID="{58B8E2FC-E756-4751-BDDD-DBABFC2FA687}" presName="composite3" presStyleCnt="0"/>
+      <dgm:spPr/>
+    </dgm:pt>
+    <dgm:pt modelId="{0711E146-DE00-458F-A1F8-BA70A61608D5}" type="pres">
+      <dgm:prSet presAssocID="{58B8E2FC-E756-4751-BDDD-DBABFC2FA687}" presName="background3" presStyleLbl="node3" presStyleIdx="0" presStyleCnt="5"/>
+      <dgm:spPr/>
+    </dgm:pt>
+    <dgm:pt modelId="{CD07229F-BEFF-4D8F-96D3-345F38059603}" type="pres">
+      <dgm:prSet presAssocID="{58B8E2FC-E756-4751-BDDD-DBABFC2FA687}" presName="text3" presStyleLbl="fgAcc3" presStyleIdx="0" presStyleCnt="5">
+        <dgm:presLayoutVars>
+          <dgm:chPref val="3"/>
+        </dgm:presLayoutVars>
+      </dgm:prSet>
+      <dgm:spPr/>
+    </dgm:pt>
+    <dgm:pt modelId="{2C019D89-C25E-430F-A626-912F15BC67FF}" type="pres">
+      <dgm:prSet presAssocID="{58B8E2FC-E756-4751-BDDD-DBABFC2FA687}" presName="hierChild4" presStyleCnt="0"/>
+      <dgm:spPr/>
+    </dgm:pt>
+    <dgm:pt modelId="{9944002C-F632-4501-AD6A-3EAE454AEBFC}" type="pres">
+      <dgm:prSet presAssocID="{70558829-1DF3-40DD-8A35-453F3CCB36B2}" presName="Name17" presStyleLbl="parChTrans1D3" presStyleIdx="1" presStyleCnt="5"/>
+      <dgm:spPr/>
+    </dgm:pt>
+    <dgm:pt modelId="{DD83FCC9-63D2-4F2F-B2F7-7C5D3F941E35}" type="pres">
+      <dgm:prSet presAssocID="{9AC53278-800D-4F8F-BCAB-8610288570A5}" presName="hierRoot3" presStyleCnt="0"/>
+      <dgm:spPr/>
+    </dgm:pt>
+    <dgm:pt modelId="{C939AAC8-E08E-4883-B24B-1B35B7A70FBA}" type="pres">
+      <dgm:prSet presAssocID="{9AC53278-800D-4F8F-BCAB-8610288570A5}" presName="composite3" presStyleCnt="0"/>
+      <dgm:spPr/>
+    </dgm:pt>
+    <dgm:pt modelId="{5E69C966-9EA3-4E1E-8BD9-2FA84F9D80E4}" type="pres">
+      <dgm:prSet presAssocID="{9AC53278-800D-4F8F-BCAB-8610288570A5}" presName="background3" presStyleLbl="node3" presStyleIdx="1" presStyleCnt="5"/>
+      <dgm:spPr/>
+    </dgm:pt>
+    <dgm:pt modelId="{0997E96E-879B-47C9-AE6B-B64FC1DACA6A}" type="pres">
+      <dgm:prSet presAssocID="{9AC53278-800D-4F8F-BCAB-8610288570A5}" presName="text3" presStyleLbl="fgAcc3" presStyleIdx="1" presStyleCnt="5">
+        <dgm:presLayoutVars>
+          <dgm:chPref val="3"/>
+        </dgm:presLayoutVars>
+      </dgm:prSet>
+      <dgm:spPr/>
+    </dgm:pt>
+    <dgm:pt modelId="{A130771A-07EF-47FF-9E2D-BA5535E2886C}" type="pres">
+      <dgm:prSet presAssocID="{9AC53278-800D-4F8F-BCAB-8610288570A5}" presName="hierChild4" presStyleCnt="0"/>
+      <dgm:spPr/>
+    </dgm:pt>
+    <dgm:pt modelId="{B2E8E0DA-4BB1-4B25-B498-9B36FD0DBFB3}" type="pres">
+      <dgm:prSet presAssocID="{51C0D6B6-AA29-48AF-8CDF-3C9F288AACB8}" presName="Name17" presStyleLbl="parChTrans1D3" presStyleIdx="2" presStyleCnt="5"/>
+      <dgm:spPr/>
+    </dgm:pt>
+    <dgm:pt modelId="{8B9B5244-2A94-4D2A-825F-75DF89384840}" type="pres">
+      <dgm:prSet presAssocID="{4DB756BD-8D32-40F9-A8B6-F1BB6940E38E}" presName="hierRoot3" presStyleCnt="0"/>
+      <dgm:spPr/>
+    </dgm:pt>
+    <dgm:pt modelId="{28DEA9F9-598E-4E1D-A006-53A74C03E059}" type="pres">
+      <dgm:prSet presAssocID="{4DB756BD-8D32-40F9-A8B6-F1BB6940E38E}" presName="composite3" presStyleCnt="0"/>
+      <dgm:spPr/>
+    </dgm:pt>
+    <dgm:pt modelId="{E5229A1D-BFE2-4AA3-9775-DACCB6BFFB61}" type="pres">
+      <dgm:prSet presAssocID="{4DB756BD-8D32-40F9-A8B6-F1BB6940E38E}" presName="background3" presStyleLbl="node3" presStyleIdx="2" presStyleCnt="5"/>
+      <dgm:spPr/>
+    </dgm:pt>
+    <dgm:pt modelId="{52836911-DCEE-4989-AA10-EBC30466EFA2}" type="pres">
+      <dgm:prSet presAssocID="{4DB756BD-8D32-40F9-A8B6-F1BB6940E38E}" presName="text3" presStyleLbl="fgAcc3" presStyleIdx="2" presStyleCnt="5">
+        <dgm:presLayoutVars>
+          <dgm:chPref val="3"/>
+        </dgm:presLayoutVars>
+      </dgm:prSet>
+      <dgm:spPr/>
+    </dgm:pt>
+    <dgm:pt modelId="{6A682F7A-8E86-4341-BF74-83E3EEC4B66C}" type="pres">
+      <dgm:prSet presAssocID="{4DB756BD-8D32-40F9-A8B6-F1BB6940E38E}" presName="hierChild4" presStyleCnt="0"/>
+      <dgm:spPr/>
+    </dgm:pt>
+    <dgm:pt modelId="{5269382F-EB3B-44C2-8A0E-394CE9620A07}" type="pres">
+      <dgm:prSet presAssocID="{6A7FEF70-36B3-4159-BE1D-A790EC6C0C9B}" presName="Name17" presStyleLbl="parChTrans1D3" presStyleIdx="3" presStyleCnt="5"/>
+      <dgm:spPr/>
+    </dgm:pt>
+    <dgm:pt modelId="{E6393688-88BB-4F82-87F4-AF2E5597AE7F}" type="pres">
+      <dgm:prSet presAssocID="{FD56133F-A187-40C2-B544-C79174F56312}" presName="hierRoot3" presStyleCnt="0"/>
+      <dgm:spPr/>
+    </dgm:pt>
+    <dgm:pt modelId="{0F10F43A-7D6A-4B70-A53E-F4D5995E5983}" type="pres">
+      <dgm:prSet presAssocID="{FD56133F-A187-40C2-B544-C79174F56312}" presName="composite3" presStyleCnt="0"/>
+      <dgm:spPr/>
+    </dgm:pt>
+    <dgm:pt modelId="{8C6B0C85-AD9D-4BDA-B55D-95457690E2BD}" type="pres">
+      <dgm:prSet presAssocID="{FD56133F-A187-40C2-B544-C79174F56312}" presName="background3" presStyleLbl="node3" presStyleIdx="3" presStyleCnt="5"/>
+      <dgm:spPr/>
+    </dgm:pt>
+    <dgm:pt modelId="{2A171BBA-16C3-402F-A324-CCB887118B20}" type="pres">
+      <dgm:prSet presAssocID="{FD56133F-A187-40C2-B544-C79174F56312}" presName="text3" presStyleLbl="fgAcc3" presStyleIdx="3" presStyleCnt="5">
+        <dgm:presLayoutVars>
+          <dgm:chPref val="3"/>
+        </dgm:presLayoutVars>
+      </dgm:prSet>
+      <dgm:spPr/>
+    </dgm:pt>
+    <dgm:pt modelId="{E11E9865-018C-4947-ABC1-6B7561BD2ECE}" type="pres">
+      <dgm:prSet presAssocID="{FD56133F-A187-40C2-B544-C79174F56312}" presName="hierChild4" presStyleCnt="0"/>
+      <dgm:spPr/>
+    </dgm:pt>
+    <dgm:pt modelId="{64C780FE-AE39-48F9-93AA-08C2F07FDF3A}" type="pres">
+      <dgm:prSet presAssocID="{AE298288-2BB9-4802-BBBF-5D872073BBD1}" presName="Name17" presStyleLbl="parChTrans1D3" presStyleIdx="4" presStyleCnt="5"/>
+      <dgm:spPr/>
+    </dgm:pt>
+    <dgm:pt modelId="{EAD64D11-9C44-4E96-86F1-41AF9B315F43}" type="pres">
+      <dgm:prSet presAssocID="{07BC2649-3C39-4462-A782-C2520F59558B}" presName="hierRoot3" presStyleCnt="0"/>
+      <dgm:spPr/>
+    </dgm:pt>
+    <dgm:pt modelId="{803437DC-7BB6-44A7-B58F-21EAB2FD3510}" type="pres">
+      <dgm:prSet presAssocID="{07BC2649-3C39-4462-A782-C2520F59558B}" presName="composite3" presStyleCnt="0"/>
+      <dgm:spPr/>
+    </dgm:pt>
+    <dgm:pt modelId="{800E9D69-2428-45BA-97C6-B903192D7E42}" type="pres">
+      <dgm:prSet presAssocID="{07BC2649-3C39-4462-A782-C2520F59558B}" presName="background3" presStyleLbl="node3" presStyleIdx="4" presStyleCnt="5"/>
+      <dgm:spPr/>
+    </dgm:pt>
+    <dgm:pt modelId="{93B9E2CD-D1E6-4FC8-9EE7-A44359962E5B}" type="pres">
+      <dgm:prSet presAssocID="{07BC2649-3C39-4462-A782-C2520F59558B}" presName="text3" presStyleLbl="fgAcc3" presStyleIdx="4" presStyleCnt="5">
+        <dgm:presLayoutVars>
+          <dgm:chPref val="3"/>
+        </dgm:presLayoutVars>
+      </dgm:prSet>
+      <dgm:spPr/>
+    </dgm:pt>
+    <dgm:pt modelId="{6A797AA4-41A5-4C20-ADF4-B405ACF3FEBF}" type="pres">
+      <dgm:prSet presAssocID="{07BC2649-3C39-4462-A782-C2520F59558B}" presName="hierChild4" presStyleCnt="0"/>
+      <dgm:spPr/>
+    </dgm:pt>
+    <dgm:pt modelId="{79B4963F-A382-4D5B-B128-971BD41A5F57}" type="pres">
+      <dgm:prSet presAssocID="{0591B7A1-2E09-414C-9AA2-5837DB9A5525}" presName="Name10" presStyleLbl="parChTrans1D2" presStyleIdx="1" presStyleCnt="2"/>
+      <dgm:spPr/>
+    </dgm:pt>
+    <dgm:pt modelId="{4D49FDBD-CEBE-41B4-88D2-0A1556EC52C4}" type="pres">
+      <dgm:prSet presAssocID="{DED0C25E-FCD9-4977-B46F-408E6BD7227D}" presName="hierRoot2" presStyleCnt="0"/>
+      <dgm:spPr/>
+    </dgm:pt>
+    <dgm:pt modelId="{B1DCC9D6-2A88-4034-8725-C09E81DEF7CE}" type="pres">
+      <dgm:prSet presAssocID="{DED0C25E-FCD9-4977-B46F-408E6BD7227D}" presName="composite2" presStyleCnt="0"/>
+      <dgm:spPr/>
+    </dgm:pt>
+    <dgm:pt modelId="{3F5618D0-4634-4E0E-8055-4CBE4F9ED952}" type="pres">
+      <dgm:prSet presAssocID="{DED0C25E-FCD9-4977-B46F-408E6BD7227D}" presName="background2" presStyleLbl="node2" presStyleIdx="1" presStyleCnt="2"/>
+      <dgm:spPr/>
+    </dgm:pt>
+    <dgm:pt modelId="{0AB76C5F-F1F3-4967-86B5-3078348E76E2}" type="pres">
+      <dgm:prSet presAssocID="{DED0C25E-FCD9-4977-B46F-408E6BD7227D}" presName="text2" presStyleLbl="fgAcc2" presStyleIdx="1" presStyleCnt="2">
+        <dgm:presLayoutVars>
+          <dgm:chPref val="3"/>
+        </dgm:presLayoutVars>
+      </dgm:prSet>
+      <dgm:spPr/>
+    </dgm:pt>
+    <dgm:pt modelId="{63A3E606-6E38-4212-827C-71ECB9640ED8}" type="pres">
+      <dgm:prSet presAssocID="{DED0C25E-FCD9-4977-B46F-408E6BD7227D}" presName="hierChild3" presStyleCnt="0"/>
+      <dgm:spPr/>
+    </dgm:pt>
+  </dgm:ptLst>
+  <dgm:cxnLst>
+    <dgm:cxn modelId="{B9DF1802-E552-4DF4-A0E5-8C96C1F97558}" type="presOf" srcId="{4DB756BD-8D32-40F9-A8B6-F1BB6940E38E}" destId="{52836911-DCEE-4989-AA10-EBC30466EFA2}" srcOrd="0" destOrd="0" presId="urn:microsoft.com/office/officeart/2005/8/layout/hierarchy1"/>
+    <dgm:cxn modelId="{336E2C08-16A1-4A7C-AABF-C9074996C88F}" srcId="{D74D416E-891B-4876-8204-11B44D0A6D18}" destId="{4DB756BD-8D32-40F9-A8B6-F1BB6940E38E}" srcOrd="2" destOrd="0" parTransId="{51C0D6B6-AA29-48AF-8CDF-3C9F288AACB8}" sibTransId="{42BB5577-0F57-421F-B4DF-FFC27EA37154}"/>
+    <dgm:cxn modelId="{AB3C7A10-A7FA-4767-9B34-F5EF886A6DF3}" type="presOf" srcId="{FD56133F-A187-40C2-B544-C79174F56312}" destId="{2A171BBA-16C3-402F-A324-CCB887118B20}" srcOrd="0" destOrd="0" presId="urn:microsoft.com/office/officeart/2005/8/layout/hierarchy1"/>
+    <dgm:cxn modelId="{E408851E-3F0C-4184-87AE-1998FFA4D6A2}" srcId="{CDE1D6A0-5FF3-4EB8-B040-F3725364E375}" destId="{6CA994F3-1AEA-4458-9CAB-CB3BB895BE58}" srcOrd="0" destOrd="0" parTransId="{970EF9E1-C944-4520-A1B6-298C04C1C45B}" sibTransId="{F6DF2270-8143-49FF-8F06-8DF1956D790F}"/>
+    <dgm:cxn modelId="{D14F4034-8465-4A01-B289-07CAA1FFFA5C}" type="presOf" srcId="{70558829-1DF3-40DD-8A35-453F3CCB36B2}" destId="{9944002C-F632-4501-AD6A-3EAE454AEBFC}" srcOrd="0" destOrd="0" presId="urn:microsoft.com/office/officeart/2005/8/layout/hierarchy1"/>
+    <dgm:cxn modelId="{A9EC153A-0C3F-4B83-B85E-731D6ACBED90}" type="presOf" srcId="{6CA994F3-1AEA-4458-9CAB-CB3BB895BE58}" destId="{518A9257-0F11-4EC3-9430-9E7709D07B1A}" srcOrd="0" destOrd="0" presId="urn:microsoft.com/office/officeart/2005/8/layout/hierarchy1"/>
+    <dgm:cxn modelId="{4E7AB162-7E41-4369-9856-166B8DCDCAC4}" type="presOf" srcId="{AE298288-2BB9-4802-BBBF-5D872073BBD1}" destId="{64C780FE-AE39-48F9-93AA-08C2F07FDF3A}" srcOrd="0" destOrd="0" presId="urn:microsoft.com/office/officeart/2005/8/layout/hierarchy1"/>
+    <dgm:cxn modelId="{B79FB546-423A-4D50-B2F8-88E7E55D1C40}" srcId="{D74D416E-891B-4876-8204-11B44D0A6D18}" destId="{58B8E2FC-E756-4751-BDDD-DBABFC2FA687}" srcOrd="0" destOrd="0" parTransId="{F3339163-A593-4154-B044-101D8CE9E00C}" sibTransId="{95336760-F86B-42EE-8726-1212F699C4F5}"/>
+    <dgm:cxn modelId="{0B7E2D68-ACCE-4630-85B4-CE0AA7FE79C7}" srcId="{6CA994F3-1AEA-4458-9CAB-CB3BB895BE58}" destId="{DED0C25E-FCD9-4977-B46F-408E6BD7227D}" srcOrd="1" destOrd="0" parTransId="{0591B7A1-2E09-414C-9AA2-5837DB9A5525}" sibTransId="{1D743831-34FB-4F63-9C1A-469BB0D101C8}"/>
+    <dgm:cxn modelId="{C241526A-3B2D-4152-B0FF-3C4AEAB3D923}" type="presOf" srcId="{0EFF29BE-A4D9-448F-AC71-6EC0ABF8D97B}" destId="{2F04E42F-A709-4C9B-9015-0AF15147D212}" srcOrd="0" destOrd="0" presId="urn:microsoft.com/office/officeart/2005/8/layout/hierarchy1"/>
+    <dgm:cxn modelId="{F7B7EC4D-B82A-428B-9B72-46FDECF44E4A}" type="presOf" srcId="{6A7FEF70-36B3-4159-BE1D-A790EC6C0C9B}" destId="{5269382F-EB3B-44C2-8A0E-394CE9620A07}" srcOrd="0" destOrd="0" presId="urn:microsoft.com/office/officeart/2005/8/layout/hierarchy1"/>
+    <dgm:cxn modelId="{AEB0074E-D794-4826-A14A-BBCA83B4144D}" type="presOf" srcId="{CDE1D6A0-5FF3-4EB8-B040-F3725364E375}" destId="{082BC1C1-A3A9-4B8B-BCD6-084B6EABDE17}" srcOrd="0" destOrd="0" presId="urn:microsoft.com/office/officeart/2005/8/layout/hierarchy1"/>
+    <dgm:cxn modelId="{D5A4BB4F-FC91-418B-8449-F75F1B704BA7}" srcId="{D74D416E-891B-4876-8204-11B44D0A6D18}" destId="{9AC53278-800D-4F8F-BCAB-8610288570A5}" srcOrd="1" destOrd="0" parTransId="{70558829-1DF3-40DD-8A35-453F3CCB36B2}" sibTransId="{DA05072B-36DA-4044-B8C1-6ED23294A2BF}"/>
+    <dgm:cxn modelId="{B883AD51-AD98-4125-AA19-E1C47AFE1414}" type="presOf" srcId="{07BC2649-3C39-4462-A782-C2520F59558B}" destId="{93B9E2CD-D1E6-4FC8-9EE7-A44359962E5B}" srcOrd="0" destOrd="0" presId="urn:microsoft.com/office/officeart/2005/8/layout/hierarchy1"/>
+    <dgm:cxn modelId="{E5B7E873-FDBD-470F-90F2-040F05423979}" srcId="{6CA994F3-1AEA-4458-9CAB-CB3BB895BE58}" destId="{D74D416E-891B-4876-8204-11B44D0A6D18}" srcOrd="0" destOrd="0" parTransId="{0EFF29BE-A4D9-448F-AC71-6EC0ABF8D97B}" sibTransId="{1DB4F43F-D746-4F96-8445-68587372D262}"/>
+    <dgm:cxn modelId="{FC598579-0AB6-4D99-A225-B9FDC2B79D9C}" type="presOf" srcId="{58B8E2FC-E756-4751-BDDD-DBABFC2FA687}" destId="{CD07229F-BEFF-4D8F-96D3-345F38059603}" srcOrd="0" destOrd="0" presId="urn:microsoft.com/office/officeart/2005/8/layout/hierarchy1"/>
+    <dgm:cxn modelId="{686033A0-CBF2-4059-A270-ADF24D6DD073}" srcId="{D74D416E-891B-4876-8204-11B44D0A6D18}" destId="{07BC2649-3C39-4462-A782-C2520F59558B}" srcOrd="4" destOrd="0" parTransId="{AE298288-2BB9-4802-BBBF-5D872073BBD1}" sibTransId="{E3DEB8A0-58C2-4F15-B4AE-2596B12D2BBF}"/>
+    <dgm:cxn modelId="{E1D2ACA5-C6BE-44C5-8444-D93DB767150D}" type="presOf" srcId="{51C0D6B6-AA29-48AF-8CDF-3C9F288AACB8}" destId="{B2E8E0DA-4BB1-4B25-B498-9B36FD0DBFB3}" srcOrd="0" destOrd="0" presId="urn:microsoft.com/office/officeart/2005/8/layout/hierarchy1"/>
+    <dgm:cxn modelId="{882D1FBD-3D4F-445F-A894-33379A614FE3}" srcId="{D74D416E-891B-4876-8204-11B44D0A6D18}" destId="{FD56133F-A187-40C2-B544-C79174F56312}" srcOrd="3" destOrd="0" parTransId="{6A7FEF70-36B3-4159-BE1D-A790EC6C0C9B}" sibTransId="{FED53112-70C9-43EC-8E41-19187BCF9755}"/>
+    <dgm:cxn modelId="{82F510BE-DE4C-462B-91E6-9476EE5F2DE1}" type="presOf" srcId="{DED0C25E-FCD9-4977-B46F-408E6BD7227D}" destId="{0AB76C5F-F1F3-4967-86B5-3078348E76E2}" srcOrd="0" destOrd="0" presId="urn:microsoft.com/office/officeart/2005/8/layout/hierarchy1"/>
+    <dgm:cxn modelId="{AE7868BF-AB89-4164-8434-75AEDA8D7247}" type="presOf" srcId="{F3339163-A593-4154-B044-101D8CE9E00C}" destId="{4D12234D-B276-4B1F-BED4-F47BD70CBF00}" srcOrd="0" destOrd="0" presId="urn:microsoft.com/office/officeart/2005/8/layout/hierarchy1"/>
+    <dgm:cxn modelId="{4780DAEF-9F20-4262-A66B-D398A0B689E0}" type="presOf" srcId="{D74D416E-891B-4876-8204-11B44D0A6D18}" destId="{1C385B79-48CE-4EE1-A56E-0FB75A726B7B}" srcOrd="0" destOrd="0" presId="urn:microsoft.com/office/officeart/2005/8/layout/hierarchy1"/>
+    <dgm:cxn modelId="{C0064FF3-4B63-4C55-A3E8-C996E49C274E}" type="presOf" srcId="{9AC53278-800D-4F8F-BCAB-8610288570A5}" destId="{0997E96E-879B-47C9-AE6B-B64FC1DACA6A}" srcOrd="0" destOrd="0" presId="urn:microsoft.com/office/officeart/2005/8/layout/hierarchy1"/>
+    <dgm:cxn modelId="{CAE1F8FB-229B-4020-AF0B-88F27C750FD0}" type="presOf" srcId="{0591B7A1-2E09-414C-9AA2-5837DB9A5525}" destId="{79B4963F-A382-4D5B-B128-971BD41A5F57}" srcOrd="0" destOrd="0" presId="urn:microsoft.com/office/officeart/2005/8/layout/hierarchy1"/>
+    <dgm:cxn modelId="{6E09950E-11F5-42E4-89E0-754D0E62C0EF}" type="presParOf" srcId="{082BC1C1-A3A9-4B8B-BCD6-084B6EABDE17}" destId="{A46DBCAF-DE2F-4E9F-BFC7-095B6222BAA1}" srcOrd="0" destOrd="0" presId="urn:microsoft.com/office/officeart/2005/8/layout/hierarchy1"/>
+    <dgm:cxn modelId="{03893852-F831-4B20-BA4C-A19D75F484AC}" type="presParOf" srcId="{A46DBCAF-DE2F-4E9F-BFC7-095B6222BAA1}" destId="{F407023A-9BE2-4A30-816F-AB12F6317441}" srcOrd="0" destOrd="0" presId="urn:microsoft.com/office/officeart/2005/8/layout/hierarchy1"/>
+    <dgm:cxn modelId="{AACBCB70-B64C-4BE0-A8A4-6EEAA3DD1959}" type="presParOf" srcId="{F407023A-9BE2-4A30-816F-AB12F6317441}" destId="{FB6A38C3-AD12-4A69-B4BF-8E045F8B1950}" srcOrd="0" destOrd="0" presId="urn:microsoft.com/office/officeart/2005/8/layout/hierarchy1"/>
+    <dgm:cxn modelId="{3BB4EE71-60C8-4203-8848-359FB6E8B451}" type="presParOf" srcId="{F407023A-9BE2-4A30-816F-AB12F6317441}" destId="{518A9257-0F11-4EC3-9430-9E7709D07B1A}" srcOrd="1" destOrd="0" presId="urn:microsoft.com/office/officeart/2005/8/layout/hierarchy1"/>
+    <dgm:cxn modelId="{A54769B1-7425-4EFF-801B-A873804627AA}" type="presParOf" srcId="{A46DBCAF-DE2F-4E9F-BFC7-095B6222BAA1}" destId="{F9143A54-AA88-4025-90F9-3846B09A6DDF}" srcOrd="1" destOrd="0" presId="urn:microsoft.com/office/officeart/2005/8/layout/hierarchy1"/>
+    <dgm:cxn modelId="{C43D0478-65F2-42D5-873C-E408C5E27E24}" type="presParOf" srcId="{F9143A54-AA88-4025-90F9-3846B09A6DDF}" destId="{2F04E42F-A709-4C9B-9015-0AF15147D212}" srcOrd="0" destOrd="0" presId="urn:microsoft.com/office/officeart/2005/8/layout/hierarchy1"/>
+    <dgm:cxn modelId="{FB605508-67AE-4F09-891C-AD9910C19614}" type="presParOf" srcId="{F9143A54-AA88-4025-90F9-3846B09A6DDF}" destId="{EF530577-D696-482A-8347-1C200107FADF}" srcOrd="1" destOrd="0" presId="urn:microsoft.com/office/officeart/2005/8/layout/hierarchy1"/>
+    <dgm:cxn modelId="{66626630-2BC3-460C-B7D9-602CD8D25498}" type="presParOf" srcId="{EF530577-D696-482A-8347-1C200107FADF}" destId="{8FD527B3-4EC7-4E34-BEDE-A48956F1C9F4}" srcOrd="0" destOrd="0" presId="urn:microsoft.com/office/officeart/2005/8/layout/hierarchy1"/>
+    <dgm:cxn modelId="{20C3ED68-A8C4-41C3-9D7E-61D075CD4A42}" type="presParOf" srcId="{8FD527B3-4EC7-4E34-BEDE-A48956F1C9F4}" destId="{813B3B05-798B-45CB-A1A9-4BBE799FD646}" srcOrd="0" destOrd="0" presId="urn:microsoft.com/office/officeart/2005/8/layout/hierarchy1"/>
+    <dgm:cxn modelId="{D422454F-64AA-4CC8-9F5D-947C2F8CE354}" type="presParOf" srcId="{8FD527B3-4EC7-4E34-BEDE-A48956F1C9F4}" destId="{1C385B79-48CE-4EE1-A56E-0FB75A726B7B}" srcOrd="1" destOrd="0" presId="urn:microsoft.com/office/officeart/2005/8/layout/hierarchy1"/>
+    <dgm:cxn modelId="{BD3F7483-A46C-41A0-970D-5D6E7F7A12D7}" type="presParOf" srcId="{EF530577-D696-482A-8347-1C200107FADF}" destId="{02E315F3-6DB1-47DE-82BB-8F5479AE4B9C}" srcOrd="1" destOrd="0" presId="urn:microsoft.com/office/officeart/2005/8/layout/hierarchy1"/>
+    <dgm:cxn modelId="{F109805B-266C-4477-A8E6-B1F120E15AC3}" type="presParOf" srcId="{02E315F3-6DB1-47DE-82BB-8F5479AE4B9C}" destId="{4D12234D-B276-4B1F-BED4-F47BD70CBF00}" srcOrd="0" destOrd="0" presId="urn:microsoft.com/office/officeart/2005/8/layout/hierarchy1"/>
+    <dgm:cxn modelId="{5C4DBE7F-74C7-4070-8204-18348F4DDE8E}" type="presParOf" srcId="{02E315F3-6DB1-47DE-82BB-8F5479AE4B9C}" destId="{1A5E5334-177E-4F38-A93F-14F709F164BA}" srcOrd="1" destOrd="0" presId="urn:microsoft.com/office/officeart/2005/8/layout/hierarchy1"/>
+    <dgm:cxn modelId="{BEBEB231-022E-4238-B6E8-588F957F9231}" type="presParOf" srcId="{1A5E5334-177E-4F38-A93F-14F709F164BA}" destId="{D4C20120-1843-40D5-977F-F956D683126D}" srcOrd="0" destOrd="0" presId="urn:microsoft.com/office/officeart/2005/8/layout/hierarchy1"/>
+    <dgm:cxn modelId="{3A3A0DE0-4BBC-4605-BD26-DC1D42466633}" type="presParOf" srcId="{D4C20120-1843-40D5-977F-F956D683126D}" destId="{0711E146-DE00-458F-A1F8-BA70A61608D5}" srcOrd="0" destOrd="0" presId="urn:microsoft.com/office/officeart/2005/8/layout/hierarchy1"/>
+    <dgm:cxn modelId="{56E9EAEA-97F2-4357-A8AD-5E4FE0A7779C}" type="presParOf" srcId="{D4C20120-1843-40D5-977F-F956D683126D}" destId="{CD07229F-BEFF-4D8F-96D3-345F38059603}" srcOrd="1" destOrd="0" presId="urn:microsoft.com/office/officeart/2005/8/layout/hierarchy1"/>
+    <dgm:cxn modelId="{08411A54-526E-418B-9DC5-D3658EFE4667}" type="presParOf" srcId="{1A5E5334-177E-4F38-A93F-14F709F164BA}" destId="{2C019D89-C25E-430F-A626-912F15BC67FF}" srcOrd="1" destOrd="0" presId="urn:microsoft.com/office/officeart/2005/8/layout/hierarchy1"/>
+    <dgm:cxn modelId="{2BF77B64-30FC-4409-AE06-F20D80C42791}" type="presParOf" srcId="{02E315F3-6DB1-47DE-82BB-8F5479AE4B9C}" destId="{9944002C-F632-4501-AD6A-3EAE454AEBFC}" srcOrd="2" destOrd="0" presId="urn:microsoft.com/office/officeart/2005/8/layout/hierarchy1"/>
+    <dgm:cxn modelId="{79E49818-0F3F-4812-891D-1F7CB389DE78}" type="presParOf" srcId="{02E315F3-6DB1-47DE-82BB-8F5479AE4B9C}" destId="{DD83FCC9-63D2-4F2F-B2F7-7C5D3F941E35}" srcOrd="3" destOrd="0" presId="urn:microsoft.com/office/officeart/2005/8/layout/hierarchy1"/>
+    <dgm:cxn modelId="{4185007B-C9FA-4382-8E7B-69DA4DB2043D}" type="presParOf" srcId="{DD83FCC9-63D2-4F2F-B2F7-7C5D3F941E35}" destId="{C939AAC8-E08E-4883-B24B-1B35B7A70FBA}" srcOrd="0" destOrd="0" presId="urn:microsoft.com/office/officeart/2005/8/layout/hierarchy1"/>
+    <dgm:cxn modelId="{64925404-E8EE-46E0-B341-07E2435F25DF}" type="presParOf" srcId="{C939AAC8-E08E-4883-B24B-1B35B7A70FBA}" destId="{5E69C966-9EA3-4E1E-8BD9-2FA84F9D80E4}" srcOrd="0" destOrd="0" presId="urn:microsoft.com/office/officeart/2005/8/layout/hierarchy1"/>
+    <dgm:cxn modelId="{05FE072C-FC85-4AE7-8BAA-99CBF82B892B}" type="presParOf" srcId="{C939AAC8-E08E-4883-B24B-1B35B7A70FBA}" destId="{0997E96E-879B-47C9-AE6B-B64FC1DACA6A}" srcOrd="1" destOrd="0" presId="urn:microsoft.com/office/officeart/2005/8/layout/hierarchy1"/>
+    <dgm:cxn modelId="{1BFE76FC-065A-4A8C-A3D8-1194B7F4C0C2}" type="presParOf" srcId="{DD83FCC9-63D2-4F2F-B2F7-7C5D3F941E35}" destId="{A130771A-07EF-47FF-9E2D-BA5535E2886C}" srcOrd="1" destOrd="0" presId="urn:microsoft.com/office/officeart/2005/8/layout/hierarchy1"/>
+    <dgm:cxn modelId="{6380FD4D-A31F-4FAB-98CB-0EE702ED7E66}" type="presParOf" srcId="{02E315F3-6DB1-47DE-82BB-8F5479AE4B9C}" destId="{B2E8E0DA-4BB1-4B25-B498-9B36FD0DBFB3}" srcOrd="4" destOrd="0" presId="urn:microsoft.com/office/officeart/2005/8/layout/hierarchy1"/>
+    <dgm:cxn modelId="{FABA4647-5580-481C-BC9E-F2CB6A56A792}" type="presParOf" srcId="{02E315F3-6DB1-47DE-82BB-8F5479AE4B9C}" destId="{8B9B5244-2A94-4D2A-825F-75DF89384840}" srcOrd="5" destOrd="0" presId="urn:microsoft.com/office/officeart/2005/8/layout/hierarchy1"/>
+    <dgm:cxn modelId="{2347FB3E-CD09-483C-84BB-4C1F19C29A2E}" type="presParOf" srcId="{8B9B5244-2A94-4D2A-825F-75DF89384840}" destId="{28DEA9F9-598E-4E1D-A006-53A74C03E059}" srcOrd="0" destOrd="0" presId="urn:microsoft.com/office/officeart/2005/8/layout/hierarchy1"/>
+    <dgm:cxn modelId="{CB9B73DE-6492-45A3-BA3F-AFE283B35291}" type="presParOf" srcId="{28DEA9F9-598E-4E1D-A006-53A74C03E059}" destId="{E5229A1D-BFE2-4AA3-9775-DACCB6BFFB61}" srcOrd="0" destOrd="0" presId="urn:microsoft.com/office/officeart/2005/8/layout/hierarchy1"/>
+    <dgm:cxn modelId="{51BD6A18-F00D-42B4-95DF-43DFBD05FC45}" type="presParOf" srcId="{28DEA9F9-598E-4E1D-A006-53A74C03E059}" destId="{52836911-DCEE-4989-AA10-EBC30466EFA2}" srcOrd="1" destOrd="0" presId="urn:microsoft.com/office/officeart/2005/8/layout/hierarchy1"/>
+    <dgm:cxn modelId="{BA2C3E43-9D61-485F-BA7D-57CAA4B42291}" type="presParOf" srcId="{8B9B5244-2A94-4D2A-825F-75DF89384840}" destId="{6A682F7A-8E86-4341-BF74-83E3EEC4B66C}" srcOrd="1" destOrd="0" presId="urn:microsoft.com/office/officeart/2005/8/layout/hierarchy1"/>
+    <dgm:cxn modelId="{461A292C-5D91-413A-ABD6-2BDC4C1D6CF3}" type="presParOf" srcId="{02E315F3-6DB1-47DE-82BB-8F5479AE4B9C}" destId="{5269382F-EB3B-44C2-8A0E-394CE9620A07}" srcOrd="6" destOrd="0" presId="urn:microsoft.com/office/officeart/2005/8/layout/hierarchy1"/>
+    <dgm:cxn modelId="{560C9A88-F667-4F2C-A073-9B46300CDB6B}" type="presParOf" srcId="{02E315F3-6DB1-47DE-82BB-8F5479AE4B9C}" destId="{E6393688-88BB-4F82-87F4-AF2E5597AE7F}" srcOrd="7" destOrd="0" presId="urn:microsoft.com/office/officeart/2005/8/layout/hierarchy1"/>
+    <dgm:cxn modelId="{C4243C16-E335-4173-BD06-1EDCC41C03A8}" type="presParOf" srcId="{E6393688-88BB-4F82-87F4-AF2E5597AE7F}" destId="{0F10F43A-7D6A-4B70-A53E-F4D5995E5983}" srcOrd="0" destOrd="0" presId="urn:microsoft.com/office/officeart/2005/8/layout/hierarchy1"/>
+    <dgm:cxn modelId="{A50ECDCE-79C7-4883-8F14-CDD6ABF46FA2}" type="presParOf" srcId="{0F10F43A-7D6A-4B70-A53E-F4D5995E5983}" destId="{8C6B0C85-AD9D-4BDA-B55D-95457690E2BD}" srcOrd="0" destOrd="0" presId="urn:microsoft.com/office/officeart/2005/8/layout/hierarchy1"/>
+    <dgm:cxn modelId="{3B6C21B1-1307-4DA2-9DC8-6FC77EC86FAD}" type="presParOf" srcId="{0F10F43A-7D6A-4B70-A53E-F4D5995E5983}" destId="{2A171BBA-16C3-402F-A324-CCB887118B20}" srcOrd="1" destOrd="0" presId="urn:microsoft.com/office/officeart/2005/8/layout/hierarchy1"/>
+    <dgm:cxn modelId="{BDB6B925-1768-4654-9065-E9860ADE2C14}" type="presParOf" srcId="{E6393688-88BB-4F82-87F4-AF2E5597AE7F}" destId="{E11E9865-018C-4947-ABC1-6B7561BD2ECE}" srcOrd="1" destOrd="0" presId="urn:microsoft.com/office/officeart/2005/8/layout/hierarchy1"/>
+    <dgm:cxn modelId="{BAEA9FD3-B318-4213-AB4E-00A6CC7019A1}" type="presParOf" srcId="{02E315F3-6DB1-47DE-82BB-8F5479AE4B9C}" destId="{64C780FE-AE39-48F9-93AA-08C2F07FDF3A}" srcOrd="8" destOrd="0" presId="urn:microsoft.com/office/officeart/2005/8/layout/hierarchy1"/>
+    <dgm:cxn modelId="{9E4D527D-8A08-4A1F-B2D6-14F87403C8B4}" type="presParOf" srcId="{02E315F3-6DB1-47DE-82BB-8F5479AE4B9C}" destId="{EAD64D11-9C44-4E96-86F1-41AF9B315F43}" srcOrd="9" destOrd="0" presId="urn:microsoft.com/office/officeart/2005/8/layout/hierarchy1"/>
+    <dgm:cxn modelId="{B4CF3A3D-CAC3-494A-BA0A-F20F23C262FC}" type="presParOf" srcId="{EAD64D11-9C44-4E96-86F1-41AF9B315F43}" destId="{803437DC-7BB6-44A7-B58F-21EAB2FD3510}" srcOrd="0" destOrd="0" presId="urn:microsoft.com/office/officeart/2005/8/layout/hierarchy1"/>
+    <dgm:cxn modelId="{485391AA-89DE-48C9-95BD-F652B96EC27F}" type="presParOf" srcId="{803437DC-7BB6-44A7-B58F-21EAB2FD3510}" destId="{800E9D69-2428-45BA-97C6-B903192D7E42}" srcOrd="0" destOrd="0" presId="urn:microsoft.com/office/officeart/2005/8/layout/hierarchy1"/>
+    <dgm:cxn modelId="{81EE20BB-2756-4A7E-B0BF-5C6B21F026E0}" type="presParOf" srcId="{803437DC-7BB6-44A7-B58F-21EAB2FD3510}" destId="{93B9E2CD-D1E6-4FC8-9EE7-A44359962E5B}" srcOrd="1" destOrd="0" presId="urn:microsoft.com/office/officeart/2005/8/layout/hierarchy1"/>
+    <dgm:cxn modelId="{8284D97D-4608-42EC-A591-52051A68815C}" type="presParOf" srcId="{EAD64D11-9C44-4E96-86F1-41AF9B315F43}" destId="{6A797AA4-41A5-4C20-ADF4-B405ACF3FEBF}" srcOrd="1" destOrd="0" presId="urn:microsoft.com/office/officeart/2005/8/layout/hierarchy1"/>
+    <dgm:cxn modelId="{62B68F27-6A53-4DDC-82DF-811510B50242}" type="presParOf" srcId="{F9143A54-AA88-4025-90F9-3846B09A6DDF}" destId="{79B4963F-A382-4D5B-B128-971BD41A5F57}" srcOrd="2" destOrd="0" presId="urn:microsoft.com/office/officeart/2005/8/layout/hierarchy1"/>
+    <dgm:cxn modelId="{8BE03124-68E9-41CE-BA16-D40FCA999875}" type="presParOf" srcId="{F9143A54-AA88-4025-90F9-3846B09A6DDF}" destId="{4D49FDBD-CEBE-41B4-88D2-0A1556EC52C4}" srcOrd="3" destOrd="0" presId="urn:microsoft.com/office/officeart/2005/8/layout/hierarchy1"/>
+    <dgm:cxn modelId="{2C5E94EA-B272-4E41-9B2B-DF71C95CF61E}" type="presParOf" srcId="{4D49FDBD-CEBE-41B4-88D2-0A1556EC52C4}" destId="{B1DCC9D6-2A88-4034-8725-C09E81DEF7CE}" srcOrd="0" destOrd="0" presId="urn:microsoft.com/office/officeart/2005/8/layout/hierarchy1"/>
+    <dgm:cxn modelId="{8FECC0A0-04B3-4A3F-9081-A4773E55BD0A}" type="presParOf" srcId="{B1DCC9D6-2A88-4034-8725-C09E81DEF7CE}" destId="{3F5618D0-4634-4E0E-8055-4CBE4F9ED952}" srcOrd="0" destOrd="0" presId="urn:microsoft.com/office/officeart/2005/8/layout/hierarchy1"/>
+    <dgm:cxn modelId="{D0546BA1-CD7B-403F-9B8A-B39B1DFA85CD}" type="presParOf" srcId="{B1DCC9D6-2A88-4034-8725-C09E81DEF7CE}" destId="{0AB76C5F-F1F3-4967-86B5-3078348E76E2}" srcOrd="1" destOrd="0" presId="urn:microsoft.com/office/officeart/2005/8/layout/hierarchy1"/>
+    <dgm:cxn modelId="{63BF05BC-63FD-4760-AD28-91B6F5632F13}" type="presParOf" srcId="{4D49FDBD-CEBE-41B4-88D2-0A1556EC52C4}" destId="{63A3E606-6E38-4212-827C-71ECB9640ED8}" srcOrd="1" destOrd="0" presId="urn:microsoft.com/office/officeart/2005/8/layout/hierarchy1"/>
+  </dgm:cxnLst>
+  <dgm:bg/>
+  <dgm:whole/>
+  <dgm:extLst>
+    <a:ext uri="http://schemas.microsoft.com/office/drawing/2008/diagram">
+      <dsp:dataModelExt xmlns:dsp="http://schemas.microsoft.com/office/drawing/2008/diagram" relId="rId13" minVer="http://schemas.openxmlformats.org/drawingml/2006/diagram"/>
+    </a:ext>
+  </dgm:extLst>
+</dgm:dataModel>
+</file>
+
+<file path=word/diagrams/drawing1.xml><?xml version="1.0" encoding="utf-8"?>
+<dsp:drawing xmlns:dgm="http://schemas.openxmlformats.org/drawingml/2006/diagram" xmlns:dsp="http://schemas.microsoft.com/office/drawing/2008/diagram" xmlns:a="http://schemas.openxmlformats.org/drawingml/2006/main">
+  <dsp:spTree>
+    <dsp:nvGrpSpPr>
+      <dsp:cNvPr id="0" name=""/>
+      <dsp:cNvGrpSpPr/>
+    </dsp:nvGrpSpPr>
+    <dsp:grpSpPr/>
+    <dsp:sp modelId="{79B4963F-A382-4D5B-B128-971BD41A5F57}">
+      <dsp:nvSpPr>
+        <dsp:cNvPr id="0" name=""/>
+        <dsp:cNvSpPr/>
+      </dsp:nvSpPr>
+      <dsp:spPr>
+        <a:xfrm>
+          <a:off x="3250852" y="996093"/>
+          <a:ext cx="558418" cy="265756"/>
+        </a:xfrm>
+        <a:custGeom>
+          <a:avLst/>
+          <a:gdLst/>
+          <a:ahLst/>
+          <a:cxnLst/>
+          <a:rect l="0" t="0" r="0" b="0"/>
+          <a:pathLst>
+            <a:path>
+              <a:moveTo>
+                <a:pt x="0" y="0"/>
+              </a:moveTo>
+              <a:lnTo>
+                <a:pt x="0" y="181105"/>
+              </a:lnTo>
+              <a:lnTo>
+                <a:pt x="558418" y="181105"/>
+              </a:lnTo>
+              <a:lnTo>
+                <a:pt x="558418" y="265756"/>
+              </a:lnTo>
+            </a:path>
+          </a:pathLst>
+        </a:custGeom>
+        <a:noFill/>
+        <a:ln w="12700" cap="flat" cmpd="sng" algn="ctr">
+          <a:solidFill>
+            <a:schemeClr val="accent1">
+              <a:shade val="60000"/>
+              <a:hueOff val="0"/>
+              <a:satOff val="0"/>
+              <a:lumOff val="0"/>
+              <a:alphaOff val="0"/>
+            </a:schemeClr>
+          </a:solidFill>
+          <a:prstDash val="solid"/>
+          <a:miter lim="800000"/>
+        </a:ln>
+        <a:effectLst/>
+      </dsp:spPr>
+      <dsp:style>
+        <a:lnRef idx="2">
+          <a:scrgbClr r="0" g="0" b="0"/>
+        </a:lnRef>
+        <a:fillRef idx="0">
+          <a:scrgbClr r="0" g="0" b="0"/>
+        </a:fillRef>
+        <a:effectRef idx="0">
+          <a:scrgbClr r="0" g="0" b="0"/>
+        </a:effectRef>
+        <a:fontRef idx="minor"/>
+      </dsp:style>
+    </dsp:sp>
+    <dsp:sp modelId="{64C780FE-AE39-48F9-93AA-08C2F07FDF3A}">
+      <dsp:nvSpPr>
+        <dsp:cNvPr id="0" name=""/>
+        <dsp:cNvSpPr/>
+      </dsp:nvSpPr>
+      <dsp:spPr>
+        <a:xfrm>
+          <a:off x="2692434" y="1842096"/>
+          <a:ext cx="2233672" cy="265756"/>
+        </a:xfrm>
+        <a:custGeom>
+          <a:avLst/>
+          <a:gdLst/>
+          <a:ahLst/>
+          <a:cxnLst/>
+          <a:rect l="0" t="0" r="0" b="0"/>
+          <a:pathLst>
+            <a:path>
+              <a:moveTo>
+                <a:pt x="0" y="0"/>
+              </a:moveTo>
+              <a:lnTo>
+                <a:pt x="0" y="181105"/>
+              </a:lnTo>
+              <a:lnTo>
+                <a:pt x="2233672" y="181105"/>
+              </a:lnTo>
+              <a:lnTo>
+                <a:pt x="2233672" y="265756"/>
+              </a:lnTo>
+            </a:path>
+          </a:pathLst>
+        </a:custGeom>
+        <a:noFill/>
+        <a:ln w="12700" cap="flat" cmpd="sng" algn="ctr">
+          <a:solidFill>
+            <a:schemeClr val="accent1">
+              <a:shade val="80000"/>
+              <a:hueOff val="0"/>
+              <a:satOff val="0"/>
+              <a:lumOff val="0"/>
+              <a:alphaOff val="0"/>
+            </a:schemeClr>
+          </a:solidFill>
+          <a:prstDash val="solid"/>
+          <a:miter lim="800000"/>
+        </a:ln>
+        <a:effectLst/>
+      </dsp:spPr>
+      <dsp:style>
+        <a:lnRef idx="2">
+          <a:scrgbClr r="0" g="0" b="0"/>
+        </a:lnRef>
+        <a:fillRef idx="0">
+          <a:scrgbClr r="0" g="0" b="0"/>
+        </a:fillRef>
+        <a:effectRef idx="0">
+          <a:scrgbClr r="0" g="0" b="0"/>
+        </a:effectRef>
+        <a:fontRef idx="minor"/>
+      </dsp:style>
+    </dsp:sp>
+    <dsp:sp modelId="{5269382F-EB3B-44C2-8A0E-394CE9620A07}">
+      <dsp:nvSpPr>
+        <dsp:cNvPr id="0" name=""/>
+        <dsp:cNvSpPr/>
+      </dsp:nvSpPr>
+      <dsp:spPr>
+        <a:xfrm>
+          <a:off x="2692434" y="1842096"/>
+          <a:ext cx="1116836" cy="265756"/>
+        </a:xfrm>
+        <a:custGeom>
+          <a:avLst/>
+          <a:gdLst/>
+          <a:ahLst/>
+          <a:cxnLst/>
+          <a:rect l="0" t="0" r="0" b="0"/>
+          <a:pathLst>
+            <a:path>
+              <a:moveTo>
+                <a:pt x="0" y="0"/>
+              </a:moveTo>
+              <a:lnTo>
+                <a:pt x="0" y="181105"/>
+              </a:lnTo>
+              <a:lnTo>
+                <a:pt x="1116836" y="181105"/>
+              </a:lnTo>
+              <a:lnTo>
+                <a:pt x="1116836" y="265756"/>
+              </a:lnTo>
+            </a:path>
+          </a:pathLst>
+        </a:custGeom>
+        <a:noFill/>
+        <a:ln w="12700" cap="flat" cmpd="sng" algn="ctr">
+          <a:solidFill>
+            <a:schemeClr val="accent1">
+              <a:shade val="80000"/>
+              <a:hueOff val="0"/>
+              <a:satOff val="0"/>
+              <a:lumOff val="0"/>
+              <a:alphaOff val="0"/>
+            </a:schemeClr>
+          </a:solidFill>
+          <a:prstDash val="solid"/>
+          <a:miter lim="800000"/>
+        </a:ln>
+        <a:effectLst/>
+      </dsp:spPr>
+      <dsp:style>
+        <a:lnRef idx="2">
+          <a:scrgbClr r="0" g="0" b="0"/>
+        </a:lnRef>
+        <a:fillRef idx="0">
+          <a:scrgbClr r="0" g="0" b="0"/>
+        </a:fillRef>
+        <a:effectRef idx="0">
+          <a:scrgbClr r="0" g="0" b="0"/>
+        </a:effectRef>
+        <a:fontRef idx="minor"/>
+      </dsp:style>
+    </dsp:sp>
+    <dsp:sp modelId="{B2E8E0DA-4BB1-4B25-B498-9B36FD0DBFB3}">
+      <dsp:nvSpPr>
+        <dsp:cNvPr id="0" name=""/>
+        <dsp:cNvSpPr/>
+      </dsp:nvSpPr>
+      <dsp:spPr>
+        <a:xfrm>
+          <a:off x="2646714" y="1842096"/>
+          <a:ext cx="91440" cy="265756"/>
+        </a:xfrm>
+        <a:custGeom>
+          <a:avLst/>
+          <a:gdLst/>
+          <a:ahLst/>
+          <a:cxnLst/>
+          <a:rect l="0" t="0" r="0" b="0"/>
+          <a:pathLst>
+            <a:path>
+              <a:moveTo>
+                <a:pt x="45720" y="0"/>
+              </a:moveTo>
+              <a:lnTo>
+                <a:pt x="45720" y="265756"/>
+              </a:lnTo>
+            </a:path>
+          </a:pathLst>
+        </a:custGeom>
+        <a:noFill/>
+        <a:ln w="12700" cap="flat" cmpd="sng" algn="ctr">
+          <a:solidFill>
+            <a:schemeClr val="accent1">
+              <a:shade val="80000"/>
+              <a:hueOff val="0"/>
+              <a:satOff val="0"/>
+              <a:lumOff val="0"/>
+              <a:alphaOff val="0"/>
+            </a:schemeClr>
+          </a:solidFill>
+          <a:prstDash val="solid"/>
+          <a:miter lim="800000"/>
+        </a:ln>
+        <a:effectLst/>
+      </dsp:spPr>
+      <dsp:style>
+        <a:lnRef idx="2">
+          <a:scrgbClr r="0" g="0" b="0"/>
+        </a:lnRef>
+        <a:fillRef idx="0">
+          <a:scrgbClr r="0" g="0" b="0"/>
+        </a:fillRef>
+        <a:effectRef idx="0">
+          <a:scrgbClr r="0" g="0" b="0"/>
+        </a:effectRef>
+        <a:fontRef idx="minor"/>
+      </dsp:style>
+    </dsp:sp>
+    <dsp:sp modelId="{9944002C-F632-4501-AD6A-3EAE454AEBFC}">
+      <dsp:nvSpPr>
+        <dsp:cNvPr id="0" name=""/>
+        <dsp:cNvSpPr/>
+      </dsp:nvSpPr>
+      <dsp:spPr>
+        <a:xfrm>
+          <a:off x="1575598" y="1842096"/>
+          <a:ext cx="1116836" cy="265756"/>
+        </a:xfrm>
+        <a:custGeom>
+          <a:avLst/>
+          <a:gdLst/>
+          <a:ahLst/>
+          <a:cxnLst/>
+          <a:rect l="0" t="0" r="0" b="0"/>
+          <a:pathLst>
+            <a:path>
+              <a:moveTo>
+                <a:pt x="1116836" y="0"/>
+              </a:moveTo>
+              <a:lnTo>
+                <a:pt x="1116836" y="181105"/>
+              </a:lnTo>
+              <a:lnTo>
+                <a:pt x="0" y="181105"/>
+              </a:lnTo>
+              <a:lnTo>
+                <a:pt x="0" y="265756"/>
+              </a:lnTo>
+            </a:path>
+          </a:pathLst>
+        </a:custGeom>
+        <a:noFill/>
+        <a:ln w="12700" cap="flat" cmpd="sng" algn="ctr">
+          <a:solidFill>
+            <a:schemeClr val="accent1">
+              <a:shade val="80000"/>
+              <a:hueOff val="0"/>
+              <a:satOff val="0"/>
+              <a:lumOff val="0"/>
+              <a:alphaOff val="0"/>
+            </a:schemeClr>
+          </a:solidFill>
+          <a:prstDash val="solid"/>
+          <a:miter lim="800000"/>
+        </a:ln>
+        <a:effectLst/>
+      </dsp:spPr>
+      <dsp:style>
+        <a:lnRef idx="2">
+          <a:scrgbClr r="0" g="0" b="0"/>
+        </a:lnRef>
+        <a:fillRef idx="0">
+          <a:scrgbClr r="0" g="0" b="0"/>
+        </a:fillRef>
+        <a:effectRef idx="0">
+          <a:scrgbClr r="0" g="0" b="0"/>
+        </a:effectRef>
+        <a:fontRef idx="minor"/>
+      </dsp:style>
+    </dsp:sp>
+    <dsp:sp modelId="{4D12234D-B276-4B1F-BED4-F47BD70CBF00}">
+      <dsp:nvSpPr>
+        <dsp:cNvPr id="0" name=""/>
+        <dsp:cNvSpPr/>
+      </dsp:nvSpPr>
+      <dsp:spPr>
+        <a:xfrm>
+          <a:off x="458762" y="1842096"/>
+          <a:ext cx="2233672" cy="265756"/>
+        </a:xfrm>
+        <a:custGeom>
+          <a:avLst/>
+          <a:gdLst/>
+          <a:ahLst/>
+          <a:cxnLst/>
+          <a:rect l="0" t="0" r="0" b="0"/>
+          <a:pathLst>
+            <a:path>
+              <a:moveTo>
+                <a:pt x="2233672" y="0"/>
+              </a:moveTo>
+              <a:lnTo>
+                <a:pt x="2233672" y="181105"/>
+              </a:lnTo>
+              <a:lnTo>
+                <a:pt x="0" y="181105"/>
+              </a:lnTo>
+              <a:lnTo>
+                <a:pt x="0" y="265756"/>
+              </a:lnTo>
+            </a:path>
+          </a:pathLst>
+        </a:custGeom>
+        <a:noFill/>
+        <a:ln w="12700" cap="flat" cmpd="sng" algn="ctr">
+          <a:solidFill>
+            <a:schemeClr val="accent1">
+              <a:shade val="80000"/>
+              <a:hueOff val="0"/>
+              <a:satOff val="0"/>
+              <a:lumOff val="0"/>
+              <a:alphaOff val="0"/>
+            </a:schemeClr>
+          </a:solidFill>
+          <a:prstDash val="solid"/>
+          <a:miter lim="800000"/>
+        </a:ln>
+        <a:effectLst/>
+      </dsp:spPr>
+      <dsp:style>
+        <a:lnRef idx="2">
+          <a:scrgbClr r="0" g="0" b="0"/>
+        </a:lnRef>
+        <a:fillRef idx="0">
+          <a:scrgbClr r="0" g="0" b="0"/>
+        </a:fillRef>
+        <a:effectRef idx="0">
+          <a:scrgbClr r="0" g="0" b="0"/>
+        </a:effectRef>
+        <a:fontRef idx="minor"/>
+      </dsp:style>
+    </dsp:sp>
+    <dsp:sp modelId="{2F04E42F-A709-4C9B-9015-0AF15147D212}">
+      <dsp:nvSpPr>
+        <dsp:cNvPr id="0" name=""/>
+        <dsp:cNvSpPr/>
+      </dsp:nvSpPr>
+      <dsp:spPr>
+        <a:xfrm>
+          <a:off x="2692434" y="996093"/>
+          <a:ext cx="558418" cy="265756"/>
+        </a:xfrm>
+        <a:custGeom>
+          <a:avLst/>
+          <a:gdLst/>
+          <a:ahLst/>
+          <a:cxnLst/>
+          <a:rect l="0" t="0" r="0" b="0"/>
+          <a:pathLst>
+            <a:path>
+              <a:moveTo>
+                <a:pt x="558418" y="0"/>
+              </a:moveTo>
+              <a:lnTo>
+                <a:pt x="558418" y="181105"/>
+              </a:lnTo>
+              <a:lnTo>
+                <a:pt x="0" y="181105"/>
+              </a:lnTo>
+              <a:lnTo>
+                <a:pt x="0" y="265756"/>
+              </a:lnTo>
+            </a:path>
+          </a:pathLst>
+        </a:custGeom>
+        <a:noFill/>
+        <a:ln w="12700" cap="flat" cmpd="sng" algn="ctr">
+          <a:solidFill>
+            <a:schemeClr val="accent1">
+              <a:shade val="60000"/>
+              <a:hueOff val="0"/>
+              <a:satOff val="0"/>
+              <a:lumOff val="0"/>
+              <a:alphaOff val="0"/>
+            </a:schemeClr>
+          </a:solidFill>
+          <a:prstDash val="solid"/>
+          <a:miter lim="800000"/>
+        </a:ln>
+        <a:effectLst/>
+      </dsp:spPr>
+      <dsp:style>
+        <a:lnRef idx="2">
+          <a:scrgbClr r="0" g="0" b="0"/>
+        </a:lnRef>
+        <a:fillRef idx="0">
+          <a:scrgbClr r="0" g="0" b="0"/>
+        </a:fillRef>
+        <a:effectRef idx="0">
+          <a:scrgbClr r="0" g="0" b="0"/>
+        </a:effectRef>
+        <a:fontRef idx="minor"/>
+      </dsp:style>
+    </dsp:sp>
+    <dsp:sp modelId="{FB6A38C3-AD12-4A69-B4BF-8E045F8B1950}">
+      <dsp:nvSpPr>
+        <dsp:cNvPr id="0" name=""/>
+        <dsp:cNvSpPr/>
+      </dsp:nvSpPr>
+      <dsp:spPr>
+        <a:xfrm>
+          <a:off x="2793965" y="415846"/>
+          <a:ext cx="913774" cy="580247"/>
+        </a:xfrm>
+        <a:prstGeom prst="roundRect">
+          <a:avLst>
+            <a:gd name="adj" fmla="val 10000"/>
+          </a:avLst>
+        </a:prstGeom>
+        <a:gradFill rotWithShape="0">
+          <a:gsLst>
+            <a:gs pos="0">
+              <a:schemeClr val="accent1">
+                <a:hueOff val="0"/>
+                <a:satOff val="0"/>
+                <a:lumOff val="0"/>
+                <a:alphaOff val="0"/>
+                <a:lumMod val="110000"/>
+                <a:satMod val="105000"/>
+                <a:tint val="67000"/>
+              </a:schemeClr>
+            </a:gs>
+            <a:gs pos="50000">
+              <a:schemeClr val="accent1">
+                <a:hueOff val="0"/>
+                <a:satOff val="0"/>
+                <a:lumOff val="0"/>
+                <a:alphaOff val="0"/>
+                <a:lumMod val="105000"/>
+                <a:satMod val="103000"/>
+                <a:tint val="73000"/>
+              </a:schemeClr>
+            </a:gs>
+            <a:gs pos="100000">
+              <a:schemeClr val="accent1">
+                <a:hueOff val="0"/>
+                <a:satOff val="0"/>
+                <a:lumOff val="0"/>
+                <a:alphaOff val="0"/>
+                <a:lumMod val="105000"/>
+                <a:satMod val="109000"/>
+                <a:tint val="81000"/>
+              </a:schemeClr>
+            </a:gs>
+          </a:gsLst>
+          <a:lin ang="5400000" scaled="0"/>
+        </a:gradFill>
+        <a:ln>
+          <a:noFill/>
+        </a:ln>
+        <a:effectLst/>
+        <a:scene3d>
+          <a:camera prst="orthographicFront"/>
+          <a:lightRig rig="flat" dir="t"/>
+        </a:scene3d>
+        <a:sp3d prstMaterial="dkEdge">
+          <a:bevelT w="8200" h="38100"/>
+        </a:sp3d>
+      </dsp:spPr>
+      <dsp:style>
+        <a:lnRef idx="0">
+          <a:scrgbClr r="0" g="0" b="0"/>
+        </a:lnRef>
+        <a:fillRef idx="2">
+          <a:scrgbClr r="0" g="0" b="0"/>
+        </a:fillRef>
+        <a:effectRef idx="1">
+          <a:scrgbClr r="0" g="0" b="0"/>
+        </a:effectRef>
+        <a:fontRef idx="minor">
+          <a:schemeClr val="dk1"/>
+        </a:fontRef>
+      </dsp:style>
+    </dsp:sp>
+    <dsp:sp modelId="{518A9257-0F11-4EC3-9430-9E7709D07B1A}">
+      <dsp:nvSpPr>
+        <dsp:cNvPr id="0" name=""/>
+        <dsp:cNvSpPr/>
+      </dsp:nvSpPr>
+      <dsp:spPr>
+        <a:xfrm>
+          <a:off x="2895495" y="512300"/>
+          <a:ext cx="913774" cy="580247"/>
+        </a:xfrm>
+        <a:prstGeom prst="roundRect">
+          <a:avLst>
+            <a:gd name="adj" fmla="val 10000"/>
+          </a:avLst>
+        </a:prstGeom>
+        <a:solidFill>
+          <a:schemeClr val="lt1">
+            <a:alpha val="90000"/>
+            <a:hueOff val="0"/>
+            <a:satOff val="0"/>
+            <a:lumOff val="0"/>
+            <a:alphaOff val="0"/>
+          </a:schemeClr>
+        </a:solidFill>
+        <a:ln w="6350" cap="flat" cmpd="sng" algn="ctr">
+          <a:solidFill>
+            <a:schemeClr val="accent1">
+              <a:hueOff val="0"/>
+              <a:satOff val="0"/>
+              <a:lumOff val="0"/>
+              <a:alphaOff val="0"/>
+            </a:schemeClr>
+          </a:solidFill>
+          <a:prstDash val="solid"/>
+          <a:miter lim="800000"/>
+        </a:ln>
+        <a:effectLst/>
+      </dsp:spPr>
+      <dsp:style>
+        <a:lnRef idx="1">
+          <a:scrgbClr r="0" g="0" b="0"/>
+        </a:lnRef>
+        <a:fillRef idx="1">
+          <a:scrgbClr r="0" g="0" b="0"/>
+        </a:fillRef>
+        <a:effectRef idx="0">
+          <a:scrgbClr r="0" g="0" b="0"/>
+        </a:effectRef>
+        <a:fontRef idx="minor"/>
+      </dsp:style>
+      <dsp:txBody>
+        <a:bodyPr spcFirstLastPara="0" vert="horz" wrap="square" lIns="30480" tIns="30480" rIns="30480" bIns="30480" numCol="1" spcCol="1270" anchor="ctr" anchorCtr="0">
+          <a:noAutofit/>
+        </a:bodyPr>
+        <a:lstStyle/>
+        <a:p>
+          <a:pPr marL="0" lvl="0" indent="0" algn="ctr" defTabSz="355600">
+            <a:lnSpc>
+              <a:spcPct val="90000"/>
+            </a:lnSpc>
+            <a:spcBef>
+              <a:spcPct val="0"/>
+            </a:spcBef>
+            <a:spcAft>
+              <a:spcPct val="35000"/>
+            </a:spcAft>
+            <a:buNone/>
+          </a:pPr>
+          <a:r>
+            <a:rPr lang="en-GB" sz="800" kern="1200"/>
+            <a:t>User is a ble to register </a:t>
+          </a:r>
+        </a:p>
+      </dsp:txBody>
+      <dsp:txXfrm>
+        <a:off x="2912490" y="529295"/>
+        <a:ext cx="879784" cy="546257"/>
+      </dsp:txXfrm>
+    </dsp:sp>
+    <dsp:sp modelId="{813B3B05-798B-45CB-A1A9-4BBE799FD646}">
+      <dsp:nvSpPr>
+        <dsp:cNvPr id="0" name=""/>
+        <dsp:cNvSpPr/>
+      </dsp:nvSpPr>
+      <dsp:spPr>
+        <a:xfrm>
+          <a:off x="2235547" y="1261849"/>
+          <a:ext cx="913774" cy="580247"/>
+        </a:xfrm>
+        <a:prstGeom prst="roundRect">
+          <a:avLst>
+            <a:gd name="adj" fmla="val 10000"/>
+          </a:avLst>
+        </a:prstGeom>
+        <a:gradFill rotWithShape="0">
+          <a:gsLst>
+            <a:gs pos="0">
+              <a:schemeClr val="accent1">
+                <a:hueOff val="0"/>
+                <a:satOff val="0"/>
+                <a:lumOff val="0"/>
+                <a:alphaOff val="0"/>
+                <a:lumMod val="110000"/>
+                <a:satMod val="105000"/>
+                <a:tint val="67000"/>
+              </a:schemeClr>
+            </a:gs>
+            <a:gs pos="50000">
+              <a:schemeClr val="accent1">
+                <a:hueOff val="0"/>
+                <a:satOff val="0"/>
+                <a:lumOff val="0"/>
+                <a:alphaOff val="0"/>
+                <a:lumMod val="105000"/>
+                <a:satMod val="103000"/>
+                <a:tint val="73000"/>
+              </a:schemeClr>
+            </a:gs>
+            <a:gs pos="100000">
+              <a:schemeClr val="accent1">
+                <a:hueOff val="0"/>
+                <a:satOff val="0"/>
+                <a:lumOff val="0"/>
+                <a:alphaOff val="0"/>
+                <a:lumMod val="105000"/>
+                <a:satMod val="109000"/>
+                <a:tint val="81000"/>
+              </a:schemeClr>
+            </a:gs>
+          </a:gsLst>
+          <a:lin ang="5400000" scaled="0"/>
+        </a:gradFill>
+        <a:ln>
+          <a:noFill/>
+        </a:ln>
+        <a:effectLst/>
+        <a:scene3d>
+          <a:camera prst="orthographicFront"/>
+          <a:lightRig rig="flat" dir="t"/>
+        </a:scene3d>
+        <a:sp3d prstMaterial="dkEdge">
+          <a:bevelT w="8200" h="38100"/>
+        </a:sp3d>
+      </dsp:spPr>
+      <dsp:style>
+        <a:lnRef idx="0">
+          <a:scrgbClr r="0" g="0" b="0"/>
+        </a:lnRef>
+        <a:fillRef idx="2">
+          <a:scrgbClr r="0" g="0" b="0"/>
+        </a:fillRef>
+        <a:effectRef idx="1">
+          <a:scrgbClr r="0" g="0" b="0"/>
+        </a:effectRef>
+        <a:fontRef idx="minor">
+          <a:schemeClr val="dk1"/>
+        </a:fontRef>
+      </dsp:style>
+    </dsp:sp>
+    <dsp:sp modelId="{1C385B79-48CE-4EE1-A56E-0FB75A726B7B}">
+      <dsp:nvSpPr>
+        <dsp:cNvPr id="0" name=""/>
+        <dsp:cNvSpPr/>
+      </dsp:nvSpPr>
+      <dsp:spPr>
+        <a:xfrm>
+          <a:off x="2337077" y="1358303"/>
+          <a:ext cx="913774" cy="580247"/>
+        </a:xfrm>
+        <a:prstGeom prst="roundRect">
+          <a:avLst>
+            <a:gd name="adj" fmla="val 10000"/>
+          </a:avLst>
+        </a:prstGeom>
+        <a:solidFill>
+          <a:schemeClr val="lt1">
+            <a:alpha val="90000"/>
+            <a:hueOff val="0"/>
+            <a:satOff val="0"/>
+            <a:lumOff val="0"/>
+            <a:alphaOff val="0"/>
+          </a:schemeClr>
+        </a:solidFill>
+        <a:ln w="6350" cap="flat" cmpd="sng" algn="ctr">
+          <a:solidFill>
+            <a:schemeClr val="accent1">
+              <a:hueOff val="0"/>
+              <a:satOff val="0"/>
+              <a:lumOff val="0"/>
+              <a:alphaOff val="0"/>
+            </a:schemeClr>
+          </a:solidFill>
+          <a:prstDash val="solid"/>
+          <a:miter lim="800000"/>
+        </a:ln>
+        <a:effectLst/>
+      </dsp:spPr>
+      <dsp:style>
+        <a:lnRef idx="1">
+          <a:scrgbClr r="0" g="0" b="0"/>
+        </a:lnRef>
+        <a:fillRef idx="1">
+          <a:scrgbClr r="0" g="0" b="0"/>
+        </a:fillRef>
+        <a:effectRef idx="0">
+          <a:scrgbClr r="0" g="0" b="0"/>
+        </a:effectRef>
+        <a:fontRef idx="minor"/>
+      </dsp:style>
+      <dsp:txBody>
+        <a:bodyPr spcFirstLastPara="0" vert="horz" wrap="square" lIns="30480" tIns="30480" rIns="30480" bIns="30480" numCol="1" spcCol="1270" anchor="ctr" anchorCtr="0">
+          <a:noAutofit/>
+        </a:bodyPr>
+        <a:lstStyle/>
+        <a:p>
+          <a:pPr marL="0" lvl="0" indent="0" algn="ctr" defTabSz="355600">
+            <a:lnSpc>
+              <a:spcPct val="90000"/>
+            </a:lnSpc>
+            <a:spcBef>
+              <a:spcPct val="0"/>
+            </a:spcBef>
+            <a:spcAft>
+              <a:spcPct val="35000"/>
+            </a:spcAft>
+            <a:buNone/>
+          </a:pPr>
+          <a:r>
+            <a:rPr lang="en-GB" sz="800" kern="1200"/>
+            <a:t>User is able to log in </a:t>
+          </a:r>
+        </a:p>
+      </dsp:txBody>
+      <dsp:txXfrm>
+        <a:off x="2354072" y="1375298"/>
+        <a:ext cx="879784" cy="546257"/>
+      </dsp:txXfrm>
+    </dsp:sp>
+    <dsp:sp modelId="{0711E146-DE00-458F-A1F8-BA70A61608D5}">
+      <dsp:nvSpPr>
+        <dsp:cNvPr id="0" name=""/>
+        <dsp:cNvSpPr/>
+      </dsp:nvSpPr>
+      <dsp:spPr>
+        <a:xfrm>
+          <a:off x="1875" y="2107852"/>
+          <a:ext cx="913774" cy="580247"/>
+        </a:xfrm>
+        <a:prstGeom prst="roundRect">
+          <a:avLst>
+            <a:gd name="adj" fmla="val 10000"/>
+          </a:avLst>
+        </a:prstGeom>
+        <a:gradFill rotWithShape="0">
+          <a:gsLst>
+            <a:gs pos="0">
+              <a:schemeClr val="accent1">
+                <a:hueOff val="0"/>
+                <a:satOff val="0"/>
+                <a:lumOff val="0"/>
+                <a:alphaOff val="0"/>
+                <a:lumMod val="110000"/>
+                <a:satMod val="105000"/>
+                <a:tint val="67000"/>
+              </a:schemeClr>
+            </a:gs>
+            <a:gs pos="50000">
+              <a:schemeClr val="accent1">
+                <a:hueOff val="0"/>
+                <a:satOff val="0"/>
+                <a:lumOff val="0"/>
+                <a:alphaOff val="0"/>
+                <a:lumMod val="105000"/>
+                <a:satMod val="103000"/>
+                <a:tint val="73000"/>
+              </a:schemeClr>
+            </a:gs>
+            <a:gs pos="100000">
+              <a:schemeClr val="accent1">
+                <a:hueOff val="0"/>
+                <a:satOff val="0"/>
+                <a:lumOff val="0"/>
+                <a:alphaOff val="0"/>
+                <a:lumMod val="105000"/>
+                <a:satMod val="109000"/>
+                <a:tint val="81000"/>
+              </a:schemeClr>
+            </a:gs>
+          </a:gsLst>
+          <a:lin ang="5400000" scaled="0"/>
+        </a:gradFill>
+        <a:ln>
+          <a:noFill/>
+        </a:ln>
+        <a:effectLst/>
+        <a:scene3d>
+          <a:camera prst="orthographicFront"/>
+          <a:lightRig rig="flat" dir="t"/>
+        </a:scene3d>
+        <a:sp3d prstMaterial="dkEdge">
+          <a:bevelT w="8200" h="38100"/>
+        </a:sp3d>
+      </dsp:spPr>
+      <dsp:style>
+        <a:lnRef idx="0">
+          <a:scrgbClr r="0" g="0" b="0"/>
+        </a:lnRef>
+        <a:fillRef idx="2">
+          <a:scrgbClr r="0" g="0" b="0"/>
+        </a:fillRef>
+        <a:effectRef idx="1">
+          <a:scrgbClr r="0" g="0" b="0"/>
+        </a:effectRef>
+        <a:fontRef idx="minor">
+          <a:schemeClr val="dk1"/>
+        </a:fontRef>
+      </dsp:style>
+    </dsp:sp>
+    <dsp:sp modelId="{CD07229F-BEFF-4D8F-96D3-345F38059603}">
+      <dsp:nvSpPr>
+        <dsp:cNvPr id="0" name=""/>
+        <dsp:cNvSpPr/>
+      </dsp:nvSpPr>
+      <dsp:spPr>
+        <a:xfrm>
+          <a:off x="103405" y="2204306"/>
+          <a:ext cx="913774" cy="580247"/>
+        </a:xfrm>
+        <a:prstGeom prst="roundRect">
+          <a:avLst>
+            <a:gd name="adj" fmla="val 10000"/>
+          </a:avLst>
+        </a:prstGeom>
+        <a:solidFill>
+          <a:schemeClr val="lt1">
+            <a:alpha val="90000"/>
+            <a:hueOff val="0"/>
+            <a:satOff val="0"/>
+            <a:lumOff val="0"/>
+            <a:alphaOff val="0"/>
+          </a:schemeClr>
+        </a:solidFill>
+        <a:ln w="6350" cap="flat" cmpd="sng" algn="ctr">
+          <a:solidFill>
+            <a:schemeClr val="accent1">
+              <a:hueOff val="0"/>
+              <a:satOff val="0"/>
+              <a:lumOff val="0"/>
+              <a:alphaOff val="0"/>
+            </a:schemeClr>
+          </a:solidFill>
+          <a:prstDash val="solid"/>
+          <a:miter lim="800000"/>
+        </a:ln>
+        <a:effectLst/>
+      </dsp:spPr>
+      <dsp:style>
+        <a:lnRef idx="1">
+          <a:scrgbClr r="0" g="0" b="0"/>
+        </a:lnRef>
+        <a:fillRef idx="1">
+          <a:scrgbClr r="0" g="0" b="0"/>
+        </a:fillRef>
+        <a:effectRef idx="0">
+          <a:scrgbClr r="0" g="0" b="0"/>
+        </a:effectRef>
+        <a:fontRef idx="minor"/>
+      </dsp:style>
+      <dsp:txBody>
+        <a:bodyPr spcFirstLastPara="0" vert="horz" wrap="square" lIns="30480" tIns="30480" rIns="30480" bIns="30480" numCol="1" spcCol="1270" anchor="ctr" anchorCtr="0">
+          <a:noAutofit/>
+        </a:bodyPr>
+        <a:lstStyle/>
+        <a:p>
+          <a:pPr marL="0" lvl="0" indent="0" algn="ctr" defTabSz="355600">
+            <a:lnSpc>
+              <a:spcPct val="90000"/>
+            </a:lnSpc>
+            <a:spcBef>
+              <a:spcPct val="0"/>
+            </a:spcBef>
+            <a:spcAft>
+              <a:spcPct val="35000"/>
+            </a:spcAft>
+            <a:buNone/>
+          </a:pPr>
+          <a:r>
+            <a:rPr lang="en-GB" sz="800" kern="1200"/>
+            <a:t>User is able to view information about produers and their methods </a:t>
+          </a:r>
+        </a:p>
+      </dsp:txBody>
+      <dsp:txXfrm>
+        <a:off x="120400" y="2221301"/>
+        <a:ext cx="879784" cy="546257"/>
+      </dsp:txXfrm>
+    </dsp:sp>
+    <dsp:sp modelId="{5E69C966-9EA3-4E1E-8BD9-2FA84F9D80E4}">
+      <dsp:nvSpPr>
+        <dsp:cNvPr id="0" name=""/>
+        <dsp:cNvSpPr/>
+      </dsp:nvSpPr>
+      <dsp:spPr>
+        <a:xfrm>
+          <a:off x="1118711" y="2107852"/>
+          <a:ext cx="913774" cy="580247"/>
+        </a:xfrm>
+        <a:prstGeom prst="roundRect">
+          <a:avLst>
+            <a:gd name="adj" fmla="val 10000"/>
+          </a:avLst>
+        </a:prstGeom>
+        <a:gradFill rotWithShape="0">
+          <a:gsLst>
+            <a:gs pos="0">
+              <a:schemeClr val="accent1">
+                <a:hueOff val="0"/>
+                <a:satOff val="0"/>
+                <a:lumOff val="0"/>
+                <a:alphaOff val="0"/>
+                <a:lumMod val="110000"/>
+                <a:satMod val="105000"/>
+                <a:tint val="67000"/>
+              </a:schemeClr>
+            </a:gs>
+            <a:gs pos="50000">
+              <a:schemeClr val="accent1">
+                <a:hueOff val="0"/>
+                <a:satOff val="0"/>
+                <a:lumOff val="0"/>
+                <a:alphaOff val="0"/>
+                <a:lumMod val="105000"/>
+                <a:satMod val="103000"/>
+                <a:tint val="73000"/>
+              </a:schemeClr>
+            </a:gs>
+            <a:gs pos="100000">
+              <a:schemeClr val="accent1">
+                <a:hueOff val="0"/>
+                <a:satOff val="0"/>
+                <a:lumOff val="0"/>
+                <a:alphaOff val="0"/>
+                <a:lumMod val="105000"/>
+                <a:satMod val="109000"/>
+                <a:tint val="81000"/>
+              </a:schemeClr>
+            </a:gs>
+          </a:gsLst>
+          <a:lin ang="5400000" scaled="0"/>
+        </a:gradFill>
+        <a:ln>
+          <a:noFill/>
+        </a:ln>
+        <a:effectLst/>
+        <a:scene3d>
+          <a:camera prst="orthographicFront"/>
+          <a:lightRig rig="flat" dir="t"/>
+        </a:scene3d>
+        <a:sp3d prstMaterial="dkEdge">
+          <a:bevelT w="8200" h="38100"/>
+        </a:sp3d>
+      </dsp:spPr>
+      <dsp:style>
+        <a:lnRef idx="0">
+          <a:scrgbClr r="0" g="0" b="0"/>
+        </a:lnRef>
+        <a:fillRef idx="2">
+          <a:scrgbClr r="0" g="0" b="0"/>
+        </a:fillRef>
+        <a:effectRef idx="1">
+          <a:scrgbClr r="0" g="0" b="0"/>
+        </a:effectRef>
+        <a:fontRef idx="minor">
+          <a:schemeClr val="dk1"/>
+        </a:fontRef>
+      </dsp:style>
+    </dsp:sp>
+    <dsp:sp modelId="{0997E96E-879B-47C9-AE6B-B64FC1DACA6A}">
+      <dsp:nvSpPr>
+        <dsp:cNvPr id="0" name=""/>
+        <dsp:cNvSpPr/>
+      </dsp:nvSpPr>
+      <dsp:spPr>
+        <a:xfrm>
+          <a:off x="1220241" y="2204306"/>
+          <a:ext cx="913774" cy="580247"/>
+        </a:xfrm>
+        <a:prstGeom prst="roundRect">
+          <a:avLst>
+            <a:gd name="adj" fmla="val 10000"/>
+          </a:avLst>
+        </a:prstGeom>
+        <a:solidFill>
+          <a:schemeClr val="lt1">
+            <a:alpha val="90000"/>
+            <a:hueOff val="0"/>
+            <a:satOff val="0"/>
+            <a:lumOff val="0"/>
+            <a:alphaOff val="0"/>
+          </a:schemeClr>
+        </a:solidFill>
+        <a:ln w="6350" cap="flat" cmpd="sng" algn="ctr">
+          <a:solidFill>
+            <a:schemeClr val="accent1">
+              <a:hueOff val="0"/>
+              <a:satOff val="0"/>
+              <a:lumOff val="0"/>
+              <a:alphaOff val="0"/>
+            </a:schemeClr>
+          </a:solidFill>
+          <a:prstDash val="solid"/>
+          <a:miter lim="800000"/>
+        </a:ln>
+        <a:effectLst/>
+      </dsp:spPr>
+      <dsp:style>
+        <a:lnRef idx="1">
+          <a:scrgbClr r="0" g="0" b="0"/>
+        </a:lnRef>
+        <a:fillRef idx="1">
+          <a:scrgbClr r="0" g="0" b="0"/>
+        </a:fillRef>
+        <a:effectRef idx="0">
+          <a:scrgbClr r="0" g="0" b="0"/>
+        </a:effectRef>
+        <a:fontRef idx="minor"/>
+      </dsp:style>
+      <dsp:txBody>
+        <a:bodyPr spcFirstLastPara="0" vert="horz" wrap="square" lIns="30480" tIns="30480" rIns="30480" bIns="30480" numCol="1" spcCol="1270" anchor="ctr" anchorCtr="0">
+          <a:noAutofit/>
+        </a:bodyPr>
+        <a:lstStyle/>
+        <a:p>
+          <a:pPr marL="0" lvl="0" indent="0" algn="ctr" defTabSz="355600">
+            <a:lnSpc>
+              <a:spcPct val="90000"/>
+            </a:lnSpc>
+            <a:spcBef>
+              <a:spcPct val="0"/>
+            </a:spcBef>
+            <a:spcAft>
+              <a:spcPct val="35000"/>
+            </a:spcAft>
+            <a:buNone/>
+          </a:pPr>
+          <a:r>
+            <a:rPr lang="en-GB" sz="800" kern="1200"/>
+            <a:t>User is able to view available products from farmers </a:t>
+          </a:r>
+        </a:p>
+      </dsp:txBody>
+      <dsp:txXfrm>
+        <a:off x="1237236" y="2221301"/>
+        <a:ext cx="879784" cy="546257"/>
+      </dsp:txXfrm>
+    </dsp:sp>
+    <dsp:sp modelId="{E5229A1D-BFE2-4AA3-9775-DACCB6BFFB61}">
+      <dsp:nvSpPr>
+        <dsp:cNvPr id="0" name=""/>
+        <dsp:cNvSpPr/>
+      </dsp:nvSpPr>
+      <dsp:spPr>
+        <a:xfrm>
+          <a:off x="2235547" y="2107852"/>
+          <a:ext cx="913774" cy="580247"/>
+        </a:xfrm>
+        <a:prstGeom prst="roundRect">
+          <a:avLst>
+            <a:gd name="adj" fmla="val 10000"/>
+          </a:avLst>
+        </a:prstGeom>
+        <a:gradFill rotWithShape="0">
+          <a:gsLst>
+            <a:gs pos="0">
+              <a:schemeClr val="accent1">
+                <a:hueOff val="0"/>
+                <a:satOff val="0"/>
+                <a:lumOff val="0"/>
+                <a:alphaOff val="0"/>
+                <a:lumMod val="110000"/>
+                <a:satMod val="105000"/>
+                <a:tint val="67000"/>
+              </a:schemeClr>
+            </a:gs>
+            <a:gs pos="50000">
+              <a:schemeClr val="accent1">
+                <a:hueOff val="0"/>
+                <a:satOff val="0"/>
+                <a:lumOff val="0"/>
+                <a:alphaOff val="0"/>
+                <a:lumMod val="105000"/>
+                <a:satMod val="103000"/>
+                <a:tint val="73000"/>
+              </a:schemeClr>
+            </a:gs>
+            <a:gs pos="100000">
+              <a:schemeClr val="accent1">
+                <a:hueOff val="0"/>
+                <a:satOff val="0"/>
+                <a:lumOff val="0"/>
+                <a:alphaOff val="0"/>
+                <a:lumMod val="105000"/>
+                <a:satMod val="109000"/>
+                <a:tint val="81000"/>
+              </a:schemeClr>
+            </a:gs>
+          </a:gsLst>
+          <a:lin ang="5400000" scaled="0"/>
+        </a:gradFill>
+        <a:ln>
+          <a:noFill/>
+        </a:ln>
+        <a:effectLst/>
+        <a:scene3d>
+          <a:camera prst="orthographicFront"/>
+          <a:lightRig rig="flat" dir="t"/>
+        </a:scene3d>
+        <a:sp3d prstMaterial="dkEdge">
+          <a:bevelT w="8200" h="38100"/>
+        </a:sp3d>
+      </dsp:spPr>
+      <dsp:style>
+        <a:lnRef idx="0">
+          <a:scrgbClr r="0" g="0" b="0"/>
+        </a:lnRef>
+        <a:fillRef idx="2">
+          <a:scrgbClr r="0" g="0" b="0"/>
+        </a:fillRef>
+        <a:effectRef idx="1">
+          <a:scrgbClr r="0" g="0" b="0"/>
+        </a:effectRef>
+        <a:fontRef idx="minor">
+          <a:schemeClr val="dk1"/>
+        </a:fontRef>
+      </dsp:style>
+    </dsp:sp>
+    <dsp:sp modelId="{52836911-DCEE-4989-AA10-EBC30466EFA2}">
+      <dsp:nvSpPr>
+        <dsp:cNvPr id="0" name=""/>
+        <dsp:cNvSpPr/>
+      </dsp:nvSpPr>
+      <dsp:spPr>
+        <a:xfrm>
+          <a:off x="2337077" y="2204306"/>
+          <a:ext cx="913774" cy="580247"/>
+        </a:xfrm>
+        <a:prstGeom prst="roundRect">
+          <a:avLst>
+            <a:gd name="adj" fmla="val 10000"/>
+          </a:avLst>
+        </a:prstGeom>
+        <a:solidFill>
+          <a:schemeClr val="lt1">
+            <a:alpha val="90000"/>
+            <a:hueOff val="0"/>
+            <a:satOff val="0"/>
+            <a:lumOff val="0"/>
+            <a:alphaOff val="0"/>
+          </a:schemeClr>
+        </a:solidFill>
+        <a:ln w="6350" cap="flat" cmpd="sng" algn="ctr">
+          <a:solidFill>
+            <a:schemeClr val="accent1">
+              <a:hueOff val="0"/>
+              <a:satOff val="0"/>
+              <a:lumOff val="0"/>
+              <a:alphaOff val="0"/>
+            </a:schemeClr>
+          </a:solidFill>
+          <a:prstDash val="solid"/>
+          <a:miter lim="800000"/>
+        </a:ln>
+        <a:effectLst/>
+      </dsp:spPr>
+      <dsp:style>
+        <a:lnRef idx="1">
+          <a:scrgbClr r="0" g="0" b="0"/>
+        </a:lnRef>
+        <a:fillRef idx="1">
+          <a:scrgbClr r="0" g="0" b="0"/>
+        </a:fillRef>
+        <a:effectRef idx="0">
+          <a:scrgbClr r="0" g="0" b="0"/>
+        </a:effectRef>
+        <a:fontRef idx="minor"/>
+      </dsp:style>
+      <dsp:txBody>
+        <a:bodyPr spcFirstLastPara="0" vert="horz" wrap="square" lIns="30480" tIns="30480" rIns="30480" bIns="30480" numCol="1" spcCol="1270" anchor="ctr" anchorCtr="0">
+          <a:noAutofit/>
+        </a:bodyPr>
+        <a:lstStyle/>
+        <a:p>
+          <a:pPr marL="0" lvl="0" indent="0" algn="ctr" defTabSz="355600">
+            <a:lnSpc>
+              <a:spcPct val="90000"/>
+            </a:lnSpc>
+            <a:spcBef>
+              <a:spcPct val="0"/>
+            </a:spcBef>
+            <a:spcAft>
+              <a:spcPct val="35000"/>
+            </a:spcAft>
+            <a:buNone/>
+          </a:pPr>
+          <a:r>
+            <a:rPr lang="en-GB" sz="800" kern="1200"/>
+            <a:t>User is able to create, edit or delete an order </a:t>
+          </a:r>
+        </a:p>
+      </dsp:txBody>
+      <dsp:txXfrm>
+        <a:off x="2354072" y="2221301"/>
+        <a:ext cx="879784" cy="546257"/>
+      </dsp:txXfrm>
+    </dsp:sp>
+    <dsp:sp modelId="{8C6B0C85-AD9D-4BDA-B55D-95457690E2BD}">
+      <dsp:nvSpPr>
+        <dsp:cNvPr id="0" name=""/>
+        <dsp:cNvSpPr/>
+      </dsp:nvSpPr>
+      <dsp:spPr>
+        <a:xfrm>
+          <a:off x="3352383" y="2107852"/>
+          <a:ext cx="913774" cy="580247"/>
+        </a:xfrm>
+        <a:prstGeom prst="roundRect">
+          <a:avLst>
+            <a:gd name="adj" fmla="val 10000"/>
+          </a:avLst>
+        </a:prstGeom>
+        <a:gradFill rotWithShape="0">
+          <a:gsLst>
+            <a:gs pos="0">
+              <a:schemeClr val="accent1">
+                <a:hueOff val="0"/>
+                <a:satOff val="0"/>
+                <a:lumOff val="0"/>
+                <a:alphaOff val="0"/>
+                <a:lumMod val="110000"/>
+                <a:satMod val="105000"/>
+                <a:tint val="67000"/>
+              </a:schemeClr>
+            </a:gs>
+            <a:gs pos="50000">
+              <a:schemeClr val="accent1">
+                <a:hueOff val="0"/>
+                <a:satOff val="0"/>
+                <a:lumOff val="0"/>
+                <a:alphaOff val="0"/>
+                <a:lumMod val="105000"/>
+                <a:satMod val="103000"/>
+                <a:tint val="73000"/>
+              </a:schemeClr>
+            </a:gs>
+            <a:gs pos="100000">
+              <a:schemeClr val="accent1">
+                <a:hueOff val="0"/>
+                <a:satOff val="0"/>
+                <a:lumOff val="0"/>
+                <a:alphaOff val="0"/>
+                <a:lumMod val="105000"/>
+                <a:satMod val="109000"/>
+                <a:tint val="81000"/>
+              </a:schemeClr>
+            </a:gs>
+          </a:gsLst>
+          <a:lin ang="5400000" scaled="0"/>
+        </a:gradFill>
+        <a:ln>
+          <a:noFill/>
+        </a:ln>
+        <a:effectLst/>
+        <a:scene3d>
+          <a:camera prst="orthographicFront"/>
+          <a:lightRig rig="flat" dir="t"/>
+        </a:scene3d>
+        <a:sp3d prstMaterial="dkEdge">
+          <a:bevelT w="8200" h="38100"/>
+        </a:sp3d>
+      </dsp:spPr>
+      <dsp:style>
+        <a:lnRef idx="0">
+          <a:scrgbClr r="0" g="0" b="0"/>
+        </a:lnRef>
+        <a:fillRef idx="2">
+          <a:scrgbClr r="0" g="0" b="0"/>
+        </a:fillRef>
+        <a:effectRef idx="1">
+          <a:scrgbClr r="0" g="0" b="0"/>
+        </a:effectRef>
+        <a:fontRef idx="minor">
+          <a:schemeClr val="dk1"/>
+        </a:fontRef>
+      </dsp:style>
+    </dsp:sp>
+    <dsp:sp modelId="{2A171BBA-16C3-402F-A324-CCB887118B20}">
+      <dsp:nvSpPr>
+        <dsp:cNvPr id="0" name=""/>
+        <dsp:cNvSpPr/>
+      </dsp:nvSpPr>
+      <dsp:spPr>
+        <a:xfrm>
+          <a:off x="3453913" y="2204306"/>
+          <a:ext cx="913774" cy="580247"/>
+        </a:xfrm>
+        <a:prstGeom prst="roundRect">
+          <a:avLst>
+            <a:gd name="adj" fmla="val 10000"/>
+          </a:avLst>
+        </a:prstGeom>
+        <a:solidFill>
+          <a:schemeClr val="lt1">
+            <a:alpha val="90000"/>
+            <a:hueOff val="0"/>
+            <a:satOff val="0"/>
+            <a:lumOff val="0"/>
+            <a:alphaOff val="0"/>
+          </a:schemeClr>
+        </a:solidFill>
+        <a:ln w="6350" cap="flat" cmpd="sng" algn="ctr">
+          <a:solidFill>
+            <a:schemeClr val="accent1">
+              <a:hueOff val="0"/>
+              <a:satOff val="0"/>
+              <a:lumOff val="0"/>
+              <a:alphaOff val="0"/>
+            </a:schemeClr>
+          </a:solidFill>
+          <a:prstDash val="solid"/>
+          <a:miter lim="800000"/>
+        </a:ln>
+        <a:effectLst/>
+      </dsp:spPr>
+      <dsp:style>
+        <a:lnRef idx="1">
+          <a:scrgbClr r="0" g="0" b="0"/>
+        </a:lnRef>
+        <a:fillRef idx="1">
+          <a:scrgbClr r="0" g="0" b="0"/>
+        </a:fillRef>
+        <a:effectRef idx="0">
+          <a:scrgbClr r="0" g="0" b="0"/>
+        </a:effectRef>
+        <a:fontRef idx="minor"/>
+      </dsp:style>
+      <dsp:txBody>
+        <a:bodyPr spcFirstLastPara="0" vert="horz" wrap="square" lIns="30480" tIns="30480" rIns="30480" bIns="30480" numCol="1" spcCol="1270" anchor="ctr" anchorCtr="0">
+          <a:noAutofit/>
+        </a:bodyPr>
+        <a:lstStyle/>
+        <a:p>
+          <a:pPr marL="0" lvl="0" indent="0" algn="ctr" defTabSz="355600">
+            <a:lnSpc>
+              <a:spcPct val="90000"/>
+            </a:lnSpc>
+            <a:spcBef>
+              <a:spcPct val="0"/>
+            </a:spcBef>
+            <a:spcAft>
+              <a:spcPct val="35000"/>
+            </a:spcAft>
+            <a:buNone/>
+          </a:pPr>
+          <a:r>
+            <a:rPr lang="en-GB" sz="800" kern="1200"/>
+            <a:t>User is able to view loyalty rewards </a:t>
+          </a:r>
+        </a:p>
+      </dsp:txBody>
+      <dsp:txXfrm>
+        <a:off x="3470908" y="2221301"/>
+        <a:ext cx="879784" cy="546257"/>
+      </dsp:txXfrm>
+    </dsp:sp>
+    <dsp:sp modelId="{800E9D69-2428-45BA-97C6-B903192D7E42}">
+      <dsp:nvSpPr>
+        <dsp:cNvPr id="0" name=""/>
+        <dsp:cNvSpPr/>
+      </dsp:nvSpPr>
+      <dsp:spPr>
+        <a:xfrm>
+          <a:off x="4469219" y="2107852"/>
+          <a:ext cx="913774" cy="580247"/>
+        </a:xfrm>
+        <a:prstGeom prst="roundRect">
+          <a:avLst>
+            <a:gd name="adj" fmla="val 10000"/>
+          </a:avLst>
+        </a:prstGeom>
+        <a:gradFill rotWithShape="0">
+          <a:gsLst>
+            <a:gs pos="0">
+              <a:schemeClr val="accent1">
+                <a:hueOff val="0"/>
+                <a:satOff val="0"/>
+                <a:lumOff val="0"/>
+                <a:alphaOff val="0"/>
+                <a:lumMod val="110000"/>
+                <a:satMod val="105000"/>
+                <a:tint val="67000"/>
+              </a:schemeClr>
+            </a:gs>
+            <a:gs pos="50000">
+              <a:schemeClr val="accent1">
+                <a:hueOff val="0"/>
+                <a:satOff val="0"/>
+                <a:lumOff val="0"/>
+                <a:alphaOff val="0"/>
+                <a:lumMod val="105000"/>
+                <a:satMod val="103000"/>
+                <a:tint val="73000"/>
+              </a:schemeClr>
+            </a:gs>
+            <a:gs pos="100000">
+              <a:schemeClr val="accent1">
+                <a:hueOff val="0"/>
+                <a:satOff val="0"/>
+                <a:lumOff val="0"/>
+                <a:alphaOff val="0"/>
+                <a:lumMod val="105000"/>
+                <a:satMod val="109000"/>
+                <a:tint val="81000"/>
+              </a:schemeClr>
+            </a:gs>
+          </a:gsLst>
+          <a:lin ang="5400000" scaled="0"/>
+        </a:gradFill>
+        <a:ln>
+          <a:noFill/>
+        </a:ln>
+        <a:effectLst/>
+        <a:scene3d>
+          <a:camera prst="orthographicFront"/>
+          <a:lightRig rig="flat" dir="t"/>
+        </a:scene3d>
+        <a:sp3d prstMaterial="dkEdge">
+          <a:bevelT w="8200" h="38100"/>
+        </a:sp3d>
+      </dsp:spPr>
+      <dsp:style>
+        <a:lnRef idx="0">
+          <a:scrgbClr r="0" g="0" b="0"/>
+        </a:lnRef>
+        <a:fillRef idx="2">
+          <a:scrgbClr r="0" g="0" b="0"/>
+        </a:fillRef>
+        <a:effectRef idx="1">
+          <a:scrgbClr r="0" g="0" b="0"/>
+        </a:effectRef>
+        <a:fontRef idx="minor">
+          <a:schemeClr val="dk1"/>
+        </a:fontRef>
+      </dsp:style>
+    </dsp:sp>
+    <dsp:sp modelId="{93B9E2CD-D1E6-4FC8-9EE7-A44359962E5B}">
+      <dsp:nvSpPr>
+        <dsp:cNvPr id="0" name=""/>
+        <dsp:cNvSpPr/>
+      </dsp:nvSpPr>
+      <dsp:spPr>
+        <a:xfrm>
+          <a:off x="4570749" y="2204306"/>
+          <a:ext cx="913774" cy="580247"/>
+        </a:xfrm>
+        <a:prstGeom prst="roundRect">
+          <a:avLst>
+            <a:gd name="adj" fmla="val 10000"/>
+          </a:avLst>
+        </a:prstGeom>
+        <a:solidFill>
+          <a:schemeClr val="lt1">
+            <a:alpha val="90000"/>
+            <a:hueOff val="0"/>
+            <a:satOff val="0"/>
+            <a:lumOff val="0"/>
+            <a:alphaOff val="0"/>
+          </a:schemeClr>
+        </a:solidFill>
+        <a:ln w="6350" cap="flat" cmpd="sng" algn="ctr">
+          <a:solidFill>
+            <a:schemeClr val="accent1">
+              <a:hueOff val="0"/>
+              <a:satOff val="0"/>
+              <a:lumOff val="0"/>
+              <a:alphaOff val="0"/>
+            </a:schemeClr>
+          </a:solidFill>
+          <a:prstDash val="solid"/>
+          <a:miter lim="800000"/>
+        </a:ln>
+        <a:effectLst/>
+      </dsp:spPr>
+      <dsp:style>
+        <a:lnRef idx="1">
+          <a:scrgbClr r="0" g="0" b="0"/>
+        </a:lnRef>
+        <a:fillRef idx="1">
+          <a:scrgbClr r="0" g="0" b="0"/>
+        </a:fillRef>
+        <a:effectRef idx="0">
+          <a:scrgbClr r="0" g="0" b="0"/>
+        </a:effectRef>
+        <a:fontRef idx="minor"/>
+      </dsp:style>
+      <dsp:txBody>
+        <a:bodyPr spcFirstLastPara="0" vert="horz" wrap="square" lIns="30480" tIns="30480" rIns="30480" bIns="30480" numCol="1" spcCol="1270" anchor="ctr" anchorCtr="0">
+          <a:noAutofit/>
+        </a:bodyPr>
+        <a:lstStyle/>
+        <a:p>
+          <a:pPr marL="0" lvl="0" indent="0" algn="ctr" defTabSz="355600">
+            <a:lnSpc>
+              <a:spcPct val="90000"/>
+            </a:lnSpc>
+            <a:spcBef>
+              <a:spcPct val="0"/>
+            </a:spcBef>
+            <a:spcAft>
+              <a:spcPct val="35000"/>
+            </a:spcAft>
+            <a:buNone/>
+          </a:pPr>
+          <a:r>
+            <a:rPr lang="en-GB" sz="800" kern="1200"/>
+            <a:t>User is able to view and track their order status </a:t>
+          </a:r>
+        </a:p>
+      </dsp:txBody>
+      <dsp:txXfrm>
+        <a:off x="4587744" y="2221301"/>
+        <a:ext cx="879784" cy="546257"/>
+      </dsp:txXfrm>
+    </dsp:sp>
+    <dsp:sp modelId="{3F5618D0-4634-4E0E-8055-4CBE4F9ED952}">
+      <dsp:nvSpPr>
+        <dsp:cNvPr id="0" name=""/>
+        <dsp:cNvSpPr/>
+      </dsp:nvSpPr>
+      <dsp:spPr>
+        <a:xfrm>
+          <a:off x="3352383" y="1261849"/>
+          <a:ext cx="913774" cy="580247"/>
+        </a:xfrm>
+        <a:prstGeom prst="roundRect">
+          <a:avLst>
+            <a:gd name="adj" fmla="val 10000"/>
+          </a:avLst>
+        </a:prstGeom>
+        <a:gradFill rotWithShape="0">
+          <a:gsLst>
+            <a:gs pos="0">
+              <a:schemeClr val="accent1">
+                <a:hueOff val="0"/>
+                <a:satOff val="0"/>
+                <a:lumOff val="0"/>
+                <a:alphaOff val="0"/>
+                <a:lumMod val="110000"/>
+                <a:satMod val="105000"/>
+                <a:tint val="67000"/>
+              </a:schemeClr>
+            </a:gs>
+            <a:gs pos="50000">
+              <a:schemeClr val="accent1">
+                <a:hueOff val="0"/>
+                <a:satOff val="0"/>
+                <a:lumOff val="0"/>
+                <a:alphaOff val="0"/>
+                <a:lumMod val="105000"/>
+                <a:satMod val="103000"/>
+                <a:tint val="73000"/>
+              </a:schemeClr>
+            </a:gs>
+            <a:gs pos="100000">
+              <a:schemeClr val="accent1">
+                <a:hueOff val="0"/>
+                <a:satOff val="0"/>
+                <a:lumOff val="0"/>
+                <a:alphaOff val="0"/>
+                <a:lumMod val="105000"/>
+                <a:satMod val="109000"/>
+                <a:tint val="81000"/>
+              </a:schemeClr>
+            </a:gs>
+          </a:gsLst>
+          <a:lin ang="5400000" scaled="0"/>
+        </a:gradFill>
+        <a:ln>
+          <a:noFill/>
+        </a:ln>
+        <a:effectLst/>
+        <a:scene3d>
+          <a:camera prst="orthographicFront"/>
+          <a:lightRig rig="flat" dir="t"/>
+        </a:scene3d>
+        <a:sp3d prstMaterial="dkEdge">
+          <a:bevelT w="8200" h="38100"/>
+        </a:sp3d>
+      </dsp:spPr>
+      <dsp:style>
+        <a:lnRef idx="0">
+          <a:scrgbClr r="0" g="0" b="0"/>
+        </a:lnRef>
+        <a:fillRef idx="2">
+          <a:scrgbClr r="0" g="0" b="0"/>
+        </a:fillRef>
+        <a:effectRef idx="1">
+          <a:scrgbClr r="0" g="0" b="0"/>
+        </a:effectRef>
+        <a:fontRef idx="minor">
+          <a:schemeClr val="dk1"/>
+        </a:fontRef>
+      </dsp:style>
+    </dsp:sp>
+    <dsp:sp modelId="{0AB76C5F-F1F3-4967-86B5-3078348E76E2}">
+      <dsp:nvSpPr>
+        <dsp:cNvPr id="0" name=""/>
+        <dsp:cNvSpPr/>
+      </dsp:nvSpPr>
+      <dsp:spPr>
+        <a:xfrm>
+          <a:off x="3453913" y="1358303"/>
+          <a:ext cx="913774" cy="580247"/>
+        </a:xfrm>
+        <a:prstGeom prst="roundRect">
+          <a:avLst>
+            <a:gd name="adj" fmla="val 10000"/>
+          </a:avLst>
+        </a:prstGeom>
+        <a:solidFill>
+          <a:schemeClr val="lt1">
+            <a:alpha val="90000"/>
+            <a:hueOff val="0"/>
+            <a:satOff val="0"/>
+            <a:lumOff val="0"/>
+            <a:alphaOff val="0"/>
+          </a:schemeClr>
+        </a:solidFill>
+        <a:ln w="6350" cap="flat" cmpd="sng" algn="ctr">
+          <a:solidFill>
+            <a:schemeClr val="accent1">
+              <a:hueOff val="0"/>
+              <a:satOff val="0"/>
+              <a:lumOff val="0"/>
+              <a:alphaOff val="0"/>
+            </a:schemeClr>
+          </a:solidFill>
+          <a:prstDash val="solid"/>
+          <a:miter lim="800000"/>
+        </a:ln>
+        <a:effectLst/>
+      </dsp:spPr>
+      <dsp:style>
+        <a:lnRef idx="1">
+          <a:scrgbClr r="0" g="0" b="0"/>
+        </a:lnRef>
+        <a:fillRef idx="1">
+          <a:scrgbClr r="0" g="0" b="0"/>
+        </a:fillRef>
+        <a:effectRef idx="0">
+          <a:scrgbClr r="0" g="0" b="0"/>
+        </a:effectRef>
+        <a:fontRef idx="minor"/>
+      </dsp:style>
+      <dsp:txBody>
+        <a:bodyPr spcFirstLastPara="0" vert="horz" wrap="square" lIns="30480" tIns="30480" rIns="30480" bIns="30480" numCol="1" spcCol="1270" anchor="ctr" anchorCtr="0">
+          <a:noAutofit/>
+        </a:bodyPr>
+        <a:lstStyle/>
+        <a:p>
+          <a:pPr marL="0" lvl="0" indent="0" algn="ctr" defTabSz="355600">
+            <a:lnSpc>
+              <a:spcPct val="90000"/>
+            </a:lnSpc>
+            <a:spcBef>
+              <a:spcPct val="0"/>
+            </a:spcBef>
+            <a:spcAft>
+              <a:spcPct val="35000"/>
+            </a:spcAft>
+            <a:buNone/>
+          </a:pPr>
+          <a:r>
+            <a:rPr lang="en-GB" sz="800" kern="1200"/>
+            <a:t>User is able to edit and change log in details</a:t>
+          </a:r>
+        </a:p>
+      </dsp:txBody>
+      <dsp:txXfrm>
+        <a:off x="3470908" y="1375298"/>
+        <a:ext cx="879784" cy="546257"/>
+      </dsp:txXfrm>
+    </dsp:sp>
+  </dsp:spTree>
+</dsp:drawing>
+</file>
+
+<file path=word/diagrams/layout1.xml><?xml version="1.0" encoding="utf-8"?>
+<dgm:layoutDef xmlns:dgm="http://schemas.openxmlformats.org/drawingml/2006/diagram" xmlns:a="http://schemas.openxmlformats.org/drawingml/2006/main" uniqueId="urn:microsoft.com/office/officeart/2005/8/layout/hierarchy1">
+  <dgm:title val=""/>
+  <dgm:desc val=""/>
+  <dgm:catLst>
+    <dgm:cat type="hierarchy" pri="2000"/>
+  </dgm:catLst>
+  <dgm:sampData>
+    <dgm:dataModel>
+      <dgm:ptLst>
+        <dgm:pt modelId="0" type="doc"/>
+        <dgm:pt modelId="1">
+          <dgm:prSet phldr="1"/>
+        </dgm:pt>
+        <dgm:pt modelId="2">
+          <dgm:prSet phldr="1"/>
+        </dgm:pt>
+        <dgm:pt modelId="21">
+          <dgm:prSet phldr="1"/>
+        </dgm:pt>
+        <dgm:pt modelId="22">
+          <dgm:prSet phldr="1"/>
+        </dgm:pt>
+        <dgm:pt modelId="3">
+          <dgm:prSet phldr="1"/>
+        </dgm:pt>
+        <dgm:pt modelId="31">
+          <dgm:prSet phldr="1"/>
+        </dgm:pt>
+      </dgm:ptLst>
+      <dgm:cxnLst>
+        <dgm:cxn modelId="4" srcId="0" destId="1" srcOrd="0" destOrd="0"/>
+        <dgm:cxn modelId="5" srcId="1" destId="2" srcOrd="0" destOrd="0"/>
+        <dgm:cxn modelId="6" srcId="1" destId="3" srcOrd="1" destOrd="0"/>
+        <dgm:cxn modelId="23" srcId="2" destId="21" srcOrd="0" destOrd="0"/>
+        <dgm:cxn modelId="24" srcId="2" destId="22" srcOrd="1" destOrd="0"/>
+        <dgm:cxn modelId="33" srcId="3" destId="31" srcOrd="0" destOrd="0"/>
+      </dgm:cxnLst>
+      <dgm:bg/>
+      <dgm:whole/>
+    </dgm:dataModel>
+  </dgm:sampData>
+  <dgm:styleData>
+    <dgm:dataModel>
+      <dgm:ptLst>
+        <dgm:pt modelId="0" type="doc"/>
+        <dgm:pt modelId="1"/>
+        <dgm:pt modelId="11"/>
+        <dgm:pt modelId="12"/>
+      </dgm:ptLst>
+      <dgm:cxnLst>
+        <dgm:cxn modelId="2" srcId="0" destId="1" srcOrd="0" destOrd="0"/>
+        <dgm:cxn modelId="13" srcId="1" destId="11" srcOrd="0" destOrd="0"/>
+        <dgm:cxn modelId="14" srcId="1" destId="12" srcOrd="1" destOrd="0"/>
+      </dgm:cxnLst>
+      <dgm:bg/>
+      <dgm:whole/>
+    </dgm:dataModel>
+  </dgm:styleData>
+  <dgm:clrData>
+    <dgm:dataModel>
+      <dgm:ptLst>
+        <dgm:pt modelId="0" type="doc"/>
+        <dgm:pt modelId="1"/>
+        <dgm:pt modelId="2"/>
+        <dgm:pt modelId="21"/>
+        <dgm:pt modelId="211"/>
+        <dgm:pt modelId="3"/>
+        <dgm:pt modelId="31"/>
+        <dgm:pt modelId="311"/>
+      </dgm:ptLst>
+      <dgm:cxnLst>
+        <dgm:cxn modelId="4" srcId="0" destId="1" srcOrd="0" destOrd="0"/>
+        <dgm:cxn modelId="5" srcId="1" destId="2" srcOrd="0" destOrd="0"/>
+        <dgm:cxn modelId="6" srcId="1" destId="3" srcOrd="1" destOrd="0"/>
+        <dgm:cxn modelId="23" srcId="2" destId="21" srcOrd="0" destOrd="0"/>
+        <dgm:cxn modelId="24" srcId="21" destId="211" srcOrd="0" destOrd="0"/>
+        <dgm:cxn modelId="33" srcId="3" destId="31" srcOrd="0" destOrd="0"/>
+        <dgm:cxn modelId="34" srcId="31" destId="311" srcOrd="0" destOrd="0"/>
+      </dgm:cxnLst>
+      <dgm:bg/>
+      <dgm:whole/>
+    </dgm:dataModel>
+  </dgm:clrData>
+  <dgm:layoutNode name="hierChild1">
+    <dgm:varLst>
+      <dgm:chPref val="1"/>
+      <dgm:dir/>
+      <dgm:animOne val="branch"/>
+      <dgm:animLvl val="lvl"/>
+      <dgm:resizeHandles/>
+    </dgm:varLst>
+    <dgm:choose name="Name0">
+      <dgm:if name="Name1" func="var" arg="dir" op="equ" val="norm">
+        <dgm:alg type="hierChild">
+          <dgm:param type="linDir" val="fromL"/>
+        </dgm:alg>
+      </dgm:if>
+      <dgm:else name="Name2">
+        <dgm:alg type="hierChild">
+          <dgm:param type="linDir" val="fromR"/>
+        </dgm:alg>
+      </dgm:else>
+    </dgm:choose>
+    <dgm:shape xmlns:r="http://schemas.openxmlformats.org/officeDocument/2006/relationships" r:blip="">
+      <dgm:adjLst/>
+    </dgm:shape>
+    <dgm:presOf/>
+    <dgm:constrLst>
+      <dgm:constr type="primFontSz" for="des" ptType="node" op="equ" val="65"/>
+      <dgm:constr type="w" for="des" forName="composite" refType="w"/>
+      <dgm:constr type="h" for="des" forName="composite" refType="w" refFor="des" refForName="composite" fact="0.667"/>
+      <dgm:constr type="w" for="des" forName="composite2" refType="w" refFor="des" refForName="composite"/>
+      <dgm:constr type="h" for="des" forName="composite2" refType="h" refFor="des" refForName="composite"/>
+      <dgm:constr type="w" for="des" forName="composite3" refType="w" refFor="des" refForName="composite"/>
+      <dgm:constr type="h" for="des" forName="composite3" refType="h" refFor="des" refForName="composite"/>
+      <dgm:constr type="w" for="des" forName="composite4" refType="w" refFor="des" refForName="composite"/>
+      <dgm:constr type="h" for="des" forName="composite4" refType="h" refFor="des" refForName="composite"/>
+      <dgm:constr type="w" for="des" forName="composite5" refType="w" refFor="des" refForName="composite"/>
+      <dgm:constr type="h" for="des" forName="composite5" refType="h" refFor="des" refForName="composite"/>
+      <dgm:constr type="sibSp" refType="w" refFor="des" refForName="composite" fact="0.1"/>
+      <dgm:constr type="sibSp" for="des" forName="hierChild2" refType="sibSp"/>
+      <dgm:constr type="sibSp" for="des" forName="hierChild3" refType="sibSp"/>
+      <dgm:constr type="sibSp" for="des" forName="hierChild4" refType="sibSp"/>
+      <dgm:constr type="sibSp" for="des" forName="hierChild5" refType="sibSp"/>
+      <dgm:constr type="sibSp" for="des" forName="hierChild6" refType="sibSp"/>
+      <dgm:constr type="sp" for="des" forName="hierRoot1" refType="h" refFor="des" refForName="composite" fact="0.25"/>
+      <dgm:constr type="sp" for="des" forName="hierRoot2" refType="sp" refFor="des" refForName="hierRoot1"/>
+      <dgm:constr type="sp" for="des" forName="hierRoot3" refType="sp" refFor="des" refForName="hierRoot1"/>
+      <dgm:constr type="sp" for="des" forName="hierRoot4" refType="sp" refFor="des" refForName="hierRoot1"/>
+      <dgm:constr type="sp" for="des" forName="hierRoot5" refType="sp" refFor="des" refForName="hierRoot1"/>
+    </dgm:constrLst>
+    <dgm:ruleLst/>
+    <dgm:forEach name="Name3" axis="ch">
+      <dgm:forEach name="Name4" axis="self" ptType="node">
+        <dgm:layoutNode name="hierRoot1">
+          <dgm:alg type="hierRoot"/>
+          <dgm:shape xmlns:r="http://schemas.openxmlformats.org/officeDocument/2006/relationships" r:blip="">
+            <dgm:adjLst/>
+          </dgm:shape>
+          <dgm:presOf/>
+          <dgm:constrLst>
+            <dgm:constr type="bendDist" for="des" ptType="parTrans" refType="sp" fact="0.5"/>
+          </dgm:constrLst>
+          <dgm:ruleLst/>
+          <dgm:layoutNode name="composite">
+            <dgm:alg type="composite"/>
+            <dgm:shape xmlns:r="http://schemas.openxmlformats.org/officeDocument/2006/relationships" r:blip="">
+              <dgm:adjLst/>
+            </dgm:shape>
+            <dgm:presOf/>
+            <dgm:constrLst>
+              <dgm:constr type="w" for="ch" forName="background" refType="w" fact="0.9"/>
+              <dgm:constr type="h" for="ch" forName="background" refType="w" refFor="ch" refForName="background" fact="0.635"/>
+              <dgm:constr type="t" for="ch" forName="background"/>
+              <dgm:constr type="l" for="ch" forName="background"/>
+              <dgm:constr type="w" for="ch" forName="text" refType="w" fact="0.9"/>
+              <dgm:constr type="h" for="ch" forName="text" refType="w" refFor="ch" refForName="text" fact="0.635"/>
+              <dgm:constr type="t" for="ch" forName="text" refType="w" fact="0.095"/>
+              <dgm:constr type="l" for="ch" forName="text" refType="w" fact="0.1"/>
+            </dgm:constrLst>
+            <dgm:ruleLst/>
+            <dgm:layoutNode name="background" styleLbl="node0" moveWith="text">
+              <dgm:alg type="sp"/>
+              <dgm:shape xmlns:r="http://schemas.openxmlformats.org/officeDocument/2006/relationships" type="roundRect" r:blip="">
+                <dgm:adjLst>
+                  <dgm:adj idx="1" val="0.1"/>
+                </dgm:adjLst>
+              </dgm:shape>
+              <dgm:presOf/>
+              <dgm:constrLst/>
+              <dgm:ruleLst/>
+            </dgm:layoutNode>
+            <dgm:layoutNode name="text" styleLbl="fgAcc0">
+              <dgm:varLst>
+                <dgm:chPref val="3"/>
+              </dgm:varLst>
+              <dgm:alg type="tx"/>
+              <dgm:shape xmlns:r="http://schemas.openxmlformats.org/officeDocument/2006/relationships" type="roundRect" r:blip="">
+                <dgm:adjLst>
+                  <dgm:adj idx="1" val="0.1"/>
+                </dgm:adjLst>
+              </dgm:shape>
+              <dgm:presOf axis="self"/>
+              <dgm:constrLst>
+                <dgm:constr type="tMarg" refType="primFontSz" fact="0.3"/>
+                <dgm:constr type="bMarg" refType="primFontSz" fact="0.3"/>
+                <dgm:constr type="lMarg" refType="primFontSz" fact="0.3"/>
+                <dgm:constr type="rMarg" refType="primFontSz" fact="0.3"/>
+              </dgm:constrLst>
+              <dgm:ruleLst>
+                <dgm:rule type="primFontSz" val="5" fact="NaN" max="NaN"/>
+              </dgm:ruleLst>
+            </dgm:layoutNode>
+          </dgm:layoutNode>
+          <dgm:layoutNode name="hierChild2">
+            <dgm:choose name="Name5">
+              <dgm:if name="Name6" func="var" arg="dir" op="equ" val="norm">
+                <dgm:alg type="hierChild">
+                  <dgm:param type="linDir" val="fromL"/>
+                </dgm:alg>
+              </dgm:if>
+              <dgm:else name="Name7">
+                <dgm:alg type="hierChild">
+                  <dgm:param type="linDir" val="fromR"/>
+                </dgm:alg>
+              </dgm:else>
+            </dgm:choose>
+            <dgm:shape xmlns:r="http://schemas.openxmlformats.org/officeDocument/2006/relationships" r:blip="">
+              <dgm:adjLst/>
+            </dgm:shape>
+            <dgm:presOf/>
+            <dgm:constrLst/>
+            <dgm:ruleLst/>
+            <dgm:forEach name="Name8" axis="ch">
+              <dgm:forEach name="Name9" axis="self" ptType="parTrans" cnt="1">
+                <dgm:layoutNode name="Name10">
+                  <dgm:alg type="conn">
+                    <dgm:param type="dim" val="1D"/>
+                    <dgm:param type="endSty" val="noArr"/>
+                    <dgm:param type="connRout" val="bend"/>
+                    <dgm:param type="bendPt" val="end"/>
+                    <dgm:param type="begPts" val="bCtr"/>
+                    <dgm:param type="endPts" val="tCtr"/>
+                    <dgm:param type="srcNode" val="background"/>
+                    <dgm:param type="dstNode" val="background2"/>
+                  </dgm:alg>
+                  <dgm:shape xmlns:r="http://schemas.openxmlformats.org/officeDocument/2006/relationships" type="conn" r:blip="" zOrderOff="-999">
+                    <dgm:adjLst/>
+                  </dgm:shape>
+                  <dgm:presOf axis="self"/>
+                  <dgm:constrLst>
+                    <dgm:constr type="begPad"/>
+                    <dgm:constr type="endPad"/>
+                  </dgm:constrLst>
+                  <dgm:ruleLst/>
+                </dgm:layoutNode>
+              </dgm:forEach>
+              <dgm:forEach name="Name11" axis="self" ptType="node">
+                <dgm:layoutNode name="hierRoot2">
+                  <dgm:alg type="hierRoot"/>
+                  <dgm:shape xmlns:r="http://schemas.openxmlformats.org/officeDocument/2006/relationships" r:blip="">
+                    <dgm:adjLst/>
+                  </dgm:shape>
+                  <dgm:presOf/>
+                  <dgm:constrLst>
+                    <dgm:constr type="bendDist" for="des" ptType="parTrans" refType="sp" fact="0.5"/>
+                  </dgm:constrLst>
+                  <dgm:ruleLst/>
+                  <dgm:layoutNode name="composite2">
+                    <dgm:alg type="composite"/>
+                    <dgm:shape xmlns:r="http://schemas.openxmlformats.org/officeDocument/2006/relationships" r:blip="">
+                      <dgm:adjLst/>
+                    </dgm:shape>
+                    <dgm:presOf/>
+                    <dgm:constrLst>
+                      <dgm:constr type="w" for="ch" forName="background2" refType="w" fact="0.9"/>
+                      <dgm:constr type="h" for="ch" forName="background2" refType="w" refFor="ch" refForName="background2" fact="0.635"/>
+                      <dgm:constr type="t" for="ch" forName="background2"/>
+                      <dgm:constr type="l" for="ch" forName="background2"/>
+                      <dgm:constr type="w" for="ch" forName="text2" refType="w" fact="0.9"/>
+                      <dgm:constr type="h" for="ch" forName="text2" refType="w" refFor="ch" refForName="text2" fact="0.635"/>
+                      <dgm:constr type="t" for="ch" forName="text2" refType="w" fact="0.095"/>
+                      <dgm:constr type="l" for="ch" forName="text2" refType="w" fact="0.1"/>
+                    </dgm:constrLst>
+                    <dgm:ruleLst/>
+                    <dgm:layoutNode name="background2" moveWith="text2">
+                      <dgm:alg type="sp"/>
+                      <dgm:shape xmlns:r="http://schemas.openxmlformats.org/officeDocument/2006/relationships" type="roundRect" r:blip="">
+                        <dgm:adjLst>
+                          <dgm:adj idx="1" val="0.1"/>
+                        </dgm:adjLst>
+                      </dgm:shape>
+                      <dgm:presOf/>
+                      <dgm:constrLst/>
+                      <dgm:ruleLst/>
+                    </dgm:layoutNode>
+                    <dgm:layoutNode name="text2" styleLbl="fgAcc2">
+                      <dgm:varLst>
+                        <dgm:chPref val="3"/>
+                      </dgm:varLst>
+                      <dgm:alg type="tx"/>
+                      <dgm:shape xmlns:r="http://schemas.openxmlformats.org/officeDocument/2006/relationships" type="roundRect" r:blip="">
+                        <dgm:adjLst>
+                          <dgm:adj idx="1" val="0.1"/>
+                        </dgm:adjLst>
+                      </dgm:shape>
+                      <dgm:presOf axis="self"/>
+                      <dgm:constrLst>
+                        <dgm:constr type="tMarg" refType="primFontSz" fact="0.3"/>
+                        <dgm:constr type="bMarg" refType="primFontSz" fact="0.3"/>
+                        <dgm:constr type="lMarg" refType="primFontSz" fact="0.3"/>
+                        <dgm:constr type="rMarg" refType="primFontSz" fact="0.3"/>
+                      </dgm:constrLst>
+                      <dgm:ruleLst>
+                        <dgm:rule type="primFontSz" val="5" fact="NaN" max="NaN"/>
+                      </dgm:ruleLst>
+                    </dgm:layoutNode>
+                  </dgm:layoutNode>
+                  <dgm:layoutNode name="hierChild3">
+                    <dgm:choose name="Name12">
+                      <dgm:if name="Name13" func="var" arg="dir" op="equ" val="norm">
+                        <dgm:alg type="hierChild">
+                          <dgm:param type="linDir" val="fromL"/>
+                        </dgm:alg>
+                      </dgm:if>
+                      <dgm:else name="Name14">
+                        <dgm:alg type="hierChild">
+                          <dgm:param type="linDir" val="fromR"/>
+                        </dgm:alg>
+                      </dgm:else>
+                    </dgm:choose>
+                    <dgm:shape xmlns:r="http://schemas.openxmlformats.org/officeDocument/2006/relationships" r:blip="">
+                      <dgm:adjLst/>
+                    </dgm:shape>
+                    <dgm:presOf/>
+                    <dgm:constrLst/>
+                    <dgm:ruleLst/>
+                    <dgm:forEach name="Name15" axis="ch">
+                      <dgm:forEach name="Name16" axis="self" ptType="parTrans" cnt="1">
+                        <dgm:layoutNode name="Name17">
+                          <dgm:alg type="conn">
+                            <dgm:param type="dim" val="1D"/>
+                            <dgm:param type="endSty" val="noArr"/>
+                            <dgm:param type="connRout" val="bend"/>
+                            <dgm:param type="bendPt" val="end"/>
+                            <dgm:param type="begPts" val="bCtr"/>
+                            <dgm:param type="endPts" val="tCtr"/>
+                            <dgm:param type="srcNode" val="background2"/>
+                            <dgm:param type="dstNode" val="background3"/>
+                          </dgm:alg>
+                          <dgm:shape xmlns:r="http://schemas.openxmlformats.org/officeDocument/2006/relationships" type="conn" r:blip="" zOrderOff="-999">
+                            <dgm:adjLst/>
+                          </dgm:shape>
+                          <dgm:presOf axis="self"/>
+                          <dgm:constrLst>
+                            <dgm:constr type="begPad"/>
+                            <dgm:constr type="endPad"/>
+                          </dgm:constrLst>
+                          <dgm:ruleLst/>
+                        </dgm:layoutNode>
+                      </dgm:forEach>
+                      <dgm:forEach name="Name18" axis="self" ptType="node">
+                        <dgm:layoutNode name="hierRoot3">
+                          <dgm:alg type="hierRoot"/>
+                          <dgm:shape xmlns:r="http://schemas.openxmlformats.org/officeDocument/2006/relationships" r:blip="">
+                            <dgm:adjLst/>
+                          </dgm:shape>
+                          <dgm:presOf/>
+                          <dgm:constrLst>
+                            <dgm:constr type="bendDist" for="des" ptType="parTrans" refType="sp" fact="0.5"/>
+                          </dgm:constrLst>
+                          <dgm:ruleLst/>
+                          <dgm:layoutNode name="composite3">
+                            <dgm:alg type="composite"/>
+                            <dgm:shape xmlns:r="http://schemas.openxmlformats.org/officeDocument/2006/relationships" r:blip="">
+                              <dgm:adjLst/>
+                            </dgm:shape>
+                            <dgm:presOf/>
+                            <dgm:constrLst>
+                              <dgm:constr type="w" for="ch" forName="background3" refType="w" fact="0.9"/>
+                              <dgm:constr type="h" for="ch" forName="background3" refType="w" refFor="ch" refForName="background3" fact="0.635"/>
+                              <dgm:constr type="t" for="ch" forName="background3"/>
+                              <dgm:constr type="l" for="ch" forName="background3"/>
+                              <dgm:constr type="w" for="ch" forName="text3" refType="w" fact="0.9"/>
+                              <dgm:constr type="h" for="ch" forName="text3" refType="w" refFor="ch" refForName="text3" fact="0.635"/>
+                              <dgm:constr type="t" for="ch" forName="text3" refType="w" fact="0.095"/>
+                              <dgm:constr type="l" for="ch" forName="text3" refType="w" fact="0.1"/>
+                            </dgm:constrLst>
+                            <dgm:ruleLst/>
+                            <dgm:layoutNode name="background3" moveWith="text3">
+                              <dgm:alg type="sp"/>
+                              <dgm:shape xmlns:r="http://schemas.openxmlformats.org/officeDocument/2006/relationships" type="roundRect" r:blip="">
+                                <dgm:adjLst>
+                                  <dgm:adj idx="1" val="0.1"/>
+                                </dgm:adjLst>
+                              </dgm:shape>
+                              <dgm:presOf/>
+                              <dgm:constrLst/>
+                              <dgm:ruleLst/>
+                            </dgm:layoutNode>
+                            <dgm:layoutNode name="text3" styleLbl="fgAcc3">
+                              <dgm:varLst>
+                                <dgm:chPref val="3"/>
+                              </dgm:varLst>
+                              <dgm:alg type="tx"/>
+                              <dgm:shape xmlns:r="http://schemas.openxmlformats.org/officeDocument/2006/relationships" type="roundRect" r:blip="">
+                                <dgm:adjLst>
+                                  <dgm:adj idx="1" val="0.1"/>
+                                </dgm:adjLst>
+                              </dgm:shape>
+                              <dgm:presOf axis="self"/>
+                              <dgm:constrLst>
+                                <dgm:constr type="tMarg" refType="primFontSz" fact="0.3"/>
+                                <dgm:constr type="bMarg" refType="primFontSz" fact="0.3"/>
+                                <dgm:constr type="lMarg" refType="primFontSz" fact="0.3"/>
+                                <dgm:constr type="rMarg" refType="primFontSz" fact="0.3"/>
+                              </dgm:constrLst>
+                              <dgm:ruleLst>
+                                <dgm:rule type="primFontSz" val="5" fact="NaN" max="NaN"/>
+                              </dgm:ruleLst>
+                            </dgm:layoutNode>
+                          </dgm:layoutNode>
+                          <dgm:layoutNode name="hierChild4">
+                            <dgm:choose name="Name19">
+                              <dgm:if name="Name20" func="var" arg="dir" op="equ" val="norm">
+                                <dgm:alg type="hierChild">
+                                  <dgm:param type="linDir" val="fromL"/>
+                                </dgm:alg>
+                              </dgm:if>
+                              <dgm:else name="Name21">
+                                <dgm:alg type="hierChild">
+                                  <dgm:param type="linDir" val="fromR"/>
+                                </dgm:alg>
+                              </dgm:else>
+                            </dgm:choose>
+                            <dgm:shape xmlns:r="http://schemas.openxmlformats.org/officeDocument/2006/relationships" r:blip="">
+                              <dgm:adjLst/>
+                            </dgm:shape>
+                            <dgm:presOf/>
+                            <dgm:constrLst/>
+                            <dgm:ruleLst/>
+                            <dgm:forEach name="repeat" axis="ch">
+                              <dgm:forEach name="Name22" axis="self" ptType="parTrans" cnt="1">
+                                <dgm:layoutNode name="Name23">
+                                  <dgm:choose name="Name24">
+                                    <dgm:if name="Name25" axis="self" func="depth" op="lte" val="4">
+                                      <dgm:alg type="conn">
+                                        <dgm:param type="dim" val="1D"/>
+                                        <dgm:param type="endSty" val="noArr"/>
+                                        <dgm:param type="connRout" val="bend"/>
+                                        <dgm:param type="bendPt" val="end"/>
+                                        <dgm:param type="begPts" val="bCtr"/>
+                                        <dgm:param type="endPts" val="tCtr"/>
+                                        <dgm:param type="srcNode" val="background3"/>
+                                        <dgm:param type="dstNode" val="background4"/>
+                                      </dgm:alg>
+                                    </dgm:if>
+                                    <dgm:else name="Name26">
+                                      <dgm:alg type="conn">
+                                        <dgm:param type="dim" val="1D"/>
+                                        <dgm:param type="endSty" val="noArr"/>
+                                        <dgm:param type="connRout" val="bend"/>
+                                        <dgm:param type="bendPt" val="end"/>
+                                        <dgm:param type="begPts" val="bCtr"/>
+                                        <dgm:param type="endPts" val="tCtr"/>
+                                        <dgm:param type="srcNode" val="background4"/>
+                                        <dgm:param type="dstNode" val="background4"/>
+                                      </dgm:alg>
+                                    </dgm:else>
+                                  </dgm:choose>
+                                  <dgm:shape xmlns:r="http://schemas.openxmlformats.org/officeDocument/2006/relationships" type="conn" r:blip="" zOrderOff="-999">
+                                    <dgm:adjLst/>
+                                  </dgm:shape>
+                                  <dgm:presOf axis="self"/>
+                                  <dgm:constrLst>
+                                    <dgm:constr type="begPad"/>
+                                    <dgm:constr type="endPad"/>
+                                  </dgm:constrLst>
+                                  <dgm:ruleLst/>
+                                </dgm:layoutNode>
+                              </dgm:forEach>
+                              <dgm:forEach name="Name27" axis="self" ptType="node">
+                                <dgm:layoutNode name="hierRoot4">
+                                  <dgm:alg type="hierRoot"/>
+                                  <dgm:shape xmlns:r="http://schemas.openxmlformats.org/officeDocument/2006/relationships" r:blip="">
+                                    <dgm:adjLst/>
+                                  </dgm:shape>
+                                  <dgm:presOf/>
+                                  <dgm:constrLst>
+                                    <dgm:constr type="bendDist" for="des" ptType="parTrans" refType="sp" fact="0.5"/>
+                                  </dgm:constrLst>
+                                  <dgm:ruleLst/>
+                                  <dgm:layoutNode name="composite4">
+                                    <dgm:alg type="composite"/>
+                                    <dgm:shape xmlns:r="http://schemas.openxmlformats.org/officeDocument/2006/relationships" r:blip="">
+                                      <dgm:adjLst/>
+                                    </dgm:shape>
+                                    <dgm:presOf/>
+                                    <dgm:constrLst>
+                                      <dgm:constr type="w" for="ch" forName="background4" refType="w" fact="0.9"/>
+                                      <dgm:constr type="h" for="ch" forName="background4" refType="w" refFor="ch" refForName="background4" fact="0.635"/>
+                                      <dgm:constr type="t" for="ch" forName="background4"/>
+                                      <dgm:constr type="l" for="ch" forName="background4"/>
+                                      <dgm:constr type="w" for="ch" forName="text4" refType="w" fact="0.9"/>
+                                      <dgm:constr type="h" for="ch" forName="text4" refType="w" refFor="ch" refForName="text4" fact="0.635"/>
+                                      <dgm:constr type="t" for="ch" forName="text4" refType="w" fact="0.095"/>
+                                      <dgm:constr type="l" for="ch" forName="text4" refType="w" fact="0.1"/>
+                                    </dgm:constrLst>
+                                    <dgm:ruleLst/>
+                                    <dgm:layoutNode name="background4" moveWith="text4">
+                                      <dgm:alg type="sp"/>
+                                      <dgm:shape xmlns:r="http://schemas.openxmlformats.org/officeDocument/2006/relationships" type="roundRect" r:blip="">
+                                        <dgm:adjLst>
+                                          <dgm:adj idx="1" val="0.1"/>
+                                        </dgm:adjLst>
+                                      </dgm:shape>
+                                      <dgm:presOf/>
+                                      <dgm:constrLst/>
+                                      <dgm:ruleLst/>
+                                    </dgm:layoutNode>
+                                    <dgm:layoutNode name="text4" styleLbl="fgAcc4">
+                                      <dgm:varLst>
+                                        <dgm:chPref val="3"/>
+                                      </dgm:varLst>
+                                      <dgm:alg type="tx"/>
+                                      <dgm:shape xmlns:r="http://schemas.openxmlformats.org/officeDocument/2006/relationships" type="roundRect" r:blip="">
+                                        <dgm:adjLst>
+                                          <dgm:adj idx="1" val="0.1"/>
+                                        </dgm:adjLst>
+                                      </dgm:shape>
+                                      <dgm:presOf axis="self"/>
+                                      <dgm:constrLst>
+                                        <dgm:constr type="tMarg" refType="primFontSz" fact="0.3"/>
+                                        <dgm:constr type="bMarg" refType="primFontSz" fact="0.3"/>
+                                        <dgm:constr type="lMarg" refType="primFontSz" fact="0.3"/>
+                                        <dgm:constr type="rMarg" refType="primFontSz" fact="0.3"/>
+                                      </dgm:constrLst>
+                                      <dgm:ruleLst>
+                                        <dgm:rule type="primFontSz" val="5" fact="NaN" max="NaN"/>
+                                      </dgm:ruleLst>
+                                    </dgm:layoutNode>
+                                  </dgm:layoutNode>
+                                  <dgm:layoutNode name="hierChild5">
+                                    <dgm:choose name="Name28">
+                                      <dgm:if name="Name29" func="var" arg="dir" op="equ" val="norm">
+                                        <dgm:alg type="hierChild">
+                                          <dgm:param type="linDir" val="fromL"/>
+                                        </dgm:alg>
+                                      </dgm:if>
+                                      <dgm:else name="Name30">
+                                        <dgm:alg type="hierChild">
+                                          <dgm:param type="linDir" val="fromR"/>
+                                        </dgm:alg>
+                                      </dgm:else>
+                                    </dgm:choose>
+                                    <dgm:shape xmlns:r="http://schemas.openxmlformats.org/officeDocument/2006/relationships" r:blip="">
+                                      <dgm:adjLst/>
+                                    </dgm:shape>
+                                    <dgm:presOf/>
+                                    <dgm:constrLst/>
+                                    <dgm:ruleLst/>
+                                    <dgm:forEach name="Name31" ref="repeat"/>
+                                  </dgm:layoutNode>
+                                </dgm:layoutNode>
+                              </dgm:forEach>
+                            </dgm:forEach>
+                          </dgm:layoutNode>
+                        </dgm:layoutNode>
+                      </dgm:forEach>
+                    </dgm:forEach>
+                  </dgm:layoutNode>
+                </dgm:layoutNode>
+              </dgm:forEach>
+            </dgm:forEach>
+          </dgm:layoutNode>
+        </dgm:layoutNode>
+      </dgm:forEach>
+    </dgm:forEach>
+  </dgm:layoutNode>
+</dgm:layoutDef>
+</file>
+
+<file path=word/diagrams/quickStyle1.xml><?xml version="1.0" encoding="utf-8"?>
+<dgm:styleDef xmlns:dgm="http://schemas.openxmlformats.org/drawingml/2006/diagram" xmlns:a="http://schemas.openxmlformats.org/drawingml/2006/main" uniqueId="urn:microsoft.com/office/officeart/2005/8/quickstyle/simple3">
+  <dgm:title val=""/>
+  <dgm:desc val=""/>
+  <dgm:catLst>
+    <dgm:cat type="simple" pri="10300"/>
+  </dgm:catLst>
+  <dgm:scene3d>
+    <a:camera prst="orthographicFront"/>
+    <a:lightRig rig="threePt" dir="t"/>
+  </dgm:scene3d>
+  <dgm:styleLbl name="node0">
+    <dgm:scene3d>
+      <a:camera prst="orthographicFront"/>
+      <a:lightRig rig="flat" dir="t"/>
+    </dgm:scene3d>
+    <dgm:sp3d prstMaterial="dkEdge">
+      <a:bevelT w="8200" h="38100"/>
+    </dgm:sp3d>
+    <dgm:txPr/>
+    <dgm:style>
+      <a:lnRef idx="0">
+        <a:scrgbClr r="0" g="0" b="0"/>
+      </a:lnRef>
+      <a:fillRef idx="2">
+        <a:scrgbClr r="0" g="0" b="0"/>
+      </a:fillRef>
+      <a:effectRef idx="1">
+        <a:scrgbClr r="0" g="0" b="0"/>
+      </a:effectRef>
+      <a:fontRef idx="minor">
+        <a:schemeClr val="dk1"/>
+      </a:fontRef>
+    </dgm:style>
+  </dgm:styleLbl>
+  <dgm:styleLbl name="lnNode1">
+    <dgm:scene3d>
+      <a:camera prst="orthographicFront"/>
+      <a:lightRig rig="flat" dir="t"/>
+    </dgm:scene3d>
+    <dgm:sp3d prstMaterial="dkEdge">
+      <a:bevelT w="8200" h="38100"/>
+    </dgm:sp3d>
+    <dgm:txPr/>
+    <dgm:style>
+      <a:lnRef idx="1">
+        <a:scrgbClr r="0" g="0" b="0"/>
+      </a:lnRef>
+      <a:fillRef idx="2">
+        <a:scrgbClr r="0" g="0" b="0"/>
+      </a:fillRef>
+      <a:effectRef idx="0">
+        <a:scrgbClr r="0" g="0" b="0"/>
+      </a:effectRef>
+      <a:fontRef idx="minor">
+        <a:schemeClr val="dk1"/>
+      </a:fontRef>
+    </dgm:style>
+  </dgm:styleLbl>
+  <dgm:styleLbl name="vennNode1">
+    <dgm:scene3d>
+      <a:camera prst="orthographicFront"/>
+      <a:lightRig rig="flat" dir="t"/>
+    </dgm:scene3d>
+    <dgm:sp3d prstMaterial="dkEdge">
+      <a:bevelT w="8200" h="38100"/>
+    </dgm:sp3d>
+    <dgm:txPr/>
+    <dgm:style>
+      <a:lnRef idx="0">
+        <a:scrgbClr r="0" g="0" b="0"/>
+      </a:lnRef>
+      <a:fillRef idx="2">
+        <a:scrgbClr r="0" g="0" b="0"/>
+      </a:fillRef>
+      <a:effectRef idx="0">
+        <a:scrgbClr r="0" g="0" b="0"/>
+      </a:effectRef>
+      <a:fontRef idx="minor">
+        <a:schemeClr val="tx1"/>
+      </a:fontRef>
+    </dgm:style>
+  </dgm:styleLbl>
+  <dgm:styleLbl name="alignNode1">
+    <dgm:scene3d>
+      <a:camera prst="orthographicFront"/>
+      <a:lightRig rig="threePt" dir="t"/>
+    </dgm:scene3d>
+    <dgm:sp3d/>
+    <dgm:txPr/>
+    <dgm:style>
+      <a:lnRef idx="1">
+        <a:scrgbClr r="0" g="0" b="0"/>
+      </a:lnRef>
+      <a:fillRef idx="2">
+        <a:scrgbClr r="0" g="0" b="0"/>
+      </a:fillRef>
+      <a:effectRef idx="1">
+        <a:scrgbClr r="0" g="0" b="0"/>
+      </a:effectRef>
+      <a:fontRef idx="minor">
+        <a:schemeClr val="dk1"/>
+      </a:fontRef>
+    </dgm:style>
+  </dgm:styleLbl>
+  <dgm:styleLbl name="node1">
+    <dgm:scene3d>
+      <a:camera prst="orthographicFront"/>
+      <a:lightRig rig="flat" dir="t"/>
+    </dgm:scene3d>
+    <dgm:sp3d prstMaterial="dkEdge">
+      <a:bevelT w="8200" h="38100"/>
+    </dgm:sp3d>
+    <dgm:txPr/>
+    <dgm:style>
+      <a:lnRef idx="0">
+        <a:scrgbClr r="0" g="0" b="0"/>
+      </a:lnRef>
+      <a:fillRef idx="2">
+        <a:scrgbClr r="0" g="0" b="0"/>
+      </a:fillRef>
+      <a:effectRef idx="1">
+        <a:scrgbClr r="0" g="0" b="0"/>
+      </a:effectRef>
+      <a:fontRef idx="minor">
+        <a:schemeClr val="dk1"/>
+      </a:fontRef>
+    </dgm:style>
+  </dgm:styleLbl>
+  <dgm:styleLbl name="node2">
+    <dgm:scene3d>
+      <a:camera prst="orthographicFront"/>
+      <a:lightRig rig="flat" dir="t"/>
+    </dgm:scene3d>
+    <dgm:sp3d prstMaterial="dkEdge">
+      <a:bevelT w="8200" h="38100"/>
+    </dgm:sp3d>
+    <dgm:txPr/>
+    <dgm:style>
+      <a:lnRef idx="0">
+        <a:scrgbClr r="0" g="0" b="0"/>
+      </a:lnRef>
+      <a:fillRef idx="2">
+        <a:scrgbClr r="0" g="0" b="0"/>
+      </a:fillRef>
+      <a:effectRef idx="1">
+        <a:scrgbClr r="0" g="0" b="0"/>
+      </a:effectRef>
+      <a:fontRef idx="minor">
+        <a:schemeClr val="dk1"/>
+      </a:fontRef>
+    </dgm:style>
+  </dgm:styleLbl>
+  <dgm:styleLbl name="node3">
+    <dgm:scene3d>
+      <a:camera prst="orthographicFront"/>
+      <a:lightRig rig="flat" dir="t"/>
+    </dgm:scene3d>
+    <dgm:sp3d prstMaterial="dkEdge">
+      <a:bevelT w="8200" h="38100"/>
+    </dgm:sp3d>
+    <dgm:txPr/>
+    <dgm:style>
+      <a:lnRef idx="0">
+        <a:scrgbClr r="0" g="0" b="0"/>
+      </a:lnRef>
+      <a:fillRef idx="2">
+        <a:scrgbClr r="0" g="0" b="0"/>
+      </a:fillRef>
+      <a:effectRef idx="1">
+        <a:scrgbClr r="0" g="0" b="0"/>
+      </a:effectRef>
+      <a:fontRef idx="minor">
+        <a:schemeClr val="dk1"/>
+      </a:fontRef>
+    </dgm:style>
+  </dgm:styleLbl>
+  <dgm:styleLbl name="node4">
+    <dgm:scene3d>
+      <a:camera prst="orthographicFront"/>
+      <a:lightRig rig="flat" dir="t"/>
+    </dgm:scene3d>
+    <dgm:sp3d prstMaterial="dkEdge">
+      <a:bevelT w="8200" h="38100"/>
+    </dgm:sp3d>
+    <dgm:txPr/>
+    <dgm:style>
+      <a:lnRef idx="0">
+        <a:scrgbClr r="0" g="0" b="0"/>
+      </a:lnRef>
+      <a:fillRef idx="2">
+        <a:scrgbClr r="0" g="0" b="0"/>
+      </a:fillRef>
+      <a:effectRef idx="1">
+        <a:scrgbClr r="0" g="0" b="0"/>
+      </a:effectRef>
+      <a:fontRef idx="minor">
+        <a:schemeClr val="dk1"/>
+      </a:fontRef>
+    </dgm:style>
+  </dgm:styleLbl>
+  <dgm:styleLbl name="fgImgPlace1">
+    <dgm:scene3d>
+      <a:camera prst="orthographicFront"/>
+      <a:lightRig rig="threePt" dir="t"/>
+    </dgm:scene3d>
+    <dgm:sp3d/>
+    <dgm:txPr/>
+    <dgm:style>
+      <a:lnRef idx="1">
+        <a:scrgbClr r="0" g="0" b="0"/>
+      </a:lnRef>
+      <a:fillRef idx="1">
+        <a:scrgbClr r="0" g="0" b="0"/>
+      </a:fillRef>
+      <a:effectRef idx="1">
+        <a:scrgbClr r="0" g="0" b="0"/>
+      </a:effectRef>
+      <a:fontRef idx="minor"/>
+    </dgm:style>
+  </dgm:styleLbl>
+  <dgm:styleLbl name="alignImgPlace1">
+    <dgm:scene3d>
+      <a:camera prst="orthographicFront"/>
+      <a:lightRig rig="threePt" dir="t"/>
+    </dgm:scene3d>
+    <dgm:sp3d/>
+    <dgm:txPr/>
+    <dgm:style>
+      <a:lnRef idx="1">
+        <a:scrgbClr r="0" g="0" b="0"/>
+      </a:lnRef>
+      <a:fillRef idx="1">
+        <a:scrgbClr r="0" g="0" b="0"/>
+      </a:fillRef>
+      <a:effectRef idx="1">
+        <a:scrgbClr r="0" g="0" b="0"/>
+      </a:effectRef>
+      <a:fontRef idx="minor"/>
+    </dgm:style>
+  </dgm:styleLbl>
+  <dgm:styleLbl name="bgImgPlace1">
+    <dgm:scene3d>
+      <a:camera prst="orthographicFront"/>
+      <a:lightRig rig="threePt" dir="t"/>
+    </dgm:scene3d>
+    <dgm:sp3d/>
+    <dgm:txPr/>
+    <dgm:style>
+      <a:lnRef idx="1">
+        <a:scrgbClr r="0" g="0" b="0"/>
+      </a:lnRef>
+      <a:fillRef idx="1">
+        <a:scrgbClr r="0" g="0" b="0"/>
+      </a:fillRef>
+      <a:effectRef idx="1">
+        <a:scrgbClr r="0" g="0" b="0"/>
+      </a:effectRef>
+      <a:fontRef idx="minor"/>
+    </dgm:style>
+  </dgm:styleLbl>
+  <dgm:styleLbl name="sibTrans2D1">
+    <dgm:scene3d>
+      <a:camera prst="orthographicFront"/>
+      <a:lightRig rig="threePt" dir="t"/>
+    </dgm:scene3d>
+    <dgm:sp3d/>
+    <dgm:txPr/>
+    <dgm:style>
+      <a:lnRef idx="0">
+        <a:scrgbClr r="0" g="0" b="0"/>
+      </a:lnRef>
+      <a:fillRef idx="2">
+        <a:scrgbClr r="0" g="0" b="0"/>
+      </a:fillRef>
+      <a:effectRef idx="1">
+        <a:scrgbClr r="0" g="0" b="0"/>
+      </a:effectRef>
+      <a:fontRef idx="minor">
+        <a:schemeClr val="dk1"/>
+      </a:fontRef>
+    </dgm:style>
+  </dgm:styleLbl>
+  <dgm:styleLbl name="fgSibTrans2D1">
+    <dgm:scene3d>
+      <a:camera prst="orthographicFront"/>
+      <a:lightRig rig="threePt" dir="t"/>
+    </dgm:scene3d>
+    <dgm:sp3d/>
+    <dgm:txPr/>
+    <dgm:style>
+      <a:lnRef idx="0">
+        <a:scrgbClr r="0" g="0" b="0"/>
+      </a:lnRef>
+      <a:fillRef idx="2">
+        <a:scrgbClr r="0" g="0" b="0"/>
+      </a:fillRef>
+      <a:effectRef idx="1">
+        <a:scrgbClr r="0" g="0" b="0"/>
+      </a:effectRef>
+      <a:fontRef idx="minor">
+        <a:schemeClr val="dk1"/>
+      </a:fontRef>
+    </dgm:style>
+  </dgm:styleLbl>
+  <dgm:styleLbl name="bgSibTrans2D1">
+    <dgm:scene3d>
+      <a:camera prst="orthographicFront"/>
+      <a:lightRig rig="threePt" dir="t"/>
+    </dgm:scene3d>
+    <dgm:sp3d/>
+    <dgm:txPr/>
+    <dgm:style>
+      <a:lnRef idx="0">
+        <a:scrgbClr r="0" g="0" b="0"/>
+      </a:lnRef>
+      <a:fillRef idx="2">
+        <a:scrgbClr r="0" g="0" b="0"/>
+      </a:fillRef>
+      <a:effectRef idx="1">
+        <a:scrgbClr r="0" g="0" b="0"/>
+      </a:effectRef>
+      <a:fontRef idx="minor">
+        <a:schemeClr val="dk1"/>
+      </a:fontRef>
+    </dgm:style>
+  </dgm:styleLbl>
+  <dgm:styleLbl name="sibTrans1D1">
+    <dgm:scene3d>
+      <a:camera prst="orthographicFront"/>
+      <a:lightRig rig="threePt" dir="t"/>
+    </dgm:scene3d>
+    <dgm:sp3d/>
+    <dgm:txPr/>
+    <dgm:style>
+      <a:lnRef idx="1">
+        <a:scrgbClr r="0" g="0" b="0"/>
+      </a:lnRef>
+      <a:fillRef idx="0">
+        <a:scrgbClr r="0" g="0" b="0"/>
+      </a:fillRef>
+      <a:effectRef idx="0">
+        <a:scrgbClr r="0" g="0" b="0"/>
+      </a:effectRef>
+      <a:fontRef idx="minor"/>
+    </dgm:style>
+  </dgm:styleLbl>
+  <dgm:styleLbl name="callout">
+    <dgm:scene3d>
+      <a:camera prst="orthographicFront"/>
+      <a:lightRig rig="threePt" dir="t"/>
+    </dgm:scene3d>
+    <dgm:sp3d/>
+    <dgm:txPr/>
+    <dgm:style>
+      <a:lnRef idx="1">
+        <a:scrgbClr r="0" g="0" b="0"/>
+      </a:lnRef>
+      <a:fillRef idx="2">
+        <a:scrgbClr r="0" g="0" b="0"/>
+      </a:fillRef>
+      <a:effectRef idx="1">
+        <a:scrgbClr r="0" g="0" b="0"/>
+      </a:effectRef>
+      <a:fontRef idx="minor"/>
+    </dgm:style>
+  </dgm:styleLbl>
+  <dgm:styleLbl name="asst0">
+    <dgm:scene3d>
+      <a:camera prst="orthographicFront"/>
+      <a:lightRig rig="flat" dir="t"/>
+    </dgm:scene3d>
+    <dgm:sp3d prstMaterial="dkEdge">
+      <a:bevelT w="8200" h="38100"/>
+    </dgm:sp3d>
+    <dgm:txPr/>
+    <dgm:style>
+      <a:lnRef idx="0">
+        <a:scrgbClr r="0" g="0" b="0"/>
+      </a:lnRef>
+      <a:fillRef idx="2">
+        <a:scrgbClr r="0" g="0" b="0"/>
+      </a:fillRef>
+      <a:effectRef idx="1">
+        <a:scrgbClr r="0" g="0" b="0"/>
+      </a:effectRef>
+      <a:fontRef idx="minor">
+        <a:schemeClr val="dk1"/>
+      </a:fontRef>
+    </dgm:style>
+  </dgm:styleLbl>
+  <dgm:styleLbl name="asst1">
+    <dgm:scene3d>
+      <a:camera prst="orthographicFront"/>
+      <a:lightRig rig="flat" dir="t"/>
+    </dgm:scene3d>
+    <dgm:sp3d prstMaterial="dkEdge">
+      <a:bevelT w="8200" h="38100"/>
+    </dgm:sp3d>
+    <dgm:txPr/>
+    <dgm:style>
+      <a:lnRef idx="0">
+        <a:scrgbClr r="0" g="0" b="0"/>
+      </a:lnRef>
+      <a:fillRef idx="2">
+        <a:scrgbClr r="0" g="0" b="0"/>
+      </a:fillRef>
+      <a:effectRef idx="1">
+        <a:scrgbClr r="0" g="0" b="0"/>
+      </a:effectRef>
+      <a:fontRef idx="minor">
+        <a:schemeClr val="dk1"/>
+      </a:fontRef>
+    </dgm:style>
+  </dgm:styleLbl>
+  <dgm:styleLbl name="asst2">
+    <dgm:scene3d>
+      <a:camera prst="orthographicFront"/>
+      <a:lightRig rig="flat" dir="t"/>
+    </dgm:scene3d>
+    <dgm:sp3d prstMaterial="dkEdge">
+      <a:bevelT w="8200" h="38100"/>
+    </dgm:sp3d>
+    <dgm:txPr/>
+    <dgm:style>
+      <a:lnRef idx="0">
+        <a:scrgbClr r="0" g="0" b="0"/>
+      </a:lnRef>
+      <a:fillRef idx="2">
+        <a:scrgbClr r="0" g="0" b="0"/>
+      </a:fillRef>
+      <a:effectRef idx="1">
+        <a:scrgbClr r="0" g="0" b="0"/>
+      </a:effectRef>
+      <a:fontRef idx="minor">
+        <a:schemeClr val="dk1"/>
+      </a:fontRef>
+    </dgm:style>
+  </dgm:styleLbl>
+  <dgm:styleLbl name="asst3">
+    <dgm:scene3d>
+      <a:camera prst="orthographicFront"/>
+      <a:lightRig rig="flat" dir="t"/>
+    </dgm:scene3d>
+    <dgm:sp3d prstMaterial="dkEdge">
+      <a:bevelT w="8200" h="38100"/>
+    </dgm:sp3d>
+    <dgm:txPr/>
+    <dgm:style>
+      <a:lnRef idx="0">
+        <a:scrgbClr r="0" g="0" b="0"/>
+      </a:lnRef>
+      <a:fillRef idx="2">
+        <a:scrgbClr r="0" g="0" b="0"/>
+      </a:fillRef>
+      <a:effectRef idx="1">
+        <a:scrgbClr r="0" g="0" b="0"/>
+      </a:effectRef>
+      <a:fontRef idx="minor">
+        <a:schemeClr val="dk1"/>
+      </a:fontRef>
+    </dgm:style>
+  </dgm:styleLbl>
+  <dgm:styleLbl name="asst4">
+    <dgm:scene3d>
+      <a:camera prst="orthographicFront"/>
+      <a:lightRig rig="flat" dir="t"/>
+    </dgm:scene3d>
+    <dgm:sp3d prstMaterial="dkEdge">
+      <a:bevelT w="8200" h="38100"/>
+    </dgm:sp3d>
+    <dgm:txPr/>
+    <dgm:style>
+      <a:lnRef idx="0">
+        <a:scrgbClr r="0" g="0" b="0"/>
+      </a:lnRef>
+      <a:fillRef idx="2">
+        <a:scrgbClr r="0" g="0" b="0"/>
+      </a:fillRef>
+      <a:effectRef idx="1">
+        <a:scrgbClr r="0" g="0" b="0"/>
+      </a:effectRef>
+      <a:fontRef idx="minor">
+        <a:schemeClr val="dk1"/>
+      </a:fontRef>
+    </dgm:style>
+  </dgm:styleLbl>
+  <dgm:styleLbl name="parChTrans2D1">
+    <dgm:scene3d>
+      <a:camera prst="orthographicFront"/>
+      <a:lightRig rig="threePt" dir="t"/>
+    </dgm:scene3d>
+    <dgm:sp3d/>
+    <dgm:txPr/>
+    <dgm:style>
+      <a:lnRef idx="1">
+        <a:scrgbClr r="0" g="0" b="0"/>
+      </a:lnRef>
+      <a:fillRef idx="2">
+        <a:scrgbClr r="0" g="0" b="0"/>
+      </a:fillRef>
+      <a:effectRef idx="1">
+        <a:scrgbClr r="0" g="0" b="0"/>
+      </a:effectRef>
+      <a:fontRef idx="minor">
+        <a:schemeClr val="dk1"/>
+      </a:fontRef>
+    </dgm:style>
+  </dgm:styleLbl>
+  <dgm:styleLbl name="parChTrans2D2">
+    <dgm:scene3d>
+      <a:camera prst="orthographicFront"/>
+      <a:lightRig rig="threePt" dir="t"/>
+    </dgm:scene3d>
+    <dgm:sp3d/>
+    <dgm:txPr/>
+    <dgm:style>
+      <a:lnRef idx="1">
+        <a:scrgbClr r="0" g="0" b="0"/>
+      </a:lnRef>
+      <a:fillRef idx="2">
+        <a:scrgbClr r="0" g="0" b="0"/>
+      </a:fillRef>
+      <a:effectRef idx="1">
+        <a:scrgbClr r="0" g="0" b="0"/>
+      </a:effectRef>
+      <a:fontRef idx="minor">
+        <a:schemeClr val="dk1"/>
+      </a:fontRef>
+    </dgm:style>
+  </dgm:styleLbl>
+  <dgm:styleLbl name="parChTrans2D3">
+    <dgm:scene3d>
+      <a:camera prst="orthographicFront"/>
+      <a:lightRig rig="threePt" dir="t"/>
+    </dgm:scene3d>
+    <dgm:sp3d/>
+    <dgm:txPr/>
+    <dgm:style>
+      <a:lnRef idx="1">
+        <a:scrgbClr r="0" g="0" b="0"/>
+      </a:lnRef>
+      <a:fillRef idx="2">
+        <a:scrgbClr r="0" g="0" b="0"/>
+      </a:fillRef>
+      <a:effectRef idx="1">
+        <a:scrgbClr r="0" g="0" b="0"/>
+      </a:effectRef>
+      <a:fontRef idx="minor">
+        <a:schemeClr val="dk1"/>
+      </a:fontRef>
+    </dgm:style>
+  </dgm:styleLbl>
+  <dgm:styleLbl name="parChTrans2D4">
+    <dgm:scene3d>
+      <a:camera prst="orthographicFront"/>
+      <a:lightRig rig="threePt" dir="t"/>
+    </dgm:scene3d>
+    <dgm:sp3d/>
+    <dgm:txPr/>
+    <dgm:style>
+      <a:lnRef idx="1">
+        <a:scrgbClr r="0" g="0" b="0"/>
+      </a:lnRef>
+      <a:fillRef idx="2">
+        <a:scrgbClr r="0" g="0" b="0"/>
+      </a:fillRef>
+      <a:effectRef idx="1">
+        <a:scrgbClr r="0" g="0" b="0"/>
+      </a:effectRef>
+      <a:fontRef idx="minor">
+        <a:schemeClr val="dk1"/>
+      </a:fontRef>
+    </dgm:style>
+  </dgm:styleLbl>
+  <dgm:styleLbl name="parChTrans1D1">
+    <dgm:scene3d>
+      <a:camera prst="orthographicFront"/>
+      <a:lightRig rig="threePt" dir="t"/>
+    </dgm:scene3d>
+    <dgm:sp3d/>
+    <dgm:txPr/>
+    <dgm:style>
+      <a:lnRef idx="2">
+        <a:scrgbClr r="0" g="0" b="0"/>
+      </a:lnRef>
+      <a:fillRef idx="0">
+        <a:scrgbClr r="0" g="0" b="0"/>
+      </a:fillRef>
+      <a:effectRef idx="0">
+        <a:scrgbClr r="0" g="0" b="0"/>
+      </a:effectRef>
+      <a:fontRef idx="minor"/>
+    </dgm:style>
+  </dgm:styleLbl>
+  <dgm:styleLbl name="parChTrans1D2">
+    <dgm:scene3d>
+      <a:camera prst="orthographicFront"/>
+      <a:lightRig rig="threePt" dir="t"/>
+    </dgm:scene3d>
+    <dgm:sp3d/>
+    <dgm:txPr/>
+    <dgm:style>
+      <a:lnRef idx="2">
+        <a:scrgbClr r="0" g="0" b="0"/>
+      </a:lnRef>
+      <a:fillRef idx="0">
+        <a:scrgbClr r="0" g="0" b="0"/>
+      </a:fillRef>
+      <a:effectRef idx="0">
+        <a:scrgbClr r="0" g="0" b="0"/>
+      </a:effectRef>
+      <a:fontRef idx="minor"/>
+    </dgm:style>
+  </dgm:styleLbl>
+  <dgm:styleLbl name="parChTrans1D3">
+    <dgm:scene3d>
+      <a:camera prst="orthographicFront"/>
+      <a:lightRig rig="threePt" dir="t"/>
+    </dgm:scene3d>
+    <dgm:sp3d/>
+    <dgm:txPr/>
+    <dgm:style>
+      <a:lnRef idx="2">
+        <a:scrgbClr r="0" g="0" b="0"/>
+      </a:lnRef>
+      <a:fillRef idx="0">
+        <a:scrgbClr r="0" g="0" b="0"/>
+      </a:fillRef>
+      <a:effectRef idx="0">
+        <a:scrgbClr r="0" g="0" b="0"/>
+      </a:effectRef>
+      <a:fontRef idx="minor"/>
+    </dgm:style>
+  </dgm:styleLbl>
+  <dgm:styleLbl name="parChTrans1D4">
+    <dgm:scene3d>
+      <a:camera prst="orthographicFront"/>
+      <a:lightRig rig="threePt" dir="t"/>
+    </dgm:scene3d>
+    <dgm:sp3d/>
+    <dgm:txPr/>
+    <dgm:style>
+      <a:lnRef idx="2">
+        <a:scrgbClr r="0" g="0" b="0"/>
+      </a:lnRef>
+      <a:fillRef idx="0">
+        <a:scrgbClr r="0" g="0" b="0"/>
+      </a:fillRef>
+      <a:effectRef idx="0">
+        <a:scrgbClr r="0" g="0" b="0"/>
+      </a:effectRef>
+      <a:fontRef idx="minor"/>
+    </dgm:style>
+  </dgm:styleLbl>
+  <dgm:styleLbl name="fgAcc1">
+    <dgm:scene3d>
+      <a:camera prst="orthographicFront"/>
+      <a:lightRig rig="threePt" dir="t"/>
+    </dgm:scene3d>
+    <dgm:sp3d/>
+    <dgm:txPr/>
+    <dgm:style>
+      <a:lnRef idx="1">
+        <a:scrgbClr r="0" g="0" b="0"/>
+      </a:lnRef>
+      <a:fillRef idx="1">
+        <a:scrgbClr r="0" g="0" b="0"/>
+      </a:fillRef>
+      <a:effectRef idx="0">
+        <a:scrgbClr r="0" g="0" b="0"/>
+      </a:effectRef>
+      <a:fontRef idx="minor"/>
+    </dgm:style>
+  </dgm:styleLbl>
+  <dgm:styleLbl name="conFgAcc1">
+    <dgm:scene3d>
+      <a:camera prst="orthographicFront"/>
+      <a:lightRig rig="threePt" dir="t"/>
+    </dgm:scene3d>
+    <dgm:sp3d/>
+    <dgm:txPr/>
+    <dgm:style>
+      <a:lnRef idx="1">
+        <a:scrgbClr r="0" g="0" b="0"/>
+      </a:lnRef>
+      <a:fillRef idx="1">
+        <a:scrgbClr r="0" g="0" b="0"/>
+      </a:fillRef>
+      <a:effectRef idx="0">
+        <a:scrgbClr r="0" g="0" b="0"/>
+      </a:effectRef>
+      <a:fontRef idx="minor"/>
+    </dgm:style>
+  </dgm:styleLbl>
+  <dgm:styleLbl name="alignAcc1">
+    <dgm:scene3d>
+      <a:camera prst="orthographicFront"/>
+      <a:lightRig rig="threePt" dir="t"/>
+    </dgm:scene3d>
+    <dgm:sp3d/>
+    <dgm:txPr/>
+    <dgm:style>
+      <a:lnRef idx="1">
+        <a:scrgbClr r="0" g="0" b="0"/>
+      </a:lnRef>
+      <a:fillRef idx="1">
+        <a:scrgbClr r="0" g="0" b="0"/>
+      </a:fillRef>
+      <a:effectRef idx="0">
+        <a:scrgbClr r="0" g="0" b="0"/>
+      </a:effectRef>
+      <a:fontRef idx="minor"/>
+    </dgm:style>
+  </dgm:styleLbl>
+  <dgm:styleLbl name="trAlignAcc1">
+    <dgm:scene3d>
+      <a:camera prst="orthographicFront"/>
+      <a:lightRig rig="threePt" dir="t"/>
+    </dgm:scene3d>
+    <dgm:sp3d/>
+    <dgm:txPr/>
+    <dgm:style>
+      <a:lnRef idx="1">
+        <a:scrgbClr r="0" g="0" b="0"/>
+      </a:lnRef>
+      <a:fillRef idx="1">
+        <a:scrgbClr r="0" g="0" b="0"/>
+      </a:fillRef>
+      <a:effectRef idx="0">
+        <a:scrgbClr r="0" g="0" b="0"/>
+      </a:effectRef>
+      <a:fontRef idx="minor"/>
+    </dgm:style>
+  </dgm:styleLbl>
+  <dgm:styleLbl name="bgAcc1">
+    <dgm:scene3d>
+      <a:camera prst="orthographicFront"/>
+      <a:lightRig rig="threePt" dir="t"/>
+    </dgm:scene3d>
+    <dgm:sp3d/>
+    <dgm:txPr/>
+    <dgm:style>
+      <a:lnRef idx="1">
+        <a:scrgbClr r="0" g="0" b="0"/>
+      </a:lnRef>
+      <a:fillRef idx="1">
+        <a:scrgbClr r="0" g="0" b="0"/>
+      </a:fillRef>
+      <a:effectRef idx="0">
+        <a:scrgbClr r="0" g="0" b="0"/>
+      </a:effectRef>
+      <a:fontRef idx="minor"/>
+    </dgm:style>
+  </dgm:styleLbl>
+  <dgm:styleLbl name="solidFgAcc1">
+    <dgm:scene3d>
+      <a:camera prst="orthographicFront"/>
+      <a:lightRig rig="threePt" dir="t"/>
+    </dgm:scene3d>
+    <dgm:sp3d/>
+    <dgm:txPr/>
+    <dgm:style>
+      <a:lnRef idx="1">
+        <a:scrgbClr r="0" g="0" b="0"/>
+      </a:lnRef>
+      <a:fillRef idx="2">
+        <a:scrgbClr r="0" g="0" b="0"/>
+      </a:fillRef>
+      <a:effectRef idx="0">
+        <a:scrgbClr r="0" g="0" b="0"/>
+      </a:effectRef>
+      <a:fontRef idx="minor"/>
+    </dgm:style>
+  </dgm:styleLbl>
+  <dgm:styleLbl name="solidAlignAcc1">
+    <dgm:scene3d>
+      <a:camera prst="orthographicFront"/>
+      <a:lightRig rig="threePt" dir="t"/>
+    </dgm:scene3d>
+    <dgm:sp3d/>
+    <dgm:txPr/>
+    <dgm:style>
+      <a:lnRef idx="1">
+        <a:scrgbClr r="0" g="0" b="0"/>
+      </a:lnRef>
+      <a:fillRef idx="1">
+        <a:scrgbClr r="0" g="0" b="0"/>
+      </a:fillRef>
+      <a:effectRef idx="0">
+        <a:scrgbClr r="0" g="0" b="0"/>
+      </a:effectRef>
+      <a:fontRef idx="minor"/>
+    </dgm:style>
+  </dgm:styleLbl>
+  <dgm:styleLbl name="solidBgAcc1">
+    <dgm:scene3d>
+      <a:camera prst="orthographicFront"/>
+      <a:lightRig rig="threePt" dir="t"/>
+    </dgm:scene3d>
+    <dgm:sp3d/>
+    <dgm:txPr/>
+    <dgm:style>
+      <a:lnRef idx="1">
+        <a:scrgbClr r="0" g="0" b="0"/>
+      </a:lnRef>
+      <a:fillRef idx="1">
+        <a:scrgbClr r="0" g="0" b="0"/>
+      </a:fillRef>
+      <a:effectRef idx="0">
+        <a:scrgbClr r="0" g="0" b="0"/>
+      </a:effectRef>
+      <a:fontRef idx="minor"/>
+    </dgm:style>
+  </dgm:styleLbl>
+  <dgm:styleLbl name="fgAccFollowNode1">
+    <dgm:scene3d>
+      <a:camera prst="orthographicFront"/>
+      <a:lightRig rig="threePt" dir="t"/>
+    </dgm:scene3d>
+    <dgm:sp3d/>
+    <dgm:txPr/>
+    <dgm:style>
+      <a:lnRef idx="1">
+        <a:scrgbClr r="0" g="0" b="0"/>
+      </a:lnRef>
+      <a:fillRef idx="1">
+        <a:scrgbClr r="0" g="0" b="0"/>
+      </a:fillRef>
+      <a:effectRef idx="0">
+        <a:scrgbClr r="0" g="0" b="0"/>
+      </a:effectRef>
+      <a:fontRef idx="minor"/>
+    </dgm:style>
+  </dgm:styleLbl>
+  <dgm:styleLbl name="alignAccFollowNode1">
+    <dgm:scene3d>
+      <a:camera prst="orthographicFront"/>
+      <a:lightRig rig="threePt" dir="t"/>
+    </dgm:scene3d>
+    <dgm:sp3d/>
+    <dgm:txPr/>
+    <dgm:style>
+      <a:lnRef idx="1">
+        <a:scrgbClr r="0" g="0" b="0"/>
+      </a:lnRef>
+      <a:fillRef idx="1">
+        <a:scrgbClr r="0" g="0" b="0"/>
+      </a:fillRef>
+      <a:effectRef idx="0">
+        <a:scrgbClr r="0" g="0" b="0"/>
+      </a:effectRef>
+      <a:fontRef idx="minor"/>
+    </dgm:style>
+  </dgm:styleLbl>
+  <dgm:styleLbl name="bgAccFollowNode1">
+    <dgm:scene3d>
+      <a:camera prst="orthographicFront"/>
+      <a:lightRig rig="threePt" dir="t"/>
+    </dgm:scene3d>
+    <dgm:sp3d/>
+    <dgm:txPr/>
+    <dgm:style>
+      <a:lnRef idx="1">
+        <a:scrgbClr r="0" g="0" b="0"/>
+      </a:lnRef>
+      <a:fillRef idx="1">
+        <a:scrgbClr r="0" g="0" b="0"/>
+      </a:fillRef>
+      <a:effectRef idx="0">
+        <a:scrgbClr r="0" g="0" b="0"/>
+      </a:effectRef>
+      <a:fontRef idx="minor"/>
+    </dgm:style>
+  </dgm:styleLbl>
+  <dgm:styleLbl name="fgAcc0">
+    <dgm:scene3d>
+      <a:camera prst="orthographicFront"/>
+      <a:lightRig rig="threePt" dir="t"/>
+    </dgm:scene3d>
+    <dgm:sp3d/>
+    <dgm:txPr/>
+    <dgm:style>
+      <a:lnRef idx="1">
+        <a:scrgbClr r="0" g="0" b="0"/>
+      </a:lnRef>
+      <a:fillRef idx="1">
+        <a:scrgbClr r="0" g="0" b="0"/>
+      </a:fillRef>
+      <a:effectRef idx="0">
+        <a:scrgbClr r="0" g="0" b="0"/>
+      </a:effectRef>
+      <a:fontRef idx="minor"/>
+    </dgm:style>
+  </dgm:styleLbl>
+  <dgm:styleLbl name="fgAcc2">
+    <dgm:scene3d>
+      <a:camera prst="orthographicFront"/>
+      <a:lightRig rig="threePt" dir="t"/>
+    </dgm:scene3d>
+    <dgm:sp3d/>
+    <dgm:txPr/>
+    <dgm:style>
+      <a:lnRef idx="1">
+        <a:scrgbClr r="0" g="0" b="0"/>
+      </a:lnRef>
+      <a:fillRef idx="1">
+        <a:scrgbClr r="0" g="0" b="0"/>
+      </a:fillRef>
+      <a:effectRef idx="0">
+        <a:scrgbClr r="0" g="0" b="0"/>
+      </a:effectRef>
+      <a:fontRef idx="minor"/>
+    </dgm:style>
+  </dgm:styleLbl>
+  <dgm:styleLbl name="fgAcc3">
+    <dgm:scene3d>
+      <a:camera prst="orthographicFront"/>
+      <a:lightRig rig="threePt" dir="t"/>
+    </dgm:scene3d>
+    <dgm:sp3d/>
+    <dgm:txPr/>
+    <dgm:style>
+      <a:lnRef idx="1">
+        <a:scrgbClr r="0" g="0" b="0"/>
+      </a:lnRef>
+      <a:fillRef idx="1">
+        <a:scrgbClr r="0" g="0" b="0"/>
+      </a:fillRef>
+      <a:effectRef idx="0">
+        <a:scrgbClr r="0" g="0" b="0"/>
+      </a:effectRef>
+      <a:fontRef idx="minor"/>
+    </dgm:style>
+  </dgm:styleLbl>
+  <dgm:styleLbl name="fgAcc4">
+    <dgm:scene3d>
+      <a:camera prst="orthographicFront"/>
+      <a:lightRig rig="threePt" dir="t"/>
+    </dgm:scene3d>
+    <dgm:sp3d/>
+    <dgm:txPr/>
+    <dgm:style>
+      <a:lnRef idx="1">
+        <a:scrgbClr r="0" g="0" b="0"/>
+      </a:lnRef>
+      <a:fillRef idx="1">
+        <a:scrgbClr r="0" g="0" b="0"/>
+      </a:fillRef>
+      <a:effectRef idx="0">
+        <a:scrgbClr r="0" g="0" b="0"/>
+      </a:effectRef>
+      <a:fontRef idx="minor"/>
+    </dgm:style>
+  </dgm:styleLbl>
+  <dgm:styleLbl name="bgShp">
+    <dgm:scene3d>
+      <a:camera prst="orthographicFront"/>
+      <a:lightRig rig="threePt" dir="t"/>
+    </dgm:scene3d>
+    <dgm:sp3d/>
+    <dgm:txPr/>
+    <dgm:style>
+      <a:lnRef idx="0">
+        <a:scrgbClr r="0" g="0" b="0"/>
+      </a:lnRef>
+      <a:fillRef idx="1">
+        <a:scrgbClr r="0" g="0" b="0"/>
+      </a:fillRef>
+      <a:effectRef idx="1">
+        <a:scrgbClr r="0" g="0" b="0"/>
+      </a:effectRef>
+      <a:fontRef idx="minor"/>
+    </dgm:style>
+  </dgm:styleLbl>
+  <dgm:styleLbl name="dkBgShp">
+    <dgm:scene3d>
+      <a:camera prst="orthographicFront"/>
+      <a:lightRig rig="threePt" dir="t"/>
+    </dgm:scene3d>
+    <dgm:sp3d/>
+    <dgm:txPr/>
+    <dgm:style>
+      <a:lnRef idx="0">
+        <a:scrgbClr r="0" g="0" b="0"/>
+      </a:lnRef>
+      <a:fillRef idx="1">
+        <a:scrgbClr r="0" g="0" b="0"/>
+      </a:fillRef>
+      <a:effectRef idx="1">
+        <a:scrgbClr r="0" g="0" b="0"/>
+      </a:effectRef>
+      <a:fontRef idx="minor"/>
+    </dgm:style>
+  </dgm:styleLbl>
+  <dgm:styleLbl name="trBgShp">
+    <dgm:scene3d>
+      <a:camera prst="orthographicFront"/>
+      <a:lightRig rig="threePt" dir="t"/>
+    </dgm:scene3d>
+    <dgm:sp3d/>
+    <dgm:txPr/>
+    <dgm:style>
+      <a:lnRef idx="0">
+        <a:scrgbClr r="0" g="0" b="0"/>
+      </a:lnRef>
+      <a:fillRef idx="1">
+        <a:scrgbClr r="0" g="0" b="0"/>
+      </a:fillRef>
+      <a:effectRef idx="0">
+        <a:scrgbClr r="0" g="0" b="0"/>
+      </a:effectRef>
+      <a:fontRef idx="minor"/>
+    </dgm:style>
+  </dgm:styleLbl>
+  <dgm:styleLbl name="fgShp">
+    <dgm:scene3d>
+      <a:camera prst="orthographicFront"/>
+      <a:lightRig rig="flat" dir="t"/>
+    </dgm:scene3d>
+    <dgm:sp3d prstMaterial="dkEdge">
+      <a:bevelT w="8200" h="38100"/>
+    </dgm:sp3d>
+    <dgm:txPr/>
+    <dgm:style>
+      <a:lnRef idx="1">
+        <a:scrgbClr r="0" g="0" b="0"/>
+      </a:lnRef>
+      <a:fillRef idx="2">
+        <a:scrgbClr r="0" g="0" b="0"/>
+      </a:fillRef>
+      <a:effectRef idx="1">
+        <a:scrgbClr r="0" g="0" b="0"/>
+      </a:effectRef>
+      <a:fontRef idx="minor"/>
+    </dgm:style>
+  </dgm:styleLbl>
+  <dgm:styleLbl name="revTx">
+    <dgm:scene3d>
+      <a:camera prst="orthographicFront"/>
+      <a:lightRig rig="threePt" dir="t"/>
+    </dgm:scene3d>
+    <dgm:sp3d/>
+    <dgm:txPr/>
+    <dgm:style>
+      <a:lnRef idx="0">
+        <a:scrgbClr r="0" g="0" b="0"/>
+      </a:lnRef>
+      <a:fillRef idx="0">
+        <a:scrgbClr r="0" g="0" b="0"/>
+      </a:fillRef>
+      <a:effectRef idx="0">
+        <a:scrgbClr r="0" g="0" b="0"/>
+      </a:effectRef>
+      <a:fontRef idx="minor"/>
+    </dgm:style>
+  </dgm:styleLbl>
+</dgm:styleDef>
+</file>
+
 <file path=word/theme/theme1.xml><?xml version="1.0" encoding="utf-8"?>
 <a:theme xmlns:a="http://schemas.openxmlformats.org/drawingml/2006/main" name="Office Theme">
   <a:themeElements>

--- a/Task1_Proposal_721242_Chukwudolue_T.docx
+++ b/Task1_Proposal_721242_Chukwudolue_T.docx
@@ -4583,7 +4583,19 @@
             <w:tcW w:w="2269" w:type="dxa"/>
           </w:tcPr>
           <w:p>
-            <w:r>
+            <w:pPr>
+              <w:rPr>
+                <w:rFonts w:cstheme="minorHAnsi"/>
+                <w:sz w:val="24"/>
+                <w:szCs w:val="24"/>
+              </w:rPr>
+            </w:pPr>
+            <w:r>
+              <w:rPr>
+                <w:rFonts w:cstheme="minorHAnsi"/>
+                <w:sz w:val="24"/>
+                <w:szCs w:val="24"/>
+              </w:rPr>
               <w:t>The User Should be able to register an account.</w:t>
             </w:r>
           </w:p>
@@ -4593,13 +4605,35 @@
             <w:tcW w:w="2552" w:type="dxa"/>
           </w:tcPr>
           <w:p>
-            <w:r>
+            <w:pPr>
+              <w:rPr>
+                <w:rFonts w:cstheme="minorHAnsi"/>
+                <w:sz w:val="24"/>
+                <w:szCs w:val="24"/>
+              </w:rPr>
+            </w:pPr>
+            <w:r>
+              <w:rPr>
+                <w:rFonts w:cstheme="minorHAnsi"/>
+                <w:sz w:val="24"/>
+                <w:szCs w:val="24"/>
+              </w:rPr>
               <w:t xml:space="preserve">As a new user (Charles), I want to be </w:t>
             </w:r>
             <w:r>
+              <w:rPr>
+                <w:rFonts w:cstheme="minorHAnsi"/>
+                <w:sz w:val="24"/>
+                <w:szCs w:val="24"/>
+              </w:rPr>
               <w:t>able</w:t>
             </w:r>
             <w:r>
+              <w:rPr>
+                <w:rFonts w:cstheme="minorHAnsi"/>
+                <w:sz w:val="24"/>
+                <w:szCs w:val="24"/>
+              </w:rPr>
               <w:t xml:space="preserve"> to register for an account so that I am able to create orders and manage my personal profile. It should be a redundant system which prevents me from re-entering Invalid Information.</w:t>
             </w:r>
           </w:p>
@@ -4612,7 +4646,7 @@
             <w:pPr>
               <w:pStyle w:val="Default"/>
               <w:rPr>
-                <w:rFonts w:cstheme="minorBidi"/>
+                <w:rFonts w:asciiTheme="minorHAnsi" w:hAnsiTheme="minorHAnsi" w:cstheme="minorHAnsi"/>
                 <w:color w:val="auto"/>
               </w:rPr>
             </w:pPr>
@@ -4625,16 +4659,12 @@
                 <w:numId w:val="4"/>
               </w:numPr>
               <w:rPr>
-                <w:rFonts w:ascii="Calibri" w:hAnsi="Calibri" w:cs="Calibri"/>
-                <w:sz w:val="23"/>
-                <w:szCs w:val="23"/>
-              </w:rPr>
-            </w:pPr>
-            <w:r>
-              <w:rPr>
-                <w:rFonts w:ascii="Calibri" w:hAnsi="Calibri" w:cs="Calibri"/>
-                <w:sz w:val="23"/>
-                <w:szCs w:val="23"/>
+                <w:rFonts w:asciiTheme="minorHAnsi" w:hAnsiTheme="minorHAnsi" w:cstheme="minorHAnsi"/>
+              </w:rPr>
+            </w:pPr>
+            <w:r>
+              <w:rPr>
+                <w:rFonts w:asciiTheme="minorHAnsi" w:hAnsiTheme="minorHAnsi" w:cstheme="minorHAnsi"/>
               </w:rPr>
               <w:t xml:space="preserve">The system should allow new users to input and verify their email </w:t>
             </w:r>
@@ -4647,16 +4677,12 @@
                 <w:numId w:val="4"/>
               </w:numPr>
               <w:rPr>
-                <w:rFonts w:ascii="Calibri" w:hAnsi="Calibri" w:cs="Calibri"/>
-                <w:sz w:val="23"/>
-                <w:szCs w:val="23"/>
-              </w:rPr>
-            </w:pPr>
-            <w:r>
-              <w:rPr>
-                <w:rFonts w:ascii="Calibri" w:hAnsi="Calibri" w:cs="Calibri"/>
-                <w:sz w:val="23"/>
-                <w:szCs w:val="23"/>
+                <w:rFonts w:asciiTheme="minorHAnsi" w:hAnsiTheme="minorHAnsi" w:cstheme="minorHAnsi"/>
+              </w:rPr>
+            </w:pPr>
+            <w:r>
+              <w:rPr>
+                <w:rFonts w:asciiTheme="minorHAnsi" w:hAnsiTheme="minorHAnsi" w:cstheme="minorHAnsi"/>
               </w:rPr>
               <w:t xml:space="preserve">It should allow the user to change the emails in the situation that they want to. </w:t>
             </w:r>
@@ -4669,16 +4695,12 @@
                 <w:numId w:val="4"/>
               </w:numPr>
               <w:rPr>
-                <w:rFonts w:ascii="Calibri" w:hAnsi="Calibri" w:cs="Calibri"/>
-                <w:sz w:val="23"/>
-                <w:szCs w:val="23"/>
-              </w:rPr>
-            </w:pPr>
-            <w:r>
-              <w:rPr>
-                <w:rFonts w:ascii="Calibri" w:hAnsi="Calibri" w:cs="Calibri"/>
-                <w:sz w:val="23"/>
-                <w:szCs w:val="23"/>
+                <w:rFonts w:asciiTheme="minorHAnsi" w:hAnsiTheme="minorHAnsi" w:cstheme="minorHAnsi"/>
+              </w:rPr>
+            </w:pPr>
+            <w:r>
+              <w:rPr>
+                <w:rFonts w:asciiTheme="minorHAnsi" w:hAnsiTheme="minorHAnsi" w:cstheme="minorHAnsi"/>
               </w:rPr>
               <w:t xml:space="preserve">All required fields must be completed. </w:t>
             </w:r>
@@ -4691,16 +4713,12 @@
                 <w:numId w:val="4"/>
               </w:numPr>
               <w:rPr>
-                <w:rFonts w:ascii="Calibri" w:hAnsi="Calibri" w:cs="Calibri"/>
-                <w:sz w:val="23"/>
-                <w:szCs w:val="23"/>
-              </w:rPr>
-            </w:pPr>
-            <w:r>
-              <w:rPr>
-                <w:rFonts w:ascii="Calibri" w:hAnsi="Calibri" w:cs="Calibri"/>
-                <w:sz w:val="23"/>
-                <w:szCs w:val="23"/>
+                <w:rFonts w:asciiTheme="minorHAnsi" w:hAnsiTheme="minorHAnsi" w:cstheme="minorHAnsi"/>
+              </w:rPr>
+            </w:pPr>
+            <w:r>
+              <w:rPr>
+                <w:rFonts w:asciiTheme="minorHAnsi" w:hAnsiTheme="minorHAnsi" w:cstheme="minorHAnsi"/>
               </w:rPr>
               <w:t xml:space="preserve">Password and confirm password must match. </w:t>
             </w:r>
@@ -4713,16 +4731,12 @@
                 <w:numId w:val="4"/>
               </w:numPr>
               <w:rPr>
-                <w:rFonts w:ascii="Calibri" w:hAnsi="Calibri" w:cs="Calibri"/>
-                <w:sz w:val="23"/>
-                <w:szCs w:val="23"/>
-              </w:rPr>
-            </w:pPr>
-            <w:r>
-              <w:rPr>
-                <w:rFonts w:ascii="Calibri" w:hAnsi="Calibri" w:cs="Calibri"/>
-                <w:sz w:val="23"/>
-                <w:szCs w:val="23"/>
+                <w:rFonts w:asciiTheme="minorHAnsi" w:hAnsiTheme="minorHAnsi" w:cstheme="minorHAnsi"/>
+              </w:rPr>
+            </w:pPr>
+            <w:r>
+              <w:rPr>
+                <w:rFonts w:asciiTheme="minorHAnsi" w:hAnsiTheme="minorHAnsi" w:cstheme="minorHAnsi"/>
               </w:rPr>
               <w:t xml:space="preserve">user receives clear error messages for invalid or incomplete inputs </w:t>
             </w:r>
@@ -4735,16 +4749,12 @@
                 <w:numId w:val="4"/>
               </w:numPr>
               <w:rPr>
-                <w:rFonts w:ascii="Calibri" w:hAnsi="Calibri" w:cs="Calibri"/>
-                <w:sz w:val="23"/>
-                <w:szCs w:val="23"/>
-              </w:rPr>
-            </w:pPr>
-            <w:r>
-              <w:rPr>
-                <w:rFonts w:ascii="Calibri" w:hAnsi="Calibri" w:cs="Calibri"/>
-                <w:sz w:val="23"/>
-                <w:szCs w:val="23"/>
+                <w:rFonts w:asciiTheme="minorHAnsi" w:hAnsiTheme="minorHAnsi" w:cstheme="minorHAnsi"/>
+              </w:rPr>
+            </w:pPr>
+            <w:r>
+              <w:rPr>
+                <w:rFonts w:asciiTheme="minorHAnsi" w:hAnsiTheme="minorHAnsi" w:cstheme="minorHAnsi"/>
               </w:rPr>
               <w:t xml:space="preserve">Interact with the create button to create an account and be redirected to the login page </w:t>
             </w:r>
@@ -4757,31 +4767,52 @@
                 <w:numId w:val="4"/>
               </w:numPr>
               <w:rPr>
-                <w:rFonts w:ascii="Calibri" w:hAnsi="Calibri" w:cs="Calibri"/>
-                <w:sz w:val="23"/>
-                <w:szCs w:val="23"/>
-              </w:rPr>
-            </w:pPr>
-            <w:r>
-              <w:rPr>
-                <w:rFonts w:ascii="Calibri" w:hAnsi="Calibri" w:cs="Calibri"/>
-                <w:sz w:val="23"/>
-                <w:szCs w:val="23"/>
+                <w:rFonts w:asciiTheme="minorHAnsi" w:hAnsiTheme="minorHAnsi" w:cstheme="minorHAnsi"/>
+              </w:rPr>
+            </w:pPr>
+            <w:r>
+              <w:rPr>
+                <w:rFonts w:asciiTheme="minorHAnsi" w:hAnsiTheme="minorHAnsi" w:cstheme="minorHAnsi"/>
               </w:rPr>
               <w:t xml:space="preserve">The page must comply with the Web Accessibility Guidelines (WCAG), e.g., Contrast, Text Size, Text-to-speech </w:t>
             </w:r>
           </w:p>
-          <w:p/>
+          <w:p>
+            <w:pPr>
+              <w:rPr>
+                <w:rFonts w:cstheme="minorHAnsi"/>
+                <w:sz w:val="24"/>
+                <w:szCs w:val="24"/>
+              </w:rPr>
+            </w:pPr>
+          </w:p>
         </w:tc>
         <w:tc>
           <w:tcPr>
             <w:tcW w:w="2977" w:type="dxa"/>
           </w:tcPr>
           <w:p>
-            <w:r>
+            <w:pPr>
+              <w:rPr>
+                <w:rFonts w:cstheme="minorHAnsi"/>
+                <w:sz w:val="24"/>
+                <w:szCs w:val="24"/>
+              </w:rPr>
+            </w:pPr>
+            <w:r>
+              <w:rPr>
+                <w:rFonts w:cstheme="minorHAnsi"/>
+                <w:sz w:val="24"/>
+                <w:szCs w:val="24"/>
+              </w:rPr>
               <w:t xml:space="preserve">Account registration is the gateway to accessing all the features offered by GLH. </w:t>
             </w:r>
             <w:r>
+              <w:rPr>
+                <w:rFonts w:cstheme="minorHAnsi"/>
+                <w:sz w:val="24"/>
+                <w:szCs w:val="24"/>
+              </w:rPr>
               <w:t>This feature allows a user to access the application, with which their data would allow for a personalised, tailor-made experience. A smooth, secure and error-free process reduces their frustration and the rate at which they give up trying to register.</w:t>
             </w:r>
           </w:p>
@@ -4793,7 +4824,19 @@
             <w:tcW w:w="2269" w:type="dxa"/>
           </w:tcPr>
           <w:p>
-            <w:r>
+            <w:pPr>
+              <w:rPr>
+                <w:rFonts w:cstheme="minorHAnsi"/>
+                <w:sz w:val="24"/>
+                <w:szCs w:val="24"/>
+              </w:rPr>
+            </w:pPr>
+            <w:r>
+              <w:rPr>
+                <w:rFonts w:cstheme="minorHAnsi"/>
+                <w:sz w:val="24"/>
+                <w:szCs w:val="24"/>
+              </w:rPr>
               <w:t>The User should be able to Log In</w:t>
             </w:r>
           </w:p>
@@ -4803,20 +4846,46 @@
             <w:tcW w:w="2552" w:type="dxa"/>
           </w:tcPr>
           <w:p>
-            <w:r>
+            <w:pPr>
+              <w:rPr>
+                <w:rFonts w:cstheme="minorHAnsi"/>
+                <w:sz w:val="24"/>
+                <w:szCs w:val="24"/>
+              </w:rPr>
+            </w:pPr>
+            <w:r>
+              <w:rPr>
+                <w:rFonts w:cstheme="minorHAnsi"/>
+                <w:sz w:val="24"/>
+                <w:szCs w:val="24"/>
+              </w:rPr>
               <w:t xml:space="preserve">As a registered </w:t>
             </w:r>
             <w:r>
+              <w:rPr>
+                <w:rFonts w:cstheme="minorHAnsi"/>
+                <w:sz w:val="24"/>
+                <w:szCs w:val="24"/>
+              </w:rPr>
               <w:t xml:space="preserve">Customer (James) I want to be able to log in to my account so that I can access my profile, create orders, access loyalty rewards and other services provided by the application. </w:t>
             </w:r>
           </w:p>
           <w:p>
-            <w:r>
-              <w:t xml:space="preserve">As a registered producer (Daniel) I want to be able to Log in to my account and view my dashboard with which I can use to </w:t>
-            </w:r>
-            <w:r>
+            <w:pPr>
+              <w:rPr>
+                <w:rFonts w:cstheme="minorHAnsi"/>
+                <w:sz w:val="24"/>
+                <w:szCs w:val="24"/>
+              </w:rPr>
+            </w:pPr>
+            <w:r>
+              <w:rPr>
+                <w:rFonts w:cstheme="minorHAnsi"/>
+                <w:sz w:val="24"/>
+                <w:szCs w:val="24"/>
+              </w:rPr>
               <w:lastRenderedPageBreak/>
-              <w:t>track inventory and manage orders made.</w:t>
+              <w:t>As a registered producer (Daniel) I want to be able to Log in to my account and view my dashboard with which I can use to track inventory and manage orders made.</w:t>
             </w:r>
           </w:p>
         </w:tc>
@@ -4832,8 +4901,18 @@
                 <w:numId w:val="5"/>
               </w:numPr>
               <w:ind w:right="54"/>
-            </w:pPr>
-            <w:r>
+              <w:rPr>
+                <w:rFonts w:cstheme="minorHAnsi"/>
+                <w:sz w:val="24"/>
+                <w:szCs w:val="24"/>
+              </w:rPr>
+            </w:pPr>
+            <w:r>
+              <w:rPr>
+                <w:rFonts w:cstheme="minorHAnsi"/>
+                <w:sz w:val="24"/>
+                <w:szCs w:val="24"/>
+              </w:rPr>
               <w:lastRenderedPageBreak/>
               <w:t xml:space="preserve">The user should be able to interact with the Login button </w:t>
             </w:r>
@@ -4846,8 +4925,18 @@
                 <w:numId w:val="5"/>
               </w:numPr>
               <w:ind w:right="54"/>
-            </w:pPr>
-            <w:r>
+              <w:rPr>
+                <w:rFonts w:cstheme="minorHAnsi"/>
+                <w:sz w:val="24"/>
+                <w:szCs w:val="24"/>
+              </w:rPr>
+            </w:pPr>
+            <w:r>
+              <w:rPr>
+                <w:rFonts w:cstheme="minorHAnsi"/>
+                <w:sz w:val="24"/>
+                <w:szCs w:val="24"/>
+              </w:rPr>
               <w:t xml:space="preserve">The system must allow registered users to log in with their email and password.  </w:t>
             </w:r>
           </w:p>
@@ -4859,9 +4948,28 @@
                 <w:numId w:val="5"/>
               </w:numPr>
               <w:ind w:right="54"/>
-            </w:pPr>
-            <w:r>
-              <w:t xml:space="preserve">It must prevent access with incorrect credentials as well as display an error message.  </w:t>
+              <w:rPr>
+                <w:rFonts w:cstheme="minorHAnsi"/>
+                <w:sz w:val="24"/>
+                <w:szCs w:val="24"/>
+              </w:rPr>
+            </w:pPr>
+            <w:r>
+              <w:rPr>
+                <w:rFonts w:cstheme="minorHAnsi"/>
+                <w:sz w:val="24"/>
+                <w:szCs w:val="24"/>
+              </w:rPr>
+              <w:t xml:space="preserve">It must prevent access with incorrect credentials as well as </w:t>
+            </w:r>
+            <w:r>
+              <w:rPr>
+                <w:rFonts w:cstheme="minorHAnsi"/>
+                <w:sz w:val="24"/>
+                <w:szCs w:val="24"/>
+              </w:rPr>
+              <w:lastRenderedPageBreak/>
+              <w:t xml:space="preserve">display an error message.  </w:t>
             </w:r>
           </w:p>
           <w:p>
@@ -4872,13 +4980,19 @@
                 <w:numId w:val="5"/>
               </w:numPr>
               <w:ind w:right="54"/>
-            </w:pPr>
-            <w:r>
-              <w:t xml:space="preserve">There must be a forgot password function to </w:t>
-            </w:r>
-            <w:r>
-              <w:lastRenderedPageBreak/>
-              <w:t xml:space="preserve">reset credentials via email </w:t>
+              <w:rPr>
+                <w:rFonts w:cstheme="minorHAnsi"/>
+                <w:sz w:val="24"/>
+                <w:szCs w:val="24"/>
+              </w:rPr>
+            </w:pPr>
+            <w:r>
+              <w:rPr>
+                <w:rFonts w:cstheme="minorHAnsi"/>
+                <w:sz w:val="24"/>
+                <w:szCs w:val="24"/>
+              </w:rPr>
+              <w:t xml:space="preserve">There must be a forgot password function to reset credentials via email </w:t>
             </w:r>
           </w:p>
           <w:p>
@@ -4889,8 +5003,18 @@
                 <w:numId w:val="5"/>
               </w:numPr>
               <w:ind w:right="54"/>
-            </w:pPr>
-            <w:r>
+              <w:rPr>
+                <w:rFonts w:cstheme="minorHAnsi"/>
+                <w:sz w:val="24"/>
+                <w:szCs w:val="24"/>
+              </w:rPr>
+            </w:pPr>
+            <w:r>
+              <w:rPr>
+                <w:rFonts w:cstheme="minorHAnsi"/>
+                <w:sz w:val="24"/>
+                <w:szCs w:val="24"/>
+              </w:rPr>
               <w:t>Upon successful login, the user should be directed to the main home page.</w:t>
             </w:r>
           </w:p>
@@ -4902,8 +5026,18 @@
                 <w:numId w:val="5"/>
               </w:numPr>
               <w:ind w:right="54"/>
-            </w:pPr>
-            <w:r>
+              <w:rPr>
+                <w:rFonts w:cstheme="minorHAnsi"/>
+                <w:sz w:val="24"/>
+                <w:szCs w:val="24"/>
+              </w:rPr>
+            </w:pPr>
+            <w:r>
+              <w:rPr>
+                <w:rFonts w:cstheme="minorHAnsi"/>
+                <w:sz w:val="24"/>
+                <w:szCs w:val="24"/>
+              </w:rPr>
               <w:t>The page must comply with the Web Accessibility Guidelines</w:t>
             </w:r>
           </w:p>
@@ -4915,8 +5049,18 @@
                 <w:numId w:val="5"/>
               </w:numPr>
               <w:ind w:right="54"/>
-            </w:pPr>
-            <w:r>
+              <w:rPr>
+                <w:rFonts w:cstheme="minorHAnsi"/>
+                <w:sz w:val="24"/>
+                <w:szCs w:val="24"/>
+              </w:rPr>
+            </w:pPr>
+            <w:r>
+              <w:rPr>
+                <w:rFonts w:cstheme="minorHAnsi"/>
+                <w:sz w:val="24"/>
+                <w:szCs w:val="24"/>
+              </w:rPr>
               <w:t>(WCAG), e.g., Contrast, Text Size, Text-to speech.</w:t>
             </w:r>
           </w:p>
@@ -4926,7 +5070,19 @@
             <w:tcW w:w="2977" w:type="dxa"/>
           </w:tcPr>
           <w:p>
-            <w:r>
+            <w:pPr>
+              <w:rPr>
+                <w:rFonts w:cstheme="minorHAnsi"/>
+                <w:sz w:val="24"/>
+                <w:szCs w:val="24"/>
+              </w:rPr>
+            </w:pPr>
+            <w:r>
+              <w:rPr>
+                <w:rFonts w:cstheme="minorHAnsi"/>
+                <w:sz w:val="24"/>
+                <w:szCs w:val="24"/>
+              </w:rPr>
               <w:lastRenderedPageBreak/>
               <w:t>A secure and reliable login system is essential in creating that uniqueness between the profiles of different customers. It grants them access to a system with personalised features which are tailor made just for them.</w:t>
             </w:r>
@@ -4939,10 +5095,27 @@
             <w:tcW w:w="2269" w:type="dxa"/>
           </w:tcPr>
           <w:p>
-            <w:r>
+            <w:pPr>
+              <w:rPr>
+                <w:rFonts w:cstheme="minorHAnsi"/>
+                <w:sz w:val="24"/>
+                <w:szCs w:val="24"/>
+              </w:rPr>
+            </w:pPr>
+            <w:r>
+              <w:rPr>
+                <w:rFonts w:cstheme="minorHAnsi"/>
+                <w:sz w:val="24"/>
+                <w:szCs w:val="24"/>
+              </w:rPr>
               <w:t>There should be an easily accessible order management system present</w:t>
             </w:r>
             <w:r>
+              <w:rPr>
+                <w:rFonts w:cstheme="minorHAnsi"/>
+                <w:sz w:val="24"/>
+                <w:szCs w:val="24"/>
+              </w:rPr>
               <w:t>.</w:t>
             </w:r>
           </w:p>
@@ -4952,10 +5125,27 @@
             <w:tcW w:w="2552" w:type="dxa"/>
           </w:tcPr>
           <w:p>
-            <w:r>
+            <w:pPr>
+              <w:rPr>
+                <w:rFonts w:cstheme="minorHAnsi"/>
+                <w:sz w:val="24"/>
+                <w:szCs w:val="24"/>
+              </w:rPr>
+            </w:pPr>
+            <w:r>
+              <w:rPr>
+                <w:rFonts w:cstheme="minorHAnsi"/>
+                <w:sz w:val="24"/>
+                <w:szCs w:val="24"/>
+              </w:rPr>
               <w:t>As a customer whether new or returning (James &amp; Charles) I want to be able to create, edit or delete the orders I create</w:t>
             </w:r>
             <w:r>
+              <w:rPr>
+                <w:rFonts w:cstheme="minorHAnsi"/>
+                <w:sz w:val="24"/>
+                <w:szCs w:val="24"/>
+              </w:rPr>
               <w:t xml:space="preserve"> as well as track the status of the order I created.</w:t>
             </w:r>
           </w:p>
@@ -4971,8 +5161,18 @@
                 <w:ilvl w:val="0"/>
                 <w:numId w:val="7"/>
               </w:numPr>
-            </w:pPr>
-            <w:r>
+              <w:rPr>
+                <w:rFonts w:cstheme="minorHAnsi"/>
+                <w:sz w:val="24"/>
+                <w:szCs w:val="24"/>
+              </w:rPr>
+            </w:pPr>
+            <w:r>
+              <w:rPr>
+                <w:rFonts w:cstheme="minorHAnsi"/>
+                <w:sz w:val="24"/>
+                <w:szCs w:val="24"/>
+              </w:rPr>
               <w:t>The User should be able to create an order after clicking on the products they wish to buy</w:t>
             </w:r>
           </w:p>
@@ -4983,8 +5183,18 @@
                 <w:ilvl w:val="0"/>
                 <w:numId w:val="7"/>
               </w:numPr>
-            </w:pPr>
-            <w:r>
+              <w:rPr>
+                <w:rFonts w:cstheme="minorHAnsi"/>
+                <w:sz w:val="24"/>
+                <w:szCs w:val="24"/>
+              </w:rPr>
+            </w:pPr>
+            <w:r>
+              <w:rPr>
+                <w:rFonts w:cstheme="minorHAnsi"/>
+                <w:sz w:val="24"/>
+                <w:szCs w:val="24"/>
+              </w:rPr>
               <w:t>They should be able to access their orders page within 2 clicks from any page on the website</w:t>
             </w:r>
           </w:p>
@@ -4995,8 +5205,18 @@
                 <w:ilvl w:val="0"/>
                 <w:numId w:val="7"/>
               </w:numPr>
-            </w:pPr>
-            <w:r>
+              <w:rPr>
+                <w:rFonts w:cstheme="minorHAnsi"/>
+                <w:sz w:val="24"/>
+                <w:szCs w:val="24"/>
+              </w:rPr>
+            </w:pPr>
+            <w:r>
+              <w:rPr>
+                <w:rFonts w:cstheme="minorHAnsi"/>
+                <w:sz w:val="24"/>
+                <w:szCs w:val="24"/>
+              </w:rPr>
               <w:t>Clicking on an order should display a more detailed view of the order, showing more information.</w:t>
             </w:r>
           </w:p>
@@ -5007,8 +5227,18 @@
                 <w:ilvl w:val="0"/>
                 <w:numId w:val="7"/>
               </w:numPr>
-            </w:pPr>
-            <w:r>
+              <w:rPr>
+                <w:rFonts w:cstheme="minorHAnsi"/>
+                <w:sz w:val="24"/>
+                <w:szCs w:val="24"/>
+              </w:rPr>
+            </w:pPr>
+            <w:r>
+              <w:rPr>
+                <w:rFonts w:cstheme="minorHAnsi"/>
+                <w:sz w:val="24"/>
+                <w:szCs w:val="24"/>
+              </w:rPr>
               <w:t>The user should be able to edit their order before it is confirmed.</w:t>
             </w:r>
           </w:p>
@@ -5019,11 +5249,26 @@
                 <w:ilvl w:val="0"/>
                 <w:numId w:val="7"/>
               </w:numPr>
-            </w:pPr>
-            <w:r>
+              <w:rPr>
+                <w:rFonts w:cstheme="minorHAnsi"/>
+                <w:sz w:val="24"/>
+                <w:szCs w:val="24"/>
+              </w:rPr>
+            </w:pPr>
+            <w:r>
+              <w:rPr>
+                <w:rFonts w:cstheme="minorHAnsi"/>
+                <w:sz w:val="24"/>
+                <w:szCs w:val="24"/>
+              </w:rPr>
               <w:t>The user should be able to delete their order before it is confirmed</w:t>
             </w:r>
             <w:r>
+              <w:rPr>
+                <w:rFonts w:cstheme="minorHAnsi"/>
+                <w:sz w:val="24"/>
+                <w:szCs w:val="24"/>
+              </w:rPr>
               <w:t>.</w:t>
             </w:r>
           </w:p>
@@ -5033,7 +5278,19 @@
             <w:tcW w:w="2977" w:type="dxa"/>
           </w:tcPr>
           <w:p>
-            <w:r>
+            <w:pPr>
+              <w:rPr>
+                <w:rFonts w:cstheme="minorHAnsi"/>
+                <w:sz w:val="24"/>
+                <w:szCs w:val="24"/>
+              </w:rPr>
+            </w:pPr>
+            <w:r>
+              <w:rPr>
+                <w:rFonts w:cstheme="minorHAnsi"/>
+                <w:sz w:val="24"/>
+                <w:szCs w:val="24"/>
+              </w:rPr>
               <w:t>An easily navigable order history empowers customers by giving them control and transparency over their purchases. It reduces the need for them to contact support for simple inquiries like "What did I order last month?" or "Has my order shipped yet?". This self-service capability improves customer satisfaction and reduces operational overhead for the business.</w:t>
             </w:r>
           </w:p>
@@ -5045,7 +5302,19 @@
             <w:tcW w:w="2269" w:type="dxa"/>
           </w:tcPr>
           <w:p>
-            <w:r>
+            <w:pPr>
+              <w:rPr>
+                <w:rFonts w:cstheme="minorHAnsi"/>
+                <w:sz w:val="24"/>
+                <w:szCs w:val="24"/>
+              </w:rPr>
+            </w:pPr>
+            <w:r>
+              <w:rPr>
+                <w:rFonts w:cstheme="minorHAnsi"/>
+                <w:sz w:val="24"/>
+                <w:szCs w:val="24"/>
+              </w:rPr>
               <w:t>There should be a section which provides information about producers, their methods and benefits of purchasing locally</w:t>
             </w:r>
           </w:p>
@@ -5055,12 +5324,37 @@
             <w:tcW w:w="2552" w:type="dxa"/>
           </w:tcPr>
           <w:p>
-            <w:r>
+            <w:pPr>
+              <w:rPr>
+                <w:rFonts w:cstheme="minorHAnsi"/>
+                <w:sz w:val="24"/>
+                <w:szCs w:val="24"/>
+              </w:rPr>
+            </w:pPr>
+            <w:r>
+              <w:rPr>
+                <w:rFonts w:cstheme="minorHAnsi"/>
+                <w:sz w:val="24"/>
+                <w:szCs w:val="24"/>
+              </w:rPr>
               <w:t>As a health-conscious consumer (James) I want the application to give me information on where my food comes from and how it is processed so that I can make appropriate decisions towards my diet.</w:t>
             </w:r>
           </w:p>
           <w:p>
-            <w:r>
+            <w:pPr>
+              <w:rPr>
+                <w:rFonts w:cstheme="minorHAnsi"/>
+                <w:sz w:val="24"/>
+                <w:szCs w:val="24"/>
+              </w:rPr>
+            </w:pPr>
+            <w:r>
+              <w:rPr>
+                <w:rFonts w:cstheme="minorHAnsi"/>
+                <w:sz w:val="24"/>
+                <w:szCs w:val="24"/>
+              </w:rPr>
+              <w:lastRenderedPageBreak/>
               <w:t>As a new customer (Charles) I want the application to give me relevant information on why it is beneficial to purchase locally made products as well as inform me on new products which I have no knowledge on.</w:t>
             </w:r>
           </w:p>
@@ -5078,14 +5372,19 @@
               </w:numPr>
               <w:rPr>
                 <w:rFonts w:cstheme="minorHAnsi"/>
+                <w:sz w:val="24"/>
+                <w:szCs w:val="24"/>
               </w:rPr>
             </w:pPr>
             <w:r>
               <w:rPr>
                 <w:rFonts w:cstheme="minorHAnsi"/>
                 <w:color w:val="0F1115"/>
+                <w:sz w:val="24"/>
+                <w:szCs w:val="24"/>
                 <w:shd w:val="clear" w:color="auto" w:fill="FFFFFF"/>
               </w:rPr>
+              <w:lastRenderedPageBreak/>
               <w:t>The website must have a dedicated "Our Producers" or "Meet the Farmers" page accessible from the main navigation menu.</w:t>
             </w:r>
           </w:p>
@@ -5098,31 +5397,30 @@
               </w:numPr>
               <w:rPr>
                 <w:rFonts w:cstheme="minorHAnsi"/>
+                <w:sz w:val="24"/>
+                <w:szCs w:val="24"/>
               </w:rPr>
             </w:pPr>
             <w:r>
               <w:rPr>
                 <w:rFonts w:cstheme="minorHAnsi"/>
                 <w:color w:val="0F1115"/>
+                <w:sz w:val="24"/>
+                <w:szCs w:val="24"/>
                 <w:shd w:val="clear" w:color="auto" w:fill="FFFFFF"/>
               </w:rPr>
-              <w:t>Each producer profile must contain a photo, and a description of their farming methods (e.g., Organic, Free-Range</w:t>
+              <w:t xml:space="preserve">Each producer profile must contain a photo, and a description of their farming methods </w:t>
             </w:r>
             <w:r>
               <w:rPr>
                 <w:rFonts w:cstheme="minorHAnsi"/>
                 <w:color w:val="0F1115"/>
+                <w:sz w:val="24"/>
+                <w:szCs w:val="24"/>
                 <w:shd w:val="clear" w:color="auto" w:fill="FFFFFF"/>
               </w:rPr>
-              <w:t xml:space="preserve"> or what part of farming they expertise in</w:t>
-            </w:r>
-            <w:r>
-              <w:rPr>
-                <w:rFonts w:cstheme="minorHAnsi"/>
-                <w:color w:val="0F1115"/>
-                <w:shd w:val="clear" w:color="auto" w:fill="FFFFFF"/>
-              </w:rPr>
-              <w:t>).</w:t>
+              <w:lastRenderedPageBreak/>
+              <w:t>(e.g., Organic, Free-Range or what part of farming they expertise in).</w:t>
             </w:r>
           </w:p>
           <w:p>
@@ -5134,12 +5432,16 @@
               </w:numPr>
               <w:rPr>
                 <w:rFonts w:cstheme="minorHAnsi"/>
+                <w:sz w:val="24"/>
+                <w:szCs w:val="24"/>
               </w:rPr>
             </w:pPr>
             <w:r>
               <w:rPr>
                 <w:rFonts w:cstheme="minorHAnsi"/>
                 <w:color w:val="0F1115"/>
+                <w:sz w:val="24"/>
+                <w:szCs w:val="24"/>
                 <w:shd w:val="clear" w:color="auto" w:fill="FFFFFF"/>
               </w:rPr>
               <w:t>The section must clearly list the benefits of buying locally (e.g., Lower Carbon Footprint, Fresher Produce).</w:t>
@@ -5154,24 +5456,19 @@
               </w:numPr>
               <w:rPr>
                 <w:rFonts w:cstheme="minorHAnsi"/>
+                <w:sz w:val="24"/>
+                <w:szCs w:val="24"/>
               </w:rPr>
             </w:pPr>
             <w:r>
               <w:rPr>
                 <w:rFonts w:cstheme="minorHAnsi"/>
                 <w:color w:val="0F1115"/>
+                <w:sz w:val="24"/>
+                <w:szCs w:val="24"/>
                 <w:shd w:val="clear" w:color="auto" w:fill="FFFFFF"/>
               </w:rPr>
-              <w:t xml:space="preserve">If a user clicks on a producer's name next to a product, they should be </w:t>
-            </w:r>
-            <w:r>
-              <w:rPr>
-                <w:rFonts w:cstheme="minorHAnsi"/>
-                <w:color w:val="0F1115"/>
-                <w:shd w:val="clear" w:color="auto" w:fill="FFFFFF"/>
-              </w:rPr>
-              <w:lastRenderedPageBreak/>
-              <w:t>taken directly to that producer's profile page.</w:t>
+              <w:t>If a user clicks on a producer's name next to a product, they should be taken directly to that producer's profile page.</w:t>
             </w:r>
           </w:p>
           <w:p>
@@ -5182,16 +5479,12 @@
                 <w:numId w:val="7"/>
               </w:numPr>
               <w:rPr>
-                <w:rFonts w:ascii="Calibri" w:hAnsi="Calibri" w:cs="Calibri"/>
-                <w:sz w:val="23"/>
-                <w:szCs w:val="23"/>
-              </w:rPr>
-            </w:pPr>
-            <w:r>
-              <w:rPr>
-                <w:rFonts w:ascii="Calibri" w:hAnsi="Calibri" w:cs="Calibri"/>
-                <w:sz w:val="23"/>
-                <w:szCs w:val="23"/>
+                <w:rFonts w:asciiTheme="minorHAnsi" w:hAnsiTheme="minorHAnsi" w:cstheme="minorHAnsi"/>
+              </w:rPr>
+            </w:pPr>
+            <w:r>
+              <w:rPr>
+                <w:rFonts w:asciiTheme="minorHAnsi" w:hAnsiTheme="minorHAnsi" w:cstheme="minorHAnsi"/>
               </w:rPr>
               <w:t>The page must comply with the Web Accessibility Guidelines (WCAG), e.g., Contrast, Text Size, Text-to-speech.</w:t>
             </w:r>
@@ -5202,9 +5495,30 @@
             <w:tcW w:w="2977" w:type="dxa"/>
           </w:tcPr>
           <w:p>
-            <w:r>
+            <w:pPr>
+              <w:rPr>
+                <w:rFonts w:cstheme="minorHAnsi"/>
+                <w:sz w:val="24"/>
+                <w:szCs w:val="24"/>
+              </w:rPr>
+            </w:pPr>
+            <w:r>
+              <w:rPr>
+                <w:rFonts w:cstheme="minorHAnsi"/>
+                <w:sz w:val="24"/>
+                <w:szCs w:val="24"/>
+              </w:rPr>
               <w:lastRenderedPageBreak/>
-              <w:t>In the local food market, the story and trust behind the product are key selling points. This transparency differentiates Greenfield Local Hub from supermarket giants. By highlighting producers and their methods, the platform builds an emotional connection and trust with the customer, justifying price points and reinforcing the value of supporting the local economy.</w:t>
+              <w:t xml:space="preserve">In the local food market, the story and trust behind the product are key selling points. This transparency differentiates Greenfield Local Hub from supermarket giants. By highlighting producers and their methods, the platform builds an emotional </w:t>
+            </w:r>
+            <w:r>
+              <w:rPr>
+                <w:rFonts w:cstheme="minorHAnsi"/>
+                <w:sz w:val="24"/>
+                <w:szCs w:val="24"/>
+              </w:rPr>
+              <w:lastRenderedPageBreak/>
+              <w:t>connection and trust with the customer, justifying price points and reinforcing the value of supporting the local economy.</w:t>
             </w:r>
           </w:p>
         </w:tc>
@@ -5215,7 +5529,19 @@
             <w:tcW w:w="2269" w:type="dxa"/>
           </w:tcPr>
           <w:p>
-            <w:r>
+            <w:pPr>
+              <w:rPr>
+                <w:rFonts w:cstheme="minorHAnsi"/>
+                <w:sz w:val="24"/>
+                <w:szCs w:val="24"/>
+              </w:rPr>
+            </w:pPr>
+            <w:r>
+              <w:rPr>
+                <w:rFonts w:cstheme="minorHAnsi"/>
+                <w:sz w:val="24"/>
+                <w:szCs w:val="24"/>
+              </w:rPr>
               <w:t>There should be a producer accessible only dashboard present</w:t>
             </w:r>
           </w:p>
@@ -5225,10 +5551,27 @@
             <w:tcW w:w="2552" w:type="dxa"/>
           </w:tcPr>
           <w:p>
-            <w:r>
+            <w:pPr>
+              <w:rPr>
+                <w:rFonts w:cstheme="minorHAnsi"/>
+                <w:sz w:val="24"/>
+                <w:szCs w:val="24"/>
+              </w:rPr>
+            </w:pPr>
+            <w:r>
+              <w:rPr>
+                <w:rFonts w:cstheme="minorHAnsi"/>
+                <w:sz w:val="24"/>
+                <w:szCs w:val="24"/>
+              </w:rPr>
               <w:t>As a producer (Daniel), I want a private dashboard so that I can manage my inventory and see incoming order</w:t>
             </w:r>
             <w:r>
+              <w:rPr>
+                <w:rFonts w:cstheme="minorHAnsi"/>
+                <w:sz w:val="24"/>
+                <w:szCs w:val="24"/>
+              </w:rPr>
               <w:t xml:space="preserve">s made by customers </w:t>
             </w:r>
           </w:p>
@@ -5246,12 +5589,16 @@
               </w:numPr>
               <w:rPr>
                 <w:rFonts w:cstheme="minorHAnsi"/>
+                <w:sz w:val="24"/>
+                <w:szCs w:val="24"/>
               </w:rPr>
             </w:pPr>
             <w:r>
               <w:rPr>
                 <w:rFonts w:cstheme="minorHAnsi"/>
                 <w:color w:val="0F1115"/>
+                <w:sz w:val="24"/>
+                <w:szCs w:val="24"/>
                 <w:shd w:val="clear" w:color="auto" w:fill="FFFFFF"/>
               </w:rPr>
               <w:t>The login system must differentiate between 'Customer' and 'Producer' roles, redirecting producers to a specific dashboard URL that customers cannot access.</w:t>
@@ -5266,12 +5613,16 @@
               </w:numPr>
               <w:rPr>
                 <w:rFonts w:cstheme="minorHAnsi"/>
+                <w:sz w:val="24"/>
+                <w:szCs w:val="24"/>
               </w:rPr>
             </w:pPr>
             <w:r>
               <w:rPr>
                 <w:rFonts w:cstheme="minorHAnsi"/>
                 <w:color w:val="0F1115"/>
+                <w:sz w:val="24"/>
+                <w:szCs w:val="24"/>
                 <w:shd w:val="clear" w:color="auto" w:fill="FFFFFF"/>
               </w:rPr>
               <w:t>The dashboard must display a real-time list of all incoming orders for that specific producer's products.</w:t>
@@ -5286,31 +5637,19 @@
               </w:numPr>
               <w:rPr>
                 <w:rFonts w:cstheme="minorHAnsi"/>
+                <w:sz w:val="24"/>
+                <w:szCs w:val="24"/>
               </w:rPr>
             </w:pPr>
             <w:r>
               <w:rPr>
                 <w:rFonts w:cstheme="minorHAnsi"/>
                 <w:color w:val="0F1115"/>
+                <w:sz w:val="24"/>
+                <w:szCs w:val="24"/>
                 <w:shd w:val="clear" w:color="auto" w:fill="FFFFFF"/>
               </w:rPr>
-              <w:t>It must allow the producer to update stock quantities, mark items as "Out of Stock," or adjust prices which instantly update on the customer</w:t>
-            </w:r>
-            <w:r>
-              <w:rPr>
-                <w:rFonts w:cstheme="minorHAnsi"/>
-                <w:color w:val="0F1115"/>
-                <w:shd w:val="clear" w:color="auto" w:fill="FFFFFF"/>
-              </w:rPr>
-              <w:t>’s view</w:t>
-            </w:r>
-            <w:r>
-              <w:rPr>
-                <w:rFonts w:cstheme="minorHAnsi"/>
-                <w:color w:val="0F1115"/>
-                <w:shd w:val="clear" w:color="auto" w:fill="FFFFFF"/>
-              </w:rPr>
-              <w:t>.</w:t>
+              <w:t>It must allow the producer to update stock quantities, mark items as "Out of Stock," or adjust prices which instantly update on the customer’s view.</w:t>
             </w:r>
           </w:p>
           <w:p>
@@ -5322,111 +5661,30 @@
               </w:numPr>
               <w:rPr>
                 <w:rFonts w:cstheme="minorHAnsi"/>
+                <w:sz w:val="24"/>
+                <w:szCs w:val="24"/>
               </w:rPr>
             </w:pPr>
             <w:r>
               <w:rPr>
                 <w:rFonts w:cstheme="minorHAnsi"/>
                 <w:color w:val="0F1115"/>
+                <w:sz w:val="24"/>
+                <w:szCs w:val="24"/>
                 <w:shd w:val="clear" w:color="auto" w:fill="FFFFFF"/>
               </w:rPr>
-              <w:t xml:space="preserve">The dashboard must provide a simple interface to mark orders as </w:t>
+              <w:t xml:space="preserve">The dashboard must provide a simple interface to mark orders as “Confirmed,” “Packed,” or </w:t>
             </w:r>
             <w:r>
               <w:rPr>
                 <w:rFonts w:cstheme="minorHAnsi"/>
                 <w:color w:val="0F1115"/>
+                <w:sz w:val="24"/>
+                <w:szCs w:val="24"/>
                 <w:shd w:val="clear" w:color="auto" w:fill="FFFFFF"/>
               </w:rPr>
-              <w:t>“</w:t>
-            </w:r>
-            <w:r>
-              <w:rPr>
-                <w:rFonts w:cstheme="minorHAnsi"/>
-                <w:color w:val="0F1115"/>
-                <w:shd w:val="clear" w:color="auto" w:fill="FFFFFF"/>
-              </w:rPr>
-              <w:t>Confirmed,</w:t>
-            </w:r>
-            <w:r>
-              <w:rPr>
-                <w:rFonts w:cstheme="minorHAnsi"/>
-                <w:color w:val="0F1115"/>
-                <w:shd w:val="clear" w:color="auto" w:fill="FFFFFF"/>
-              </w:rPr>
-              <w:t>”</w:t>
-            </w:r>
-            <w:r>
-              <w:rPr>
-                <w:rFonts w:cstheme="minorHAnsi"/>
-                <w:color w:val="0F1115"/>
-                <w:shd w:val="clear" w:color="auto" w:fill="FFFFFF"/>
-              </w:rPr>
-              <w:t xml:space="preserve"> </w:t>
-            </w:r>
-            <w:r>
-              <w:rPr>
-                <w:rFonts w:cstheme="minorHAnsi"/>
-                <w:color w:val="0F1115"/>
-                <w:shd w:val="clear" w:color="auto" w:fill="FFFFFF"/>
-              </w:rPr>
-              <w:t>“</w:t>
-            </w:r>
-            <w:r>
-              <w:rPr>
-                <w:rFonts w:cstheme="minorHAnsi"/>
-                <w:color w:val="0F1115"/>
-                <w:shd w:val="clear" w:color="auto" w:fill="FFFFFF"/>
-              </w:rPr>
-              <w:t>Packed,</w:t>
-            </w:r>
-            <w:r>
-              <w:rPr>
-                <w:rFonts w:cstheme="minorHAnsi"/>
-                <w:color w:val="0F1115"/>
-                <w:shd w:val="clear" w:color="auto" w:fill="FFFFFF"/>
-              </w:rPr>
-              <w:t>”</w:t>
-            </w:r>
-            <w:r>
-              <w:rPr>
-                <w:rFonts w:cstheme="minorHAnsi"/>
-                <w:color w:val="0F1115"/>
-                <w:shd w:val="clear" w:color="auto" w:fill="FFFFFF"/>
-              </w:rPr>
-              <w:t xml:space="preserve"> or </w:t>
-            </w:r>
-            <w:r>
-              <w:rPr>
-                <w:rFonts w:cstheme="minorHAnsi"/>
-                <w:color w:val="0F1115"/>
-                <w:shd w:val="clear" w:color="auto" w:fill="FFFFFF"/>
-              </w:rPr>
-              <w:t>“</w:t>
-            </w:r>
-            <w:r>
-              <w:rPr>
-                <w:rFonts w:cstheme="minorHAnsi"/>
-                <w:color w:val="0F1115"/>
-                <w:shd w:val="clear" w:color="auto" w:fill="FFFFFF"/>
-              </w:rPr>
-              <w:t>Shipped,</w:t>
-            </w:r>
-            <w:r>
-              <w:rPr>
-                <w:rFonts w:cstheme="minorHAnsi"/>
-                <w:color w:val="0F1115"/>
-                <w:shd w:val="clear" w:color="auto" w:fill="FFFFFF"/>
-              </w:rPr>
-              <w:t>”</w:t>
-            </w:r>
-            <w:r>
-              <w:rPr>
-                <w:rFonts w:cstheme="minorHAnsi"/>
-                <w:color w:val="0F1115"/>
-                <w:shd w:val="clear" w:color="auto" w:fill="FFFFFF"/>
-              </w:rPr>
-              <w:t xml:space="preserve"> which updates the tracking status for the customer.</w:t>
+              <w:lastRenderedPageBreak/>
+              <w:t>“Shipped,” which updates the tracking status for the customer.</w:t>
             </w:r>
           </w:p>
           <w:p>
@@ -5437,16 +5695,12 @@
                 <w:numId w:val="7"/>
               </w:numPr>
               <w:rPr>
-                <w:rFonts w:ascii="Calibri" w:hAnsi="Calibri" w:cs="Calibri"/>
-                <w:sz w:val="23"/>
-                <w:szCs w:val="23"/>
-              </w:rPr>
-            </w:pPr>
-            <w:r>
-              <w:rPr>
-                <w:rFonts w:ascii="Calibri" w:hAnsi="Calibri" w:cs="Calibri"/>
-                <w:sz w:val="23"/>
-                <w:szCs w:val="23"/>
+                <w:rFonts w:asciiTheme="minorHAnsi" w:hAnsiTheme="minorHAnsi" w:cstheme="minorHAnsi"/>
+              </w:rPr>
+            </w:pPr>
+            <w:r>
+              <w:rPr>
+                <w:rFonts w:asciiTheme="minorHAnsi" w:hAnsiTheme="minorHAnsi" w:cstheme="minorHAnsi"/>
               </w:rPr>
               <w:t>The page must comply with the Web Accessibility Guidelines (WCAG), e.g., Contrast, Text Size, Text-to-speech.</w:t>
             </w:r>
@@ -5457,7 +5711,20 @@
             <w:tcW w:w="2977" w:type="dxa"/>
           </w:tcPr>
           <w:p>
-            <w:r>
+            <w:pPr>
+              <w:rPr>
+                <w:rFonts w:cstheme="minorHAnsi"/>
+                <w:sz w:val="24"/>
+                <w:szCs w:val="24"/>
+              </w:rPr>
+            </w:pPr>
+            <w:r>
+              <w:rPr>
+                <w:rFonts w:cstheme="minorHAnsi"/>
+                <w:sz w:val="24"/>
+                <w:szCs w:val="24"/>
+              </w:rPr>
+              <w:lastRenderedPageBreak/>
               <w:t>A dedicated producer dashboard streamlines the process at which producers supply their products to customers. It gives producers the ability to manage their own inventory. This real time synchronisation prevents overselling and ensures that the customer has accurate information, improving operational efficiency.</w:t>
             </w:r>
           </w:p>
@@ -5469,7 +5736,19 @@
             <w:tcW w:w="2269" w:type="dxa"/>
           </w:tcPr>
           <w:p>
-            <w:r>
+            <w:pPr>
+              <w:rPr>
+                <w:rFonts w:cstheme="minorHAnsi"/>
+                <w:sz w:val="24"/>
+                <w:szCs w:val="24"/>
+              </w:rPr>
+            </w:pPr>
+            <w:r>
+              <w:rPr>
+                <w:rFonts w:cstheme="minorHAnsi"/>
+                <w:sz w:val="24"/>
+                <w:szCs w:val="24"/>
+              </w:rPr>
               <w:t xml:space="preserve">The user should be able to schedule a date or time to receive their order </w:t>
             </w:r>
           </w:p>
@@ -5479,7 +5758,19 @@
             <w:tcW w:w="2552" w:type="dxa"/>
           </w:tcPr>
           <w:p>
-            <w:r>
+            <w:pPr>
+              <w:rPr>
+                <w:rFonts w:cstheme="minorHAnsi"/>
+                <w:sz w:val="24"/>
+                <w:szCs w:val="24"/>
+              </w:rPr>
+            </w:pPr>
+            <w:r>
+              <w:rPr>
+                <w:rFonts w:cstheme="minorHAnsi"/>
+                <w:sz w:val="24"/>
+                <w:szCs w:val="24"/>
+              </w:rPr>
               <w:t>As a customer (James &amp; Charles), I want to be able to choose a delivery timeslot which is convenient to me and fits my schedule.</w:t>
             </w:r>
           </w:p>
@@ -5495,8 +5786,18 @@
                 <w:ilvl w:val="0"/>
                 <w:numId w:val="8"/>
               </w:numPr>
-            </w:pPr>
-            <w:r>
+              <w:rPr>
+                <w:rFonts w:cstheme="minorHAnsi"/>
+                <w:sz w:val="24"/>
+                <w:szCs w:val="24"/>
+              </w:rPr>
+            </w:pPr>
+            <w:r>
+              <w:rPr>
+                <w:rFonts w:cstheme="minorHAnsi"/>
+                <w:sz w:val="24"/>
+                <w:szCs w:val="24"/>
+              </w:rPr>
               <w:t>At checkout, after selecting delivery, a mini calendar view must appear.</w:t>
             </w:r>
           </w:p>
@@ -5507,8 +5808,18 @@
                 <w:ilvl w:val="0"/>
                 <w:numId w:val="8"/>
               </w:numPr>
-            </w:pPr>
-            <w:r>
+              <w:rPr>
+                <w:rFonts w:cstheme="minorHAnsi"/>
+                <w:sz w:val="24"/>
+                <w:szCs w:val="24"/>
+              </w:rPr>
+            </w:pPr>
+            <w:r>
+              <w:rPr>
+                <w:rFonts w:cstheme="minorHAnsi"/>
+                <w:sz w:val="24"/>
+                <w:szCs w:val="24"/>
+              </w:rPr>
               <w:t>The calendar must only show valid dates and reasonable times for deliveries.</w:t>
             </w:r>
           </w:p>
@@ -5519,9 +5830,18 @@
                 <w:ilvl w:val="0"/>
                 <w:numId w:val="8"/>
               </w:numPr>
-            </w:pPr>
-            <w:r>
-              <w:lastRenderedPageBreak/>
+              <w:rPr>
+                <w:rFonts w:cstheme="minorHAnsi"/>
+                <w:sz w:val="24"/>
+                <w:szCs w:val="24"/>
+              </w:rPr>
+            </w:pPr>
+            <w:r>
+              <w:rPr>
+                <w:rFonts w:cstheme="minorHAnsi"/>
+                <w:sz w:val="24"/>
+                <w:szCs w:val="24"/>
+              </w:rPr>
               <w:t>After selecting a date, the estimated delivery date must be displayed next to the order on the order page.</w:t>
             </w:r>
           </w:p>
@@ -5532,11 +5852,26 @@
                 <w:ilvl w:val="0"/>
                 <w:numId w:val="8"/>
               </w:numPr>
-            </w:pPr>
-            <w:r>
+              <w:rPr>
+                <w:rFonts w:cstheme="minorHAnsi"/>
+                <w:sz w:val="24"/>
+                <w:szCs w:val="24"/>
+              </w:rPr>
+            </w:pPr>
+            <w:r>
+              <w:rPr>
+                <w:rFonts w:cstheme="minorHAnsi"/>
+                <w:sz w:val="24"/>
+                <w:szCs w:val="24"/>
+              </w:rPr>
               <w:t>The system must prevent double booking</w:t>
             </w:r>
             <w:r>
+              <w:rPr>
+                <w:rFonts w:cstheme="minorHAnsi"/>
+                <w:sz w:val="24"/>
+                <w:szCs w:val="24"/>
+              </w:rPr>
               <w:t xml:space="preserve"> of delivery time slots.</w:t>
             </w:r>
           </w:p>
@@ -5548,16 +5883,12 @@
                 <w:numId w:val="8"/>
               </w:numPr>
               <w:rPr>
-                <w:rFonts w:ascii="Calibri" w:hAnsi="Calibri" w:cs="Calibri"/>
-                <w:sz w:val="23"/>
-                <w:szCs w:val="23"/>
-              </w:rPr>
-            </w:pPr>
-            <w:r>
-              <w:rPr>
-                <w:rFonts w:ascii="Calibri" w:hAnsi="Calibri" w:cs="Calibri"/>
-                <w:sz w:val="23"/>
-                <w:szCs w:val="23"/>
+                <w:rFonts w:asciiTheme="minorHAnsi" w:hAnsiTheme="minorHAnsi" w:cstheme="minorHAnsi"/>
+              </w:rPr>
+            </w:pPr>
+            <w:r>
+              <w:rPr>
+                <w:rFonts w:asciiTheme="minorHAnsi" w:hAnsiTheme="minorHAnsi" w:cstheme="minorHAnsi"/>
               </w:rPr>
               <w:t>The page must comply with the Web Accessibility Guidelines (WCAG), e.g., Contrast, Text Size, Text-to-speech.</w:t>
             </w:r>
@@ -5568,23 +5899,27 @@
             <w:tcW w:w="2977" w:type="dxa"/>
           </w:tcPr>
           <w:p>
-            <w:r>
-              <w:lastRenderedPageBreak/>
-              <w:t xml:space="preserve">Flexibility in scheduling and delivery is what transforms a browsing customer into a regular customer. This feature ensures that users are at home and are convenient in receiving their products. This is key especially for perishable items. It is also crucial for producers as </w:t>
-            </w:r>
-            <w:proofErr w:type="gramStart"/>
-            <w:r>
-              <w:t>it</w:t>
-            </w:r>
-            <w:proofErr w:type="gramEnd"/>
-            <w:r>
-              <w:t xml:space="preserve"> ca help them </w:t>
-            </w:r>
-            <w:r>
-              <w:lastRenderedPageBreak/>
-              <w:t>manage logistics and prevent them from over shipping</w:t>
-            </w:r>
-            <w:r>
+            <w:pPr>
+              <w:rPr>
+                <w:rFonts w:cstheme="minorHAnsi"/>
+                <w:sz w:val="24"/>
+                <w:szCs w:val="24"/>
+              </w:rPr>
+            </w:pPr>
+            <w:r>
+              <w:rPr>
+                <w:rFonts w:cstheme="minorHAnsi"/>
+                <w:sz w:val="24"/>
+                <w:szCs w:val="24"/>
+              </w:rPr>
+              <w:t>Flexibility in scheduling and delivery is what transforms a browsing customer into a regular customer. This feature ensures that users are at home and are convenient in receiving their products. This is key especially for perishable items. It is also crucial for producers as it ca help them manage logistics and prevent them from over shipping</w:t>
+            </w:r>
+            <w:r>
+              <w:rPr>
+                <w:rFonts w:cstheme="minorHAnsi"/>
+                <w:sz w:val="24"/>
+                <w:szCs w:val="24"/>
+              </w:rPr>
               <w:t>. They can plan, manage and prioritize which order gets shipped out or not.</w:t>
             </w:r>
           </w:p>
@@ -5596,8 +5931,19 @@
             <w:tcW w:w="2269" w:type="dxa"/>
           </w:tcPr>
           <w:p>
-            <w:r>
-              <w:lastRenderedPageBreak/>
+            <w:pPr>
+              <w:rPr>
+                <w:rFonts w:cstheme="minorHAnsi"/>
+                <w:sz w:val="24"/>
+                <w:szCs w:val="24"/>
+              </w:rPr>
+            </w:pPr>
+            <w:r>
+              <w:rPr>
+                <w:rFonts w:cstheme="minorHAnsi"/>
+                <w:sz w:val="24"/>
+                <w:szCs w:val="24"/>
+              </w:rPr>
               <w:t xml:space="preserve">The User should be able to track the status of their order </w:t>
             </w:r>
           </w:p>
@@ -5607,7 +5953,19 @@
             <w:tcW w:w="2552" w:type="dxa"/>
           </w:tcPr>
           <w:p>
-            <w:r>
+            <w:pPr>
+              <w:rPr>
+                <w:rFonts w:cstheme="minorHAnsi"/>
+                <w:sz w:val="24"/>
+                <w:szCs w:val="24"/>
+              </w:rPr>
+            </w:pPr>
+            <w:r>
+              <w:rPr>
+                <w:rFonts w:cstheme="minorHAnsi"/>
+                <w:sz w:val="24"/>
+                <w:szCs w:val="24"/>
+              </w:rPr>
               <w:t>As a customer (James and Charles), I want to see the real time status of my order so that I may have a sound mind as well as know when to expect the order.</w:t>
             </w:r>
           </w:p>
@@ -5623,23 +5981,58 @@
                 <w:ilvl w:val="0"/>
                 <w:numId w:val="7"/>
               </w:numPr>
-            </w:pPr>
-            <w:r>
+              <w:rPr>
+                <w:rFonts w:cstheme="minorHAnsi"/>
+                <w:sz w:val="24"/>
+                <w:szCs w:val="24"/>
+              </w:rPr>
+            </w:pPr>
+            <w:r>
+              <w:rPr>
+                <w:rFonts w:cstheme="minorHAnsi"/>
+                <w:sz w:val="24"/>
+                <w:szCs w:val="24"/>
+              </w:rPr>
               <w:t xml:space="preserve">The Orders page must display a visual status indicator in from of the purchased item </w:t>
             </w:r>
             <w:r>
+              <w:rPr>
+                <w:rFonts w:cstheme="minorHAnsi"/>
+                <w:sz w:val="24"/>
+                <w:szCs w:val="24"/>
+              </w:rPr>
               <w:t>i.e., O</w:t>
             </w:r>
             <w:r>
+              <w:rPr>
+                <w:rFonts w:cstheme="minorHAnsi"/>
+                <w:sz w:val="24"/>
+                <w:szCs w:val="24"/>
+              </w:rPr>
               <w:t xml:space="preserve">rder </w:t>
             </w:r>
             <w:r>
+              <w:rPr>
+                <w:rFonts w:cstheme="minorHAnsi"/>
+                <w:sz w:val="24"/>
+                <w:szCs w:val="24"/>
+              </w:rPr>
               <w:t>Pending, Delayed</w:t>
             </w:r>
             <w:r>
+              <w:rPr>
+                <w:rFonts w:cstheme="minorHAnsi"/>
+                <w:sz w:val="24"/>
+                <w:szCs w:val="24"/>
+              </w:rPr>
               <w:t xml:space="preserve">, </w:t>
             </w:r>
             <w:r>
+              <w:rPr>
+                <w:rFonts w:cstheme="minorHAnsi"/>
+                <w:sz w:val="24"/>
+                <w:szCs w:val="24"/>
+              </w:rPr>
               <w:t>Delivered etc.</w:t>
             </w:r>
           </w:p>
@@ -5650,8 +6043,18 @@
                 <w:ilvl w:val="0"/>
                 <w:numId w:val="7"/>
               </w:numPr>
-            </w:pPr>
-            <w:r>
+              <w:rPr>
+                <w:rFonts w:cstheme="minorHAnsi"/>
+                <w:sz w:val="24"/>
+                <w:szCs w:val="24"/>
+              </w:rPr>
+            </w:pPr>
+            <w:r>
+              <w:rPr>
+                <w:rFonts w:cstheme="minorHAnsi"/>
+                <w:sz w:val="24"/>
+                <w:szCs w:val="24"/>
+              </w:rPr>
               <w:t>The user should get an email or notification when their Item has been delivered or is Out for Delivery.</w:t>
             </w:r>
           </w:p>
@@ -5662,9 +6065,28 @@
                 <w:ilvl w:val="0"/>
                 <w:numId w:val="7"/>
               </w:numPr>
-            </w:pPr>
-            <w:r>
-              <w:t>The tracking status must be consistent across the customer view, the producer dashboard and the manager view.</w:t>
+              <w:rPr>
+                <w:rFonts w:cstheme="minorHAnsi"/>
+                <w:sz w:val="24"/>
+                <w:szCs w:val="24"/>
+              </w:rPr>
+            </w:pPr>
+            <w:r>
+              <w:rPr>
+                <w:rFonts w:cstheme="minorHAnsi"/>
+                <w:sz w:val="24"/>
+                <w:szCs w:val="24"/>
+              </w:rPr>
+              <w:t xml:space="preserve">The tracking status must be consistent across the customer </w:t>
+            </w:r>
+            <w:r>
+              <w:rPr>
+                <w:rFonts w:cstheme="minorHAnsi"/>
+                <w:sz w:val="24"/>
+                <w:szCs w:val="24"/>
+              </w:rPr>
+              <w:lastRenderedPageBreak/>
+              <w:t>view, the producer dashboard and the manager view.</w:t>
             </w:r>
           </w:p>
           <w:p>
@@ -5674,8 +6096,18 @@
                 <w:ilvl w:val="0"/>
                 <w:numId w:val="7"/>
               </w:numPr>
-            </w:pPr>
-            <w:r>
+              <w:rPr>
+                <w:rFonts w:cstheme="minorHAnsi"/>
+                <w:sz w:val="24"/>
+                <w:szCs w:val="24"/>
+              </w:rPr>
+            </w:pPr>
+            <w:r>
+              <w:rPr>
+                <w:rFonts w:cstheme="minorHAnsi"/>
+                <w:sz w:val="24"/>
+                <w:szCs w:val="24"/>
+              </w:rPr>
               <w:t xml:space="preserve">If an order is delayed, there should be an updated Estimated delivery time. The customer should be notified with the reason if available  </w:t>
             </w:r>
           </w:p>
@@ -5685,7 +6117,20 @@
             <w:tcW w:w="2977" w:type="dxa"/>
           </w:tcPr>
           <w:p>
-            <w:r>
+            <w:pPr>
+              <w:rPr>
+                <w:rFonts w:cstheme="minorHAnsi"/>
+                <w:sz w:val="24"/>
+                <w:szCs w:val="24"/>
+              </w:rPr>
+            </w:pPr>
+            <w:r>
+              <w:rPr>
+                <w:rFonts w:cstheme="minorHAnsi"/>
+                <w:sz w:val="24"/>
+                <w:szCs w:val="24"/>
+              </w:rPr>
+              <w:lastRenderedPageBreak/>
               <w:t xml:space="preserve">Transparency during the delivery process builds trust and reduces customer anxiety. This reduces the rate of pointless enquiries made at customer support services. Sending in notifications about their order demonstrates a form of communication between the business and the customer which is crucial as well as commonly practiced in the industry  </w:t>
             </w:r>
           </w:p>
@@ -5697,7 +6142,19 @@
             <w:tcW w:w="2269" w:type="dxa"/>
           </w:tcPr>
           <w:p>
-            <w:r>
+            <w:pPr>
+              <w:rPr>
+                <w:rFonts w:cstheme="minorHAnsi"/>
+                <w:sz w:val="24"/>
+                <w:szCs w:val="24"/>
+              </w:rPr>
+            </w:pPr>
+            <w:r>
+              <w:rPr>
+                <w:rFonts w:cstheme="minorHAnsi"/>
+                <w:sz w:val="24"/>
+                <w:szCs w:val="24"/>
+              </w:rPr>
               <w:t xml:space="preserve">There should be a loyalty program which users can access or sign up for </w:t>
             </w:r>
           </w:p>
@@ -5707,7 +6164,19 @@
             <w:tcW w:w="2552" w:type="dxa"/>
           </w:tcPr>
           <w:p>
-            <w:r>
+            <w:pPr>
+              <w:rPr>
+                <w:rFonts w:cstheme="minorHAnsi"/>
+                <w:sz w:val="24"/>
+                <w:szCs w:val="24"/>
+              </w:rPr>
+            </w:pPr>
+            <w:r>
+              <w:rPr>
+                <w:rFonts w:cstheme="minorHAnsi"/>
+                <w:sz w:val="24"/>
+                <w:szCs w:val="24"/>
+              </w:rPr>
               <w:t>As a regular customer (James) I want to be able to view my loyalty points or rewards since I have been a regular customer for a long period of time. I wish to feel valued for the commitment and loyalty I have shown.</w:t>
             </w:r>
           </w:p>
@@ -5723,23 +6192,58 @@
                 <w:ilvl w:val="0"/>
                 <w:numId w:val="7"/>
               </w:numPr>
-            </w:pPr>
-            <w:r>
+              <w:rPr>
+                <w:rFonts w:cstheme="minorHAnsi"/>
+                <w:sz w:val="24"/>
+                <w:szCs w:val="24"/>
+              </w:rPr>
+            </w:pPr>
+            <w:r>
+              <w:rPr>
+                <w:rFonts w:cstheme="minorHAnsi"/>
+                <w:sz w:val="24"/>
+                <w:szCs w:val="24"/>
+              </w:rPr>
               <w:t xml:space="preserve">There must be a visible </w:t>
             </w:r>
             <w:r>
+              <w:rPr>
+                <w:rFonts w:cstheme="minorHAnsi"/>
+                <w:sz w:val="24"/>
+                <w:szCs w:val="24"/>
+              </w:rPr>
               <w:t>“</w:t>
             </w:r>
             <w:r>
+              <w:rPr>
+                <w:rFonts w:cstheme="minorHAnsi"/>
+                <w:sz w:val="24"/>
+                <w:szCs w:val="24"/>
+              </w:rPr>
               <w:t>Loyalty</w:t>
             </w:r>
             <w:r>
+              <w:rPr>
+                <w:rFonts w:cstheme="minorHAnsi"/>
+                <w:sz w:val="24"/>
+                <w:szCs w:val="24"/>
+              </w:rPr>
               <w:t>”</w:t>
             </w:r>
             <w:r>
+              <w:rPr>
+                <w:rFonts w:cstheme="minorHAnsi"/>
+                <w:sz w:val="24"/>
+                <w:szCs w:val="24"/>
+              </w:rPr>
               <w:t xml:space="preserve"> </w:t>
             </w:r>
             <w:r>
+              <w:rPr>
+                <w:rFonts w:cstheme="minorHAnsi"/>
+                <w:sz w:val="24"/>
+                <w:szCs w:val="24"/>
+              </w:rPr>
               <w:t>or “Rewards”</w:t>
             </w:r>
           </w:p>
@@ -5750,8 +6254,18 @@
                 <w:ilvl w:val="0"/>
                 <w:numId w:val="7"/>
               </w:numPr>
-            </w:pPr>
-            <w:r>
+              <w:rPr>
+                <w:rFonts w:cstheme="minorHAnsi"/>
+                <w:sz w:val="24"/>
+                <w:szCs w:val="24"/>
+              </w:rPr>
+            </w:pPr>
+            <w:r>
+              <w:rPr>
+                <w:rFonts w:cstheme="minorHAnsi"/>
+                <w:sz w:val="24"/>
+                <w:szCs w:val="24"/>
+              </w:rPr>
               <w:t>section in the user’s account.</w:t>
             </w:r>
           </w:p>
@@ -5762,8 +6276,18 @@
                 <w:ilvl w:val="0"/>
                 <w:numId w:val="7"/>
               </w:numPr>
-            </w:pPr>
-            <w:r>
+              <w:rPr>
+                <w:rFonts w:cstheme="minorHAnsi"/>
+                <w:sz w:val="24"/>
+                <w:szCs w:val="24"/>
+              </w:rPr>
+            </w:pPr>
+            <w:r>
+              <w:rPr>
+                <w:rFonts w:cstheme="minorHAnsi"/>
+                <w:sz w:val="24"/>
+                <w:szCs w:val="24"/>
+              </w:rPr>
               <w:t xml:space="preserve">The system must display how many accumulated points they have </w:t>
             </w:r>
           </w:p>
@@ -5774,8 +6298,18 @@
                 <w:ilvl w:val="0"/>
                 <w:numId w:val="7"/>
               </w:numPr>
-            </w:pPr>
-            <w:r>
+              <w:rPr>
+                <w:rFonts w:cstheme="minorHAnsi"/>
+                <w:sz w:val="24"/>
+                <w:szCs w:val="24"/>
+              </w:rPr>
+            </w:pPr>
+            <w:r>
+              <w:rPr>
+                <w:rFonts w:cstheme="minorHAnsi"/>
+                <w:sz w:val="24"/>
+                <w:szCs w:val="24"/>
+              </w:rPr>
               <w:t>The rewards / checkout page must show what applicable discount they can get with their accumulated points.</w:t>
             </w:r>
           </w:p>
@@ -5786,13 +6320,19 @@
                 <w:ilvl w:val="0"/>
                 <w:numId w:val="7"/>
               </w:numPr>
-            </w:pPr>
-            <w:r>
-              <w:t xml:space="preserve">The points balance must automatically update </w:t>
-            </w:r>
-            <w:r>
-              <w:lastRenderedPageBreak/>
-              <w:t xml:space="preserve">once an order status has been marked as “Delivered” </w:t>
+              <w:rPr>
+                <w:rFonts w:cstheme="minorHAnsi"/>
+                <w:sz w:val="24"/>
+                <w:szCs w:val="24"/>
+              </w:rPr>
+            </w:pPr>
+            <w:r>
+              <w:rPr>
+                <w:rFonts w:cstheme="minorHAnsi"/>
+                <w:sz w:val="24"/>
+                <w:szCs w:val="24"/>
+              </w:rPr>
+              <w:t xml:space="preserve">The points balance must automatically update once an order status has been marked as “Delivered” </w:t>
             </w:r>
           </w:p>
         </w:tc>
@@ -5801,11 +6341,27 @@
             <w:tcW w:w="2977" w:type="dxa"/>
           </w:tcPr>
           <w:p>
-            <w:r>
-              <w:lastRenderedPageBreak/>
+            <w:pPr>
+              <w:rPr>
+                <w:rFonts w:cstheme="minorHAnsi"/>
+                <w:sz w:val="24"/>
+                <w:szCs w:val="24"/>
+              </w:rPr>
+            </w:pPr>
+            <w:r>
+              <w:rPr>
+                <w:rFonts w:cstheme="minorHAnsi"/>
+                <w:sz w:val="24"/>
+                <w:szCs w:val="24"/>
+              </w:rPr>
               <w:t xml:space="preserve">Customer Loyalty programs are proven to increase a customer’s overall purchasing value over time, meaning they’re more likely to become loyal customers from regular customers just by </w:t>
             </w:r>
             <w:r>
+              <w:rPr>
+                <w:rFonts w:cstheme="minorHAnsi"/>
+                <w:sz w:val="24"/>
+                <w:szCs w:val="24"/>
+              </w:rPr>
               <w:t>showing them rewards. This encourages repeat purchases and at the same time foster an emotional bond between GLH and their customers.</w:t>
             </w:r>
           </w:p>
@@ -5817,7 +6373,19 @@
             <w:tcW w:w="2269" w:type="dxa"/>
           </w:tcPr>
           <w:p>
-            <w:r>
+            <w:pPr>
+              <w:rPr>
+                <w:rFonts w:cstheme="minorHAnsi"/>
+                <w:sz w:val="24"/>
+                <w:szCs w:val="24"/>
+              </w:rPr>
+            </w:pPr>
+            <w:r>
+              <w:rPr>
+                <w:rFonts w:cstheme="minorHAnsi"/>
+                <w:sz w:val="24"/>
+                <w:szCs w:val="24"/>
+              </w:rPr>
               <w:t>There should be basic accessibility features available</w:t>
             </w:r>
           </w:p>
@@ -5827,13 +6395,35 @@
             <w:tcW w:w="2552" w:type="dxa"/>
           </w:tcPr>
           <w:p>
-            <w:r>
+            <w:pPr>
+              <w:rPr>
+                <w:rFonts w:cstheme="minorHAnsi"/>
+                <w:sz w:val="24"/>
+                <w:szCs w:val="24"/>
+              </w:rPr>
+            </w:pPr>
+            <w:r>
+              <w:rPr>
+                <w:rFonts w:cstheme="minorHAnsi"/>
+                <w:sz w:val="24"/>
+                <w:szCs w:val="24"/>
+              </w:rPr>
               <w:t>As a user with Long-</w:t>
             </w:r>
             <w:r>
+              <w:rPr>
+                <w:rFonts w:cstheme="minorHAnsi"/>
+                <w:sz w:val="24"/>
+                <w:szCs w:val="24"/>
+              </w:rPr>
               <w:t>sightedness (</w:t>
             </w:r>
             <w:r>
+              <w:rPr>
+                <w:rFonts w:cstheme="minorHAnsi"/>
+                <w:sz w:val="24"/>
+                <w:szCs w:val="24"/>
+              </w:rPr>
               <w:t>Charles) I want the option for larger and bolder texts as well as a text-to-speech option so that I may be able to access and use the application independently.</w:t>
             </w:r>
           </w:p>
@@ -5849,8 +6439,18 @@
                 <w:ilvl w:val="0"/>
                 <w:numId w:val="6"/>
               </w:numPr>
-            </w:pPr>
-            <w:r>
+              <w:rPr>
+                <w:rFonts w:cstheme="minorHAnsi"/>
+                <w:sz w:val="24"/>
+                <w:szCs w:val="24"/>
+              </w:rPr>
+            </w:pPr>
+            <w:r>
+              <w:rPr>
+                <w:rFonts w:cstheme="minorHAnsi"/>
+                <w:sz w:val="24"/>
+                <w:szCs w:val="24"/>
+              </w:rPr>
               <w:t xml:space="preserve">The app must support screen readers and keyboard navigation. </w:t>
             </w:r>
           </w:p>
@@ -5861,8 +6461,18 @@
                 <w:ilvl w:val="0"/>
                 <w:numId w:val="6"/>
               </w:numPr>
-            </w:pPr>
-            <w:r>
+              <w:rPr>
+                <w:rFonts w:cstheme="minorHAnsi"/>
+                <w:sz w:val="24"/>
+                <w:szCs w:val="24"/>
+              </w:rPr>
+            </w:pPr>
+            <w:r>
+              <w:rPr>
+                <w:rFonts w:cstheme="minorHAnsi"/>
+                <w:sz w:val="24"/>
+                <w:szCs w:val="24"/>
+              </w:rPr>
               <w:t xml:space="preserve">Text must be resizable without breaking the layout. </w:t>
             </w:r>
           </w:p>
@@ -5873,8 +6483,18 @@
                 <w:ilvl w:val="0"/>
                 <w:numId w:val="6"/>
               </w:numPr>
-            </w:pPr>
-            <w:r>
+              <w:rPr>
+                <w:rFonts w:cstheme="minorHAnsi"/>
+                <w:sz w:val="24"/>
+                <w:szCs w:val="24"/>
+              </w:rPr>
+            </w:pPr>
+            <w:r>
+              <w:rPr>
+                <w:rFonts w:cstheme="minorHAnsi"/>
+                <w:sz w:val="24"/>
+                <w:szCs w:val="24"/>
+              </w:rPr>
               <w:t>High contrast mode must be available.</w:t>
             </w:r>
           </w:p>
@@ -5885,8 +6505,18 @@
                 <w:ilvl w:val="0"/>
                 <w:numId w:val="6"/>
               </w:numPr>
-            </w:pPr>
-            <w:r>
+              <w:rPr>
+                <w:rFonts w:cstheme="minorHAnsi"/>
+                <w:sz w:val="24"/>
+                <w:szCs w:val="24"/>
+              </w:rPr>
+            </w:pPr>
+            <w:r>
+              <w:rPr>
+                <w:rFonts w:cstheme="minorHAnsi"/>
+                <w:sz w:val="24"/>
+                <w:szCs w:val="24"/>
+              </w:rPr>
               <w:t>All images must have alt text.</w:t>
             </w:r>
           </w:p>
@@ -5897,8 +6527,18 @@
                 <w:ilvl w:val="0"/>
                 <w:numId w:val="6"/>
               </w:numPr>
-            </w:pPr>
-            <w:r>
+              <w:rPr>
+                <w:rFonts w:cstheme="minorHAnsi"/>
+                <w:sz w:val="24"/>
+                <w:szCs w:val="24"/>
+              </w:rPr>
+            </w:pPr>
+            <w:r>
+              <w:rPr>
+                <w:rFonts w:cstheme="minorHAnsi"/>
+                <w:sz w:val="24"/>
+                <w:szCs w:val="24"/>
+              </w:rPr>
               <w:t xml:space="preserve"> Voice commands should be supported where possible.</w:t>
             </w:r>
           </w:p>
@@ -5909,8 +6549,18 @@
                 <w:ilvl w:val="0"/>
                 <w:numId w:val="6"/>
               </w:numPr>
-            </w:pPr>
-            <w:r>
+              <w:rPr>
+                <w:rFonts w:cstheme="minorHAnsi"/>
+                <w:sz w:val="24"/>
+                <w:szCs w:val="24"/>
+              </w:rPr>
+            </w:pPr>
+            <w:r>
+              <w:rPr>
+                <w:rFonts w:cstheme="minorHAnsi"/>
+                <w:sz w:val="24"/>
+                <w:szCs w:val="24"/>
+              </w:rPr>
               <w:t>User should be able to adjust the font size of the screen.</w:t>
             </w:r>
           </w:p>
@@ -5921,8 +6571,18 @@
                 <w:ilvl w:val="0"/>
                 <w:numId w:val="6"/>
               </w:numPr>
-            </w:pPr>
-            <w:r>
+              <w:rPr>
+                <w:rFonts w:cstheme="minorHAnsi"/>
+                <w:sz w:val="24"/>
+                <w:szCs w:val="24"/>
+              </w:rPr>
+            </w:pPr>
+            <w:r>
+              <w:rPr>
+                <w:rFonts w:cstheme="minorHAnsi"/>
+                <w:sz w:val="24"/>
+                <w:szCs w:val="24"/>
+              </w:rPr>
               <w:t>All images used my include alt text</w:t>
             </w:r>
           </w:p>
@@ -5933,22 +6593,20 @@
                 <w:ilvl w:val="0"/>
                 <w:numId w:val="6"/>
               </w:numPr>
-            </w:pPr>
-            <w:r>
-              <w:rPr>
-                <w:rFonts w:ascii="Calibri" w:hAnsi="Calibri" w:cs="Calibri"/>
-                <w:sz w:val="23"/>
-                <w:szCs w:val="23"/>
-              </w:rPr>
-              <w:t>The page must comply with the Web Accessibility Guidelines (WCAG</w:t>
-            </w:r>
-            <w:r>
-              <w:rPr>
-                <w:rFonts w:ascii="Calibri" w:hAnsi="Calibri" w:cs="Calibri"/>
-                <w:sz w:val="23"/>
-                <w:szCs w:val="23"/>
-              </w:rPr>
-              <w:t>)</w:t>
+              <w:rPr>
+                <w:rFonts w:cstheme="minorHAnsi"/>
+                <w:sz w:val="24"/>
+                <w:szCs w:val="24"/>
+              </w:rPr>
+            </w:pPr>
+            <w:r>
+              <w:rPr>
+                <w:rFonts w:cstheme="minorHAnsi"/>
+                <w:sz w:val="24"/>
+                <w:szCs w:val="24"/>
+              </w:rPr>
+              <w:lastRenderedPageBreak/>
+              <w:t>The page must comply with the Web Accessibility Guidelines (WCAG)</w:t>
             </w:r>
           </w:p>
         </w:tc>
@@ -5957,16 +6615,44 @@
             <w:tcW w:w="2977" w:type="dxa"/>
           </w:tcPr>
           <w:p>
-            <w:r>
+            <w:pPr>
+              <w:rPr>
+                <w:rFonts w:cstheme="minorHAnsi"/>
+                <w:sz w:val="24"/>
+                <w:szCs w:val="24"/>
+              </w:rPr>
+            </w:pPr>
+            <w:r>
+              <w:rPr>
+                <w:rFonts w:cstheme="minorHAnsi"/>
+                <w:sz w:val="24"/>
+                <w:szCs w:val="24"/>
+              </w:rPr>
+              <w:lastRenderedPageBreak/>
               <w:t>By Including accessibility features</w:t>
             </w:r>
             <w:r>
+              <w:rPr>
+                <w:rFonts w:cstheme="minorHAnsi"/>
+                <w:sz w:val="24"/>
+                <w:szCs w:val="24"/>
+              </w:rPr>
               <w:t xml:space="preserve">, the site gives physically challenged users the ability to enhance and change their experience in multiple ways to fit their needs. This complies with the WCAG guidelines meaning lawsuits can be avoided. </w:t>
             </w:r>
             <w:r>
+              <w:rPr>
+                <w:rFonts w:cstheme="minorHAnsi"/>
+                <w:sz w:val="24"/>
+                <w:szCs w:val="24"/>
+              </w:rPr>
               <w:t>Additionally,</w:t>
             </w:r>
             <w:r>
+              <w:rPr>
+                <w:rFonts w:cstheme="minorHAnsi"/>
+                <w:sz w:val="24"/>
+                <w:szCs w:val="24"/>
+              </w:rPr>
               <w:t xml:space="preserve"> this brings in a whole new customer base with purchasing power which is untapped and often overlooked.</w:t>
             </w:r>
           </w:p>
@@ -6026,7 +6712,7 @@
       </w:tblGrid>
       <w:tr>
         <w:trPr>
-          <w:trHeight w:val="641"/>
+          <w:trHeight w:val="294"/>
         </w:trPr>
         <w:tc>
           <w:tcPr>
@@ -6045,13 +6731,25 @@
             <w:pPr>
               <w:pStyle w:val="Heading2"/>
               <w:outlineLvl w:val="1"/>
+              <w:rPr>
+                <w:b/>
+                <w:bCs/>
+              </w:rPr>
             </w:pPr>
             <w:bookmarkStart w:id="15" w:name="_Toc224032101"/>
             <w:r>
+              <w:rPr>
+                <w:b/>
+                <w:bCs/>
+              </w:rPr>
               <w:t>Performance</w:t>
             </w:r>
             <w:bookmarkEnd w:id="15"/>
             <w:r>
+              <w:rPr>
+                <w:b/>
+                <w:bCs/>
+              </w:rPr>
               <w:t xml:space="preserve"> </w:t>
             </w:r>
           </w:p>
@@ -6075,7 +6773,7 @@
       </w:tr>
       <w:tr>
         <w:trPr>
-          <w:trHeight w:val="847"/>
+          <w:trHeight w:val="446"/>
         </w:trPr>
         <w:tc>
           <w:tcPr>
@@ -6093,15 +6791,7 @@
               <w:spacing w:after="22" w:line="256" w:lineRule="auto"/>
             </w:pPr>
             <w:r>
-              <w:t xml:space="preserve">Non-Functional </w:t>
-            </w:r>
-          </w:p>
-          <w:p>
-            <w:pPr>
-              <w:spacing w:line="256" w:lineRule="auto"/>
-            </w:pPr>
-            <w:r>
-              <w:t xml:space="preserve">Requirement </w:t>
+              <w:t xml:space="preserve">Non-Functional Requirement </w:t>
             </w:r>
           </w:p>
         </w:tc>
@@ -6165,9 +6855,31 @@
             <w:pPr>
               <w:spacing w:line="256" w:lineRule="auto"/>
               <w:ind w:right="10"/>
-            </w:pPr>
-            <w:r>
-              <w:t xml:space="preserve">The system should load all primary pages within 3 seconds under normal operating conditions  </w:t>
+              <w:rPr>
+                <w:sz w:val="24"/>
+                <w:szCs w:val="24"/>
+              </w:rPr>
+            </w:pPr>
+            <w:r>
+              <w:rPr>
+                <w:sz w:val="24"/>
+                <w:szCs w:val="24"/>
+              </w:rPr>
+              <w:t xml:space="preserve">The system should load all primary pages within </w:t>
+            </w:r>
+            <w:r>
+              <w:rPr>
+                <w:sz w:val="24"/>
+                <w:szCs w:val="24"/>
+              </w:rPr>
+              <w:t xml:space="preserve">2.5 </w:t>
+            </w:r>
+            <w:r>
+              <w:rPr>
+                <w:sz w:val="24"/>
+                <w:szCs w:val="24"/>
+              </w:rPr>
+              <w:t xml:space="preserve">seconds under normal operating conditions  </w:t>
             </w:r>
           </w:p>
         </w:tc>
@@ -6185,9 +6897,24 @@
           <w:p>
             <w:pPr>
               <w:spacing w:line="256" w:lineRule="auto"/>
-            </w:pPr>
-            <w:r>
-              <w:t xml:space="preserve">Slow load times negatively impact user experience, which may lead to some users abandoning the booking process </w:t>
+              <w:rPr>
+                <w:sz w:val="24"/>
+                <w:szCs w:val="24"/>
+              </w:rPr>
+            </w:pPr>
+            <w:r>
+              <w:rPr>
+                <w:sz w:val="24"/>
+                <w:szCs w:val="24"/>
+              </w:rPr>
+              <w:t>Slow load times negatively impact user experience, which may lead to some users abandoning the</w:t>
+            </w:r>
+            <w:r>
+              <w:rPr>
+                <w:sz w:val="24"/>
+                <w:szCs w:val="24"/>
+              </w:rPr>
+              <w:t>ir food orders mid process. This is particularly problematic especially when dealing with perishable goods as customers may tend to seek better shopping alternatives leading to a waste in produce.</w:t>
             </w:r>
           </w:p>
         </w:tc>
@@ -6215,7 +6942,16 @@
               <w:spacing w:line="256" w:lineRule="auto"/>
             </w:pPr>
             <w:r>
-              <w:t xml:space="preserve">3 seconds  </w:t>
+              <w:t xml:space="preserve">2.5 </w:t>
+            </w:r>
+            <w:r>
+              <w:t>seconds</w:t>
+            </w:r>
+            <w:r>
+              <w:t xml:space="preserve"> on all mobile and desktop devices.</w:t>
+            </w:r>
+            <w:r>
+              <w:t xml:space="preserve">  </w:t>
             </w:r>
           </w:p>
         </w:tc>
@@ -6238,8 +6974,16 @@
           <w:p>
             <w:pPr>
               <w:spacing w:line="256" w:lineRule="auto"/>
-            </w:pPr>
-            <w:r>
+              <w:rPr>
+                <w:sz w:val="24"/>
+                <w:szCs w:val="24"/>
+              </w:rPr>
+            </w:pPr>
+            <w:r>
+              <w:rPr>
+                <w:sz w:val="24"/>
+                <w:szCs w:val="24"/>
+              </w:rPr>
               <w:t xml:space="preserve">The system should be able to withstand a high frequency of users simultaneously. </w:t>
             </w:r>
           </w:p>
@@ -6258,9 +7002,45 @@
           <w:p>
             <w:pPr>
               <w:spacing w:line="256" w:lineRule="auto"/>
-            </w:pPr>
-            <w:r>
-              <w:t xml:space="preserve">This ensures that the system remains usable during peak periods such as weekends or promotional campaigns. </w:t>
+              <w:rPr>
+                <w:sz w:val="24"/>
+                <w:szCs w:val="24"/>
+              </w:rPr>
+            </w:pPr>
+            <w:r>
+              <w:rPr>
+                <w:sz w:val="24"/>
+                <w:szCs w:val="24"/>
+              </w:rPr>
+              <w:t>This ensures that the system remains usable during peak periods such as weekends</w:t>
+            </w:r>
+            <w:r>
+              <w:rPr>
+                <w:sz w:val="24"/>
+                <w:szCs w:val="24"/>
+              </w:rPr>
+              <w:t>, farmers market hours, holiday seasons</w:t>
+            </w:r>
+            <w:r>
+              <w:rPr>
+                <w:sz w:val="24"/>
+                <w:szCs w:val="24"/>
+              </w:rPr>
+              <w:t xml:space="preserve"> or promotional campaigns. </w:t>
+            </w:r>
+            <w:r>
+              <w:rPr>
+                <w:sz w:val="24"/>
+                <w:szCs w:val="24"/>
+              </w:rPr>
+              <w:t xml:space="preserve">These are periods where producers tend to release limited batch of fresh seasonal produce which would most likely be in high demand hence the system must be able to handle that many </w:t>
+            </w:r>
+            <w:r>
+              <w:rPr>
+                <w:sz w:val="24"/>
+                <w:szCs w:val="24"/>
+              </w:rPr>
+              <w:t>users.</w:t>
             </w:r>
           </w:p>
         </w:tc>
@@ -6287,7 +7067,7 @@
       </w:tr>
       <w:tr>
         <w:trPr>
-          <w:trHeight w:val="638"/>
+          <w:trHeight w:val="221"/>
         </w:trPr>
         <w:tc>
           <w:tcPr>
@@ -6306,14 +7086,25 @@
             <w:pPr>
               <w:pStyle w:val="Heading2"/>
               <w:outlineLvl w:val="1"/>
+              <w:rPr>
+                <w:b/>
+                <w:bCs/>
+              </w:rPr>
             </w:pPr>
             <w:bookmarkStart w:id="16" w:name="_Toc224032102"/>
             <w:r>
-              <w:lastRenderedPageBreak/>
+              <w:rPr>
+                <w:b/>
+                <w:bCs/>
+              </w:rPr>
               <w:t>Security</w:t>
             </w:r>
             <w:bookmarkEnd w:id="16"/>
             <w:r>
+              <w:rPr>
+                <w:b/>
+                <w:bCs/>
+              </w:rPr>
               <w:t xml:space="preserve"> </w:t>
             </w:r>
           </w:p>
@@ -6337,7 +7128,7 @@
       </w:tr>
       <w:tr>
         <w:trPr>
-          <w:trHeight w:val="850"/>
+          <w:trHeight w:val="427"/>
         </w:trPr>
         <w:tc>
           <w:tcPr>
@@ -6355,15 +7146,7 @@
               <w:spacing w:after="22" w:line="256" w:lineRule="auto"/>
             </w:pPr>
             <w:r>
-              <w:t xml:space="preserve">Non-Functional </w:t>
-            </w:r>
-          </w:p>
-          <w:p>
-            <w:pPr>
-              <w:spacing w:line="256" w:lineRule="auto"/>
-            </w:pPr>
-            <w:r>
-              <w:t xml:space="preserve">Requirement </w:t>
+              <w:t xml:space="preserve">Non-Functional Requirement </w:t>
             </w:r>
           </w:p>
         </w:tc>
@@ -6426,8 +7209,16 @@
           <w:p>
             <w:pPr>
               <w:spacing w:line="256" w:lineRule="auto"/>
-            </w:pPr>
-            <w:r>
+              <w:rPr>
+                <w:sz w:val="24"/>
+                <w:szCs w:val="24"/>
+              </w:rPr>
+            </w:pPr>
+            <w:r>
+              <w:rPr>
+                <w:sz w:val="24"/>
+                <w:szCs w:val="24"/>
+              </w:rPr>
               <w:t xml:space="preserve">All passwords must be stored using a strong hashing or other forms of encryption </w:t>
             </w:r>
           </w:p>
@@ -6447,9 +7238,24 @@
             <w:pPr>
               <w:spacing w:line="256" w:lineRule="auto"/>
               <w:ind w:right="20"/>
-            </w:pPr>
-            <w:r>
-              <w:t xml:space="preserve">In case of a data breach, hashed passwords protect user accounts from being compromised  </w:t>
+              <w:rPr>
+                <w:sz w:val="24"/>
+                <w:szCs w:val="24"/>
+              </w:rPr>
+            </w:pPr>
+            <w:r>
+              <w:rPr>
+                <w:sz w:val="24"/>
+                <w:szCs w:val="24"/>
+              </w:rPr>
+              <w:t>In case of a data breach, hashed passwords protect user accounts from being compromised</w:t>
+            </w:r>
+            <w:r>
+              <w:rPr>
+                <w:sz w:val="24"/>
+                <w:szCs w:val="24"/>
+              </w:rPr>
+              <w:t>. This is crucial as most people tend to re-use passwords across multiple other platforms. This can lead to financial damage to customers as well as legal issues for the business which is not beneficial.</w:t>
             </w:r>
           </w:p>
         </w:tc>
@@ -6467,25 +7273,17 @@
           <w:p>
             <w:pPr>
               <w:spacing w:after="1" w:line="276" w:lineRule="auto"/>
-            </w:pPr>
-            <w:r>
-              <w:t xml:space="preserve">100% of passwords in the database are hashed using </w:t>
-            </w:r>
-            <w:proofErr w:type="spellStart"/>
-            <w:r>
-              <w:t>bcrypt</w:t>
-            </w:r>
-            <w:proofErr w:type="spellEnd"/>
-            <w:r>
-              <w:t xml:space="preserve"> with a minimum cost factor of </w:t>
-            </w:r>
-          </w:p>
-          <w:p>
-            <w:pPr>
-              <w:spacing w:line="256" w:lineRule="auto"/>
-            </w:pPr>
-            <w:r>
-              <w:t xml:space="preserve">12 </w:t>
+              <w:rPr>
+                <w:sz w:val="24"/>
+                <w:szCs w:val="24"/>
+              </w:rPr>
+            </w:pPr>
+            <w:r>
+              <w:rPr>
+                <w:sz w:val="24"/>
+                <w:szCs w:val="24"/>
+              </w:rPr>
+              <w:t xml:space="preserve">100% of passwords in the database are hashed using bcrypt with a minimum cost factor of 12 </w:t>
             </w:r>
           </w:p>
         </w:tc>
@@ -6508,8 +7306,17 @@
           <w:p>
             <w:pPr>
               <w:spacing w:line="256" w:lineRule="auto"/>
-            </w:pPr>
-            <w:r>
+              <w:rPr>
+                <w:sz w:val="24"/>
+                <w:szCs w:val="24"/>
+              </w:rPr>
+            </w:pPr>
+            <w:r>
+              <w:rPr>
+                <w:sz w:val="24"/>
+                <w:szCs w:val="24"/>
+              </w:rPr>
+              <w:lastRenderedPageBreak/>
               <w:t xml:space="preserve">The website must enforce HTTPS across all pages.  </w:t>
             </w:r>
           </w:p>
@@ -6527,11 +7334,30 @@
           </w:tcPr>
           <w:p>
             <w:pPr>
+              <w:spacing w:after="120"/>
+              <w:rPr>
+                <w:rFonts w:eastAsia="Times New Roman" w:cstheme="minorHAnsi"/>
+                <w:sz w:val="24"/>
+                <w:szCs w:val="24"/>
+              </w:rPr>
+            </w:pPr>
+            <w:r>
+              <w:rPr>
+                <w:rFonts w:eastAsia="Times New Roman" w:cstheme="minorHAnsi"/>
+                <w:sz w:val="24"/>
+                <w:szCs w:val="24"/>
+              </w:rPr>
+              <w:t>HTTPS encrypts data between the user and the server, preventing interception of personal or payment details. This builds trust and reassures customers that their data is secure and protected.</w:t>
+            </w:r>
+          </w:p>
+          <w:p>
+            <w:pPr>
               <w:spacing w:line="256" w:lineRule="auto"/>
-            </w:pPr>
-            <w:r>
-              <w:t xml:space="preserve">HTTPS encrypts data between the user and the server, preventing interception of personal or payment details  </w:t>
-            </w:r>
+              <w:rPr>
+                <w:sz w:val="24"/>
+                <w:szCs w:val="24"/>
+              </w:rPr>
+            </w:pPr>
           </w:p>
         </w:tc>
         <w:tc>
@@ -6548,84 +7374,33 @@
           <w:p>
             <w:pPr>
               <w:spacing w:line="256" w:lineRule="auto"/>
-            </w:pPr>
-            <w:r>
+              <w:rPr>
+                <w:sz w:val="24"/>
+                <w:szCs w:val="24"/>
+              </w:rPr>
+            </w:pPr>
+            <w:r>
+              <w:rPr>
+                <w:sz w:val="24"/>
+                <w:szCs w:val="24"/>
+              </w:rPr>
               <w:t xml:space="preserve">All pages load over </w:t>
             </w:r>
           </w:p>
           <w:p>
             <w:pPr>
               <w:spacing w:line="256" w:lineRule="auto"/>
-            </w:pPr>
-            <w:r>
+              <w:rPr>
+                <w:sz w:val="24"/>
+                <w:szCs w:val="24"/>
+              </w:rPr>
+            </w:pPr>
+            <w:r>
+              <w:rPr>
+                <w:sz w:val="24"/>
+                <w:szCs w:val="24"/>
+              </w:rPr>
               <w:t xml:space="preserve">HTTPS, with HSTS (HTTP Strict Transport Security) enabled. </w:t>
-            </w:r>
-          </w:p>
-        </w:tc>
-      </w:tr>
-      <w:tr>
-        <w:trPr>
-          <w:trHeight w:val="1476"/>
-        </w:trPr>
-        <w:tc>
-          <w:tcPr>
-            <w:tcW w:w="3120" w:type="dxa"/>
-            <w:tcBorders>
-              <w:top w:val="single" w:sz="4" w:space="0" w:color="000000"/>
-              <w:left w:val="single" w:sz="4" w:space="0" w:color="000000"/>
-              <w:bottom w:val="single" w:sz="4" w:space="0" w:color="000000"/>
-              <w:right w:val="single" w:sz="4" w:space="0" w:color="000000"/>
-            </w:tcBorders>
-            <w:hideMark/>
-          </w:tcPr>
-          <w:p>
-            <w:pPr>
-              <w:spacing w:line="256" w:lineRule="auto"/>
-              <w:jc w:val="both"/>
-            </w:pPr>
-            <w:r>
-              <w:t>Sessions time out after 15 mins of inactivity.</w:t>
-            </w:r>
-          </w:p>
-        </w:tc>
-        <w:tc>
-          <w:tcPr>
-            <w:tcW w:w="4110" w:type="dxa"/>
-            <w:tcBorders>
-              <w:top w:val="single" w:sz="4" w:space="0" w:color="000000"/>
-              <w:left w:val="single" w:sz="4" w:space="0" w:color="000000"/>
-              <w:bottom w:val="single" w:sz="4" w:space="0" w:color="000000"/>
-              <w:right w:val="single" w:sz="4" w:space="0" w:color="000000"/>
-            </w:tcBorders>
-            <w:hideMark/>
-          </w:tcPr>
-          <w:p>
-            <w:pPr>
-              <w:spacing w:line="256" w:lineRule="auto"/>
-              <w:ind w:right="6"/>
-            </w:pPr>
-            <w:r>
-              <w:t xml:space="preserve">This reduces the risk of someone accessing a customer’s account if they leave their device unattended. </w:t>
-            </w:r>
-          </w:p>
-        </w:tc>
-        <w:tc>
-          <w:tcPr>
-            <w:tcW w:w="3686" w:type="dxa"/>
-            <w:tcBorders>
-              <w:top w:val="single" w:sz="4" w:space="0" w:color="000000"/>
-              <w:left w:val="single" w:sz="4" w:space="0" w:color="000000"/>
-              <w:bottom w:val="single" w:sz="4" w:space="0" w:color="000000"/>
-              <w:right w:val="single" w:sz="4" w:space="0" w:color="000000"/>
-            </w:tcBorders>
-            <w:hideMark/>
-          </w:tcPr>
-          <w:p>
-            <w:pPr>
-              <w:spacing w:line="256" w:lineRule="auto"/>
-            </w:pPr>
-            <w:r>
-              <w:t xml:space="preserve">User sessions automatically expire after 15 mins of no activity, requiring re-login </w:t>
             </w:r>
           </w:p>
         </w:tc>
@@ -6653,8 +7428,16 @@
           <w:p>
             <w:pPr>
               <w:spacing w:line="256" w:lineRule="auto"/>
-            </w:pPr>
-            <w:r>
+              <w:rPr>
+                <w:sz w:val="24"/>
+                <w:szCs w:val="24"/>
+              </w:rPr>
+            </w:pPr>
+            <w:r>
+              <w:rPr>
+                <w:sz w:val="24"/>
+                <w:szCs w:val="24"/>
+              </w:rPr>
               <w:t xml:space="preserve">There should be explicit user consent for the use of cookies. </w:t>
             </w:r>
           </w:p>
@@ -6674,9 +7457,31 @@
             <w:pPr>
               <w:spacing w:line="256" w:lineRule="auto"/>
               <w:ind w:right="29"/>
-            </w:pPr>
-            <w:r>
-              <w:t xml:space="preserve">This will enable the client to comply with GDPR laws and protect themselves from potential fines related to cookies. </w:t>
+              <w:rPr>
+                <w:sz w:val="24"/>
+                <w:szCs w:val="24"/>
+              </w:rPr>
+            </w:pPr>
+            <w:r>
+              <w:rPr>
+                <w:sz w:val="24"/>
+                <w:szCs w:val="24"/>
+              </w:rPr>
+              <w:t>This will enable the client to comply with GDPR laws and protect themselves from potential fines related to cookies.</w:t>
+            </w:r>
+            <w:r>
+              <w:rPr>
+                <w:sz w:val="24"/>
+                <w:szCs w:val="24"/>
+              </w:rPr>
+              <w:t xml:space="preserve"> This is very important if GLH uses tacking for marketing recommendations to customers</w:t>
+            </w:r>
+            <w:r>
+              <w:rPr>
+                <w:sz w:val="24"/>
+                <w:szCs w:val="24"/>
+              </w:rPr>
+              <w:t xml:space="preserve"> </w:t>
             </w:r>
           </w:p>
         </w:tc>
@@ -6694,9 +7499,31 @@
           <w:p>
             <w:pPr>
               <w:spacing w:line="256" w:lineRule="auto"/>
-            </w:pPr>
-            <w:r>
-              <w:t xml:space="preserve">Cookies should be visible on any page of the website with a clear way to accept or deny the cookies. </w:t>
+              <w:rPr>
+                <w:sz w:val="24"/>
+                <w:szCs w:val="24"/>
+              </w:rPr>
+            </w:pPr>
+            <w:r>
+              <w:rPr>
+                <w:sz w:val="24"/>
+                <w:szCs w:val="24"/>
+              </w:rPr>
+              <w:t xml:space="preserve">Cookies should be visible on any page of the website </w:t>
+            </w:r>
+            <w:r>
+              <w:rPr>
+                <w:sz w:val="24"/>
+                <w:szCs w:val="24"/>
+              </w:rPr>
+              <w:t xml:space="preserve">on the first visit </w:t>
+            </w:r>
+            <w:r>
+              <w:rPr>
+                <w:sz w:val="24"/>
+                <w:szCs w:val="24"/>
+              </w:rPr>
+              <w:t xml:space="preserve">with a clear way to accept or deny the cookies. </w:t>
             </w:r>
           </w:p>
         </w:tc>
@@ -6732,7 +7559,7 @@
       </w:tblGrid>
       <w:tr>
         <w:trPr>
-          <w:trHeight w:val="641"/>
+          <w:trHeight w:val="17"/>
         </w:trPr>
         <w:tc>
           <w:tcPr>
@@ -6751,13 +7578,25 @@
             <w:pPr>
               <w:pStyle w:val="Heading2"/>
               <w:outlineLvl w:val="1"/>
+              <w:rPr>
+                <w:b/>
+                <w:bCs/>
+              </w:rPr>
             </w:pPr>
             <w:bookmarkStart w:id="17" w:name="_Toc224032103"/>
             <w:r>
+              <w:rPr>
+                <w:b/>
+                <w:bCs/>
+              </w:rPr>
               <w:t>Scalability</w:t>
             </w:r>
             <w:bookmarkEnd w:id="17"/>
             <w:r>
+              <w:rPr>
+                <w:b/>
+                <w:bCs/>
+              </w:rPr>
               <w:t xml:space="preserve"> </w:t>
             </w:r>
           </w:p>
@@ -6765,7 +7604,7 @@
       </w:tr>
       <w:tr>
         <w:trPr>
-          <w:trHeight w:val="848"/>
+          <w:trHeight w:val="427"/>
         </w:trPr>
         <w:tc>
           <w:tcPr>
@@ -6783,15 +7622,7 @@
               <w:spacing w:after="22" w:line="256" w:lineRule="auto"/>
             </w:pPr>
             <w:r>
-              <w:t xml:space="preserve">Non-Functional </w:t>
-            </w:r>
-          </w:p>
-          <w:p>
-            <w:pPr>
-              <w:spacing w:line="256" w:lineRule="auto"/>
-            </w:pPr>
-            <w:r>
-              <w:t xml:space="preserve">Requirement </w:t>
+              <w:t xml:space="preserve">Non-Functional Requirement </w:t>
             </w:r>
           </w:p>
         </w:tc>
@@ -6855,15 +7686,38 @@
             <w:pPr>
               <w:spacing w:line="256" w:lineRule="auto"/>
               <w:ind w:right="5"/>
-            </w:pPr>
-            <w:r>
+              <w:rPr>
+                <w:sz w:val="24"/>
+                <w:szCs w:val="24"/>
+              </w:rPr>
+            </w:pPr>
+            <w:r>
+              <w:rPr>
+                <w:sz w:val="24"/>
+                <w:szCs w:val="24"/>
+              </w:rPr>
               <w:t xml:space="preserve">The system should support an increasing number of </w:t>
             </w:r>
             <w:r>
+              <w:rPr>
+                <w:sz w:val="24"/>
+                <w:szCs w:val="24"/>
+              </w:rPr>
+              <w:t xml:space="preserve">producers, products and </w:t>
+            </w:r>
+            <w:r>
+              <w:rPr>
+                <w:sz w:val="24"/>
+                <w:szCs w:val="24"/>
+              </w:rPr>
               <w:t>orders</w:t>
             </w:r>
             <w:r>
-              <w:t xml:space="preserve"> and uses without performance loss. </w:t>
+              <w:rPr>
+                <w:sz w:val="24"/>
+                <w:szCs w:val="24"/>
+              </w:rPr>
+              <w:t xml:space="preserve"> without performance loss. </w:t>
             </w:r>
           </w:p>
         </w:tc>
@@ -6881,27 +7735,66 @@
           <w:p>
             <w:pPr>
               <w:spacing w:line="256" w:lineRule="auto"/>
-            </w:pPr>
-            <w:r>
+              <w:rPr>
+                <w:sz w:val="24"/>
+                <w:szCs w:val="24"/>
+              </w:rPr>
+            </w:pPr>
+            <w:r>
+              <w:rPr>
+                <w:sz w:val="24"/>
+                <w:szCs w:val="24"/>
+              </w:rPr>
               <w:t xml:space="preserve">As </w:t>
             </w:r>
             <w:r>
+              <w:rPr>
+                <w:sz w:val="24"/>
+                <w:szCs w:val="24"/>
+              </w:rPr>
               <w:t>Greenfield Local Hub</w:t>
             </w:r>
             <w:r>
-              <w:t xml:space="preserve"> grows, the system must accommodate more </w:t>
-            </w:r>
-            <w:r>
+              <w:rPr>
+                <w:sz w:val="24"/>
+                <w:szCs w:val="24"/>
+              </w:rPr>
+              <w:t xml:space="preserve"> grows, the system must accommodate more</w:t>
+            </w:r>
+            <w:r>
+              <w:rPr>
+                <w:sz w:val="24"/>
+                <w:szCs w:val="24"/>
+              </w:rPr>
+              <w:t xml:space="preserve"> producers joining the platform,</w:t>
+            </w:r>
+            <w:r>
+              <w:rPr>
+                <w:sz w:val="24"/>
+                <w:szCs w:val="24"/>
+              </w:rPr>
+              <w:t xml:space="preserve"> </w:t>
+            </w:r>
+            <w:r>
+              <w:rPr>
+                <w:sz w:val="24"/>
+                <w:szCs w:val="24"/>
+              </w:rPr>
               <w:t>orders</w:t>
             </w:r>
             <w:r>
-              <w:t xml:space="preserve">, </w:t>
-            </w:r>
-            <w:r>
-              <w:t>stock management</w:t>
-            </w:r>
-            <w:r>
-              <w:t xml:space="preserve">, and customers.  </w:t>
+              <w:rPr>
+                <w:sz w:val="24"/>
+                <w:szCs w:val="24"/>
+              </w:rPr>
+              <w:t xml:space="preserve"> volumes and an increase in </w:t>
+            </w:r>
+            <w:r>
+              <w:rPr>
+                <w:sz w:val="24"/>
+                <w:szCs w:val="24"/>
+              </w:rPr>
+              <w:t>the product library.</w:t>
             </w:r>
           </w:p>
         </w:tc>
@@ -6919,21 +7812,73 @@
           <w:p>
             <w:pPr>
               <w:spacing w:line="256" w:lineRule="auto"/>
-            </w:pPr>
-            <w:r>
-              <w:t xml:space="preserve">The system can handle a 50% increase in </w:t>
-            </w:r>
-            <w:r>
+              <w:rPr>
+                <w:sz w:val="24"/>
+                <w:szCs w:val="24"/>
+              </w:rPr>
+            </w:pPr>
+            <w:r>
+              <w:rPr>
+                <w:sz w:val="24"/>
+                <w:szCs w:val="24"/>
+              </w:rPr>
+              <w:t xml:space="preserve">The system can handle a </w:t>
+            </w:r>
+            <w:r>
+              <w:rPr>
+                <w:sz w:val="24"/>
+                <w:szCs w:val="24"/>
+              </w:rPr>
+              <w:t>10</w:t>
+            </w:r>
+            <w:r>
+              <w:rPr>
+                <w:sz w:val="24"/>
+                <w:szCs w:val="24"/>
+              </w:rPr>
+              <w:t xml:space="preserve">0% increase in </w:t>
+            </w:r>
+            <w:r>
+              <w:rPr>
+                <w:sz w:val="24"/>
+                <w:szCs w:val="24"/>
+              </w:rPr>
+              <w:t xml:space="preserve">producers and 50% increase in </w:t>
+            </w:r>
+            <w:r>
+              <w:rPr>
+                <w:sz w:val="24"/>
+                <w:szCs w:val="24"/>
+              </w:rPr>
               <w:t>orders</w:t>
             </w:r>
             <w:r>
+              <w:rPr>
+                <w:sz w:val="24"/>
+                <w:szCs w:val="24"/>
+              </w:rPr>
               <w:t xml:space="preserve"> without </w:t>
             </w:r>
             <w:r>
+              <w:rPr>
+                <w:sz w:val="24"/>
+                <w:szCs w:val="24"/>
+              </w:rPr>
               <w:t xml:space="preserve">a </w:t>
             </w:r>
             <w:r>
-              <w:t xml:space="preserve">response time degradation. </w:t>
+              <w:rPr>
+                <w:sz w:val="24"/>
+                <w:szCs w:val="24"/>
+              </w:rPr>
+              <w:t>response time degradation</w:t>
+            </w:r>
+            <w:r>
+              <w:rPr>
+                <w:sz w:val="24"/>
+                <w:szCs w:val="24"/>
+              </w:rPr>
+              <w:t xml:space="preserve"> which exceeds 10%</w:t>
             </w:r>
           </w:p>
         </w:tc>
@@ -6956,9 +7901,24 @@
           <w:p>
             <w:pPr>
               <w:spacing w:line="256" w:lineRule="auto"/>
-            </w:pPr>
-            <w:r>
-              <w:t xml:space="preserve">Database design must allow for easy addition of new features, e.g., new room types, payment methods, etc. </w:t>
+              <w:rPr>
+                <w:sz w:val="24"/>
+                <w:szCs w:val="24"/>
+              </w:rPr>
+            </w:pPr>
+            <w:r>
+              <w:rPr>
+                <w:sz w:val="24"/>
+                <w:szCs w:val="24"/>
+              </w:rPr>
+              <w:t>Database design must allow for easy addition of new features</w:t>
+            </w:r>
+            <w:r>
+              <w:rPr>
+                <w:sz w:val="24"/>
+                <w:szCs w:val="24"/>
+              </w:rPr>
+              <w:t>.</w:t>
             </w:r>
           </w:p>
         </w:tc>
@@ -6976,9 +7936,24 @@
           <w:p>
             <w:pPr>
               <w:spacing w:line="256" w:lineRule="auto"/>
-            </w:pPr>
-            <w:r>
-              <w:t xml:space="preserve">Future expansions should not require major reconstruction </w:t>
+              <w:rPr>
+                <w:sz w:val="24"/>
+                <w:szCs w:val="24"/>
+              </w:rPr>
+            </w:pPr>
+            <w:r>
+              <w:rPr>
+                <w:sz w:val="24"/>
+                <w:szCs w:val="24"/>
+              </w:rPr>
+              <w:t>Future expansions should not require major reconstruction</w:t>
+            </w:r>
+            <w:r>
+              <w:rPr>
+                <w:sz w:val="24"/>
+                <w:szCs w:val="24"/>
+              </w:rPr>
+              <w:t xml:space="preserve">. GLH may introduce new food or producer categories, seasonal events or a whole new service type all together </w:t>
             </w:r>
           </w:p>
         </w:tc>
@@ -6996,16 +7971,52 @@
           <w:p>
             <w:pPr>
               <w:spacing w:line="256" w:lineRule="auto"/>
-            </w:pPr>
-            <w:r>
-              <w:t xml:space="preserve">New room types or payment methods can be added with less than 20% changes to the existing database design. </w:t>
+              <w:rPr>
+                <w:sz w:val="24"/>
+                <w:szCs w:val="24"/>
+              </w:rPr>
+            </w:pPr>
+            <w:r>
+              <w:rPr>
+                <w:sz w:val="24"/>
+                <w:szCs w:val="24"/>
+              </w:rPr>
+              <w:t xml:space="preserve">New </w:t>
+            </w:r>
+            <w:r>
+              <w:rPr>
+                <w:sz w:val="24"/>
+                <w:szCs w:val="24"/>
+              </w:rPr>
+              <w:t xml:space="preserve">product categories </w:t>
+            </w:r>
+            <w:r>
+              <w:rPr>
+                <w:sz w:val="24"/>
+                <w:szCs w:val="24"/>
+              </w:rPr>
+              <w:t xml:space="preserve">can be added with less than </w:t>
+            </w:r>
+            <w:r>
+              <w:rPr>
+                <w:sz w:val="24"/>
+                <w:szCs w:val="24"/>
+              </w:rPr>
+              <w:t>15</w:t>
+            </w:r>
+            <w:r>
+              <w:rPr>
+                <w:sz w:val="24"/>
+                <w:szCs w:val="24"/>
+              </w:rPr>
+              <w:t xml:space="preserve">% changes to the existing database design. </w:t>
             </w:r>
           </w:p>
         </w:tc>
       </w:tr>
       <w:tr>
         <w:trPr>
-          <w:trHeight w:val="930"/>
+          <w:trHeight w:val="221"/>
         </w:trPr>
         <w:tc>
           <w:tcPr>
@@ -7020,16 +8031,33 @@
             <w:hideMark/>
           </w:tcPr>
           <w:p>
-            <w:r>
-              <w:lastRenderedPageBreak/>
+            <w:pPr>
+              <w:rPr>
+                <w:sz w:val="24"/>
+                <w:szCs w:val="24"/>
+              </w:rPr>
+            </w:pPr>
+            <w:r>
+              <w:rPr>
+                <w:sz w:val="24"/>
+                <w:szCs w:val="24"/>
+              </w:rPr>
               <w:t xml:space="preserve">The system should be deployable on cloud infrastructure (e.g., AWS, </w:t>
             </w:r>
           </w:p>
           <w:p>
             <w:pPr>
               <w:spacing w:line="256" w:lineRule="auto"/>
-            </w:pPr>
-            <w:r>
+              <w:rPr>
+                <w:sz w:val="24"/>
+                <w:szCs w:val="24"/>
+              </w:rPr>
+            </w:pPr>
+            <w:r>
+              <w:rPr>
+                <w:sz w:val="24"/>
+                <w:szCs w:val="24"/>
+              </w:rPr>
               <w:t xml:space="preserve">Azure) </w:t>
             </w:r>
           </w:p>
@@ -7048,8 +8076,16 @@
           <w:p>
             <w:pPr>
               <w:spacing w:line="256" w:lineRule="auto"/>
-            </w:pPr>
-            <w:r>
+              <w:rPr>
+                <w:sz w:val="24"/>
+                <w:szCs w:val="24"/>
+              </w:rPr>
+            </w:pPr>
+            <w:r>
+              <w:rPr>
+                <w:sz w:val="24"/>
+                <w:szCs w:val="24"/>
+              </w:rPr>
               <w:t xml:space="preserve">Cloud hosting makes it easier to scale up server resources during busy periods and scale down during quiet times to save costs. </w:t>
             </w:r>
           </w:p>
@@ -7069,8 +8105,16 @@
           <w:p>
             <w:pPr>
               <w:spacing w:line="256" w:lineRule="auto"/>
-            </w:pPr>
-            <w:r>
+              <w:rPr>
+                <w:sz w:val="24"/>
+                <w:szCs w:val="24"/>
+              </w:rPr>
+            </w:pPr>
+            <w:r>
+              <w:rPr>
+                <w:sz w:val="24"/>
+                <w:szCs w:val="24"/>
+              </w:rPr>
               <w:t xml:space="preserve">The application can be deployed and run on at least one major cloud platform (AWS, Azure, or Google Cloud). </w:t>
             </w:r>
           </w:p>
@@ -7078,7 +8122,7 @@
       </w:tr>
       <w:tr>
         <w:trPr>
-          <w:trHeight w:val="641"/>
+          <w:trHeight w:val="17"/>
         </w:trPr>
         <w:tc>
           <w:tcPr>
@@ -7097,13 +8141,25 @@
             <w:pPr>
               <w:pStyle w:val="Heading2"/>
               <w:outlineLvl w:val="1"/>
+              <w:rPr>
+                <w:b/>
+                <w:bCs/>
+              </w:rPr>
             </w:pPr>
             <w:bookmarkStart w:id="18" w:name="_Toc224032104"/>
             <w:r>
+              <w:rPr>
+                <w:b/>
+                <w:bCs/>
+              </w:rPr>
               <w:t>Capacity</w:t>
             </w:r>
             <w:bookmarkEnd w:id="18"/>
             <w:r>
+              <w:rPr>
+                <w:b/>
+                <w:bCs/>
+              </w:rPr>
               <w:t xml:space="preserve"> </w:t>
             </w:r>
           </w:p>
@@ -7111,7 +8167,7 @@
       </w:tr>
       <w:tr>
         <w:trPr>
-          <w:trHeight w:val="850"/>
+          <w:trHeight w:val="369"/>
         </w:trPr>
         <w:tc>
           <w:tcPr>
@@ -7129,15 +8185,7 @@
               <w:spacing w:after="24" w:line="256" w:lineRule="auto"/>
             </w:pPr>
             <w:r>
-              <w:t xml:space="preserve">Non-Functional </w:t>
-            </w:r>
-          </w:p>
-          <w:p>
-            <w:pPr>
-              <w:spacing w:line="256" w:lineRule="auto"/>
-            </w:pPr>
-            <w:r>
-              <w:t xml:space="preserve">Requirement </w:t>
+              <w:t xml:space="preserve">Non-Functional Requirement </w:t>
             </w:r>
           </w:p>
         </w:tc>
@@ -7200,8 +8248,16 @@
           <w:p>
             <w:pPr>
               <w:spacing w:line="256" w:lineRule="auto"/>
-            </w:pPr>
-            <w:r>
+              <w:rPr>
+                <w:sz w:val="24"/>
+                <w:szCs w:val="24"/>
+              </w:rPr>
+            </w:pPr>
+            <w:r>
+              <w:rPr>
+                <w:sz w:val="24"/>
+                <w:szCs w:val="24"/>
+              </w:rPr>
               <w:t xml:space="preserve">The system must support at least 500 concurrent users </w:t>
             </w:r>
           </w:p>
@@ -7220,9 +8276,45 @@
           <w:p>
             <w:pPr>
               <w:spacing w:line="256" w:lineRule="auto"/>
-            </w:pPr>
-            <w:r>
-              <w:t xml:space="preserve">During peak booking times, many users may be accessing the system simultaneously. </w:t>
+              <w:rPr>
+                <w:sz w:val="24"/>
+                <w:szCs w:val="24"/>
+              </w:rPr>
+            </w:pPr>
+            <w:r>
+              <w:rPr>
+                <w:sz w:val="24"/>
+                <w:szCs w:val="24"/>
+              </w:rPr>
+              <w:t>During peak booking times</w:t>
+            </w:r>
+            <w:r>
+              <w:rPr>
+                <w:sz w:val="24"/>
+                <w:szCs w:val="24"/>
+              </w:rPr>
+              <w:t xml:space="preserve"> e.g., during a new product launch or a discount season like black Friday</w:t>
+            </w:r>
+            <w:r>
+              <w:rPr>
+                <w:sz w:val="24"/>
+                <w:szCs w:val="24"/>
+              </w:rPr>
+              <w:t xml:space="preserve">, many </w:t>
+            </w:r>
+            <w:r>
+              <w:rPr>
+                <w:sz w:val="24"/>
+                <w:szCs w:val="24"/>
+              </w:rPr>
+              <w:t xml:space="preserve">customers and producers </w:t>
+            </w:r>
+            <w:r>
+              <w:rPr>
+                <w:sz w:val="24"/>
+                <w:szCs w:val="24"/>
+              </w:rPr>
+              <w:t xml:space="preserve">may be accessing the system simultaneously. </w:t>
             </w:r>
           </w:p>
         </w:tc>
@@ -7240,8 +8332,16 @@
           <w:p>
             <w:pPr>
               <w:spacing w:line="256" w:lineRule="auto"/>
-            </w:pPr>
-            <w:r>
+              <w:rPr>
+                <w:sz w:val="24"/>
+                <w:szCs w:val="24"/>
+              </w:rPr>
+            </w:pPr>
+            <w:r>
+              <w:rPr>
+                <w:sz w:val="24"/>
+                <w:szCs w:val="24"/>
+              </w:rPr>
               <w:t xml:space="preserve">System remains responsive with 500+ concurrent users during simulated peak load. </w:t>
             </w:r>
           </w:p>
@@ -7263,15 +8363,47 @@
             <w:hideMark/>
           </w:tcPr>
           <w:p>
-            <w:r>
-              <w:t xml:space="preserve">The database must store booking history for at </w:t>
+            <w:pPr>
+              <w:rPr>
+                <w:sz w:val="24"/>
+                <w:szCs w:val="24"/>
+              </w:rPr>
+            </w:pPr>
+            <w:r>
+              <w:rPr>
+                <w:sz w:val="24"/>
+                <w:szCs w:val="24"/>
+              </w:rPr>
+              <w:t xml:space="preserve">The database must store </w:t>
+            </w:r>
+            <w:r>
+              <w:rPr>
+                <w:sz w:val="24"/>
+                <w:szCs w:val="24"/>
+              </w:rPr>
+              <w:t xml:space="preserve">order </w:t>
+            </w:r>
+            <w:r>
+              <w:rPr>
+                <w:sz w:val="24"/>
+                <w:szCs w:val="24"/>
+              </w:rPr>
+              <w:t xml:space="preserve">history for at </w:t>
             </w:r>
           </w:p>
           <w:p>
             <w:pPr>
               <w:spacing w:line="256" w:lineRule="auto"/>
-            </w:pPr>
-            <w:r>
+              <w:rPr>
+                <w:sz w:val="24"/>
+                <w:szCs w:val="24"/>
+              </w:rPr>
+            </w:pPr>
+            <w:r>
+              <w:rPr>
+                <w:sz w:val="24"/>
+                <w:szCs w:val="24"/>
+              </w:rPr>
               <w:t xml:space="preserve">least 2 years  </w:t>
             </w:r>
           </w:p>
@@ -7290,9 +8422,24 @@
           <w:p>
             <w:pPr>
               <w:spacing w:line="256" w:lineRule="auto"/>
-            </w:pPr>
-            <w:r>
+              <w:rPr>
+                <w:sz w:val="24"/>
+                <w:szCs w:val="24"/>
+              </w:rPr>
+            </w:pPr>
+            <w:r>
+              <w:rPr>
+                <w:sz w:val="24"/>
+                <w:szCs w:val="24"/>
+              </w:rPr>
               <w:t xml:space="preserve">Required for recordkeeping, customer service, and business analytics. </w:t>
+            </w:r>
+            <w:r>
+              <w:rPr>
+                <w:sz w:val="24"/>
+                <w:szCs w:val="24"/>
+              </w:rPr>
+              <w:t xml:space="preserve">It also helps and supports customers and producers in carrying out repeat orders </w:t>
             </w:r>
           </w:p>
         </w:tc>
@@ -7310,9 +8457,31 @@
           <w:p>
             <w:pPr>
               <w:spacing w:line="256" w:lineRule="auto"/>
-            </w:pPr>
-            <w:r>
-              <w:t xml:space="preserve">All booking data is retained and accessible for 24 months from the date of booking. </w:t>
+              <w:rPr>
+                <w:sz w:val="24"/>
+                <w:szCs w:val="24"/>
+              </w:rPr>
+            </w:pPr>
+            <w:r>
+              <w:rPr>
+                <w:sz w:val="24"/>
+                <w:szCs w:val="24"/>
+              </w:rPr>
+              <w:t xml:space="preserve">All </w:t>
+            </w:r>
+            <w:r>
+              <w:rPr>
+                <w:sz w:val="24"/>
+                <w:szCs w:val="24"/>
+              </w:rPr>
+              <w:t>order</w:t>
+            </w:r>
+            <w:r>
+              <w:rPr>
+                <w:sz w:val="24"/>
+                <w:szCs w:val="24"/>
+              </w:rPr>
+              <w:t xml:space="preserve"> data is retained and accessible for 24 months from the date of booking. </w:t>
             </w:r>
           </w:p>
         </w:tc>
@@ -7335,8 +8504,17 @@
           <w:p>
             <w:pPr>
               <w:spacing w:line="256" w:lineRule="auto"/>
-            </w:pPr>
-            <w:r>
+              <w:rPr>
+                <w:sz w:val="24"/>
+                <w:szCs w:val="24"/>
+              </w:rPr>
+            </w:pPr>
+            <w:r>
+              <w:rPr>
+                <w:sz w:val="24"/>
+                <w:szCs w:val="24"/>
+              </w:rPr>
+              <w:lastRenderedPageBreak/>
               <w:t xml:space="preserve">The system must handle at least 10,000 customer accounts </w:t>
             </w:r>
           </w:p>
@@ -7356,9 +8534,24 @@
             <w:pPr>
               <w:spacing w:line="256" w:lineRule="auto"/>
               <w:ind w:right="2"/>
-            </w:pPr>
-            <w:r>
-              <w:t xml:space="preserve">As the business grows, the user base will increase. </w:t>
+              <w:rPr>
+                <w:sz w:val="24"/>
+                <w:szCs w:val="24"/>
+              </w:rPr>
+            </w:pPr>
+            <w:r>
+              <w:rPr>
+                <w:sz w:val="24"/>
+                <w:szCs w:val="24"/>
+              </w:rPr>
+              <w:t>As the business grows, the user base will increas</w:t>
+            </w:r>
+            <w:r>
+              <w:rPr>
+                <w:sz w:val="24"/>
+                <w:szCs w:val="24"/>
+              </w:rPr>
+              <w:t>e significantly.</w:t>
             </w:r>
           </w:p>
         </w:tc>
@@ -7376,9 +8569,24 @@
           <w:p>
             <w:pPr>
               <w:spacing w:line="256" w:lineRule="auto"/>
-            </w:pPr>
-            <w:r>
-              <w:t xml:space="preserve">The database can handle over 10,000 user records with query response times under 100ms </w:t>
+              <w:rPr>
+                <w:sz w:val="24"/>
+                <w:szCs w:val="24"/>
+              </w:rPr>
+            </w:pPr>
+            <w:r>
+              <w:rPr>
+                <w:sz w:val="24"/>
+                <w:szCs w:val="24"/>
+              </w:rPr>
+              <w:t>The database can handle over 10,000 user records with query response times under 100ms</w:t>
+            </w:r>
+            <w:r>
+              <w:rPr>
+                <w:sz w:val="24"/>
+                <w:szCs w:val="24"/>
+              </w:rPr>
+              <w:t>.</w:t>
             </w:r>
           </w:p>
         </w:tc>
@@ -7413,7 +8621,7 @@
       </w:tblGrid>
       <w:tr>
         <w:trPr>
-          <w:trHeight w:val="509"/>
+          <w:trHeight w:val="352"/>
         </w:trPr>
         <w:tc>
           <w:tcPr>
@@ -7430,13 +8638,25 @@
             <w:pPr>
               <w:pStyle w:val="Heading2"/>
               <w:outlineLvl w:val="1"/>
+              <w:rPr>
+                <w:b/>
+                <w:bCs/>
+              </w:rPr>
             </w:pPr>
             <w:bookmarkStart w:id="19" w:name="_Toc224032105"/>
             <w:r>
+              <w:rPr>
+                <w:b/>
+                <w:bCs/>
+              </w:rPr>
               <w:t>Reliability</w:t>
             </w:r>
             <w:bookmarkEnd w:id="19"/>
             <w:r>
+              <w:rPr>
+                <w:b/>
+                <w:bCs/>
+              </w:rPr>
               <w:t xml:space="preserve"> </w:t>
             </w:r>
           </w:p>
@@ -7476,7 +8696,7 @@
       </w:tr>
       <w:tr>
         <w:trPr>
-          <w:trHeight w:val="850"/>
+          <w:trHeight w:val="501"/>
         </w:trPr>
         <w:tc>
           <w:tcPr>
@@ -7494,15 +8714,7 @@
               <w:spacing w:after="24" w:line="256" w:lineRule="auto"/>
             </w:pPr>
             <w:r>
-              <w:t xml:space="preserve">Non-Functional </w:t>
-            </w:r>
-          </w:p>
-          <w:p>
-            <w:pPr>
-              <w:spacing w:line="256" w:lineRule="auto"/>
-            </w:pPr>
-            <w:r>
-              <w:t xml:space="preserve">Requirement </w:t>
+              <w:t xml:space="preserve">Non-Functional Requirement </w:t>
             </w:r>
           </w:p>
         </w:tc>
@@ -7549,7 +8761,7 @@
       </w:tr>
       <w:tr>
         <w:trPr>
-          <w:trHeight w:val="2545"/>
+          <w:trHeight w:val="1562"/>
         </w:trPr>
         <w:tc>
           <w:tcPr>
@@ -7565,8 +8777,16 @@
           <w:p>
             <w:pPr>
               <w:spacing w:line="256" w:lineRule="auto"/>
-            </w:pPr>
-            <w:r>
+              <w:rPr>
+                <w:sz w:val="24"/>
+                <w:szCs w:val="24"/>
+              </w:rPr>
+            </w:pPr>
+            <w:r>
+              <w:rPr>
+                <w:sz w:val="24"/>
+                <w:szCs w:val="24"/>
+              </w:rPr>
               <w:t xml:space="preserve">The system must be available(up-time) 99.9% of the time, excluding scheduled maintenance </w:t>
             </w:r>
           </w:p>
@@ -7585,9 +8805,45 @@
           <w:p>
             <w:pPr>
               <w:spacing w:line="256" w:lineRule="auto"/>
-            </w:pPr>
-            <w:r>
-              <w:t xml:space="preserve">The platform must be consistently accessible to customers for ordering and reservations. Downtime directly impacts revenue and customer trust. </w:t>
+              <w:rPr>
+                <w:sz w:val="24"/>
+                <w:szCs w:val="24"/>
+              </w:rPr>
+            </w:pPr>
+            <w:r>
+              <w:rPr>
+                <w:sz w:val="24"/>
+                <w:szCs w:val="24"/>
+              </w:rPr>
+              <w:t xml:space="preserve">The platform must be consistently accessible to customers for ordering and </w:t>
+            </w:r>
+            <w:r>
+              <w:rPr>
+                <w:sz w:val="24"/>
+                <w:szCs w:val="24"/>
+              </w:rPr>
+              <w:t>Delivery</w:t>
+            </w:r>
+            <w:r>
+              <w:rPr>
+                <w:sz w:val="24"/>
+                <w:szCs w:val="24"/>
+              </w:rPr>
+              <w:t xml:space="preserve">. Downtime directly impacts </w:t>
+            </w:r>
+            <w:r>
+              <w:rPr>
+                <w:sz w:val="24"/>
+                <w:szCs w:val="24"/>
+              </w:rPr>
+              <w:t xml:space="preserve">producer </w:t>
+            </w:r>
+            <w:r>
+              <w:rPr>
+                <w:sz w:val="24"/>
+                <w:szCs w:val="24"/>
+              </w:rPr>
+              <w:t xml:space="preserve">revenue and customer trust. </w:t>
             </w:r>
           </w:p>
         </w:tc>
@@ -7605,9 +8861,31 @@
           <w:p>
             <w:pPr>
               <w:spacing w:line="256" w:lineRule="auto"/>
-            </w:pPr>
-            <w:r>
-              <w:t xml:space="preserve">99.9% uptime measured monthly; scheduled maintenance communicated ≥ 24 hours in advance. </w:t>
+              <w:rPr>
+                <w:sz w:val="24"/>
+                <w:szCs w:val="24"/>
+              </w:rPr>
+            </w:pPr>
+            <w:r>
+              <w:rPr>
+                <w:sz w:val="24"/>
+                <w:szCs w:val="24"/>
+              </w:rPr>
+              <w:t xml:space="preserve">99.9% uptime measured monthly; scheduled maintenance communicated ≥ </w:t>
+            </w:r>
+            <w:r>
+              <w:rPr>
+                <w:sz w:val="24"/>
+                <w:szCs w:val="24"/>
+              </w:rPr>
+              <w:t>48</w:t>
+            </w:r>
+            <w:r>
+              <w:rPr>
+                <w:sz w:val="24"/>
+                <w:szCs w:val="24"/>
+              </w:rPr>
+              <w:t xml:space="preserve"> hours in advance. </w:t>
             </w:r>
           </w:p>
         </w:tc>
@@ -7630,8 +8908,16 @@
           <w:p>
             <w:pPr>
               <w:spacing w:line="256" w:lineRule="auto"/>
-            </w:pPr>
-            <w:r>
+              <w:rPr>
+                <w:sz w:val="24"/>
+                <w:szCs w:val="24"/>
+              </w:rPr>
+            </w:pPr>
+            <w:r>
+              <w:rPr>
+                <w:sz w:val="24"/>
+                <w:szCs w:val="24"/>
+              </w:rPr>
               <w:t xml:space="preserve">Daily automatic backups with the ability to restore data if needed </w:t>
             </w:r>
           </w:p>
@@ -7650,8 +8936,16 @@
           <w:p>
             <w:pPr>
               <w:spacing w:line="256" w:lineRule="auto"/>
-            </w:pPr>
-            <w:r>
+              <w:rPr>
+                <w:sz w:val="24"/>
+                <w:szCs w:val="24"/>
+              </w:rPr>
+            </w:pPr>
+            <w:r>
+              <w:rPr>
+                <w:sz w:val="24"/>
+                <w:szCs w:val="24"/>
+              </w:rPr>
               <w:t xml:space="preserve">Backups protect against data loss from system failures, mistakes, or security issues, keeping the business running smoothly. </w:t>
             </w:r>
           </w:p>
@@ -7671,16 +8965,139 @@
             <w:pPr>
               <w:spacing w:line="256" w:lineRule="auto"/>
               <w:ind w:right="33"/>
-            </w:pPr>
-            <w:r>
-              <w:t xml:space="preserve">Backups are verified every day; recovery can be completed within 4 hours if needed. </w:t>
+              <w:rPr>
+                <w:sz w:val="24"/>
+                <w:szCs w:val="24"/>
+              </w:rPr>
+            </w:pPr>
+            <w:r>
+              <w:rPr>
+                <w:sz w:val="24"/>
+                <w:szCs w:val="24"/>
+              </w:rPr>
+              <w:t xml:space="preserve">Backups are verified </w:t>
+            </w:r>
+            <w:r>
+              <w:rPr>
+                <w:sz w:val="24"/>
+                <w:szCs w:val="24"/>
+              </w:rPr>
+              <w:t>daily,</w:t>
+            </w:r>
+            <w:r>
+              <w:rPr>
+                <w:sz w:val="24"/>
+                <w:szCs w:val="24"/>
+              </w:rPr>
+              <w:t xml:space="preserve"> recovery can be completed within 4 hours if needed</w:t>
+            </w:r>
+            <w:r>
+              <w:rPr>
+                <w:sz w:val="24"/>
+                <w:szCs w:val="24"/>
+              </w:rPr>
+              <w:t xml:space="preserve"> and the backup retention period is 30 days</w:t>
+            </w:r>
+            <w:r>
+              <w:rPr>
+                <w:sz w:val="24"/>
+                <w:szCs w:val="24"/>
+              </w:rPr>
+              <w:t xml:space="preserve"> daily, 12 months monthly</w:t>
             </w:r>
           </w:p>
         </w:tc>
       </w:tr>
       <w:tr>
         <w:trPr>
-          <w:trHeight w:val="641"/>
+          <w:trHeight w:val="1769"/>
+        </w:trPr>
+        <w:tc>
+          <w:tcPr>
+            <w:tcW w:w="3120" w:type="dxa"/>
+            <w:tcBorders>
+              <w:top w:val="single" w:sz="4" w:space="0" w:color="000000"/>
+              <w:left w:val="single" w:sz="4" w:space="0" w:color="000000"/>
+              <w:bottom w:val="single" w:sz="4" w:space="0" w:color="000000"/>
+              <w:right w:val="single" w:sz="4" w:space="0" w:color="000000"/>
+            </w:tcBorders>
+          </w:tcPr>
+          <w:p>
+            <w:pPr>
+              <w:spacing w:line="256" w:lineRule="auto"/>
+              <w:rPr>
+                <w:sz w:val="24"/>
+                <w:szCs w:val="24"/>
+              </w:rPr>
+            </w:pPr>
+            <w:r>
+              <w:rPr>
+                <w:sz w:val="24"/>
+                <w:szCs w:val="24"/>
+              </w:rPr>
+              <w:t>Real-time synchronisation between producer dashboard and customer view.</w:t>
+            </w:r>
+          </w:p>
+        </w:tc>
+        <w:tc>
+          <w:tcPr>
+            <w:tcW w:w="4110" w:type="dxa"/>
+            <w:tcBorders>
+              <w:top w:val="single" w:sz="4" w:space="0" w:color="000000"/>
+              <w:left w:val="single" w:sz="4" w:space="0" w:color="000000"/>
+              <w:bottom w:val="single" w:sz="4" w:space="0" w:color="000000"/>
+              <w:right w:val="single" w:sz="4" w:space="0" w:color="000000"/>
+            </w:tcBorders>
+          </w:tcPr>
+          <w:p>
+            <w:pPr>
+              <w:spacing w:line="256" w:lineRule="auto"/>
+              <w:rPr>
+                <w:sz w:val="24"/>
+                <w:szCs w:val="24"/>
+              </w:rPr>
+            </w:pPr>
+            <w:r>
+              <w:rPr>
+                <w:sz w:val="24"/>
+                <w:szCs w:val="24"/>
+              </w:rPr>
+              <w:t>When producers update stock or prices, customers must see changes instantly so as to prevent overselling</w:t>
+            </w:r>
+          </w:p>
+        </w:tc>
+        <w:tc>
+          <w:tcPr>
+            <w:tcW w:w="3686" w:type="dxa"/>
+            <w:tcBorders>
+              <w:top w:val="single" w:sz="4" w:space="0" w:color="000000"/>
+              <w:left w:val="single" w:sz="4" w:space="0" w:color="000000"/>
+              <w:bottom w:val="single" w:sz="4" w:space="0" w:color="000000"/>
+              <w:right w:val="single" w:sz="4" w:space="0" w:color="000000"/>
+            </w:tcBorders>
+          </w:tcPr>
+          <w:p>
+            <w:pPr>
+              <w:spacing w:line="256" w:lineRule="auto"/>
+              <w:ind w:right="33"/>
+              <w:rPr>
+                <w:sz w:val="24"/>
+                <w:szCs w:val="24"/>
+              </w:rPr>
+            </w:pPr>
+            <w:r>
+              <w:rPr>
+                <w:sz w:val="24"/>
+                <w:szCs w:val="24"/>
+              </w:rPr>
+              <w:t xml:space="preserve">Inventory updates reflect on customer pages within 3 seconds of producer dashboard changes </w:t>
+            </w:r>
+          </w:p>
+        </w:tc>
+      </w:tr>
+      <w:tr>
+        <w:trPr>
+          <w:trHeight w:val="17"/>
         </w:trPr>
         <w:tc>
           <w:tcPr>
@@ -7698,14 +9115,25 @@
             <w:pPr>
               <w:pStyle w:val="Heading2"/>
               <w:outlineLvl w:val="1"/>
+              <w:rPr>
+                <w:b/>
+                <w:bCs/>
+              </w:rPr>
             </w:pPr>
             <w:bookmarkStart w:id="20" w:name="_Toc224032106"/>
             <w:r>
-              <w:lastRenderedPageBreak/>
+              <w:rPr>
+                <w:b/>
+                <w:bCs/>
+              </w:rPr>
               <w:t>Usability</w:t>
             </w:r>
             <w:bookmarkEnd w:id="20"/>
             <w:r>
+              <w:rPr>
+                <w:b/>
+                <w:bCs/>
+              </w:rPr>
               <w:t xml:space="preserve"> </w:t>
             </w:r>
           </w:p>
@@ -7745,7 +9173,7 @@
       </w:tr>
       <w:tr>
         <w:trPr>
-          <w:trHeight w:val="850"/>
+          <w:trHeight w:val="510"/>
         </w:trPr>
         <w:tc>
           <w:tcPr>
@@ -7763,15 +9191,7 @@
               <w:spacing w:after="24" w:line="256" w:lineRule="auto"/>
             </w:pPr>
             <w:r>
-              <w:t xml:space="preserve">Non-Functional </w:t>
-            </w:r>
-          </w:p>
-          <w:p>
-            <w:pPr>
-              <w:spacing w:line="256" w:lineRule="auto"/>
-            </w:pPr>
-            <w:r>
-              <w:t xml:space="preserve">Requirement </w:t>
+              <w:t xml:space="preserve">Non-Functional Requirement </w:t>
             </w:r>
           </w:p>
         </w:tc>
@@ -7835,9 +9255,31 @@
             <w:pPr>
               <w:spacing w:line="256" w:lineRule="auto"/>
               <w:ind w:right="44"/>
-            </w:pPr>
-            <w:r>
-              <w:t xml:space="preserve">First-time users should be able to complete a booking within 5 minutes. </w:t>
+              <w:rPr>
+                <w:sz w:val="24"/>
+                <w:szCs w:val="24"/>
+              </w:rPr>
+            </w:pPr>
+            <w:r>
+              <w:rPr>
+                <w:sz w:val="24"/>
+                <w:szCs w:val="24"/>
+              </w:rPr>
+              <w:t xml:space="preserve">First-time users should be able to complete a </w:t>
+            </w:r>
+            <w:r>
+              <w:rPr>
+                <w:sz w:val="24"/>
+                <w:szCs w:val="24"/>
+              </w:rPr>
+              <w:t xml:space="preserve">scheduling / order </w:t>
+            </w:r>
+            <w:r>
+              <w:rPr>
+                <w:sz w:val="24"/>
+                <w:szCs w:val="24"/>
+              </w:rPr>
+              <w:t xml:space="preserve">within 5 minutes. </w:t>
             </w:r>
           </w:p>
         </w:tc>
@@ -7855,9 +9297,45 @@
           <w:p>
             <w:pPr>
               <w:spacing w:line="256" w:lineRule="auto"/>
-            </w:pPr>
-            <w:r>
-              <w:t xml:space="preserve">A simple and intuitive booking process encourages adoption and reduces drop-offs </w:t>
+              <w:rPr>
+                <w:sz w:val="24"/>
+                <w:szCs w:val="24"/>
+              </w:rPr>
+            </w:pPr>
+            <w:r>
+              <w:rPr>
+                <w:sz w:val="24"/>
+                <w:szCs w:val="24"/>
+              </w:rPr>
+              <w:t xml:space="preserve">A simple and intuitive </w:t>
+            </w:r>
+            <w:r>
+              <w:rPr>
+                <w:sz w:val="24"/>
+                <w:szCs w:val="24"/>
+              </w:rPr>
+              <w:t>orderin</w:t>
+            </w:r>
+            <w:r>
+              <w:rPr>
+                <w:sz w:val="24"/>
+                <w:szCs w:val="24"/>
+              </w:rPr>
+              <w:t>g process encourages adoption and reduces drop-offs</w:t>
+            </w:r>
+            <w:r>
+              <w:rPr>
+                <w:sz w:val="24"/>
+                <w:szCs w:val="24"/>
+              </w:rPr>
+              <w:t xml:space="preserve">. This is particularly </w:t>
+            </w:r>
+            <w:r>
+              <w:rPr>
+                <w:sz w:val="24"/>
+                <w:szCs w:val="24"/>
+              </w:rPr>
+              <w:t>important for elderly customers (like Charles) and those less familiar with food ordering</w:t>
             </w:r>
           </w:p>
         </w:tc>
@@ -7875,8 +9353,16 @@
           <w:p>
             <w:pPr>
               <w:spacing w:line="256" w:lineRule="auto"/>
-            </w:pPr>
-            <w:r>
+              <w:rPr>
+                <w:sz w:val="24"/>
+                <w:szCs w:val="24"/>
+              </w:rPr>
+            </w:pPr>
+            <w:r>
+              <w:rPr>
+                <w:sz w:val="24"/>
+                <w:szCs w:val="24"/>
+              </w:rPr>
               <w:t xml:space="preserve">90% of new users complete a booking in under 5 minutes during usability testing. </w:t>
             </w:r>
           </w:p>
@@ -7901,9 +9387,31 @@
             <w:pPr>
               <w:spacing w:line="256" w:lineRule="auto"/>
               <w:ind w:right="47"/>
-            </w:pPr>
-            <w:r>
-              <w:t xml:space="preserve">Returning users should be able to re-book a previous room type in under 2 minutes. </w:t>
+              <w:rPr>
+                <w:sz w:val="24"/>
+                <w:szCs w:val="24"/>
+              </w:rPr>
+            </w:pPr>
+            <w:r>
+              <w:rPr>
+                <w:sz w:val="24"/>
+                <w:szCs w:val="24"/>
+              </w:rPr>
+              <w:t>Returning users should be able to re-book a previou</w:t>
+            </w:r>
+            <w:r>
+              <w:rPr>
+                <w:sz w:val="24"/>
+                <w:szCs w:val="24"/>
+              </w:rPr>
+              <w:t>s purchase</w:t>
+            </w:r>
+            <w:r>
+              <w:rPr>
+                <w:sz w:val="24"/>
+                <w:szCs w:val="24"/>
+              </w:rPr>
+              <w:t xml:space="preserve"> in under 2 minutes. </w:t>
             </w:r>
           </w:p>
         </w:tc>
@@ -7921,8 +9429,16 @@
           <w:p>
             <w:pPr>
               <w:spacing w:line="256" w:lineRule="auto"/>
-            </w:pPr>
-            <w:r>
+              <w:rPr>
+                <w:sz w:val="24"/>
+                <w:szCs w:val="24"/>
+              </w:rPr>
+            </w:pPr>
+            <w:r>
+              <w:rPr>
+                <w:sz w:val="24"/>
+                <w:szCs w:val="24"/>
+              </w:rPr>
               <w:t xml:space="preserve">Speed and convenience for loyal customers improve satisfaction and retention. </w:t>
             </w:r>
           </w:p>
@@ -7941,8 +9457,16 @@
           <w:p>
             <w:pPr>
               <w:spacing w:line="256" w:lineRule="auto"/>
-            </w:pPr>
-            <w:r>
+              <w:rPr>
+                <w:sz w:val="24"/>
+                <w:szCs w:val="24"/>
+              </w:rPr>
+            </w:pPr>
+            <w:r>
+              <w:rPr>
+                <w:sz w:val="24"/>
+                <w:szCs w:val="24"/>
+              </w:rPr>
               <w:t xml:space="preserve">Users with past bookings can re-book in under 2 minutes on average. </w:t>
             </w:r>
           </w:p>
@@ -7966,9 +9490,45 @@
           <w:p>
             <w:pPr>
               <w:spacing w:line="256" w:lineRule="auto"/>
-            </w:pPr>
-            <w:r>
-              <w:t xml:space="preserve">Error rates for critical tasks (booking, cancellation) should be below 2%. </w:t>
+              <w:rPr>
+                <w:sz w:val="24"/>
+                <w:szCs w:val="24"/>
+              </w:rPr>
+            </w:pPr>
+            <w:r>
+              <w:rPr>
+                <w:sz w:val="24"/>
+                <w:szCs w:val="24"/>
+              </w:rPr>
+              <w:t>Error rates for critical tasks (</w:t>
+            </w:r>
+            <w:r>
+              <w:rPr>
+                <w:sz w:val="24"/>
+                <w:szCs w:val="24"/>
+              </w:rPr>
+              <w:t>ordering</w:t>
+            </w:r>
+            <w:r>
+              <w:rPr>
+                <w:sz w:val="24"/>
+                <w:szCs w:val="24"/>
+              </w:rPr>
+              <w:t>, cancellation</w:t>
+            </w:r>
+            <w:r>
+              <w:rPr>
+                <w:sz w:val="24"/>
+                <w:szCs w:val="24"/>
+              </w:rPr>
+              <w:t>, updating stock</w:t>
+            </w:r>
+            <w:r>
+              <w:rPr>
+                <w:sz w:val="24"/>
+                <w:szCs w:val="24"/>
+              </w:rPr>
+              <w:t xml:space="preserve">) should be below 2%. </w:t>
             </w:r>
           </w:p>
         </w:tc>
@@ -7986,9 +9546,24 @@
           <w:p>
             <w:pPr>
               <w:spacing w:line="256" w:lineRule="auto"/>
-            </w:pPr>
-            <w:r>
+              <w:rPr>
+                <w:sz w:val="24"/>
+                <w:szCs w:val="24"/>
+              </w:rPr>
+            </w:pPr>
+            <w:r>
+              <w:rPr>
+                <w:sz w:val="24"/>
+                <w:szCs w:val="24"/>
+              </w:rPr>
               <w:t xml:space="preserve">A well-designed system minimises user mistakes and frustration. </w:t>
+            </w:r>
+            <w:r>
+              <w:rPr>
+                <w:sz w:val="24"/>
+                <w:szCs w:val="24"/>
+              </w:rPr>
+              <w:t>This is critical for producers dealing with massive orders and managing inventory during busy periods.</w:t>
             </w:r>
           </w:p>
         </w:tc>
@@ -8006,8 +9581,16 @@
           <w:p>
             <w:pPr>
               <w:spacing w:line="256" w:lineRule="auto"/>
-            </w:pPr>
-            <w:r>
+              <w:rPr>
+                <w:sz w:val="24"/>
+                <w:szCs w:val="24"/>
+              </w:rPr>
+            </w:pPr>
+            <w:r>
+              <w:rPr>
+                <w:sz w:val="24"/>
+                <w:szCs w:val="24"/>
+              </w:rPr>
               <w:t xml:space="preserve">Less than 2% of booking or cancellation attempts result in user error requiring correction. </w:t>
             </w:r>
           </w:p>
@@ -8015,7 +9598,7 @@
       </w:tr>
       <w:tr>
         <w:trPr>
-          <w:trHeight w:val="641"/>
+          <w:trHeight w:val="17"/>
         </w:trPr>
         <w:tc>
           <w:tcPr>
@@ -8033,13 +9616,26 @@
             <w:pPr>
               <w:pStyle w:val="Heading2"/>
               <w:outlineLvl w:val="1"/>
+              <w:rPr>
+                <w:b/>
+                <w:bCs/>
+              </w:rPr>
             </w:pPr>
             <w:bookmarkStart w:id="21" w:name="_Toc224032107"/>
             <w:r>
+              <w:rPr>
+                <w:b/>
+                <w:bCs/>
+              </w:rPr>
+              <w:lastRenderedPageBreak/>
               <w:t>Accessibility</w:t>
             </w:r>
             <w:bookmarkEnd w:id="21"/>
             <w:r>
+              <w:rPr>
+                <w:b/>
+                <w:bCs/>
+              </w:rPr>
               <w:t xml:space="preserve"> </w:t>
             </w:r>
           </w:p>
@@ -8079,7 +9675,7 @@
       </w:tr>
       <w:tr>
         <w:trPr>
-          <w:trHeight w:val="850"/>
+          <w:trHeight w:val="475"/>
         </w:trPr>
         <w:tc>
           <w:tcPr>
@@ -8097,15 +9693,7 @@
               <w:spacing w:after="22" w:line="256" w:lineRule="auto"/>
             </w:pPr>
             <w:r>
-              <w:t xml:space="preserve">Non-Functional </w:t>
-            </w:r>
-          </w:p>
-          <w:p>
-            <w:pPr>
-              <w:spacing w:line="256" w:lineRule="auto"/>
-            </w:pPr>
-            <w:r>
-              <w:t xml:space="preserve">Requirement </w:t>
+              <w:t xml:space="preserve">Non-Functional Requirement </w:t>
             </w:r>
           </w:p>
         </w:tc>
@@ -8168,16 +9756,32 @@
           <w:p>
             <w:pPr>
               <w:spacing w:line="276" w:lineRule="auto"/>
-            </w:pPr>
-            <w:r>
+              <w:rPr>
+                <w:sz w:val="24"/>
+                <w:szCs w:val="24"/>
+              </w:rPr>
+            </w:pPr>
+            <w:r>
+              <w:rPr>
+                <w:sz w:val="24"/>
+                <w:szCs w:val="24"/>
+              </w:rPr>
               <w:t xml:space="preserve">Full compliance with WCAG 2.1 Level AA </w:t>
             </w:r>
           </w:p>
           <w:p>
             <w:pPr>
               <w:spacing w:line="256" w:lineRule="auto"/>
-            </w:pPr>
-            <w:r>
+              <w:rPr>
+                <w:sz w:val="24"/>
+                <w:szCs w:val="24"/>
+              </w:rPr>
+            </w:pPr>
+            <w:r>
+              <w:rPr>
+                <w:sz w:val="24"/>
+                <w:szCs w:val="24"/>
+              </w:rPr>
               <w:t xml:space="preserve">standards </w:t>
             </w:r>
           </w:p>
@@ -8196,12 +9800,45 @@
           <w:p>
             <w:pPr>
               <w:spacing w:line="256" w:lineRule="auto"/>
-            </w:pPr>
-            <w:r>
-              <w:t xml:space="preserve">This ensures legal compliance, social responsibility, and access for users with disabilities, </w:t>
-            </w:r>
-            <w:r>
-              <w:t>which in turn expands customer reach.</w:t>
+              <w:rPr>
+                <w:sz w:val="24"/>
+                <w:szCs w:val="24"/>
+              </w:rPr>
+            </w:pPr>
+            <w:r>
+              <w:rPr>
+                <w:sz w:val="24"/>
+                <w:szCs w:val="24"/>
+              </w:rPr>
+              <w:t>This ensures legal compliance, social responsibility, and access for users with disabilities,</w:t>
+            </w:r>
+            <w:r>
+              <w:rPr>
+                <w:sz w:val="24"/>
+                <w:szCs w:val="24"/>
+              </w:rPr>
+              <w:t xml:space="preserve"> visually impaired </w:t>
+            </w:r>
+            <w:r>
+              <w:rPr>
+                <w:sz w:val="24"/>
+                <w:szCs w:val="24"/>
+              </w:rPr>
+              <w:t>customers (</w:t>
+            </w:r>
+            <w:r>
+              <w:rPr>
+                <w:sz w:val="24"/>
+                <w:szCs w:val="24"/>
+              </w:rPr>
+              <w:t xml:space="preserve">Charles) and those with motor impairment. This would expand GLH’s customer </w:t>
+            </w:r>
+            <w:r>
+              <w:rPr>
+                <w:sz w:val="24"/>
+                <w:szCs w:val="24"/>
+              </w:rPr>
+              <w:t>reach across multiple diverse communities</w:t>
             </w:r>
           </w:p>
         </w:tc>
@@ -8219,11 +9856,23 @@
           <w:p>
             <w:pPr>
               <w:spacing w:line="256" w:lineRule="auto"/>
-            </w:pPr>
-            <w:r>
+              <w:rPr>
+                <w:sz w:val="24"/>
+                <w:szCs w:val="24"/>
+              </w:rPr>
+            </w:pPr>
+            <w:r>
+              <w:rPr>
+                <w:sz w:val="24"/>
+                <w:szCs w:val="24"/>
+              </w:rPr>
               <w:t xml:space="preserve">Zero Level A or AA violations reported via automated testing (axecore) and manual screen </w:t>
             </w:r>
             <w:r>
+              <w:rPr>
+                <w:sz w:val="24"/>
+                <w:szCs w:val="24"/>
+              </w:rPr>
               <w:t>reader (NVDA/JAWS) testing</w:t>
             </w:r>
           </w:p>
@@ -8231,7 +9880,7 @@
       </w:tr>
       <w:tr>
         <w:trPr>
-          <w:trHeight w:val="1865"/>
+          <w:trHeight w:val="1174"/>
         </w:trPr>
         <w:tc>
           <w:tcPr>
@@ -8247,8 +9896,16 @@
           <w:p>
             <w:pPr>
               <w:spacing w:line="256" w:lineRule="auto"/>
-            </w:pPr>
-            <w:r>
+              <w:rPr>
+                <w:sz w:val="24"/>
+                <w:szCs w:val="24"/>
+              </w:rPr>
+            </w:pPr>
+            <w:r>
+              <w:rPr>
+                <w:sz w:val="24"/>
+                <w:szCs w:val="24"/>
+              </w:rPr>
               <w:t xml:space="preserve">All application functionality is operable and accessible via keyboard navigation alone. </w:t>
             </w:r>
           </w:p>
@@ -8267,8 +9924,16 @@
           <w:p>
             <w:pPr>
               <w:spacing w:line="256" w:lineRule="auto"/>
-            </w:pPr>
-            <w:r>
+              <w:rPr>
+                <w:sz w:val="24"/>
+                <w:szCs w:val="24"/>
+              </w:rPr>
+            </w:pPr>
+            <w:r>
+              <w:rPr>
+                <w:sz w:val="24"/>
+                <w:szCs w:val="24"/>
+              </w:rPr>
               <w:t xml:space="preserve">Users with motor impairments or who cannot use a mouse must be able to access all features. </w:t>
             </w:r>
           </w:p>
@@ -8287,16 +9952,32 @@
           <w:p>
             <w:pPr>
               <w:spacing w:line="276" w:lineRule="auto"/>
-            </w:pPr>
-            <w:r>
+              <w:rPr>
+                <w:sz w:val="24"/>
+                <w:szCs w:val="24"/>
+              </w:rPr>
+            </w:pPr>
+            <w:r>
+              <w:rPr>
+                <w:sz w:val="24"/>
+                <w:szCs w:val="24"/>
+              </w:rPr>
               <w:t xml:space="preserve">100% of interactive elements are focusable, navigable, and actionable using only a keyboard </w:t>
             </w:r>
           </w:p>
           <w:p>
             <w:pPr>
               <w:spacing w:line="256" w:lineRule="auto"/>
-            </w:pPr>
-            <w:r>
+              <w:rPr>
+                <w:sz w:val="24"/>
+                <w:szCs w:val="24"/>
+              </w:rPr>
+            </w:pPr>
+            <w:r>
+              <w:rPr>
+                <w:sz w:val="24"/>
+                <w:szCs w:val="24"/>
+              </w:rPr>
               <w:t xml:space="preserve">(Tab, Enter, Arrow keys). </w:t>
             </w:r>
           </w:p>
@@ -8304,7 +9985,7 @@
       </w:tr>
       <w:tr>
         <w:trPr>
-          <w:trHeight w:val="1477"/>
+          <w:trHeight w:val="924"/>
         </w:trPr>
         <w:tc>
           <w:tcPr>
@@ -8320,8 +10001,16 @@
           <w:p>
             <w:pPr>
               <w:spacing w:line="256" w:lineRule="auto"/>
-            </w:pPr>
-            <w:r>
+              <w:rPr>
+                <w:sz w:val="24"/>
+                <w:szCs w:val="24"/>
+              </w:rPr>
+            </w:pPr>
+            <w:r>
+              <w:rPr>
+                <w:sz w:val="24"/>
+                <w:szCs w:val="24"/>
+              </w:rPr>
               <w:t xml:space="preserve">Text alternatives (alt text) are provided for all nondecorative images and media. </w:t>
             </w:r>
           </w:p>
@@ -8341,8 +10030,16 @@
             <w:pPr>
               <w:spacing w:line="256" w:lineRule="auto"/>
               <w:ind w:right="7"/>
-            </w:pPr>
-            <w:r>
+              <w:rPr>
+                <w:sz w:val="24"/>
+                <w:szCs w:val="24"/>
+              </w:rPr>
+            </w:pPr>
+            <w:r>
+              <w:rPr>
+                <w:sz w:val="24"/>
+                <w:szCs w:val="24"/>
+              </w:rPr>
               <w:t xml:space="preserve">Supports users with visual impairments who rely on screen readers to understand visual content. </w:t>
             </w:r>
           </w:p>
@@ -8361,15 +10058,22 @@
           <w:p>
             <w:pPr>
               <w:spacing w:line="256" w:lineRule="auto"/>
-            </w:pPr>
-            <w:r>
+              <w:rPr>
+                <w:sz w:val="24"/>
+                <w:szCs w:val="24"/>
+              </w:rPr>
+            </w:pPr>
+            <w:r>
+              <w:rPr>
+                <w:sz w:val="24"/>
+                <w:szCs w:val="24"/>
+              </w:rPr>
               <w:t xml:space="preserve">All meaningful images have descriptive alt text; decorative images have null alt attributes. </w:t>
             </w:r>
           </w:p>
         </w:tc>
       </w:tr>
     </w:tbl>
-    <w:p/>
     <w:p>
       <w:pPr>
         <w:pStyle w:val="Heading1"/>
@@ -8388,7 +10092,6 @@
           <w:sz w:val="30"/>
           <w:szCs w:val="30"/>
         </w:rPr>
-        <w:lastRenderedPageBreak/>
         <w:t>Hierarchical Diagram</w:t>
       </w:r>
       <w:bookmarkEnd w:id="22"/>
@@ -8465,53 +10168,86 @@
     </w:p>
     <w:p>
       <w:pPr>
+        <w:pStyle w:val="ListParagraph"/>
         <w:numPr>
           <w:ilvl w:val="0"/>
-          <w:numId w:val="9"/>
+          <w:numId w:val="14"/>
         </w:numPr>
         <w:spacing w:after="48" w:line="268" w:lineRule="auto"/>
-        <w:ind w:hanging="360"/>
+        <w:rPr>
+          <w:sz w:val="24"/>
+          <w:szCs w:val="24"/>
+        </w:rPr>
       </w:pPr>
       <w:r>
+        <w:rPr>
+          <w:sz w:val="24"/>
+          <w:szCs w:val="24"/>
+        </w:rPr>
         <w:t xml:space="preserve">Scope Creep </w:t>
       </w:r>
     </w:p>
     <w:p>
       <w:pPr>
+        <w:pStyle w:val="ListParagraph"/>
         <w:numPr>
           <w:ilvl w:val="0"/>
-          <w:numId w:val="9"/>
+          <w:numId w:val="14"/>
         </w:numPr>
         <w:spacing w:after="48" w:line="268" w:lineRule="auto"/>
-        <w:ind w:hanging="360"/>
+        <w:rPr>
+          <w:sz w:val="24"/>
+          <w:szCs w:val="24"/>
+        </w:rPr>
       </w:pPr>
       <w:r>
+        <w:rPr>
+          <w:sz w:val="24"/>
+          <w:szCs w:val="24"/>
+        </w:rPr>
         <w:t xml:space="preserve">Schedule Delays </w:t>
       </w:r>
     </w:p>
     <w:p>
       <w:pPr>
+        <w:pStyle w:val="ListParagraph"/>
         <w:numPr>
           <w:ilvl w:val="0"/>
-          <w:numId w:val="9"/>
+          <w:numId w:val="14"/>
         </w:numPr>
         <w:spacing w:after="48" w:line="268" w:lineRule="auto"/>
-        <w:ind w:hanging="360"/>
+        <w:rPr>
+          <w:sz w:val="24"/>
+          <w:szCs w:val="24"/>
+        </w:rPr>
       </w:pPr>
       <w:r>
+        <w:rPr>
+          <w:sz w:val="24"/>
+          <w:szCs w:val="24"/>
+        </w:rPr>
         <w:t xml:space="preserve">Technical Compatibility Issues </w:t>
       </w:r>
     </w:p>
     <w:p>
       <w:pPr>
+        <w:pStyle w:val="ListParagraph"/>
         <w:numPr>
           <w:ilvl w:val="0"/>
-          <w:numId w:val="9"/>
+          <w:numId w:val="14"/>
         </w:numPr>
         <w:spacing w:after="211" w:line="268" w:lineRule="auto"/>
-        <w:ind w:hanging="360"/>
+        <w:rPr>
+          <w:sz w:val="24"/>
+          <w:szCs w:val="24"/>
+        </w:rPr>
       </w:pPr>
       <w:r>
+        <w:rPr>
+          <w:sz w:val="24"/>
+          <w:szCs w:val="24"/>
+        </w:rPr>
+        <w:lastRenderedPageBreak/>
         <w:t xml:space="preserve">Budget Overruns </w:t>
       </w:r>
     </w:p>
@@ -8527,75 +10263,228 @@
     </w:p>
     <w:p>
       <w:pPr>
+        <w:pStyle w:val="ListParagraph"/>
         <w:numPr>
           <w:ilvl w:val="0"/>
-          <w:numId w:val="10"/>
+          <w:numId w:val="15"/>
         </w:numPr>
         <w:spacing w:after="48" w:line="268" w:lineRule="auto"/>
-        <w:ind w:hanging="360"/>
+        <w:rPr>
+          <w:sz w:val="24"/>
+          <w:szCs w:val="24"/>
+        </w:rPr>
       </w:pPr>
       <w:r>
+        <w:rPr>
+          <w:sz w:val="24"/>
+          <w:szCs w:val="24"/>
+        </w:rPr>
         <w:t xml:space="preserve">System Integration Failures </w:t>
       </w:r>
     </w:p>
     <w:p>
       <w:pPr>
+        <w:pStyle w:val="ListParagraph"/>
         <w:numPr>
           <w:ilvl w:val="0"/>
-          <w:numId w:val="10"/>
+          <w:numId w:val="15"/>
         </w:numPr>
         <w:spacing w:after="48" w:line="268" w:lineRule="auto"/>
-        <w:ind w:hanging="360"/>
+        <w:rPr>
+          <w:sz w:val="24"/>
+          <w:szCs w:val="24"/>
+        </w:rPr>
       </w:pPr>
       <w:r>
+        <w:rPr>
+          <w:sz w:val="24"/>
+          <w:szCs w:val="24"/>
+        </w:rPr>
         <w:t xml:space="preserve">Server Downtime </w:t>
       </w:r>
     </w:p>
     <w:p>
       <w:pPr>
+        <w:pStyle w:val="ListParagraph"/>
         <w:numPr>
           <w:ilvl w:val="0"/>
-          <w:numId w:val="10"/>
+          <w:numId w:val="15"/>
         </w:numPr>
         <w:spacing w:after="48" w:line="268" w:lineRule="auto"/>
-        <w:ind w:hanging="360"/>
+        <w:rPr>
+          <w:sz w:val="24"/>
+          <w:szCs w:val="24"/>
+        </w:rPr>
       </w:pPr>
       <w:r>
+        <w:rPr>
+          <w:sz w:val="24"/>
+          <w:szCs w:val="24"/>
+        </w:rPr>
         <w:t xml:space="preserve">Data Loss or Corruption </w:t>
       </w:r>
     </w:p>
     <w:p>
       <w:pPr>
+        <w:pStyle w:val="ListParagraph"/>
         <w:numPr>
           <w:ilvl w:val="0"/>
-          <w:numId w:val="10"/>
+          <w:numId w:val="15"/>
         </w:numPr>
         <w:spacing w:after="48" w:line="268" w:lineRule="auto"/>
-        <w:ind w:hanging="360"/>
+        <w:rPr>
+          <w:sz w:val="24"/>
+          <w:szCs w:val="24"/>
+        </w:rPr>
       </w:pPr>
       <w:r>
+        <w:rPr>
+          <w:sz w:val="24"/>
+          <w:szCs w:val="24"/>
+        </w:rPr>
         <w:t xml:space="preserve">Security Breach </w:t>
       </w:r>
     </w:p>
     <w:p>
       <w:pPr>
+        <w:pStyle w:val="ListParagraph"/>
         <w:numPr>
           <w:ilvl w:val="0"/>
-          <w:numId w:val="10"/>
+          <w:numId w:val="15"/>
         </w:numPr>
         <w:spacing w:after="211" w:line="268" w:lineRule="auto"/>
-        <w:ind w:hanging="360"/>
+        <w:rPr>
+          <w:sz w:val="24"/>
+          <w:szCs w:val="24"/>
+        </w:rPr>
       </w:pPr>
       <w:r>
+        <w:rPr>
+          <w:sz w:val="24"/>
+          <w:szCs w:val="24"/>
+        </w:rPr>
         <w:t xml:space="preserve">High Traffic causing application delay or sluggishness </w:t>
       </w:r>
     </w:p>
     <w:p>
       <w:pPr>
-        <w:spacing w:after="211" w:line="268" w:lineRule="auto"/>
+        <w:pStyle w:val="Heading2"/>
+        <w:rPr>
+          <w:sz w:val="24"/>
+          <w:szCs w:val="24"/>
+        </w:rPr>
       </w:pPr>
       <w:r>
+        <w:rPr>
+          <w:sz w:val="24"/>
+          <w:szCs w:val="24"/>
+        </w:rPr>
         <w:t>Business Risks (BR)</w:t>
+      </w:r>
+    </w:p>
+    <w:p>
+      <w:pPr>
+        <w:pStyle w:val="ListParagraph"/>
+        <w:numPr>
+          <w:ilvl w:val="0"/>
+          <w:numId w:val="16"/>
+        </w:numPr>
+        <w:spacing w:after="211" w:line="268" w:lineRule="auto"/>
+        <w:rPr>
+          <w:sz w:val="24"/>
+          <w:szCs w:val="24"/>
+        </w:rPr>
+      </w:pPr>
+      <w:r>
+        <w:rPr>
+          <w:sz w:val="24"/>
+          <w:szCs w:val="24"/>
+        </w:rPr>
+        <w:t>Low User Adoption (Customers not using the platform)</w:t>
+      </w:r>
+    </w:p>
+    <w:p>
+      <w:pPr>
+        <w:pStyle w:val="ListParagraph"/>
+        <w:numPr>
+          <w:ilvl w:val="0"/>
+          <w:numId w:val="16"/>
+        </w:numPr>
+        <w:spacing w:after="211" w:line="268" w:lineRule="auto"/>
+        <w:rPr>
+          <w:sz w:val="24"/>
+          <w:szCs w:val="24"/>
+        </w:rPr>
+      </w:pPr>
+      <w:r>
+        <w:rPr>
+          <w:sz w:val="24"/>
+          <w:szCs w:val="24"/>
+        </w:rPr>
+        <w:t xml:space="preserve">Producer Resistance to technology </w:t>
+      </w:r>
+    </w:p>
+    <w:p>
+      <w:pPr>
+        <w:pStyle w:val="ListParagraph"/>
+        <w:numPr>
+          <w:ilvl w:val="0"/>
+          <w:numId w:val="16"/>
+        </w:numPr>
+        <w:spacing w:after="211" w:line="268" w:lineRule="auto"/>
+        <w:rPr>
+          <w:sz w:val="24"/>
+          <w:szCs w:val="24"/>
+        </w:rPr>
+      </w:pPr>
+      <w:r>
+        <w:rPr>
+          <w:sz w:val="24"/>
+          <w:szCs w:val="24"/>
+        </w:rPr>
+        <w:t xml:space="preserve">Negative Publicity </w:t>
+      </w:r>
+    </w:p>
+    <w:p>
+      <w:pPr>
+        <w:pStyle w:val="ListParagraph"/>
+        <w:numPr>
+          <w:ilvl w:val="0"/>
+          <w:numId w:val="16"/>
+        </w:numPr>
+        <w:spacing w:after="211" w:line="268" w:lineRule="auto"/>
+        <w:rPr>
+          <w:sz w:val="24"/>
+          <w:szCs w:val="24"/>
+        </w:rPr>
+      </w:pPr>
+      <w:r>
+        <w:rPr>
+          <w:sz w:val="24"/>
+          <w:szCs w:val="24"/>
+        </w:rPr>
+        <w:t>Legal/Regulatory Non-compliance</w:t>
+      </w:r>
+    </w:p>
+    <w:p>
+      <w:pPr>
+        <w:pStyle w:val="ListParagraph"/>
+        <w:numPr>
+          <w:ilvl w:val="0"/>
+          <w:numId w:val="16"/>
+        </w:numPr>
+        <w:spacing w:after="211" w:line="268" w:lineRule="auto"/>
+        <w:rPr>
+          <w:sz w:val="24"/>
+          <w:szCs w:val="24"/>
+        </w:rPr>
+      </w:pPr>
+      <w:r>
+        <w:rPr>
+          <w:sz w:val="24"/>
+          <w:szCs w:val="24"/>
+        </w:rPr>
+        <w:t xml:space="preserve">Competition from other local food chains </w:t>
       </w:r>
     </w:p>
     <w:p/>
@@ -8659,14 +10548,14 @@
       </w:tblPr>
       <w:tblGrid>
         <w:gridCol w:w="1448"/>
-        <w:gridCol w:w="1161"/>
-        <w:gridCol w:w="966"/>
-        <w:gridCol w:w="1289"/>
-        <w:gridCol w:w="1209"/>
-        <w:gridCol w:w="66"/>
+        <w:gridCol w:w="1136"/>
+        <w:gridCol w:w="854"/>
+        <w:gridCol w:w="1252"/>
+        <w:gridCol w:w="1148"/>
+        <w:gridCol w:w="53"/>
         <w:gridCol w:w="382"/>
         <w:gridCol w:w="541"/>
-        <w:gridCol w:w="163"/>
+        <w:gridCol w:w="411"/>
       </w:tblGrid>
       <w:tr>
         <w:trPr>
@@ -9238,9 +11127,6 @@
               <w:spacing w:line="256" w:lineRule="auto"/>
               <w:jc w:val="both"/>
             </w:pPr>
-            <w:r>
-              <w:t>BR3</w:t>
-            </w:r>
           </w:p>
         </w:tc>
         <w:tc>
@@ -9259,9 +11145,6 @@
             <w:pPr>
               <w:spacing w:line="256" w:lineRule="auto"/>
             </w:pPr>
-            <w:r>
-              <w:t xml:space="preserve"> </w:t>
-            </w:r>
           </w:p>
         </w:tc>
         <w:tc>
@@ -9355,7 +11238,7 @@
               <w:ind w:left="109"/>
             </w:pPr>
             <w:r>
-              <w:t xml:space="preserve">BR2 </w:t>
+              <w:t>BR2</w:t>
             </w:r>
           </w:p>
         </w:tc>
@@ -9377,7 +11260,13 @@
               <w:ind w:left="107"/>
             </w:pPr>
             <w:r>
-              <w:t xml:space="preserve">TR1, TR2, BR4 </w:t>
+              <w:t>TR1, TR2,</w:t>
+            </w:r>
+            <w:r>
+              <w:t xml:space="preserve"> BR4</w:t>
+            </w:r>
+            <w:r>
+              <w:t xml:space="preserve"> </w:t>
             </w:r>
           </w:p>
         </w:tc>
@@ -9399,7 +11288,10 @@
               <w:ind w:left="108"/>
             </w:pPr>
             <w:r>
-              <w:t xml:space="preserve">PR3, TR5, TR3, BR1 </w:t>
+              <w:t xml:space="preserve">PR3, TR5, TR3, </w:t>
+            </w:r>
+            <w:r>
+              <w:t>BR1</w:t>
             </w:r>
           </w:p>
         </w:tc>
@@ -9441,7 +11333,13 @@
               <w:jc w:val="both"/>
             </w:pPr>
             <w:r>
-              <w:t xml:space="preserve">PR1, PR2, </w:t>
+              <w:t>PR1, PR2,</w:t>
+            </w:r>
+            <w:r>
+              <w:t xml:space="preserve"> </w:t>
+            </w:r>
+            <w:r>
+              <w:t xml:space="preserve"> </w:t>
             </w:r>
           </w:p>
         </w:tc>
@@ -9464,7 +11362,7 @@
               <w:ind w:left="55"/>
             </w:pPr>
             <w:r>
-              <w:t xml:space="preserve"> </w:t>
+              <w:t>BR3</w:t>
             </w:r>
           </w:p>
         </w:tc>
@@ -9761,6 +11659,9 @@
             </w:pPr>
             <w:r>
               <w:t xml:space="preserve"> </w:t>
+            </w:r>
+            <w:r>
+              <w:t>BR5</w:t>
             </w:r>
           </w:p>
         </w:tc>
@@ -10281,7 +12182,7 @@
       </w:tr>
       <w:tr>
         <w:trPr>
-          <w:trHeight w:val="2355"/>
+          <w:trHeight w:val="302"/>
         </w:trPr>
         <w:tc>
           <w:tcPr>
@@ -10292,13 +12193,19 @@
               <w:bottom w:val="single" w:sz="4" w:space="0" w:color="000000"/>
               <w:right w:val="single" w:sz="4" w:space="0" w:color="000000"/>
             </w:tcBorders>
-            <w:hideMark/>
           </w:tcPr>
           <w:p>
             <w:pPr>
               <w:spacing w:line="256" w:lineRule="auto"/>
-            </w:pPr>
-            <w:r>
+              <w:rPr>
+                <w:b/>
+              </w:rPr>
+            </w:pPr>
+            <w:r>
+              <w:rPr>
+                <w:sz w:val="24"/>
+                <w:szCs w:val="24"/>
+              </w:rPr>
               <w:t xml:space="preserve">Scope Creep </w:t>
             </w:r>
           </w:p>
@@ -10312,11 +12219,13 @@
               <w:bottom w:val="single" w:sz="4" w:space="0" w:color="000000"/>
               <w:right w:val="single" w:sz="4" w:space="0" w:color="000000"/>
             </w:tcBorders>
-            <w:hideMark/>
           </w:tcPr>
           <w:p>
             <w:pPr>
               <w:spacing w:line="256" w:lineRule="auto"/>
+              <w:rPr>
+                <w:b/>
+              </w:rPr>
             </w:pPr>
             <w:r>
               <w:t xml:space="preserve">High </w:t>
@@ -10332,11 +12241,13 @@
               <w:bottom w:val="single" w:sz="4" w:space="0" w:color="000000"/>
               <w:right w:val="single" w:sz="4" w:space="0" w:color="000000"/>
             </w:tcBorders>
-            <w:hideMark/>
           </w:tcPr>
           <w:p>
             <w:pPr>
               <w:spacing w:line="256" w:lineRule="auto"/>
+              <w:rPr>
+                <w:b/>
+              </w:rPr>
             </w:pPr>
             <w:r>
               <w:t xml:space="preserve">Significant </w:t>
@@ -10352,22 +12263,40 @@
               <w:bottom w:val="single" w:sz="4" w:space="0" w:color="000000"/>
               <w:right w:val="single" w:sz="4" w:space="0" w:color="000000"/>
             </w:tcBorders>
-            <w:hideMark/>
           </w:tcPr>
           <w:p>
             <w:pPr>
               <w:spacing w:line="256" w:lineRule="auto"/>
               <w:ind w:right="18"/>
+              <w:rPr>
+                <w:rFonts w:eastAsiaTheme="minorHAnsi"/>
+                <w:lang w:eastAsia="en-US"/>
+              </w:rPr>
             </w:pPr>
             <w:r>
               <w:t xml:space="preserve">Project must be clearly defined at the beginning of the project setting forth a clear plan of structure. Any other additional features after this point must be assessed on how much it would impact the project as a whole.  </w:t>
             </w:r>
+            <w:r>
+              <w:t xml:space="preserve">It would go through a formal </w:t>
+            </w:r>
+            <w:r>
+              <w:lastRenderedPageBreak/>
+              <w:t>change control process assessing impact on budget, resources etc</w:t>
+            </w:r>
+          </w:p>
+          <w:p>
+            <w:pPr>
+              <w:spacing w:line="256" w:lineRule="auto"/>
+              <w:rPr>
+                <w:b/>
+              </w:rPr>
+            </w:pPr>
           </w:p>
         </w:tc>
       </w:tr>
       <w:tr>
         <w:trPr>
-          <w:trHeight w:val="1476"/>
+          <w:trHeight w:val="1922"/>
         </w:trPr>
         <w:tc>
           <w:tcPr>
@@ -10378,13 +12307,20 @@
               <w:bottom w:val="single" w:sz="4" w:space="0" w:color="000000"/>
               <w:right w:val="single" w:sz="4" w:space="0" w:color="000000"/>
             </w:tcBorders>
-            <w:hideMark/>
           </w:tcPr>
           <w:p>
             <w:pPr>
               <w:spacing w:line="256" w:lineRule="auto"/>
-            </w:pPr>
-            <w:r>
+              <w:rPr>
+                <w:b/>
+              </w:rPr>
+            </w:pPr>
+            <w:r>
+              <w:rPr>
+                <w:sz w:val="24"/>
+                <w:szCs w:val="24"/>
+              </w:rPr>
+              <w:lastRenderedPageBreak/>
               <w:t xml:space="preserve">Schedule Delays </w:t>
             </w:r>
           </w:p>
@@ -10398,11 +12334,13 @@
               <w:bottom w:val="single" w:sz="4" w:space="0" w:color="000000"/>
               <w:right w:val="single" w:sz="4" w:space="0" w:color="000000"/>
             </w:tcBorders>
-            <w:hideMark/>
           </w:tcPr>
           <w:p>
             <w:pPr>
               <w:spacing w:line="256" w:lineRule="auto"/>
+              <w:rPr>
+                <w:b/>
+              </w:rPr>
             </w:pPr>
             <w:r>
               <w:t xml:space="preserve">High </w:t>
@@ -10418,11 +12356,13 @@
               <w:bottom w:val="single" w:sz="4" w:space="0" w:color="000000"/>
               <w:right w:val="single" w:sz="4" w:space="0" w:color="000000"/>
             </w:tcBorders>
-            <w:hideMark/>
           </w:tcPr>
           <w:p>
             <w:pPr>
               <w:spacing w:line="256" w:lineRule="auto"/>
+              <w:rPr>
+                <w:b/>
+              </w:rPr>
             </w:pPr>
             <w:r>
               <w:t xml:space="preserve">Significant </w:t>
@@ -10438,50 +12378,41 @@
               <w:bottom w:val="single" w:sz="4" w:space="0" w:color="000000"/>
               <w:right w:val="single" w:sz="4" w:space="0" w:color="000000"/>
             </w:tcBorders>
-            <w:hideMark/>
           </w:tcPr>
           <w:p>
             <w:pPr>
               <w:spacing w:line="256" w:lineRule="auto"/>
-            </w:pPr>
-            <w:r>
-              <w:t>A project timeline must be created so as to establish milestones and targets, buffer time would equally be added for significant or high-risk tasks so as to account for future delays and re-allocate resources if needed.</w:t>
-            </w:r>
+              <w:rPr>
+                <w:rFonts w:eastAsiaTheme="minorHAnsi"/>
+                <w:lang w:eastAsia="en-US"/>
+              </w:rPr>
+            </w:pPr>
+            <w:r>
+              <w:t xml:space="preserve">A </w:t>
+            </w:r>
+            <w:r>
+              <w:t xml:space="preserve">detailed </w:t>
+            </w:r>
+            <w:r>
+              <w:t xml:space="preserve">project timeline must be created so as to establish milestones and targets, buffer time would equally be added for significant or high-risk </w:t>
+            </w:r>
+            <w:r>
+              <w:t>tasks so as to account for future delays and re-allocate resources if needed.</w:t>
+            </w:r>
+          </w:p>
+          <w:p>
+            <w:pPr>
+              <w:spacing w:line="256" w:lineRule="auto"/>
+              <w:rPr>
+                <w:b/>
+              </w:rPr>
+            </w:pPr>
           </w:p>
         </w:tc>
       </w:tr>
-    </w:tbl>
-    <w:p>
-      <w:pPr>
-        <w:spacing w:after="0" w:line="256" w:lineRule="auto"/>
-        <w:ind w:left="-1440" w:right="1"/>
-        <w:rPr>
-          <w:rFonts w:ascii="Calibri" w:eastAsia="Calibri" w:hAnsi="Calibri" w:cs="Times New Roman"/>
-          <w:color w:val="000000"/>
-        </w:rPr>
-      </w:pPr>
-    </w:p>
-    <w:tbl>
-      <w:tblPr>
-        <w:tblStyle w:val="TableGrid0"/>
-        <w:tblW w:w="9019" w:type="dxa"/>
-        <w:tblInd w:w="5" w:type="dxa"/>
-        <w:tblCellMar>
-          <w:top w:w="53" w:type="dxa"/>
-          <w:left w:w="108" w:type="dxa"/>
-          <w:right w:w="69" w:type="dxa"/>
-        </w:tblCellMar>
-        <w:tblLook w:val="04A0" w:firstRow="1" w:lastRow="0" w:firstColumn="1" w:lastColumn="0" w:noHBand="0" w:noVBand="1"/>
-      </w:tblPr>
-      <w:tblGrid>
-        <w:gridCol w:w="2830"/>
-        <w:gridCol w:w="1678"/>
-        <w:gridCol w:w="1301"/>
-        <w:gridCol w:w="3210"/>
-      </w:tblGrid>
       <w:tr>
         <w:trPr>
-          <w:trHeight w:val="3819"/>
+          <w:trHeight w:val="302"/>
         </w:trPr>
         <w:tc>
           <w:tcPr>
@@ -10492,14 +12423,20 @@
               <w:bottom w:val="single" w:sz="4" w:space="0" w:color="000000"/>
               <w:right w:val="single" w:sz="4" w:space="0" w:color="000000"/>
             </w:tcBorders>
-            <w:hideMark/>
           </w:tcPr>
           <w:p>
             <w:pPr>
               <w:spacing w:line="256" w:lineRule="auto"/>
-            </w:pPr>
-            <w:r>
-              <w:t xml:space="preserve">Technical compatibility issues  </w:t>
+              <w:rPr>
+                <w:b/>
+              </w:rPr>
+            </w:pPr>
+            <w:r>
+              <w:rPr>
+                <w:sz w:val="24"/>
+                <w:szCs w:val="24"/>
+              </w:rPr>
+              <w:t xml:space="preserve">Technical Compatibility Issues </w:t>
             </w:r>
           </w:p>
         </w:tc>
@@ -10512,11 +12449,13 @@
               <w:bottom w:val="single" w:sz="4" w:space="0" w:color="000000"/>
               <w:right w:val="single" w:sz="4" w:space="0" w:color="000000"/>
             </w:tcBorders>
-            <w:hideMark/>
           </w:tcPr>
           <w:p>
             <w:pPr>
               <w:spacing w:line="256" w:lineRule="auto"/>
+              <w:rPr>
+                <w:b/>
+              </w:rPr>
             </w:pPr>
             <w:r>
               <w:t xml:space="preserve">Significant </w:t>
@@ -10532,11 +12471,13 @@
               <w:bottom w:val="single" w:sz="4" w:space="0" w:color="000000"/>
               <w:right w:val="single" w:sz="4" w:space="0" w:color="000000"/>
             </w:tcBorders>
-            <w:hideMark/>
           </w:tcPr>
           <w:p>
             <w:pPr>
               <w:spacing w:line="256" w:lineRule="auto"/>
+              <w:rPr>
+                <w:b/>
+              </w:rPr>
             </w:pPr>
             <w:r>
               <w:t xml:space="preserve">Significant </w:t>
@@ -10552,7 +12493,6 @@
               <w:bottom w:val="single" w:sz="4" w:space="0" w:color="000000"/>
               <w:right w:val="single" w:sz="4" w:space="0" w:color="000000"/>
             </w:tcBorders>
-            <w:hideMark/>
           </w:tcPr>
           <w:p>
             <w:pPr>
@@ -10565,17 +12505,19 @@
           <w:p>
             <w:pPr>
               <w:spacing w:line="256" w:lineRule="auto"/>
-              <w:ind w:right="24"/>
-            </w:pPr>
-            <w:r>
-              <w:t xml:space="preserve">significant point. Equally, modular code should be used so that components or features can be updated easily. </w:t>
+              <w:rPr>
+                <w:b/>
+              </w:rPr>
+            </w:pPr>
+            <w:r>
+              <w:t>significant point. Equally, modular code should be used so that components or features can be updated easily.</w:t>
             </w:r>
           </w:p>
         </w:tc>
       </w:tr>
       <w:tr>
         <w:trPr>
-          <w:trHeight w:val="2355"/>
+          <w:trHeight w:val="302"/>
         </w:trPr>
         <w:tc>
           <w:tcPr>
@@ -10586,14 +12528,19 @@
               <w:bottom w:val="single" w:sz="4" w:space="0" w:color="000000"/>
               <w:right w:val="single" w:sz="4" w:space="0" w:color="000000"/>
             </w:tcBorders>
-            <w:hideMark/>
           </w:tcPr>
           <w:p>
             <w:pPr>
               <w:spacing w:line="256" w:lineRule="auto"/>
-            </w:pPr>
-            <w:r>
-              <w:lastRenderedPageBreak/>
+              <w:rPr>
+                <w:b/>
+              </w:rPr>
+            </w:pPr>
+            <w:r>
+              <w:rPr>
+                <w:sz w:val="24"/>
+                <w:szCs w:val="24"/>
+              </w:rPr>
               <w:t xml:space="preserve">Budget Overruns </w:t>
             </w:r>
           </w:p>
@@ -10607,11 +12554,13 @@
               <w:bottom w:val="single" w:sz="4" w:space="0" w:color="000000"/>
               <w:right w:val="single" w:sz="4" w:space="0" w:color="000000"/>
             </w:tcBorders>
-            <w:hideMark/>
           </w:tcPr>
           <w:p>
             <w:pPr>
               <w:spacing w:line="256" w:lineRule="auto"/>
+              <w:rPr>
+                <w:b/>
+              </w:rPr>
             </w:pPr>
             <w:r>
               <w:t xml:space="preserve">High  </w:t>
@@ -10627,11 +12576,13 @@
               <w:bottom w:val="single" w:sz="4" w:space="0" w:color="000000"/>
               <w:right w:val="single" w:sz="4" w:space="0" w:color="000000"/>
             </w:tcBorders>
-            <w:hideMark/>
           </w:tcPr>
           <w:p>
             <w:pPr>
               <w:spacing w:line="256" w:lineRule="auto"/>
+              <w:rPr>
+                <w:b/>
+              </w:rPr>
             </w:pPr>
             <w:r>
               <w:t xml:space="preserve">High </w:t>
@@ -10647,14 +12598,16 @@
               <w:bottom w:val="single" w:sz="4" w:space="0" w:color="000000"/>
               <w:right w:val="single" w:sz="4" w:space="0" w:color="000000"/>
             </w:tcBorders>
-            <w:hideMark/>
           </w:tcPr>
           <w:p>
             <w:pPr>
               <w:spacing w:line="256" w:lineRule="auto"/>
-            </w:pPr>
-            <w:r>
-              <w:t xml:space="preserve">Core system features should be prioritised and at the same time, emergency funds should be kept for unexpected situations. If the budget is over-run, non-essential features can be sacrificed or postponed. </w:t>
+              <w:rPr>
+                <w:b/>
+              </w:rPr>
+            </w:pPr>
+            <w:r>
+              <w:t>Core system features should be prioritised and at the same time, emergency funds should be kept for unexpected situations. If the budget is over-run, non-essential features can be sacrificed or postponed.</w:t>
             </w:r>
           </w:p>
         </w:tc>
@@ -10673,41 +12626,20 @@
               <w:bottom w:val="single" w:sz="4" w:space="0" w:color="000000"/>
               <w:right w:val="single" w:sz="4" w:space="0" w:color="000000"/>
             </w:tcBorders>
-            <w:hideMark/>
           </w:tcPr>
           <w:p>
             <w:pPr>
               <w:spacing w:line="256" w:lineRule="auto"/>
-            </w:pPr>
-            <w:r>
               <w:rPr>
                 <w:b/>
               </w:rPr>
-              <w:t xml:space="preserve"> </w:t>
-            </w:r>
-            <w:r>
-              <w:rPr>
-                <w:b/>
-              </w:rPr>
-              <w:tab/>
-            </w:r>
-            <w:r>
-              <w:t xml:space="preserve"> </w:t>
-            </w:r>
-            <w:r>
-              <w:tab/>
-              <w:t xml:space="preserve"> </w:t>
-            </w:r>
-            <w:r>
-              <w:tab/>
-              <w:t xml:space="preserve"> </w:t>
-            </w:r>
+            </w:pPr>
           </w:p>
         </w:tc>
       </w:tr>
       <w:tr>
         <w:trPr>
-          <w:trHeight w:val="2355"/>
+          <w:trHeight w:val="302"/>
         </w:trPr>
         <w:tc>
           <w:tcPr>
@@ -10718,14 +12650,20 @@
               <w:bottom w:val="single" w:sz="4" w:space="0" w:color="000000"/>
               <w:right w:val="single" w:sz="4" w:space="0" w:color="000000"/>
             </w:tcBorders>
-            <w:hideMark/>
           </w:tcPr>
           <w:p>
             <w:pPr>
               <w:spacing w:line="256" w:lineRule="auto"/>
-            </w:pPr>
-            <w:r>
-              <w:t xml:space="preserve">System Integration failure  </w:t>
+              <w:rPr>
+                <w:b/>
+              </w:rPr>
+            </w:pPr>
+            <w:r>
+              <w:rPr>
+                <w:sz w:val="24"/>
+                <w:szCs w:val="24"/>
+              </w:rPr>
+              <w:t xml:space="preserve">System Integration Failures </w:t>
             </w:r>
           </w:p>
         </w:tc>
@@ -10738,11 +12676,13 @@
               <w:bottom w:val="single" w:sz="4" w:space="0" w:color="000000"/>
               <w:right w:val="single" w:sz="4" w:space="0" w:color="000000"/>
             </w:tcBorders>
-            <w:hideMark/>
           </w:tcPr>
           <w:p>
             <w:pPr>
               <w:spacing w:line="256" w:lineRule="auto"/>
+              <w:rPr>
+                <w:b/>
+              </w:rPr>
             </w:pPr>
             <w:r>
               <w:t xml:space="preserve">Moderate </w:t>
@@ -10758,11 +12698,13 @@
               <w:bottom w:val="single" w:sz="4" w:space="0" w:color="000000"/>
               <w:right w:val="single" w:sz="4" w:space="0" w:color="000000"/>
             </w:tcBorders>
-            <w:hideMark/>
           </w:tcPr>
           <w:p>
             <w:pPr>
               <w:spacing w:line="256" w:lineRule="auto"/>
+              <w:rPr>
+                <w:b/>
+              </w:rPr>
             </w:pPr>
             <w:r>
               <w:t xml:space="preserve">Significant </w:t>
@@ -10778,26 +12720,46 @@
               <w:bottom w:val="single" w:sz="4" w:space="0" w:color="000000"/>
               <w:right w:val="single" w:sz="4" w:space="0" w:color="000000"/>
             </w:tcBorders>
-            <w:hideMark/>
-          </w:tcPr>
-          <w:p>
-            <w:r>
-              <w:t xml:space="preserve">This failure can be prevented by utilising standard APIs so as to establish a relatively smooth relationship between system components. </w:t>
+          </w:tcPr>
+          <w:p>
+            <w:r>
+              <w:t>This failure can be prevented by utilising standard</w:t>
+            </w:r>
+            <w:r>
+              <w:t>ised</w:t>
+            </w:r>
+            <w:r>
+              <w:t xml:space="preserve"> APIs</w:t>
+            </w:r>
+            <w:r>
+              <w:t xml:space="preserve"> with comprehensive documentation</w:t>
+            </w:r>
+            <w:r>
+              <w:t xml:space="preserve"> so as to establish a relatively smooth relationship between system components. </w:t>
             </w:r>
           </w:p>
           <w:p>
             <w:pPr>
               <w:spacing w:line="256" w:lineRule="auto"/>
-            </w:pPr>
-            <w:r>
-              <w:t xml:space="preserve">Integration testing must be carried out regularly through stages of development. </w:t>
+              <w:rPr>
+                <w:b/>
+              </w:rPr>
+            </w:pPr>
+            <w:r>
+              <w:t>Integration testing must be carried out regularly through</w:t>
+            </w:r>
+            <w:r>
+              <w:t xml:space="preserve"> each project</w:t>
+            </w:r>
+            <w:r>
+              <w:t xml:space="preserve"> stages of development.</w:t>
             </w:r>
           </w:p>
         </w:tc>
       </w:tr>
       <w:tr>
         <w:trPr>
-          <w:trHeight w:val="1476"/>
+          <w:trHeight w:val="302"/>
         </w:trPr>
         <w:tc>
           <w:tcPr>
@@ -10808,13 +12770,19 @@
               <w:bottom w:val="single" w:sz="4" w:space="0" w:color="000000"/>
               <w:right w:val="single" w:sz="4" w:space="0" w:color="000000"/>
             </w:tcBorders>
-            <w:hideMark/>
           </w:tcPr>
           <w:p>
             <w:pPr>
               <w:spacing w:line="256" w:lineRule="auto"/>
-            </w:pPr>
-            <w:r>
+              <w:rPr>
+                <w:b/>
+              </w:rPr>
+            </w:pPr>
+            <w:r>
+              <w:rPr>
+                <w:sz w:val="24"/>
+                <w:szCs w:val="24"/>
+              </w:rPr>
               <w:t xml:space="preserve">Server Downtime </w:t>
             </w:r>
           </w:p>
@@ -10828,11 +12796,13 @@
               <w:bottom w:val="single" w:sz="4" w:space="0" w:color="000000"/>
               <w:right w:val="single" w:sz="4" w:space="0" w:color="000000"/>
             </w:tcBorders>
-            <w:hideMark/>
           </w:tcPr>
           <w:p>
             <w:pPr>
               <w:spacing w:line="256" w:lineRule="auto"/>
+              <w:rPr>
+                <w:b/>
+              </w:rPr>
             </w:pPr>
             <w:r>
               <w:t xml:space="preserve">Moderate </w:t>
@@ -10848,11 +12818,13 @@
               <w:bottom w:val="single" w:sz="4" w:space="0" w:color="000000"/>
               <w:right w:val="single" w:sz="4" w:space="0" w:color="000000"/>
             </w:tcBorders>
-            <w:hideMark/>
           </w:tcPr>
           <w:p>
             <w:pPr>
               <w:spacing w:line="256" w:lineRule="auto"/>
+              <w:rPr>
+                <w:b/>
+              </w:rPr>
             </w:pPr>
             <w:r>
               <w:t xml:space="preserve">Significant </w:t>
@@ -10868,21 +12840,32 @@
               <w:bottom w:val="single" w:sz="4" w:space="0" w:color="000000"/>
               <w:right w:val="single" w:sz="4" w:space="0" w:color="000000"/>
             </w:tcBorders>
-            <w:hideMark/>
           </w:tcPr>
           <w:p>
             <w:pPr>
               <w:spacing w:line="256" w:lineRule="auto"/>
+              <w:rPr>
+                <w:rFonts w:eastAsiaTheme="minorHAnsi"/>
+                <w:lang w:eastAsia="en-US"/>
+              </w:rPr>
             </w:pPr>
             <w:r>
               <w:t xml:space="preserve">Host the system on reliable cloud infrastructure with inbuilt redundancy as well as tools which would help in monitoring the system. </w:t>
             </w:r>
+          </w:p>
+          <w:p>
+            <w:pPr>
+              <w:spacing w:line="256" w:lineRule="auto"/>
+              <w:rPr>
+                <w:b/>
+              </w:rPr>
+            </w:pPr>
           </w:p>
         </w:tc>
       </w:tr>
       <w:tr>
         <w:trPr>
-          <w:trHeight w:val="1767"/>
+          <w:trHeight w:val="302"/>
         </w:trPr>
         <w:tc>
           <w:tcPr>
@@ -10893,14 +12876,21 @@
               <w:bottom w:val="single" w:sz="4" w:space="0" w:color="000000"/>
               <w:right w:val="single" w:sz="4" w:space="0" w:color="000000"/>
             </w:tcBorders>
-            <w:hideMark/>
           </w:tcPr>
           <w:p>
             <w:pPr>
               <w:spacing w:line="256" w:lineRule="auto"/>
-            </w:pPr>
-            <w:r>
-              <w:t xml:space="preserve">Data Loss or corruption </w:t>
+              <w:rPr>
+                <w:b/>
+              </w:rPr>
+            </w:pPr>
+            <w:r>
+              <w:rPr>
+                <w:sz w:val="24"/>
+                <w:szCs w:val="24"/>
+              </w:rPr>
+              <w:lastRenderedPageBreak/>
+              <w:t xml:space="preserve">Data Loss or Corruption </w:t>
             </w:r>
           </w:p>
         </w:tc>
@@ -10913,11 +12903,13 @@
               <w:bottom w:val="single" w:sz="4" w:space="0" w:color="000000"/>
               <w:right w:val="single" w:sz="4" w:space="0" w:color="000000"/>
             </w:tcBorders>
-            <w:hideMark/>
           </w:tcPr>
           <w:p>
             <w:pPr>
               <w:spacing w:line="256" w:lineRule="auto"/>
+              <w:rPr>
+                <w:b/>
+              </w:rPr>
             </w:pPr>
             <w:r>
               <w:t xml:space="preserve">Significant </w:t>
@@ -10933,11 +12925,13 @@
               <w:bottom w:val="single" w:sz="4" w:space="0" w:color="000000"/>
               <w:right w:val="single" w:sz="4" w:space="0" w:color="000000"/>
             </w:tcBorders>
-            <w:hideMark/>
           </w:tcPr>
           <w:p>
             <w:pPr>
               <w:spacing w:line="256" w:lineRule="auto"/>
+              <w:rPr>
+                <w:b/>
+              </w:rPr>
             </w:pPr>
             <w:r>
               <w:t xml:space="preserve">Significant </w:t>
@@ -10953,21 +12947,48 @@
               <w:bottom w:val="single" w:sz="4" w:space="0" w:color="000000"/>
               <w:right w:val="single" w:sz="4" w:space="0" w:color="000000"/>
             </w:tcBorders>
-            <w:hideMark/>
           </w:tcPr>
           <w:p>
             <w:pPr>
               <w:spacing w:line="256" w:lineRule="auto"/>
-            </w:pPr>
-            <w:r>
-              <w:t xml:space="preserve">Implementation of regular backups so as to prevent damage in the situation of data loss. Database restriction to unauthorised personnel will also be put in place. </w:t>
+              <w:rPr>
+                <w:rFonts w:eastAsiaTheme="minorHAnsi"/>
+                <w:lang w:eastAsia="en-US"/>
+              </w:rPr>
+            </w:pPr>
+            <w:r>
+              <w:t>This can be mitigated through the i</w:t>
+            </w:r>
+            <w:r>
+              <w:t>mplementation o</w:t>
+            </w:r>
+            <w:r>
+              <w:t>f automated daily</w:t>
+            </w:r>
+            <w:r>
+              <w:t xml:space="preserve"> backup</w:t>
+            </w:r>
+            <w:r>
+              <w:t>. This</w:t>
+            </w:r>
+            <w:r>
+              <w:t xml:space="preserve"> prevent</w:t>
+            </w:r>
+            <w:r>
+              <w:t>s</w:t>
+            </w:r>
+            <w:r>
+              <w:t xml:space="preserve"> damage in the situation of data loss. Database restriction to unauthorised personnel will also be put in place. </w:t>
+            </w:r>
+            <w:r>
+              <w:t>There should also be regular restore testing</w:t>
             </w:r>
           </w:p>
         </w:tc>
       </w:tr>
       <w:tr>
         <w:trPr>
-          <w:trHeight w:val="890"/>
+          <w:trHeight w:val="302"/>
         </w:trPr>
         <w:tc>
           <w:tcPr>
@@ -10978,14 +12999,20 @@
               <w:bottom w:val="single" w:sz="4" w:space="0" w:color="000000"/>
               <w:right w:val="single" w:sz="4" w:space="0" w:color="000000"/>
             </w:tcBorders>
-            <w:hideMark/>
           </w:tcPr>
           <w:p>
             <w:pPr>
               <w:spacing w:line="256" w:lineRule="auto"/>
-            </w:pPr>
-            <w:r>
-              <w:t xml:space="preserve">Security breach  </w:t>
+              <w:rPr>
+                <w:b/>
+              </w:rPr>
+            </w:pPr>
+            <w:r>
+              <w:rPr>
+                <w:sz w:val="24"/>
+                <w:szCs w:val="24"/>
+              </w:rPr>
+              <w:t xml:space="preserve">Security Breach </w:t>
             </w:r>
           </w:p>
         </w:tc>
@@ -10998,11 +13025,13 @@
               <w:bottom w:val="single" w:sz="4" w:space="0" w:color="000000"/>
               <w:right w:val="single" w:sz="4" w:space="0" w:color="000000"/>
             </w:tcBorders>
-            <w:hideMark/>
           </w:tcPr>
           <w:p>
             <w:pPr>
               <w:spacing w:line="256" w:lineRule="auto"/>
+              <w:rPr>
+                <w:b/>
+              </w:rPr>
             </w:pPr>
             <w:r>
               <w:t xml:space="preserve">High </w:t>
@@ -11018,11 +13047,13 @@
               <w:bottom w:val="single" w:sz="4" w:space="0" w:color="000000"/>
               <w:right w:val="single" w:sz="4" w:space="0" w:color="000000"/>
             </w:tcBorders>
-            <w:hideMark/>
           </w:tcPr>
           <w:p>
             <w:pPr>
               <w:spacing w:line="256" w:lineRule="auto"/>
+              <w:rPr>
+                <w:b/>
+              </w:rPr>
             </w:pPr>
             <w:r>
               <w:t xml:space="preserve">High </w:t>
@@ -11038,21 +13069,68 @@
               <w:bottom w:val="single" w:sz="4" w:space="0" w:color="000000"/>
               <w:right w:val="single" w:sz="4" w:space="0" w:color="000000"/>
             </w:tcBorders>
-            <w:hideMark/>
           </w:tcPr>
           <w:p>
             <w:pPr>
               <w:spacing w:line="256" w:lineRule="auto"/>
-            </w:pPr>
-            <w:r>
-              <w:t xml:space="preserve">Enforce HTTPS across all pages of the application, Role based access would also be </w:t>
-            </w:r>
+              <w:rPr>
+                <w:rFonts w:eastAsiaTheme="minorHAnsi"/>
+                <w:lang w:eastAsia="en-US"/>
+              </w:rPr>
+            </w:pPr>
+            <w:r>
+              <w:t>Enforce HTTPS across all pages of the application, Role based access</w:t>
+            </w:r>
+            <w:r>
+              <w:t xml:space="preserve"> control</w:t>
+            </w:r>
+            <w:r>
+              <w:t xml:space="preserve"> would also be </w:t>
+            </w:r>
+          </w:p>
+          <w:p>
+            <w:pPr>
+              <w:spacing w:line="256" w:lineRule="auto"/>
+              <w:rPr>
+                <w:rFonts w:eastAsiaTheme="minorHAnsi"/>
+                <w:lang w:eastAsia="en-US"/>
+              </w:rPr>
+            </w:pPr>
+            <w:r>
+              <w:t xml:space="preserve">implemented so as to limit the access of </w:t>
+            </w:r>
+            <w:r>
+              <w:t>producer</w:t>
+            </w:r>
+            <w:r>
+              <w:t xml:space="preserve"> only features to </w:t>
+            </w:r>
+            <w:r>
+              <w:t>producers. Regular penetration testing and vulnerability scanning should be carried out as well so as to identify potential weak points with the system.</w:t>
+            </w:r>
+          </w:p>
+          <w:p>
+            <w:pPr>
+              <w:spacing w:line="256" w:lineRule="auto"/>
+              <w:rPr>
+                <w:rFonts w:eastAsiaTheme="minorHAnsi"/>
+                <w:lang w:eastAsia="en-US"/>
+              </w:rPr>
+            </w:pPr>
+          </w:p>
+          <w:p>
+            <w:pPr>
+              <w:spacing w:line="256" w:lineRule="auto"/>
+              <w:rPr>
+                <w:b/>
+              </w:rPr>
+            </w:pPr>
           </w:p>
         </w:tc>
       </w:tr>
       <w:tr>
         <w:trPr>
-          <w:trHeight w:val="888"/>
+          <w:trHeight w:val="302"/>
         </w:trPr>
         <w:tc>
           <w:tcPr>
@@ -11066,8 +13144,18 @@
           </w:tcPr>
           <w:p>
             <w:pPr>
-              <w:spacing w:after="160" w:line="256" w:lineRule="auto"/>
-            </w:pPr>
+              <w:spacing w:line="256" w:lineRule="auto"/>
+              <w:rPr>
+                <w:b/>
+              </w:rPr>
+            </w:pPr>
+            <w:r>
+              <w:rPr>
+                <w:sz w:val="24"/>
+                <w:szCs w:val="24"/>
+              </w:rPr>
+              <w:t xml:space="preserve">High Traffic causing application delay or sluggishness </w:t>
+            </w:r>
           </w:p>
         </w:tc>
         <w:tc>
@@ -11082,8 +13170,14 @@
           </w:tcPr>
           <w:p>
             <w:pPr>
-              <w:spacing w:after="160" w:line="256" w:lineRule="auto"/>
-            </w:pPr>
+              <w:spacing w:line="256" w:lineRule="auto"/>
+              <w:rPr>
+                <w:b/>
+              </w:rPr>
+            </w:pPr>
+            <w:r>
+              <w:t xml:space="preserve">Significant </w:t>
+            </w:r>
           </w:p>
         </w:tc>
         <w:tc>
@@ -11098,8 +13192,14 @@
           </w:tcPr>
           <w:p>
             <w:pPr>
-              <w:spacing w:after="160" w:line="256" w:lineRule="auto"/>
-            </w:pPr>
+              <w:spacing w:line="256" w:lineRule="auto"/>
+              <w:rPr>
+                <w:b/>
+              </w:rPr>
+            </w:pPr>
+            <w:r>
+              <w:t xml:space="preserve">Significant  </w:t>
+            </w:r>
           </w:p>
         </w:tc>
         <w:tc>
@@ -11111,100 +13211,29 @@
               <w:bottom w:val="single" w:sz="4" w:space="0" w:color="000000"/>
               <w:right w:val="single" w:sz="4" w:space="0" w:color="000000"/>
             </w:tcBorders>
-            <w:hideMark/>
           </w:tcPr>
           <w:p>
             <w:pPr>
               <w:spacing w:line="256" w:lineRule="auto"/>
-            </w:pPr>
-            <w:r>
-              <w:t xml:space="preserve">implemented so as to limit the access of staff only features to members of staff. </w:t>
-            </w:r>
-          </w:p>
-        </w:tc>
-      </w:tr>
-      <w:tr>
-        <w:trPr>
-          <w:trHeight w:val="2941"/>
-        </w:trPr>
-        <w:tc>
-          <w:tcPr>
-            <w:tcW w:w="2830" w:type="dxa"/>
-            <w:tcBorders>
-              <w:top w:val="single" w:sz="4" w:space="0" w:color="000000"/>
-              <w:left w:val="single" w:sz="4" w:space="0" w:color="000000"/>
-              <w:bottom w:val="single" w:sz="4" w:space="0" w:color="000000"/>
-              <w:right w:val="single" w:sz="4" w:space="0" w:color="000000"/>
-            </w:tcBorders>
-            <w:hideMark/>
-          </w:tcPr>
+              <w:rPr>
+                <w:rFonts w:eastAsiaTheme="minorHAnsi"/>
+                <w:lang w:eastAsia="en-US"/>
+              </w:rPr>
+            </w:pPr>
+            <w:r>
+              <w:t>scalable cloud Infrastructure will be used so as to accommodate for increasing web traffic, system optimisation should be carried out regularly so as to account for updating technology, Load testing should also be carried out before deployment so as to Identify bottle necks</w:t>
+            </w:r>
+            <w:r>
+              <w:t>.</w:t>
+            </w:r>
+          </w:p>
           <w:p>
             <w:pPr>
               <w:spacing w:line="256" w:lineRule="auto"/>
-            </w:pPr>
-            <w:r>
-              <w:t xml:space="preserve">High traffic resulting in slowdowns </w:t>
-            </w:r>
-          </w:p>
-        </w:tc>
-        <w:tc>
-          <w:tcPr>
-            <w:tcW w:w="1678" w:type="dxa"/>
-            <w:tcBorders>
-              <w:top w:val="single" w:sz="4" w:space="0" w:color="000000"/>
-              <w:left w:val="single" w:sz="4" w:space="0" w:color="000000"/>
-              <w:bottom w:val="single" w:sz="4" w:space="0" w:color="000000"/>
-              <w:right w:val="single" w:sz="4" w:space="0" w:color="000000"/>
-            </w:tcBorders>
-            <w:hideMark/>
-          </w:tcPr>
-          <w:p>
-            <w:pPr>
-              <w:spacing w:line="256" w:lineRule="auto"/>
-            </w:pPr>
-            <w:r>
-              <w:t xml:space="preserve">Significant </w:t>
-            </w:r>
-          </w:p>
-        </w:tc>
-        <w:tc>
-          <w:tcPr>
-            <w:tcW w:w="1301" w:type="dxa"/>
-            <w:tcBorders>
-              <w:top w:val="single" w:sz="4" w:space="0" w:color="000000"/>
-              <w:left w:val="single" w:sz="4" w:space="0" w:color="000000"/>
-              <w:bottom w:val="single" w:sz="4" w:space="0" w:color="000000"/>
-              <w:right w:val="single" w:sz="4" w:space="0" w:color="000000"/>
-            </w:tcBorders>
-            <w:hideMark/>
-          </w:tcPr>
-          <w:p>
-            <w:pPr>
-              <w:spacing w:line="256" w:lineRule="auto"/>
-            </w:pPr>
-            <w:r>
-              <w:t xml:space="preserve">Significant  </w:t>
-            </w:r>
-          </w:p>
-        </w:tc>
-        <w:tc>
-          <w:tcPr>
-            <w:tcW w:w="3210" w:type="dxa"/>
-            <w:tcBorders>
-              <w:top w:val="single" w:sz="4" w:space="0" w:color="000000"/>
-              <w:left w:val="single" w:sz="4" w:space="0" w:color="000000"/>
-              <w:bottom w:val="single" w:sz="4" w:space="0" w:color="000000"/>
-              <w:right w:val="single" w:sz="4" w:space="0" w:color="000000"/>
-            </w:tcBorders>
-            <w:hideMark/>
-          </w:tcPr>
-          <w:p>
-            <w:pPr>
-              <w:spacing w:line="256" w:lineRule="auto"/>
-            </w:pPr>
-            <w:r>
-              <w:t xml:space="preserve">scalable cloud Infrastructure will be used so as to accommodate for increasing web traffic, system optimisation should be carried out regularly so as to account for updating technology, Load testing should also be carried out before deployment so as to Identify bottle necks  </w:t>
-            </w:r>
+              <w:rPr>
+                <w:b/>
+              </w:rPr>
+            </w:pPr>
           </w:p>
         </w:tc>
       </w:tr>
@@ -11222,41 +13251,20 @@
               <w:bottom w:val="single" w:sz="4" w:space="0" w:color="000000"/>
               <w:right w:val="single" w:sz="4" w:space="0" w:color="000000"/>
             </w:tcBorders>
-            <w:hideMark/>
           </w:tcPr>
           <w:p>
             <w:pPr>
               <w:spacing w:line="256" w:lineRule="auto"/>
-            </w:pPr>
-            <w:r>
               <w:rPr>
                 <w:b/>
               </w:rPr>
-              <w:t xml:space="preserve"> </w:t>
-            </w:r>
-            <w:r>
-              <w:rPr>
-                <w:b/>
-              </w:rPr>
-              <w:tab/>
-            </w:r>
-            <w:r>
-              <w:t xml:space="preserve"> </w:t>
-            </w:r>
-            <w:r>
-              <w:tab/>
-              <w:t xml:space="preserve"> </w:t>
-            </w:r>
-            <w:r>
-              <w:tab/>
-              <w:t xml:space="preserve"> </w:t>
-            </w:r>
+            </w:pPr>
           </w:p>
         </w:tc>
       </w:tr>
       <w:tr>
         <w:trPr>
-          <w:trHeight w:val="2940"/>
+          <w:trHeight w:val="302"/>
         </w:trPr>
         <w:tc>
           <w:tcPr>
@@ -11267,15 +13275,21 @@
               <w:bottom w:val="single" w:sz="4" w:space="0" w:color="000000"/>
               <w:right w:val="single" w:sz="4" w:space="0" w:color="000000"/>
             </w:tcBorders>
-            <w:hideMark/>
           </w:tcPr>
           <w:p>
             <w:pPr>
               <w:spacing w:line="256" w:lineRule="auto"/>
-            </w:pPr>
-            <w:r>
-              <w:lastRenderedPageBreak/>
-              <w:t xml:space="preserve">Low User Adaptation </w:t>
+              <w:rPr>
+                <w:sz w:val="24"/>
+                <w:szCs w:val="24"/>
+              </w:rPr>
+            </w:pPr>
+            <w:r>
+              <w:rPr>
+                <w:sz w:val="24"/>
+                <w:szCs w:val="24"/>
+              </w:rPr>
+              <w:t>Low User Adoption (Customers not using the platform)</w:t>
             </w:r>
           </w:p>
         </w:tc>
@@ -11288,11 +13302,13 @@
               <w:bottom w:val="single" w:sz="4" w:space="0" w:color="000000"/>
               <w:right w:val="single" w:sz="4" w:space="0" w:color="000000"/>
             </w:tcBorders>
-            <w:hideMark/>
           </w:tcPr>
           <w:p>
             <w:pPr>
               <w:spacing w:line="256" w:lineRule="auto"/>
+              <w:rPr>
+                <w:b/>
+              </w:rPr>
             </w:pPr>
             <w:r>
               <w:t xml:space="preserve">Significant </w:t>
@@ -11308,14 +13324,16 @@
               <w:bottom w:val="single" w:sz="4" w:space="0" w:color="000000"/>
               <w:right w:val="single" w:sz="4" w:space="0" w:color="000000"/>
             </w:tcBorders>
-            <w:hideMark/>
           </w:tcPr>
           <w:p>
             <w:pPr>
               <w:spacing w:line="256" w:lineRule="auto"/>
-            </w:pPr>
-            <w:r>
-              <w:t xml:space="preserve">Significant </w:t>
+              <w:rPr>
+                <w:b/>
+              </w:rPr>
+            </w:pPr>
+            <w:r>
+              <w:t xml:space="preserve">Significant  </w:t>
             </w:r>
           </w:p>
         </w:tc>
@@ -11328,21 +13346,44 @@
               <w:bottom w:val="single" w:sz="4" w:space="0" w:color="000000"/>
               <w:right w:val="single" w:sz="4" w:space="0" w:color="000000"/>
             </w:tcBorders>
-            <w:hideMark/>
           </w:tcPr>
           <w:p>
             <w:pPr>
               <w:spacing w:line="256" w:lineRule="auto"/>
-            </w:pPr>
-            <w:r>
-              <w:t xml:space="preserve">A simple UI with clear buttons and navigation tools should be implemented so as to ensure good User experience, FAQ sections should be updated with more commonly asked questions based on data analysis, Accessibility features should be implemented so as to ensure inclusivity. </w:t>
-            </w:r>
+              <w:rPr>
+                <w:rFonts w:eastAsiaTheme="minorHAnsi"/>
+                <w:lang w:eastAsia="en-US"/>
+              </w:rPr>
+            </w:pPr>
+            <w:r>
+              <w:t>A</w:t>
+            </w:r>
+            <w:r>
+              <w:t xml:space="preserve"> User-centred design paired with a</w:t>
+            </w:r>
+            <w:r>
+              <w:t xml:space="preserve"> simple UI </w:t>
+            </w:r>
+            <w:r>
+              <w:t>consisting of</w:t>
+            </w:r>
+            <w:r>
+              <w:t xml:space="preserve"> clear buttons and navigation tools should be implemented so as to ensure good User experience, FAQ sections should be updated with more commonly asked questions based on data analysis, Accessibility features should be implemented so as to ensure inclusivity. </w:t>
+            </w:r>
+          </w:p>
+          <w:p>
+            <w:pPr>
+              <w:spacing w:line="256" w:lineRule="auto"/>
+              <w:rPr>
+                <w:b/>
+              </w:rPr>
+            </w:pPr>
           </w:p>
         </w:tc>
       </w:tr>
       <w:tr>
         <w:trPr>
-          <w:trHeight w:val="2062"/>
+          <w:trHeight w:val="302"/>
         </w:trPr>
         <w:tc>
           <w:tcPr>
@@ -11353,14 +13394,35 @@
               <w:bottom w:val="single" w:sz="4" w:space="0" w:color="000000"/>
               <w:right w:val="single" w:sz="4" w:space="0" w:color="000000"/>
             </w:tcBorders>
-            <w:hideMark/>
           </w:tcPr>
           <w:p>
             <w:pPr>
               <w:spacing w:line="256" w:lineRule="auto"/>
-            </w:pPr>
-            <w:r>
-              <w:t xml:space="preserve">Double booking system failures </w:t>
+              <w:rPr>
+                <w:sz w:val="24"/>
+                <w:szCs w:val="24"/>
+              </w:rPr>
+            </w:pPr>
+            <w:r>
+              <w:rPr>
+                <w:sz w:val="24"/>
+                <w:szCs w:val="24"/>
+              </w:rPr>
+              <w:t xml:space="preserve">Producer </w:t>
+            </w:r>
+            <w:r>
+              <w:rPr>
+                <w:sz w:val="24"/>
+                <w:szCs w:val="24"/>
+              </w:rPr>
+              <w:t xml:space="preserve">Unfamiliarity with </w:t>
+            </w:r>
+            <w:r>
+              <w:rPr>
+                <w:sz w:val="24"/>
+                <w:szCs w:val="24"/>
+              </w:rPr>
+              <w:t xml:space="preserve">technology </w:t>
             </w:r>
           </w:p>
         </w:tc>
@@ -11373,14 +13435,19 @@
               <w:bottom w:val="single" w:sz="4" w:space="0" w:color="000000"/>
               <w:right w:val="single" w:sz="4" w:space="0" w:color="000000"/>
             </w:tcBorders>
-            <w:hideMark/>
           </w:tcPr>
           <w:p>
             <w:pPr>
               <w:spacing w:line="256" w:lineRule="auto"/>
-            </w:pPr>
-            <w:r>
-              <w:t xml:space="preserve">Low  </w:t>
+              <w:rPr>
+                <w:bCs/>
+              </w:rPr>
+            </w:pPr>
+            <w:r>
+              <w:rPr>
+                <w:bCs/>
+              </w:rPr>
+              <w:t xml:space="preserve">Low </w:t>
             </w:r>
           </w:p>
         </w:tc>
@@ -11393,14 +13460,19 @@
               <w:bottom w:val="single" w:sz="4" w:space="0" w:color="000000"/>
               <w:right w:val="single" w:sz="4" w:space="0" w:color="000000"/>
             </w:tcBorders>
-            <w:hideMark/>
           </w:tcPr>
           <w:p>
             <w:pPr>
               <w:spacing w:line="256" w:lineRule="auto"/>
-            </w:pPr>
-            <w:r>
-              <w:t xml:space="preserve">Significant </w:t>
+              <w:rPr>
+                <w:bCs/>
+              </w:rPr>
+            </w:pPr>
+            <w:r>
+              <w:rPr>
+                <w:bCs/>
+              </w:rPr>
+              <w:t>Significant</w:t>
             </w:r>
           </w:p>
         </w:tc>
@@ -11413,21 +13485,45 @@
               <w:bottom w:val="single" w:sz="4" w:space="0" w:color="000000"/>
               <w:right w:val="single" w:sz="4" w:space="0" w:color="000000"/>
             </w:tcBorders>
-            <w:hideMark/>
           </w:tcPr>
           <w:p>
             <w:pPr>
               <w:spacing w:line="256" w:lineRule="auto"/>
-            </w:pPr>
-            <w:r>
-              <w:t xml:space="preserve">Real-time availability updates, additionally, features preventing rooms from being booked simultaneously should be put in place which would reduce the risk of double bookings. </w:t>
+              <w:rPr>
+                <w:bCs/>
+              </w:rPr>
+            </w:pPr>
+            <w:r>
+              <w:rPr>
+                <w:bCs/>
+              </w:rPr>
+              <w:t xml:space="preserve">Provide a simple, mobile friendly dashboard which can be easily navigated by producers. Offer </w:t>
+            </w:r>
+            <w:r>
+              <w:rPr>
+                <w:bCs/>
+              </w:rPr>
+              <w:lastRenderedPageBreak/>
+              <w:t xml:space="preserve">training sessions with famers and provide tutorials on features either online or in-person and </w:t>
+            </w:r>
+            <w:r>
+              <w:rPr>
+                <w:bCs/>
+              </w:rPr>
+              <w:t xml:space="preserve">provide </w:t>
+            </w:r>
+            <w:r>
+              <w:rPr>
+                <w:bCs/>
+              </w:rPr>
+              <w:t>quick reference guides they can use.</w:t>
             </w:r>
           </w:p>
         </w:tc>
       </w:tr>
       <w:tr>
         <w:trPr>
-          <w:trHeight w:val="1769"/>
+          <w:trHeight w:val="302"/>
         </w:trPr>
         <w:tc>
           <w:tcPr>
@@ -11438,14 +13534,22 @@
               <w:bottom w:val="single" w:sz="4" w:space="0" w:color="000000"/>
               <w:right w:val="single" w:sz="4" w:space="0" w:color="000000"/>
             </w:tcBorders>
-            <w:hideMark/>
           </w:tcPr>
           <w:p>
             <w:pPr>
               <w:spacing w:line="256" w:lineRule="auto"/>
-            </w:pPr>
-            <w:r>
-              <w:t xml:space="preserve">Customer Data Privacy Concerns </w:t>
+              <w:rPr>
+                <w:sz w:val="24"/>
+                <w:szCs w:val="24"/>
+              </w:rPr>
+            </w:pPr>
+            <w:r>
+              <w:rPr>
+                <w:sz w:val="24"/>
+                <w:szCs w:val="24"/>
+              </w:rPr>
+              <w:lastRenderedPageBreak/>
+              <w:t xml:space="preserve">Negative Publicity </w:t>
             </w:r>
           </w:p>
         </w:tc>
@@ -11458,11 +13562,13 @@
               <w:bottom w:val="single" w:sz="4" w:space="0" w:color="000000"/>
               <w:right w:val="single" w:sz="4" w:space="0" w:color="000000"/>
             </w:tcBorders>
-            <w:hideMark/>
           </w:tcPr>
           <w:p>
             <w:pPr>
               <w:spacing w:line="256" w:lineRule="auto"/>
+              <w:rPr>
+                <w:bCs/>
+              </w:rPr>
             </w:pPr>
             <w:r>
               <w:t xml:space="preserve">High </w:t>
@@ -11478,14 +13584,16 @@
               <w:bottom w:val="single" w:sz="4" w:space="0" w:color="000000"/>
               <w:right w:val="single" w:sz="4" w:space="0" w:color="000000"/>
             </w:tcBorders>
-            <w:hideMark/>
           </w:tcPr>
           <w:p>
             <w:pPr>
               <w:spacing w:line="256" w:lineRule="auto"/>
-            </w:pPr>
-            <w:r>
-              <w:t xml:space="preserve">High </w:t>
+              <w:rPr>
+                <w:bCs/>
+              </w:rPr>
+            </w:pPr>
+            <w:r>
+              <w:t xml:space="preserve">Significant </w:t>
             </w:r>
           </w:p>
         </w:tc>
@@ -11498,22 +13606,20 @@
               <w:bottom w:val="single" w:sz="4" w:space="0" w:color="000000"/>
               <w:right w:val="single" w:sz="4" w:space="0" w:color="000000"/>
             </w:tcBorders>
-            <w:hideMark/>
           </w:tcPr>
           <w:p>
             <w:pPr>
               <w:spacing w:line="256" w:lineRule="auto"/>
-              <w:ind w:right="1"/>
-            </w:pPr>
-            <w:r>
-              <w:t xml:space="preserve">To mitigate this, I will ensure full GDPR compliance by implementing cookies consent, secure data storage and transparent privacy policies. </w:t>
-            </w:r>
+              <w:rPr>
+                <w:b/>
+              </w:rPr>
+            </w:pPr>
           </w:p>
         </w:tc>
       </w:tr>
       <w:tr>
         <w:trPr>
-          <w:trHeight w:val="2060"/>
+          <w:trHeight w:val="302"/>
         </w:trPr>
         <w:tc>
           <w:tcPr>
@@ -11524,14 +13630,21 @@
               <w:bottom w:val="single" w:sz="4" w:space="0" w:color="000000"/>
               <w:right w:val="single" w:sz="4" w:space="0" w:color="000000"/>
             </w:tcBorders>
-            <w:hideMark/>
           </w:tcPr>
           <w:p>
             <w:pPr>
               <w:spacing w:line="256" w:lineRule="auto"/>
-            </w:pPr>
-            <w:r>
-              <w:t xml:space="preserve">Negative feedback due to useability Issues  </w:t>
+              <w:rPr>
+                <w:sz w:val="24"/>
+                <w:szCs w:val="24"/>
+              </w:rPr>
+            </w:pPr>
+            <w:r>
+              <w:rPr>
+                <w:sz w:val="24"/>
+                <w:szCs w:val="24"/>
+              </w:rPr>
+              <w:t>Legal/Regulatory Non-compliance</w:t>
             </w:r>
           </w:p>
         </w:tc>
@@ -11544,11 +13657,13 @@
               <w:bottom w:val="single" w:sz="4" w:space="0" w:color="000000"/>
               <w:right w:val="single" w:sz="4" w:space="0" w:color="000000"/>
             </w:tcBorders>
-            <w:hideMark/>
           </w:tcPr>
           <w:p>
             <w:pPr>
               <w:spacing w:line="256" w:lineRule="auto"/>
+              <w:rPr>
+                <w:bCs/>
+              </w:rPr>
             </w:pPr>
             <w:r>
               <w:t xml:space="preserve">Moderate </w:t>
@@ -11564,11 +13679,13 @@
               <w:bottom w:val="single" w:sz="4" w:space="0" w:color="000000"/>
               <w:right w:val="single" w:sz="4" w:space="0" w:color="000000"/>
             </w:tcBorders>
-            <w:hideMark/>
           </w:tcPr>
           <w:p>
             <w:pPr>
               <w:spacing w:line="256" w:lineRule="auto"/>
+              <w:rPr>
+                <w:bCs/>
+              </w:rPr>
             </w:pPr>
             <w:r>
               <w:t xml:space="preserve">Significant </w:t>
@@ -11584,24 +13701,114 @@
               <w:bottom w:val="single" w:sz="4" w:space="0" w:color="000000"/>
               <w:right w:val="single" w:sz="4" w:space="0" w:color="000000"/>
             </w:tcBorders>
-            <w:hideMark/>
-          </w:tcPr>
-          <w:p>
-            <w:r>
-              <w:t xml:space="preserve">Useability and accessibility testing before release so as to Identify potential issues early, </w:t>
-            </w:r>
-          </w:p>
+          </w:tcPr>
           <w:p>
             <w:pPr>
               <w:spacing w:line="256" w:lineRule="auto"/>
-            </w:pPr>
-            <w:r>
-              <w:t xml:space="preserve">Compliance with the WCAG 2.1 AA standards will ensure the system is accessible to all users. </w:t>
-            </w:r>
+              <w:rPr>
+                <w:b/>
+              </w:rPr>
+            </w:pPr>
+          </w:p>
+        </w:tc>
+      </w:tr>
+      <w:tr>
+        <w:trPr>
+          <w:trHeight w:val="302"/>
+        </w:trPr>
+        <w:tc>
+          <w:tcPr>
+            <w:tcW w:w="2830" w:type="dxa"/>
+            <w:tcBorders>
+              <w:top w:val="single" w:sz="4" w:space="0" w:color="000000"/>
+              <w:left w:val="single" w:sz="4" w:space="0" w:color="000000"/>
+              <w:bottom w:val="single" w:sz="4" w:space="0" w:color="000000"/>
+              <w:right w:val="single" w:sz="4" w:space="0" w:color="000000"/>
+            </w:tcBorders>
+          </w:tcPr>
+          <w:p>
+            <w:pPr>
+              <w:spacing w:line="256" w:lineRule="auto"/>
+              <w:rPr>
+                <w:sz w:val="24"/>
+                <w:szCs w:val="24"/>
+              </w:rPr>
+            </w:pPr>
+            <w:r>
+              <w:rPr>
+                <w:sz w:val="24"/>
+                <w:szCs w:val="24"/>
+              </w:rPr>
+              <w:t xml:space="preserve">Competition from other local food chains </w:t>
+            </w:r>
+          </w:p>
+        </w:tc>
+        <w:tc>
+          <w:tcPr>
+            <w:tcW w:w="1678" w:type="dxa"/>
+            <w:tcBorders>
+              <w:top w:val="single" w:sz="4" w:space="0" w:color="000000"/>
+              <w:left w:val="single" w:sz="4" w:space="0" w:color="000000"/>
+              <w:bottom w:val="single" w:sz="4" w:space="0" w:color="000000"/>
+              <w:right w:val="single" w:sz="4" w:space="0" w:color="000000"/>
+            </w:tcBorders>
+          </w:tcPr>
+          <w:p>
+            <w:pPr>
+              <w:spacing w:line="256" w:lineRule="auto"/>
+              <w:rPr>
+                <w:bCs/>
+              </w:rPr>
+            </w:pPr>
+            <w:r>
+              <w:t xml:space="preserve">Significant </w:t>
+            </w:r>
+          </w:p>
+        </w:tc>
+        <w:tc>
+          <w:tcPr>
+            <w:tcW w:w="1301" w:type="dxa"/>
+            <w:tcBorders>
+              <w:top w:val="single" w:sz="4" w:space="0" w:color="000000"/>
+              <w:left w:val="single" w:sz="4" w:space="0" w:color="000000"/>
+              <w:bottom w:val="single" w:sz="4" w:space="0" w:color="000000"/>
+              <w:right w:val="single" w:sz="4" w:space="0" w:color="000000"/>
+            </w:tcBorders>
+          </w:tcPr>
+          <w:p>
+            <w:pPr>
+              <w:spacing w:line="256" w:lineRule="auto"/>
+              <w:rPr>
+                <w:bCs/>
+              </w:rPr>
+            </w:pPr>
+            <w:r>
+              <w:t>Moderate</w:t>
+            </w:r>
+          </w:p>
+        </w:tc>
+        <w:tc>
+          <w:tcPr>
+            <w:tcW w:w="3210" w:type="dxa"/>
+            <w:tcBorders>
+              <w:top w:val="single" w:sz="4" w:space="0" w:color="000000"/>
+              <w:left w:val="single" w:sz="4" w:space="0" w:color="000000"/>
+              <w:bottom w:val="single" w:sz="4" w:space="0" w:color="000000"/>
+              <w:right w:val="single" w:sz="4" w:space="0" w:color="000000"/>
+            </w:tcBorders>
+          </w:tcPr>
+          <w:p>
+            <w:pPr>
+              <w:spacing w:line="256" w:lineRule="auto"/>
+              <w:rPr>
+                <w:b/>
+              </w:rPr>
+            </w:pPr>
           </w:p>
         </w:tc>
       </w:tr>
     </w:tbl>
+    <w:p/>
     <w:p/>
     <w:p>
       <w:pPr>
@@ -11930,6 +14137,92 @@
     </w:lvl>
   </w:abstractNum>
   <w:abstractNum w:abstractNumId="3" w15:restartNumberingAfterBreak="0">
+    <w:nsid w:val="28BD1650"/>
+    <w:multiLevelType w:val="hybridMultilevel"/>
+    <w:tmpl w:val="78943482"/>
+    <w:lvl w:ilvl="0" w:tplc="0809000F">
+      <w:start w:val="1"/>
+      <w:numFmt w:val="decimal"/>
+      <w:lvlText w:val="%1."/>
+      <w:lvlJc w:val="left"/>
+      <w:pPr>
+        <w:ind w:left="1065" w:hanging="360"/>
+      </w:pPr>
+    </w:lvl>
+    <w:lvl w:ilvl="1" w:tplc="08090019" w:tentative="1">
+      <w:start w:val="1"/>
+      <w:numFmt w:val="lowerLetter"/>
+      <w:lvlText w:val="%2."/>
+      <w:lvlJc w:val="left"/>
+      <w:pPr>
+        <w:ind w:left="1785" w:hanging="360"/>
+      </w:pPr>
+    </w:lvl>
+    <w:lvl w:ilvl="2" w:tplc="0809001B" w:tentative="1">
+      <w:start w:val="1"/>
+      <w:numFmt w:val="lowerRoman"/>
+      <w:lvlText w:val="%3."/>
+      <w:lvlJc w:val="right"/>
+      <w:pPr>
+        <w:ind w:left="2505" w:hanging="180"/>
+      </w:pPr>
+    </w:lvl>
+    <w:lvl w:ilvl="3" w:tplc="0809000F" w:tentative="1">
+      <w:start w:val="1"/>
+      <w:numFmt w:val="decimal"/>
+      <w:lvlText w:val="%4."/>
+      <w:lvlJc w:val="left"/>
+      <w:pPr>
+        <w:ind w:left="3225" w:hanging="360"/>
+      </w:pPr>
+    </w:lvl>
+    <w:lvl w:ilvl="4" w:tplc="08090019" w:tentative="1">
+      <w:start w:val="1"/>
+      <w:numFmt w:val="lowerLetter"/>
+      <w:lvlText w:val="%5."/>
+      <w:lvlJc w:val="left"/>
+      <w:pPr>
+        <w:ind w:left="3945" w:hanging="360"/>
+      </w:pPr>
+    </w:lvl>
+    <w:lvl w:ilvl="5" w:tplc="0809001B" w:tentative="1">
+      <w:start w:val="1"/>
+      <w:numFmt w:val="lowerRoman"/>
+      <w:lvlText w:val="%6."/>
+      <w:lvlJc w:val="right"/>
+      <w:pPr>
+        <w:ind w:left="4665" w:hanging="180"/>
+      </w:pPr>
+    </w:lvl>
+    <w:lvl w:ilvl="6" w:tplc="0809000F" w:tentative="1">
+      <w:start w:val="1"/>
+      <w:numFmt w:val="decimal"/>
+      <w:lvlText w:val="%7."/>
+      <w:lvlJc w:val="left"/>
+      <w:pPr>
+        <w:ind w:left="5385" w:hanging="360"/>
+      </w:pPr>
+    </w:lvl>
+    <w:lvl w:ilvl="7" w:tplc="08090019" w:tentative="1">
+      <w:start w:val="1"/>
+      <w:numFmt w:val="lowerLetter"/>
+      <w:lvlText w:val="%8."/>
+      <w:lvlJc w:val="left"/>
+      <w:pPr>
+        <w:ind w:left="6105" w:hanging="360"/>
+      </w:pPr>
+    </w:lvl>
+    <w:lvl w:ilvl="8" w:tplc="0809001B" w:tentative="1">
+      <w:start w:val="1"/>
+      <w:numFmt w:val="lowerRoman"/>
+      <w:lvlText w:val="%9."/>
+      <w:lvlJc w:val="right"/>
+      <w:pPr>
+        <w:ind w:left="6825" w:hanging="180"/>
+      </w:pPr>
+    </w:lvl>
+  </w:abstractNum>
+  <w:abstractNum w:abstractNumId="4" w15:restartNumberingAfterBreak="0">
     <w:nsid w:val="34027ACD"/>
     <w:multiLevelType w:val="hybridMultilevel"/>
     <w:tmpl w:val="445E50A8"/>
@@ -12042,7 +14335,93 @@
       </w:rPr>
     </w:lvl>
   </w:abstractNum>
-  <w:abstractNum w:abstractNumId="4" w15:restartNumberingAfterBreak="0">
+  <w:abstractNum w:abstractNumId="5" w15:restartNumberingAfterBreak="0">
+    <w:nsid w:val="385731CA"/>
+    <w:multiLevelType w:val="hybridMultilevel"/>
+    <w:tmpl w:val="9B8E000A"/>
+    <w:lvl w:ilvl="0" w:tplc="0809000F">
+      <w:start w:val="1"/>
+      <w:numFmt w:val="decimal"/>
+      <w:lvlText w:val="%1."/>
+      <w:lvlJc w:val="left"/>
+      <w:pPr>
+        <w:ind w:left="720" w:hanging="360"/>
+      </w:pPr>
+    </w:lvl>
+    <w:lvl w:ilvl="1" w:tplc="08090019" w:tentative="1">
+      <w:start w:val="1"/>
+      <w:numFmt w:val="lowerLetter"/>
+      <w:lvlText w:val="%2."/>
+      <w:lvlJc w:val="left"/>
+      <w:pPr>
+        <w:ind w:left="1440" w:hanging="360"/>
+      </w:pPr>
+    </w:lvl>
+    <w:lvl w:ilvl="2" w:tplc="0809001B" w:tentative="1">
+      <w:start w:val="1"/>
+      <w:numFmt w:val="lowerRoman"/>
+      <w:lvlText w:val="%3."/>
+      <w:lvlJc w:val="right"/>
+      <w:pPr>
+        <w:ind w:left="2160" w:hanging="180"/>
+      </w:pPr>
+    </w:lvl>
+    <w:lvl w:ilvl="3" w:tplc="0809000F" w:tentative="1">
+      <w:start w:val="1"/>
+      <w:numFmt w:val="decimal"/>
+      <w:lvlText w:val="%4."/>
+      <w:lvlJc w:val="left"/>
+      <w:pPr>
+        <w:ind w:left="2880" w:hanging="360"/>
+      </w:pPr>
+    </w:lvl>
+    <w:lvl w:ilvl="4" w:tplc="08090019" w:tentative="1">
+      <w:start w:val="1"/>
+      <w:numFmt w:val="lowerLetter"/>
+      <w:lvlText w:val="%5."/>
+      <w:lvlJc w:val="left"/>
+      <w:pPr>
+        <w:ind w:left="3600" w:hanging="360"/>
+      </w:pPr>
+    </w:lvl>
+    <w:lvl w:ilvl="5" w:tplc="0809001B" w:tentative="1">
+      <w:start w:val="1"/>
+      <w:numFmt w:val="lowerRoman"/>
+      <w:lvlText w:val="%6."/>
+      <w:lvlJc w:val="right"/>
+      <w:pPr>
+        <w:ind w:left="4320" w:hanging="180"/>
+      </w:pPr>
+    </w:lvl>
+    <w:lvl w:ilvl="6" w:tplc="0809000F" w:tentative="1">
+      <w:start w:val="1"/>
+      <w:numFmt w:val="decimal"/>
+      <w:lvlText w:val="%7."/>
+      <w:lvlJc w:val="left"/>
+      <w:pPr>
+        <w:ind w:left="5040" w:hanging="360"/>
+      </w:pPr>
+    </w:lvl>
+    <w:lvl w:ilvl="7" w:tplc="08090019" w:tentative="1">
+      <w:start w:val="1"/>
+      <w:numFmt w:val="lowerLetter"/>
+      <w:lvlText w:val="%8."/>
+      <w:lvlJc w:val="left"/>
+      <w:pPr>
+        <w:ind w:left="5760" w:hanging="360"/>
+      </w:pPr>
+    </w:lvl>
+    <w:lvl w:ilvl="8" w:tplc="0809001B" w:tentative="1">
+      <w:start w:val="1"/>
+      <w:numFmt w:val="lowerRoman"/>
+      <w:lvlText w:val="%9."/>
+      <w:lvlJc w:val="right"/>
+      <w:pPr>
+        <w:ind w:left="6480" w:hanging="180"/>
+      </w:pPr>
+    </w:lvl>
+  </w:abstractNum>
+  <w:abstractNum w:abstractNumId="6" w15:restartNumberingAfterBreak="0">
     <w:nsid w:val="3F710BBE"/>
     <w:multiLevelType w:val="hybridMultilevel"/>
     <w:tmpl w:val="6AB28A3E"/>
@@ -12155,7 +14534,7 @@
       </w:rPr>
     </w:lvl>
   </w:abstractNum>
-  <w:abstractNum w:abstractNumId="5" w15:restartNumberingAfterBreak="0">
+  <w:abstractNum w:abstractNumId="7" w15:restartNumberingAfterBreak="0">
     <w:nsid w:val="471B0E96"/>
     <w:multiLevelType w:val="hybridMultilevel"/>
     <w:tmpl w:val="839A423C"/>
@@ -12367,7 +14746,7 @@
       </w:rPr>
     </w:lvl>
   </w:abstractNum>
-  <w:abstractNum w:abstractNumId="6" w15:restartNumberingAfterBreak="0">
+  <w:abstractNum w:abstractNumId="8" w15:restartNumberingAfterBreak="0">
     <w:nsid w:val="49201253"/>
     <w:multiLevelType w:val="hybridMultilevel"/>
     <w:tmpl w:val="70F4CF34"/>
@@ -12480,7 +14859,93 @@
       </w:rPr>
     </w:lvl>
   </w:abstractNum>
-  <w:abstractNum w:abstractNumId="7" w15:restartNumberingAfterBreak="0">
+  <w:abstractNum w:abstractNumId="9" w15:restartNumberingAfterBreak="0">
+    <w:nsid w:val="494A5EF2"/>
+    <w:multiLevelType w:val="hybridMultilevel"/>
+    <w:tmpl w:val="4DB47C5A"/>
+    <w:lvl w:ilvl="0" w:tplc="0809000F">
+      <w:start w:val="1"/>
+      <w:numFmt w:val="decimal"/>
+      <w:lvlText w:val="%1."/>
+      <w:lvlJc w:val="left"/>
+      <w:pPr>
+        <w:ind w:left="720" w:hanging="360"/>
+      </w:pPr>
+    </w:lvl>
+    <w:lvl w:ilvl="1" w:tplc="08090019" w:tentative="1">
+      <w:start w:val="1"/>
+      <w:numFmt w:val="lowerLetter"/>
+      <w:lvlText w:val="%2."/>
+      <w:lvlJc w:val="left"/>
+      <w:pPr>
+        <w:ind w:left="1440" w:hanging="360"/>
+      </w:pPr>
+    </w:lvl>
+    <w:lvl w:ilvl="2" w:tplc="0809001B" w:tentative="1">
+      <w:start w:val="1"/>
+      <w:numFmt w:val="lowerRoman"/>
+      <w:lvlText w:val="%3."/>
+      <w:lvlJc w:val="right"/>
+      <w:pPr>
+        <w:ind w:left="2160" w:hanging="180"/>
+      </w:pPr>
+    </w:lvl>
+    <w:lvl w:ilvl="3" w:tplc="0809000F" w:tentative="1">
+      <w:start w:val="1"/>
+      <w:numFmt w:val="decimal"/>
+      <w:lvlText w:val="%4."/>
+      <w:lvlJc w:val="left"/>
+      <w:pPr>
+        <w:ind w:left="2880" w:hanging="360"/>
+      </w:pPr>
+    </w:lvl>
+    <w:lvl w:ilvl="4" w:tplc="08090019" w:tentative="1">
+      <w:start w:val="1"/>
+      <w:numFmt w:val="lowerLetter"/>
+      <w:lvlText w:val="%5."/>
+      <w:lvlJc w:val="left"/>
+      <w:pPr>
+        <w:ind w:left="3600" w:hanging="360"/>
+      </w:pPr>
+    </w:lvl>
+    <w:lvl w:ilvl="5" w:tplc="0809001B" w:tentative="1">
+      <w:start w:val="1"/>
+      <w:numFmt w:val="lowerRoman"/>
+      <w:lvlText w:val="%6."/>
+      <w:lvlJc w:val="right"/>
+      <w:pPr>
+        <w:ind w:left="4320" w:hanging="180"/>
+      </w:pPr>
+    </w:lvl>
+    <w:lvl w:ilvl="6" w:tplc="0809000F" w:tentative="1">
+      <w:start w:val="1"/>
+      <w:numFmt w:val="decimal"/>
+      <w:lvlText w:val="%7."/>
+      <w:lvlJc w:val="left"/>
+      <w:pPr>
+        <w:ind w:left="5040" w:hanging="360"/>
+      </w:pPr>
+    </w:lvl>
+    <w:lvl w:ilvl="7" w:tplc="08090019" w:tentative="1">
+      <w:start w:val="1"/>
+      <w:numFmt w:val="lowerLetter"/>
+      <w:lvlText w:val="%8."/>
+      <w:lvlJc w:val="left"/>
+      <w:pPr>
+        <w:ind w:left="5760" w:hanging="360"/>
+      </w:pPr>
+    </w:lvl>
+    <w:lvl w:ilvl="8" w:tplc="0809001B" w:tentative="1">
+      <w:start w:val="1"/>
+      <w:numFmt w:val="lowerRoman"/>
+      <w:lvlText w:val="%9."/>
+      <w:lvlJc w:val="right"/>
+      <w:pPr>
+        <w:ind w:left="6480" w:hanging="180"/>
+      </w:pPr>
+    </w:lvl>
+  </w:abstractNum>
+  <w:abstractNum w:abstractNumId="10" w15:restartNumberingAfterBreak="0">
     <w:nsid w:val="524C716A"/>
     <w:multiLevelType w:val="hybridMultilevel"/>
     <w:tmpl w:val="83445056"/>
@@ -12593,7 +15058,93 @@
       </w:rPr>
     </w:lvl>
   </w:abstractNum>
-  <w:abstractNum w:abstractNumId="8" w15:restartNumberingAfterBreak="0">
+  <w:abstractNum w:abstractNumId="11" w15:restartNumberingAfterBreak="0">
+    <w:nsid w:val="6F764E7C"/>
+    <w:multiLevelType w:val="hybridMultilevel"/>
+    <w:tmpl w:val="541E664E"/>
+    <w:lvl w:ilvl="0" w:tplc="0809000F">
+      <w:start w:val="1"/>
+      <w:numFmt w:val="decimal"/>
+      <w:lvlText w:val="%1."/>
+      <w:lvlJc w:val="left"/>
+      <w:pPr>
+        <w:ind w:left="1065" w:hanging="360"/>
+      </w:pPr>
+    </w:lvl>
+    <w:lvl w:ilvl="1" w:tplc="08090019" w:tentative="1">
+      <w:start w:val="1"/>
+      <w:numFmt w:val="lowerLetter"/>
+      <w:lvlText w:val="%2."/>
+      <w:lvlJc w:val="left"/>
+      <w:pPr>
+        <w:ind w:left="1785" w:hanging="360"/>
+      </w:pPr>
+    </w:lvl>
+    <w:lvl w:ilvl="2" w:tplc="0809001B" w:tentative="1">
+      <w:start w:val="1"/>
+      <w:numFmt w:val="lowerRoman"/>
+      <w:lvlText w:val="%3."/>
+      <w:lvlJc w:val="right"/>
+      <w:pPr>
+        <w:ind w:left="2505" w:hanging="180"/>
+      </w:pPr>
+    </w:lvl>
+    <w:lvl w:ilvl="3" w:tplc="0809000F" w:tentative="1">
+      <w:start w:val="1"/>
+      <w:numFmt w:val="decimal"/>
+      <w:lvlText w:val="%4."/>
+      <w:lvlJc w:val="left"/>
+      <w:pPr>
+        <w:ind w:left="3225" w:hanging="360"/>
+      </w:pPr>
+    </w:lvl>
+    <w:lvl w:ilvl="4" w:tplc="08090019" w:tentative="1">
+      <w:start w:val="1"/>
+      <w:numFmt w:val="lowerLetter"/>
+      <w:lvlText w:val="%5."/>
+      <w:lvlJc w:val="left"/>
+      <w:pPr>
+        <w:ind w:left="3945" w:hanging="360"/>
+      </w:pPr>
+    </w:lvl>
+    <w:lvl w:ilvl="5" w:tplc="0809001B" w:tentative="1">
+      <w:start w:val="1"/>
+      <w:numFmt w:val="lowerRoman"/>
+      <w:lvlText w:val="%6."/>
+      <w:lvlJc w:val="right"/>
+      <w:pPr>
+        <w:ind w:left="4665" w:hanging="180"/>
+      </w:pPr>
+    </w:lvl>
+    <w:lvl w:ilvl="6" w:tplc="0809000F" w:tentative="1">
+      <w:start w:val="1"/>
+      <w:numFmt w:val="decimal"/>
+      <w:lvlText w:val="%7."/>
+      <w:lvlJc w:val="left"/>
+      <w:pPr>
+        <w:ind w:left="5385" w:hanging="360"/>
+      </w:pPr>
+    </w:lvl>
+    <w:lvl w:ilvl="7" w:tplc="08090019" w:tentative="1">
+      <w:start w:val="1"/>
+      <w:numFmt w:val="lowerLetter"/>
+      <w:lvlText w:val="%8."/>
+      <w:lvlJc w:val="left"/>
+      <w:pPr>
+        <w:ind w:left="6105" w:hanging="360"/>
+      </w:pPr>
+    </w:lvl>
+    <w:lvl w:ilvl="8" w:tplc="0809001B" w:tentative="1">
+      <w:start w:val="1"/>
+      <w:numFmt w:val="lowerRoman"/>
+      <w:lvlText w:val="%9."/>
+      <w:lvlJc w:val="right"/>
+      <w:pPr>
+        <w:ind w:left="6825" w:hanging="180"/>
+      </w:pPr>
+    </w:lvl>
+  </w:abstractNum>
+  <w:abstractNum w:abstractNumId="12" w15:restartNumberingAfterBreak="0">
     <w:nsid w:val="773030F4"/>
     <w:multiLevelType w:val="hybridMultilevel"/>
     <w:tmpl w:val="7116F88E"/>
@@ -12706,7 +15257,7 @@
       </w:rPr>
     </w:lvl>
   </w:abstractNum>
-  <w:abstractNum w:abstractNumId="9" w15:restartNumberingAfterBreak="0">
+  <w:abstractNum w:abstractNumId="13" w15:restartNumberingAfterBreak="0">
     <w:nsid w:val="787F6086"/>
     <w:multiLevelType w:val="hybridMultilevel"/>
     <w:tmpl w:val="82928676"/>
@@ -12819,7 +15370,7 @@
       </w:rPr>
     </w:lvl>
   </w:abstractNum>
-  <w:abstractNum w:abstractNumId="10" w15:restartNumberingAfterBreak="0">
+  <w:abstractNum w:abstractNumId="14" w15:restartNumberingAfterBreak="0">
     <w:nsid w:val="7DE22A87"/>
     <w:multiLevelType w:val="hybridMultilevel"/>
     <w:tmpl w:val="92262EC8"/>
@@ -13032,31 +15583,31 @@
     </w:lvl>
   </w:abstractNum>
   <w:num w:numId="1">
-    <w:abstractNumId w:val="7"/>
+    <w:abstractNumId w:val="10"/>
   </w:num>
   <w:num w:numId="2">
-    <w:abstractNumId w:val="8"/>
+    <w:abstractNumId w:val="12"/>
   </w:num>
   <w:num w:numId="3">
     <w:abstractNumId w:val="0"/>
   </w:num>
   <w:num w:numId="4">
-    <w:abstractNumId w:val="3"/>
+    <w:abstractNumId w:val="4"/>
   </w:num>
   <w:num w:numId="5">
-    <w:abstractNumId w:val="4"/>
+    <w:abstractNumId w:val="6"/>
   </w:num>
   <w:num w:numId="6">
-    <w:abstractNumId w:val="6"/>
+    <w:abstractNumId w:val="8"/>
   </w:num>
   <w:num w:numId="7">
     <w:abstractNumId w:val="1"/>
   </w:num>
   <w:num w:numId="8">
-    <w:abstractNumId w:val="9"/>
+    <w:abstractNumId w:val="13"/>
   </w:num>
   <w:num w:numId="9">
-    <w:abstractNumId w:val="10"/>
+    <w:abstractNumId w:val="14"/>
     <w:lvlOverride w:ilvl="0">
       <w:startOverride w:val="1"/>
     </w:lvlOverride>
@@ -13086,7 +15637,7 @@
     </w:lvlOverride>
   </w:num>
   <w:num w:numId="10">
-    <w:abstractNumId w:val="5"/>
+    <w:abstractNumId w:val="7"/>
     <w:lvlOverride w:ilvl="0">
       <w:startOverride w:val="1"/>
     </w:lvlOverride>
@@ -13117,6 +15668,21 @@
   </w:num>
   <w:num w:numId="11">
     <w:abstractNumId w:val="2"/>
+  </w:num>
+  <w:num w:numId="12">
+    <w:abstractNumId w:val="5"/>
+  </w:num>
+  <w:num w:numId="13">
+    <w:abstractNumId w:val="14"/>
+  </w:num>
+  <w:num w:numId="14">
+    <w:abstractNumId w:val="11"/>
+  </w:num>
+  <w:num w:numId="15">
+    <w:abstractNumId w:val="3"/>
+  </w:num>
+  <w:num w:numId="16">
+    <w:abstractNumId w:val="9"/>
   </w:num>
 </w:numbering>
 </file>

--- a/Task1_Proposal_721242_Chukwudolue_T.docx
+++ b/Task1_Proposal_721242_Chukwudolue_T.docx
@@ -995,7 +995,7 @@
           <w:r>
             <w:fldChar w:fldCharType="separate"/>
           </w:r>
-          <w:hyperlink w:anchor="_Toc224032086" w:history="1">
+          <w:hyperlink w:anchor="_Toc224299661" w:history="1">
             <w:r>
               <w:rPr>
                 <w:rStyle w:val="Hyperlink"/>
@@ -1024,7 +1024,7 @@
                 <w:noProof/>
                 <w:webHidden/>
               </w:rPr>
-              <w:instrText xml:space="preserve"> PAGEREF _Toc224032086 \h </w:instrText>
+              <w:instrText xml:space="preserve"> PAGEREF _Toc224299661 \h </w:instrText>
             </w:r>
             <w:r>
               <w:rPr>
@@ -1067,7 +1067,7 @@
               <w:lang w:eastAsia="en-GB"/>
             </w:rPr>
           </w:pPr>
-          <w:hyperlink w:anchor="_Toc224032087" w:history="1">
+          <w:hyperlink w:anchor="_Toc224299662" w:history="1">
             <w:r>
               <w:rPr>
                 <w:rStyle w:val="Hyperlink"/>
@@ -1094,7 +1094,7 @@
                 <w:noProof/>
                 <w:webHidden/>
               </w:rPr>
-              <w:instrText xml:space="preserve"> PAGEREF _Toc224032087 \h </w:instrText>
+              <w:instrText xml:space="preserve"> PAGEREF _Toc224299662 \h </w:instrText>
             </w:r>
             <w:r>
               <w:rPr>
@@ -1137,7 +1137,7 @@
               <w:lang w:eastAsia="en-GB"/>
             </w:rPr>
           </w:pPr>
-          <w:hyperlink w:anchor="_Toc224032088" w:history="1">
+          <w:hyperlink w:anchor="_Toc224299663" w:history="1">
             <w:r>
               <w:rPr>
                 <w:rStyle w:val="Hyperlink"/>
@@ -1164,7 +1164,7 @@
                 <w:noProof/>
                 <w:webHidden/>
               </w:rPr>
-              <w:instrText xml:space="preserve"> PAGEREF _Toc224032088 \h </w:instrText>
+              <w:instrText xml:space="preserve"> PAGEREF _Toc224299663 \h </w:instrText>
             </w:r>
             <w:r>
               <w:rPr>
@@ -1207,7 +1207,7 @@
               <w:lang w:eastAsia="en-GB"/>
             </w:rPr>
           </w:pPr>
-          <w:hyperlink w:anchor="_Toc224032089" w:history="1">
+          <w:hyperlink w:anchor="_Toc224299664" w:history="1">
             <w:r>
               <w:rPr>
                 <w:rStyle w:val="Hyperlink"/>
@@ -1234,7 +1234,7 @@
                 <w:noProof/>
                 <w:webHidden/>
               </w:rPr>
-              <w:instrText xml:space="preserve"> PAGEREF _Toc224032089 \h </w:instrText>
+              <w:instrText xml:space="preserve"> PAGEREF _Toc224299664 \h </w:instrText>
             </w:r>
             <w:r>
               <w:rPr>
@@ -1254,7 +1254,7 @@
                 <w:noProof/>
                 <w:webHidden/>
               </w:rPr>
-              <w:t>3</w:t>
+              <w:t>2</w:t>
             </w:r>
             <w:r>
               <w:rPr>
@@ -1277,7 +1277,7 @@
               <w:lang w:eastAsia="en-GB"/>
             </w:rPr>
           </w:pPr>
-          <w:hyperlink w:anchor="_Toc224032090" w:history="1">
+          <w:hyperlink w:anchor="_Toc224299665" w:history="1">
             <w:r>
               <w:rPr>
                 <w:rStyle w:val="Hyperlink"/>
@@ -1304,7 +1304,7 @@
                 <w:noProof/>
                 <w:webHidden/>
               </w:rPr>
-              <w:instrText xml:space="preserve"> PAGEREF _Toc224032090 \h </w:instrText>
+              <w:instrText xml:space="preserve"> PAGEREF _Toc224299665 \h </w:instrText>
             </w:r>
             <w:r>
               <w:rPr>
@@ -1347,7 +1347,7 @@
               <w:lang w:eastAsia="en-GB"/>
             </w:rPr>
           </w:pPr>
-          <w:hyperlink w:anchor="_Toc224032091" w:history="1">
+          <w:hyperlink w:anchor="_Toc224299666" w:history="1">
             <w:r>
               <w:rPr>
                 <w:rStyle w:val="Hyperlink"/>
@@ -1374,7 +1374,7 @@
                 <w:noProof/>
                 <w:webHidden/>
               </w:rPr>
-              <w:instrText xml:space="preserve"> PAGEREF _Toc224032091 \h </w:instrText>
+              <w:instrText xml:space="preserve"> PAGEREF _Toc224299666 \h </w:instrText>
             </w:r>
             <w:r>
               <w:rPr>
@@ -1417,7 +1417,7 @@
               <w:lang w:eastAsia="en-GB"/>
             </w:rPr>
           </w:pPr>
-          <w:hyperlink w:anchor="_Toc224032092" w:history="1">
+          <w:hyperlink w:anchor="_Toc224299667" w:history="1">
             <w:r>
               <w:rPr>
                 <w:rStyle w:val="Hyperlink"/>
@@ -1444,7 +1444,7 @@
                 <w:noProof/>
                 <w:webHidden/>
               </w:rPr>
-              <w:instrText xml:space="preserve"> PAGEREF _Toc224032092 \h </w:instrText>
+              <w:instrText xml:space="preserve"> PAGEREF _Toc224299667 \h </w:instrText>
             </w:r>
             <w:r>
               <w:rPr>
@@ -1464,7 +1464,7 @@
                 <w:noProof/>
                 <w:webHidden/>
               </w:rPr>
-              <w:t>4</w:t>
+              <w:t>3</w:t>
             </w:r>
             <w:r>
               <w:rPr>
@@ -1487,7 +1487,7 @@
               <w:lang w:eastAsia="en-GB"/>
             </w:rPr>
           </w:pPr>
-          <w:hyperlink w:anchor="_Toc224032093" w:history="1">
+          <w:hyperlink w:anchor="_Toc224299668" w:history="1">
             <w:r>
               <w:rPr>
                 <w:rStyle w:val="Hyperlink"/>
@@ -1516,7 +1516,7 @@
                 <w:noProof/>
                 <w:webHidden/>
               </w:rPr>
-              <w:instrText xml:space="preserve"> PAGEREF _Toc224032093 \h </w:instrText>
+              <w:instrText xml:space="preserve"> PAGEREF _Toc224299668 \h </w:instrText>
             </w:r>
             <w:r>
               <w:rPr>
@@ -1559,7 +1559,7 @@
               <w:lang w:eastAsia="en-GB"/>
             </w:rPr>
           </w:pPr>
-          <w:hyperlink w:anchor="_Toc224032094" w:history="1">
+          <w:hyperlink w:anchor="_Toc224299669" w:history="1">
             <w:r>
               <w:rPr>
                 <w:rStyle w:val="Hyperlink"/>
@@ -1588,7 +1588,7 @@
                 <w:noProof/>
                 <w:webHidden/>
               </w:rPr>
-              <w:instrText xml:space="preserve"> PAGEREF _Toc224032094 \h </w:instrText>
+              <w:instrText xml:space="preserve"> PAGEREF _Toc224299669 \h </w:instrText>
             </w:r>
             <w:r>
               <w:rPr>
@@ -1631,7 +1631,7 @@
               <w:lang w:eastAsia="en-GB"/>
             </w:rPr>
           </w:pPr>
-          <w:hyperlink w:anchor="_Toc224032095" w:history="1">
+          <w:hyperlink w:anchor="_Toc224299670" w:history="1">
             <w:r>
               <w:rPr>
                 <w:rStyle w:val="Hyperlink"/>
@@ -1660,7 +1660,7 @@
                 <w:noProof/>
                 <w:webHidden/>
               </w:rPr>
-              <w:instrText xml:space="preserve"> PAGEREF _Toc224032095 \h </w:instrText>
+              <w:instrText xml:space="preserve"> PAGEREF _Toc224299670 \h </w:instrText>
             </w:r>
             <w:r>
               <w:rPr>
@@ -1680,7 +1680,7 @@
                 <w:noProof/>
                 <w:webHidden/>
               </w:rPr>
-              <w:t>5</w:t>
+              <w:t>4</w:t>
             </w:r>
             <w:r>
               <w:rPr>
@@ -1703,7 +1703,7 @@
               <w:lang w:eastAsia="en-GB"/>
             </w:rPr>
           </w:pPr>
-          <w:hyperlink w:anchor="_Toc224032096" w:history="1">
+          <w:hyperlink w:anchor="_Toc224299671" w:history="1">
             <w:r>
               <w:rPr>
                 <w:rStyle w:val="Hyperlink"/>
@@ -1730,7 +1730,7 @@
                 <w:noProof/>
                 <w:webHidden/>
               </w:rPr>
-              <w:instrText xml:space="preserve"> PAGEREF _Toc224032096 \h </w:instrText>
+              <w:instrText xml:space="preserve"> PAGEREF _Toc224299671 \h </w:instrText>
             </w:r>
             <w:r>
               <w:rPr>
@@ -1750,7 +1750,7 @@
                 <w:noProof/>
                 <w:webHidden/>
               </w:rPr>
-              <w:t>5</w:t>
+              <w:t>4</w:t>
             </w:r>
             <w:r>
               <w:rPr>
@@ -1773,7 +1773,7 @@
               <w:lang w:eastAsia="en-GB"/>
             </w:rPr>
           </w:pPr>
-          <w:hyperlink w:anchor="_Toc224032097" w:history="1">
+          <w:hyperlink w:anchor="_Toc224299672" w:history="1">
             <w:r>
               <w:rPr>
                 <w:rStyle w:val="Hyperlink"/>
@@ -1800,7 +1800,7 @@
                 <w:noProof/>
                 <w:webHidden/>
               </w:rPr>
-              <w:instrText xml:space="preserve"> PAGEREF _Toc224032097 \h </w:instrText>
+              <w:instrText xml:space="preserve"> PAGEREF _Toc224299672 \h </w:instrText>
             </w:r>
             <w:r>
               <w:rPr>
@@ -1820,7 +1820,7 @@
                 <w:noProof/>
                 <w:webHidden/>
               </w:rPr>
-              <w:t>5</w:t>
+              <w:t>4</w:t>
             </w:r>
             <w:r>
               <w:rPr>
@@ -1843,7 +1843,7 @@
               <w:lang w:eastAsia="en-GB"/>
             </w:rPr>
           </w:pPr>
-          <w:hyperlink w:anchor="_Toc224032098" w:history="1">
+          <w:hyperlink w:anchor="_Toc224299673" w:history="1">
             <w:r>
               <w:rPr>
                 <w:rStyle w:val="Hyperlink"/>
@@ -1870,7 +1870,7 @@
                 <w:noProof/>
                 <w:webHidden/>
               </w:rPr>
-              <w:instrText xml:space="preserve"> PAGEREF _Toc224032098 \h </w:instrText>
+              <w:instrText xml:space="preserve"> PAGEREF _Toc224299673 \h </w:instrText>
             </w:r>
             <w:r>
               <w:rPr>
@@ -1890,7 +1890,7 @@
                 <w:noProof/>
                 <w:webHidden/>
               </w:rPr>
-              <w:t>5</w:t>
+              <w:t>4</w:t>
             </w:r>
             <w:r>
               <w:rPr>
@@ -1913,7 +1913,7 @@
               <w:lang w:eastAsia="en-GB"/>
             </w:rPr>
           </w:pPr>
-          <w:hyperlink w:anchor="_Toc224032099" w:history="1">
+          <w:hyperlink w:anchor="_Toc224299674" w:history="1">
             <w:r>
               <w:rPr>
                 <w:rStyle w:val="Hyperlink"/>
@@ -1940,7 +1940,7 @@
                 <w:noProof/>
                 <w:webHidden/>
               </w:rPr>
-              <w:instrText xml:space="preserve"> PAGEREF _Toc224032099 \h </w:instrText>
+              <w:instrText xml:space="preserve"> PAGEREF _Toc224299674 \h </w:instrText>
             </w:r>
             <w:r>
               <w:rPr>
@@ -1960,7 +1960,7 @@
                 <w:noProof/>
                 <w:webHidden/>
               </w:rPr>
-              <w:t>5</w:t>
+              <w:t>4</w:t>
             </w:r>
             <w:r>
               <w:rPr>
@@ -1983,7 +1983,7 @@
               <w:lang w:eastAsia="en-GB"/>
             </w:rPr>
           </w:pPr>
-          <w:hyperlink w:anchor="_Toc224032100" w:history="1">
+          <w:hyperlink w:anchor="_Toc224299675" w:history="1">
             <w:r>
               <w:rPr>
                 <w:rStyle w:val="Hyperlink"/>
@@ -2012,7 +2012,7 @@
                 <w:noProof/>
                 <w:webHidden/>
               </w:rPr>
-              <w:instrText xml:space="preserve"> PAGEREF _Toc224032100 \h </w:instrText>
+              <w:instrText xml:space="preserve"> PAGEREF _Toc224299675 \h </w:instrText>
             </w:r>
             <w:r>
               <w:rPr>
@@ -2032,7 +2032,7 @@
                 <w:noProof/>
                 <w:webHidden/>
               </w:rPr>
-              <w:t>11</w:t>
+              <w:t>9</w:t>
             </w:r>
             <w:r>
               <w:rPr>
@@ -2055,10 +2055,12 @@
               <w:lang w:eastAsia="en-GB"/>
             </w:rPr>
           </w:pPr>
-          <w:hyperlink w:anchor="_Toc224032101" w:history="1">
+          <w:hyperlink w:anchor="_Toc224299676" w:history="1">
             <w:r>
               <w:rPr>
                 <w:rStyle w:val="Hyperlink"/>
+                <w:b/>
+                <w:bCs/>
                 <w:noProof/>
               </w:rPr>
               <w:t>Performance</w:t>
@@ -2082,7 +2084,7 @@
                 <w:noProof/>
                 <w:webHidden/>
               </w:rPr>
-              <w:instrText xml:space="preserve"> PAGEREF _Toc224032101 \h </w:instrText>
+              <w:instrText xml:space="preserve"> PAGEREF _Toc224299676 \h </w:instrText>
             </w:r>
             <w:r>
               <w:rPr>
@@ -2102,7 +2104,7 @@
                 <w:noProof/>
                 <w:webHidden/>
               </w:rPr>
-              <w:t>11</w:t>
+              <w:t>9</w:t>
             </w:r>
             <w:r>
               <w:rPr>
@@ -2125,10 +2127,12 @@
               <w:lang w:eastAsia="en-GB"/>
             </w:rPr>
           </w:pPr>
-          <w:hyperlink w:anchor="_Toc224032102" w:history="1">
+          <w:hyperlink w:anchor="_Toc224299677" w:history="1">
             <w:r>
               <w:rPr>
                 <w:rStyle w:val="Hyperlink"/>
+                <w:b/>
+                <w:bCs/>
                 <w:noProof/>
               </w:rPr>
               <w:t>Security</w:t>
@@ -2152,7 +2156,7 @@
                 <w:noProof/>
                 <w:webHidden/>
               </w:rPr>
-              <w:instrText xml:space="preserve"> PAGEREF _Toc224032102 \h </w:instrText>
+              <w:instrText xml:space="preserve"> PAGEREF _Toc224299677 \h </w:instrText>
             </w:r>
             <w:r>
               <w:rPr>
@@ -2172,7 +2176,7 @@
                 <w:noProof/>
                 <w:webHidden/>
               </w:rPr>
-              <w:t>12</w:t>
+              <w:t>10</w:t>
             </w:r>
             <w:r>
               <w:rPr>
@@ -2195,10 +2199,12 @@
               <w:lang w:eastAsia="en-GB"/>
             </w:rPr>
           </w:pPr>
-          <w:hyperlink w:anchor="_Toc224032103" w:history="1">
+          <w:hyperlink w:anchor="_Toc224299678" w:history="1">
             <w:r>
               <w:rPr>
                 <w:rStyle w:val="Hyperlink"/>
+                <w:b/>
+                <w:bCs/>
                 <w:noProof/>
               </w:rPr>
               <w:t>Scalability</w:t>
@@ -2222,7 +2228,7 @@
                 <w:noProof/>
                 <w:webHidden/>
               </w:rPr>
-              <w:instrText xml:space="preserve"> PAGEREF _Toc224032103 \h </w:instrText>
+              <w:instrText xml:space="preserve"> PAGEREF _Toc224299678 \h </w:instrText>
             </w:r>
             <w:r>
               <w:rPr>
@@ -2242,7 +2248,7 @@
                 <w:noProof/>
                 <w:webHidden/>
               </w:rPr>
-              <w:t>12</w:t>
+              <w:t>10</w:t>
             </w:r>
             <w:r>
               <w:rPr>
@@ -2265,10 +2271,12 @@
               <w:lang w:eastAsia="en-GB"/>
             </w:rPr>
           </w:pPr>
-          <w:hyperlink w:anchor="_Toc224032104" w:history="1">
+          <w:hyperlink w:anchor="_Toc224299679" w:history="1">
             <w:r>
               <w:rPr>
                 <w:rStyle w:val="Hyperlink"/>
+                <w:b/>
+                <w:bCs/>
                 <w:noProof/>
               </w:rPr>
               <w:t>Capacity</w:t>
@@ -2292,7 +2300,7 @@
                 <w:noProof/>
                 <w:webHidden/>
               </w:rPr>
-              <w:instrText xml:space="preserve"> PAGEREF _Toc224032104 \h </w:instrText>
+              <w:instrText xml:space="preserve"> PAGEREF _Toc224299679 \h </w:instrText>
             </w:r>
             <w:r>
               <w:rPr>
@@ -2312,7 +2320,7 @@
                 <w:noProof/>
                 <w:webHidden/>
               </w:rPr>
-              <w:t>13</w:t>
+              <w:t>11</w:t>
             </w:r>
             <w:r>
               <w:rPr>
@@ -2335,10 +2343,12 @@
               <w:lang w:eastAsia="en-GB"/>
             </w:rPr>
           </w:pPr>
-          <w:hyperlink w:anchor="_Toc224032105" w:history="1">
+          <w:hyperlink w:anchor="_Toc224299680" w:history="1">
             <w:r>
               <w:rPr>
                 <w:rStyle w:val="Hyperlink"/>
+                <w:b/>
+                <w:bCs/>
                 <w:noProof/>
               </w:rPr>
               <w:t>Reliability</w:t>
@@ -2362,7 +2372,7 @@
                 <w:noProof/>
                 <w:webHidden/>
               </w:rPr>
-              <w:instrText xml:space="preserve"> PAGEREF _Toc224032105 \h </w:instrText>
+              <w:instrText xml:space="preserve"> PAGEREF _Toc224299680 \h </w:instrText>
             </w:r>
             <w:r>
               <w:rPr>
@@ -2382,7 +2392,7 @@
                 <w:noProof/>
                 <w:webHidden/>
               </w:rPr>
-              <w:t>13</w:t>
+              <w:t>11</w:t>
             </w:r>
             <w:r>
               <w:rPr>
@@ -2405,10 +2415,12 @@
               <w:lang w:eastAsia="en-GB"/>
             </w:rPr>
           </w:pPr>
-          <w:hyperlink w:anchor="_Toc224032106" w:history="1">
+          <w:hyperlink w:anchor="_Toc224299681" w:history="1">
             <w:r>
               <w:rPr>
                 <w:rStyle w:val="Hyperlink"/>
+                <w:b/>
+                <w:bCs/>
                 <w:noProof/>
               </w:rPr>
               <w:t>Usability</w:t>
@@ -2432,7 +2444,7 @@
                 <w:noProof/>
                 <w:webHidden/>
               </w:rPr>
-              <w:instrText xml:space="preserve"> PAGEREF _Toc224032106 \h </w:instrText>
+              <w:instrText xml:space="preserve"> PAGEREF _Toc224299681 \h </w:instrText>
             </w:r>
             <w:r>
               <w:rPr>
@@ -2452,7 +2464,7 @@
                 <w:noProof/>
                 <w:webHidden/>
               </w:rPr>
-              <w:t>14</w:t>
+              <w:t>12</w:t>
             </w:r>
             <w:r>
               <w:rPr>
@@ -2475,10 +2487,12 @@
               <w:lang w:eastAsia="en-GB"/>
             </w:rPr>
           </w:pPr>
-          <w:hyperlink w:anchor="_Toc224032107" w:history="1">
+          <w:hyperlink w:anchor="_Toc224299682" w:history="1">
             <w:r>
               <w:rPr>
                 <w:rStyle w:val="Hyperlink"/>
+                <w:b/>
+                <w:bCs/>
                 <w:noProof/>
               </w:rPr>
               <w:t>Accessibility</w:t>
@@ -2502,7 +2516,7 @@
                 <w:noProof/>
                 <w:webHidden/>
               </w:rPr>
-              <w:instrText xml:space="preserve"> PAGEREF _Toc224032107 \h </w:instrText>
+              <w:instrText xml:space="preserve"> PAGEREF _Toc224299682 \h </w:instrText>
             </w:r>
             <w:r>
               <w:rPr>
@@ -2522,7 +2536,7 @@
                 <w:noProof/>
                 <w:webHidden/>
               </w:rPr>
-              <w:t>14</w:t>
+              <w:t>12</w:t>
             </w:r>
             <w:r>
               <w:rPr>
@@ -2545,7 +2559,7 @@
               <w:lang w:eastAsia="en-GB"/>
             </w:rPr>
           </w:pPr>
-          <w:hyperlink w:anchor="_Toc224032108" w:history="1">
+          <w:hyperlink w:anchor="_Toc224299683" w:history="1">
             <w:r>
               <w:rPr>
                 <w:rStyle w:val="Hyperlink"/>
@@ -2574,7 +2588,7 @@
                 <w:noProof/>
                 <w:webHidden/>
               </w:rPr>
-              <w:instrText xml:space="preserve"> PAGEREF _Toc224032108 \h </w:instrText>
+              <w:instrText xml:space="preserve"> PAGEREF _Toc224299683 \h </w:instrText>
             </w:r>
             <w:r>
               <w:rPr>
@@ -2594,7 +2608,7 @@
                 <w:noProof/>
                 <w:webHidden/>
               </w:rPr>
-              <w:t>14</w:t>
+              <w:t>13</w:t>
             </w:r>
             <w:r>
               <w:rPr>
@@ -2617,7 +2631,7 @@
               <w:lang w:eastAsia="en-GB"/>
             </w:rPr>
           </w:pPr>
-          <w:hyperlink w:anchor="_Toc224032109" w:history="1">
+          <w:hyperlink w:anchor="_Toc224299684" w:history="1">
             <w:r>
               <w:rPr>
                 <w:rStyle w:val="Hyperlink"/>
@@ -2646,7 +2660,7 @@
                 <w:noProof/>
                 <w:webHidden/>
               </w:rPr>
-              <w:instrText xml:space="preserve"> PAGEREF _Toc224032109 \h </w:instrText>
+              <w:instrText xml:space="preserve"> PAGEREF _Toc224299684 \h </w:instrText>
             </w:r>
             <w:r>
               <w:rPr>
@@ -2666,7 +2680,217 @@
                 <w:noProof/>
                 <w:webHidden/>
               </w:rPr>
-              <w:t>15</w:t>
+              <w:t>13</w:t>
+            </w:r>
+            <w:r>
+              <w:rPr>
+                <w:noProof/>
+                <w:webHidden/>
+              </w:rPr>
+              <w:fldChar w:fldCharType="end"/>
+            </w:r>
+          </w:hyperlink>
+        </w:p>
+        <w:p>
+          <w:pPr>
+            <w:pStyle w:val="TOC3"/>
+            <w:tabs>
+              <w:tab w:val="right" w:leader="dot" w:pos="9016"/>
+            </w:tabs>
+            <w:rPr>
+              <w:rFonts w:eastAsiaTheme="minorEastAsia"/>
+              <w:noProof/>
+              <w:lang w:eastAsia="en-GB"/>
+            </w:rPr>
+          </w:pPr>
+          <w:hyperlink w:anchor="_Toc224299685" w:history="1">
+            <w:r>
+              <w:rPr>
+                <w:rStyle w:val="Hyperlink"/>
+                <w:noProof/>
+              </w:rPr>
+              <w:t>Project Risks (PR)</w:t>
+            </w:r>
+            <w:r>
+              <w:rPr>
+                <w:noProof/>
+                <w:webHidden/>
+              </w:rPr>
+              <w:tab/>
+            </w:r>
+            <w:r>
+              <w:rPr>
+                <w:noProof/>
+                <w:webHidden/>
+              </w:rPr>
+              <w:fldChar w:fldCharType="begin"/>
+            </w:r>
+            <w:r>
+              <w:rPr>
+                <w:noProof/>
+                <w:webHidden/>
+              </w:rPr>
+              <w:instrText xml:space="preserve"> PAGEREF _Toc224299685 \h </w:instrText>
+            </w:r>
+            <w:r>
+              <w:rPr>
+                <w:noProof/>
+                <w:webHidden/>
+              </w:rPr>
+            </w:r>
+            <w:r>
+              <w:rPr>
+                <w:noProof/>
+                <w:webHidden/>
+              </w:rPr>
+              <w:fldChar w:fldCharType="separate"/>
+            </w:r>
+            <w:r>
+              <w:rPr>
+                <w:noProof/>
+                <w:webHidden/>
+              </w:rPr>
+              <w:t>13</w:t>
+            </w:r>
+            <w:r>
+              <w:rPr>
+                <w:noProof/>
+                <w:webHidden/>
+              </w:rPr>
+              <w:fldChar w:fldCharType="end"/>
+            </w:r>
+          </w:hyperlink>
+        </w:p>
+        <w:p>
+          <w:pPr>
+            <w:pStyle w:val="TOC3"/>
+            <w:tabs>
+              <w:tab w:val="right" w:leader="dot" w:pos="9016"/>
+            </w:tabs>
+            <w:rPr>
+              <w:rFonts w:eastAsiaTheme="minorEastAsia"/>
+              <w:noProof/>
+              <w:lang w:eastAsia="en-GB"/>
+            </w:rPr>
+          </w:pPr>
+          <w:hyperlink w:anchor="_Toc224299686" w:history="1">
+            <w:r>
+              <w:rPr>
+                <w:rStyle w:val="Hyperlink"/>
+                <w:noProof/>
+              </w:rPr>
+              <w:t>Technical Risks (TR)</w:t>
+            </w:r>
+            <w:r>
+              <w:rPr>
+                <w:noProof/>
+                <w:webHidden/>
+              </w:rPr>
+              <w:tab/>
+            </w:r>
+            <w:r>
+              <w:rPr>
+                <w:noProof/>
+                <w:webHidden/>
+              </w:rPr>
+              <w:fldChar w:fldCharType="begin"/>
+            </w:r>
+            <w:r>
+              <w:rPr>
+                <w:noProof/>
+                <w:webHidden/>
+              </w:rPr>
+              <w:instrText xml:space="preserve"> PAGEREF _Toc224299686 \h </w:instrText>
+            </w:r>
+            <w:r>
+              <w:rPr>
+                <w:noProof/>
+                <w:webHidden/>
+              </w:rPr>
+            </w:r>
+            <w:r>
+              <w:rPr>
+                <w:noProof/>
+                <w:webHidden/>
+              </w:rPr>
+              <w:fldChar w:fldCharType="separate"/>
+            </w:r>
+            <w:r>
+              <w:rPr>
+                <w:noProof/>
+                <w:webHidden/>
+              </w:rPr>
+              <w:t>13</w:t>
+            </w:r>
+            <w:r>
+              <w:rPr>
+                <w:noProof/>
+                <w:webHidden/>
+              </w:rPr>
+              <w:fldChar w:fldCharType="end"/>
+            </w:r>
+          </w:hyperlink>
+        </w:p>
+        <w:p>
+          <w:pPr>
+            <w:pStyle w:val="TOC2"/>
+            <w:tabs>
+              <w:tab w:val="right" w:leader="dot" w:pos="9016"/>
+            </w:tabs>
+            <w:rPr>
+              <w:rFonts w:eastAsiaTheme="minorEastAsia"/>
+              <w:noProof/>
+              <w:lang w:eastAsia="en-GB"/>
+            </w:rPr>
+          </w:pPr>
+          <w:hyperlink w:anchor="_Toc224299687" w:history="1">
+            <w:r>
+              <w:rPr>
+                <w:rStyle w:val="Hyperlink"/>
+                <w:noProof/>
+              </w:rPr>
+              <w:t>Business Risks (BR)</w:t>
+            </w:r>
+            <w:r>
+              <w:rPr>
+                <w:noProof/>
+                <w:webHidden/>
+              </w:rPr>
+              <w:tab/>
+            </w:r>
+            <w:r>
+              <w:rPr>
+                <w:noProof/>
+                <w:webHidden/>
+              </w:rPr>
+              <w:fldChar w:fldCharType="begin"/>
+            </w:r>
+            <w:r>
+              <w:rPr>
+                <w:noProof/>
+                <w:webHidden/>
+              </w:rPr>
+              <w:instrText xml:space="preserve"> PAGEREF _Toc224299687 \h </w:instrText>
+            </w:r>
+            <w:r>
+              <w:rPr>
+                <w:noProof/>
+                <w:webHidden/>
+              </w:rPr>
+            </w:r>
+            <w:r>
+              <w:rPr>
+                <w:noProof/>
+                <w:webHidden/>
+              </w:rPr>
+              <w:fldChar w:fldCharType="separate"/>
+            </w:r>
+            <w:r>
+              <w:rPr>
+                <w:noProof/>
+                <w:webHidden/>
+              </w:rPr>
+              <w:t>13</w:t>
             </w:r>
             <w:r>
               <w:rPr>
@@ -2689,7 +2913,7 @@
               <w:lang w:eastAsia="en-GB"/>
             </w:rPr>
           </w:pPr>
-          <w:hyperlink w:anchor="_Toc224032110" w:history="1">
+          <w:hyperlink w:anchor="_Toc224299688" w:history="1">
             <w:r>
               <w:rPr>
                 <w:rStyle w:val="Hyperlink"/>
@@ -2718,7 +2942,7 @@
                 <w:noProof/>
                 <w:webHidden/>
               </w:rPr>
-              <w:instrText xml:space="preserve"> PAGEREF _Toc224032110 \h </w:instrText>
+              <w:instrText xml:space="preserve"> PAGEREF _Toc224299688 \h </w:instrText>
             </w:r>
             <w:r>
               <w:rPr>
@@ -2738,7 +2962,7 @@
                 <w:noProof/>
                 <w:webHidden/>
               </w:rPr>
-              <w:t>15</w:t>
+              <w:t>13</w:t>
             </w:r>
             <w:r>
               <w:rPr>
@@ -2761,7 +2985,7 @@
               <w:lang w:eastAsia="en-GB"/>
             </w:rPr>
           </w:pPr>
-          <w:hyperlink w:anchor="_Toc224032111" w:history="1">
+          <w:hyperlink w:anchor="_Toc224299689" w:history="1">
             <w:r>
               <w:rPr>
                 <w:rStyle w:val="Hyperlink"/>
@@ -2790,7 +3014,7 @@
                 <w:noProof/>
                 <w:webHidden/>
               </w:rPr>
-              <w:instrText xml:space="preserve"> PAGEREF _Toc224032111 \h </w:instrText>
+              <w:instrText xml:space="preserve"> PAGEREF _Toc224299689 \h </w:instrText>
             </w:r>
             <w:r>
               <w:rPr>
@@ -2810,7 +3034,7 @@
                 <w:noProof/>
                 <w:webHidden/>
               </w:rPr>
-              <w:t>15</w:t>
+              <w:t>14</w:t>
             </w:r>
             <w:r>
               <w:rPr>
@@ -2833,7 +3057,7 @@
               <w:lang w:eastAsia="en-GB"/>
             </w:rPr>
           </w:pPr>
-          <w:hyperlink w:anchor="_Toc224032112" w:history="1">
+          <w:hyperlink w:anchor="_Toc224299690" w:history="1">
             <w:r>
               <w:rPr>
                 <w:rStyle w:val="Hyperlink"/>
@@ -2862,7 +3086,7 @@
                 <w:noProof/>
                 <w:webHidden/>
               </w:rPr>
-              <w:instrText xml:space="preserve"> PAGEREF _Toc224032112 \h </w:instrText>
+              <w:instrText xml:space="preserve"> PAGEREF _Toc224299690 \h </w:instrText>
             </w:r>
             <w:r>
               <w:rPr>
@@ -2882,7 +3106,7 @@
                 <w:noProof/>
                 <w:webHidden/>
               </w:rPr>
-              <w:t>15</w:t>
+              <w:t>17</w:t>
             </w:r>
             <w:r>
               <w:rPr>
@@ -2905,7 +3129,7 @@
               <w:lang w:eastAsia="en-GB"/>
             </w:rPr>
           </w:pPr>
-          <w:hyperlink w:anchor="_Toc224032113" w:history="1">
+          <w:hyperlink w:anchor="_Toc224299691" w:history="1">
             <w:r>
               <w:rPr>
                 <w:rStyle w:val="Hyperlink"/>
@@ -2934,7 +3158,7 @@
                 <w:noProof/>
                 <w:webHidden/>
               </w:rPr>
-              <w:instrText xml:space="preserve"> PAGEREF _Toc224032113 \h </w:instrText>
+              <w:instrText xml:space="preserve"> PAGEREF _Toc224299691 \h </w:instrText>
             </w:r>
             <w:r>
               <w:rPr>
@@ -2954,7 +3178,7 @@
                 <w:noProof/>
                 <w:webHidden/>
               </w:rPr>
-              <w:t>15</w:t>
+              <w:t>19</w:t>
             </w:r>
             <w:r>
               <w:rPr>
@@ -2976,66 +3200,6 @@
         </w:p>
       </w:sdtContent>
     </w:sdt>
-    <w:p>
-      <w:pPr>
-        <w:pStyle w:val="Heading1"/>
-        <w:rPr>
-          <w:b/>
-          <w:bCs/>
-          <w:sz w:val="30"/>
-          <w:szCs w:val="30"/>
-        </w:rPr>
-      </w:pPr>
-    </w:p>
-    <w:p>
-      <w:pPr>
-        <w:pStyle w:val="Heading1"/>
-        <w:rPr>
-          <w:b/>
-          <w:bCs/>
-          <w:sz w:val="30"/>
-          <w:szCs w:val="30"/>
-        </w:rPr>
-      </w:pPr>
-    </w:p>
-    <w:p>
-      <w:pPr>
-        <w:pStyle w:val="Heading1"/>
-        <w:rPr>
-          <w:b/>
-          <w:bCs/>
-          <w:sz w:val="30"/>
-          <w:szCs w:val="30"/>
-        </w:rPr>
-      </w:pPr>
-    </w:p>
-    <w:p>
-      <w:pPr>
-        <w:pStyle w:val="Heading1"/>
-        <w:rPr>
-          <w:b/>
-          <w:bCs/>
-          <w:sz w:val="30"/>
-          <w:szCs w:val="30"/>
-        </w:rPr>
-      </w:pPr>
-    </w:p>
-    <w:p>
-      <w:pPr>
-        <w:pStyle w:val="Heading1"/>
-        <w:rPr>
-          <w:b/>
-          <w:bCs/>
-          <w:sz w:val="30"/>
-          <w:szCs w:val="30"/>
-        </w:rPr>
-      </w:pPr>
-    </w:p>
-    <w:p/>
-    <w:p/>
-    <w:p/>
-    <w:p/>
-    <w:p/>
     <w:p/>
     <w:p/>
     <w:p>
@@ -3048,7 +3212,7 @@
           <w:szCs w:val="30"/>
         </w:rPr>
       </w:pPr>
-      <w:bookmarkStart w:id="0" w:name="_Toc224032086"/>
+      <w:bookmarkStart w:id="0" w:name="_Toc224299661"/>
       <w:r>
         <w:rPr>
           <w:b/>
@@ -3056,6 +3220,7 @@
           <w:sz w:val="30"/>
           <w:szCs w:val="30"/>
         </w:rPr>
+        <w:lastRenderedPageBreak/>
         <w:t>BUSINESS CONTEXT</w:t>
       </w:r>
       <w:bookmarkEnd w:id="0"/>
@@ -3073,9 +3238,15 @@
     <w:p>
       <w:pPr>
         <w:pStyle w:val="Heading2"/>
+        <w:rPr>
+          <w:rFonts w:asciiTheme="minorHAnsi" w:hAnsiTheme="minorHAnsi"/>
+        </w:rPr>
       </w:pPr>
-      <w:bookmarkStart w:id="1" w:name="_Toc224032087"/>
+      <w:bookmarkStart w:id="1" w:name="_Toc224299662"/>
       <w:r>
+        <w:rPr>
+          <w:rFonts w:asciiTheme="minorHAnsi" w:hAnsiTheme="minorHAnsi"/>
+        </w:rPr>
         <w:t>Order Management</w:t>
       </w:r>
       <w:bookmarkEnd w:id="1"/>
@@ -3386,16 +3557,28 @@
     <w:p>
       <w:pPr>
         <w:pStyle w:val="Heading2"/>
+        <w:rPr>
+          <w:rFonts w:asciiTheme="minorHAnsi" w:hAnsiTheme="minorHAnsi"/>
+        </w:rPr>
       </w:pPr>
-      <w:bookmarkStart w:id="2" w:name="_Toc224032088"/>
+      <w:bookmarkStart w:id="2" w:name="_Toc224299663"/>
       <w:r>
+        <w:rPr>
+          <w:rFonts w:asciiTheme="minorHAnsi" w:hAnsiTheme="minorHAnsi"/>
+        </w:rPr>
         <w:t xml:space="preserve">Scheduling </w:t>
       </w:r>
       <w:r>
+        <w:rPr>
+          <w:rFonts w:asciiTheme="minorHAnsi" w:hAnsiTheme="minorHAnsi"/>
+        </w:rPr>
         <w:t>Features</w:t>
       </w:r>
       <w:bookmarkEnd w:id="2"/>
       <w:r>
+        <w:rPr>
+          <w:rFonts w:asciiTheme="minorHAnsi" w:hAnsiTheme="minorHAnsi"/>
+        </w:rPr>
         <w:t xml:space="preserve"> </w:t>
       </w:r>
     </w:p>
@@ -3437,11 +3620,7 @@
         <w:t>date</w:t>
       </w:r>
       <w:r>
-        <w:t xml:space="preserve">. Creating this system prevents customer inconvenience and dissatisfaction. It reduces </w:t>
-      </w:r>
-      <w:r>
-        <w:lastRenderedPageBreak/>
-        <w:t>uncertainty and improves customer services as they would know when and where to expect their order. Equally, this allows the business to manage and plan orders since they know when the orders are to be shipped. This prevents potential</w:t>
+        <w:t>. Creating this system prevents customer inconvenience and dissatisfaction. It reduces uncertainty and improves customer services as they would know when and where to expect their order. Equally, this allows the business to manage and plan orders since they know when the orders are to be shipped. This prevents potential</w:t>
       </w:r>
       <w:r>
         <w:t xml:space="preserve"> product wastage and</w:t>
@@ -3457,13 +3636,22 @@
     <w:p>
       <w:pPr>
         <w:pStyle w:val="Heading2"/>
+        <w:rPr>
+          <w:rFonts w:asciiTheme="minorHAnsi" w:hAnsiTheme="minorHAnsi"/>
+        </w:rPr>
       </w:pPr>
-      <w:bookmarkStart w:id="3" w:name="_Toc224032089"/>
+      <w:bookmarkStart w:id="3" w:name="_Toc224299664"/>
       <w:r>
+        <w:rPr>
+          <w:rFonts w:asciiTheme="minorHAnsi" w:hAnsiTheme="minorHAnsi"/>
+        </w:rPr>
         <w:t>Tracking Features</w:t>
       </w:r>
       <w:bookmarkEnd w:id="3"/>
       <w:r>
+        <w:rPr>
+          <w:rFonts w:asciiTheme="minorHAnsi" w:hAnsiTheme="minorHAnsi"/>
+        </w:rPr>
         <w:t xml:space="preserve"> </w:t>
       </w:r>
     </w:p>
@@ -3520,9 +3708,16 @@
     <w:p>
       <w:pPr>
         <w:pStyle w:val="Heading2"/>
+        <w:rPr>
+          <w:rFonts w:asciiTheme="minorHAnsi" w:hAnsiTheme="minorHAnsi"/>
+        </w:rPr>
       </w:pPr>
-      <w:bookmarkStart w:id="4" w:name="_Toc224032090"/>
+      <w:bookmarkStart w:id="4" w:name="_Toc224299665"/>
       <w:r>
+        <w:rPr>
+          <w:rFonts w:asciiTheme="minorHAnsi" w:hAnsiTheme="minorHAnsi"/>
+        </w:rPr>
+        <w:lastRenderedPageBreak/>
         <w:t>Producer Dashboard</w:t>
       </w:r>
       <w:bookmarkEnd w:id="4"/>
@@ -3770,13 +3965,22 @@
     <w:p>
       <w:pPr>
         <w:pStyle w:val="Heading2"/>
+        <w:rPr>
+          <w:rFonts w:asciiTheme="minorHAnsi" w:hAnsiTheme="minorHAnsi"/>
+        </w:rPr>
       </w:pPr>
-      <w:bookmarkStart w:id="5" w:name="_Toc224032091"/>
+      <w:bookmarkStart w:id="5" w:name="_Toc224299666"/>
       <w:r>
+        <w:rPr>
+          <w:rFonts w:asciiTheme="minorHAnsi" w:hAnsiTheme="minorHAnsi"/>
+        </w:rPr>
         <w:t>Customer Loyalty Program</w:t>
       </w:r>
       <w:bookmarkEnd w:id="5"/>
       <w:r>
+        <w:rPr>
+          <w:rFonts w:asciiTheme="minorHAnsi" w:hAnsiTheme="minorHAnsi"/>
+        </w:rPr>
         <w:t xml:space="preserve"> </w:t>
       </w:r>
     </w:p>
@@ -3925,15 +4129,7 @@
           <w:sz w:val="24"/>
           <w:szCs w:val="24"/>
         </w:rPr>
-        <w:t xml:space="preserve"> strengthening customer loyalty and overall customer service. It also serves as a window of opportunity to gain new customers as the Loyalty system present entices them and increases the likelihood of them becoming regulars. The overall loyal customer base increases the reputation of the business by word of the mouth as well </w:t>
-      </w:r>
-      <w:r>
-        <w:rPr>
-          <w:sz w:val="24"/>
-          <w:szCs w:val="24"/>
-        </w:rPr>
-        <w:lastRenderedPageBreak/>
-        <w:t xml:space="preserve">as </w:t>
+        <w:t xml:space="preserve"> strengthening customer loyalty and overall customer service. It also serves as a window of opportunity to gain new customers as the Loyalty system present entices them and increases the likelihood of them becoming regulars. The overall loyal customer base increases the reputation of the business by word of the mouth as well as </w:t>
       </w:r>
       <w:r>
         <w:rPr>
@@ -3961,9 +4157,15 @@
     <w:p>
       <w:pPr>
         <w:pStyle w:val="Heading2"/>
+        <w:rPr>
+          <w:rFonts w:asciiTheme="minorHAnsi" w:hAnsiTheme="minorHAnsi"/>
+        </w:rPr>
       </w:pPr>
-      <w:bookmarkStart w:id="6" w:name="_Toc224032092"/>
+      <w:bookmarkStart w:id="6" w:name="_Toc224299667"/>
       <w:r>
+        <w:rPr>
+          <w:rFonts w:asciiTheme="minorHAnsi" w:hAnsiTheme="minorHAnsi"/>
+        </w:rPr>
         <w:t>Accessibility Features</w:t>
       </w:r>
       <w:bookmarkEnd w:id="6"/>
@@ -4059,7 +4261,7 @@
           <w:szCs w:val="30"/>
         </w:rPr>
       </w:pPr>
-      <w:bookmarkStart w:id="7" w:name="_Toc224032093"/>
+      <w:bookmarkStart w:id="7" w:name="_Toc224299668"/>
       <w:r>
         <w:rPr>
           <w:b/>
@@ -4067,6 +4269,7 @@
           <w:sz w:val="30"/>
           <w:szCs w:val="30"/>
         </w:rPr>
+        <w:lastRenderedPageBreak/>
         <w:t>Project Aim</w:t>
       </w:r>
       <w:bookmarkEnd w:id="7"/>
@@ -4291,7 +4494,7 @@
           <w:szCs w:val="30"/>
         </w:rPr>
       </w:pPr>
-      <w:bookmarkStart w:id="8" w:name="_Toc224032094"/>
+      <w:bookmarkStart w:id="8" w:name="_Toc224299669"/>
       <w:r>
         <w:rPr>
           <w:b/>
@@ -4423,7 +4626,6 @@
           <w:sz w:val="24"/>
           <w:szCs w:val="24"/>
         </w:rPr>
-        <w:lastRenderedPageBreak/>
         <w:t>Charles (Customer)- A new</w:t>
       </w:r>
       <w:r>
@@ -4465,7 +4667,7 @@
           <w:szCs w:val="30"/>
         </w:rPr>
       </w:pPr>
-      <w:bookmarkStart w:id="9" w:name="_Toc224032095"/>
+      <w:bookmarkStart w:id="9" w:name="_Toc224299670"/>
       <w:r>
         <w:rPr>
           <w:b/>
@@ -4508,13 +4710,22 @@
             <w:pPr>
               <w:pStyle w:val="Heading2"/>
               <w:outlineLvl w:val="1"/>
-            </w:pPr>
-            <w:bookmarkStart w:id="10" w:name="_Toc224032096"/>
-            <w:r>
+              <w:rPr>
+                <w:rFonts w:asciiTheme="minorHAnsi" w:hAnsiTheme="minorHAnsi"/>
+              </w:rPr>
+            </w:pPr>
+            <w:bookmarkStart w:id="10" w:name="_Toc224299671"/>
+            <w:r>
+              <w:rPr>
+                <w:rFonts w:asciiTheme="minorHAnsi" w:hAnsiTheme="minorHAnsi"/>
+              </w:rPr>
               <w:t>Functional Requirement</w:t>
             </w:r>
             <w:bookmarkEnd w:id="10"/>
             <w:r>
+              <w:rPr>
+                <w:rFonts w:asciiTheme="minorHAnsi" w:hAnsiTheme="minorHAnsi"/>
+              </w:rPr>
               <w:t xml:space="preserve"> </w:t>
             </w:r>
           </w:p>
@@ -4527,13 +4738,22 @@
             <w:pPr>
               <w:pStyle w:val="Heading2"/>
               <w:outlineLvl w:val="1"/>
-            </w:pPr>
-            <w:bookmarkStart w:id="11" w:name="_Toc224032097"/>
-            <w:r>
+              <w:rPr>
+                <w:rFonts w:asciiTheme="minorHAnsi" w:hAnsiTheme="minorHAnsi"/>
+              </w:rPr>
+            </w:pPr>
+            <w:bookmarkStart w:id="11" w:name="_Toc224299672"/>
+            <w:r>
+              <w:rPr>
+                <w:rFonts w:asciiTheme="minorHAnsi" w:hAnsiTheme="minorHAnsi"/>
+              </w:rPr>
               <w:t>User Story</w:t>
             </w:r>
             <w:bookmarkEnd w:id="11"/>
             <w:r>
+              <w:rPr>
+                <w:rFonts w:asciiTheme="minorHAnsi" w:hAnsiTheme="minorHAnsi"/>
+              </w:rPr>
               <w:t xml:space="preserve"> </w:t>
             </w:r>
           </w:p>
@@ -4546,13 +4766,22 @@
             <w:pPr>
               <w:pStyle w:val="Heading2"/>
               <w:outlineLvl w:val="1"/>
-            </w:pPr>
-            <w:bookmarkStart w:id="12" w:name="_Toc224032098"/>
-            <w:r>
+              <w:rPr>
+                <w:rFonts w:asciiTheme="minorHAnsi" w:hAnsiTheme="minorHAnsi"/>
+              </w:rPr>
+            </w:pPr>
+            <w:bookmarkStart w:id="12" w:name="_Toc224299673"/>
+            <w:r>
+              <w:rPr>
+                <w:rFonts w:asciiTheme="minorHAnsi" w:hAnsiTheme="minorHAnsi"/>
+              </w:rPr>
               <w:t>User Acceptance Criteria</w:t>
             </w:r>
             <w:bookmarkEnd w:id="12"/>
             <w:r>
+              <w:rPr>
+                <w:rFonts w:asciiTheme="minorHAnsi" w:hAnsiTheme="minorHAnsi"/>
+              </w:rPr>
               <w:t xml:space="preserve"> </w:t>
             </w:r>
           </w:p>
@@ -4565,13 +4794,22 @@
             <w:pPr>
               <w:pStyle w:val="Heading2"/>
               <w:outlineLvl w:val="1"/>
-            </w:pPr>
-            <w:bookmarkStart w:id="13" w:name="_Toc224032099"/>
-            <w:r>
+              <w:rPr>
+                <w:rFonts w:asciiTheme="minorHAnsi" w:hAnsiTheme="minorHAnsi"/>
+              </w:rPr>
+            </w:pPr>
+            <w:bookmarkStart w:id="13" w:name="_Toc224299674"/>
+            <w:r>
+              <w:rPr>
+                <w:rFonts w:asciiTheme="minorHAnsi" w:hAnsiTheme="minorHAnsi"/>
+              </w:rPr>
               <w:t>Justification</w:t>
             </w:r>
             <w:bookmarkEnd w:id="13"/>
             <w:r>
+              <w:rPr>
+                <w:rFonts w:asciiTheme="minorHAnsi" w:hAnsiTheme="minorHAnsi"/>
+              </w:rPr>
               <w:t xml:space="preserve"> </w:t>
             </w:r>
           </w:p>
@@ -4738,6 +4976,7 @@
               <w:rPr>
                 <w:rFonts w:asciiTheme="minorHAnsi" w:hAnsiTheme="minorHAnsi" w:cstheme="minorHAnsi"/>
               </w:rPr>
+              <w:lastRenderedPageBreak/>
               <w:t xml:space="preserve">user receives clear error messages for invalid or incomplete inputs </w:t>
             </w:r>
           </w:p>
@@ -4805,6 +5044,7 @@
                 <w:sz w:val="24"/>
                 <w:szCs w:val="24"/>
               </w:rPr>
+              <w:lastRenderedPageBreak/>
               <w:t xml:space="preserve">Account registration is the gateway to accessing all the features offered by GLH. </w:t>
             </w:r>
             <w:r>
@@ -4884,7 +5124,6 @@
                 <w:sz w:val="24"/>
                 <w:szCs w:val="24"/>
               </w:rPr>
-              <w:lastRenderedPageBreak/>
               <w:t>As a registered producer (Daniel) I want to be able to Log in to my account and view my dashboard with which I can use to track inventory and manage orders made.</w:t>
             </w:r>
           </w:p>
@@ -4913,7 +5152,6 @@
                 <w:sz w:val="24"/>
                 <w:szCs w:val="24"/>
               </w:rPr>
-              <w:lastRenderedPageBreak/>
               <w:t xml:space="preserve">The user should be able to interact with the Login button </w:t>
             </w:r>
           </w:p>
@@ -4960,16 +5198,7 @@
                 <w:sz w:val="24"/>
                 <w:szCs w:val="24"/>
               </w:rPr>
-              <w:t xml:space="preserve">It must prevent access with incorrect credentials as well as </w:t>
-            </w:r>
-            <w:r>
-              <w:rPr>
-                <w:rFonts w:cstheme="minorHAnsi"/>
-                <w:sz w:val="24"/>
-                <w:szCs w:val="24"/>
-              </w:rPr>
-              <w:lastRenderedPageBreak/>
-              <w:t xml:space="preserve">display an error message.  </w:t>
+              <w:t xml:space="preserve">It must prevent access with incorrect credentials as well as display an error message.  </w:t>
             </w:r>
           </w:p>
           <w:p>
@@ -5083,7 +5312,6 @@
                 <w:sz w:val="24"/>
                 <w:szCs w:val="24"/>
               </w:rPr>
-              <w:lastRenderedPageBreak/>
               <w:t>A secure and reliable login system is essential in creating that uniqueness between the profiles of different customers. It grants them access to a system with personalised features which are tailor made just for them.</w:t>
             </w:r>
           </w:p>
@@ -5138,7 +5366,16 @@
                 <w:sz w:val="24"/>
                 <w:szCs w:val="24"/>
               </w:rPr>
-              <w:t>As a customer whether new or returning (James &amp; Charles) I want to be able to create, edit or delete the orders I create</w:t>
+              <w:t xml:space="preserve">As a customer whether new or returning (James &amp; Charles) I want to be able to create, edit or delete </w:t>
+            </w:r>
+            <w:r>
+              <w:rPr>
+                <w:rFonts w:cstheme="minorHAnsi"/>
+                <w:sz w:val="24"/>
+                <w:szCs w:val="24"/>
+              </w:rPr>
+              <w:lastRenderedPageBreak/>
+              <w:t>the orders I create</w:t>
             </w:r>
             <w:r>
               <w:rPr>
@@ -5173,6 +5410,7 @@
                 <w:sz w:val="24"/>
                 <w:szCs w:val="24"/>
               </w:rPr>
+              <w:lastRenderedPageBreak/>
               <w:t>The User should be able to create an order after clicking on the products they wish to buy</w:t>
             </w:r>
           </w:p>
@@ -5195,6 +5433,7 @@
                 <w:sz w:val="24"/>
                 <w:szCs w:val="24"/>
               </w:rPr>
+              <w:lastRenderedPageBreak/>
               <w:t>They should be able to access their orders page within 2 clicks from any page on the website</w:t>
             </w:r>
           </w:p>
@@ -5291,7 +5530,17 @@
                 <w:sz w:val="24"/>
                 <w:szCs w:val="24"/>
               </w:rPr>
-              <w:t>An easily navigable order history empowers customers by giving them control and transparency over their purchases. It reduces the need for them to contact support for simple inquiries like "What did I order last month?" or "Has my order shipped yet?". This self-service capability improves customer satisfaction and reduces operational overhead for the business.</w:t>
+              <w:lastRenderedPageBreak/>
+              <w:t xml:space="preserve">An easily navigable order history empowers customers by giving them control and transparency over their purchases. It </w:t>
+            </w:r>
+            <w:r>
+              <w:rPr>
+                <w:rFonts w:cstheme="minorHAnsi"/>
+                <w:sz w:val="24"/>
+                <w:szCs w:val="24"/>
+              </w:rPr>
+              <w:lastRenderedPageBreak/>
+              <w:t>reduces the need for them to contact support for simple inquiries like "What did I order last month?" or "Has my order shipped yet?". This self-service capability improves customer satisfaction and reduces operational overhead for the business.</w:t>
             </w:r>
           </w:p>
         </w:tc>
@@ -5315,6 +5564,7 @@
                 <w:sz w:val="24"/>
                 <w:szCs w:val="24"/>
               </w:rPr>
+              <w:lastRenderedPageBreak/>
               <w:t>There should be a section which provides information about producers, their methods and benefits of purchasing locally</w:t>
             </w:r>
           </w:p>
@@ -5354,7 +5604,6 @@
                 <w:sz w:val="24"/>
                 <w:szCs w:val="24"/>
               </w:rPr>
-              <w:lastRenderedPageBreak/>
               <w:t>As a new customer (Charles) I want the application to give me relevant information on why it is beneficial to purchase locally made products as well as inform me on new products which I have no knowledge on.</w:t>
             </w:r>
           </w:p>
@@ -5384,7 +5633,6 @@
                 <w:szCs w:val="24"/>
                 <w:shd w:val="clear" w:color="auto" w:fill="FFFFFF"/>
               </w:rPr>
-              <w:lastRenderedPageBreak/>
               <w:t>The website must have a dedicated "Our Producers" or "Meet the Farmers" page accessible from the main navigation menu.</w:t>
             </w:r>
           </w:p>
@@ -5409,18 +5657,7 @@
                 <w:szCs w:val="24"/>
                 <w:shd w:val="clear" w:color="auto" w:fill="FFFFFF"/>
               </w:rPr>
-              <w:t xml:space="preserve">Each producer profile must contain a photo, and a description of their farming methods </w:t>
-            </w:r>
-            <w:r>
-              <w:rPr>
-                <w:rFonts w:cstheme="minorHAnsi"/>
-                <w:color w:val="0F1115"/>
-                <w:sz w:val="24"/>
-                <w:szCs w:val="24"/>
-                <w:shd w:val="clear" w:color="auto" w:fill="FFFFFF"/>
-              </w:rPr>
-              <w:lastRenderedPageBreak/>
-              <w:t>(e.g., Organic, Free-Range or what part of farming they expertise in).</w:t>
+              <w:t>Each producer profile must contain a photo, and a description of their farming methods (e.g., Organic, Free-Range or what part of farming they expertise in).</w:t>
             </w:r>
           </w:p>
           <w:p>
@@ -5486,7 +5723,14 @@
               <w:rPr>
                 <w:rFonts w:asciiTheme="minorHAnsi" w:hAnsiTheme="minorHAnsi" w:cstheme="minorHAnsi"/>
               </w:rPr>
-              <w:t>The page must comply with the Web Accessibility Guidelines (WCAG), e.g., Contrast, Text Size, Text-to-speech.</w:t>
+              <w:t xml:space="preserve">The page must comply with the Web Accessibility Guidelines (WCAG), e.g., Contrast, </w:t>
+            </w:r>
+            <w:r>
+              <w:rPr>
+                <w:rFonts w:asciiTheme="minorHAnsi" w:hAnsiTheme="minorHAnsi" w:cstheme="minorHAnsi"/>
+              </w:rPr>
+              <w:lastRenderedPageBreak/>
+              <w:t>Text Size, Text-to-speech.</w:t>
             </w:r>
           </w:p>
         </w:tc>
@@ -5509,16 +5753,7 @@
                 <w:szCs w:val="24"/>
               </w:rPr>
               <w:lastRenderedPageBreak/>
-              <w:t xml:space="preserve">In the local food market, the story and trust behind the product are key selling points. This transparency differentiates Greenfield Local Hub from supermarket giants. By highlighting producers and their methods, the platform builds an emotional </w:t>
-            </w:r>
-            <w:r>
-              <w:rPr>
-                <w:rFonts w:cstheme="minorHAnsi"/>
-                <w:sz w:val="24"/>
-                <w:szCs w:val="24"/>
-              </w:rPr>
-              <w:lastRenderedPageBreak/>
-              <w:t>connection and trust with the customer, justifying price points and reinforcing the value of supporting the local economy.</w:t>
+              <w:t>In the local food market, the story and trust behind the product are key selling points. This transparency differentiates Greenfield Local Hub from supermarket giants. By highlighting producers and their methods, the platform builds an emotional connection and trust with the customer, justifying price points and reinforcing the value of supporting the local economy.</w:t>
             </w:r>
           </w:p>
         </w:tc>
@@ -5673,18 +5908,7 @@
                 <w:szCs w:val="24"/>
                 <w:shd w:val="clear" w:color="auto" w:fill="FFFFFF"/>
               </w:rPr>
-              <w:t xml:space="preserve">The dashboard must provide a simple interface to mark orders as “Confirmed,” “Packed,” or </w:t>
-            </w:r>
-            <w:r>
-              <w:rPr>
-                <w:rFonts w:cstheme="minorHAnsi"/>
-                <w:color w:val="0F1115"/>
-                <w:sz w:val="24"/>
-                <w:szCs w:val="24"/>
-                <w:shd w:val="clear" w:color="auto" w:fill="FFFFFF"/>
-              </w:rPr>
-              <w:lastRenderedPageBreak/>
-              <w:t>“Shipped,” which updates the tracking status for the customer.</w:t>
+              <w:t>The dashboard must provide a simple interface to mark orders as “Confirmed,” “Packed,” or “Shipped,” which updates the tracking status for the customer.</w:t>
             </w:r>
           </w:p>
           <w:p>
@@ -5724,7 +5948,6 @@
                 <w:sz w:val="24"/>
                 <w:szCs w:val="24"/>
               </w:rPr>
-              <w:lastRenderedPageBreak/>
               <w:t>A dedicated producer dashboard streamlines the process at which producers supply their products to customers. It gives producers the ability to manage their own inventory. This real time synchronisation prevents overselling and ensures that the customer has accurate information, improving operational efficiency.</w:t>
             </w:r>
           </w:p>
@@ -5842,7 +6065,16 @@
                 <w:sz w:val="24"/>
                 <w:szCs w:val="24"/>
               </w:rPr>
-              <w:t>After selecting a date, the estimated delivery date must be displayed next to the order on the order page.</w:t>
+              <w:t xml:space="preserve">After selecting a date, the estimated delivery </w:t>
+            </w:r>
+            <w:r>
+              <w:rPr>
+                <w:rFonts w:cstheme="minorHAnsi"/>
+                <w:sz w:val="24"/>
+                <w:szCs w:val="24"/>
+              </w:rPr>
+              <w:lastRenderedPageBreak/>
+              <w:t>date must be displayed next to the order on the order page.</w:t>
             </w:r>
           </w:p>
           <w:p>
@@ -5912,7 +6144,35 @@
                 <w:sz w:val="24"/>
                 <w:szCs w:val="24"/>
               </w:rPr>
-              <w:t>Flexibility in scheduling and delivery is what transforms a browsing customer into a regular customer. This feature ensures that users are at home and are convenient in receiving their products. This is key especially for perishable items. It is also crucial for producers as it ca help them manage logistics and prevent them from over shipping</w:t>
+              <w:lastRenderedPageBreak/>
+              <w:t xml:space="preserve">Flexibility in scheduling and delivery is what transforms a browsing customer into a regular customer. This feature ensures that users are at home and are convenient in receiving their products. This is key especially for perishable items. It is also crucial for </w:t>
+            </w:r>
+            <w:r>
+              <w:rPr>
+                <w:rFonts w:cstheme="minorHAnsi"/>
+                <w:sz w:val="24"/>
+                <w:szCs w:val="24"/>
+              </w:rPr>
+              <w:lastRenderedPageBreak/>
+              <w:t xml:space="preserve">producers as </w:t>
+            </w:r>
+            <w:proofErr w:type="gramStart"/>
+            <w:r>
+              <w:rPr>
+                <w:rFonts w:cstheme="minorHAnsi"/>
+                <w:sz w:val="24"/>
+                <w:szCs w:val="24"/>
+              </w:rPr>
+              <w:t>it</w:t>
+            </w:r>
+            <w:proofErr w:type="gramEnd"/>
+            <w:r>
+              <w:rPr>
+                <w:rFonts w:cstheme="minorHAnsi"/>
+                <w:sz w:val="24"/>
+                <w:szCs w:val="24"/>
+              </w:rPr>
+              <w:t xml:space="preserve"> ca help them manage logistics and prevent them from over shipping</w:t>
             </w:r>
             <w:r>
               <w:rPr>
@@ -5944,6 +6204,7 @@
                 <w:sz w:val="24"/>
                 <w:szCs w:val="24"/>
               </w:rPr>
+              <w:lastRenderedPageBreak/>
               <w:t xml:space="preserve">The User should be able to track the status of their order </w:t>
             </w:r>
           </w:p>
@@ -6077,16 +6338,7 @@
                 <w:sz w:val="24"/>
                 <w:szCs w:val="24"/>
               </w:rPr>
-              <w:t xml:space="preserve">The tracking status must be consistent across the customer </w:t>
-            </w:r>
-            <w:r>
-              <w:rPr>
-                <w:rFonts w:cstheme="minorHAnsi"/>
-                <w:sz w:val="24"/>
-                <w:szCs w:val="24"/>
-              </w:rPr>
-              <w:lastRenderedPageBreak/>
-              <w:t>view, the producer dashboard and the manager view.</w:t>
+              <w:t>The tracking status must be consistent across the customer view, the producer dashboard and the manager view.</w:t>
             </w:r>
           </w:p>
           <w:p>
@@ -6130,7 +6382,6 @@
                 <w:sz w:val="24"/>
                 <w:szCs w:val="24"/>
               </w:rPr>
-              <w:lastRenderedPageBreak/>
               <w:t xml:space="preserve">Transparency during the delivery process builds trust and reduces customer anxiety. This reduces the rate of pointless enquiries made at customer support services. Sending in notifications about their order demonstrates a form of communication between the business and the customer which is crucial as well as commonly practiced in the industry  </w:t>
             </w:r>
           </w:p>
@@ -6310,7 +6561,16 @@
                 <w:sz w:val="24"/>
                 <w:szCs w:val="24"/>
               </w:rPr>
-              <w:t>The rewards / checkout page must show what applicable discount they can get with their accumulated points.</w:t>
+              <w:t xml:space="preserve">The rewards / checkout page must show what </w:t>
+            </w:r>
+            <w:r>
+              <w:rPr>
+                <w:rFonts w:cstheme="minorHAnsi"/>
+                <w:sz w:val="24"/>
+                <w:szCs w:val="24"/>
+              </w:rPr>
+              <w:lastRenderedPageBreak/>
+              <w:t>applicable discount they can get with their accumulated points.</w:t>
             </w:r>
           </w:p>
           <w:p>
@@ -6354,6 +6614,7 @@
                 <w:sz w:val="24"/>
                 <w:szCs w:val="24"/>
               </w:rPr>
+              <w:lastRenderedPageBreak/>
               <w:t xml:space="preserve">Customer Loyalty programs are proven to increase a customer’s overall purchasing value over time, meaning they’re more likely to become loyal customers from regular customers just by </w:t>
             </w:r>
             <w:r>
@@ -6362,7 +6623,16 @@
                 <w:sz w:val="24"/>
                 <w:szCs w:val="24"/>
               </w:rPr>
-              <w:t>showing them rewards. This encourages repeat purchases and at the same time foster an emotional bond between GLH and their customers.</w:t>
+              <w:t xml:space="preserve">showing them rewards. This encourages repeat purchases and at the same </w:t>
+            </w:r>
+            <w:r>
+              <w:rPr>
+                <w:rFonts w:cstheme="minorHAnsi"/>
+                <w:sz w:val="24"/>
+                <w:szCs w:val="24"/>
+              </w:rPr>
+              <w:lastRenderedPageBreak/>
+              <w:t>time foster an emotional bond between GLH and their customers.</w:t>
             </w:r>
           </w:p>
         </w:tc>
@@ -6386,6 +6656,7 @@
                 <w:sz w:val="24"/>
                 <w:szCs w:val="24"/>
               </w:rPr>
+              <w:lastRenderedPageBreak/>
               <w:t>There should be basic accessibility features available</w:t>
             </w:r>
           </w:p>
@@ -6605,7 +6876,6 @@
                 <w:sz w:val="24"/>
                 <w:szCs w:val="24"/>
               </w:rPr>
-              <w:lastRenderedPageBreak/>
               <w:t>The page must comply with the Web Accessibility Guidelines (WCAG)</w:t>
             </w:r>
           </w:p>
@@ -6628,7 +6898,6 @@
                 <w:sz w:val="24"/>
                 <w:szCs w:val="24"/>
               </w:rPr>
-              <w:lastRenderedPageBreak/>
               <w:t>By Including accessibility features</w:t>
             </w:r>
             <w:r>
@@ -6669,7 +6938,6 @@
           <w:szCs w:val="30"/>
         </w:rPr>
       </w:pPr>
-      <w:bookmarkStart w:id="14" w:name="_Toc224032100"/>
     </w:p>
     <w:p>
       <w:pPr>
@@ -6681,6 +6949,7 @@
           <w:szCs w:val="30"/>
         </w:rPr>
       </w:pPr>
+      <w:bookmarkStart w:id="14" w:name="_Toc224299675"/>
       <w:r>
         <w:rPr>
           <w:b/>
@@ -6736,7 +7005,7 @@
                 <w:bCs/>
               </w:rPr>
             </w:pPr>
-            <w:bookmarkStart w:id="15" w:name="_Toc224032101"/>
+            <w:bookmarkStart w:id="15" w:name="_Toc224299676"/>
             <w:r>
               <w:rPr>
                 <w:b/>
@@ -6984,6 +7253,7 @@
                 <w:sz w:val="24"/>
                 <w:szCs w:val="24"/>
               </w:rPr>
+              <w:lastRenderedPageBreak/>
               <w:t xml:space="preserve">The system should be able to withstand a high frequency of users simultaneously. </w:t>
             </w:r>
           </w:p>
@@ -7091,7 +7361,7 @@
                 <w:bCs/>
               </w:rPr>
             </w:pPr>
-            <w:bookmarkStart w:id="16" w:name="_Toc224032102"/>
+            <w:bookmarkStart w:id="16" w:name="_Toc224299677"/>
             <w:r>
               <w:rPr>
                 <w:b/>
@@ -7316,7 +7586,6 @@
                 <w:sz w:val="24"/>
                 <w:szCs w:val="24"/>
               </w:rPr>
-              <w:lastRenderedPageBreak/>
               <w:t xml:space="preserve">The website must enforce HTTPS across all pages.  </w:t>
             </w:r>
           </w:p>
@@ -7583,7 +7852,7 @@
                 <w:bCs/>
               </w:rPr>
             </w:pPr>
-            <w:bookmarkStart w:id="17" w:name="_Toc224032103"/>
+            <w:bookmarkStart w:id="17" w:name="_Toc224299678"/>
             <w:r>
               <w:rPr>
                 <w:b/>
@@ -7911,6 +8180,7 @@
                 <w:sz w:val="24"/>
                 <w:szCs w:val="24"/>
               </w:rPr>
+              <w:lastRenderedPageBreak/>
               <w:t>Database design must allow for easy addition of new features</w:t>
             </w:r>
             <w:r>
@@ -8146,7 +8416,7 @@
                 <w:bCs/>
               </w:rPr>
             </w:pPr>
-            <w:bookmarkStart w:id="18" w:name="_Toc224032104"/>
+            <w:bookmarkStart w:id="18" w:name="_Toc224299679"/>
             <w:r>
               <w:rPr>
                 <w:b/>
@@ -8514,7 +8784,6 @@
                 <w:sz w:val="24"/>
                 <w:szCs w:val="24"/>
               </w:rPr>
-              <w:lastRenderedPageBreak/>
               <w:t xml:space="preserve">The system must handle at least 10,000 customer accounts </w:t>
             </w:r>
           </w:p>
@@ -8643,7 +8912,7 @@
                 <w:bCs/>
               </w:rPr>
             </w:pPr>
-            <w:bookmarkStart w:id="19" w:name="_Toc224032105"/>
+            <w:bookmarkStart w:id="19" w:name="_Toc224299680"/>
             <w:r>
               <w:rPr>
                 <w:b/>
@@ -9035,6 +9304,7 @@
                 <w:sz w:val="24"/>
                 <w:szCs w:val="24"/>
               </w:rPr>
+              <w:lastRenderedPageBreak/>
               <w:t>Real-time synchronisation between producer dashboard and customer view.</w:t>
             </w:r>
           </w:p>
@@ -9120,7 +9390,7 @@
                 <w:bCs/>
               </w:rPr>
             </w:pPr>
-            <w:bookmarkStart w:id="20" w:name="_Toc224032106"/>
+            <w:bookmarkStart w:id="20" w:name="_Toc224299681"/>
             <w:r>
               <w:rPr>
                 <w:b/>
@@ -9621,13 +9891,12 @@
                 <w:bCs/>
               </w:rPr>
             </w:pPr>
-            <w:bookmarkStart w:id="21" w:name="_Toc224032107"/>
+            <w:bookmarkStart w:id="21" w:name="_Toc224299682"/>
             <w:r>
               <w:rPr>
                 <w:b/>
                 <w:bCs/>
               </w:rPr>
-              <w:lastRenderedPageBreak/>
               <w:t>Accessibility</w:t>
             </w:r>
             <w:bookmarkEnd w:id="21"/>
@@ -10084,7 +10353,7 @@
           <w:szCs w:val="30"/>
         </w:rPr>
       </w:pPr>
-      <w:bookmarkStart w:id="22" w:name="_Toc224032108"/>
+      <w:bookmarkStart w:id="22" w:name="_Toc224299683"/>
       <w:r>
         <w:rPr>
           <w:b/>
@@ -10092,6 +10361,7 @@
           <w:sz w:val="30"/>
           <w:szCs w:val="30"/>
         </w:rPr>
+        <w:lastRenderedPageBreak/>
         <w:t>Hierarchical Diagram</w:t>
       </w:r>
       <w:bookmarkEnd w:id="22"/>
@@ -10135,7 +10405,7 @@
           <w:szCs w:val="30"/>
         </w:rPr>
       </w:pPr>
-      <w:bookmarkStart w:id="23" w:name="_Toc224032109"/>
+      <w:bookmarkStart w:id="23" w:name="_Toc224299684"/>
       <w:r>
         <w:rPr>
           <w:b/>
@@ -10161,9 +10431,23 @@
         <w:pStyle w:val="Heading3"/>
         <w:spacing w:after="102"/>
         <w:ind w:left="-5"/>
+        <w:rPr>
+          <w:rFonts w:asciiTheme="minorHAnsi" w:hAnsiTheme="minorHAnsi"/>
+        </w:rPr>
       </w:pPr>
+      <w:bookmarkStart w:id="24" w:name="_Toc224299685"/>
       <w:r>
-        <w:t xml:space="preserve">Project Risks (PR) </w:t>
+        <w:rPr>
+          <w:rFonts w:asciiTheme="minorHAnsi" w:hAnsiTheme="minorHAnsi"/>
+        </w:rPr>
+        <w:t>Project Risks (PR)</w:t>
+      </w:r>
+      <w:bookmarkEnd w:id="24"/>
+      <w:r>
+        <w:rPr>
+          <w:rFonts w:asciiTheme="minorHAnsi" w:hAnsiTheme="minorHAnsi"/>
+        </w:rPr>
+        <w:t xml:space="preserve"> </w:t>
       </w:r>
     </w:p>
     <w:p>
@@ -10247,7 +10531,6 @@
           <w:sz w:val="24"/>
           <w:szCs w:val="24"/>
         </w:rPr>
-        <w:lastRenderedPageBreak/>
         <w:t xml:space="preserve">Budget Overruns </w:t>
       </w:r>
     </w:p>
@@ -10256,9 +10539,23 @@
         <w:pStyle w:val="Heading3"/>
         <w:spacing w:after="103"/>
         <w:ind w:left="-5"/>
+        <w:rPr>
+          <w:rFonts w:asciiTheme="minorHAnsi" w:hAnsiTheme="minorHAnsi"/>
+        </w:rPr>
       </w:pPr>
+      <w:bookmarkStart w:id="25" w:name="_Toc224299686"/>
       <w:r>
-        <w:t xml:space="preserve">Technical Risks (TR) </w:t>
+        <w:rPr>
+          <w:rFonts w:asciiTheme="minorHAnsi" w:hAnsiTheme="minorHAnsi"/>
+        </w:rPr>
+        <w:t>Technical Risks (TR)</w:t>
+      </w:r>
+      <w:bookmarkEnd w:id="25"/>
+      <w:r>
+        <w:rPr>
+          <w:rFonts w:asciiTheme="minorHAnsi" w:hAnsiTheme="minorHAnsi"/>
+        </w:rPr>
+        <w:t xml:space="preserve"> </w:t>
       </w:r>
     </w:p>
     <w:p>
@@ -10370,17 +10667,21 @@
       <w:pPr>
         <w:pStyle w:val="Heading2"/>
         <w:rPr>
+          <w:rFonts w:asciiTheme="minorHAnsi" w:hAnsiTheme="minorHAnsi"/>
           <w:sz w:val="24"/>
           <w:szCs w:val="24"/>
         </w:rPr>
       </w:pPr>
+      <w:bookmarkStart w:id="26" w:name="_Toc224299687"/>
       <w:r>
         <w:rPr>
+          <w:rFonts w:asciiTheme="minorHAnsi" w:hAnsiTheme="minorHAnsi"/>
           <w:sz w:val="24"/>
           <w:szCs w:val="24"/>
         </w:rPr>
         <w:t>Business Risks (BR)</w:t>
       </w:r>
+      <w:bookmarkEnd w:id="26"/>
     </w:p>
     <w:p>
       <w:pPr>
@@ -10498,7 +10799,7 @@
           <w:szCs w:val="30"/>
         </w:rPr>
       </w:pPr>
-      <w:bookmarkStart w:id="24" w:name="_Toc224032110"/>
+      <w:bookmarkStart w:id="27" w:name="_Toc224299688"/>
       <w:r>
         <w:rPr>
           <w:b/>
@@ -10508,7 +10809,7 @@
         </w:rPr>
         <w:t>Risk Matrix</w:t>
       </w:r>
-      <w:bookmarkEnd w:id="24"/>
+      <w:bookmarkEnd w:id="27"/>
       <w:r>
         <w:rPr>
           <w:b/>
@@ -10522,8 +10823,16 @@
     <w:p>
       <w:pPr>
         <w:spacing w:after="172" w:line="268" w:lineRule="auto"/>
+        <w:rPr>
+          <w:sz w:val="24"/>
+          <w:szCs w:val="24"/>
+        </w:rPr>
       </w:pPr>
       <w:r>
+        <w:rPr>
+          <w:sz w:val="24"/>
+          <w:szCs w:val="24"/>
+        </w:rPr>
         <w:t xml:space="preserve">KEY – Red Cells = High priority  </w:t>
       </w:r>
     </w:p>
@@ -10533,6 +10842,7 @@
         <w:ind w:left="360"/>
       </w:pPr>
       <w:r>
+        <w:lastRenderedPageBreak/>
         <w:t xml:space="preserve"> </w:t>
       </w:r>
     </w:p>
@@ -10548,14 +10858,14 @@
       </w:tblPr>
       <w:tblGrid>
         <w:gridCol w:w="1448"/>
-        <w:gridCol w:w="1136"/>
-        <w:gridCol w:w="854"/>
-        <w:gridCol w:w="1252"/>
-        <w:gridCol w:w="1148"/>
-        <w:gridCol w:w="53"/>
+        <w:gridCol w:w="1167"/>
+        <w:gridCol w:w="777"/>
+        <w:gridCol w:w="1274"/>
+        <w:gridCol w:w="1150"/>
+        <w:gridCol w:w="43"/>
         <w:gridCol w:w="382"/>
         <w:gridCol w:w="541"/>
-        <w:gridCol w:w="411"/>
+        <w:gridCol w:w="443"/>
       </w:tblGrid>
       <w:tr>
         <w:trPr>
@@ -10787,8 +11097,16 @@
             <w:pPr>
               <w:spacing w:line="256" w:lineRule="auto"/>
               <w:ind w:left="108"/>
-            </w:pPr>
-            <w:r>
+              <w:rPr>
+                <w:sz w:val="24"/>
+                <w:szCs w:val="24"/>
+              </w:rPr>
+            </w:pPr>
+            <w:r>
+              <w:rPr>
+                <w:sz w:val="24"/>
+                <w:szCs w:val="24"/>
+              </w:rPr>
               <w:t xml:space="preserve">High </w:t>
             </w:r>
           </w:p>
@@ -10809,8 +11127,16 @@
             <w:pPr>
               <w:spacing w:line="256" w:lineRule="auto"/>
               <w:ind w:left="109"/>
-            </w:pPr>
-            <w:r>
+              <w:rPr>
+                <w:sz w:val="24"/>
+                <w:szCs w:val="24"/>
+              </w:rPr>
+            </w:pPr>
+            <w:r>
+              <w:rPr>
+                <w:sz w:val="24"/>
+                <w:szCs w:val="24"/>
+              </w:rPr>
               <w:t xml:space="preserve"> </w:t>
             </w:r>
           </w:p>
@@ -10832,8 +11158,16 @@
             <w:pPr>
               <w:spacing w:line="256" w:lineRule="auto"/>
               <w:ind w:left="107"/>
-            </w:pPr>
-            <w:r>
+              <w:rPr>
+                <w:sz w:val="24"/>
+                <w:szCs w:val="24"/>
+              </w:rPr>
+            </w:pPr>
+            <w:r>
+              <w:rPr>
+                <w:sz w:val="24"/>
+                <w:szCs w:val="24"/>
+              </w:rPr>
               <w:t xml:space="preserve"> </w:t>
             </w:r>
           </w:p>
@@ -10855,8 +11189,16 @@
             <w:pPr>
               <w:spacing w:line="256" w:lineRule="auto"/>
               <w:ind w:left="108"/>
-            </w:pPr>
-            <w:r>
+              <w:rPr>
+                <w:sz w:val="24"/>
+                <w:szCs w:val="24"/>
+              </w:rPr>
+            </w:pPr>
+            <w:r>
+              <w:rPr>
+                <w:sz w:val="24"/>
+                <w:szCs w:val="24"/>
+              </w:rPr>
               <w:t xml:space="preserve"> </w:t>
             </w:r>
           </w:p>
@@ -10876,6 +11218,10 @@
           <w:p>
             <w:pPr>
               <w:spacing w:after="160" w:line="256" w:lineRule="auto"/>
+              <w:rPr>
+                <w:sz w:val="24"/>
+                <w:szCs w:val="24"/>
+              </w:rPr>
             </w:pPr>
           </w:p>
         </w:tc>
@@ -10895,6 +11241,10 @@
             <w:pPr>
               <w:spacing w:line="256" w:lineRule="auto"/>
               <w:ind w:left="-7504" w:right="2"/>
+              <w:rPr>
+                <w:sz w:val="24"/>
+                <w:szCs w:val="24"/>
+              </w:rPr>
             </w:pPr>
           </w:p>
           <w:tbl>
@@ -10925,8 +11275,16 @@
                   <w:pPr>
                     <w:spacing w:line="256" w:lineRule="auto"/>
                     <w:jc w:val="both"/>
+                    <w:rPr>
+                      <w:sz w:val="24"/>
+                      <w:szCs w:val="24"/>
+                    </w:rPr>
                   </w:pPr>
                   <w:r>
+                    <w:rPr>
+                      <w:sz w:val="24"/>
+                      <w:szCs w:val="24"/>
+                    </w:rPr>
                     <w:t>PR4, TR4,</w:t>
                   </w:r>
                 </w:p>
@@ -10940,6 +11298,7 @@
                 <w:rFonts w:ascii="Calibri" w:eastAsia="Calibri" w:hAnsi="Calibri"/>
                 <w:color w:val="000000"/>
                 <w:sz w:val="24"/>
+                <w:szCs w:val="24"/>
               </w:rPr>
             </w:pPr>
           </w:p>
@@ -10961,8 +11320,16 @@
             <w:pPr>
               <w:spacing w:line="256" w:lineRule="auto"/>
               <w:ind w:left="-4"/>
-            </w:pPr>
-            <w:r>
+              <w:rPr>
+                <w:sz w:val="24"/>
+                <w:szCs w:val="24"/>
+              </w:rPr>
+            </w:pPr>
+            <w:r>
+              <w:rPr>
+                <w:sz w:val="24"/>
+                <w:szCs w:val="24"/>
+              </w:rPr>
               <w:t xml:space="preserve"> </w:t>
             </w:r>
           </w:p>
@@ -11014,6 +11381,7 @@
                 <w:rFonts w:ascii="Calibri" w:eastAsia="Calibri" w:hAnsi="Calibri"/>
                 <w:color w:val="000000"/>
                 <w:sz w:val="24"/>
+                <w:szCs w:val="24"/>
               </w:rPr>
             </w:pPr>
           </w:p>
@@ -11037,6 +11405,7 @@
                 <w:rFonts w:ascii="Calibri" w:eastAsia="Calibri" w:hAnsi="Calibri"/>
                 <w:color w:val="000000"/>
                 <w:sz w:val="24"/>
+                <w:szCs w:val="24"/>
               </w:rPr>
             </w:pPr>
           </w:p>
@@ -11060,6 +11429,7 @@
                 <w:rFonts w:ascii="Calibri" w:eastAsia="Calibri" w:hAnsi="Calibri"/>
                 <w:color w:val="000000"/>
                 <w:sz w:val="24"/>
+                <w:szCs w:val="24"/>
               </w:rPr>
             </w:pPr>
           </w:p>
@@ -11083,6 +11453,7 @@
                 <w:rFonts w:ascii="Calibri" w:eastAsia="Calibri" w:hAnsi="Calibri"/>
                 <w:color w:val="000000"/>
                 <w:sz w:val="24"/>
+                <w:szCs w:val="24"/>
               </w:rPr>
             </w:pPr>
           </w:p>
@@ -11106,6 +11477,7 @@
                 <w:rFonts w:ascii="Calibri" w:eastAsia="Calibri" w:hAnsi="Calibri"/>
                 <w:color w:val="000000"/>
                 <w:sz w:val="24"/>
+                <w:szCs w:val="24"/>
               </w:rPr>
             </w:pPr>
           </w:p>
@@ -11126,6 +11498,10 @@
             <w:pPr>
               <w:spacing w:line="256" w:lineRule="auto"/>
               <w:jc w:val="both"/>
+              <w:rPr>
+                <w:sz w:val="24"/>
+                <w:szCs w:val="24"/>
+              </w:rPr>
             </w:pPr>
           </w:p>
         </w:tc>
@@ -11144,6 +11520,10 @@
           <w:p>
             <w:pPr>
               <w:spacing w:line="256" w:lineRule="auto"/>
+              <w:rPr>
+                <w:sz w:val="24"/>
+                <w:szCs w:val="24"/>
+              </w:rPr>
             </w:pPr>
           </w:p>
         </w:tc>
@@ -11166,6 +11546,7 @@
                 <w:rFonts w:ascii="Calibri" w:eastAsia="Calibri" w:hAnsi="Calibri"/>
                 <w:color w:val="000000"/>
                 <w:sz w:val="24"/>
+                <w:szCs w:val="24"/>
               </w:rPr>
             </w:pPr>
           </w:p>
@@ -11214,8 +11595,16 @@
             <w:pPr>
               <w:spacing w:line="256" w:lineRule="auto"/>
               <w:ind w:left="108"/>
-            </w:pPr>
-            <w:r>
+              <w:rPr>
+                <w:sz w:val="24"/>
+                <w:szCs w:val="24"/>
+              </w:rPr>
+            </w:pPr>
+            <w:r>
+              <w:rPr>
+                <w:sz w:val="24"/>
+                <w:szCs w:val="24"/>
+              </w:rPr>
               <w:t xml:space="preserve">Significant </w:t>
             </w:r>
           </w:p>
@@ -11236,8 +11625,16 @@
             <w:pPr>
               <w:spacing w:line="256" w:lineRule="auto"/>
               <w:ind w:left="109"/>
-            </w:pPr>
-            <w:r>
+              <w:rPr>
+                <w:sz w:val="24"/>
+                <w:szCs w:val="24"/>
+              </w:rPr>
+            </w:pPr>
+            <w:r>
+              <w:rPr>
+                <w:sz w:val="24"/>
+                <w:szCs w:val="24"/>
+              </w:rPr>
               <w:t>BR2</w:t>
             </w:r>
           </w:p>
@@ -11258,14 +11655,30 @@
             <w:pPr>
               <w:spacing w:line="256" w:lineRule="auto"/>
               <w:ind w:left="107"/>
-            </w:pPr>
-            <w:r>
+              <w:rPr>
+                <w:sz w:val="24"/>
+                <w:szCs w:val="24"/>
+              </w:rPr>
+            </w:pPr>
+            <w:r>
+              <w:rPr>
+                <w:sz w:val="24"/>
+                <w:szCs w:val="24"/>
+              </w:rPr>
               <w:t>TR1, TR2,</w:t>
             </w:r>
             <w:r>
+              <w:rPr>
+                <w:sz w:val="24"/>
+                <w:szCs w:val="24"/>
+              </w:rPr>
               <w:t xml:space="preserve"> BR4</w:t>
             </w:r>
             <w:r>
+              <w:rPr>
+                <w:sz w:val="24"/>
+                <w:szCs w:val="24"/>
+              </w:rPr>
               <w:t xml:space="preserve"> </w:t>
             </w:r>
           </w:p>
@@ -11286,11 +11699,23 @@
             <w:pPr>
               <w:spacing w:line="256" w:lineRule="auto"/>
               <w:ind w:left="108"/>
-            </w:pPr>
-            <w:r>
+              <w:rPr>
+                <w:sz w:val="24"/>
+                <w:szCs w:val="24"/>
+              </w:rPr>
+            </w:pPr>
+            <w:r>
+              <w:rPr>
+                <w:sz w:val="24"/>
+                <w:szCs w:val="24"/>
+              </w:rPr>
               <w:t xml:space="preserve">PR3, TR5, TR3, </w:t>
             </w:r>
             <w:r>
+              <w:rPr>
+                <w:sz w:val="24"/>
+                <w:szCs w:val="24"/>
+              </w:rPr>
               <w:t>BR1</w:t>
             </w:r>
           </w:p>
@@ -11310,6 +11735,10 @@
           <w:p>
             <w:pPr>
               <w:spacing w:after="160" w:line="256" w:lineRule="auto"/>
+              <w:rPr>
+                <w:sz w:val="24"/>
+                <w:szCs w:val="24"/>
+              </w:rPr>
             </w:pPr>
           </w:p>
         </w:tc>
@@ -11331,14 +11760,30 @@
               <w:spacing w:line="256" w:lineRule="auto"/>
               <w:ind w:right="-4"/>
               <w:jc w:val="both"/>
-            </w:pPr>
-            <w:r>
+              <w:rPr>
+                <w:sz w:val="24"/>
+                <w:szCs w:val="24"/>
+              </w:rPr>
+            </w:pPr>
+            <w:r>
+              <w:rPr>
+                <w:sz w:val="24"/>
+                <w:szCs w:val="24"/>
+              </w:rPr>
               <w:t>PR1, PR2,</w:t>
             </w:r>
             <w:r>
+              <w:rPr>
+                <w:sz w:val="24"/>
+                <w:szCs w:val="24"/>
+              </w:rPr>
               <w:t xml:space="preserve"> </w:t>
             </w:r>
             <w:r>
+              <w:rPr>
+                <w:sz w:val="24"/>
+                <w:szCs w:val="24"/>
+              </w:rPr>
               <w:t xml:space="preserve"> </w:t>
             </w:r>
           </w:p>
@@ -11360,8 +11805,16 @@
             <w:pPr>
               <w:spacing w:line="256" w:lineRule="auto"/>
               <w:ind w:left="55"/>
-            </w:pPr>
-            <w:r>
+              <w:rPr>
+                <w:sz w:val="24"/>
+                <w:szCs w:val="24"/>
+              </w:rPr>
+            </w:pPr>
+            <w:r>
+              <w:rPr>
+                <w:sz w:val="24"/>
+                <w:szCs w:val="24"/>
+              </w:rPr>
               <w:t>BR3</w:t>
             </w:r>
           </w:p>
@@ -11413,6 +11866,7 @@
                 <w:rFonts w:ascii="Calibri" w:eastAsia="Calibri" w:hAnsi="Calibri"/>
                 <w:color w:val="000000"/>
                 <w:sz w:val="24"/>
+                <w:szCs w:val="24"/>
               </w:rPr>
             </w:pPr>
           </w:p>
@@ -11436,6 +11890,7 @@
                 <w:rFonts w:ascii="Calibri" w:eastAsia="Calibri" w:hAnsi="Calibri"/>
                 <w:color w:val="000000"/>
                 <w:sz w:val="24"/>
+                <w:szCs w:val="24"/>
               </w:rPr>
             </w:pPr>
           </w:p>
@@ -11459,6 +11914,7 @@
                 <w:rFonts w:ascii="Calibri" w:eastAsia="Calibri" w:hAnsi="Calibri"/>
                 <w:color w:val="000000"/>
                 <w:sz w:val="24"/>
+                <w:szCs w:val="24"/>
               </w:rPr>
             </w:pPr>
           </w:p>
@@ -11482,6 +11938,7 @@
                 <w:rFonts w:ascii="Calibri" w:eastAsia="Calibri" w:hAnsi="Calibri"/>
                 <w:color w:val="000000"/>
                 <w:sz w:val="24"/>
+                <w:szCs w:val="24"/>
               </w:rPr>
             </w:pPr>
           </w:p>
@@ -11505,6 +11962,7 @@
                 <w:rFonts w:ascii="Calibri" w:eastAsia="Calibri" w:hAnsi="Calibri"/>
                 <w:color w:val="000000"/>
                 <w:sz w:val="24"/>
+                <w:szCs w:val="24"/>
               </w:rPr>
             </w:pPr>
           </w:p>
@@ -11524,6 +11982,10 @@
           <w:p>
             <w:pPr>
               <w:spacing w:after="160" w:line="256" w:lineRule="auto"/>
+              <w:rPr>
+                <w:sz w:val="24"/>
+                <w:szCs w:val="24"/>
+              </w:rPr>
             </w:pPr>
           </w:p>
         </w:tc>
@@ -11546,6 +12008,7 @@
                 <w:rFonts w:ascii="Calibri" w:eastAsia="Calibri" w:hAnsi="Calibri"/>
                 <w:color w:val="000000"/>
                 <w:sz w:val="24"/>
+                <w:szCs w:val="24"/>
               </w:rPr>
             </w:pPr>
           </w:p>
@@ -11593,8 +12056,16 @@
             <w:pPr>
               <w:spacing w:line="256" w:lineRule="auto"/>
               <w:ind w:left="108"/>
-            </w:pPr>
-            <w:r>
+              <w:rPr>
+                <w:sz w:val="24"/>
+                <w:szCs w:val="24"/>
+              </w:rPr>
+            </w:pPr>
+            <w:r>
+              <w:rPr>
+                <w:sz w:val="24"/>
+                <w:szCs w:val="24"/>
+              </w:rPr>
               <w:t xml:space="preserve">Moderate </w:t>
             </w:r>
           </w:p>
@@ -11614,8 +12085,16 @@
             <w:pPr>
               <w:spacing w:line="256" w:lineRule="auto"/>
               <w:ind w:left="109"/>
-            </w:pPr>
-            <w:r>
+              <w:rPr>
+                <w:sz w:val="24"/>
+                <w:szCs w:val="24"/>
+              </w:rPr>
+            </w:pPr>
+            <w:r>
+              <w:rPr>
+                <w:sz w:val="24"/>
+                <w:szCs w:val="24"/>
+              </w:rPr>
               <w:t xml:space="preserve"> </w:t>
             </w:r>
           </w:p>
@@ -11635,8 +12114,16 @@
             <w:pPr>
               <w:spacing w:line="256" w:lineRule="auto"/>
               <w:ind w:left="107"/>
-            </w:pPr>
-            <w:r>
+              <w:rPr>
+                <w:sz w:val="24"/>
+                <w:szCs w:val="24"/>
+              </w:rPr>
+            </w:pPr>
+            <w:r>
+              <w:rPr>
+                <w:sz w:val="24"/>
+                <w:szCs w:val="24"/>
+              </w:rPr>
               <w:t xml:space="preserve"> </w:t>
             </w:r>
           </w:p>
@@ -11656,11 +12143,23 @@
             <w:pPr>
               <w:spacing w:line="256" w:lineRule="auto"/>
               <w:ind w:left="108"/>
-            </w:pPr>
-            <w:r>
+              <w:rPr>
+                <w:sz w:val="24"/>
+                <w:szCs w:val="24"/>
+              </w:rPr>
+            </w:pPr>
+            <w:r>
+              <w:rPr>
+                <w:sz w:val="24"/>
+                <w:szCs w:val="24"/>
+              </w:rPr>
               <w:t xml:space="preserve"> </w:t>
             </w:r>
             <w:r>
+              <w:rPr>
+                <w:sz w:val="24"/>
+                <w:szCs w:val="24"/>
+              </w:rPr>
               <w:t>BR5</w:t>
             </w:r>
           </w:p>
@@ -11681,8 +12180,16 @@
             <w:pPr>
               <w:spacing w:line="256" w:lineRule="auto"/>
               <w:ind w:left="108"/>
-            </w:pPr>
-            <w:r>
+              <w:rPr>
+                <w:sz w:val="24"/>
+                <w:szCs w:val="24"/>
+              </w:rPr>
+            </w:pPr>
+            <w:r>
+              <w:rPr>
+                <w:sz w:val="24"/>
+                <w:szCs w:val="24"/>
+              </w:rPr>
               <w:t xml:space="preserve"> </w:t>
             </w:r>
           </w:p>
@@ -11730,8 +12237,16 @@
             <w:pPr>
               <w:spacing w:line="256" w:lineRule="auto"/>
               <w:ind w:left="108"/>
-            </w:pPr>
-            <w:r>
+              <w:rPr>
+                <w:sz w:val="24"/>
+                <w:szCs w:val="24"/>
+              </w:rPr>
+            </w:pPr>
+            <w:r>
+              <w:rPr>
+                <w:sz w:val="24"/>
+                <w:szCs w:val="24"/>
+              </w:rPr>
               <w:t xml:space="preserve">Low </w:t>
             </w:r>
           </w:p>
@@ -11751,8 +12266,16 @@
             <w:pPr>
               <w:spacing w:line="256" w:lineRule="auto"/>
               <w:ind w:left="109"/>
-            </w:pPr>
-            <w:r>
+              <w:rPr>
+                <w:sz w:val="24"/>
+                <w:szCs w:val="24"/>
+              </w:rPr>
+            </w:pPr>
+            <w:r>
+              <w:rPr>
+                <w:sz w:val="24"/>
+                <w:szCs w:val="24"/>
+              </w:rPr>
               <w:t xml:space="preserve"> </w:t>
             </w:r>
           </w:p>
@@ -11772,8 +12295,16 @@
             <w:pPr>
               <w:spacing w:line="256" w:lineRule="auto"/>
               <w:ind w:left="107"/>
-            </w:pPr>
-            <w:r>
+              <w:rPr>
+                <w:sz w:val="24"/>
+                <w:szCs w:val="24"/>
+              </w:rPr>
+            </w:pPr>
+            <w:r>
+              <w:rPr>
+                <w:sz w:val="24"/>
+                <w:szCs w:val="24"/>
+              </w:rPr>
               <w:t xml:space="preserve"> </w:t>
             </w:r>
           </w:p>
@@ -11793,8 +12324,16 @@
             <w:pPr>
               <w:spacing w:line="256" w:lineRule="auto"/>
               <w:ind w:left="108"/>
-            </w:pPr>
-            <w:r>
+              <w:rPr>
+                <w:sz w:val="24"/>
+                <w:szCs w:val="24"/>
+              </w:rPr>
+            </w:pPr>
+            <w:r>
+              <w:rPr>
+                <w:sz w:val="24"/>
+                <w:szCs w:val="24"/>
+              </w:rPr>
               <w:t xml:space="preserve"> </w:t>
             </w:r>
           </w:p>
@@ -11815,8 +12354,16 @@
             <w:pPr>
               <w:spacing w:line="256" w:lineRule="auto"/>
               <w:ind w:left="108"/>
-            </w:pPr>
-            <w:r>
+              <w:rPr>
+                <w:sz w:val="24"/>
+                <w:szCs w:val="24"/>
+              </w:rPr>
+            </w:pPr>
+            <w:r>
+              <w:rPr>
+                <w:sz w:val="24"/>
+                <w:szCs w:val="24"/>
+              </w:rPr>
               <w:t xml:space="preserve"> </w:t>
             </w:r>
           </w:p>
@@ -11843,8 +12390,16 @@
             <w:pPr>
               <w:spacing w:line="256" w:lineRule="auto"/>
               <w:ind w:left="108"/>
-            </w:pPr>
-            <w:r>
+              <w:rPr>
+                <w:sz w:val="24"/>
+                <w:szCs w:val="24"/>
+              </w:rPr>
+            </w:pPr>
+            <w:r>
+              <w:rPr>
+                <w:sz w:val="24"/>
+                <w:szCs w:val="24"/>
+              </w:rPr>
               <w:t xml:space="preserve"> </w:t>
             </w:r>
           </w:p>
@@ -11865,8 +12420,16 @@
               <w:spacing w:line="256" w:lineRule="auto"/>
               <w:ind w:right="4"/>
               <w:jc w:val="center"/>
-            </w:pPr>
-            <w:r>
+              <w:rPr>
+                <w:sz w:val="24"/>
+                <w:szCs w:val="24"/>
+              </w:rPr>
+            </w:pPr>
+            <w:r>
+              <w:rPr>
+                <w:sz w:val="24"/>
+                <w:szCs w:val="24"/>
+              </w:rPr>
               <w:t xml:space="preserve">Low </w:t>
             </w:r>
           </w:p>
@@ -11886,8 +12449,16 @@
             <w:pPr>
               <w:spacing w:line="256" w:lineRule="auto"/>
               <w:ind w:left="222"/>
-            </w:pPr>
-            <w:r>
+              <w:rPr>
+                <w:sz w:val="24"/>
+                <w:szCs w:val="24"/>
+              </w:rPr>
+            </w:pPr>
+            <w:r>
+              <w:rPr>
+                <w:sz w:val="24"/>
+                <w:szCs w:val="24"/>
+              </w:rPr>
               <w:t xml:space="preserve">Moderate </w:t>
             </w:r>
           </w:p>
@@ -11908,8 +12479,16 @@
               <w:spacing w:line="256" w:lineRule="auto"/>
               <w:ind w:left="1"/>
               <w:jc w:val="center"/>
-            </w:pPr>
-            <w:r>
+              <w:rPr>
+                <w:sz w:val="24"/>
+                <w:szCs w:val="24"/>
+              </w:rPr>
+            </w:pPr>
+            <w:r>
+              <w:rPr>
+                <w:sz w:val="24"/>
+                <w:szCs w:val="24"/>
+              </w:rPr>
               <w:t xml:space="preserve">Significant </w:t>
             </w:r>
           </w:p>
@@ -11930,8 +12509,16 @@
             <w:pPr>
               <w:spacing w:line="256" w:lineRule="auto"/>
               <w:jc w:val="center"/>
-            </w:pPr>
-            <w:r>
+              <w:rPr>
+                <w:sz w:val="24"/>
+                <w:szCs w:val="24"/>
+              </w:rPr>
+            </w:pPr>
+            <w:r>
+              <w:rPr>
+                <w:sz w:val="24"/>
+                <w:szCs w:val="24"/>
+              </w:rPr>
               <w:t xml:space="preserve">High </w:t>
             </w:r>
           </w:p>
@@ -12044,7 +12631,7 @@
           <w:szCs w:val="30"/>
         </w:rPr>
       </w:pPr>
-      <w:bookmarkStart w:id="25" w:name="_Toc224032111"/>
+      <w:bookmarkStart w:id="28" w:name="_Toc224299689"/>
       <w:r>
         <w:rPr>
           <w:b/>
@@ -12054,7 +12641,7 @@
         </w:rPr>
         <w:t>Risk Mitigation Strategies</w:t>
       </w:r>
-      <w:bookmarkEnd w:id="25"/>
+      <w:bookmarkEnd w:id="28"/>
       <w:r>
         <w:rPr>
           <w:b/>
@@ -12101,10 +12688,16 @@
           <w:p>
             <w:pPr>
               <w:spacing w:line="256" w:lineRule="auto"/>
+              <w:rPr>
+                <w:sz w:val="24"/>
+                <w:szCs w:val="24"/>
+              </w:rPr>
             </w:pPr>
             <w:r>
               <w:rPr>
                 <w:b/>
+                <w:sz w:val="24"/>
+                <w:szCs w:val="24"/>
               </w:rPr>
               <w:t xml:space="preserve">Risk Description </w:t>
             </w:r>
@@ -12124,10 +12717,16 @@
           <w:p>
             <w:pPr>
               <w:spacing w:line="256" w:lineRule="auto"/>
+              <w:rPr>
+                <w:sz w:val="24"/>
+                <w:szCs w:val="24"/>
+              </w:rPr>
             </w:pPr>
             <w:r>
               <w:rPr>
                 <w:b/>
+                <w:sz w:val="24"/>
+                <w:szCs w:val="24"/>
               </w:rPr>
               <w:t xml:space="preserve">Probability </w:t>
             </w:r>
@@ -12147,10 +12746,16 @@
           <w:p>
             <w:pPr>
               <w:spacing w:line="256" w:lineRule="auto"/>
+              <w:rPr>
+                <w:sz w:val="24"/>
+                <w:szCs w:val="24"/>
+              </w:rPr>
             </w:pPr>
             <w:r>
               <w:rPr>
                 <w:b/>
+                <w:sz w:val="24"/>
+                <w:szCs w:val="24"/>
               </w:rPr>
               <w:t xml:space="preserve">Impact </w:t>
             </w:r>
@@ -12170,10 +12775,16 @@
           <w:p>
             <w:pPr>
               <w:spacing w:line="256" w:lineRule="auto"/>
+              <w:rPr>
+                <w:sz w:val="24"/>
+                <w:szCs w:val="24"/>
+              </w:rPr>
             </w:pPr>
             <w:r>
               <w:rPr>
                 <w:b/>
+                <w:sz w:val="24"/>
+                <w:szCs w:val="24"/>
               </w:rPr>
               <w:t xml:space="preserve">Mitigation Strategy </w:t>
             </w:r>
@@ -12199,6 +12810,8 @@
               <w:spacing w:line="256" w:lineRule="auto"/>
               <w:rPr>
                 <w:b/>
+                <w:sz w:val="24"/>
+                <w:szCs w:val="24"/>
               </w:rPr>
             </w:pPr>
             <w:r>
@@ -12225,9 +12838,15 @@
               <w:spacing w:line="256" w:lineRule="auto"/>
               <w:rPr>
                 <w:b/>
-              </w:rPr>
-            </w:pPr>
-            <w:r>
+                <w:sz w:val="24"/>
+                <w:szCs w:val="24"/>
+              </w:rPr>
+            </w:pPr>
+            <w:r>
+              <w:rPr>
+                <w:sz w:val="24"/>
+                <w:szCs w:val="24"/>
+              </w:rPr>
               <w:t xml:space="preserve">High </w:t>
             </w:r>
           </w:p>
@@ -12247,9 +12866,15 @@
               <w:spacing w:line="256" w:lineRule="auto"/>
               <w:rPr>
                 <w:b/>
-              </w:rPr>
-            </w:pPr>
-            <w:r>
+                <w:sz w:val="24"/>
+                <w:szCs w:val="24"/>
+              </w:rPr>
+            </w:pPr>
+            <w:r>
+              <w:rPr>
+                <w:sz w:val="24"/>
+                <w:szCs w:val="24"/>
+              </w:rPr>
               <w:t xml:space="preserve">Significant </w:t>
             </w:r>
           </w:p>
@@ -12270,18 +12895,24 @@
               <w:ind w:right="18"/>
               <w:rPr>
                 <w:rFonts w:eastAsiaTheme="minorHAnsi"/>
+                <w:sz w:val="24"/>
+                <w:szCs w:val="24"/>
                 <w:lang w:eastAsia="en-US"/>
               </w:rPr>
             </w:pPr>
             <w:r>
+              <w:rPr>
+                <w:sz w:val="24"/>
+                <w:szCs w:val="24"/>
+              </w:rPr>
               <w:t xml:space="preserve">Project must be clearly defined at the beginning of the project setting forth a clear plan of structure. Any other additional features after this point must be assessed on how much it would impact the project as a whole.  </w:t>
             </w:r>
             <w:r>
-              <w:t xml:space="preserve">It would go through a formal </w:t>
-            </w:r>
-            <w:r>
-              <w:lastRenderedPageBreak/>
-              <w:t>change control process assessing impact on budget, resources etc</w:t>
+              <w:rPr>
+                <w:sz w:val="24"/>
+                <w:szCs w:val="24"/>
+              </w:rPr>
+              <w:t>It would go through a formal change control process assessing impact on budget, resources etc</w:t>
             </w:r>
           </w:p>
           <w:p>
@@ -12289,6 +12920,8 @@
               <w:spacing w:line="256" w:lineRule="auto"/>
               <w:rPr>
                 <w:b/>
+                <w:sz w:val="24"/>
+                <w:szCs w:val="24"/>
               </w:rPr>
             </w:pPr>
           </w:p>
@@ -12313,14 +12946,15 @@
               <w:spacing w:line="256" w:lineRule="auto"/>
               <w:rPr>
                 <w:b/>
-              </w:rPr>
-            </w:pPr>
-            <w:r>
-              <w:rPr>
-                <w:sz w:val="24"/>
-                <w:szCs w:val="24"/>
-              </w:rPr>
-              <w:lastRenderedPageBreak/>
+                <w:sz w:val="24"/>
+                <w:szCs w:val="24"/>
+              </w:rPr>
+            </w:pPr>
+            <w:r>
+              <w:rPr>
+                <w:sz w:val="24"/>
+                <w:szCs w:val="24"/>
+              </w:rPr>
               <w:t xml:space="preserve">Schedule Delays </w:t>
             </w:r>
           </w:p>
@@ -12340,9 +12974,15 @@
               <w:spacing w:line="256" w:lineRule="auto"/>
               <w:rPr>
                 <w:b/>
-              </w:rPr>
-            </w:pPr>
-            <w:r>
+                <w:sz w:val="24"/>
+                <w:szCs w:val="24"/>
+              </w:rPr>
+            </w:pPr>
+            <w:r>
+              <w:rPr>
+                <w:sz w:val="24"/>
+                <w:szCs w:val="24"/>
+              </w:rPr>
               <w:t xml:space="preserve">High </w:t>
             </w:r>
           </w:p>
@@ -12362,9 +13002,15 @@
               <w:spacing w:line="256" w:lineRule="auto"/>
               <w:rPr>
                 <w:b/>
-              </w:rPr>
-            </w:pPr>
-            <w:r>
+                <w:sz w:val="24"/>
+                <w:szCs w:val="24"/>
+              </w:rPr>
+            </w:pPr>
+            <w:r>
+              <w:rPr>
+                <w:sz w:val="24"/>
+                <w:szCs w:val="24"/>
+              </w:rPr>
               <w:t xml:space="preserve">Significant </w:t>
             </w:r>
           </w:p>
@@ -12384,19 +13030,37 @@
               <w:spacing w:line="256" w:lineRule="auto"/>
               <w:rPr>
                 <w:rFonts w:eastAsiaTheme="minorHAnsi"/>
+                <w:sz w:val="24"/>
+                <w:szCs w:val="24"/>
                 <w:lang w:eastAsia="en-US"/>
               </w:rPr>
             </w:pPr>
             <w:r>
+              <w:rPr>
+                <w:sz w:val="24"/>
+                <w:szCs w:val="24"/>
+              </w:rPr>
               <w:t xml:space="preserve">A </w:t>
             </w:r>
             <w:r>
+              <w:rPr>
+                <w:sz w:val="24"/>
+                <w:szCs w:val="24"/>
+              </w:rPr>
               <w:t xml:space="preserve">detailed </w:t>
             </w:r>
             <w:r>
+              <w:rPr>
+                <w:sz w:val="24"/>
+                <w:szCs w:val="24"/>
+              </w:rPr>
               <w:t xml:space="preserve">project timeline must be created so as to establish milestones and targets, buffer time would equally be added for significant or high-risk </w:t>
             </w:r>
             <w:r>
+              <w:rPr>
+                <w:sz w:val="24"/>
+                <w:szCs w:val="24"/>
+              </w:rPr>
               <w:t>tasks so as to account for future delays and re-allocate resources if needed.</w:t>
             </w:r>
           </w:p>
@@ -12405,6 +13069,8 @@
               <w:spacing w:line="256" w:lineRule="auto"/>
               <w:rPr>
                 <w:b/>
+                <w:sz w:val="24"/>
+                <w:szCs w:val="24"/>
               </w:rPr>
             </w:pPr>
           </w:p>
@@ -12429,6 +13095,8 @@
               <w:spacing w:line="256" w:lineRule="auto"/>
               <w:rPr>
                 <w:b/>
+                <w:sz w:val="24"/>
+                <w:szCs w:val="24"/>
               </w:rPr>
             </w:pPr>
             <w:r>
@@ -12455,9 +13123,15 @@
               <w:spacing w:line="256" w:lineRule="auto"/>
               <w:rPr>
                 <w:b/>
-              </w:rPr>
-            </w:pPr>
-            <w:r>
+                <w:sz w:val="24"/>
+                <w:szCs w:val="24"/>
+              </w:rPr>
+            </w:pPr>
+            <w:r>
+              <w:rPr>
+                <w:sz w:val="24"/>
+                <w:szCs w:val="24"/>
+              </w:rPr>
               <w:t xml:space="preserve">Significant </w:t>
             </w:r>
           </w:p>
@@ -12477,9 +13151,15 @@
               <w:spacing w:line="256" w:lineRule="auto"/>
               <w:rPr>
                 <w:b/>
-              </w:rPr>
-            </w:pPr>
-            <w:r>
+                <w:sz w:val="24"/>
+                <w:szCs w:val="24"/>
+              </w:rPr>
+            </w:pPr>
+            <w:r>
+              <w:rPr>
+                <w:sz w:val="24"/>
+                <w:szCs w:val="24"/>
+              </w:rPr>
               <w:t xml:space="preserve">Significant </w:t>
             </w:r>
           </w:p>
@@ -12497,9 +13177,25 @@
           <w:p>
             <w:pPr>
               <w:ind w:right="37"/>
-            </w:pPr>
-            <w:r>
-              <w:t xml:space="preserve">Widely used frameworks should be utilised from early stages of production creating a stable foundation on which the application is built. Along the lines of development, compatibility testing should be conducted at every </w:t>
+              <w:rPr>
+                <w:sz w:val="24"/>
+                <w:szCs w:val="24"/>
+              </w:rPr>
+            </w:pPr>
+            <w:r>
+              <w:rPr>
+                <w:sz w:val="24"/>
+                <w:szCs w:val="24"/>
+              </w:rPr>
+              <w:t xml:space="preserve">Widely used frameworks should be utilised from early stages of production creating a stable foundation on which the application is built. Along </w:t>
+            </w:r>
+            <w:r>
+              <w:rPr>
+                <w:sz w:val="24"/>
+                <w:szCs w:val="24"/>
+              </w:rPr>
+              <w:lastRenderedPageBreak/>
+              <w:t xml:space="preserve">the lines of development, compatibility testing should be conducted at every </w:t>
             </w:r>
           </w:p>
           <w:p>
@@ -12507,9 +13203,15 @@
               <w:spacing w:line="256" w:lineRule="auto"/>
               <w:rPr>
                 <w:b/>
-              </w:rPr>
-            </w:pPr>
-            <w:r>
+                <w:sz w:val="24"/>
+                <w:szCs w:val="24"/>
+              </w:rPr>
+            </w:pPr>
+            <w:r>
+              <w:rPr>
+                <w:sz w:val="24"/>
+                <w:szCs w:val="24"/>
+              </w:rPr>
               <w:t>significant point. Equally, modular code should be used so that components or features can be updated easily.</w:t>
             </w:r>
           </w:p>
@@ -12534,13 +13236,16 @@
               <w:spacing w:line="256" w:lineRule="auto"/>
               <w:rPr>
                 <w:b/>
-              </w:rPr>
-            </w:pPr>
-            <w:r>
-              <w:rPr>
-                <w:sz w:val="24"/>
-                <w:szCs w:val="24"/>
-              </w:rPr>
+                <w:sz w:val="24"/>
+                <w:szCs w:val="24"/>
+              </w:rPr>
+            </w:pPr>
+            <w:r>
+              <w:rPr>
+                <w:sz w:val="24"/>
+                <w:szCs w:val="24"/>
+              </w:rPr>
+              <w:lastRenderedPageBreak/>
               <w:t xml:space="preserve">Budget Overruns </w:t>
             </w:r>
           </w:p>
@@ -12560,9 +13265,15 @@
               <w:spacing w:line="256" w:lineRule="auto"/>
               <w:rPr>
                 <w:b/>
-              </w:rPr>
-            </w:pPr>
-            <w:r>
+                <w:sz w:val="24"/>
+                <w:szCs w:val="24"/>
+              </w:rPr>
+            </w:pPr>
+            <w:r>
+              <w:rPr>
+                <w:sz w:val="24"/>
+                <w:szCs w:val="24"/>
+              </w:rPr>
               <w:t xml:space="preserve">High  </w:t>
             </w:r>
           </w:p>
@@ -12582,9 +13293,15 @@
               <w:spacing w:line="256" w:lineRule="auto"/>
               <w:rPr>
                 <w:b/>
-              </w:rPr>
-            </w:pPr>
-            <w:r>
+                <w:sz w:val="24"/>
+                <w:szCs w:val="24"/>
+              </w:rPr>
+            </w:pPr>
+            <w:r>
+              <w:rPr>
+                <w:sz w:val="24"/>
+                <w:szCs w:val="24"/>
+              </w:rPr>
               <w:t xml:space="preserve">High </w:t>
             </w:r>
           </w:p>
@@ -12604,9 +13321,15 @@
               <w:spacing w:line="256" w:lineRule="auto"/>
               <w:rPr>
                 <w:b/>
-              </w:rPr>
-            </w:pPr>
-            <w:r>
+                <w:sz w:val="24"/>
+                <w:szCs w:val="24"/>
+              </w:rPr>
+            </w:pPr>
+            <w:r>
+              <w:rPr>
+                <w:sz w:val="24"/>
+                <w:szCs w:val="24"/>
+              </w:rPr>
               <w:t>Core system features should be prioritised and at the same time, emergency funds should be kept for unexpected situations. If the budget is over-run, non-essential features can be sacrificed or postponed.</w:t>
             </w:r>
           </w:p>
@@ -12632,6 +13355,8 @@
               <w:spacing w:line="256" w:lineRule="auto"/>
               <w:rPr>
                 <w:b/>
+                <w:sz w:val="24"/>
+                <w:szCs w:val="24"/>
               </w:rPr>
             </w:pPr>
           </w:p>
@@ -12656,6 +13381,8 @@
               <w:spacing w:line="256" w:lineRule="auto"/>
               <w:rPr>
                 <w:b/>
+                <w:sz w:val="24"/>
+                <w:szCs w:val="24"/>
               </w:rPr>
             </w:pPr>
             <w:r>
@@ -12682,9 +13409,15 @@
               <w:spacing w:line="256" w:lineRule="auto"/>
               <w:rPr>
                 <w:b/>
-              </w:rPr>
-            </w:pPr>
-            <w:r>
+                <w:sz w:val="24"/>
+                <w:szCs w:val="24"/>
+              </w:rPr>
+            </w:pPr>
+            <w:r>
+              <w:rPr>
+                <w:sz w:val="24"/>
+                <w:szCs w:val="24"/>
+              </w:rPr>
               <w:t xml:space="preserve">Moderate </w:t>
             </w:r>
           </w:p>
@@ -12704,9 +13437,15 @@
               <w:spacing w:line="256" w:lineRule="auto"/>
               <w:rPr>
                 <w:b/>
-              </w:rPr>
-            </w:pPr>
-            <w:r>
+                <w:sz w:val="24"/>
+                <w:szCs w:val="24"/>
+              </w:rPr>
+            </w:pPr>
+            <w:r>
+              <w:rPr>
+                <w:sz w:val="24"/>
+                <w:szCs w:val="24"/>
+              </w:rPr>
               <w:t xml:space="preserve">Significant </w:t>
             </w:r>
           </w:p>
@@ -12722,19 +13461,45 @@
             </w:tcBorders>
           </w:tcPr>
           <w:p>
-            <w:r>
+            <w:pPr>
+              <w:rPr>
+                <w:sz w:val="24"/>
+                <w:szCs w:val="24"/>
+              </w:rPr>
+            </w:pPr>
+            <w:r>
+              <w:rPr>
+                <w:sz w:val="24"/>
+                <w:szCs w:val="24"/>
+              </w:rPr>
               <w:t>This failure can be prevented by utilising standard</w:t>
             </w:r>
             <w:r>
+              <w:rPr>
+                <w:sz w:val="24"/>
+                <w:szCs w:val="24"/>
+              </w:rPr>
               <w:t>ised</w:t>
             </w:r>
             <w:r>
+              <w:rPr>
+                <w:sz w:val="24"/>
+                <w:szCs w:val="24"/>
+              </w:rPr>
               <w:t xml:space="preserve"> APIs</w:t>
             </w:r>
             <w:r>
+              <w:rPr>
+                <w:sz w:val="24"/>
+                <w:szCs w:val="24"/>
+              </w:rPr>
               <w:t xml:space="preserve"> with comprehensive documentation</w:t>
             </w:r>
             <w:r>
+              <w:rPr>
+                <w:sz w:val="24"/>
+                <w:szCs w:val="24"/>
+              </w:rPr>
               <w:t xml:space="preserve"> so as to establish a relatively smooth relationship between system components. </w:t>
             </w:r>
           </w:p>
@@ -12743,15 +13508,29 @@
               <w:spacing w:line="256" w:lineRule="auto"/>
               <w:rPr>
                 <w:b/>
-              </w:rPr>
-            </w:pPr>
-            <w:r>
+                <w:sz w:val="24"/>
+                <w:szCs w:val="24"/>
+              </w:rPr>
+            </w:pPr>
+            <w:r>
+              <w:rPr>
+                <w:sz w:val="24"/>
+                <w:szCs w:val="24"/>
+              </w:rPr>
               <w:t>Integration testing must be carried out regularly through</w:t>
             </w:r>
             <w:r>
+              <w:rPr>
+                <w:sz w:val="24"/>
+                <w:szCs w:val="24"/>
+              </w:rPr>
               <w:t xml:space="preserve"> each project</w:t>
             </w:r>
             <w:r>
+              <w:rPr>
+                <w:sz w:val="24"/>
+                <w:szCs w:val="24"/>
+              </w:rPr>
               <w:t xml:space="preserve"> stages of development.</w:t>
             </w:r>
           </w:p>
@@ -12776,6 +13555,8 @@
               <w:spacing w:line="256" w:lineRule="auto"/>
               <w:rPr>
                 <w:b/>
+                <w:sz w:val="24"/>
+                <w:szCs w:val="24"/>
               </w:rPr>
             </w:pPr>
             <w:r>
@@ -12802,9 +13583,15 @@
               <w:spacing w:line="256" w:lineRule="auto"/>
               <w:rPr>
                 <w:b/>
-              </w:rPr>
-            </w:pPr>
-            <w:r>
+                <w:sz w:val="24"/>
+                <w:szCs w:val="24"/>
+              </w:rPr>
+            </w:pPr>
+            <w:r>
+              <w:rPr>
+                <w:sz w:val="24"/>
+                <w:szCs w:val="24"/>
+              </w:rPr>
               <w:t xml:space="preserve">Moderate </w:t>
             </w:r>
           </w:p>
@@ -12824,9 +13611,15 @@
               <w:spacing w:line="256" w:lineRule="auto"/>
               <w:rPr>
                 <w:b/>
-              </w:rPr>
-            </w:pPr>
-            <w:r>
+                <w:sz w:val="24"/>
+                <w:szCs w:val="24"/>
+              </w:rPr>
+            </w:pPr>
+            <w:r>
+              <w:rPr>
+                <w:sz w:val="24"/>
+                <w:szCs w:val="24"/>
+              </w:rPr>
               <w:t xml:space="preserve">Significant </w:t>
             </w:r>
           </w:p>
@@ -12846,10 +13639,16 @@
               <w:spacing w:line="256" w:lineRule="auto"/>
               <w:rPr>
                 <w:rFonts w:eastAsiaTheme="minorHAnsi"/>
+                <w:sz w:val="24"/>
+                <w:szCs w:val="24"/>
                 <w:lang w:eastAsia="en-US"/>
               </w:rPr>
             </w:pPr>
             <w:r>
+              <w:rPr>
+                <w:sz w:val="24"/>
+                <w:szCs w:val="24"/>
+              </w:rPr>
               <w:t xml:space="preserve">Host the system on reliable cloud infrastructure with inbuilt redundancy as well as tools which would help in monitoring the system. </w:t>
             </w:r>
           </w:p>
@@ -12858,6 +13657,8 @@
               <w:spacing w:line="256" w:lineRule="auto"/>
               <w:rPr>
                 <w:b/>
+                <w:sz w:val="24"/>
+                <w:szCs w:val="24"/>
               </w:rPr>
             </w:pPr>
           </w:p>
@@ -12882,14 +13683,15 @@
               <w:spacing w:line="256" w:lineRule="auto"/>
               <w:rPr>
                 <w:b/>
-              </w:rPr>
-            </w:pPr>
-            <w:r>
-              <w:rPr>
-                <w:sz w:val="24"/>
-                <w:szCs w:val="24"/>
-              </w:rPr>
-              <w:lastRenderedPageBreak/>
+                <w:sz w:val="24"/>
+                <w:szCs w:val="24"/>
+              </w:rPr>
+            </w:pPr>
+            <w:r>
+              <w:rPr>
+                <w:sz w:val="24"/>
+                <w:szCs w:val="24"/>
+              </w:rPr>
               <w:t xml:space="preserve">Data Loss or Corruption </w:t>
             </w:r>
           </w:p>
@@ -12909,9 +13711,15 @@
               <w:spacing w:line="256" w:lineRule="auto"/>
               <w:rPr>
                 <w:b/>
-              </w:rPr>
-            </w:pPr>
-            <w:r>
+                <w:sz w:val="24"/>
+                <w:szCs w:val="24"/>
+              </w:rPr>
+            </w:pPr>
+            <w:r>
+              <w:rPr>
+                <w:sz w:val="24"/>
+                <w:szCs w:val="24"/>
+              </w:rPr>
               <w:t xml:space="preserve">Significant </w:t>
             </w:r>
           </w:p>
@@ -12931,9 +13739,15 @@
               <w:spacing w:line="256" w:lineRule="auto"/>
               <w:rPr>
                 <w:b/>
-              </w:rPr>
-            </w:pPr>
-            <w:r>
+                <w:sz w:val="24"/>
+                <w:szCs w:val="24"/>
+              </w:rPr>
+            </w:pPr>
+            <w:r>
+              <w:rPr>
+                <w:sz w:val="24"/>
+                <w:szCs w:val="24"/>
+              </w:rPr>
               <w:t xml:space="preserve">Significant </w:t>
             </w:r>
           </w:p>
@@ -12953,34 +13767,72 @@
               <w:spacing w:line="256" w:lineRule="auto"/>
               <w:rPr>
                 <w:rFonts w:eastAsiaTheme="minorHAnsi"/>
+                <w:sz w:val="24"/>
+                <w:szCs w:val="24"/>
                 <w:lang w:eastAsia="en-US"/>
               </w:rPr>
             </w:pPr>
             <w:r>
+              <w:rPr>
+                <w:sz w:val="24"/>
+                <w:szCs w:val="24"/>
+              </w:rPr>
               <w:t>This can be mitigated through the i</w:t>
             </w:r>
             <w:r>
+              <w:rPr>
+                <w:sz w:val="24"/>
+                <w:szCs w:val="24"/>
+              </w:rPr>
               <w:t>mplementation o</w:t>
             </w:r>
             <w:r>
+              <w:rPr>
+                <w:sz w:val="24"/>
+                <w:szCs w:val="24"/>
+              </w:rPr>
               <w:t>f automated daily</w:t>
             </w:r>
             <w:r>
+              <w:rPr>
+                <w:sz w:val="24"/>
+                <w:szCs w:val="24"/>
+              </w:rPr>
               <w:t xml:space="preserve"> backup</w:t>
             </w:r>
             <w:r>
+              <w:rPr>
+                <w:sz w:val="24"/>
+                <w:szCs w:val="24"/>
+              </w:rPr>
               <w:t>. This</w:t>
             </w:r>
             <w:r>
+              <w:rPr>
+                <w:sz w:val="24"/>
+                <w:szCs w:val="24"/>
+              </w:rPr>
               <w:t xml:space="preserve"> prevent</w:t>
             </w:r>
             <w:r>
+              <w:rPr>
+                <w:sz w:val="24"/>
+                <w:szCs w:val="24"/>
+              </w:rPr>
               <w:t>s</w:t>
             </w:r>
             <w:r>
+              <w:rPr>
+                <w:sz w:val="24"/>
+                <w:szCs w:val="24"/>
+              </w:rPr>
               <w:t xml:space="preserve"> damage in the situation of data loss. Database restriction to unauthorised personnel will also be put in place. </w:t>
             </w:r>
             <w:r>
+              <w:rPr>
+                <w:sz w:val="24"/>
+                <w:szCs w:val="24"/>
+              </w:rPr>
               <w:t>There should also be regular restore testing</w:t>
             </w:r>
           </w:p>
@@ -13005,13 +13857,16 @@
               <w:spacing w:line="256" w:lineRule="auto"/>
               <w:rPr>
                 <w:b/>
-              </w:rPr>
-            </w:pPr>
-            <w:r>
-              <w:rPr>
-                <w:sz w:val="24"/>
-                <w:szCs w:val="24"/>
-              </w:rPr>
+                <w:sz w:val="24"/>
+                <w:szCs w:val="24"/>
+              </w:rPr>
+            </w:pPr>
+            <w:r>
+              <w:rPr>
+                <w:sz w:val="24"/>
+                <w:szCs w:val="24"/>
+              </w:rPr>
+              <w:lastRenderedPageBreak/>
               <w:t xml:space="preserve">Security Breach </w:t>
             </w:r>
           </w:p>
@@ -13031,9 +13886,15 @@
               <w:spacing w:line="256" w:lineRule="auto"/>
               <w:rPr>
                 <w:b/>
-              </w:rPr>
-            </w:pPr>
-            <w:r>
+                <w:sz w:val="24"/>
+                <w:szCs w:val="24"/>
+              </w:rPr>
+            </w:pPr>
+            <w:r>
+              <w:rPr>
+                <w:sz w:val="24"/>
+                <w:szCs w:val="24"/>
+              </w:rPr>
               <w:t xml:space="preserve">High </w:t>
             </w:r>
           </w:p>
@@ -13053,9 +13914,15 @@
               <w:spacing w:line="256" w:lineRule="auto"/>
               <w:rPr>
                 <w:b/>
-              </w:rPr>
-            </w:pPr>
-            <w:r>
+                <w:sz w:val="24"/>
+                <w:szCs w:val="24"/>
+              </w:rPr>
+            </w:pPr>
+            <w:r>
+              <w:rPr>
+                <w:sz w:val="24"/>
+                <w:szCs w:val="24"/>
+              </w:rPr>
               <w:t xml:space="preserve">High </w:t>
             </w:r>
           </w:p>
@@ -13075,16 +13942,30 @@
               <w:spacing w:line="256" w:lineRule="auto"/>
               <w:rPr>
                 <w:rFonts w:eastAsiaTheme="minorHAnsi"/>
+                <w:sz w:val="24"/>
+                <w:szCs w:val="24"/>
                 <w:lang w:eastAsia="en-US"/>
               </w:rPr>
             </w:pPr>
             <w:r>
+              <w:rPr>
+                <w:sz w:val="24"/>
+                <w:szCs w:val="24"/>
+              </w:rPr>
               <w:t>Enforce HTTPS across all pages of the application, Role based access</w:t>
             </w:r>
             <w:r>
+              <w:rPr>
+                <w:sz w:val="24"/>
+                <w:szCs w:val="24"/>
+              </w:rPr>
               <w:t xml:space="preserve"> control</w:t>
             </w:r>
             <w:r>
+              <w:rPr>
+                <w:sz w:val="24"/>
+                <w:szCs w:val="24"/>
+              </w:rPr>
               <w:t xml:space="preserve"> would also be </w:t>
             </w:r>
           </w:p>
@@ -13093,19 +13974,37 @@
               <w:spacing w:line="256" w:lineRule="auto"/>
               <w:rPr>
                 <w:rFonts w:eastAsiaTheme="minorHAnsi"/>
+                <w:sz w:val="24"/>
+                <w:szCs w:val="24"/>
                 <w:lang w:eastAsia="en-US"/>
               </w:rPr>
             </w:pPr>
             <w:r>
+              <w:rPr>
+                <w:sz w:val="24"/>
+                <w:szCs w:val="24"/>
+              </w:rPr>
               <w:t xml:space="preserve">implemented so as to limit the access of </w:t>
             </w:r>
             <w:r>
+              <w:rPr>
+                <w:sz w:val="24"/>
+                <w:szCs w:val="24"/>
+              </w:rPr>
               <w:t>producer</w:t>
             </w:r>
             <w:r>
+              <w:rPr>
+                <w:sz w:val="24"/>
+                <w:szCs w:val="24"/>
+              </w:rPr>
               <w:t xml:space="preserve"> only features to </w:t>
             </w:r>
             <w:r>
+              <w:rPr>
+                <w:sz w:val="24"/>
+                <w:szCs w:val="24"/>
+              </w:rPr>
               <w:t>producers. Regular penetration testing and vulnerability scanning should be carried out as well so as to identify potential weak points with the system.</w:t>
             </w:r>
           </w:p>
@@ -13114,6 +14013,8 @@
               <w:spacing w:line="256" w:lineRule="auto"/>
               <w:rPr>
                 <w:rFonts w:eastAsiaTheme="minorHAnsi"/>
+                <w:sz w:val="24"/>
+                <w:szCs w:val="24"/>
                 <w:lang w:eastAsia="en-US"/>
               </w:rPr>
             </w:pPr>
@@ -13123,6 +14024,8 @@
               <w:spacing w:line="256" w:lineRule="auto"/>
               <w:rPr>
                 <w:b/>
+                <w:sz w:val="24"/>
+                <w:szCs w:val="24"/>
               </w:rPr>
             </w:pPr>
           </w:p>
@@ -13147,6 +14050,8 @@
               <w:spacing w:line="256" w:lineRule="auto"/>
               <w:rPr>
                 <w:b/>
+                <w:sz w:val="24"/>
+                <w:szCs w:val="24"/>
               </w:rPr>
             </w:pPr>
             <w:r>
@@ -13173,9 +14078,15 @@
               <w:spacing w:line="256" w:lineRule="auto"/>
               <w:rPr>
                 <w:b/>
-              </w:rPr>
-            </w:pPr>
-            <w:r>
+                <w:sz w:val="24"/>
+                <w:szCs w:val="24"/>
+              </w:rPr>
+            </w:pPr>
+            <w:r>
+              <w:rPr>
+                <w:sz w:val="24"/>
+                <w:szCs w:val="24"/>
+              </w:rPr>
               <w:t xml:space="preserve">Significant </w:t>
             </w:r>
           </w:p>
@@ -13195,9 +14106,15 @@
               <w:spacing w:line="256" w:lineRule="auto"/>
               <w:rPr>
                 <w:b/>
-              </w:rPr>
-            </w:pPr>
-            <w:r>
+                <w:sz w:val="24"/>
+                <w:szCs w:val="24"/>
+              </w:rPr>
+            </w:pPr>
+            <w:r>
+              <w:rPr>
+                <w:sz w:val="24"/>
+                <w:szCs w:val="24"/>
+              </w:rPr>
               <w:t xml:space="preserve">Significant  </w:t>
             </w:r>
           </w:p>
@@ -13217,13 +14134,23 @@
               <w:spacing w:line="256" w:lineRule="auto"/>
               <w:rPr>
                 <w:rFonts w:eastAsiaTheme="minorHAnsi"/>
+                <w:sz w:val="24"/>
+                <w:szCs w:val="24"/>
                 <w:lang w:eastAsia="en-US"/>
               </w:rPr>
             </w:pPr>
             <w:r>
+              <w:rPr>
+                <w:sz w:val="24"/>
+                <w:szCs w:val="24"/>
+              </w:rPr>
               <w:t>scalable cloud Infrastructure will be used so as to accommodate for increasing web traffic, system optimisation should be carried out regularly so as to account for updating technology, Load testing should also be carried out before deployment so as to Identify bottle necks</w:t>
             </w:r>
             <w:r>
+              <w:rPr>
+                <w:sz w:val="24"/>
+                <w:szCs w:val="24"/>
+              </w:rPr>
               <w:t>.</w:t>
             </w:r>
           </w:p>
@@ -13232,6 +14159,8 @@
               <w:spacing w:line="256" w:lineRule="auto"/>
               <w:rPr>
                 <w:b/>
+                <w:sz w:val="24"/>
+                <w:szCs w:val="24"/>
               </w:rPr>
             </w:pPr>
           </w:p>
@@ -13257,6 +14186,8 @@
               <w:spacing w:line="256" w:lineRule="auto"/>
               <w:rPr>
                 <w:b/>
+                <w:sz w:val="24"/>
+                <w:szCs w:val="24"/>
               </w:rPr>
             </w:pPr>
           </w:p>
@@ -13308,9 +14239,15 @@
               <w:spacing w:line="256" w:lineRule="auto"/>
               <w:rPr>
                 <w:b/>
-              </w:rPr>
-            </w:pPr>
-            <w:r>
+                <w:sz w:val="24"/>
+                <w:szCs w:val="24"/>
+              </w:rPr>
+            </w:pPr>
+            <w:r>
+              <w:rPr>
+                <w:sz w:val="24"/>
+                <w:szCs w:val="24"/>
+              </w:rPr>
               <w:t xml:space="preserve">Significant </w:t>
             </w:r>
           </w:p>
@@ -13330,9 +14267,15 @@
               <w:spacing w:line="256" w:lineRule="auto"/>
               <w:rPr>
                 <w:b/>
-              </w:rPr>
-            </w:pPr>
-            <w:r>
+                <w:sz w:val="24"/>
+                <w:szCs w:val="24"/>
+              </w:rPr>
+            </w:pPr>
+            <w:r>
+              <w:rPr>
+                <w:sz w:val="24"/>
+                <w:szCs w:val="24"/>
+              </w:rPr>
               <w:t xml:space="preserve">Significant  </w:t>
             </w:r>
           </w:p>
@@ -13352,22 +14295,44 @@
               <w:spacing w:line="256" w:lineRule="auto"/>
               <w:rPr>
                 <w:rFonts w:eastAsiaTheme="minorHAnsi"/>
+                <w:sz w:val="24"/>
+                <w:szCs w:val="24"/>
                 <w:lang w:eastAsia="en-US"/>
               </w:rPr>
             </w:pPr>
             <w:r>
+              <w:rPr>
+                <w:sz w:val="24"/>
+                <w:szCs w:val="24"/>
+              </w:rPr>
               <w:t>A</w:t>
             </w:r>
             <w:r>
+              <w:rPr>
+                <w:sz w:val="24"/>
+                <w:szCs w:val="24"/>
+              </w:rPr>
               <w:t xml:space="preserve"> User-centred design paired with a</w:t>
             </w:r>
             <w:r>
+              <w:rPr>
+                <w:sz w:val="24"/>
+                <w:szCs w:val="24"/>
+              </w:rPr>
               <w:t xml:space="preserve"> simple UI </w:t>
             </w:r>
             <w:r>
+              <w:rPr>
+                <w:sz w:val="24"/>
+                <w:szCs w:val="24"/>
+              </w:rPr>
               <w:t>consisting of</w:t>
             </w:r>
             <w:r>
+              <w:rPr>
+                <w:sz w:val="24"/>
+                <w:szCs w:val="24"/>
+              </w:rPr>
               <w:t xml:space="preserve"> clear buttons and navigation tools should be implemented so as to ensure good User experience, FAQ sections should be updated with more commonly asked questions based on data analysis, Accessibility features should be implemented so as to ensure inclusivity. </w:t>
             </w:r>
           </w:p>
@@ -13376,6 +14341,8 @@
               <w:spacing w:line="256" w:lineRule="auto"/>
               <w:rPr>
                 <w:b/>
+                <w:sz w:val="24"/>
+                <w:szCs w:val="24"/>
               </w:rPr>
             </w:pPr>
           </w:p>
@@ -13441,11 +14408,15 @@
               <w:spacing w:line="256" w:lineRule="auto"/>
               <w:rPr>
                 <w:bCs/>
+                <w:sz w:val="24"/>
+                <w:szCs w:val="24"/>
               </w:rPr>
             </w:pPr>
             <w:r>
               <w:rPr>
                 <w:bCs/>
+                <w:sz w:val="24"/>
+                <w:szCs w:val="24"/>
               </w:rPr>
               <w:t xml:space="preserve">Low </w:t>
             </w:r>
@@ -13466,11 +14437,15 @@
               <w:spacing w:line="256" w:lineRule="auto"/>
               <w:rPr>
                 <w:bCs/>
+                <w:sz w:val="24"/>
+                <w:szCs w:val="24"/>
               </w:rPr>
             </w:pPr>
             <w:r>
               <w:rPr>
                 <w:bCs/>
+                <w:sz w:val="24"/>
+                <w:szCs w:val="24"/>
               </w:rPr>
               <w:t>Significant</w:t>
             </w:r>
@@ -13491,30 +14466,40 @@
               <w:spacing w:line="256" w:lineRule="auto"/>
               <w:rPr>
                 <w:bCs/>
+                <w:sz w:val="24"/>
+                <w:szCs w:val="24"/>
               </w:rPr>
             </w:pPr>
             <w:r>
               <w:rPr>
                 <w:bCs/>
-              </w:rPr>
-              <w:t xml:space="preserve">Provide a simple, mobile friendly dashboard which can be easily navigated by producers. Offer </w:t>
+                <w:sz w:val="24"/>
+                <w:szCs w:val="24"/>
+              </w:rPr>
+              <w:t xml:space="preserve">Provide a simple, mobile friendly dashboard which can be easily navigated by producers. Offer training sessions with famers and </w:t>
             </w:r>
             <w:r>
               <w:rPr>
                 <w:bCs/>
+                <w:sz w:val="24"/>
+                <w:szCs w:val="24"/>
               </w:rPr>
               <w:lastRenderedPageBreak/>
-              <w:t xml:space="preserve">training sessions with famers and provide tutorials on features either online or in-person and </w:t>
+              <w:t xml:space="preserve">provide tutorials on features either online or in-person and </w:t>
             </w:r>
             <w:r>
               <w:rPr>
                 <w:bCs/>
+                <w:sz w:val="24"/>
+                <w:szCs w:val="24"/>
               </w:rPr>
               <w:t xml:space="preserve">provide </w:t>
             </w:r>
             <w:r>
               <w:rPr>
                 <w:bCs/>
+                <w:sz w:val="24"/>
+                <w:szCs w:val="24"/>
               </w:rPr>
               <w:t>quick reference guides they can use.</w:t>
             </w:r>
@@ -13568,9 +14553,15 @@
               <w:spacing w:line="256" w:lineRule="auto"/>
               <w:rPr>
                 <w:bCs/>
-              </w:rPr>
-            </w:pPr>
-            <w:r>
+                <w:sz w:val="24"/>
+                <w:szCs w:val="24"/>
+              </w:rPr>
+            </w:pPr>
+            <w:r>
+              <w:rPr>
+                <w:sz w:val="24"/>
+                <w:szCs w:val="24"/>
+              </w:rPr>
               <w:t xml:space="preserve">High </w:t>
             </w:r>
           </w:p>
@@ -13590,9 +14581,15 @@
               <w:spacing w:line="256" w:lineRule="auto"/>
               <w:rPr>
                 <w:bCs/>
-              </w:rPr>
-            </w:pPr>
-            <w:r>
+                <w:sz w:val="24"/>
+                <w:szCs w:val="24"/>
+              </w:rPr>
+            </w:pPr>
+            <w:r>
+              <w:rPr>
+                <w:sz w:val="24"/>
+                <w:szCs w:val="24"/>
+              </w:rPr>
               <w:t xml:space="preserve">Significant </w:t>
             </w:r>
           </w:p>
@@ -13611,9 +14608,19 @@
             <w:pPr>
               <w:spacing w:line="256" w:lineRule="auto"/>
               <w:rPr>
-                <w:b/>
-              </w:rPr>
-            </w:pPr>
+                <w:bCs/>
+                <w:sz w:val="24"/>
+                <w:szCs w:val="24"/>
+              </w:rPr>
+            </w:pPr>
+            <w:r>
+              <w:rPr>
+                <w:bCs/>
+                <w:sz w:val="24"/>
+                <w:szCs w:val="24"/>
+              </w:rPr>
+              <w:t>Proactive customer service with clear communication channels is what must be done in order to mitigate this risk. It serves as a guide and a roadmap which shows GLH’s commitment to improvement. There must also be transparency when dealing with delays or issues. This builds trust and a community bond between producers and customers.</w:t>
+            </w:r>
           </w:p>
         </w:tc>
       </w:tr>
@@ -13663,9 +14670,15 @@
               <w:spacing w:line="256" w:lineRule="auto"/>
               <w:rPr>
                 <w:bCs/>
-              </w:rPr>
-            </w:pPr>
-            <w:r>
+                <w:sz w:val="24"/>
+                <w:szCs w:val="24"/>
+              </w:rPr>
+            </w:pPr>
+            <w:r>
+              <w:rPr>
+                <w:sz w:val="24"/>
+                <w:szCs w:val="24"/>
+              </w:rPr>
               <w:t xml:space="preserve">Moderate </w:t>
             </w:r>
           </w:p>
@@ -13685,9 +14698,15 @@
               <w:spacing w:line="256" w:lineRule="auto"/>
               <w:rPr>
                 <w:bCs/>
-              </w:rPr>
-            </w:pPr>
-            <w:r>
+                <w:sz w:val="24"/>
+                <w:szCs w:val="24"/>
+              </w:rPr>
+            </w:pPr>
+            <w:r>
+              <w:rPr>
+                <w:sz w:val="24"/>
+                <w:szCs w:val="24"/>
+              </w:rPr>
               <w:t xml:space="preserve">Significant </w:t>
             </w:r>
           </w:p>
@@ -13706,9 +14725,19 @@
             <w:pPr>
               <w:spacing w:line="256" w:lineRule="auto"/>
               <w:rPr>
-                <w:b/>
-              </w:rPr>
-            </w:pPr>
+                <w:bCs/>
+                <w:sz w:val="24"/>
+                <w:szCs w:val="24"/>
+              </w:rPr>
+            </w:pPr>
+            <w:r>
+              <w:rPr>
+                <w:bCs/>
+                <w:sz w:val="24"/>
+                <w:szCs w:val="24"/>
+              </w:rPr>
+              <w:t>Engage legal counsel early for GDPR, consumer rights, food safety regulations compliance etc. Cookie consent implementation, clear terms and conditions, privacy policy, and returns/refunds policy should also be made clear. Regular compliance reviews as regulations evolve.</w:t>
+            </w:r>
           </w:p>
         </w:tc>
       </w:tr>
@@ -13758,9 +14787,15 @@
               <w:spacing w:line="256" w:lineRule="auto"/>
               <w:rPr>
                 <w:bCs/>
-              </w:rPr>
-            </w:pPr>
-            <w:r>
+                <w:sz w:val="24"/>
+                <w:szCs w:val="24"/>
+              </w:rPr>
+            </w:pPr>
+            <w:r>
+              <w:rPr>
+                <w:sz w:val="24"/>
+                <w:szCs w:val="24"/>
+              </w:rPr>
               <w:t xml:space="preserve">Significant </w:t>
             </w:r>
           </w:p>
@@ -13780,9 +14815,15 @@
               <w:spacing w:line="256" w:lineRule="auto"/>
               <w:rPr>
                 <w:bCs/>
-              </w:rPr>
-            </w:pPr>
-            <w:r>
+                <w:sz w:val="24"/>
+                <w:szCs w:val="24"/>
+              </w:rPr>
+            </w:pPr>
+            <w:r>
+              <w:rPr>
+                <w:sz w:val="24"/>
+                <w:szCs w:val="24"/>
+              </w:rPr>
               <w:t>Moderate</w:t>
             </w:r>
           </w:p>
@@ -13801,9 +14842,59 @@
             <w:pPr>
               <w:spacing w:line="256" w:lineRule="auto"/>
               <w:rPr>
-                <w:b/>
-              </w:rPr>
-            </w:pPr>
+                <w:bCs/>
+                <w:sz w:val="24"/>
+                <w:szCs w:val="24"/>
+              </w:rPr>
+            </w:pPr>
+            <w:r>
+              <w:rPr>
+                <w:bCs/>
+                <w:sz w:val="24"/>
+                <w:szCs w:val="24"/>
+              </w:rPr>
+              <w:t xml:space="preserve">The key to mitigating this risk is to focus on unique selling points such as Local producer journeys and stories, community demand </w:t>
+            </w:r>
+            <w:r>
+              <w:rPr>
+                <w:bCs/>
+                <w:sz w:val="24"/>
+                <w:szCs w:val="24"/>
+              </w:rPr>
+              <w:t>etc. Build</w:t>
+            </w:r>
+            <w:r>
+              <w:rPr>
+                <w:bCs/>
+                <w:sz w:val="24"/>
+                <w:szCs w:val="24"/>
+              </w:rPr>
+              <w:t xml:space="preserve"> and develop a beneficial customer loyalty program to not only retain </w:t>
+            </w:r>
+            <w:r>
+              <w:rPr>
+                <w:bCs/>
+                <w:sz w:val="24"/>
+                <w:szCs w:val="24"/>
+              </w:rPr>
+              <w:t>loyal</w:t>
+            </w:r>
+            <w:r>
+              <w:rPr>
+                <w:bCs/>
+                <w:sz w:val="24"/>
+                <w:szCs w:val="24"/>
+              </w:rPr>
+              <w:t xml:space="preserve"> customers but to attract new on</w:t>
+            </w:r>
+            <w:r>
+              <w:rPr>
+                <w:bCs/>
+                <w:sz w:val="24"/>
+                <w:szCs w:val="24"/>
+              </w:rPr>
+              <w:t>es.</w:t>
+            </w:r>
           </w:p>
         </w:tc>
       </w:tr>
@@ -13820,7 +14911,7 @@
           <w:szCs w:val="30"/>
         </w:rPr>
       </w:pPr>
-      <w:bookmarkStart w:id="26" w:name="_Toc224032112"/>
+      <w:bookmarkStart w:id="29" w:name="_Toc224299690"/>
       <w:r>
         <w:rPr>
           <w:b/>
@@ -13830,7 +14921,7 @@
         </w:rPr>
         <w:t>Legal Considerations and Regulatory Requirements</w:t>
       </w:r>
-      <w:bookmarkEnd w:id="26"/>
+      <w:bookmarkEnd w:id="29"/>
       <w:r>
         <w:rPr>
           <w:b/>
@@ -13841,6 +14932,458 @@
         <w:t xml:space="preserve"> </w:t>
       </w:r>
     </w:p>
+    <w:tbl>
+      <w:tblPr>
+        <w:tblStyle w:val="TableGrid"/>
+        <w:tblW w:w="0" w:type="auto"/>
+        <w:tblLook w:val="04A0" w:firstRow="1" w:lastRow="0" w:firstColumn="1" w:lastColumn="0" w:noHBand="0" w:noVBand="1"/>
+      </w:tblPr>
+      <w:tblGrid>
+        <w:gridCol w:w="4508"/>
+        <w:gridCol w:w="4508"/>
+      </w:tblGrid>
+      <w:tr>
+        <w:tc>
+          <w:tcPr>
+            <w:tcW w:w="4508" w:type="dxa"/>
+          </w:tcPr>
+          <w:p>
+            <w:pPr>
+              <w:rPr>
+                <w:b/>
+                <w:bCs/>
+                <w:i/>
+                <w:iCs/>
+                <w:sz w:val="24"/>
+                <w:szCs w:val="24"/>
+              </w:rPr>
+            </w:pPr>
+            <w:r>
+              <w:rPr>
+                <w:b/>
+                <w:bCs/>
+                <w:i/>
+                <w:iCs/>
+                <w:sz w:val="24"/>
+                <w:szCs w:val="24"/>
+              </w:rPr>
+              <w:t>Legal Guideline Consideration</w:t>
+            </w:r>
+          </w:p>
+        </w:tc>
+        <w:tc>
+          <w:tcPr>
+            <w:tcW w:w="4508" w:type="dxa"/>
+          </w:tcPr>
+          <w:p>
+            <w:pPr>
+              <w:rPr>
+                <w:b/>
+                <w:bCs/>
+                <w:i/>
+                <w:iCs/>
+                <w:sz w:val="24"/>
+                <w:szCs w:val="24"/>
+              </w:rPr>
+            </w:pPr>
+            <w:r>
+              <w:rPr>
+                <w:b/>
+                <w:bCs/>
+                <w:i/>
+                <w:iCs/>
+                <w:sz w:val="24"/>
+                <w:szCs w:val="24"/>
+              </w:rPr>
+              <w:t xml:space="preserve">Application </w:t>
+            </w:r>
+          </w:p>
+        </w:tc>
+      </w:tr>
+      <w:tr>
+        <w:tc>
+          <w:tcPr>
+            <w:tcW w:w="4508" w:type="dxa"/>
+          </w:tcPr>
+          <w:p>
+            <w:pPr>
+              <w:rPr>
+                <w:sz w:val="24"/>
+                <w:szCs w:val="24"/>
+              </w:rPr>
+            </w:pPr>
+            <w:r>
+              <w:rPr>
+                <w:sz w:val="24"/>
+                <w:szCs w:val="24"/>
+              </w:rPr>
+              <w:t>General Data Protection Regulation (GDPR)</w:t>
+            </w:r>
+          </w:p>
+        </w:tc>
+        <w:tc>
+          <w:tcPr>
+            <w:tcW w:w="4508" w:type="dxa"/>
+          </w:tcPr>
+          <w:p>
+            <w:pPr>
+              <w:rPr>
+                <w:sz w:val="24"/>
+                <w:szCs w:val="24"/>
+              </w:rPr>
+            </w:pPr>
+            <w:r>
+              <w:rPr>
+                <w:sz w:val="24"/>
+                <w:szCs w:val="24"/>
+              </w:rPr>
+              <w:t xml:space="preserve">This focuses on how personal data is processed. </w:t>
+            </w:r>
+            <w:r>
+              <w:rPr>
+                <w:sz w:val="24"/>
+                <w:szCs w:val="24"/>
+              </w:rPr>
+              <w:t xml:space="preserve">To comply with this, Greenfield </w:t>
+            </w:r>
+            <w:r>
+              <w:rPr>
+                <w:sz w:val="24"/>
+                <w:szCs w:val="24"/>
+              </w:rPr>
+              <w:lastRenderedPageBreak/>
+              <w:t xml:space="preserve">Local </w:t>
+            </w:r>
+            <w:r>
+              <w:rPr>
+                <w:sz w:val="24"/>
+                <w:szCs w:val="24"/>
+              </w:rPr>
+              <w:t>Hub must ensure that user consent is obtained before collecting personal data</w:t>
+            </w:r>
+            <w:r>
+              <w:rPr>
+                <w:sz w:val="24"/>
+                <w:szCs w:val="24"/>
+              </w:rPr>
+              <w:t xml:space="preserve"> i.e., via the use of cookie consent banners</w:t>
+            </w:r>
+            <w:r>
+              <w:rPr>
+                <w:sz w:val="24"/>
+                <w:szCs w:val="24"/>
+              </w:rPr>
+              <w:t xml:space="preserve"> and a </w:t>
+            </w:r>
+            <w:r>
+              <w:rPr>
+                <w:b/>
+                <w:bCs/>
+                <w:sz w:val="24"/>
+                <w:szCs w:val="24"/>
+              </w:rPr>
+              <w:t>CLEAR PRIVACY</w:t>
+            </w:r>
+            <w:r>
+              <w:rPr>
+                <w:sz w:val="24"/>
+                <w:szCs w:val="24"/>
+              </w:rPr>
+              <w:t xml:space="preserve"> </w:t>
+            </w:r>
+            <w:r>
+              <w:rPr>
+                <w:b/>
+                <w:bCs/>
+                <w:sz w:val="24"/>
+                <w:szCs w:val="24"/>
+              </w:rPr>
+              <w:t xml:space="preserve">POLICY </w:t>
+            </w:r>
+            <w:r>
+              <w:rPr>
+                <w:sz w:val="24"/>
+                <w:szCs w:val="24"/>
+              </w:rPr>
+              <w:t xml:space="preserve">page is provided which explains how their data is used. They must also ensure that </w:t>
+            </w:r>
+            <w:r>
+              <w:rPr>
+                <w:sz w:val="24"/>
+                <w:szCs w:val="24"/>
+              </w:rPr>
+              <w:t>personal data is stored securely and only for necessary periods as well as inform users on their user rights.</w:t>
+            </w:r>
+          </w:p>
+        </w:tc>
+      </w:tr>
+      <w:tr>
+        <w:tc>
+          <w:tcPr>
+            <w:tcW w:w="4508" w:type="dxa"/>
+          </w:tcPr>
+          <w:p>
+            <w:pPr>
+              <w:rPr>
+                <w:sz w:val="24"/>
+                <w:szCs w:val="24"/>
+              </w:rPr>
+            </w:pPr>
+            <w:r>
+              <w:rPr>
+                <w:sz w:val="24"/>
+                <w:szCs w:val="24"/>
+              </w:rPr>
+              <w:lastRenderedPageBreak/>
+              <w:t>Computer Misuse Act 1990</w:t>
+            </w:r>
+          </w:p>
+        </w:tc>
+        <w:tc>
+          <w:tcPr>
+            <w:tcW w:w="4508" w:type="dxa"/>
+          </w:tcPr>
+          <w:p>
+            <w:pPr>
+              <w:rPr>
+                <w:sz w:val="24"/>
+                <w:szCs w:val="24"/>
+              </w:rPr>
+            </w:pPr>
+            <w:r>
+              <w:rPr>
+                <w:sz w:val="24"/>
+                <w:szCs w:val="24"/>
+              </w:rPr>
+              <w:t xml:space="preserve">This law protects systems from unauthorised access, hacking and cybercrime. To comply with this law, GLH would have to implement security measures which would prevent issues like Unauthorised access, Data theft, System sabotage and misuse etc. </w:t>
+            </w:r>
+            <w:r>
+              <w:rPr>
+                <w:sz w:val="24"/>
+                <w:szCs w:val="24"/>
+              </w:rPr>
+              <w:t>Security</w:t>
+            </w:r>
+            <w:r>
+              <w:rPr>
+                <w:sz w:val="24"/>
+                <w:szCs w:val="24"/>
+              </w:rPr>
+              <w:t xml:space="preserve"> measures such as passwords </w:t>
+            </w:r>
+            <w:r>
+              <w:rPr>
+                <w:sz w:val="24"/>
+                <w:szCs w:val="24"/>
+              </w:rPr>
+              <w:t>hashing, Role-based access and HTTPS encryption can be put in place.</w:t>
+            </w:r>
+          </w:p>
+        </w:tc>
+      </w:tr>
+      <w:tr>
+        <w:tc>
+          <w:tcPr>
+            <w:tcW w:w="4508" w:type="dxa"/>
+          </w:tcPr>
+          <w:p>
+            <w:pPr>
+              <w:rPr>
+                <w:sz w:val="24"/>
+                <w:szCs w:val="24"/>
+              </w:rPr>
+            </w:pPr>
+            <w:r>
+              <w:rPr>
+                <w:sz w:val="24"/>
+                <w:szCs w:val="24"/>
+              </w:rPr>
+              <w:t>Food Safety Act</w:t>
+            </w:r>
+            <w:r>
+              <w:rPr>
+                <w:sz w:val="24"/>
+                <w:szCs w:val="24"/>
+              </w:rPr>
+              <w:t xml:space="preserve"> 1990</w:t>
+            </w:r>
+          </w:p>
+        </w:tc>
+        <w:tc>
+          <w:tcPr>
+            <w:tcW w:w="4508" w:type="dxa"/>
+          </w:tcPr>
+          <w:p>
+            <w:pPr>
+              <w:rPr>
+                <w:sz w:val="24"/>
+                <w:szCs w:val="24"/>
+              </w:rPr>
+            </w:pPr>
+            <w:r>
+              <w:rPr>
+                <w:sz w:val="24"/>
+                <w:szCs w:val="24"/>
+              </w:rPr>
+              <w:t xml:space="preserve">This ensures that food sold to customers is safe to eat and accurately described as advertised. To comply with this regulation, GLH producers must make sure that </w:t>
+            </w:r>
+            <w:r>
+              <w:rPr>
+                <w:b/>
+                <w:bCs/>
+                <w:sz w:val="24"/>
+                <w:szCs w:val="24"/>
+              </w:rPr>
+              <w:t>ALL</w:t>
+            </w:r>
+            <w:r>
+              <w:rPr>
+                <w:sz w:val="24"/>
+                <w:szCs w:val="24"/>
+              </w:rPr>
+              <w:t xml:space="preserve"> food products are safe for consumption, food products which are rotten, spoiled or unfit for human consumption are not distributed, and product descriptions must accurately represent the food being sold </w:t>
+            </w:r>
+          </w:p>
+        </w:tc>
+      </w:tr>
+      <w:tr>
+        <w:tc>
+          <w:tcPr>
+            <w:tcW w:w="4508" w:type="dxa"/>
+          </w:tcPr>
+          <w:p>
+            <w:pPr>
+              <w:rPr>
+                <w:sz w:val="24"/>
+                <w:szCs w:val="24"/>
+              </w:rPr>
+            </w:pPr>
+            <w:r>
+              <w:rPr>
+                <w:sz w:val="24"/>
+                <w:szCs w:val="24"/>
+              </w:rPr>
+              <w:t>Data Protection Act (DPA)2018</w:t>
+            </w:r>
+          </w:p>
+        </w:tc>
+        <w:tc>
+          <w:tcPr>
+            <w:tcW w:w="4508" w:type="dxa"/>
+          </w:tcPr>
+          <w:p>
+            <w:pPr>
+              <w:rPr>
+                <w:sz w:val="24"/>
+                <w:szCs w:val="24"/>
+              </w:rPr>
+            </w:pPr>
+            <w:r>
+              <w:rPr>
+                <w:sz w:val="24"/>
+                <w:szCs w:val="24"/>
+              </w:rPr>
+              <w:t xml:space="preserve">Greenfield Local Hub collects and stores personal information such as Email, Delivery address, Names and so on. To comply with this regulation, GLH must; Only collect data that is necessary for the service, store personal data securely, allow users access, edit or delete their personal information, and most certainly </w:t>
+            </w:r>
+            <w:r>
+              <w:rPr>
+                <w:b/>
+                <w:bCs/>
+                <w:sz w:val="24"/>
+                <w:szCs w:val="24"/>
+              </w:rPr>
+              <w:t>NOT</w:t>
+            </w:r>
+            <w:r>
+              <w:rPr>
+                <w:sz w:val="24"/>
+                <w:szCs w:val="24"/>
+              </w:rPr>
+              <w:t xml:space="preserve"> share personal data with any third parties without consent. Failure to do so results in significant financial penalties </w:t>
+            </w:r>
+            <w:r>
+              <w:rPr>
+                <w:sz w:val="24"/>
+                <w:szCs w:val="24"/>
+              </w:rPr>
+              <w:t>and reputation damage.</w:t>
+            </w:r>
+          </w:p>
+        </w:tc>
+      </w:tr>
+      <w:tr>
+        <w:tc>
+          <w:tcPr>
+            <w:tcW w:w="4508" w:type="dxa"/>
+          </w:tcPr>
+          <w:p>
+            <w:pPr>
+              <w:rPr>
+                <w:sz w:val="24"/>
+                <w:szCs w:val="24"/>
+              </w:rPr>
+            </w:pPr>
+            <w:r>
+              <w:rPr>
+                <w:sz w:val="24"/>
+                <w:szCs w:val="24"/>
+              </w:rPr>
+              <w:t>Equality Act 2010</w:t>
+            </w:r>
+          </w:p>
+        </w:tc>
+        <w:tc>
+          <w:tcPr>
+            <w:tcW w:w="4508" w:type="dxa"/>
+          </w:tcPr>
+          <w:p>
+            <w:pPr>
+              <w:rPr>
+                <w:sz w:val="24"/>
+                <w:szCs w:val="24"/>
+              </w:rPr>
+            </w:pPr>
+            <w:r>
+              <w:rPr>
+                <w:sz w:val="24"/>
+                <w:szCs w:val="24"/>
+              </w:rPr>
+              <w:t xml:space="preserve">This Act ensures that organisations create systems and offers services which are accessible to all and non-discriminatory. GLH’s system must consider users with disabilities and create features which assist them in using the system. Features like adjustable text sizes, Text-to-speech, High </w:t>
+            </w:r>
+            <w:r>
+              <w:rPr>
+                <w:sz w:val="24"/>
+                <w:szCs w:val="24"/>
+              </w:rPr>
+              <w:lastRenderedPageBreak/>
+              <w:t xml:space="preserve">Contrast settings, keyboard navigation etc. All these features align with the </w:t>
+            </w:r>
+            <w:r>
+              <w:rPr>
+                <w:sz w:val="24"/>
+                <w:szCs w:val="24"/>
+              </w:rPr>
+              <w:t>WCAG 2.1 Level AA standards</w:t>
+            </w:r>
+            <w:r>
+              <w:rPr>
+                <w:sz w:val="24"/>
+                <w:szCs w:val="24"/>
+              </w:rPr>
+              <w:t xml:space="preserve"> </w:t>
+            </w:r>
+            <w:r>
+              <w:rPr>
+                <w:sz w:val="24"/>
+                <w:szCs w:val="24"/>
+              </w:rPr>
+              <w:t>ensuring equal access to the platform.</w:t>
+            </w:r>
+          </w:p>
+        </w:tc>
+      </w:tr>
+    </w:tbl>
+    <w:p/>
     <w:p>
       <w:pPr>
         <w:pStyle w:val="Heading1"/>
@@ -13851,7 +15394,7 @@
           <w:szCs w:val="30"/>
         </w:rPr>
       </w:pPr>
-      <w:bookmarkStart w:id="27" w:name="_Toc224032113"/>
+      <w:bookmarkStart w:id="30" w:name="_Toc224299691"/>
       <w:r>
         <w:rPr>
           <w:b/>
@@ -13861,7 +15404,7 @@
         </w:rPr>
         <w:t>UI Considerations</w:t>
       </w:r>
-      <w:bookmarkEnd w:id="27"/>
+      <w:bookmarkEnd w:id="30"/>
       <w:r>
         <w:rPr>
           <w:b/>
@@ -13870,6 +15413,63 @@
           <w:szCs w:val="30"/>
         </w:rPr>
         <w:t xml:space="preserve">  </w:t>
+      </w:r>
+    </w:p>
+    <w:p>
+      <w:pPr>
+        <w:rPr>
+          <w:sz w:val="24"/>
+          <w:szCs w:val="24"/>
+        </w:rPr>
+      </w:pPr>
+      <w:r>
+        <w:rPr>
+          <w:sz w:val="24"/>
+          <w:szCs w:val="24"/>
+        </w:rPr>
+        <w:t xml:space="preserve">The user interface of Greenfield Local Hub (GLH)’s system should be designed to ensure that users from all background, age, technological capability, etc are able to easily navigate the platform and perform tasks like browsing products, placing orders, managing stock etc.  Clear navigation menus and a structured layout should be implemented so that users can have quick access to all available pages e.g., Products &gt;Shopping Cart&gt;Account </w:t>
+      </w:r>
+      <w:r>
+        <w:rPr>
+          <w:sz w:val="24"/>
+          <w:szCs w:val="24"/>
+        </w:rPr>
+        <w:t>Dashboard</w:t>
+      </w:r>
+      <w:r>
+        <w:rPr>
+          <w:sz w:val="24"/>
+          <w:szCs w:val="24"/>
+        </w:rPr>
+        <w:t>&gt;</w:t>
+      </w:r>
+      <w:r>
+        <w:rPr>
+          <w:sz w:val="24"/>
+          <w:szCs w:val="24"/>
+        </w:rPr>
+        <w:t>Loyalty Rewards. The system would also adapt standard UI elements e.g., buttons, forms, drop down menus etc. There should also be a consistent use of fonts, colours, icons and button styles so as to make the system professional looking as well as ensure ease of use since users can easily recognise functions. The interface should include accessibility features so that the platform can be used by a large range of users and it should also adapt a responsive design which would be appealing to users</w:t>
+      </w:r>
+      <w:r>
+        <w:rPr>
+          <w:sz w:val="24"/>
+          <w:szCs w:val="24"/>
+        </w:rPr>
+        <w:t xml:space="preserve">, </w:t>
+      </w:r>
+      <w:r>
+        <w:rPr>
+          <w:sz w:val="24"/>
+          <w:szCs w:val="24"/>
+        </w:rPr>
+        <w:t>easy on the eyes</w:t>
+      </w:r>
+      <w:r>
+        <w:rPr>
+          <w:sz w:val="24"/>
+          <w:szCs w:val="24"/>
+        </w:rPr>
+        <w:t xml:space="preserve"> and adaptable to any device either mobile or desktop.</w:t>
       </w:r>
     </w:p>
     <w:sectPr>
@@ -16370,6 +17970,19 @@
       <w:sz w:val="24"/>
       <w:szCs w:val="24"/>
     </w:rPr>
+  </w:style>
+  <w:style w:type="paragraph" w:styleId="TOC3">
+    <w:name w:val="toc 3"/>
+    <w:basedOn w:val="Normal"/>
+    <w:next w:val="Normal"/>
+    <w:autoRedefine/>
+    <w:uiPriority w:val="39"/>
+    <w:unhideWhenUsed/>
+    <w:rsid w:val="00882349"/>
+    <w:pPr>
+      <w:spacing w:after="100"/>
+      <w:ind w:left="440"/>
+    </w:pPr>
   </w:style>
 </w:styles>
 </file>
